--- a/Final Report Documentation/25-26 Project Final Report.docx
+++ b/Final Report Documentation/25-26 Project Final Report.docx
@@ -285,7 +285,7 @@
           <w:sz w:val="40"/>
           <w:szCs w:val="40"/>
         </w:rPr>
-        <w:t>[Project Title Here]</w:t>
+        <w:t>New Ways to Play: A Study in Alternative Game Controllers</w:t>
       </w:r>
     </w:p>
     <w:p>
@@ -457,7 +457,15 @@
           <w:sz w:val="32"/>
           <w:szCs w:val="32"/>
         </w:rPr>
-        <w:t xml:space="preserve"> [Your Name]</w:t>
+        <w:t xml:space="preserve"> </w:t>
+      </w:r>
+      <w:r>
+        <w:rPr>
+          <w:rFonts w:ascii="Arial" w:hAnsi="Arial" w:cs="Arial"/>
+          <w:sz w:val="32"/>
+          <w:szCs w:val="32"/>
+        </w:rPr>
+        <w:t>Zorik Rostam</w:t>
       </w:r>
     </w:p>
     <w:p>
@@ -484,7 +492,15 @@
           <w:sz w:val="32"/>
           <w:szCs w:val="32"/>
         </w:rPr>
-        <w:t xml:space="preserve"> [Your ID Number]</w:t>
+        <w:t xml:space="preserve"> </w:t>
+      </w:r>
+      <w:r>
+        <w:rPr>
+          <w:rFonts w:ascii="Arial" w:hAnsi="Arial" w:cs="Arial"/>
+          <w:sz w:val="32"/>
+          <w:szCs w:val="32"/>
+        </w:rPr>
+        <w:t>23149743</w:t>
       </w:r>
     </w:p>
     <w:p>
@@ -511,7 +527,25 @@
           <w:sz w:val="32"/>
           <w:szCs w:val="32"/>
         </w:rPr>
-        <w:t xml:space="preserve"> [Your Course Title]</w:t>
+        <w:t xml:space="preserve"> </w:t>
+      </w:r>
+      <w:proofErr w:type="spellStart"/>
+      <w:r>
+        <w:rPr>
+          <w:rFonts w:ascii="Arial" w:hAnsi="Arial" w:cs="Arial"/>
+          <w:sz w:val="32"/>
+          <w:szCs w:val="32"/>
+        </w:rPr>
+        <w:t>Bsc</w:t>
+      </w:r>
+      <w:proofErr w:type="spellEnd"/>
+      <w:r>
+        <w:rPr>
+          <w:rFonts w:ascii="Arial" w:hAnsi="Arial" w:cs="Arial"/>
+          <w:sz w:val="32"/>
+          <w:szCs w:val="32"/>
+        </w:rPr>
+        <w:t xml:space="preserve"> (hons) Computer Game Technology</w:t>
       </w:r>
     </w:p>
     <w:p>
@@ -538,7 +572,15 @@
           <w:sz w:val="32"/>
           <w:szCs w:val="32"/>
         </w:rPr>
-        <w:t xml:space="preserve"> [Your Supervisor's Name]</w:t>
+        <w:t xml:space="preserve"> </w:t>
+      </w:r>
+      <w:r>
+        <w:rPr>
+          <w:rFonts w:ascii="Arial" w:hAnsi="Arial" w:cs="Arial"/>
+          <w:sz w:val="32"/>
+          <w:szCs w:val="32"/>
+        </w:rPr>
+        <w:t>Richard Davies</w:t>
       </w:r>
     </w:p>
     <w:p>
@@ -565,7 +607,32 @@
           <w:sz w:val="32"/>
           <w:szCs w:val="32"/>
         </w:rPr>
-        <w:t xml:space="preserve"> [Date of Submission]</w:t>
+        <w:t xml:space="preserve"> </w:t>
+      </w:r>
+      <w:r>
+        <w:rPr>
+          <w:rFonts w:ascii="Arial" w:hAnsi="Arial" w:cs="Arial"/>
+          <w:sz w:val="32"/>
+          <w:szCs w:val="32"/>
+        </w:rPr>
+        <w:t>5</w:t>
+      </w:r>
+      <w:r>
+        <w:rPr>
+          <w:rFonts w:ascii="Arial" w:hAnsi="Arial" w:cs="Arial"/>
+          <w:sz w:val="32"/>
+          <w:szCs w:val="32"/>
+          <w:vertAlign w:val="superscript"/>
+        </w:rPr>
+        <w:t>th</w:t>
+      </w:r>
+      <w:r>
+        <w:rPr>
+          <w:rFonts w:ascii="Arial" w:hAnsi="Arial" w:cs="Arial"/>
+          <w:sz w:val="32"/>
+          <w:szCs w:val="32"/>
+        </w:rPr>
+        <w:t xml:space="preserve"> May 2026</w:t>
       </w:r>
     </w:p>
     <w:p>
@@ -613,8 +680,98 @@
           <w:sz w:val="22"/>
           <w:szCs w:val="22"/>
         </w:rPr>
-        <w:lastRenderedPageBreak/>
         <w:t>Abstract</w:t>
+      </w:r>
+    </w:p>
+    <w:p>
+      <w:pPr>
+        <w:rPr>
+          <w:rFonts w:ascii="Arial" w:hAnsi="Arial" w:cs="Arial"/>
+          <w:sz w:val="22"/>
+          <w:szCs w:val="22"/>
+        </w:rPr>
+      </w:pPr>
+      <w:r>
+        <w:rPr>
+          <w:rFonts w:ascii="Arial" w:hAnsi="Arial" w:cs="Arial"/>
+          <w:sz w:val="22"/>
+          <w:szCs w:val="22"/>
+        </w:rPr>
+        <w:t xml:space="preserve">The project will be to study alternative game controllers which can shape player experience, immersion and accessibility. Modern controllers such as the PlayStation and Xbox gamepads which have the standard joystick, D-pad and 4 buttons remain the dominant design; however, technology has advanced and companies in the past and future are now developing </w:t>
+      </w:r>
+      <w:r>
+        <w:rPr>
+          <w:rFonts w:ascii="Arial" w:hAnsi="Arial" w:cs="Arial"/>
+          <w:sz w:val="22"/>
+          <w:szCs w:val="22"/>
+        </w:rPr>
+        <w:t xml:space="preserve">new forms of gaming </w:t>
+      </w:r>
+      <w:r>
+        <w:rPr>
+          <w:rFonts w:ascii="Arial" w:hAnsi="Arial" w:cs="Arial"/>
+          <w:sz w:val="22"/>
+          <w:szCs w:val="22"/>
+        </w:rPr>
+        <w:t xml:space="preserve">that can give players a new way to </w:t>
+      </w:r>
+      <w:r>
+        <w:rPr>
+          <w:rFonts w:ascii="Arial" w:hAnsi="Arial" w:cs="Arial"/>
+          <w:sz w:val="22"/>
+          <w:szCs w:val="22"/>
+        </w:rPr>
+        <w:t>experience and immerse themselves</w:t>
+      </w:r>
+      <w:r>
+        <w:rPr>
+          <w:rFonts w:ascii="Arial" w:hAnsi="Arial" w:cs="Arial"/>
+          <w:sz w:val="22"/>
+          <w:szCs w:val="22"/>
+        </w:rPr>
+        <w:t xml:space="preserve"> such as motion-based controllers that offer new opportunities for both developers and players. This study explores the development of a custom Pi Pico-based motion controller alongside a Unity-based game that is mainly developed to evaluate how the hardware-software design can influence gameplay experience.</w:t>
+      </w:r>
+    </w:p>
+    <w:p>
+      <w:pPr>
+        <w:rPr>
+          <w:rFonts w:ascii="Arial" w:hAnsi="Arial" w:cs="Arial"/>
+          <w:sz w:val="22"/>
+          <w:szCs w:val="22"/>
+        </w:rPr>
+      </w:pPr>
+      <w:r>
+        <w:rPr>
+          <w:rFonts w:ascii="Arial" w:hAnsi="Arial" w:cs="Arial"/>
+          <w:sz w:val="22"/>
+          <w:szCs w:val="22"/>
+        </w:rPr>
+        <w:t>The project</w:t>
+      </w:r>
+      <w:r>
+        <w:rPr>
+          <w:rFonts w:ascii="Arial" w:hAnsi="Arial" w:cs="Arial"/>
+          <w:sz w:val="22"/>
+          <w:szCs w:val="22"/>
+        </w:rPr>
+        <w:t xml:space="preserve"> will adapt a hardware-software prototype along with detailed user testing. Which will collect detailed data by using surveys, information sheets and in person tests with permission. The data collected from the users will be anonymised and will collect data purely on the performance of the controller in terms of input accuracy, responsiveness and user feedback on immersion and usability.</w:t>
+      </w:r>
+    </w:p>
+    <w:p>
+      <w:pPr>
+        <w:rPr>
+          <w:rFonts w:ascii="Arial" w:hAnsi="Arial" w:cs="Arial"/>
+          <w:sz w:val="22"/>
+          <w:szCs w:val="22"/>
+        </w:rPr>
+      </w:pPr>
+      <w:r>
+        <w:rPr>
+          <w:rFonts w:ascii="Arial" w:hAnsi="Arial" w:cs="Arial"/>
+          <w:sz w:val="22"/>
+          <w:szCs w:val="22"/>
+        </w:rPr>
+        <w:t>This research is to understand alternative game controllers by highlighting key factors like experience, immersion as well as the importance of accessibility, sustainability, and user-friendly experience. It will demonstrate that alternative input systems are most effective when it is purely designed specifically for a game or software where it will excel.</w:t>
       </w:r>
     </w:p>
     <w:p>
@@ -627,7 +784,2235 @@
           <w:szCs w:val="22"/>
         </w:rPr>
       </w:pPr>
-      <w:r>
+    </w:p>
+    <w:sdt>
+      <w:sdtPr>
+        <w:id w:val="-748265660"/>
+        <w:docPartObj>
+          <w:docPartGallery w:val="Table of Contents"/>
+          <w:docPartUnique/>
+        </w:docPartObj>
+      </w:sdtPr>
+      <w:sdtEndPr>
+        <w:rPr>
+          <w:rFonts w:asciiTheme="minorHAnsi" w:eastAsiaTheme="minorHAnsi" w:hAnsiTheme="minorHAnsi" w:cstheme="minorBidi"/>
+          <w:b/>
+          <w:bCs/>
+          <w:noProof/>
+          <w:color w:val="auto"/>
+          <w:kern w:val="2"/>
+          <w:sz w:val="24"/>
+          <w:szCs w:val="24"/>
+          <w:lang w:val="en-GB"/>
+          <w14:ligatures w14:val="standardContextual"/>
+        </w:rPr>
+      </w:sdtEndPr>
+      <w:sdtContent>
+        <w:p>
+          <w:pPr>
+            <w:pStyle w:val="TOCHeading"/>
+            <w:ind w:left="720" w:hanging="720"/>
+          </w:pPr>
+          <w:r>
+            <w:t>Table of Contents</w:t>
+          </w:r>
+        </w:p>
+        <w:p>
+          <w:pPr>
+            <w:pStyle w:val="TOC1"/>
+            <w:tabs>
+              <w:tab w:val="right" w:leader="dot" w:pos="8611"/>
+            </w:tabs>
+            <w:rPr>
+              <w:rFonts w:eastAsiaTheme="minorEastAsia"/>
+              <w:noProof/>
+              <w:lang w:eastAsia="en-GB"/>
+            </w:rPr>
+          </w:pPr>
+          <w:r>
+            <w:fldChar w:fldCharType="begin"/>
+          </w:r>
+          <w:r>
+            <w:instrText xml:space="preserve"> TOC \o "1-3" \h \z \u </w:instrText>
+          </w:r>
+          <w:r>
+            <w:fldChar w:fldCharType="separate"/>
+          </w:r>
+          <w:hyperlink w:anchor="_Toc228105533" w:history="1">
+            <w:r>
+              <w:rPr>
+                <w:rStyle w:val="Hyperlink"/>
+                <w:noProof/>
+              </w:rPr>
+              <w:t>1.0 Introduction and Context</w:t>
+            </w:r>
+            <w:r>
+              <w:rPr>
+                <w:noProof/>
+                <w:webHidden/>
+              </w:rPr>
+              <w:tab/>
+            </w:r>
+            <w:r>
+              <w:rPr>
+                <w:noProof/>
+                <w:webHidden/>
+              </w:rPr>
+              <w:fldChar w:fldCharType="begin"/>
+            </w:r>
+            <w:r>
+              <w:rPr>
+                <w:noProof/>
+                <w:webHidden/>
+              </w:rPr>
+              <w:instrText xml:space="preserve"> PAGEREF _Toc228105533 \h </w:instrText>
+            </w:r>
+            <w:r>
+              <w:rPr>
+                <w:noProof/>
+                <w:webHidden/>
+              </w:rPr>
+            </w:r>
+            <w:r>
+              <w:rPr>
+                <w:noProof/>
+                <w:webHidden/>
+              </w:rPr>
+              <w:fldChar w:fldCharType="separate"/>
+            </w:r>
+            <w:r>
+              <w:rPr>
+                <w:noProof/>
+                <w:webHidden/>
+              </w:rPr>
+              <w:t>4</w:t>
+            </w:r>
+            <w:r>
+              <w:rPr>
+                <w:noProof/>
+                <w:webHidden/>
+              </w:rPr>
+              <w:fldChar w:fldCharType="end"/>
+            </w:r>
+          </w:hyperlink>
+        </w:p>
+        <w:p>
+          <w:pPr>
+            <w:pStyle w:val="TOC1"/>
+            <w:tabs>
+              <w:tab w:val="right" w:leader="dot" w:pos="8611"/>
+            </w:tabs>
+            <w:rPr>
+              <w:rFonts w:eastAsiaTheme="minorEastAsia"/>
+              <w:noProof/>
+              <w:lang w:eastAsia="en-GB"/>
+            </w:rPr>
+          </w:pPr>
+          <w:hyperlink w:anchor="_Toc228105534" w:history="1">
+            <w:r>
+              <w:rPr>
+                <w:rStyle w:val="Hyperlink"/>
+                <w:noProof/>
+              </w:rPr>
+              <w:t>1.1 Problem Statement</w:t>
+            </w:r>
+            <w:r>
+              <w:rPr>
+                <w:noProof/>
+                <w:webHidden/>
+              </w:rPr>
+              <w:tab/>
+            </w:r>
+            <w:r>
+              <w:rPr>
+                <w:noProof/>
+                <w:webHidden/>
+              </w:rPr>
+              <w:fldChar w:fldCharType="begin"/>
+            </w:r>
+            <w:r>
+              <w:rPr>
+                <w:noProof/>
+                <w:webHidden/>
+              </w:rPr>
+              <w:instrText xml:space="preserve"> PAGEREF _Toc228105534 \h </w:instrText>
+            </w:r>
+            <w:r>
+              <w:rPr>
+                <w:noProof/>
+                <w:webHidden/>
+              </w:rPr>
+            </w:r>
+            <w:r>
+              <w:rPr>
+                <w:noProof/>
+                <w:webHidden/>
+              </w:rPr>
+              <w:fldChar w:fldCharType="separate"/>
+            </w:r>
+            <w:r>
+              <w:rPr>
+                <w:noProof/>
+                <w:webHidden/>
+              </w:rPr>
+              <w:t>4</w:t>
+            </w:r>
+            <w:r>
+              <w:rPr>
+                <w:noProof/>
+                <w:webHidden/>
+              </w:rPr>
+              <w:fldChar w:fldCharType="end"/>
+            </w:r>
+          </w:hyperlink>
+        </w:p>
+        <w:p>
+          <w:pPr>
+            <w:pStyle w:val="TOC1"/>
+            <w:tabs>
+              <w:tab w:val="right" w:leader="dot" w:pos="8611"/>
+            </w:tabs>
+            <w:rPr>
+              <w:rFonts w:eastAsiaTheme="minorEastAsia"/>
+              <w:noProof/>
+              <w:lang w:eastAsia="en-GB"/>
+            </w:rPr>
+          </w:pPr>
+          <w:hyperlink w:anchor="_Toc228105535" w:history="1">
+            <w:r>
+              <w:rPr>
+                <w:rStyle w:val="Hyperlink"/>
+                <w:noProof/>
+              </w:rPr>
+              <w:t>2.0 Review of Existing Knowledge</w:t>
+            </w:r>
+            <w:r>
+              <w:rPr>
+                <w:noProof/>
+                <w:webHidden/>
+              </w:rPr>
+              <w:tab/>
+            </w:r>
+            <w:r>
+              <w:rPr>
+                <w:noProof/>
+                <w:webHidden/>
+              </w:rPr>
+              <w:fldChar w:fldCharType="begin"/>
+            </w:r>
+            <w:r>
+              <w:rPr>
+                <w:noProof/>
+                <w:webHidden/>
+              </w:rPr>
+              <w:instrText xml:space="preserve"> PAGEREF _Toc228105535 \h </w:instrText>
+            </w:r>
+            <w:r>
+              <w:rPr>
+                <w:noProof/>
+                <w:webHidden/>
+              </w:rPr>
+            </w:r>
+            <w:r>
+              <w:rPr>
+                <w:noProof/>
+                <w:webHidden/>
+              </w:rPr>
+              <w:fldChar w:fldCharType="separate"/>
+            </w:r>
+            <w:r>
+              <w:rPr>
+                <w:noProof/>
+                <w:webHidden/>
+              </w:rPr>
+              <w:t>5</w:t>
+            </w:r>
+            <w:r>
+              <w:rPr>
+                <w:noProof/>
+                <w:webHidden/>
+              </w:rPr>
+              <w:fldChar w:fldCharType="end"/>
+            </w:r>
+          </w:hyperlink>
+        </w:p>
+        <w:p>
+          <w:pPr>
+            <w:pStyle w:val="TOC2"/>
+            <w:tabs>
+              <w:tab w:val="right" w:leader="dot" w:pos="8611"/>
+            </w:tabs>
+            <w:rPr>
+              <w:rFonts w:eastAsiaTheme="minorEastAsia"/>
+              <w:noProof/>
+              <w:lang w:eastAsia="en-GB"/>
+            </w:rPr>
+          </w:pPr>
+          <w:hyperlink w:anchor="_Toc228105536" w:history="1">
+            <w:r>
+              <w:rPr>
+                <w:rStyle w:val="Hyperlink"/>
+                <w:noProof/>
+              </w:rPr>
+              <w:t>Technical Development</w:t>
+            </w:r>
+            <w:r>
+              <w:rPr>
+                <w:noProof/>
+                <w:webHidden/>
+              </w:rPr>
+              <w:tab/>
+            </w:r>
+            <w:r>
+              <w:rPr>
+                <w:noProof/>
+                <w:webHidden/>
+              </w:rPr>
+              <w:fldChar w:fldCharType="begin"/>
+            </w:r>
+            <w:r>
+              <w:rPr>
+                <w:noProof/>
+                <w:webHidden/>
+              </w:rPr>
+              <w:instrText xml:space="preserve"> PAGEREF _Toc228105536 \h </w:instrText>
+            </w:r>
+            <w:r>
+              <w:rPr>
+                <w:noProof/>
+                <w:webHidden/>
+              </w:rPr>
+            </w:r>
+            <w:r>
+              <w:rPr>
+                <w:noProof/>
+                <w:webHidden/>
+              </w:rPr>
+              <w:fldChar w:fldCharType="separate"/>
+            </w:r>
+            <w:r>
+              <w:rPr>
+                <w:noProof/>
+                <w:webHidden/>
+              </w:rPr>
+              <w:t>5</w:t>
+            </w:r>
+            <w:r>
+              <w:rPr>
+                <w:noProof/>
+                <w:webHidden/>
+              </w:rPr>
+              <w:fldChar w:fldCharType="end"/>
+            </w:r>
+          </w:hyperlink>
+        </w:p>
+        <w:p>
+          <w:pPr>
+            <w:pStyle w:val="TOC2"/>
+            <w:tabs>
+              <w:tab w:val="right" w:leader="dot" w:pos="8611"/>
+            </w:tabs>
+            <w:rPr>
+              <w:rFonts w:eastAsiaTheme="minorEastAsia"/>
+              <w:noProof/>
+              <w:lang w:eastAsia="en-GB"/>
+            </w:rPr>
+          </w:pPr>
+          <w:hyperlink w:anchor="_Toc228105537" w:history="1">
+            <w:r>
+              <w:rPr>
+                <w:rStyle w:val="Hyperlink"/>
+                <w:noProof/>
+              </w:rPr>
+              <w:t>Immersion</w:t>
+            </w:r>
+            <w:r>
+              <w:rPr>
+                <w:noProof/>
+                <w:webHidden/>
+              </w:rPr>
+              <w:tab/>
+            </w:r>
+            <w:r>
+              <w:rPr>
+                <w:noProof/>
+                <w:webHidden/>
+              </w:rPr>
+              <w:fldChar w:fldCharType="begin"/>
+            </w:r>
+            <w:r>
+              <w:rPr>
+                <w:noProof/>
+                <w:webHidden/>
+              </w:rPr>
+              <w:instrText xml:space="preserve"> PAGEREF _Toc228105537 \h </w:instrText>
+            </w:r>
+            <w:r>
+              <w:rPr>
+                <w:noProof/>
+                <w:webHidden/>
+              </w:rPr>
+            </w:r>
+            <w:r>
+              <w:rPr>
+                <w:noProof/>
+                <w:webHidden/>
+              </w:rPr>
+              <w:fldChar w:fldCharType="separate"/>
+            </w:r>
+            <w:r>
+              <w:rPr>
+                <w:noProof/>
+                <w:webHidden/>
+              </w:rPr>
+              <w:t>6</w:t>
+            </w:r>
+            <w:r>
+              <w:rPr>
+                <w:noProof/>
+                <w:webHidden/>
+              </w:rPr>
+              <w:fldChar w:fldCharType="end"/>
+            </w:r>
+          </w:hyperlink>
+        </w:p>
+        <w:p>
+          <w:pPr>
+            <w:pStyle w:val="TOC2"/>
+            <w:tabs>
+              <w:tab w:val="right" w:leader="dot" w:pos="8611"/>
+            </w:tabs>
+            <w:rPr>
+              <w:rFonts w:eastAsiaTheme="minorEastAsia"/>
+              <w:noProof/>
+              <w:lang w:eastAsia="en-GB"/>
+            </w:rPr>
+          </w:pPr>
+          <w:hyperlink w:anchor="_Toc228105538" w:history="1">
+            <w:r>
+              <w:rPr>
+                <w:rStyle w:val="Hyperlink"/>
+                <w:noProof/>
+              </w:rPr>
+              <w:t>Alternative Game Controllers</w:t>
+            </w:r>
+            <w:r>
+              <w:rPr>
+                <w:noProof/>
+                <w:webHidden/>
+              </w:rPr>
+              <w:tab/>
+            </w:r>
+            <w:r>
+              <w:rPr>
+                <w:noProof/>
+                <w:webHidden/>
+              </w:rPr>
+              <w:fldChar w:fldCharType="begin"/>
+            </w:r>
+            <w:r>
+              <w:rPr>
+                <w:noProof/>
+                <w:webHidden/>
+              </w:rPr>
+              <w:instrText xml:space="preserve"> PAGEREF _Toc228105538 \h </w:instrText>
+            </w:r>
+            <w:r>
+              <w:rPr>
+                <w:noProof/>
+                <w:webHidden/>
+              </w:rPr>
+            </w:r>
+            <w:r>
+              <w:rPr>
+                <w:noProof/>
+                <w:webHidden/>
+              </w:rPr>
+              <w:fldChar w:fldCharType="separate"/>
+            </w:r>
+            <w:r>
+              <w:rPr>
+                <w:noProof/>
+                <w:webHidden/>
+              </w:rPr>
+              <w:t>6</w:t>
+            </w:r>
+            <w:r>
+              <w:rPr>
+                <w:noProof/>
+                <w:webHidden/>
+              </w:rPr>
+              <w:fldChar w:fldCharType="end"/>
+            </w:r>
+          </w:hyperlink>
+        </w:p>
+        <w:p>
+          <w:pPr>
+            <w:pStyle w:val="TOC2"/>
+            <w:tabs>
+              <w:tab w:val="right" w:leader="dot" w:pos="8611"/>
+            </w:tabs>
+            <w:rPr>
+              <w:rFonts w:eastAsiaTheme="minorEastAsia"/>
+              <w:noProof/>
+              <w:lang w:eastAsia="en-GB"/>
+            </w:rPr>
+          </w:pPr>
+          <w:hyperlink w:anchor="_Toc228105539" w:history="1">
+            <w:r>
+              <w:rPr>
+                <w:rStyle w:val="Hyperlink"/>
+                <w:noProof/>
+              </w:rPr>
+              <w:t>Player Experience</w:t>
+            </w:r>
+            <w:r>
+              <w:rPr>
+                <w:noProof/>
+                <w:webHidden/>
+              </w:rPr>
+              <w:tab/>
+            </w:r>
+            <w:r>
+              <w:rPr>
+                <w:noProof/>
+                <w:webHidden/>
+              </w:rPr>
+              <w:fldChar w:fldCharType="begin"/>
+            </w:r>
+            <w:r>
+              <w:rPr>
+                <w:noProof/>
+                <w:webHidden/>
+              </w:rPr>
+              <w:instrText xml:space="preserve"> PAGEREF _Toc228105539 \h </w:instrText>
+            </w:r>
+            <w:r>
+              <w:rPr>
+                <w:noProof/>
+                <w:webHidden/>
+              </w:rPr>
+            </w:r>
+            <w:r>
+              <w:rPr>
+                <w:noProof/>
+                <w:webHidden/>
+              </w:rPr>
+              <w:fldChar w:fldCharType="separate"/>
+            </w:r>
+            <w:r>
+              <w:rPr>
+                <w:noProof/>
+                <w:webHidden/>
+              </w:rPr>
+              <w:t>6</w:t>
+            </w:r>
+            <w:r>
+              <w:rPr>
+                <w:noProof/>
+                <w:webHidden/>
+              </w:rPr>
+              <w:fldChar w:fldCharType="end"/>
+            </w:r>
+          </w:hyperlink>
+        </w:p>
+        <w:p>
+          <w:pPr>
+            <w:pStyle w:val="TOC2"/>
+            <w:tabs>
+              <w:tab w:val="right" w:leader="dot" w:pos="8611"/>
+            </w:tabs>
+            <w:rPr>
+              <w:rFonts w:eastAsiaTheme="minorEastAsia"/>
+              <w:noProof/>
+              <w:lang w:eastAsia="en-GB"/>
+            </w:rPr>
+          </w:pPr>
+          <w:hyperlink w:anchor="_Toc228105540" w:history="1">
+            <w:r>
+              <w:rPr>
+                <w:rStyle w:val="Hyperlink"/>
+                <w:noProof/>
+              </w:rPr>
+              <w:t>Accessibility</w:t>
+            </w:r>
+            <w:r>
+              <w:rPr>
+                <w:noProof/>
+                <w:webHidden/>
+              </w:rPr>
+              <w:tab/>
+            </w:r>
+            <w:r>
+              <w:rPr>
+                <w:noProof/>
+                <w:webHidden/>
+              </w:rPr>
+              <w:fldChar w:fldCharType="begin"/>
+            </w:r>
+            <w:r>
+              <w:rPr>
+                <w:noProof/>
+                <w:webHidden/>
+              </w:rPr>
+              <w:instrText xml:space="preserve"> PAGEREF _Toc228105540 \h </w:instrText>
+            </w:r>
+            <w:r>
+              <w:rPr>
+                <w:noProof/>
+                <w:webHidden/>
+              </w:rPr>
+            </w:r>
+            <w:r>
+              <w:rPr>
+                <w:noProof/>
+                <w:webHidden/>
+              </w:rPr>
+              <w:fldChar w:fldCharType="separate"/>
+            </w:r>
+            <w:r>
+              <w:rPr>
+                <w:noProof/>
+                <w:webHidden/>
+              </w:rPr>
+              <w:t>6</w:t>
+            </w:r>
+            <w:r>
+              <w:rPr>
+                <w:noProof/>
+                <w:webHidden/>
+              </w:rPr>
+              <w:fldChar w:fldCharType="end"/>
+            </w:r>
+          </w:hyperlink>
+        </w:p>
+        <w:p>
+          <w:pPr>
+            <w:pStyle w:val="TOC1"/>
+            <w:tabs>
+              <w:tab w:val="right" w:leader="dot" w:pos="8611"/>
+            </w:tabs>
+            <w:rPr>
+              <w:rFonts w:eastAsiaTheme="minorEastAsia"/>
+              <w:noProof/>
+              <w:lang w:eastAsia="en-GB"/>
+            </w:rPr>
+          </w:pPr>
+          <w:hyperlink w:anchor="_Toc228105541" w:history="1">
+            <w:r>
+              <w:rPr>
+                <w:rStyle w:val="Hyperlink"/>
+                <w:noProof/>
+              </w:rPr>
+              <w:t>2.1 Critical Analysis and Gap Identification</w:t>
+            </w:r>
+            <w:r>
+              <w:rPr>
+                <w:noProof/>
+                <w:webHidden/>
+              </w:rPr>
+              <w:tab/>
+            </w:r>
+            <w:r>
+              <w:rPr>
+                <w:noProof/>
+                <w:webHidden/>
+              </w:rPr>
+              <w:fldChar w:fldCharType="begin"/>
+            </w:r>
+            <w:r>
+              <w:rPr>
+                <w:noProof/>
+                <w:webHidden/>
+              </w:rPr>
+              <w:instrText xml:space="preserve"> PAGEREF _Toc228105541 \h </w:instrText>
+            </w:r>
+            <w:r>
+              <w:rPr>
+                <w:noProof/>
+                <w:webHidden/>
+              </w:rPr>
+            </w:r>
+            <w:r>
+              <w:rPr>
+                <w:noProof/>
+                <w:webHidden/>
+              </w:rPr>
+              <w:fldChar w:fldCharType="separate"/>
+            </w:r>
+            <w:r>
+              <w:rPr>
+                <w:noProof/>
+                <w:webHidden/>
+              </w:rPr>
+              <w:t>6</w:t>
+            </w:r>
+            <w:r>
+              <w:rPr>
+                <w:noProof/>
+                <w:webHidden/>
+              </w:rPr>
+              <w:fldChar w:fldCharType="end"/>
+            </w:r>
+          </w:hyperlink>
+        </w:p>
+        <w:p>
+          <w:pPr>
+            <w:pStyle w:val="TOC1"/>
+            <w:tabs>
+              <w:tab w:val="right" w:leader="dot" w:pos="8611"/>
+            </w:tabs>
+            <w:rPr>
+              <w:rFonts w:eastAsiaTheme="minorEastAsia"/>
+              <w:noProof/>
+              <w:lang w:eastAsia="en-GB"/>
+            </w:rPr>
+          </w:pPr>
+          <w:hyperlink w:anchor="_Toc228105542" w:history="1">
+            <w:r>
+              <w:rPr>
+                <w:rStyle w:val="Hyperlink"/>
+                <w:noProof/>
+              </w:rPr>
+              <w:t>2.2 Project Justification</w:t>
+            </w:r>
+            <w:r>
+              <w:rPr>
+                <w:noProof/>
+                <w:webHidden/>
+              </w:rPr>
+              <w:tab/>
+            </w:r>
+            <w:r>
+              <w:rPr>
+                <w:noProof/>
+                <w:webHidden/>
+              </w:rPr>
+              <w:fldChar w:fldCharType="begin"/>
+            </w:r>
+            <w:r>
+              <w:rPr>
+                <w:noProof/>
+                <w:webHidden/>
+              </w:rPr>
+              <w:instrText xml:space="preserve"> PAGEREF _Toc228105542 \h </w:instrText>
+            </w:r>
+            <w:r>
+              <w:rPr>
+                <w:noProof/>
+                <w:webHidden/>
+              </w:rPr>
+            </w:r>
+            <w:r>
+              <w:rPr>
+                <w:noProof/>
+                <w:webHidden/>
+              </w:rPr>
+              <w:fldChar w:fldCharType="separate"/>
+            </w:r>
+            <w:r>
+              <w:rPr>
+                <w:noProof/>
+                <w:webHidden/>
+              </w:rPr>
+              <w:t>6</w:t>
+            </w:r>
+            <w:r>
+              <w:rPr>
+                <w:noProof/>
+                <w:webHidden/>
+              </w:rPr>
+              <w:fldChar w:fldCharType="end"/>
+            </w:r>
+          </w:hyperlink>
+        </w:p>
+        <w:p>
+          <w:pPr>
+            <w:pStyle w:val="TOC1"/>
+            <w:tabs>
+              <w:tab w:val="right" w:leader="dot" w:pos="8611"/>
+            </w:tabs>
+            <w:rPr>
+              <w:rFonts w:eastAsiaTheme="minorEastAsia"/>
+              <w:noProof/>
+              <w:lang w:eastAsia="en-GB"/>
+            </w:rPr>
+          </w:pPr>
+          <w:hyperlink w:anchor="_Toc228105543" w:history="1">
+            <w:r>
+              <w:rPr>
+                <w:rStyle w:val="Hyperlink"/>
+                <w:noProof/>
+              </w:rPr>
+              <w:t>3.0 Project Aims, Objectives, and Scope</w:t>
+            </w:r>
+            <w:r>
+              <w:rPr>
+                <w:noProof/>
+                <w:webHidden/>
+              </w:rPr>
+              <w:tab/>
+            </w:r>
+            <w:r>
+              <w:rPr>
+                <w:noProof/>
+                <w:webHidden/>
+              </w:rPr>
+              <w:fldChar w:fldCharType="begin"/>
+            </w:r>
+            <w:r>
+              <w:rPr>
+                <w:noProof/>
+                <w:webHidden/>
+              </w:rPr>
+              <w:instrText xml:space="preserve"> PAGEREF _Toc228105543 \h </w:instrText>
+            </w:r>
+            <w:r>
+              <w:rPr>
+                <w:noProof/>
+                <w:webHidden/>
+              </w:rPr>
+            </w:r>
+            <w:r>
+              <w:rPr>
+                <w:noProof/>
+                <w:webHidden/>
+              </w:rPr>
+              <w:fldChar w:fldCharType="separate"/>
+            </w:r>
+            <w:r>
+              <w:rPr>
+                <w:noProof/>
+                <w:webHidden/>
+              </w:rPr>
+              <w:t>7</w:t>
+            </w:r>
+            <w:r>
+              <w:rPr>
+                <w:noProof/>
+                <w:webHidden/>
+              </w:rPr>
+              <w:fldChar w:fldCharType="end"/>
+            </w:r>
+          </w:hyperlink>
+        </w:p>
+        <w:p>
+          <w:pPr>
+            <w:pStyle w:val="TOC1"/>
+            <w:tabs>
+              <w:tab w:val="right" w:leader="dot" w:pos="8611"/>
+            </w:tabs>
+            <w:rPr>
+              <w:rFonts w:eastAsiaTheme="minorEastAsia"/>
+              <w:noProof/>
+              <w:lang w:eastAsia="en-GB"/>
+            </w:rPr>
+          </w:pPr>
+          <w:hyperlink w:anchor="_Toc228105544" w:history="1">
+            <w:r>
+              <w:rPr>
+                <w:rStyle w:val="Hyperlink"/>
+                <w:noProof/>
+              </w:rPr>
+              <w:t>3.1 Project Aim</w:t>
+            </w:r>
+            <w:r>
+              <w:rPr>
+                <w:noProof/>
+                <w:webHidden/>
+              </w:rPr>
+              <w:tab/>
+            </w:r>
+            <w:r>
+              <w:rPr>
+                <w:noProof/>
+                <w:webHidden/>
+              </w:rPr>
+              <w:fldChar w:fldCharType="begin"/>
+            </w:r>
+            <w:r>
+              <w:rPr>
+                <w:noProof/>
+                <w:webHidden/>
+              </w:rPr>
+              <w:instrText xml:space="preserve"> PAGEREF _Toc228105544 \h </w:instrText>
+            </w:r>
+            <w:r>
+              <w:rPr>
+                <w:noProof/>
+                <w:webHidden/>
+              </w:rPr>
+            </w:r>
+            <w:r>
+              <w:rPr>
+                <w:noProof/>
+                <w:webHidden/>
+              </w:rPr>
+              <w:fldChar w:fldCharType="separate"/>
+            </w:r>
+            <w:r>
+              <w:rPr>
+                <w:noProof/>
+                <w:webHidden/>
+              </w:rPr>
+              <w:t>7</w:t>
+            </w:r>
+            <w:r>
+              <w:rPr>
+                <w:noProof/>
+                <w:webHidden/>
+              </w:rPr>
+              <w:fldChar w:fldCharType="end"/>
+            </w:r>
+          </w:hyperlink>
+        </w:p>
+        <w:p>
+          <w:pPr>
+            <w:pStyle w:val="TOC1"/>
+            <w:tabs>
+              <w:tab w:val="right" w:leader="dot" w:pos="8611"/>
+            </w:tabs>
+            <w:rPr>
+              <w:rFonts w:eastAsiaTheme="minorEastAsia"/>
+              <w:noProof/>
+              <w:lang w:eastAsia="en-GB"/>
+            </w:rPr>
+          </w:pPr>
+          <w:hyperlink w:anchor="_Toc228105545" w:history="1">
+            <w:r>
+              <w:rPr>
+                <w:rStyle w:val="Hyperlink"/>
+                <w:noProof/>
+              </w:rPr>
+              <w:t>3.2 Project Objectives</w:t>
+            </w:r>
+            <w:r>
+              <w:rPr>
+                <w:noProof/>
+                <w:webHidden/>
+              </w:rPr>
+              <w:tab/>
+            </w:r>
+            <w:r>
+              <w:rPr>
+                <w:noProof/>
+                <w:webHidden/>
+              </w:rPr>
+              <w:fldChar w:fldCharType="begin"/>
+            </w:r>
+            <w:r>
+              <w:rPr>
+                <w:noProof/>
+                <w:webHidden/>
+              </w:rPr>
+              <w:instrText xml:space="preserve"> PAGEREF _Toc228105545 \h </w:instrText>
+            </w:r>
+            <w:r>
+              <w:rPr>
+                <w:noProof/>
+                <w:webHidden/>
+              </w:rPr>
+            </w:r>
+            <w:r>
+              <w:rPr>
+                <w:noProof/>
+                <w:webHidden/>
+              </w:rPr>
+              <w:fldChar w:fldCharType="separate"/>
+            </w:r>
+            <w:r>
+              <w:rPr>
+                <w:noProof/>
+                <w:webHidden/>
+              </w:rPr>
+              <w:t>7</w:t>
+            </w:r>
+            <w:r>
+              <w:rPr>
+                <w:noProof/>
+                <w:webHidden/>
+              </w:rPr>
+              <w:fldChar w:fldCharType="end"/>
+            </w:r>
+          </w:hyperlink>
+        </w:p>
+        <w:p>
+          <w:pPr>
+            <w:pStyle w:val="TOC1"/>
+            <w:tabs>
+              <w:tab w:val="right" w:leader="dot" w:pos="8611"/>
+            </w:tabs>
+            <w:rPr>
+              <w:rFonts w:eastAsiaTheme="minorEastAsia"/>
+              <w:noProof/>
+              <w:lang w:eastAsia="en-GB"/>
+            </w:rPr>
+          </w:pPr>
+          <w:hyperlink w:anchor="_Toc228105546" w:history="1">
+            <w:r>
+              <w:rPr>
+                <w:rStyle w:val="Hyperlink"/>
+                <w:noProof/>
+              </w:rPr>
+              <w:t>3.3 Project Scope</w:t>
+            </w:r>
+            <w:r>
+              <w:rPr>
+                <w:noProof/>
+                <w:webHidden/>
+              </w:rPr>
+              <w:tab/>
+            </w:r>
+            <w:r>
+              <w:rPr>
+                <w:noProof/>
+                <w:webHidden/>
+              </w:rPr>
+              <w:fldChar w:fldCharType="begin"/>
+            </w:r>
+            <w:r>
+              <w:rPr>
+                <w:noProof/>
+                <w:webHidden/>
+              </w:rPr>
+              <w:instrText xml:space="preserve"> PAGEREF _Toc228105546 \h </w:instrText>
+            </w:r>
+            <w:r>
+              <w:rPr>
+                <w:noProof/>
+                <w:webHidden/>
+              </w:rPr>
+            </w:r>
+            <w:r>
+              <w:rPr>
+                <w:noProof/>
+                <w:webHidden/>
+              </w:rPr>
+              <w:fldChar w:fldCharType="separate"/>
+            </w:r>
+            <w:r>
+              <w:rPr>
+                <w:noProof/>
+                <w:webHidden/>
+              </w:rPr>
+              <w:t>7</w:t>
+            </w:r>
+            <w:r>
+              <w:rPr>
+                <w:noProof/>
+                <w:webHidden/>
+              </w:rPr>
+              <w:fldChar w:fldCharType="end"/>
+            </w:r>
+          </w:hyperlink>
+        </w:p>
+        <w:p>
+          <w:pPr>
+            <w:pStyle w:val="TOC1"/>
+            <w:tabs>
+              <w:tab w:val="right" w:leader="dot" w:pos="8611"/>
+            </w:tabs>
+            <w:rPr>
+              <w:rFonts w:eastAsiaTheme="minorEastAsia"/>
+              <w:noProof/>
+              <w:lang w:eastAsia="en-GB"/>
+            </w:rPr>
+          </w:pPr>
+          <w:hyperlink w:anchor="_Toc228105547" w:history="1">
+            <w:r>
+              <w:rPr>
+                <w:rStyle w:val="Hyperlink"/>
+                <w:noProof/>
+              </w:rPr>
+              <w:t>4.0 Project Design</w:t>
+            </w:r>
+            <w:r>
+              <w:rPr>
+                <w:noProof/>
+                <w:webHidden/>
+              </w:rPr>
+              <w:tab/>
+            </w:r>
+            <w:r>
+              <w:rPr>
+                <w:noProof/>
+                <w:webHidden/>
+              </w:rPr>
+              <w:fldChar w:fldCharType="begin"/>
+            </w:r>
+            <w:r>
+              <w:rPr>
+                <w:noProof/>
+                <w:webHidden/>
+              </w:rPr>
+              <w:instrText xml:space="preserve"> PAGEREF _Toc228105547 \h </w:instrText>
+            </w:r>
+            <w:r>
+              <w:rPr>
+                <w:noProof/>
+                <w:webHidden/>
+              </w:rPr>
+            </w:r>
+            <w:r>
+              <w:rPr>
+                <w:noProof/>
+                <w:webHidden/>
+              </w:rPr>
+              <w:fldChar w:fldCharType="separate"/>
+            </w:r>
+            <w:r>
+              <w:rPr>
+                <w:noProof/>
+                <w:webHidden/>
+              </w:rPr>
+              <w:t>8</w:t>
+            </w:r>
+            <w:r>
+              <w:rPr>
+                <w:noProof/>
+                <w:webHidden/>
+              </w:rPr>
+              <w:fldChar w:fldCharType="end"/>
+            </w:r>
+          </w:hyperlink>
+        </w:p>
+        <w:p>
+          <w:pPr>
+            <w:pStyle w:val="TOC1"/>
+            <w:tabs>
+              <w:tab w:val="right" w:leader="dot" w:pos="8611"/>
+            </w:tabs>
+            <w:rPr>
+              <w:rFonts w:eastAsiaTheme="minorEastAsia"/>
+              <w:noProof/>
+              <w:lang w:eastAsia="en-GB"/>
+            </w:rPr>
+          </w:pPr>
+          <w:hyperlink w:anchor="_Toc228105548" w:history="1">
+            <w:r>
+              <w:rPr>
+                <w:rStyle w:val="Hyperlink"/>
+                <w:noProof/>
+              </w:rPr>
+              <w:t>4.1 Design and Methods</w:t>
+            </w:r>
+            <w:r>
+              <w:rPr>
+                <w:noProof/>
+                <w:webHidden/>
+              </w:rPr>
+              <w:tab/>
+            </w:r>
+            <w:r>
+              <w:rPr>
+                <w:noProof/>
+                <w:webHidden/>
+              </w:rPr>
+              <w:fldChar w:fldCharType="begin"/>
+            </w:r>
+            <w:r>
+              <w:rPr>
+                <w:noProof/>
+                <w:webHidden/>
+              </w:rPr>
+              <w:instrText xml:space="preserve"> PAGEREF _Toc228105548 \h </w:instrText>
+            </w:r>
+            <w:r>
+              <w:rPr>
+                <w:noProof/>
+                <w:webHidden/>
+              </w:rPr>
+            </w:r>
+            <w:r>
+              <w:rPr>
+                <w:noProof/>
+                <w:webHidden/>
+              </w:rPr>
+              <w:fldChar w:fldCharType="separate"/>
+            </w:r>
+            <w:r>
+              <w:rPr>
+                <w:noProof/>
+                <w:webHidden/>
+              </w:rPr>
+              <w:t>8</w:t>
+            </w:r>
+            <w:r>
+              <w:rPr>
+                <w:noProof/>
+                <w:webHidden/>
+              </w:rPr>
+              <w:fldChar w:fldCharType="end"/>
+            </w:r>
+          </w:hyperlink>
+        </w:p>
+        <w:p>
+          <w:pPr>
+            <w:pStyle w:val="TOC1"/>
+            <w:tabs>
+              <w:tab w:val="right" w:leader="dot" w:pos="8611"/>
+            </w:tabs>
+            <w:rPr>
+              <w:rFonts w:eastAsiaTheme="minorEastAsia"/>
+              <w:noProof/>
+              <w:lang w:eastAsia="en-GB"/>
+            </w:rPr>
+          </w:pPr>
+          <w:hyperlink w:anchor="_Toc228105549" w:history="1">
+            <w:r>
+              <w:rPr>
+                <w:rStyle w:val="Hyperlink"/>
+                <w:noProof/>
+              </w:rPr>
+              <w:t>4.2 Justification of Methods</w:t>
+            </w:r>
+            <w:r>
+              <w:rPr>
+                <w:noProof/>
+                <w:webHidden/>
+              </w:rPr>
+              <w:tab/>
+            </w:r>
+            <w:r>
+              <w:rPr>
+                <w:noProof/>
+                <w:webHidden/>
+              </w:rPr>
+              <w:fldChar w:fldCharType="begin"/>
+            </w:r>
+            <w:r>
+              <w:rPr>
+                <w:noProof/>
+                <w:webHidden/>
+              </w:rPr>
+              <w:instrText xml:space="preserve"> PAGEREF _Toc228105549 \h </w:instrText>
+            </w:r>
+            <w:r>
+              <w:rPr>
+                <w:noProof/>
+                <w:webHidden/>
+              </w:rPr>
+            </w:r>
+            <w:r>
+              <w:rPr>
+                <w:noProof/>
+                <w:webHidden/>
+              </w:rPr>
+              <w:fldChar w:fldCharType="separate"/>
+            </w:r>
+            <w:r>
+              <w:rPr>
+                <w:noProof/>
+                <w:webHidden/>
+              </w:rPr>
+              <w:t>8</w:t>
+            </w:r>
+            <w:r>
+              <w:rPr>
+                <w:noProof/>
+                <w:webHidden/>
+              </w:rPr>
+              <w:fldChar w:fldCharType="end"/>
+            </w:r>
+          </w:hyperlink>
+        </w:p>
+        <w:p>
+          <w:pPr>
+            <w:pStyle w:val="TOC1"/>
+            <w:tabs>
+              <w:tab w:val="right" w:leader="dot" w:pos="8611"/>
+            </w:tabs>
+            <w:rPr>
+              <w:rFonts w:eastAsiaTheme="minorEastAsia"/>
+              <w:noProof/>
+              <w:lang w:eastAsia="en-GB"/>
+            </w:rPr>
+          </w:pPr>
+          <w:hyperlink w:anchor="_Toc228105550" w:history="1">
+            <w:r>
+              <w:rPr>
+                <w:rStyle w:val="Hyperlink"/>
+                <w:noProof/>
+              </w:rPr>
+              <w:t>5. Artefact Design</w:t>
+            </w:r>
+            <w:r>
+              <w:rPr>
+                <w:noProof/>
+                <w:webHidden/>
+              </w:rPr>
+              <w:tab/>
+            </w:r>
+            <w:r>
+              <w:rPr>
+                <w:noProof/>
+                <w:webHidden/>
+              </w:rPr>
+              <w:fldChar w:fldCharType="begin"/>
+            </w:r>
+            <w:r>
+              <w:rPr>
+                <w:noProof/>
+                <w:webHidden/>
+              </w:rPr>
+              <w:instrText xml:space="preserve"> PAGEREF _Toc228105550 \h </w:instrText>
+            </w:r>
+            <w:r>
+              <w:rPr>
+                <w:noProof/>
+                <w:webHidden/>
+              </w:rPr>
+            </w:r>
+            <w:r>
+              <w:rPr>
+                <w:noProof/>
+                <w:webHidden/>
+              </w:rPr>
+              <w:fldChar w:fldCharType="separate"/>
+            </w:r>
+            <w:r>
+              <w:rPr>
+                <w:noProof/>
+                <w:webHidden/>
+              </w:rPr>
+              <w:t>8</w:t>
+            </w:r>
+            <w:r>
+              <w:rPr>
+                <w:noProof/>
+                <w:webHidden/>
+              </w:rPr>
+              <w:fldChar w:fldCharType="end"/>
+            </w:r>
+          </w:hyperlink>
+        </w:p>
+        <w:p>
+          <w:pPr>
+            <w:pStyle w:val="TOC1"/>
+            <w:tabs>
+              <w:tab w:val="right" w:leader="dot" w:pos="8611"/>
+            </w:tabs>
+            <w:rPr>
+              <w:rFonts w:eastAsiaTheme="minorEastAsia"/>
+              <w:noProof/>
+              <w:lang w:eastAsia="en-GB"/>
+            </w:rPr>
+          </w:pPr>
+          <w:hyperlink w:anchor="_Toc228105551" w:history="1">
+            <w:r>
+              <w:rPr>
+                <w:rStyle w:val="Hyperlink"/>
+                <w:noProof/>
+              </w:rPr>
+              <w:t>5.1 Design Specifications</w:t>
+            </w:r>
+            <w:r>
+              <w:rPr>
+                <w:noProof/>
+                <w:webHidden/>
+              </w:rPr>
+              <w:tab/>
+            </w:r>
+            <w:r>
+              <w:rPr>
+                <w:noProof/>
+                <w:webHidden/>
+              </w:rPr>
+              <w:fldChar w:fldCharType="begin"/>
+            </w:r>
+            <w:r>
+              <w:rPr>
+                <w:noProof/>
+                <w:webHidden/>
+              </w:rPr>
+              <w:instrText xml:space="preserve"> PAGEREF _Toc228105551 \h </w:instrText>
+            </w:r>
+            <w:r>
+              <w:rPr>
+                <w:noProof/>
+                <w:webHidden/>
+              </w:rPr>
+            </w:r>
+            <w:r>
+              <w:rPr>
+                <w:noProof/>
+                <w:webHidden/>
+              </w:rPr>
+              <w:fldChar w:fldCharType="separate"/>
+            </w:r>
+            <w:r>
+              <w:rPr>
+                <w:noProof/>
+                <w:webHidden/>
+              </w:rPr>
+              <w:t>8</w:t>
+            </w:r>
+            <w:r>
+              <w:rPr>
+                <w:noProof/>
+                <w:webHidden/>
+              </w:rPr>
+              <w:fldChar w:fldCharType="end"/>
+            </w:r>
+          </w:hyperlink>
+        </w:p>
+        <w:p>
+          <w:pPr>
+            <w:pStyle w:val="TOC1"/>
+            <w:tabs>
+              <w:tab w:val="right" w:leader="dot" w:pos="8611"/>
+            </w:tabs>
+            <w:rPr>
+              <w:rFonts w:eastAsiaTheme="minorEastAsia"/>
+              <w:noProof/>
+              <w:lang w:eastAsia="en-GB"/>
+            </w:rPr>
+          </w:pPr>
+          <w:hyperlink w:anchor="_Toc228105552" w:history="1">
+            <w:r>
+              <w:rPr>
+                <w:rStyle w:val="Hyperlink"/>
+                <w:noProof/>
+              </w:rPr>
+              <w:t>5.2 Artefact's Structure/ Architecture / Framework</w:t>
+            </w:r>
+            <w:r>
+              <w:rPr>
+                <w:noProof/>
+                <w:webHidden/>
+              </w:rPr>
+              <w:tab/>
+            </w:r>
+            <w:r>
+              <w:rPr>
+                <w:noProof/>
+                <w:webHidden/>
+              </w:rPr>
+              <w:fldChar w:fldCharType="begin"/>
+            </w:r>
+            <w:r>
+              <w:rPr>
+                <w:noProof/>
+                <w:webHidden/>
+              </w:rPr>
+              <w:instrText xml:space="preserve"> PAGEREF _Toc228105552 \h </w:instrText>
+            </w:r>
+            <w:r>
+              <w:rPr>
+                <w:noProof/>
+                <w:webHidden/>
+              </w:rPr>
+            </w:r>
+            <w:r>
+              <w:rPr>
+                <w:noProof/>
+                <w:webHidden/>
+              </w:rPr>
+              <w:fldChar w:fldCharType="separate"/>
+            </w:r>
+            <w:r>
+              <w:rPr>
+                <w:noProof/>
+                <w:webHidden/>
+              </w:rPr>
+              <w:t>8</w:t>
+            </w:r>
+            <w:r>
+              <w:rPr>
+                <w:noProof/>
+                <w:webHidden/>
+              </w:rPr>
+              <w:fldChar w:fldCharType="end"/>
+            </w:r>
+          </w:hyperlink>
+        </w:p>
+        <w:p>
+          <w:pPr>
+            <w:pStyle w:val="TOC1"/>
+            <w:tabs>
+              <w:tab w:val="right" w:leader="dot" w:pos="8611"/>
+            </w:tabs>
+            <w:rPr>
+              <w:rFonts w:eastAsiaTheme="minorEastAsia"/>
+              <w:noProof/>
+              <w:lang w:eastAsia="en-GB"/>
+            </w:rPr>
+          </w:pPr>
+          <w:hyperlink w:anchor="_Toc228105553" w:history="1">
+            <w:r>
+              <w:rPr>
+                <w:rStyle w:val="Hyperlink"/>
+                <w:noProof/>
+              </w:rPr>
+              <w:t>6. Implementation</w:t>
+            </w:r>
+            <w:r>
+              <w:rPr>
+                <w:noProof/>
+                <w:webHidden/>
+              </w:rPr>
+              <w:tab/>
+            </w:r>
+            <w:r>
+              <w:rPr>
+                <w:noProof/>
+                <w:webHidden/>
+              </w:rPr>
+              <w:fldChar w:fldCharType="begin"/>
+            </w:r>
+            <w:r>
+              <w:rPr>
+                <w:noProof/>
+                <w:webHidden/>
+              </w:rPr>
+              <w:instrText xml:space="preserve"> PAGEREF _Toc228105553 \h </w:instrText>
+            </w:r>
+            <w:r>
+              <w:rPr>
+                <w:noProof/>
+                <w:webHidden/>
+              </w:rPr>
+            </w:r>
+            <w:r>
+              <w:rPr>
+                <w:noProof/>
+                <w:webHidden/>
+              </w:rPr>
+              <w:fldChar w:fldCharType="separate"/>
+            </w:r>
+            <w:r>
+              <w:rPr>
+                <w:noProof/>
+                <w:webHidden/>
+              </w:rPr>
+              <w:t>9</w:t>
+            </w:r>
+            <w:r>
+              <w:rPr>
+                <w:noProof/>
+                <w:webHidden/>
+              </w:rPr>
+              <w:fldChar w:fldCharType="end"/>
+            </w:r>
+          </w:hyperlink>
+        </w:p>
+        <w:p>
+          <w:pPr>
+            <w:pStyle w:val="TOC1"/>
+            <w:tabs>
+              <w:tab w:val="right" w:leader="dot" w:pos="8611"/>
+            </w:tabs>
+            <w:rPr>
+              <w:rFonts w:eastAsiaTheme="minorEastAsia"/>
+              <w:noProof/>
+              <w:lang w:eastAsia="en-GB"/>
+            </w:rPr>
+          </w:pPr>
+          <w:hyperlink w:anchor="_Toc228105554" w:history="1">
+            <w:r>
+              <w:rPr>
+                <w:rStyle w:val="Hyperlink"/>
+                <w:noProof/>
+              </w:rPr>
+              <w:t>6.1 Construction of the Artefact</w:t>
+            </w:r>
+            <w:r>
+              <w:rPr>
+                <w:noProof/>
+                <w:webHidden/>
+              </w:rPr>
+              <w:tab/>
+            </w:r>
+            <w:r>
+              <w:rPr>
+                <w:noProof/>
+                <w:webHidden/>
+              </w:rPr>
+              <w:fldChar w:fldCharType="begin"/>
+            </w:r>
+            <w:r>
+              <w:rPr>
+                <w:noProof/>
+                <w:webHidden/>
+              </w:rPr>
+              <w:instrText xml:space="preserve"> PAGEREF _Toc228105554 \h </w:instrText>
+            </w:r>
+            <w:r>
+              <w:rPr>
+                <w:noProof/>
+                <w:webHidden/>
+              </w:rPr>
+            </w:r>
+            <w:r>
+              <w:rPr>
+                <w:noProof/>
+                <w:webHidden/>
+              </w:rPr>
+              <w:fldChar w:fldCharType="separate"/>
+            </w:r>
+            <w:r>
+              <w:rPr>
+                <w:noProof/>
+                <w:webHidden/>
+              </w:rPr>
+              <w:t>9</w:t>
+            </w:r>
+            <w:r>
+              <w:rPr>
+                <w:noProof/>
+                <w:webHidden/>
+              </w:rPr>
+              <w:fldChar w:fldCharType="end"/>
+            </w:r>
+          </w:hyperlink>
+        </w:p>
+        <w:p>
+          <w:pPr>
+            <w:pStyle w:val="TOC1"/>
+            <w:tabs>
+              <w:tab w:val="right" w:leader="dot" w:pos="8611"/>
+            </w:tabs>
+            <w:rPr>
+              <w:rFonts w:eastAsiaTheme="minorEastAsia"/>
+              <w:noProof/>
+              <w:lang w:eastAsia="en-GB"/>
+            </w:rPr>
+          </w:pPr>
+          <w:hyperlink w:anchor="_Toc228105555" w:history="1">
+            <w:r>
+              <w:rPr>
+                <w:rStyle w:val="Hyperlink"/>
+                <w:noProof/>
+              </w:rPr>
+              <w:t>6.2 Validation and Testing</w:t>
+            </w:r>
+            <w:r>
+              <w:rPr>
+                <w:noProof/>
+                <w:webHidden/>
+              </w:rPr>
+              <w:tab/>
+            </w:r>
+            <w:r>
+              <w:rPr>
+                <w:noProof/>
+                <w:webHidden/>
+              </w:rPr>
+              <w:fldChar w:fldCharType="begin"/>
+            </w:r>
+            <w:r>
+              <w:rPr>
+                <w:noProof/>
+                <w:webHidden/>
+              </w:rPr>
+              <w:instrText xml:space="preserve"> PAGEREF _Toc228105555 \h </w:instrText>
+            </w:r>
+            <w:r>
+              <w:rPr>
+                <w:noProof/>
+                <w:webHidden/>
+              </w:rPr>
+            </w:r>
+            <w:r>
+              <w:rPr>
+                <w:noProof/>
+                <w:webHidden/>
+              </w:rPr>
+              <w:fldChar w:fldCharType="separate"/>
+            </w:r>
+            <w:r>
+              <w:rPr>
+                <w:noProof/>
+                <w:webHidden/>
+              </w:rPr>
+              <w:t>9</w:t>
+            </w:r>
+            <w:r>
+              <w:rPr>
+                <w:noProof/>
+                <w:webHidden/>
+              </w:rPr>
+              <w:fldChar w:fldCharType="end"/>
+            </w:r>
+          </w:hyperlink>
+        </w:p>
+        <w:p>
+          <w:pPr>
+            <w:pStyle w:val="TOC1"/>
+            <w:tabs>
+              <w:tab w:val="right" w:leader="dot" w:pos="8611"/>
+            </w:tabs>
+            <w:rPr>
+              <w:rFonts w:eastAsiaTheme="minorEastAsia"/>
+              <w:noProof/>
+              <w:lang w:eastAsia="en-GB"/>
+            </w:rPr>
+          </w:pPr>
+          <w:hyperlink w:anchor="_Toc228105556" w:history="1">
+            <w:r>
+              <w:rPr>
+                <w:rStyle w:val="Hyperlink"/>
+                <w:noProof/>
+              </w:rPr>
+              <w:t>7. Critical Evaluation</w:t>
+            </w:r>
+            <w:r>
+              <w:rPr>
+                <w:noProof/>
+                <w:webHidden/>
+              </w:rPr>
+              <w:tab/>
+            </w:r>
+            <w:r>
+              <w:rPr>
+                <w:noProof/>
+                <w:webHidden/>
+              </w:rPr>
+              <w:fldChar w:fldCharType="begin"/>
+            </w:r>
+            <w:r>
+              <w:rPr>
+                <w:noProof/>
+                <w:webHidden/>
+              </w:rPr>
+              <w:instrText xml:space="preserve"> PAGEREF _Toc228105556 \h </w:instrText>
+            </w:r>
+            <w:r>
+              <w:rPr>
+                <w:noProof/>
+                <w:webHidden/>
+              </w:rPr>
+            </w:r>
+            <w:r>
+              <w:rPr>
+                <w:noProof/>
+                <w:webHidden/>
+              </w:rPr>
+              <w:fldChar w:fldCharType="separate"/>
+            </w:r>
+            <w:r>
+              <w:rPr>
+                <w:noProof/>
+                <w:webHidden/>
+              </w:rPr>
+              <w:t>9</w:t>
+            </w:r>
+            <w:r>
+              <w:rPr>
+                <w:noProof/>
+                <w:webHidden/>
+              </w:rPr>
+              <w:fldChar w:fldCharType="end"/>
+            </w:r>
+          </w:hyperlink>
+        </w:p>
+        <w:p>
+          <w:pPr>
+            <w:pStyle w:val="TOC1"/>
+            <w:tabs>
+              <w:tab w:val="right" w:leader="dot" w:pos="8611"/>
+            </w:tabs>
+            <w:rPr>
+              <w:rFonts w:eastAsiaTheme="minorEastAsia"/>
+              <w:noProof/>
+              <w:lang w:eastAsia="en-GB"/>
+            </w:rPr>
+          </w:pPr>
+          <w:hyperlink w:anchor="_Toc228105557" w:history="1">
+            <w:r>
+              <w:rPr>
+                <w:rStyle w:val="Hyperlink"/>
+                <w:noProof/>
+              </w:rPr>
+              <w:t>7.2 Impact</w:t>
+            </w:r>
+            <w:r>
+              <w:rPr>
+                <w:noProof/>
+                <w:webHidden/>
+              </w:rPr>
+              <w:tab/>
+            </w:r>
+            <w:r>
+              <w:rPr>
+                <w:noProof/>
+                <w:webHidden/>
+              </w:rPr>
+              <w:fldChar w:fldCharType="begin"/>
+            </w:r>
+            <w:r>
+              <w:rPr>
+                <w:noProof/>
+                <w:webHidden/>
+              </w:rPr>
+              <w:instrText xml:space="preserve"> PAGEREF _Toc228105557 \h </w:instrText>
+            </w:r>
+            <w:r>
+              <w:rPr>
+                <w:noProof/>
+                <w:webHidden/>
+              </w:rPr>
+            </w:r>
+            <w:r>
+              <w:rPr>
+                <w:noProof/>
+                <w:webHidden/>
+              </w:rPr>
+              <w:fldChar w:fldCharType="separate"/>
+            </w:r>
+            <w:r>
+              <w:rPr>
+                <w:noProof/>
+                <w:webHidden/>
+              </w:rPr>
+              <w:t>9</w:t>
+            </w:r>
+            <w:r>
+              <w:rPr>
+                <w:noProof/>
+                <w:webHidden/>
+              </w:rPr>
+              <w:fldChar w:fldCharType="end"/>
+            </w:r>
+          </w:hyperlink>
+        </w:p>
+        <w:p>
+          <w:pPr>
+            <w:pStyle w:val="TOC1"/>
+            <w:tabs>
+              <w:tab w:val="right" w:leader="dot" w:pos="8611"/>
+            </w:tabs>
+            <w:rPr>
+              <w:rFonts w:eastAsiaTheme="minorEastAsia"/>
+              <w:noProof/>
+              <w:lang w:eastAsia="en-GB"/>
+            </w:rPr>
+          </w:pPr>
+          <w:hyperlink w:anchor="_Toc228105558" w:history="1">
+            <w:r>
+              <w:rPr>
+                <w:rStyle w:val="Hyperlink"/>
+                <w:noProof/>
+              </w:rPr>
+              <w:t>8. Conclusion</w:t>
+            </w:r>
+            <w:r>
+              <w:rPr>
+                <w:noProof/>
+                <w:webHidden/>
+              </w:rPr>
+              <w:tab/>
+            </w:r>
+            <w:r>
+              <w:rPr>
+                <w:noProof/>
+                <w:webHidden/>
+              </w:rPr>
+              <w:fldChar w:fldCharType="begin"/>
+            </w:r>
+            <w:r>
+              <w:rPr>
+                <w:noProof/>
+                <w:webHidden/>
+              </w:rPr>
+              <w:instrText xml:space="preserve"> PAGEREF _Toc228105558 \h </w:instrText>
+            </w:r>
+            <w:r>
+              <w:rPr>
+                <w:noProof/>
+                <w:webHidden/>
+              </w:rPr>
+            </w:r>
+            <w:r>
+              <w:rPr>
+                <w:noProof/>
+                <w:webHidden/>
+              </w:rPr>
+              <w:fldChar w:fldCharType="separate"/>
+            </w:r>
+            <w:r>
+              <w:rPr>
+                <w:noProof/>
+                <w:webHidden/>
+              </w:rPr>
+              <w:t>9</w:t>
+            </w:r>
+            <w:r>
+              <w:rPr>
+                <w:noProof/>
+                <w:webHidden/>
+              </w:rPr>
+              <w:fldChar w:fldCharType="end"/>
+            </w:r>
+          </w:hyperlink>
+        </w:p>
+        <w:p>
+          <w:pPr>
+            <w:pStyle w:val="TOC1"/>
+            <w:tabs>
+              <w:tab w:val="right" w:leader="dot" w:pos="8611"/>
+            </w:tabs>
+            <w:rPr>
+              <w:rFonts w:eastAsiaTheme="minorEastAsia"/>
+              <w:noProof/>
+              <w:lang w:eastAsia="en-GB"/>
+            </w:rPr>
+          </w:pPr>
+          <w:hyperlink w:anchor="_Toc228105559" w:history="1">
+            <w:r>
+              <w:rPr>
+                <w:rStyle w:val="Hyperlink"/>
+                <w:noProof/>
+              </w:rPr>
+              <w:t>8.1 Limitations</w:t>
+            </w:r>
+            <w:r>
+              <w:rPr>
+                <w:noProof/>
+                <w:webHidden/>
+              </w:rPr>
+              <w:tab/>
+            </w:r>
+            <w:r>
+              <w:rPr>
+                <w:noProof/>
+                <w:webHidden/>
+              </w:rPr>
+              <w:fldChar w:fldCharType="begin"/>
+            </w:r>
+            <w:r>
+              <w:rPr>
+                <w:noProof/>
+                <w:webHidden/>
+              </w:rPr>
+              <w:instrText xml:space="preserve"> PAGEREF _Toc228105559 \h </w:instrText>
+            </w:r>
+            <w:r>
+              <w:rPr>
+                <w:noProof/>
+                <w:webHidden/>
+              </w:rPr>
+            </w:r>
+            <w:r>
+              <w:rPr>
+                <w:noProof/>
+                <w:webHidden/>
+              </w:rPr>
+              <w:fldChar w:fldCharType="separate"/>
+            </w:r>
+            <w:r>
+              <w:rPr>
+                <w:noProof/>
+                <w:webHidden/>
+              </w:rPr>
+              <w:t>10</w:t>
+            </w:r>
+            <w:r>
+              <w:rPr>
+                <w:noProof/>
+                <w:webHidden/>
+              </w:rPr>
+              <w:fldChar w:fldCharType="end"/>
+            </w:r>
+          </w:hyperlink>
+        </w:p>
+        <w:p>
+          <w:pPr>
+            <w:pStyle w:val="TOC1"/>
+            <w:tabs>
+              <w:tab w:val="right" w:leader="dot" w:pos="8611"/>
+            </w:tabs>
+            <w:rPr>
+              <w:rFonts w:eastAsiaTheme="minorEastAsia"/>
+              <w:noProof/>
+              <w:lang w:eastAsia="en-GB"/>
+            </w:rPr>
+          </w:pPr>
+          <w:hyperlink w:anchor="_Toc228105560" w:history="1">
+            <w:r>
+              <w:rPr>
+                <w:rStyle w:val="Hyperlink"/>
+                <w:noProof/>
+              </w:rPr>
+              <w:t>8.2 Future Work</w:t>
+            </w:r>
+            <w:r>
+              <w:rPr>
+                <w:noProof/>
+                <w:webHidden/>
+              </w:rPr>
+              <w:tab/>
+            </w:r>
+            <w:r>
+              <w:rPr>
+                <w:noProof/>
+                <w:webHidden/>
+              </w:rPr>
+              <w:fldChar w:fldCharType="begin"/>
+            </w:r>
+            <w:r>
+              <w:rPr>
+                <w:noProof/>
+                <w:webHidden/>
+              </w:rPr>
+              <w:instrText xml:space="preserve"> PAGEREF _Toc228105560 \h </w:instrText>
+            </w:r>
+            <w:r>
+              <w:rPr>
+                <w:noProof/>
+                <w:webHidden/>
+              </w:rPr>
+            </w:r>
+            <w:r>
+              <w:rPr>
+                <w:noProof/>
+                <w:webHidden/>
+              </w:rPr>
+              <w:fldChar w:fldCharType="separate"/>
+            </w:r>
+            <w:r>
+              <w:rPr>
+                <w:noProof/>
+                <w:webHidden/>
+              </w:rPr>
+              <w:t>10</w:t>
+            </w:r>
+            <w:r>
+              <w:rPr>
+                <w:noProof/>
+                <w:webHidden/>
+              </w:rPr>
+              <w:fldChar w:fldCharType="end"/>
+            </w:r>
+          </w:hyperlink>
+        </w:p>
+        <w:p>
+          <w:pPr>
+            <w:pStyle w:val="TOC1"/>
+            <w:tabs>
+              <w:tab w:val="right" w:leader="dot" w:pos="8611"/>
+            </w:tabs>
+            <w:rPr>
+              <w:rFonts w:eastAsiaTheme="minorEastAsia"/>
+              <w:noProof/>
+              <w:lang w:eastAsia="en-GB"/>
+            </w:rPr>
+          </w:pPr>
+          <w:hyperlink w:anchor="_Toc228105561" w:history="1">
+            <w:r>
+              <w:rPr>
+                <w:rStyle w:val="Hyperlink"/>
+                <w:noProof/>
+              </w:rPr>
+              <w:t>References</w:t>
+            </w:r>
+            <w:r>
+              <w:rPr>
+                <w:noProof/>
+                <w:webHidden/>
+              </w:rPr>
+              <w:tab/>
+            </w:r>
+            <w:r>
+              <w:rPr>
+                <w:noProof/>
+                <w:webHidden/>
+              </w:rPr>
+              <w:fldChar w:fldCharType="begin"/>
+            </w:r>
+            <w:r>
+              <w:rPr>
+                <w:noProof/>
+                <w:webHidden/>
+              </w:rPr>
+              <w:instrText xml:space="preserve"> PAGEREF _Toc228105561 \h </w:instrText>
+            </w:r>
+            <w:r>
+              <w:rPr>
+                <w:noProof/>
+                <w:webHidden/>
+              </w:rPr>
+            </w:r>
+            <w:r>
+              <w:rPr>
+                <w:noProof/>
+                <w:webHidden/>
+              </w:rPr>
+              <w:fldChar w:fldCharType="separate"/>
+            </w:r>
+            <w:r>
+              <w:rPr>
+                <w:noProof/>
+                <w:webHidden/>
+              </w:rPr>
+              <w:t>10</w:t>
+            </w:r>
+            <w:r>
+              <w:rPr>
+                <w:noProof/>
+                <w:webHidden/>
+              </w:rPr>
+              <w:fldChar w:fldCharType="end"/>
+            </w:r>
+          </w:hyperlink>
+        </w:p>
+        <w:p>
+          <w:pPr>
+            <w:pStyle w:val="TOC1"/>
+            <w:tabs>
+              <w:tab w:val="right" w:leader="dot" w:pos="8611"/>
+            </w:tabs>
+            <w:rPr>
+              <w:rFonts w:eastAsiaTheme="minorEastAsia"/>
+              <w:noProof/>
+              <w:lang w:eastAsia="en-GB"/>
+            </w:rPr>
+          </w:pPr>
+          <w:hyperlink w:anchor="_Toc228105562" w:history="1">
+            <w:r>
+              <w:rPr>
+                <w:rStyle w:val="Hyperlink"/>
+                <w:noProof/>
+              </w:rPr>
+              <w:t>Appendices</w:t>
+            </w:r>
+            <w:r>
+              <w:rPr>
+                <w:noProof/>
+                <w:webHidden/>
+              </w:rPr>
+              <w:tab/>
+            </w:r>
+            <w:r>
+              <w:rPr>
+                <w:noProof/>
+                <w:webHidden/>
+              </w:rPr>
+              <w:fldChar w:fldCharType="begin"/>
+            </w:r>
+            <w:r>
+              <w:rPr>
+                <w:noProof/>
+                <w:webHidden/>
+              </w:rPr>
+              <w:instrText xml:space="preserve"> PAGEREF _Toc228105562 \h </w:instrText>
+            </w:r>
+            <w:r>
+              <w:rPr>
+                <w:noProof/>
+                <w:webHidden/>
+              </w:rPr>
+            </w:r>
+            <w:r>
+              <w:rPr>
+                <w:noProof/>
+                <w:webHidden/>
+              </w:rPr>
+              <w:fldChar w:fldCharType="separate"/>
+            </w:r>
+            <w:r>
+              <w:rPr>
+                <w:noProof/>
+                <w:webHidden/>
+              </w:rPr>
+              <w:t>10</w:t>
+            </w:r>
+            <w:r>
+              <w:rPr>
+                <w:noProof/>
+                <w:webHidden/>
+              </w:rPr>
+              <w:fldChar w:fldCharType="end"/>
+            </w:r>
+          </w:hyperlink>
+        </w:p>
+        <w:p>
+          <w:pPr>
+            <w:pStyle w:val="TOC1"/>
+            <w:tabs>
+              <w:tab w:val="right" w:leader="dot" w:pos="8611"/>
+            </w:tabs>
+            <w:rPr>
+              <w:rFonts w:eastAsiaTheme="minorEastAsia"/>
+              <w:noProof/>
+              <w:lang w:eastAsia="en-GB"/>
+            </w:rPr>
+          </w:pPr>
+          <w:hyperlink w:anchor="_Toc228105563" w:history="1">
+            <w:r>
+              <w:rPr>
+                <w:rStyle w:val="Hyperlink"/>
+                <w:noProof/>
+              </w:rPr>
+              <w:t>References</w:t>
+            </w:r>
+            <w:r>
+              <w:rPr>
+                <w:noProof/>
+                <w:webHidden/>
+              </w:rPr>
+              <w:tab/>
+            </w:r>
+            <w:r>
+              <w:rPr>
+                <w:noProof/>
+                <w:webHidden/>
+              </w:rPr>
+              <w:fldChar w:fldCharType="begin"/>
+            </w:r>
+            <w:r>
+              <w:rPr>
+                <w:noProof/>
+                <w:webHidden/>
+              </w:rPr>
+              <w:instrText xml:space="preserve"> PAGEREF _Toc228105563 \h </w:instrText>
+            </w:r>
+            <w:r>
+              <w:rPr>
+                <w:noProof/>
+                <w:webHidden/>
+              </w:rPr>
+            </w:r>
+            <w:r>
+              <w:rPr>
+                <w:noProof/>
+                <w:webHidden/>
+              </w:rPr>
+              <w:fldChar w:fldCharType="separate"/>
+            </w:r>
+            <w:r>
+              <w:rPr>
+                <w:noProof/>
+                <w:webHidden/>
+              </w:rPr>
+              <w:t>12</w:t>
+            </w:r>
+            <w:r>
+              <w:rPr>
+                <w:noProof/>
+                <w:webHidden/>
+              </w:rPr>
+              <w:fldChar w:fldCharType="end"/>
+            </w:r>
+          </w:hyperlink>
+        </w:p>
+        <w:p>
+          <w:pPr>
+            <w:ind w:left="720" w:hanging="720"/>
+          </w:pPr>
+          <w:r>
+            <w:rPr>
+              <w:b/>
+              <w:bCs/>
+              <w:noProof/>
+            </w:rPr>
+            <w:fldChar w:fldCharType="end"/>
+          </w:r>
+        </w:p>
+      </w:sdtContent>
+    </w:sdt>
+    <w:p>
+      <w:pPr>
         <w:rPr>
           <w:rFonts w:ascii="Arial" w:hAnsi="Arial" w:cs="Arial"/>
           <w:b/>
@@ -635,9 +3020,10 @@
           <w:sz w:val="22"/>
           <w:szCs w:val="22"/>
         </w:rPr>
-        <w:t xml:space="preserve">The project will be to study alternative game controllers which can shape player experience, immersion and accessibility. Modern controllers such as the PlayStation and Xbox gamepads which have the standard joystick, D-pad and 4 buttons remain the dominant design; however, technology has advanced and companies in the past and future are now developing </w:t>
-      </w:r>
-      <w:r>
+      </w:pPr>
+    </w:p>
+    <w:p>
+      <w:pPr>
         <w:rPr>
           <w:rFonts w:ascii="Arial" w:hAnsi="Arial" w:cs="Arial"/>
           <w:b/>
@@ -645,9 +3031,10 @@
           <w:sz w:val="22"/>
           <w:szCs w:val="22"/>
         </w:rPr>
-        <w:t xml:space="preserve">new forms of gaming </w:t>
-      </w:r>
-      <w:r>
+      </w:pPr>
+    </w:p>
+    <w:p>
+      <w:pPr>
         <w:rPr>
           <w:rFonts w:ascii="Arial" w:hAnsi="Arial" w:cs="Arial"/>
           <w:b/>
@@ -655,9 +3042,10 @@
           <w:sz w:val="22"/>
           <w:szCs w:val="22"/>
         </w:rPr>
-        <w:t xml:space="preserve">that can give players a new way to </w:t>
-      </w:r>
-      <w:r>
+      </w:pPr>
+    </w:p>
+    <w:p>
+      <w:pPr>
         <w:rPr>
           <w:rFonts w:ascii="Arial" w:hAnsi="Arial" w:cs="Arial"/>
           <w:b/>
@@ -665,9 +3053,10 @@
           <w:sz w:val="22"/>
           <w:szCs w:val="22"/>
         </w:rPr>
-        <w:t>experience and immerse themselves</w:t>
-      </w:r>
-      <w:r>
+      </w:pPr>
+    </w:p>
+    <w:p>
+      <w:pPr>
         <w:rPr>
           <w:rFonts w:ascii="Arial" w:hAnsi="Arial" w:cs="Arial"/>
           <w:b/>
@@ -675,11 +3064,8 @@
           <w:sz w:val="22"/>
           <w:szCs w:val="22"/>
         </w:rPr>
-        <w:t xml:space="preserve"> such as motion-based controllers that offer new opportunities for both developers and players. This study explores the development of a custom Pi Pico-based motion controller alongside a Unity-based game that is mainly developed to evaluate how the hardware-software design can influence gameplay experience.</w:t>
-      </w:r>
-    </w:p>
-    <w:p>
-      <w:pPr>
+      </w:pPr>
+      <w:r>
         <w:rPr>
           <w:rFonts w:ascii="Arial" w:hAnsi="Arial" w:cs="Arial"/>
           <w:b/>
@@ -687,8 +3073,11 @@
           <w:sz w:val="22"/>
           <w:szCs w:val="22"/>
         </w:rPr>
-      </w:pPr>
-      <w:r>
+        <w:t>List of Figures</w:t>
+      </w:r>
+    </w:p>
+    <w:p>
+      <w:pPr>
         <w:rPr>
           <w:rFonts w:ascii="Arial" w:hAnsi="Arial" w:cs="Arial"/>
           <w:b/>
@@ -696,8 +3085,7 @@
           <w:sz w:val="22"/>
           <w:szCs w:val="22"/>
         </w:rPr>
-        <w:t>The project</w:t>
-      </w:r>
+      </w:pPr>
       <w:r>
         <w:rPr>
           <w:rFonts w:ascii="Arial" w:hAnsi="Arial" w:cs="Arial"/>
@@ -706,7 +3094,7 @@
           <w:sz w:val="22"/>
           <w:szCs w:val="22"/>
         </w:rPr>
-        <w:t xml:space="preserve"> will adapt a hardware-software prototype along with detailed user testing. Which will collect detailed data by using surveys, information sheets and in person tests with permission. The data collected from the users will be anonymised and will collect data purely on the performance of the controller in terms of input accuracy, responsiveness and user feedback on immersion and usability.</w:t>
+        <w:t>List of Tables</w:t>
       </w:r>
     </w:p>
     <w:p>
@@ -719,207 +3107,57 @@
           <w:szCs w:val="22"/>
         </w:rPr>
       </w:pPr>
-      <w:r>
-        <w:rPr>
-          <w:rFonts w:ascii="Arial" w:hAnsi="Arial" w:cs="Arial"/>
-          <w:b/>
-          <w:bCs/>
+    </w:p>
+    <w:p>
+      <w:pPr>
+        <w:rPr>
+          <w:rFonts w:ascii="Arial" w:hAnsi="Arial" w:cs="Arial"/>
           <w:sz w:val="22"/>
           <w:szCs w:val="22"/>
         </w:rPr>
-        <w:t>This research is to understand alternative game controllers by highlighting key factors like experience, immersion as well as the importance of accessibility, sustainability, and user-friendly experience. It will demonstrate that alternative input systems are most effective when it is purely designed specifically for a game or software where it will excel.</w:t>
-      </w:r>
-    </w:p>
-    <w:p>
-      <w:pPr>
-        <w:rPr>
-          <w:rFonts w:ascii="Arial" w:hAnsi="Arial" w:cs="Arial"/>
-          <w:b/>
-          <w:bCs/>
+      </w:pPr>
+      <w:r>
+        <w:rPr>
+          <w:rFonts w:ascii="Arial" w:hAnsi="Arial" w:cs="Arial"/>
           <w:sz w:val="22"/>
           <w:szCs w:val="22"/>
         </w:rPr>
-      </w:pPr>
-    </w:p>
-    <w:p>
-      <w:pPr>
-        <w:rPr>
-          <w:rFonts w:ascii="Arial" w:hAnsi="Arial" w:cs="Arial"/>
-          <w:b/>
-          <w:bCs/>
+        <w:br w:type="page"/>
+      </w:r>
+    </w:p>
+    <w:p>
+      <w:pPr>
+        <w:rPr>
+          <w:rFonts w:ascii="Arial" w:hAnsi="Arial" w:cs="Arial"/>
           <w:sz w:val="22"/>
           <w:szCs w:val="22"/>
         </w:rPr>
       </w:pPr>
-      <w:r>
-        <w:rPr>
-          <w:rFonts w:ascii="Arial" w:hAnsi="Arial" w:cs="Arial"/>
-          <w:b/>
-          <w:bCs/>
-          <w:sz w:val="22"/>
-          <w:szCs w:val="22"/>
-        </w:rPr>
-        <w:t>Table of Contents</w:t>
-      </w:r>
-    </w:p>
-    <w:p>
-      <w:pPr>
-        <w:rPr>
-          <w:rFonts w:ascii="Arial" w:hAnsi="Arial" w:cs="Arial"/>
-          <w:b/>
-          <w:bCs/>
-          <w:sz w:val="22"/>
-          <w:szCs w:val="22"/>
-        </w:rPr>
-      </w:pPr>
-    </w:p>
-    <w:p>
-      <w:pPr>
-        <w:rPr>
-          <w:rFonts w:ascii="Arial" w:hAnsi="Arial" w:cs="Arial"/>
-          <w:b/>
-          <w:bCs/>
-          <w:sz w:val="22"/>
-          <w:szCs w:val="22"/>
-        </w:rPr>
-      </w:pPr>
-    </w:p>
-    <w:p>
-      <w:pPr>
-        <w:rPr>
-          <w:rFonts w:ascii="Arial" w:hAnsi="Arial" w:cs="Arial"/>
-          <w:b/>
-          <w:bCs/>
-          <w:sz w:val="22"/>
-          <w:szCs w:val="22"/>
-        </w:rPr>
-      </w:pPr>
-    </w:p>
-    <w:p>
-      <w:pPr>
-        <w:rPr>
-          <w:rFonts w:ascii="Arial" w:hAnsi="Arial" w:cs="Arial"/>
-          <w:b/>
-          <w:bCs/>
-          <w:sz w:val="22"/>
-          <w:szCs w:val="22"/>
-        </w:rPr>
-      </w:pPr>
-    </w:p>
-    <w:p>
-      <w:pPr>
-        <w:rPr>
-          <w:rFonts w:ascii="Arial" w:hAnsi="Arial" w:cs="Arial"/>
-          <w:b/>
-          <w:bCs/>
-          <w:sz w:val="22"/>
-          <w:szCs w:val="22"/>
-        </w:rPr>
-      </w:pPr>
-      <w:r>
-        <w:rPr>
-          <w:rFonts w:ascii="Arial" w:hAnsi="Arial" w:cs="Arial"/>
-          <w:b/>
-          <w:bCs/>
-          <w:sz w:val="22"/>
-          <w:szCs w:val="22"/>
-        </w:rPr>
-        <w:t>List of Figures</w:t>
-      </w:r>
-    </w:p>
-    <w:p>
-      <w:pPr>
-        <w:rPr>
-          <w:rFonts w:ascii="Arial" w:hAnsi="Arial" w:cs="Arial"/>
-          <w:b/>
-          <w:bCs/>
-          <w:sz w:val="22"/>
-          <w:szCs w:val="22"/>
-        </w:rPr>
-      </w:pPr>
-      <w:r>
-        <w:rPr>
-          <w:rFonts w:ascii="Arial" w:hAnsi="Arial" w:cs="Arial"/>
-          <w:b/>
-          <w:bCs/>
-          <w:sz w:val="22"/>
-          <w:szCs w:val="22"/>
-        </w:rPr>
-        <w:t>List of Tables</w:t>
-      </w:r>
-    </w:p>
-    <w:p>
-      <w:pPr>
-        <w:rPr>
-          <w:rFonts w:ascii="Arial" w:hAnsi="Arial" w:cs="Arial"/>
-          <w:b/>
-          <w:bCs/>
-          <w:sz w:val="22"/>
-          <w:szCs w:val="22"/>
-        </w:rPr>
-      </w:pPr>
-    </w:p>
-    <w:p>
-      <w:pPr>
-        <w:rPr>
-          <w:rFonts w:ascii="Arial" w:hAnsi="Arial" w:cs="Arial"/>
-          <w:b/>
-          <w:bCs/>
-          <w:sz w:val="22"/>
-          <w:szCs w:val="22"/>
-        </w:rPr>
-      </w:pPr>
-    </w:p>
-    <w:p>
-      <w:pPr>
-        <w:rPr>
-          <w:rFonts w:ascii="Arial" w:hAnsi="Arial" w:cs="Arial"/>
-          <w:sz w:val="22"/>
-          <w:szCs w:val="22"/>
-        </w:rPr>
-      </w:pPr>
-      <w:r>
-        <w:rPr>
-          <w:rFonts w:ascii="Arial" w:hAnsi="Arial" w:cs="Arial"/>
-          <w:sz w:val="22"/>
-          <w:szCs w:val="22"/>
-        </w:rPr>
-        <w:br w:type="page"/>
-      </w:r>
-    </w:p>
-    <w:p>
-      <w:pPr>
-        <w:rPr>
-          <w:rFonts w:ascii="Arial" w:hAnsi="Arial" w:cs="Arial"/>
-          <w:sz w:val="22"/>
-          <w:szCs w:val="22"/>
-        </w:rPr>
-      </w:pPr>
-    </w:p>
-    <w:p>
-      <w:pPr>
-        <w:rPr>
-          <w:rFonts w:ascii="Arial" w:hAnsi="Arial" w:cs="Arial"/>
-          <w:b/>
-          <w:bCs/>
-        </w:rPr>
-      </w:pPr>
-      <w:r>
-        <w:rPr>
-          <w:rFonts w:ascii="Arial" w:hAnsi="Arial" w:cs="Arial"/>
-          <w:b/>
-          <w:bCs/>
+    </w:p>
+    <w:p>
+      <w:pPr>
+        <w:pStyle w:val="Heading1"/>
+        <w:rPr>
+          <w:sz w:val="32"/>
+          <w:szCs w:val="32"/>
+        </w:rPr>
+      </w:pPr>
+      <w:bookmarkStart w:id="7" w:name="_Toc228105533"/>
+      <w:r>
+        <w:rPr>
+          <w:sz w:val="32"/>
+          <w:szCs w:val="32"/>
         </w:rPr>
         <w:t xml:space="preserve">1.0 </w:t>
       </w:r>
       <w:r>
         <w:rPr>
-          <w:rFonts w:ascii="Arial" w:hAnsi="Arial" w:cs="Arial"/>
-          <w:b/>
-          <w:bCs/>
+          <w:sz w:val="32"/>
+          <w:szCs w:val="32"/>
         </w:rPr>
         <w:t>Introduction and Context</w:t>
       </w:r>
+      <w:bookmarkEnd w:id="7"/>
     </w:p>
     <w:p>
       <w:pPr>
@@ -946,7 +3184,7 @@
             <w:rPr>
               <w:lang w:val="en-GB"/>
             </w:rPr>
-            <w:instrText xml:space="preserve"> CITATION Aky24 \l 2057 </w:instrText>
+            <w:instrText xml:space="preserve">CITATION Aky24 \l 2057 </w:instrText>
           </w:r>
           <w:r>
             <w:fldChar w:fldCharType="separate"/>
@@ -956,7 +3194,7 @@
               <w:noProof/>
               <w:lang w:val="en-GB"/>
             </w:rPr>
-            <w:t>(Akyaman &amp; Alppay, 2024)</w:t>
+            <w:t>(Akyaman &amp; Cem Alppay, 2024)</w:t>
           </w:r>
           <w:r>
             <w:fldChar w:fldCharType="end"/>
@@ -966,6 +3204,9 @@
       <w:r>
         <w:t>.</w:t>
       </w:r>
+      <w:r>
+        <w:t xml:space="preserve"> </w:t>
+      </w:r>
     </w:p>
     <w:p>
       <w:pPr>
@@ -1006,264 +3247,499 @@
     </w:p>
     <w:p>
       <w:pPr>
+        <w:pStyle w:val="Heading1"/>
+        <w:rPr>
+          <w:sz w:val="32"/>
+          <w:szCs w:val="32"/>
+        </w:rPr>
+      </w:pPr>
+      <w:bookmarkStart w:id="8" w:name="_Toc228105534"/>
+      <w:r>
+        <w:rPr>
+          <w:sz w:val="32"/>
+          <w:szCs w:val="32"/>
+        </w:rPr>
+        <w:t>1.</w:t>
+      </w:r>
+      <w:r>
+        <w:rPr>
+          <w:sz w:val="32"/>
+          <w:szCs w:val="32"/>
+        </w:rPr>
+        <w:t>1</w:t>
+      </w:r>
+      <w:r>
+        <w:rPr>
+          <w:sz w:val="32"/>
+          <w:szCs w:val="32"/>
+        </w:rPr>
+        <w:t xml:space="preserve"> Problem Statement</w:t>
+      </w:r>
+      <w:bookmarkEnd w:id="8"/>
+    </w:p>
+    <w:p>
+      <w:r>
+        <w:rPr>
+          <w:rFonts w:ascii="Arial" w:hAnsi="Arial" w:cs="Arial"/>
+        </w:rPr>
+        <w:t>Gaming</w:t>
+      </w:r>
+      <w:r>
+        <w:rPr>
+          <w:rFonts w:ascii="Arial" w:hAnsi="Arial" w:cs="Arial"/>
+        </w:rPr>
+        <w:t xml:space="preserve"> controllers </w:t>
+      </w:r>
+      <w:r>
+        <w:rPr>
+          <w:rFonts w:ascii="Arial" w:hAnsi="Arial" w:cs="Arial"/>
+        </w:rPr>
+        <w:t xml:space="preserve">have always </w:t>
+      </w:r>
+      <w:r>
+        <w:rPr>
+          <w:rFonts w:ascii="Arial" w:hAnsi="Arial" w:cs="Arial"/>
+        </w:rPr>
+        <w:t>had the expectation</w:t>
+      </w:r>
+      <w:r>
+        <w:rPr>
+          <w:rFonts w:ascii="Arial" w:hAnsi="Arial" w:cs="Arial"/>
+        </w:rPr>
+        <w:t xml:space="preserve"> to create the standard layout and input methods for most people. But this comes with its own issue where it may not carter to everyone and many players want to explore alternative ways to interact with games to increase their immersion, experience and personal preference. </w:t>
+      </w:r>
+      <w:r>
+        <w:rPr>
+          <w:rFonts w:ascii="Arial" w:hAnsi="Arial" w:cs="Arial"/>
+        </w:rPr>
+        <w:t>Furthermore, m</w:t>
+      </w:r>
+      <w:r>
+        <w:rPr>
+          <w:rFonts w:ascii="Arial" w:hAnsi="Arial" w:cs="Arial"/>
+        </w:rPr>
+        <w:t xml:space="preserve">any </w:t>
+      </w:r>
+      <w:r>
+        <w:rPr>
+          <w:rFonts w:ascii="Arial" w:hAnsi="Arial" w:cs="Arial"/>
+        </w:rPr>
+        <w:t xml:space="preserve">may be unable to effectively use the traditional controller due to physical limitations. Research indicates that most traditional gaming controllers are not designed with accessibility in mind, making </w:t>
+      </w:r>
+      <w:r>
+        <w:rPr>
+          <w:rFonts w:ascii="Arial" w:hAnsi="Arial" w:cs="Arial"/>
+        </w:rPr>
+        <w:lastRenderedPageBreak/>
+        <w:t xml:space="preserve">them difficult to use </w:t>
+      </w:r>
+      <w:sdt>
+        <w:sdtPr>
+          <w:rPr>
+            <w:rFonts w:ascii="Arial" w:hAnsi="Arial" w:cs="Arial"/>
+          </w:rPr>
+          <w:id w:val="-1231770758"/>
+          <w:citation/>
+        </w:sdtPr>
+        <w:sdtContent>
+          <w:r>
+            <w:rPr>
+              <w:rFonts w:ascii="Arial" w:hAnsi="Arial" w:cs="Arial"/>
+            </w:rPr>
+            <w:fldChar w:fldCharType="begin"/>
+          </w:r>
+          <w:r>
+            <w:rPr>
+              <w:rFonts w:ascii="Arial" w:hAnsi="Arial" w:cs="Arial"/>
+              <w:lang w:val="en-US"/>
+            </w:rPr>
+            <w:instrText xml:space="preserve">CITATION Mal23 \l 1033 </w:instrText>
+          </w:r>
+          <w:r>
+            <w:rPr>
+              <w:rFonts w:ascii="Arial" w:hAnsi="Arial" w:cs="Arial"/>
+            </w:rPr>
+            <w:fldChar w:fldCharType="separate"/>
+          </w:r>
+          <w:r>
+            <w:rPr>
+              <w:rFonts w:ascii="Arial" w:hAnsi="Arial" w:cs="Arial"/>
+              <w:noProof/>
+              <w:lang w:val="en-US"/>
+            </w:rPr>
+            <w:t>(Malone, et al., 2023)</w:t>
+          </w:r>
+          <w:r>
+            <w:rPr>
+              <w:rFonts w:ascii="Arial" w:hAnsi="Arial" w:cs="Arial"/>
+            </w:rPr>
+            <w:fldChar w:fldCharType="end"/>
+          </w:r>
+        </w:sdtContent>
+      </w:sdt>
+      <w:r>
+        <w:rPr>
+          <w:rFonts w:ascii="Arial" w:hAnsi="Arial" w:cs="Arial"/>
+        </w:rPr>
+        <w:t xml:space="preserve"> and potentially losing out on a wider range of players</w:t>
+      </w:r>
+      <w:r>
+        <w:rPr>
+          <w:rFonts w:ascii="Arial" w:hAnsi="Arial" w:cs="Arial"/>
+        </w:rPr>
+        <w:t>.</w:t>
+      </w:r>
+    </w:p>
+    <w:p>
+      <w:r>
+        <w:rPr>
+          <w:rFonts w:ascii="Arial" w:hAnsi="Arial" w:cs="Arial"/>
+        </w:rPr>
+        <w:t>This highlights the gap in the market</w:t>
+      </w:r>
+      <w:r>
+        <w:rPr>
+          <w:rFonts w:ascii="Arial" w:hAnsi="Arial" w:cs="Arial"/>
+        </w:rPr>
+        <w:t xml:space="preserve"> </w:t>
+      </w:r>
+      <w:r>
+        <w:rPr>
+          <w:rFonts w:ascii="Arial" w:hAnsi="Arial" w:cs="Arial"/>
+        </w:rPr>
+        <w:t xml:space="preserve">which creates a barrier to entry for small studios and developers to create </w:t>
+      </w:r>
+      <w:r>
+        <w:rPr>
+          <w:rFonts w:ascii="Arial" w:hAnsi="Arial" w:cs="Arial"/>
+        </w:rPr>
+        <w:t xml:space="preserve">alternative </w:t>
+      </w:r>
+      <w:r>
+        <w:rPr>
+          <w:rFonts w:ascii="Arial" w:hAnsi="Arial" w:cs="Arial"/>
+        </w:rPr>
+        <w:t xml:space="preserve">controllers </w:t>
+      </w:r>
+      <w:r>
+        <w:rPr>
+          <w:rFonts w:ascii="Arial" w:hAnsi="Arial" w:cs="Arial"/>
+        </w:rPr>
+        <w:t>and address the solution for accessibility and immersive gameplay</w:t>
+      </w:r>
+      <w:r>
+        <w:rPr>
+          <w:rFonts w:ascii="Arial" w:hAnsi="Arial" w:cs="Arial"/>
+        </w:rPr>
+        <w:t xml:space="preserve"> </w:t>
+      </w:r>
+      <w:r>
+        <w:rPr>
+          <w:rFonts w:ascii="Arial" w:hAnsi="Arial" w:cs="Arial"/>
+        </w:rPr>
+        <w:t>by b</w:t>
+      </w:r>
+      <w:r>
+        <w:rPr>
+          <w:rFonts w:ascii="Arial" w:hAnsi="Arial" w:cs="Arial"/>
+        </w:rPr>
+        <w:t xml:space="preserve">eing able to </w:t>
+      </w:r>
+      <w:r>
+        <w:rPr>
+          <w:rFonts w:ascii="Arial" w:hAnsi="Arial" w:cs="Arial"/>
+        </w:rPr>
+        <w:t>feed into the needs of the consumers that can support a wider range of players while still maintaining effective gameplay interaction</w:t>
+      </w:r>
+      <w:r>
+        <w:rPr>
+          <w:rFonts w:ascii="Arial" w:hAnsi="Arial" w:cs="Arial"/>
+        </w:rPr>
+        <w:t xml:space="preserve">. </w:t>
+      </w:r>
+      <w:r>
+        <w:rPr>
+          <w:rFonts w:ascii="Arial" w:hAnsi="Arial" w:cs="Arial"/>
+        </w:rPr>
+        <w:t>This project aims to study and address the issue by developing a custom controller that will be designed along with a game environment, enabling a more interactive and integrated player experience.</w:t>
+      </w:r>
+    </w:p>
+    <w:p/>
+    <w:p>
+      <w:pPr>
+        <w:pStyle w:val="Heading1"/>
+        <w:rPr>
+          <w:sz w:val="32"/>
+          <w:szCs w:val="32"/>
+        </w:rPr>
+      </w:pPr>
+      <w:bookmarkStart w:id="9" w:name="_Toc228105535"/>
+      <w:r>
+        <w:rPr>
+          <w:sz w:val="32"/>
+          <w:szCs w:val="32"/>
+        </w:rPr>
+        <w:t>2.0 Review of Existing Knowledge</w:t>
+      </w:r>
+      <w:bookmarkEnd w:id="9"/>
+    </w:p>
+    <w:p>
+      <w:pPr>
+        <w:rPr>
+          <w:rFonts w:ascii="Arial" w:hAnsi="Arial" w:cs="Arial"/>
+        </w:rPr>
+      </w:pPr>
+      <w:r>
+        <w:rPr>
+          <w:rFonts w:ascii="Arial" w:hAnsi="Arial" w:cs="Arial"/>
+        </w:rPr>
+        <w:t>Comprehensively outline and expand on</w:t>
+      </w:r>
+      <w:r>
+        <w:rPr>
+          <w:rFonts w:ascii="Arial" w:hAnsi="Arial" w:cs="Arial"/>
+        </w:rPr>
+        <w:t xml:space="preserve"> the primary </w:t>
+      </w:r>
+      <w:r>
+        <w:rPr>
+          <w:rFonts w:ascii="Arial" w:hAnsi="Arial" w:cs="Arial"/>
+        </w:rPr>
+        <w:t>concepts and</w:t>
+      </w:r>
+      <w:r>
+        <w:rPr>
+          <w:rFonts w:ascii="Arial" w:hAnsi="Arial" w:cs="Arial"/>
+        </w:rPr>
+        <w:t xml:space="preserve"> established models</w:t>
+      </w:r>
+      <w:r>
+        <w:rPr>
+          <w:rFonts w:ascii="Arial" w:hAnsi="Arial" w:cs="Arial"/>
+        </w:rPr>
+        <w:t xml:space="preserve"> presented in</w:t>
+      </w:r>
+      <w:r>
+        <w:rPr>
+          <w:rFonts w:ascii="Arial" w:hAnsi="Arial" w:cs="Arial"/>
+        </w:rPr>
+        <w:t xml:space="preserve"> studies </w:t>
+      </w:r>
+      <w:r>
+        <w:rPr>
+          <w:rFonts w:ascii="Arial" w:hAnsi="Arial" w:cs="Arial"/>
+        </w:rPr>
+        <w:t>relevant</w:t>
+      </w:r>
+      <w:r>
+        <w:rPr>
+          <w:rFonts w:ascii="Arial" w:hAnsi="Arial" w:cs="Arial"/>
+        </w:rPr>
+        <w:t xml:space="preserve"> to your </w:t>
+      </w:r>
+      <w:r>
+        <w:rPr>
+          <w:rFonts w:ascii="Arial" w:hAnsi="Arial" w:cs="Arial"/>
+        </w:rPr>
+        <w:t>problem statement</w:t>
+      </w:r>
+      <w:r>
+        <w:rPr>
+          <w:rFonts w:ascii="Arial" w:hAnsi="Arial" w:cs="Arial"/>
+        </w:rPr>
+        <w:t xml:space="preserve">. What is the existing knowledge on this subject? What are the </w:t>
+      </w:r>
+      <w:r>
+        <w:rPr>
+          <w:rFonts w:ascii="Arial" w:hAnsi="Arial" w:cs="Arial"/>
+        </w:rPr>
+        <w:t>main</w:t>
+      </w:r>
+      <w:r>
+        <w:rPr>
+          <w:rFonts w:ascii="Arial" w:hAnsi="Arial" w:cs="Arial"/>
+        </w:rPr>
+        <w:t xml:space="preserve"> findings and conclusions derived from </w:t>
+      </w:r>
+      <w:r>
+        <w:rPr>
+          <w:rFonts w:ascii="Arial" w:hAnsi="Arial" w:cs="Arial"/>
+        </w:rPr>
+        <w:t>these studies</w:t>
+      </w:r>
+      <w:r>
+        <w:rPr>
+          <w:rFonts w:ascii="Arial" w:hAnsi="Arial" w:cs="Arial"/>
+        </w:rPr>
+        <w:t xml:space="preserve">? This should not merely be </w:t>
+      </w:r>
+      <w:r>
+        <w:rPr>
+          <w:rFonts w:ascii="Arial" w:hAnsi="Arial" w:cs="Arial"/>
+        </w:rPr>
+        <w:t>a descriptive summary</w:t>
+      </w:r>
+      <w:r>
+        <w:rPr>
+          <w:rFonts w:ascii="Arial" w:hAnsi="Arial" w:cs="Arial"/>
+        </w:rPr>
+        <w:t xml:space="preserve">; rather, </w:t>
+      </w:r>
+      <w:r>
+        <w:rPr>
+          <w:rFonts w:ascii="Arial" w:hAnsi="Arial" w:cs="Arial"/>
+        </w:rPr>
+        <w:t>a critical analysis</w:t>
+      </w:r>
+      <w:r>
+        <w:rPr>
+          <w:rFonts w:ascii="Arial" w:hAnsi="Arial" w:cs="Arial"/>
+        </w:rPr>
+        <w:t xml:space="preserve"> </w:t>
+      </w:r>
+      <w:r>
+        <w:rPr>
+          <w:rFonts w:ascii="Arial" w:hAnsi="Arial" w:cs="Arial"/>
+        </w:rPr>
+        <w:t>of the</w:t>
+      </w:r>
+      <w:r>
+        <w:rPr>
+          <w:rFonts w:ascii="Arial" w:hAnsi="Arial" w:cs="Arial"/>
+        </w:rPr>
+        <w:t xml:space="preserve"> information to construct a coherent narrative regarding the current state of knowledge.</w:t>
+      </w:r>
+      <w:r>
+        <w:rPr>
+          <w:rFonts w:ascii="Arial" w:hAnsi="Arial" w:cs="Arial"/>
+        </w:rPr>
+        <w:t xml:space="preserve"> </w:t>
+      </w:r>
+    </w:p>
+    <w:p>
+      <w:pPr>
+        <w:rPr>
+          <w:rFonts w:ascii="Arial" w:hAnsi="Arial" w:cs="Arial"/>
+          <w:i/>
+          <w:iCs/>
+        </w:rPr>
+      </w:pPr>
+      <w:r>
         <w:rPr>
           <w:rFonts w:ascii="Arial" w:hAnsi="Arial" w:cs="Arial"/>
           <w:b/>
           <w:bCs/>
         </w:rPr>
-      </w:pPr>
-      <w:r>
-        <w:rPr>
-          <w:rFonts w:ascii="Arial" w:hAnsi="Arial" w:cs="Arial"/>
-          <w:b/>
-          <w:bCs/>
-        </w:rPr>
-        <w:t>1.</w:t>
-      </w:r>
-      <w:r>
-        <w:rPr>
-          <w:rFonts w:ascii="Arial" w:hAnsi="Arial" w:cs="Arial"/>
-          <w:b/>
-          <w:bCs/>
-        </w:rPr>
-        <w:t>1</w:t>
-      </w:r>
-      <w:r>
-        <w:rPr>
-          <w:rFonts w:ascii="Arial" w:hAnsi="Arial" w:cs="Arial"/>
-          <w:b/>
-          <w:bCs/>
-        </w:rPr>
-        <w:t xml:space="preserve"> Problem Statement</w:t>
-      </w:r>
-    </w:p>
-    <w:p>
-      <w:pPr>
-        <w:rPr>
-          <w:rFonts w:ascii="Arial" w:hAnsi="Arial" w:cs="Arial"/>
-        </w:rPr>
-      </w:pPr>
-      <w:r>
-        <w:rPr>
-          <w:rFonts w:ascii="Arial" w:hAnsi="Arial" w:cs="Arial"/>
-        </w:rPr>
-        <w:t>Clearly and specifically state the problem your project is designed to address. This should be a concise statement that identifies the key issue. Think of it as the "what" and "why" of your project, all in one or two sentences. For example: "Small to medium-sized enterprises (SMEs) lack affordable and scalable cybersecurity solutions, leaving them highly susceptible to data breaches."</w:t>
-      </w:r>
-    </w:p>
-    <w:p>
-      <w:pPr>
-        <w:rPr>
-          <w:rFonts w:ascii="Arial" w:hAnsi="Arial" w:cs="Arial"/>
-          <w:b/>
-          <w:bCs/>
-        </w:rPr>
-      </w:pPr>
-      <w:r>
-        <w:rPr>
-          <w:rFonts w:ascii="Arial" w:hAnsi="Arial" w:cs="Arial"/>
-          <w:b/>
-          <w:bCs/>
-        </w:rPr>
-        <w:t>2.0 Review of Existing Knowledge</w:t>
-      </w:r>
-    </w:p>
-    <w:p>
-      <w:pPr>
-        <w:rPr>
-          <w:rFonts w:ascii="Arial" w:hAnsi="Arial" w:cs="Arial"/>
-        </w:rPr>
-      </w:pPr>
-      <w:r>
-        <w:rPr>
-          <w:rFonts w:ascii="Arial" w:hAnsi="Arial" w:cs="Arial"/>
-        </w:rPr>
-        <w:t>Comprehensively outline and expand on</w:t>
-      </w:r>
-      <w:r>
-        <w:rPr>
-          <w:rFonts w:ascii="Arial" w:hAnsi="Arial" w:cs="Arial"/>
-        </w:rPr>
-        <w:t xml:space="preserve"> the primary </w:t>
-      </w:r>
-      <w:r>
-        <w:rPr>
-          <w:rFonts w:ascii="Arial" w:hAnsi="Arial" w:cs="Arial"/>
-        </w:rPr>
-        <w:t>concepts and</w:t>
-      </w:r>
-      <w:r>
-        <w:rPr>
-          <w:rFonts w:ascii="Arial" w:hAnsi="Arial" w:cs="Arial"/>
-        </w:rPr>
-        <w:t xml:space="preserve"> established models</w:t>
-      </w:r>
-      <w:r>
-        <w:rPr>
-          <w:rFonts w:ascii="Arial" w:hAnsi="Arial" w:cs="Arial"/>
-        </w:rPr>
-        <w:t xml:space="preserve"> presented in</w:t>
-      </w:r>
-      <w:r>
-        <w:rPr>
-          <w:rFonts w:ascii="Arial" w:hAnsi="Arial" w:cs="Arial"/>
-        </w:rPr>
-        <w:t xml:space="preserve"> studies </w:t>
-      </w:r>
-      <w:r>
-        <w:rPr>
-          <w:rFonts w:ascii="Arial" w:hAnsi="Arial" w:cs="Arial"/>
-        </w:rPr>
-        <w:t>relevant</w:t>
-      </w:r>
-      <w:r>
-        <w:rPr>
-          <w:rFonts w:ascii="Arial" w:hAnsi="Arial" w:cs="Arial"/>
-        </w:rPr>
-        <w:t xml:space="preserve"> to your </w:t>
-      </w:r>
-      <w:r>
-        <w:rPr>
-          <w:rFonts w:ascii="Arial" w:hAnsi="Arial" w:cs="Arial"/>
-        </w:rPr>
-        <w:t>problem statement</w:t>
-      </w:r>
-      <w:r>
-        <w:rPr>
-          <w:rFonts w:ascii="Arial" w:hAnsi="Arial" w:cs="Arial"/>
-        </w:rPr>
-        <w:t xml:space="preserve">. What is the </w:t>
-      </w:r>
-      <w:r>
-        <w:rPr>
-          <w:rFonts w:ascii="Arial" w:hAnsi="Arial" w:cs="Arial"/>
-        </w:rPr>
-        <w:lastRenderedPageBreak/>
-        <w:t xml:space="preserve">existing knowledge on this subject? What are the </w:t>
-      </w:r>
-      <w:r>
-        <w:rPr>
-          <w:rFonts w:ascii="Arial" w:hAnsi="Arial" w:cs="Arial"/>
-        </w:rPr>
-        <w:t>main</w:t>
-      </w:r>
-      <w:r>
-        <w:rPr>
-          <w:rFonts w:ascii="Arial" w:hAnsi="Arial" w:cs="Arial"/>
-        </w:rPr>
-        <w:t xml:space="preserve"> findings and conclusions derived from </w:t>
-      </w:r>
-      <w:r>
-        <w:rPr>
-          <w:rFonts w:ascii="Arial" w:hAnsi="Arial" w:cs="Arial"/>
-        </w:rPr>
-        <w:t>these studies</w:t>
-      </w:r>
-      <w:r>
-        <w:rPr>
-          <w:rFonts w:ascii="Arial" w:hAnsi="Arial" w:cs="Arial"/>
-        </w:rPr>
-        <w:t xml:space="preserve">? This should not merely be </w:t>
-      </w:r>
-      <w:r>
-        <w:rPr>
-          <w:rFonts w:ascii="Arial" w:hAnsi="Arial" w:cs="Arial"/>
-        </w:rPr>
-        <w:t>a descriptive summary</w:t>
-      </w:r>
-      <w:r>
-        <w:rPr>
-          <w:rFonts w:ascii="Arial" w:hAnsi="Arial" w:cs="Arial"/>
-        </w:rPr>
-        <w:t xml:space="preserve">; rather, </w:t>
-      </w:r>
-      <w:r>
-        <w:rPr>
-          <w:rFonts w:ascii="Arial" w:hAnsi="Arial" w:cs="Arial"/>
-        </w:rPr>
-        <w:t>a critical analysis</w:t>
-      </w:r>
-      <w:r>
-        <w:rPr>
-          <w:rFonts w:ascii="Arial" w:hAnsi="Arial" w:cs="Arial"/>
-        </w:rPr>
-        <w:t xml:space="preserve"> </w:t>
-      </w:r>
-      <w:r>
-        <w:rPr>
-          <w:rFonts w:ascii="Arial" w:hAnsi="Arial" w:cs="Arial"/>
-        </w:rPr>
-        <w:t>of the</w:t>
-      </w:r>
-      <w:r>
-        <w:rPr>
-          <w:rFonts w:ascii="Arial" w:hAnsi="Arial" w:cs="Arial"/>
-        </w:rPr>
-        <w:t xml:space="preserve"> information to construct a coherent narrative regarding the current state of knowledge.</w:t>
-      </w:r>
-      <w:r>
-        <w:rPr>
-          <w:rFonts w:ascii="Arial" w:hAnsi="Arial" w:cs="Arial"/>
-        </w:rPr>
-        <w:t xml:space="preserve"> </w:t>
-      </w:r>
-    </w:p>
-    <w:p>
-      <w:pPr>
+        <w:t>Note</w:t>
+      </w:r>
+      <w:r>
         <w:rPr>
           <w:rFonts w:ascii="Arial" w:hAnsi="Arial" w:cs="Arial"/>
           <w:i/>
           <w:iCs/>
         </w:rPr>
-      </w:pPr>
-      <w:r>
-        <w:rPr>
-          <w:rFonts w:ascii="Arial" w:hAnsi="Arial" w:cs="Arial"/>
-          <w:b/>
-          <w:bCs/>
-        </w:rPr>
-        <w:t>Note</w:t>
-      </w:r>
-      <w:r>
+        <w:t xml:space="preserve">: The review of concepts could be broken down into further sub-sections depending on the themes relevant to your topic that you identify during the review. </w:t>
+      </w:r>
+    </w:p>
+    <w:p>
+      <w:pPr>
+        <w:pStyle w:val="Heading2"/>
+      </w:pPr>
+      <w:bookmarkStart w:id="10" w:name="_Toc228105536"/>
+      <w:r>
+        <w:t>Technical Development</w:t>
+      </w:r>
+      <w:bookmarkEnd w:id="10"/>
+    </w:p>
+    <w:p>
+      <w:pPr>
+        <w:pStyle w:val="Heading2"/>
+      </w:pPr>
+      <w:bookmarkStart w:id="11" w:name="_Toc228105537"/>
+      <w:r>
+        <w:t>Immersion</w:t>
+      </w:r>
+      <w:bookmarkEnd w:id="11"/>
+    </w:p>
+    <w:p>
+      <w:pPr>
+        <w:pStyle w:val="Heading2"/>
+      </w:pPr>
+      <w:bookmarkStart w:id="12" w:name="_Toc228105538"/>
+      <w:r>
+        <w:t>Alternative Game Controllers</w:t>
+      </w:r>
+      <w:bookmarkEnd w:id="12"/>
+    </w:p>
+    <w:p>
+      <w:pPr>
+        <w:pStyle w:val="Heading2"/>
+      </w:pPr>
+      <w:bookmarkStart w:id="13" w:name="_Toc228105539"/>
+      <w:r>
+        <w:t>Player Experience</w:t>
+      </w:r>
+      <w:bookmarkEnd w:id="13"/>
+    </w:p>
+    <w:p>
+      <w:pPr>
+        <w:pStyle w:val="Heading2"/>
+      </w:pPr>
+      <w:bookmarkStart w:id="14" w:name="_Toc228105540"/>
+      <w:r>
+        <w:t>Accessibility</w:t>
+      </w:r>
+      <w:bookmarkEnd w:id="14"/>
+    </w:p>
+    <w:p>
+      <w:pPr>
         <w:rPr>
           <w:rFonts w:ascii="Arial" w:hAnsi="Arial" w:cs="Arial"/>
           <w:i/>
           <w:iCs/>
         </w:rPr>
-        <w:t xml:space="preserve">: The review of concepts could be broken down into further sub-sections depending on the themes relevant to your topic that you identify during the review. </w:t>
-      </w:r>
-    </w:p>
-    <w:p>
-      <w:pPr>
-        <w:rPr>
-          <w:rFonts w:ascii="Arial" w:hAnsi="Arial" w:cs="Arial"/>
-          <w:b/>
-          <w:bCs/>
-        </w:rPr>
-      </w:pPr>
-      <w:r>
-        <w:rPr>
-          <w:rFonts w:ascii="Arial" w:hAnsi="Arial" w:cs="Arial"/>
-          <w:b/>
-          <w:bCs/>
+      </w:pPr>
+    </w:p>
+    <w:p>
+      <w:pPr>
+        <w:rPr>
+          <w:rFonts w:ascii="Arial" w:hAnsi="Arial" w:cs="Arial"/>
+          <w:i/>
+          <w:iCs/>
+        </w:rPr>
+      </w:pPr>
+    </w:p>
+    <w:p>
+      <w:pPr>
+        <w:pStyle w:val="Heading1"/>
+        <w:rPr>
+          <w:sz w:val="32"/>
+          <w:szCs w:val="32"/>
+        </w:rPr>
+      </w:pPr>
+      <w:bookmarkStart w:id="15" w:name="_Toc228105541"/>
+      <w:r>
+        <w:rPr>
+          <w:sz w:val="32"/>
+          <w:szCs w:val="32"/>
         </w:rPr>
         <w:t>2.</w:t>
       </w:r>
       <w:r>
         <w:rPr>
-          <w:rFonts w:ascii="Arial" w:hAnsi="Arial" w:cs="Arial"/>
-          <w:b/>
-          <w:bCs/>
+          <w:sz w:val="32"/>
+          <w:szCs w:val="32"/>
         </w:rPr>
         <w:t>1</w:t>
       </w:r>
       <w:r>
         <w:rPr>
-          <w:rFonts w:ascii="Arial" w:hAnsi="Arial" w:cs="Arial"/>
-          <w:b/>
-          <w:bCs/>
+          <w:sz w:val="32"/>
+          <w:szCs w:val="32"/>
         </w:rPr>
         <w:t xml:space="preserve"> Critical Analysis and Gap Identification</w:t>
       </w:r>
+      <w:bookmarkEnd w:id="15"/>
     </w:p>
     <w:p>
       <w:pPr>
@@ -1311,7 +3787,14 @@
         <w:rPr>
           <w:rFonts w:ascii="Arial" w:hAnsi="Arial" w:cs="Arial"/>
         </w:rPr>
-        <w:t>examined, identifying their limitations, contradictions, or disagreements within the literature. Establish which questions remain unanswered. This critical scrutiny should help you pinpoint a specific "gap</w:t>
+        <w:t xml:space="preserve">examined, identifying their limitations, contradictions, or disagreements within the </w:t>
+      </w:r>
+      <w:r>
+        <w:rPr>
+          <w:rFonts w:ascii="Arial" w:hAnsi="Arial" w:cs="Arial"/>
+        </w:rPr>
+        <w:lastRenderedPageBreak/>
+        <w:t>literature. Establish which questions remain unanswered. This critical scrutiny should help you pinpoint a specific "gap</w:t>
       </w:r>
       <w:r>
         <w:rPr>
@@ -1372,36 +3855,35 @@
     </w:p>
     <w:p>
       <w:pPr>
-        <w:rPr>
-          <w:rFonts w:ascii="Arial" w:hAnsi="Arial" w:cs="Arial"/>
-          <w:b/>
-          <w:bCs/>
-        </w:rPr>
-      </w:pPr>
-      <w:r>
-        <w:rPr>
-          <w:rFonts w:ascii="Arial" w:hAnsi="Arial" w:cs="Arial"/>
-          <w:b/>
-          <w:bCs/>
+        <w:pStyle w:val="Heading1"/>
+        <w:rPr>
+          <w:sz w:val="32"/>
+          <w:szCs w:val="32"/>
+        </w:rPr>
+      </w:pPr>
+      <w:bookmarkStart w:id="16" w:name="_Toc228105542"/>
+      <w:r>
+        <w:rPr>
+          <w:sz w:val="32"/>
+          <w:szCs w:val="32"/>
         </w:rPr>
         <w:t>2.</w:t>
       </w:r>
       <w:r>
         <w:rPr>
-          <w:rFonts w:ascii="Arial" w:hAnsi="Arial" w:cs="Arial"/>
-          <w:b/>
-          <w:bCs/>
+          <w:sz w:val="32"/>
+          <w:szCs w:val="32"/>
         </w:rPr>
         <w:t>2</w:t>
       </w:r>
       <w:r>
         <w:rPr>
-          <w:rFonts w:ascii="Arial" w:hAnsi="Arial" w:cs="Arial"/>
-          <w:b/>
-          <w:bCs/>
+          <w:sz w:val="32"/>
+          <w:szCs w:val="32"/>
         </w:rPr>
         <w:t xml:space="preserve"> Project Justification</w:t>
       </w:r>
+      <w:bookmarkEnd w:id="16"/>
     </w:p>
     <w:p>
       <w:pPr>
@@ -1448,36 +3930,35 @@
     </w:p>
     <w:p>
       <w:pPr>
-        <w:rPr>
-          <w:rFonts w:ascii="Arial" w:hAnsi="Arial" w:cs="Arial"/>
-          <w:b/>
-          <w:bCs/>
-        </w:rPr>
-      </w:pPr>
-      <w:r>
-        <w:rPr>
-          <w:rFonts w:ascii="Arial" w:hAnsi="Arial" w:cs="Arial"/>
-          <w:b/>
-          <w:bCs/>
+        <w:pStyle w:val="Heading1"/>
+        <w:rPr>
+          <w:sz w:val="32"/>
+          <w:szCs w:val="32"/>
+        </w:rPr>
+      </w:pPr>
+      <w:bookmarkStart w:id="17" w:name="_Toc228105543"/>
+      <w:r>
+        <w:rPr>
+          <w:sz w:val="32"/>
+          <w:szCs w:val="32"/>
         </w:rPr>
         <w:t xml:space="preserve">3.0 </w:t>
       </w:r>
       <w:r>
         <w:rPr>
-          <w:rFonts w:ascii="Arial" w:hAnsi="Arial" w:cs="Arial"/>
-          <w:b/>
-          <w:bCs/>
+          <w:sz w:val="32"/>
+          <w:szCs w:val="32"/>
         </w:rPr>
         <w:t xml:space="preserve">Project </w:t>
       </w:r>
       <w:r>
         <w:rPr>
-          <w:rFonts w:ascii="Arial" w:hAnsi="Arial" w:cs="Arial"/>
-          <w:b/>
-          <w:bCs/>
+          <w:sz w:val="32"/>
+          <w:szCs w:val="32"/>
         </w:rPr>
         <w:t>Aims, Objectives, and Scope</w:t>
       </w:r>
+      <w:bookmarkEnd w:id="17"/>
     </w:p>
     <w:p>
       <w:pPr>
@@ -1494,20 +3975,21 @@
     </w:p>
     <w:p>
       <w:pPr>
-        <w:rPr>
-          <w:rFonts w:ascii="Arial" w:hAnsi="Arial" w:cs="Arial"/>
-          <w:b/>
-          <w:bCs/>
-        </w:rPr>
-      </w:pPr>
-      <w:r>
-        <w:rPr>
-          <w:rFonts w:ascii="Arial" w:hAnsi="Arial" w:cs="Arial"/>
-          <w:b/>
-          <w:bCs/>
+        <w:pStyle w:val="Heading1"/>
+        <w:rPr>
+          <w:sz w:val="32"/>
+          <w:szCs w:val="32"/>
+        </w:rPr>
+      </w:pPr>
+      <w:bookmarkStart w:id="18" w:name="_Toc228105544"/>
+      <w:r>
+        <w:rPr>
+          <w:sz w:val="32"/>
+          <w:szCs w:val="32"/>
         </w:rPr>
         <w:t>3.1 Project Aim</w:t>
       </w:r>
+      <w:bookmarkEnd w:id="18"/>
     </w:p>
     <w:p>
       <w:pPr>
@@ -1524,48 +4006,46 @@
     </w:p>
     <w:p>
       <w:pPr>
-        <w:rPr>
-          <w:rFonts w:ascii="Arial" w:hAnsi="Arial" w:cs="Arial"/>
-          <w:b/>
-          <w:bCs/>
-        </w:rPr>
-      </w:pPr>
-      <w:r>
-        <w:rPr>
-          <w:rFonts w:ascii="Arial" w:hAnsi="Arial" w:cs="Arial"/>
-          <w:b/>
-          <w:bCs/>
+        <w:pStyle w:val="Heading1"/>
+        <w:rPr>
+          <w:sz w:val="32"/>
+          <w:szCs w:val="32"/>
+        </w:rPr>
+      </w:pPr>
+      <w:bookmarkStart w:id="19" w:name="_Toc228105545"/>
+      <w:r>
+        <w:rPr>
+          <w:sz w:val="32"/>
+          <w:szCs w:val="32"/>
         </w:rPr>
         <w:t xml:space="preserve">3.2 </w:t>
       </w:r>
       <w:r>
         <w:rPr>
-          <w:rFonts w:ascii="Arial" w:hAnsi="Arial" w:cs="Arial"/>
-          <w:b/>
-          <w:bCs/>
+          <w:sz w:val="32"/>
+          <w:szCs w:val="32"/>
         </w:rPr>
         <w:t xml:space="preserve">Project </w:t>
       </w:r>
       <w:r>
         <w:rPr>
-          <w:rFonts w:ascii="Arial" w:hAnsi="Arial" w:cs="Arial"/>
-          <w:b/>
-          <w:bCs/>
+          <w:sz w:val="32"/>
+          <w:szCs w:val="32"/>
         </w:rPr>
         <w:t>Objectives</w:t>
       </w:r>
-    </w:p>
-    <w:p>
-      <w:pPr>
-        <w:rPr>
-          <w:rFonts w:ascii="Arial" w:hAnsi="Arial" w:cs="Arial"/>
-        </w:rPr>
-      </w:pPr>
-      <w:r>
-        <w:rPr>
-          <w:rFonts w:ascii="Arial" w:hAnsi="Arial" w:cs="Arial"/>
-        </w:rPr>
-        <w:lastRenderedPageBreak/>
+      <w:bookmarkEnd w:id="19"/>
+    </w:p>
+    <w:p>
+      <w:pPr>
+        <w:rPr>
+          <w:rFonts w:ascii="Arial" w:hAnsi="Arial" w:cs="Arial"/>
+        </w:rPr>
+      </w:pPr>
+      <w:r>
+        <w:rPr>
+          <w:rFonts w:ascii="Arial" w:hAnsi="Arial" w:cs="Arial"/>
+        </w:rPr>
         <w:t xml:space="preserve">Set out 4-6 specific objectives that break down </w:t>
       </w:r>
       <w:r>
@@ -1714,6 +4194,7 @@
           <w:b/>
           <w:bCs/>
         </w:rPr>
+        <w:lastRenderedPageBreak/>
         <w:t>Objective 4:</w:t>
       </w:r>
       <w:r>
@@ -1831,180 +4312,233 @@
     </w:p>
     <w:p>
       <w:pPr>
+        <w:pStyle w:val="Heading1"/>
+        <w:rPr>
+          <w:sz w:val="32"/>
+          <w:szCs w:val="32"/>
+        </w:rPr>
+      </w:pPr>
+      <w:bookmarkStart w:id="20" w:name="_Toc228105546"/>
+      <w:r>
+        <w:rPr>
+          <w:sz w:val="32"/>
+          <w:szCs w:val="32"/>
+        </w:rPr>
+        <w:t xml:space="preserve">3.3 </w:t>
+      </w:r>
+      <w:r>
+        <w:rPr>
+          <w:sz w:val="32"/>
+          <w:szCs w:val="32"/>
+        </w:rPr>
+        <w:t xml:space="preserve">Project </w:t>
+      </w:r>
+      <w:r>
+        <w:rPr>
+          <w:sz w:val="32"/>
+          <w:szCs w:val="32"/>
+        </w:rPr>
+        <w:t>Scope</w:t>
+      </w:r>
+      <w:bookmarkEnd w:id="20"/>
+    </w:p>
+    <w:p>
+      <w:pPr>
+        <w:rPr>
+          <w:rFonts w:ascii="Arial" w:hAnsi="Arial" w:cs="Arial"/>
+        </w:rPr>
+      </w:pPr>
+      <w:r>
+        <w:rPr>
+          <w:rFonts w:ascii="Arial" w:hAnsi="Arial" w:cs="Arial"/>
+        </w:rPr>
+        <w:t xml:space="preserve">Clearly define the project's boundaries. What will it include, and just as importantly, what will it exclude? This helps manage expectations and keeps the project on track. For instance: "This project will concentrate on preventative cybersecurity measures and </w:t>
+      </w:r>
+      <w:r>
+        <w:rPr>
+          <w:rFonts w:ascii="Arial" w:hAnsi="Arial" w:cs="Arial"/>
+        </w:rPr>
+        <w:t>will not</w:t>
+      </w:r>
+      <w:r>
+        <w:rPr>
+          <w:rFonts w:ascii="Arial" w:hAnsi="Arial" w:cs="Arial"/>
+        </w:rPr>
+        <w:t xml:space="preserve"> cover incident response protocols."</w:t>
+      </w:r>
+    </w:p>
+    <w:p>
+      <w:pPr>
+        <w:rPr>
+          <w:rFonts w:ascii="Arial" w:hAnsi="Arial" w:cs="Arial"/>
+        </w:rPr>
+      </w:pPr>
+    </w:p>
+    <w:p>
+      <w:pPr>
         <w:rPr>
           <w:rFonts w:ascii="Arial" w:hAnsi="Arial" w:cs="Arial"/>
           <w:b/>
           <w:bCs/>
         </w:rPr>
       </w:pPr>
+    </w:p>
+    <w:p>
+      <w:pPr>
+        <w:pStyle w:val="Heading1"/>
+        <w:rPr>
+          <w:sz w:val="32"/>
+          <w:szCs w:val="32"/>
+        </w:rPr>
+      </w:pPr>
+      <w:bookmarkStart w:id="21" w:name="_Toc228105547"/>
+      <w:r>
+        <w:rPr>
+          <w:sz w:val="32"/>
+          <w:szCs w:val="32"/>
+        </w:rPr>
+        <w:t xml:space="preserve">4.0 </w:t>
+      </w:r>
+      <w:r>
+        <w:rPr>
+          <w:sz w:val="32"/>
+          <w:szCs w:val="32"/>
+        </w:rPr>
+        <w:t>Project Design</w:t>
+      </w:r>
+      <w:bookmarkEnd w:id="21"/>
+    </w:p>
+    <w:p>
+      <w:pPr>
+        <w:rPr>
+          <w:rFonts w:ascii="Arial" w:hAnsi="Arial" w:cs="Arial"/>
+        </w:rPr>
+      </w:pPr>
+      <w:r>
+        <w:rPr>
+          <w:rFonts w:ascii="Arial" w:hAnsi="Arial" w:cs="Arial"/>
+        </w:rPr>
+        <w:t>This section outlines the practical steps</w:t>
+      </w:r>
+      <w:r>
+        <w:rPr>
+          <w:rFonts w:ascii="Arial" w:hAnsi="Arial" w:cs="Arial"/>
+        </w:rPr>
+        <w:t>, methods,</w:t>
+      </w:r>
+      <w:r>
+        <w:rPr>
+          <w:rFonts w:ascii="Arial" w:hAnsi="Arial" w:cs="Arial"/>
+        </w:rPr>
+        <w:t xml:space="preserve"> tools, and schedule you</w:t>
+      </w:r>
+      <w:r>
+        <w:rPr>
+          <w:rFonts w:ascii="Arial" w:hAnsi="Arial" w:cs="Arial"/>
+        </w:rPr>
+        <w:t xml:space="preserve"> will</w:t>
+      </w:r>
+      <w:r>
+        <w:rPr>
+          <w:rFonts w:ascii="Arial" w:hAnsi="Arial" w:cs="Arial"/>
+        </w:rPr>
+        <w:t xml:space="preserve"> follow for your project, covering the 'how' aspect.</w:t>
+      </w:r>
+    </w:p>
+    <w:p>
+      <w:pPr>
+        <w:pStyle w:val="Heading1"/>
+        <w:rPr>
+          <w:sz w:val="32"/>
+          <w:szCs w:val="32"/>
+        </w:rPr>
+      </w:pPr>
+      <w:bookmarkStart w:id="22" w:name="_Toc228105548"/>
+      <w:r>
+        <w:rPr>
+          <w:sz w:val="32"/>
+          <w:szCs w:val="32"/>
+        </w:rPr>
+        <w:t>4.1 Design and Methods</w:t>
+      </w:r>
+      <w:bookmarkEnd w:id="22"/>
+    </w:p>
+    <w:p>
+      <w:pPr>
+        <w:rPr>
+          <w:rFonts w:ascii="Arial" w:hAnsi="Arial" w:cs="Arial"/>
+        </w:rPr>
+      </w:pPr>
+      <w:r>
+        <w:rPr>
+          <w:rFonts w:ascii="Arial" w:hAnsi="Arial" w:cs="Arial"/>
+        </w:rPr>
+        <w:t xml:space="preserve">Outline the overall approach you plan to take. </w:t>
+      </w:r>
+      <w:r>
+        <w:rPr>
+          <w:rFonts w:ascii="Arial" w:hAnsi="Arial" w:cs="Arial"/>
+        </w:rPr>
+        <w:t xml:space="preserve">For example, will your project </w:t>
+      </w:r>
+      <w:r>
+        <w:rPr>
+          <w:rFonts w:ascii="Arial" w:hAnsi="Arial" w:cs="Arial"/>
+        </w:rPr>
+        <w:t>involve an experiment, survey, case study, development,</w:t>
+      </w:r>
+      <w:r>
+        <w:rPr>
+          <w:rFonts w:ascii="Arial" w:hAnsi="Arial" w:cs="Arial"/>
+        </w:rPr>
+        <w:t xml:space="preserve"> </w:t>
+      </w:r>
+      <w:r>
+        <w:rPr>
+          <w:rFonts w:ascii="Arial" w:hAnsi="Arial" w:cs="Arial"/>
+        </w:rPr>
+        <w:t>filmmaking</w:t>
+      </w:r>
+      <w:r>
+        <w:rPr>
+          <w:rFonts w:ascii="Arial" w:hAnsi="Arial" w:cs="Arial"/>
+        </w:rPr>
+        <w:t xml:space="preserve"> </w:t>
+      </w:r>
+      <w:r>
+        <w:rPr>
+          <w:rFonts w:ascii="Arial" w:hAnsi="Arial" w:cs="Arial"/>
+        </w:rPr>
+        <w:t>or literature-based analysis?</w:t>
+      </w:r>
+      <w:r>
+        <w:rPr>
+          <w:rFonts w:ascii="Arial" w:hAnsi="Arial" w:cs="Arial"/>
+        </w:rPr>
+        <w:t xml:space="preserve"> If so, what kind of data/information do you need? </w:t>
+      </w:r>
+      <w:r>
+        <w:rPr>
+          <w:rFonts w:ascii="Arial" w:hAnsi="Arial" w:cs="Arial"/>
+        </w:rPr>
+        <w:t>Detail the specific methods and techniques you will use to achieve each objective, such as qualitative interviews, statistical analysis, user-centred design, etc.</w:t>
+      </w:r>
+    </w:p>
+    <w:p>
+      <w:pPr>
+        <w:rPr>
+          <w:rFonts w:ascii="Arial" w:hAnsi="Arial" w:cs="Arial"/>
+          <w:i/>
+          <w:iCs/>
+        </w:rPr>
+      </w:pPr>
       <w:r>
         <w:rPr>
           <w:rFonts w:ascii="Arial" w:hAnsi="Arial" w:cs="Arial"/>
           <w:b/>
           <w:bCs/>
         </w:rPr>
-        <w:t xml:space="preserve">3.3 </w:t>
-      </w:r>
-      <w:r>
-        <w:rPr>
-          <w:rFonts w:ascii="Arial" w:hAnsi="Arial" w:cs="Arial"/>
-          <w:b/>
-          <w:bCs/>
-        </w:rPr>
-        <w:t xml:space="preserve">Project </w:t>
-      </w:r>
-      <w:r>
-        <w:rPr>
-          <w:rFonts w:ascii="Arial" w:hAnsi="Arial" w:cs="Arial"/>
-          <w:b/>
-          <w:bCs/>
-        </w:rPr>
-        <w:t>Scope</w:t>
-      </w:r>
-    </w:p>
-    <w:p>
-      <w:pPr>
-        <w:rPr>
-          <w:rFonts w:ascii="Arial" w:hAnsi="Arial" w:cs="Arial"/>
-        </w:rPr>
-      </w:pPr>
-      <w:r>
-        <w:rPr>
-          <w:rFonts w:ascii="Arial" w:hAnsi="Arial" w:cs="Arial"/>
-        </w:rPr>
-        <w:t xml:space="preserve">Clearly define the project's boundaries. What will it include, and just as importantly, what will it exclude? This helps manage expectations and keeps the project on track. For instance: "This project will concentrate on preventative cybersecurity measures and </w:t>
-      </w:r>
-      <w:r>
-        <w:rPr>
-          <w:rFonts w:ascii="Arial" w:hAnsi="Arial" w:cs="Arial"/>
-        </w:rPr>
-        <w:t>will not</w:t>
-      </w:r>
-      <w:r>
-        <w:rPr>
-          <w:rFonts w:ascii="Arial" w:hAnsi="Arial" w:cs="Arial"/>
-        </w:rPr>
-        <w:t xml:space="preserve"> cover incident response protocols."</w:t>
-      </w:r>
-    </w:p>
-    <w:p>
-      <w:pPr>
-        <w:rPr>
-          <w:rFonts w:ascii="Arial" w:hAnsi="Arial" w:cs="Arial"/>
-        </w:rPr>
-      </w:pPr>
-    </w:p>
-    <w:p>
-      <w:pPr>
-        <w:rPr>
-          <w:rFonts w:ascii="Arial" w:hAnsi="Arial" w:cs="Arial"/>
-          <w:b/>
-          <w:bCs/>
-        </w:rPr>
-      </w:pPr>
-    </w:p>
-    <w:p>
-      <w:pPr>
-        <w:rPr>
-          <w:rFonts w:ascii="Arial" w:hAnsi="Arial" w:cs="Arial"/>
-          <w:b/>
-          <w:bCs/>
-        </w:rPr>
-      </w:pPr>
-      <w:r>
-        <w:rPr>
-          <w:rFonts w:ascii="Arial" w:hAnsi="Arial" w:cs="Arial"/>
-          <w:b/>
-          <w:bCs/>
-        </w:rPr>
-        <w:t xml:space="preserve">4.0 </w:t>
-      </w:r>
-      <w:r>
-        <w:rPr>
-          <w:rFonts w:ascii="Arial" w:hAnsi="Arial" w:cs="Arial"/>
-          <w:b/>
-          <w:bCs/>
-        </w:rPr>
-        <w:t>Project Design</w:t>
-      </w:r>
-    </w:p>
-    <w:p>
-      <w:pPr>
-        <w:rPr>
-          <w:rFonts w:ascii="Arial" w:hAnsi="Arial" w:cs="Arial"/>
-        </w:rPr>
-      </w:pPr>
-      <w:r>
-        <w:rPr>
-          <w:rFonts w:ascii="Arial" w:hAnsi="Arial" w:cs="Arial"/>
-        </w:rPr>
-        <w:t>This section outlines the practical steps</w:t>
-      </w:r>
-      <w:r>
-        <w:rPr>
-          <w:rFonts w:ascii="Arial" w:hAnsi="Arial" w:cs="Arial"/>
-        </w:rPr>
-        <w:t>, methods,</w:t>
-      </w:r>
-      <w:r>
-        <w:rPr>
-          <w:rFonts w:ascii="Arial" w:hAnsi="Arial" w:cs="Arial"/>
-        </w:rPr>
-        <w:t xml:space="preserve"> tools, and schedule you</w:t>
-      </w:r>
-      <w:r>
-        <w:rPr>
-          <w:rFonts w:ascii="Arial" w:hAnsi="Arial" w:cs="Arial"/>
-        </w:rPr>
-        <w:t xml:space="preserve"> will</w:t>
-      </w:r>
-      <w:r>
-        <w:rPr>
-          <w:rFonts w:ascii="Arial" w:hAnsi="Arial" w:cs="Arial"/>
-        </w:rPr>
-        <w:t xml:space="preserve"> follow for your project, covering the 'how' aspect.</w:t>
-      </w:r>
-    </w:p>
-    <w:p>
-      <w:pPr>
-        <w:rPr>
-          <w:rFonts w:ascii="Arial" w:hAnsi="Arial" w:cs="Arial"/>
-          <w:b/>
-          <w:bCs/>
-        </w:rPr>
-      </w:pPr>
-      <w:r>
-        <w:rPr>
-          <w:rFonts w:ascii="Arial" w:hAnsi="Arial" w:cs="Arial"/>
-          <w:b/>
-          <w:bCs/>
-        </w:rPr>
-        <w:t>4.1 Design and Methods</w:t>
-      </w:r>
-    </w:p>
-    <w:p>
-      <w:pPr>
-        <w:rPr>
-          <w:rFonts w:ascii="Arial" w:hAnsi="Arial" w:cs="Arial"/>
-        </w:rPr>
-      </w:pPr>
-      <w:r>
-        <w:rPr>
-          <w:rFonts w:ascii="Arial" w:hAnsi="Arial" w:cs="Arial"/>
-        </w:rPr>
-        <w:t xml:space="preserve">Outline the overall approach you plan to take. </w:t>
-      </w:r>
-      <w:r>
-        <w:rPr>
-          <w:rFonts w:ascii="Arial" w:hAnsi="Arial" w:cs="Arial"/>
-        </w:rPr>
-        <w:t xml:space="preserve">For example, will your project </w:t>
-      </w:r>
-      <w:r>
-        <w:rPr>
-          <w:rFonts w:ascii="Arial" w:hAnsi="Arial" w:cs="Arial"/>
-        </w:rPr>
-        <w:t>involve an experiment, survey, case study, development,</w:t>
+        <w:t>Note:</w:t>
       </w:r>
       <w:r>
         <w:rPr>
@@ -2013,678 +4547,641 @@
         <w:t xml:space="preserve"> </w:t>
       </w:r>
       <w:r>
-        <w:rPr>
-          <w:rFonts w:ascii="Arial" w:hAnsi="Arial" w:cs="Arial"/>
-        </w:rPr>
-        <w:t>filmmaking</w:t>
-      </w:r>
-      <w:r>
-        <w:rPr>
-          <w:rFonts w:ascii="Arial" w:hAnsi="Arial" w:cs="Arial"/>
-        </w:rPr>
-        <w:t xml:space="preserve"> </w:t>
-      </w:r>
-      <w:r>
-        <w:rPr>
-          <w:rFonts w:ascii="Arial" w:hAnsi="Arial" w:cs="Arial"/>
-        </w:rPr>
-        <w:t>or literature-based analysis?</w:t>
-      </w:r>
-      <w:r>
-        <w:rPr>
-          <w:rFonts w:ascii="Arial" w:hAnsi="Arial" w:cs="Arial"/>
-        </w:rPr>
-        <w:t xml:space="preserve"> If so, what kind of data/information do you need? </w:t>
-      </w:r>
-      <w:r>
-        <w:rPr>
-          <w:rFonts w:ascii="Arial" w:hAnsi="Arial" w:cs="Arial"/>
-        </w:rPr>
-        <w:t>Detail the specific methods and techniques you will use to achieve each objective, such as qualitative interviews, statistical analysis, user-centred design, etc.</w:t>
-      </w:r>
-    </w:p>
-    <w:p>
-      <w:pPr>
         <w:rPr>
           <w:rFonts w:ascii="Arial" w:hAnsi="Arial" w:cs="Arial"/>
           <w:i/>
           <w:iCs/>
         </w:rPr>
-      </w:pPr>
-      <w:r>
-        <w:rPr>
-          <w:rFonts w:ascii="Arial" w:hAnsi="Arial" w:cs="Arial"/>
-          <w:b/>
-          <w:bCs/>
-        </w:rPr>
-        <w:t>Note:</w:t>
-      </w:r>
-      <w:r>
-        <w:rPr>
-          <w:rFonts w:ascii="Arial" w:hAnsi="Arial" w:cs="Arial"/>
+        <w:t xml:space="preserve">Considering the diverse availability of methods and design approaches, it is strongly recommended that discussions be made with the main supervisor to align the choice of project design with your chosen topic. </w:t>
+      </w:r>
+    </w:p>
+    <w:p>
+      <w:pPr>
+        <w:pStyle w:val="Heading1"/>
+        <w:rPr>
+          <w:sz w:val="32"/>
+          <w:szCs w:val="32"/>
+        </w:rPr>
+      </w:pPr>
+      <w:bookmarkStart w:id="23" w:name="_Toc228105549"/>
+      <w:r>
+        <w:rPr>
+          <w:sz w:val="32"/>
+          <w:szCs w:val="32"/>
+        </w:rPr>
+        <w:t>4.2 Justification of Methods</w:t>
+      </w:r>
+      <w:bookmarkEnd w:id="23"/>
+    </w:p>
+    <w:p>
+      <w:pPr>
+        <w:rPr>
+          <w:rFonts w:ascii="Arial" w:hAnsi="Arial" w:cs="Arial"/>
+        </w:rPr>
+      </w:pPr>
+      <w:r>
+        <w:rPr>
+          <w:rFonts w:ascii="Arial" w:hAnsi="Arial" w:cs="Arial"/>
+        </w:rPr>
+        <w:t xml:space="preserve">Justify your selection of these methods, explaining why they are the best fit for addressing your needs and meeting your project </w:t>
+      </w:r>
+      <w:r>
+        <w:rPr>
+          <w:rFonts w:ascii="Arial" w:hAnsi="Arial" w:cs="Arial"/>
+        </w:rPr>
+        <w:t>objectives</w:t>
+      </w:r>
+      <w:r>
+        <w:rPr>
+          <w:rFonts w:ascii="Arial" w:hAnsi="Arial" w:cs="Arial"/>
+        </w:rPr>
+        <w:t>. Briefly compare them to other methods and defend your decision.</w:t>
+      </w:r>
+    </w:p>
+    <w:p>
+      <w:pPr>
+        <w:pStyle w:val="Heading1"/>
+        <w:rPr>
+          <w:sz w:val="32"/>
+          <w:szCs w:val="32"/>
+        </w:rPr>
+      </w:pPr>
+      <w:bookmarkStart w:id="24" w:name="_Toc228105550"/>
+      <w:r>
+        <w:rPr>
+          <w:sz w:val="32"/>
+          <w:szCs w:val="32"/>
+        </w:rPr>
+        <w:t>5</w:t>
+      </w:r>
+      <w:r>
+        <w:rPr>
+          <w:sz w:val="32"/>
+          <w:szCs w:val="32"/>
+        </w:rPr>
+        <w:t>. Artefact Design</w:t>
+      </w:r>
+      <w:bookmarkEnd w:id="24"/>
+    </w:p>
+    <w:p>
+      <w:pPr>
+        <w:rPr>
+          <w:rFonts w:ascii="Arial" w:hAnsi="Arial" w:cs="Arial"/>
+        </w:rPr>
+      </w:pPr>
+      <w:r>
+        <w:rPr>
+          <w:rFonts w:ascii="Arial" w:hAnsi="Arial" w:cs="Arial"/>
+        </w:rPr>
+        <w:t>Use this section to give an objective and factual description of your artefact's design. Use clear, precise language and visuals to present the information.</w:t>
+      </w:r>
+    </w:p>
+    <w:p>
+      <w:pPr>
+        <w:pStyle w:val="Heading1"/>
+        <w:rPr>
+          <w:sz w:val="32"/>
+          <w:szCs w:val="32"/>
+        </w:rPr>
+      </w:pPr>
+      <w:bookmarkStart w:id="25" w:name="_Toc228105551"/>
+      <w:r>
+        <w:rPr>
+          <w:sz w:val="32"/>
+          <w:szCs w:val="32"/>
+        </w:rPr>
+        <w:lastRenderedPageBreak/>
+        <w:t>5</w:t>
+      </w:r>
+      <w:r>
+        <w:rPr>
+          <w:sz w:val="32"/>
+          <w:szCs w:val="32"/>
+        </w:rPr>
+        <w:t>.1 Design Specifications</w:t>
+      </w:r>
+      <w:bookmarkEnd w:id="25"/>
+    </w:p>
+    <w:p>
+      <w:pPr>
+        <w:rPr>
+          <w:rFonts w:ascii="Arial" w:hAnsi="Arial" w:cs="Arial"/>
+        </w:rPr>
+      </w:pPr>
+      <w:r>
+        <w:rPr>
+          <w:rFonts w:ascii="Arial" w:hAnsi="Arial" w:cs="Arial"/>
+        </w:rPr>
+        <w:t>Detail the design requirements and specifications, including what the artefact must do and its constraints. Use a table for clarity.</w:t>
+      </w:r>
+    </w:p>
+    <w:p>
+      <w:pPr>
+        <w:pStyle w:val="Heading1"/>
+        <w:rPr>
+          <w:sz w:val="32"/>
+          <w:szCs w:val="32"/>
+        </w:rPr>
+      </w:pPr>
+      <w:bookmarkStart w:id="26" w:name="_Toc228105552"/>
+      <w:r>
+        <w:rPr>
+          <w:sz w:val="32"/>
+          <w:szCs w:val="32"/>
+        </w:rPr>
+        <w:t>5</w:t>
+      </w:r>
+      <w:r>
+        <w:rPr>
+          <w:sz w:val="32"/>
+          <w:szCs w:val="32"/>
+        </w:rPr>
+        <w:t xml:space="preserve">.2 </w:t>
+      </w:r>
+      <w:r>
+        <w:rPr>
+          <w:sz w:val="32"/>
+          <w:szCs w:val="32"/>
+        </w:rPr>
+        <w:t>Artefact's Structure/</w:t>
+      </w:r>
+      <w:r>
+        <w:rPr>
+          <w:sz w:val="32"/>
+          <w:szCs w:val="32"/>
+        </w:rPr>
+        <w:t xml:space="preserve"> Architecture / Framework</w:t>
+      </w:r>
+      <w:bookmarkEnd w:id="26"/>
+    </w:p>
+    <w:p>
+      <w:pPr>
+        <w:rPr>
+          <w:rFonts w:ascii="Arial" w:hAnsi="Arial" w:cs="Arial"/>
+        </w:rPr>
+      </w:pPr>
+      <w:r>
+        <w:rPr>
+          <w:rFonts w:ascii="Arial" w:hAnsi="Arial" w:cs="Arial"/>
+        </w:rPr>
+        <w:t>Provide an outline of the artefact's structure to explain how components interact. Also, outline the key components, technologies, algorithms, or materials employed in the design. Use tables, graphs, and figures where relevant to present data and technical information.</w:t>
+      </w:r>
+    </w:p>
+    <w:p>
+      <w:pPr>
+        <w:pStyle w:val="Heading1"/>
+        <w:rPr>
+          <w:sz w:val="32"/>
+          <w:szCs w:val="32"/>
+        </w:rPr>
+      </w:pPr>
+      <w:bookmarkStart w:id="27" w:name="_Toc228105553"/>
+      <w:r>
+        <w:rPr>
+          <w:sz w:val="32"/>
+          <w:szCs w:val="32"/>
+        </w:rPr>
+        <w:t>6</w:t>
+      </w:r>
+      <w:r>
+        <w:rPr>
+          <w:sz w:val="32"/>
+          <w:szCs w:val="32"/>
+        </w:rPr>
+        <w:t>. Implementation</w:t>
+      </w:r>
+      <w:bookmarkEnd w:id="27"/>
+    </w:p>
+    <w:p>
+      <w:pPr>
+        <w:rPr>
+          <w:rFonts w:ascii="Arial" w:hAnsi="Arial" w:cs="Arial"/>
+        </w:rPr>
+      </w:pPr>
+      <w:r>
+        <w:rPr>
+          <w:rFonts w:ascii="Arial" w:hAnsi="Arial" w:cs="Arial"/>
+        </w:rPr>
+        <w:t>Describe the steps you took to create and validate your artefact, clearly connecting the process to your project questions.</w:t>
+      </w:r>
+    </w:p>
+    <w:p>
+      <w:pPr>
+        <w:rPr>
+          <w:rFonts w:ascii="Arial" w:hAnsi="Arial" w:cs="Arial"/>
+        </w:rPr>
+      </w:pPr>
+    </w:p>
+    <w:p>
+      <w:pPr>
+        <w:rPr>
+          <w:rFonts w:ascii="Arial" w:hAnsi="Arial" w:cs="Arial"/>
+        </w:rPr>
+      </w:pPr>
+    </w:p>
+    <w:p>
+      <w:pPr>
+        <w:pStyle w:val="Heading1"/>
+        <w:rPr>
+          <w:sz w:val="32"/>
+          <w:szCs w:val="32"/>
+        </w:rPr>
+      </w:pPr>
+      <w:bookmarkStart w:id="28" w:name="_Toc228105554"/>
+      <w:r>
+        <w:rPr>
+          <w:sz w:val="32"/>
+          <w:szCs w:val="32"/>
+        </w:rPr>
+        <w:t>6</w:t>
+      </w:r>
+      <w:r>
+        <w:rPr>
+          <w:sz w:val="32"/>
+          <w:szCs w:val="32"/>
+        </w:rPr>
+        <w:t>.1 Construction of the Artefact</w:t>
+      </w:r>
+      <w:bookmarkEnd w:id="28"/>
+    </w:p>
+    <w:p>
+      <w:pPr>
+        <w:rPr>
+          <w:rFonts w:ascii="Arial" w:hAnsi="Arial" w:cs="Arial"/>
+        </w:rPr>
+      </w:pPr>
+      <w:r>
+        <w:rPr>
+          <w:rFonts w:ascii="Arial" w:hAnsi="Arial" w:cs="Arial"/>
+        </w:rPr>
+        <w:t>Break down the development process into individual steps, covering the tools, languages, and methods employed. Assess the key decisions made and the challenges encountered during construction. Furthermore, describe how the implemented artefact meets the problem statement and research questions outlined in the introduction.</w:t>
+      </w:r>
+    </w:p>
+    <w:p>
+      <w:pPr>
+        <w:pStyle w:val="Heading1"/>
+        <w:rPr>
+          <w:sz w:val="32"/>
+          <w:szCs w:val="32"/>
+        </w:rPr>
+      </w:pPr>
+      <w:bookmarkStart w:id="29" w:name="_Toc228105555"/>
+      <w:r>
+        <w:rPr>
+          <w:sz w:val="32"/>
+          <w:szCs w:val="32"/>
+        </w:rPr>
+        <w:t>6</w:t>
+      </w:r>
+      <w:r>
+        <w:rPr>
+          <w:sz w:val="32"/>
+          <w:szCs w:val="32"/>
+        </w:rPr>
+        <w:t>.</w:t>
+      </w:r>
+      <w:r>
+        <w:rPr>
+          <w:sz w:val="32"/>
+          <w:szCs w:val="32"/>
+        </w:rPr>
+        <w:t>2</w:t>
+      </w:r>
+      <w:r>
+        <w:rPr>
+          <w:sz w:val="32"/>
+          <w:szCs w:val="32"/>
+        </w:rPr>
+        <w:t xml:space="preserve"> Validation and Testing</w:t>
+      </w:r>
+      <w:bookmarkEnd w:id="29"/>
+    </w:p>
+    <w:p>
+      <w:pPr>
+        <w:rPr>
+          <w:rFonts w:ascii="Arial" w:hAnsi="Arial" w:cs="Arial"/>
+        </w:rPr>
+      </w:pPr>
+      <w:r>
+        <w:rPr>
+          <w:rFonts w:ascii="Arial" w:hAnsi="Arial" w:cs="Arial"/>
+        </w:rPr>
+        <w:t>Explain how you validated the artefact, providing evidence of its logical consistency, functionality, and performance. This could include test results, user feedback, or data analysis demonstrating it functions as intended.</w:t>
+      </w:r>
+    </w:p>
+    <w:p>
+      <w:pPr>
+        <w:pStyle w:val="Heading1"/>
+        <w:rPr>
+          <w:sz w:val="32"/>
+          <w:szCs w:val="32"/>
+        </w:rPr>
+      </w:pPr>
+      <w:bookmarkStart w:id="30" w:name="_Toc228105556"/>
+      <w:r>
+        <w:rPr>
+          <w:sz w:val="32"/>
+          <w:szCs w:val="32"/>
+        </w:rPr>
+        <w:t>7</w:t>
+      </w:r>
+      <w:r>
+        <w:rPr>
+          <w:sz w:val="32"/>
+          <w:szCs w:val="32"/>
+        </w:rPr>
+        <w:t>. Critical Evaluation</w:t>
+      </w:r>
+      <w:bookmarkEnd w:id="30"/>
+    </w:p>
+    <w:p>
+      <w:pPr>
+        <w:rPr>
+          <w:rFonts w:ascii="Arial" w:hAnsi="Arial" w:cs="Arial"/>
+        </w:rPr>
+      </w:pPr>
+      <w:r>
+        <w:rPr>
+          <w:rFonts w:ascii="Arial" w:hAnsi="Arial" w:cs="Arial"/>
+        </w:rPr>
+        <w:t>Here is where you examine the success and significance of your work. Describe your artefact, what it does, and its significance in its context, whether that's societal, industrial, or academic. Additionally, discuss how your artefact differs from the similar systems or solutions you explored in your literature review. What are its distinct advantages or novel contributions?</w:t>
+      </w:r>
+    </w:p>
+    <w:p>
+      <w:pPr>
+        <w:pStyle w:val="Heading1"/>
+        <w:rPr>
+          <w:sz w:val="32"/>
+          <w:szCs w:val="32"/>
+        </w:rPr>
+      </w:pPr>
+      <w:bookmarkStart w:id="31" w:name="_Toc228105557"/>
+      <w:r>
+        <w:rPr>
+          <w:sz w:val="32"/>
+          <w:szCs w:val="32"/>
+        </w:rPr>
+        <w:lastRenderedPageBreak/>
+        <w:t>7.2 Impact</w:t>
+      </w:r>
+      <w:bookmarkEnd w:id="31"/>
+    </w:p>
+    <w:p>
+      <w:pPr>
+        <w:rPr>
+          <w:rFonts w:ascii="Arial" w:hAnsi="Arial" w:cs="Arial"/>
+        </w:rPr>
+      </w:pPr>
+      <w:r>
+        <w:rPr>
+          <w:rFonts w:ascii="Arial" w:hAnsi="Arial" w:cs="Arial"/>
+        </w:rPr>
+        <w:t>Examine the actual or potential impact of your artefact. Does it address a problem for a particular community? Does it enhance a process within an industry? Does it bring a new perspective to academic discussion?</w:t>
+      </w:r>
+    </w:p>
+    <w:p>
+      <w:pPr>
+        <w:pStyle w:val="Heading1"/>
+        <w:rPr>
+          <w:sz w:val="32"/>
+          <w:szCs w:val="32"/>
+        </w:rPr>
+      </w:pPr>
+      <w:bookmarkStart w:id="32" w:name="_Toc228105558"/>
+      <w:r>
+        <w:rPr>
+          <w:sz w:val="32"/>
+          <w:szCs w:val="32"/>
+        </w:rPr>
+        <w:t>8</w:t>
+      </w:r>
+      <w:r>
+        <w:rPr>
+          <w:sz w:val="32"/>
+          <w:szCs w:val="32"/>
+        </w:rPr>
+        <w:t>. Conclusion</w:t>
+      </w:r>
+      <w:bookmarkEnd w:id="32"/>
+    </w:p>
+    <w:p>
+      <w:pPr>
+        <w:rPr>
+          <w:rFonts w:ascii="Arial" w:hAnsi="Arial" w:cs="Arial"/>
+        </w:rPr>
+      </w:pPr>
+      <w:r>
+        <w:rPr>
+          <w:rFonts w:ascii="Arial" w:hAnsi="Arial" w:cs="Arial"/>
+        </w:rPr>
+        <w:t>Outline the project journey, reiterate the problem, approach, and key findings. Conclude by reflecting on the project's success and value.</w:t>
+      </w:r>
+    </w:p>
+    <w:p>
+      <w:pPr>
+        <w:pStyle w:val="Heading1"/>
+        <w:rPr>
+          <w:sz w:val="32"/>
+          <w:szCs w:val="32"/>
+        </w:rPr>
+      </w:pPr>
+      <w:bookmarkStart w:id="33" w:name="_Toc228105559"/>
+      <w:r>
+        <w:rPr>
+          <w:sz w:val="32"/>
+          <w:szCs w:val="32"/>
+        </w:rPr>
+        <w:t xml:space="preserve">8.1 </w:t>
+      </w:r>
+      <w:r>
+        <w:rPr>
+          <w:sz w:val="32"/>
+          <w:szCs w:val="32"/>
+        </w:rPr>
+        <w:t>Limitations</w:t>
+      </w:r>
+      <w:bookmarkEnd w:id="33"/>
+      <w:r>
+        <w:rPr>
+          <w:sz w:val="32"/>
+          <w:szCs w:val="32"/>
         </w:rPr>
         <w:t xml:space="preserve"> </w:t>
       </w:r>
-      <w:r>
-        <w:rPr>
-          <w:rFonts w:ascii="Arial" w:hAnsi="Arial" w:cs="Arial"/>
-          <w:i/>
-          <w:iCs/>
-        </w:rPr>
-        <w:t xml:space="preserve">Considering the diverse availability of methods and design approaches, it is strongly recommended that discussions be made with the main supervisor to align the choice of project design with your chosen topic. </w:t>
-      </w:r>
-    </w:p>
-    <w:p>
-      <w:pPr>
-        <w:rPr>
-          <w:rFonts w:ascii="Arial" w:hAnsi="Arial" w:cs="Arial"/>
-          <w:b/>
-          <w:bCs/>
-        </w:rPr>
-      </w:pPr>
-      <w:r>
-        <w:rPr>
-          <w:rFonts w:ascii="Arial" w:hAnsi="Arial" w:cs="Arial"/>
-          <w:b/>
-          <w:bCs/>
-        </w:rPr>
-        <w:t>4.2 Justification of Methods</w:t>
-      </w:r>
-    </w:p>
-    <w:p>
-      <w:pPr>
-        <w:rPr>
-          <w:rFonts w:ascii="Arial" w:hAnsi="Arial" w:cs="Arial"/>
-        </w:rPr>
-      </w:pPr>
-      <w:r>
-        <w:rPr>
-          <w:rFonts w:ascii="Arial" w:hAnsi="Arial" w:cs="Arial"/>
-        </w:rPr>
-        <w:t xml:space="preserve">Justify your selection of these methods, explaining why they are the best fit for addressing your needs and meeting your project </w:t>
-      </w:r>
-      <w:r>
-        <w:rPr>
-          <w:rFonts w:ascii="Arial" w:hAnsi="Arial" w:cs="Arial"/>
-        </w:rPr>
-        <w:t>objectives</w:t>
-      </w:r>
-      <w:r>
-        <w:rPr>
-          <w:rFonts w:ascii="Arial" w:hAnsi="Arial" w:cs="Arial"/>
-        </w:rPr>
-        <w:t>. Briefly compare them to other methods and defend your decision.</w:t>
-      </w:r>
-    </w:p>
-    <w:p>
-      <w:pPr>
-        <w:rPr>
-          <w:rFonts w:ascii="Arial" w:hAnsi="Arial" w:cs="Arial"/>
-          <w:b/>
-          <w:bCs/>
-        </w:rPr>
-      </w:pPr>
-      <w:r>
-        <w:rPr>
-          <w:rFonts w:ascii="Arial" w:hAnsi="Arial" w:cs="Arial"/>
-          <w:b/>
-          <w:bCs/>
-        </w:rPr>
-        <w:t>5</w:t>
-      </w:r>
-      <w:r>
-        <w:rPr>
-          <w:rFonts w:ascii="Arial" w:hAnsi="Arial" w:cs="Arial"/>
-          <w:b/>
-          <w:bCs/>
-        </w:rPr>
-        <w:t>. Artefact Design</w:t>
-      </w:r>
-    </w:p>
-    <w:p>
-      <w:pPr>
-        <w:rPr>
-          <w:rFonts w:ascii="Arial" w:hAnsi="Arial" w:cs="Arial"/>
-        </w:rPr>
-      </w:pPr>
-      <w:r>
-        <w:rPr>
-          <w:rFonts w:ascii="Arial" w:hAnsi="Arial" w:cs="Arial"/>
-        </w:rPr>
-        <w:lastRenderedPageBreak/>
-        <w:t>Use this section to give an objective and factual description of your artefact's design. Use clear, precise language and visuals to present the information.</w:t>
-      </w:r>
-    </w:p>
-    <w:p>
-      <w:pPr>
-        <w:rPr>
-          <w:rFonts w:ascii="Arial" w:hAnsi="Arial" w:cs="Arial"/>
-          <w:b/>
-          <w:bCs/>
-        </w:rPr>
-      </w:pPr>
-      <w:r>
-        <w:rPr>
-          <w:rFonts w:ascii="Arial" w:hAnsi="Arial" w:cs="Arial"/>
-          <w:b/>
-          <w:bCs/>
-        </w:rPr>
-        <w:t>5</w:t>
-      </w:r>
-      <w:r>
-        <w:rPr>
-          <w:rFonts w:ascii="Arial" w:hAnsi="Arial" w:cs="Arial"/>
-          <w:b/>
-          <w:bCs/>
-        </w:rPr>
-        <w:t>.1 Design Specifications</w:t>
-      </w:r>
-    </w:p>
-    <w:p>
-      <w:pPr>
-        <w:rPr>
-          <w:rFonts w:ascii="Arial" w:hAnsi="Arial" w:cs="Arial"/>
-        </w:rPr>
-      </w:pPr>
-      <w:r>
-        <w:rPr>
-          <w:rFonts w:ascii="Arial" w:hAnsi="Arial" w:cs="Arial"/>
-        </w:rPr>
-        <w:t>Detail the design requirements and specifications, including what the artefact must do and its constraints. Use a table for clarity.</w:t>
-      </w:r>
-    </w:p>
-    <w:p>
-      <w:pPr>
-        <w:rPr>
-          <w:rFonts w:ascii="Arial" w:hAnsi="Arial" w:cs="Arial"/>
-          <w:b/>
-          <w:bCs/>
-        </w:rPr>
-      </w:pPr>
-      <w:r>
-        <w:rPr>
-          <w:rFonts w:ascii="Arial" w:hAnsi="Arial" w:cs="Arial"/>
-          <w:b/>
-          <w:bCs/>
-        </w:rPr>
-        <w:t>5</w:t>
-      </w:r>
-      <w:r>
-        <w:rPr>
-          <w:rFonts w:ascii="Arial" w:hAnsi="Arial" w:cs="Arial"/>
-          <w:b/>
-          <w:bCs/>
-        </w:rPr>
-        <w:t xml:space="preserve">.2 </w:t>
-      </w:r>
-      <w:r>
-        <w:rPr>
-          <w:rFonts w:ascii="Arial" w:hAnsi="Arial" w:cs="Arial"/>
-          <w:b/>
-          <w:bCs/>
-        </w:rPr>
-        <w:t>Artefact's Structure/</w:t>
-      </w:r>
-      <w:r>
-        <w:rPr>
-          <w:rFonts w:ascii="Arial" w:hAnsi="Arial" w:cs="Arial"/>
-          <w:b/>
-          <w:bCs/>
-        </w:rPr>
-        <w:t xml:space="preserve"> Architecture / Framework</w:t>
-      </w:r>
-    </w:p>
-    <w:p>
-      <w:pPr>
-        <w:rPr>
-          <w:rFonts w:ascii="Arial" w:hAnsi="Arial" w:cs="Arial"/>
-        </w:rPr>
-      </w:pPr>
-      <w:r>
-        <w:rPr>
-          <w:rFonts w:ascii="Arial" w:hAnsi="Arial" w:cs="Arial"/>
-        </w:rPr>
-        <w:t>Provide an outline of the artefact's structure to explain how components interact. Also, outline the key components, technologies, algorithms, or materials employed in the design. Use tables, graphs, and figures where relevant to present data and technical information.</w:t>
-      </w:r>
-    </w:p>
-    <w:p>
-      <w:pPr>
-        <w:rPr>
-          <w:rFonts w:ascii="Arial" w:hAnsi="Arial" w:cs="Arial"/>
-          <w:b/>
-          <w:bCs/>
-        </w:rPr>
-      </w:pPr>
-      <w:r>
-        <w:rPr>
-          <w:rFonts w:ascii="Arial" w:hAnsi="Arial" w:cs="Arial"/>
-          <w:b/>
-          <w:bCs/>
-        </w:rPr>
-        <w:t>6</w:t>
-      </w:r>
-      <w:r>
-        <w:rPr>
-          <w:rFonts w:ascii="Arial" w:hAnsi="Arial" w:cs="Arial"/>
-          <w:b/>
-          <w:bCs/>
-        </w:rPr>
-        <w:t>. Implementation</w:t>
-      </w:r>
-    </w:p>
-    <w:p>
-      <w:pPr>
-        <w:rPr>
-          <w:rFonts w:ascii="Arial" w:hAnsi="Arial" w:cs="Arial"/>
-        </w:rPr>
-      </w:pPr>
-      <w:r>
-        <w:rPr>
-          <w:rFonts w:ascii="Arial" w:hAnsi="Arial" w:cs="Arial"/>
-        </w:rPr>
-        <w:t>Describe the steps you took to create and validate your artefact, clearly connecting the process to your project questions.</w:t>
-      </w:r>
-    </w:p>
-    <w:p>
-      <w:pPr>
-        <w:rPr>
-          <w:rFonts w:ascii="Arial" w:hAnsi="Arial" w:cs="Arial"/>
-        </w:rPr>
-      </w:pPr>
-    </w:p>
-    <w:p>
-      <w:pPr>
-        <w:rPr>
-          <w:rFonts w:ascii="Arial" w:hAnsi="Arial" w:cs="Arial"/>
-        </w:rPr>
-      </w:pPr>
-    </w:p>
-    <w:p>
-      <w:pPr>
-        <w:rPr>
-          <w:rFonts w:ascii="Arial" w:hAnsi="Arial" w:cs="Arial"/>
-          <w:b/>
-          <w:bCs/>
-        </w:rPr>
-      </w:pPr>
-      <w:r>
-        <w:rPr>
-          <w:rFonts w:ascii="Arial" w:hAnsi="Arial" w:cs="Arial"/>
-          <w:b/>
-          <w:bCs/>
-        </w:rPr>
-        <w:t>6</w:t>
-      </w:r>
-      <w:r>
-        <w:rPr>
-          <w:rFonts w:ascii="Arial" w:hAnsi="Arial" w:cs="Arial"/>
-          <w:b/>
-          <w:bCs/>
-        </w:rPr>
-        <w:t>.1 Construction of the Artefact</w:t>
-      </w:r>
-    </w:p>
-    <w:p>
-      <w:pPr>
-        <w:rPr>
-          <w:rFonts w:ascii="Arial" w:hAnsi="Arial" w:cs="Arial"/>
-        </w:rPr>
-      </w:pPr>
-      <w:r>
-        <w:rPr>
-          <w:rFonts w:ascii="Arial" w:hAnsi="Arial" w:cs="Arial"/>
-        </w:rPr>
-        <w:t>Break down the development process into individual steps, covering the tools, languages, and methods employed. Assess the key decisions made and the challenges encountered during construction. Furthermore, describe how the implemented artefact meets the problem statement and research questions outlined in the introduction.</w:t>
-      </w:r>
-    </w:p>
-    <w:p>
-      <w:pPr>
-        <w:rPr>
-          <w:rFonts w:ascii="Arial" w:hAnsi="Arial" w:cs="Arial"/>
-          <w:b/>
-          <w:bCs/>
-        </w:rPr>
-      </w:pPr>
-      <w:r>
-        <w:rPr>
-          <w:rFonts w:ascii="Arial" w:hAnsi="Arial" w:cs="Arial"/>
-          <w:b/>
-          <w:bCs/>
-        </w:rPr>
-        <w:t>6</w:t>
-      </w:r>
-      <w:r>
-        <w:rPr>
-          <w:rFonts w:ascii="Arial" w:hAnsi="Arial" w:cs="Arial"/>
-          <w:b/>
-          <w:bCs/>
+    </w:p>
+    <w:p>
+      <w:pPr>
+        <w:rPr>
+          <w:rFonts w:ascii="Arial" w:hAnsi="Arial" w:cs="Arial"/>
+        </w:rPr>
+      </w:pPr>
+      <w:r>
+        <w:rPr>
+          <w:rFonts w:ascii="Arial" w:hAnsi="Arial" w:cs="Arial"/>
+        </w:rPr>
+        <w:t>This section lets you demonstrate critical self-awareness by honestly acknowledging your work's boundaries and constraints. For example, d</w:t>
+      </w:r>
+      <w:r>
+        <w:rPr>
+          <w:rFonts w:ascii="Arial" w:hAnsi="Arial" w:cs="Arial"/>
+        </w:rPr>
+        <w:t xml:space="preserve">id your chosen method have </w:t>
+      </w:r>
+      <w:r>
+        <w:rPr>
+          <w:rFonts w:ascii="Arial" w:hAnsi="Arial" w:cs="Arial"/>
+        </w:rPr>
+        <w:t xml:space="preserve">any </w:t>
+      </w:r>
+      <w:r>
+        <w:rPr>
+          <w:rFonts w:ascii="Arial" w:hAnsi="Arial" w:cs="Arial"/>
+        </w:rPr>
+        <w:t>weaknesses?</w:t>
+      </w:r>
+      <w:r>
+        <w:rPr>
+          <w:rFonts w:ascii="Arial" w:hAnsi="Arial" w:cs="Arial"/>
+        </w:rPr>
+        <w:t xml:space="preserve"> </w:t>
+      </w:r>
+      <w:r>
+        <w:rPr>
+          <w:rFonts w:ascii="Arial" w:hAnsi="Arial" w:cs="Arial"/>
+        </w:rPr>
+        <w:t>What did you have to leave out?</w:t>
+      </w:r>
+      <w:r>
+        <w:rPr>
+          <w:rFonts w:ascii="Arial" w:hAnsi="Arial" w:cs="Arial"/>
+        </w:rPr>
+        <w:t xml:space="preserve"> </w:t>
+      </w:r>
+      <w:r>
+        <w:rPr>
+          <w:rFonts w:ascii="Arial" w:hAnsi="Arial" w:cs="Arial"/>
+        </w:rPr>
+        <w:t>What are the practical weaknesses of your artefact?</w:t>
+      </w:r>
+      <w:r>
+        <w:rPr>
+          <w:rFonts w:ascii="Arial" w:hAnsi="Arial" w:cs="Arial"/>
+        </w:rPr>
+        <w:t xml:space="preserve"> Or w</w:t>
+      </w:r>
+      <w:r>
+        <w:rPr>
+          <w:rFonts w:ascii="Arial" w:hAnsi="Arial" w:cs="Arial"/>
+        </w:rPr>
+        <w:t>as your dataset small, incomplete, or biased in some way?</w:t>
+      </w:r>
+      <w:r>
+        <w:rPr>
+          <w:rFonts w:ascii="Arial" w:hAnsi="Arial" w:cs="Arial"/>
+        </w:rPr>
+        <w:t xml:space="preserve"> </w:t>
+      </w:r>
+      <w:r>
+        <w:rPr>
+          <w:rFonts w:ascii="Arial" w:hAnsi="Arial" w:cs="Arial"/>
+        </w:rPr>
+        <w:t xml:space="preserve">For each </w:t>
+      </w:r>
+      <w:r>
+        <w:rPr>
+          <w:rFonts w:ascii="Arial" w:hAnsi="Arial" w:cs="Arial"/>
+        </w:rPr>
+        <w:t xml:space="preserve">limitation you mention, provide a brief explanation of its impact on your project and how you addressed these limitations. </w:t>
+      </w:r>
+    </w:p>
+    <w:p>
+      <w:pPr>
+        <w:rPr>
+          <w:rFonts w:ascii="Arial" w:hAnsi="Arial" w:cs="Arial"/>
+        </w:rPr>
+      </w:pPr>
+    </w:p>
+    <w:p>
+      <w:pPr>
+        <w:rPr>
+          <w:rFonts w:ascii="Arial" w:hAnsi="Arial" w:cs="Arial"/>
+        </w:rPr>
+      </w:pPr>
+    </w:p>
+    <w:p>
+      <w:pPr>
+        <w:pStyle w:val="Heading1"/>
+        <w:rPr>
+          <w:sz w:val="32"/>
+          <w:szCs w:val="32"/>
+        </w:rPr>
+      </w:pPr>
+      <w:bookmarkStart w:id="34" w:name="_Toc228105560"/>
+      <w:r>
+        <w:rPr>
+          <w:sz w:val="32"/>
+          <w:szCs w:val="32"/>
+        </w:rPr>
+        <w:t xml:space="preserve">8.2 </w:t>
+      </w:r>
+      <w:r>
+        <w:rPr>
+          <w:sz w:val="32"/>
+          <w:szCs w:val="32"/>
+        </w:rPr>
+        <w:t>Future Work</w:t>
+      </w:r>
+      <w:bookmarkEnd w:id="34"/>
+      <w:r>
+        <w:rPr>
+          <w:sz w:val="32"/>
+          <w:szCs w:val="32"/>
+        </w:rPr>
+        <w:t xml:space="preserve"> </w:t>
+      </w:r>
+    </w:p>
+    <w:p>
+      <w:pPr>
+        <w:rPr>
+          <w:rFonts w:ascii="Arial" w:hAnsi="Arial" w:cs="Arial"/>
+        </w:rPr>
+      </w:pPr>
+      <w:r>
+        <w:rPr>
+          <w:rFonts w:ascii="Arial" w:hAnsi="Arial" w:cs="Arial"/>
+        </w:rPr>
+        <w:t>This section provides a roadmap for you or others to continue or enhance this project, but your suggestions should be specific and concrete. It should logically follow your findings and identified limitations. For example, you can offer suggestions on how other people can address the limitations. Also, you can explain what you would add if you had more time, or how the project could</w:t>
+      </w:r>
+      <w:r>
+        <w:rPr>
+          <w:rFonts w:ascii="Arial" w:hAnsi="Arial" w:cs="Arial"/>
+        </w:rPr>
+        <w:t xml:space="preserve"> be made bigger or more widely applicable</w:t>
+      </w:r>
+      <w:r>
+        <w:rPr>
+          <w:rFonts w:ascii="Arial" w:hAnsi="Arial" w:cs="Arial"/>
         </w:rPr>
         <w:t>.</w:t>
       </w:r>
-      <w:r>
-        <w:rPr>
-          <w:rFonts w:ascii="Arial" w:hAnsi="Arial" w:cs="Arial"/>
-          <w:b/>
-          <w:bCs/>
-        </w:rPr>
-        <w:t>2</w:t>
-      </w:r>
-      <w:r>
-        <w:rPr>
-          <w:rFonts w:ascii="Arial" w:hAnsi="Arial" w:cs="Arial"/>
-          <w:b/>
-          <w:bCs/>
-        </w:rPr>
-        <w:t xml:space="preserve"> Validation and Testing</w:t>
-      </w:r>
-    </w:p>
-    <w:p>
-      <w:pPr>
-        <w:rPr>
-          <w:rFonts w:ascii="Arial" w:hAnsi="Arial" w:cs="Arial"/>
-        </w:rPr>
-      </w:pPr>
-      <w:r>
-        <w:rPr>
-          <w:rFonts w:ascii="Arial" w:hAnsi="Arial" w:cs="Arial"/>
-        </w:rPr>
-        <w:t>Explain how you validated the artefact, providing evidence of its logical consistency, functionality, and performance. This could include test results, user feedback, or data analysis demonstrating it functions as intended.</w:t>
-      </w:r>
-    </w:p>
-    <w:p>
-      <w:pPr>
-        <w:rPr>
-          <w:rFonts w:ascii="Arial" w:hAnsi="Arial" w:cs="Arial"/>
-          <w:b/>
-          <w:bCs/>
-        </w:rPr>
-      </w:pPr>
-      <w:r>
-        <w:rPr>
-          <w:rFonts w:ascii="Arial" w:hAnsi="Arial" w:cs="Arial"/>
-          <w:b/>
-          <w:bCs/>
-        </w:rPr>
-        <w:t>7</w:t>
-      </w:r>
-      <w:r>
-        <w:rPr>
-          <w:rFonts w:ascii="Arial" w:hAnsi="Arial" w:cs="Arial"/>
-          <w:b/>
-          <w:bCs/>
-        </w:rPr>
-        <w:t>. Critical Evaluation</w:t>
-      </w:r>
-    </w:p>
-    <w:p>
-      <w:pPr>
-        <w:rPr>
-          <w:rFonts w:ascii="Arial" w:hAnsi="Arial" w:cs="Arial"/>
-        </w:rPr>
-      </w:pPr>
-      <w:r>
-        <w:rPr>
-          <w:rFonts w:ascii="Arial" w:hAnsi="Arial" w:cs="Arial"/>
-        </w:rPr>
-        <w:t>Here is where you examine the success and significance of your work. Describe your artefact, what it does, and its significance in its context, whether that's societal, industrial, or academic. Additionally, discuss how your artefact differs from the similar systems or solutions you explored in your literature review. What are its distinct advantages or novel contributions?</w:t>
-      </w:r>
-    </w:p>
-    <w:p>
-      <w:pPr>
-        <w:rPr>
-          <w:rFonts w:ascii="Arial" w:hAnsi="Arial" w:cs="Arial"/>
-          <w:b/>
-          <w:bCs/>
-        </w:rPr>
-      </w:pPr>
-      <w:r>
-        <w:rPr>
-          <w:rFonts w:ascii="Arial" w:hAnsi="Arial" w:cs="Arial"/>
-          <w:b/>
-          <w:bCs/>
-        </w:rPr>
-        <w:t>7.2 Impact</w:t>
-      </w:r>
-    </w:p>
-    <w:p>
-      <w:pPr>
-        <w:rPr>
-          <w:rFonts w:ascii="Arial" w:hAnsi="Arial" w:cs="Arial"/>
-        </w:rPr>
-      </w:pPr>
-      <w:r>
-        <w:rPr>
-          <w:rFonts w:ascii="Arial" w:hAnsi="Arial" w:cs="Arial"/>
-        </w:rPr>
-        <w:lastRenderedPageBreak/>
-        <w:t>Examine the actual or potential impact of your artefact. Does it address a problem for a particular community? Does it enhance a process within an industry? Does it bring a new perspective to academic discussion?</w:t>
-      </w:r>
-    </w:p>
-    <w:p>
-      <w:pPr>
-        <w:rPr>
-          <w:rFonts w:ascii="Arial" w:hAnsi="Arial" w:cs="Arial"/>
-          <w:b/>
-          <w:bCs/>
-        </w:rPr>
-      </w:pPr>
-      <w:r>
-        <w:rPr>
-          <w:rFonts w:ascii="Arial" w:hAnsi="Arial" w:cs="Arial"/>
-          <w:b/>
-          <w:bCs/>
-        </w:rPr>
-        <w:t>8</w:t>
-      </w:r>
-      <w:r>
-        <w:rPr>
-          <w:rFonts w:ascii="Arial" w:hAnsi="Arial" w:cs="Arial"/>
-          <w:b/>
-          <w:bCs/>
-        </w:rPr>
-        <w:t>. Conclusion</w:t>
-      </w:r>
-    </w:p>
-    <w:p>
-      <w:pPr>
-        <w:rPr>
-          <w:rFonts w:ascii="Arial" w:hAnsi="Arial" w:cs="Arial"/>
-        </w:rPr>
-      </w:pPr>
-      <w:r>
-        <w:rPr>
-          <w:rFonts w:ascii="Arial" w:hAnsi="Arial" w:cs="Arial"/>
-        </w:rPr>
-        <w:t>Outline the project journey, reiterate the problem, approach, and key findings. Conclude by reflecting on the project's success and value.</w:t>
-      </w:r>
-    </w:p>
-    <w:p>
-      <w:pPr>
-        <w:rPr>
-          <w:rFonts w:ascii="Arial" w:hAnsi="Arial" w:cs="Arial"/>
-          <w:b/>
-          <w:bCs/>
-        </w:rPr>
-      </w:pPr>
-      <w:r>
-        <w:rPr>
-          <w:rFonts w:ascii="Arial" w:hAnsi="Arial" w:cs="Arial"/>
-          <w:b/>
-          <w:bCs/>
-        </w:rPr>
-        <w:t xml:space="preserve">8.1 </w:t>
-      </w:r>
-      <w:r>
-        <w:rPr>
-          <w:rFonts w:ascii="Arial" w:hAnsi="Arial" w:cs="Arial"/>
-          <w:b/>
-          <w:bCs/>
-        </w:rPr>
-        <w:t xml:space="preserve">Limitations </w:t>
-      </w:r>
-    </w:p>
-    <w:p>
-      <w:pPr>
-        <w:rPr>
-          <w:rFonts w:ascii="Arial" w:hAnsi="Arial" w:cs="Arial"/>
-        </w:rPr>
-      </w:pPr>
-      <w:r>
-        <w:rPr>
-          <w:rFonts w:ascii="Arial" w:hAnsi="Arial" w:cs="Arial"/>
-        </w:rPr>
-        <w:t>This section lets you demonstrate critical self-awareness by honestly acknowledging your work's boundaries and constraints. For example, d</w:t>
-      </w:r>
-      <w:r>
-        <w:rPr>
-          <w:rFonts w:ascii="Arial" w:hAnsi="Arial" w:cs="Arial"/>
-        </w:rPr>
-        <w:t xml:space="preserve">id your chosen method have </w:t>
-      </w:r>
-      <w:r>
-        <w:rPr>
-          <w:rFonts w:ascii="Arial" w:hAnsi="Arial" w:cs="Arial"/>
-        </w:rPr>
-        <w:t xml:space="preserve">any </w:t>
-      </w:r>
-      <w:r>
-        <w:rPr>
-          <w:rFonts w:ascii="Arial" w:hAnsi="Arial" w:cs="Arial"/>
-        </w:rPr>
-        <w:t>weaknesses?</w:t>
-      </w:r>
-      <w:r>
-        <w:rPr>
-          <w:rFonts w:ascii="Arial" w:hAnsi="Arial" w:cs="Arial"/>
-        </w:rPr>
-        <w:t xml:space="preserve"> </w:t>
-      </w:r>
-      <w:r>
-        <w:rPr>
-          <w:rFonts w:ascii="Arial" w:hAnsi="Arial" w:cs="Arial"/>
-        </w:rPr>
-        <w:t>What did you have to leave out?</w:t>
-      </w:r>
-      <w:r>
-        <w:rPr>
-          <w:rFonts w:ascii="Arial" w:hAnsi="Arial" w:cs="Arial"/>
-        </w:rPr>
-        <w:t xml:space="preserve"> </w:t>
-      </w:r>
-      <w:r>
-        <w:rPr>
-          <w:rFonts w:ascii="Arial" w:hAnsi="Arial" w:cs="Arial"/>
-        </w:rPr>
-        <w:t>What are the practical weaknesses of your artefact?</w:t>
-      </w:r>
-      <w:r>
-        <w:rPr>
-          <w:rFonts w:ascii="Arial" w:hAnsi="Arial" w:cs="Arial"/>
-        </w:rPr>
-        <w:t xml:space="preserve"> Or w</w:t>
-      </w:r>
-      <w:r>
-        <w:rPr>
-          <w:rFonts w:ascii="Arial" w:hAnsi="Arial" w:cs="Arial"/>
-        </w:rPr>
-        <w:t>as your dataset small, incomplete, or biased in some way?</w:t>
-      </w:r>
-      <w:r>
-        <w:rPr>
-          <w:rFonts w:ascii="Arial" w:hAnsi="Arial" w:cs="Arial"/>
-        </w:rPr>
-        <w:t xml:space="preserve"> </w:t>
-      </w:r>
-      <w:r>
-        <w:rPr>
-          <w:rFonts w:ascii="Arial" w:hAnsi="Arial" w:cs="Arial"/>
-        </w:rPr>
-        <w:t xml:space="preserve">For each </w:t>
-      </w:r>
-      <w:r>
-        <w:rPr>
-          <w:rFonts w:ascii="Arial" w:hAnsi="Arial" w:cs="Arial"/>
-        </w:rPr>
-        <w:t xml:space="preserve">limitation you mention, provide a brief explanation of its impact on your project and how you addressed these limitations. </w:t>
-      </w:r>
-    </w:p>
-    <w:p>
-      <w:pPr>
-        <w:rPr>
-          <w:rFonts w:ascii="Arial" w:hAnsi="Arial" w:cs="Arial"/>
-        </w:rPr>
-      </w:pPr>
-    </w:p>
-    <w:p>
-      <w:pPr>
-        <w:rPr>
-          <w:rFonts w:ascii="Arial" w:hAnsi="Arial" w:cs="Arial"/>
-        </w:rPr>
-      </w:pPr>
-    </w:p>
-    <w:p>
-      <w:pPr>
-        <w:pStyle w:val="ListParagraph"/>
-        <w:numPr>
-          <w:ilvl w:val="1"/>
-          <w:numId w:val="7"/>
-        </w:numPr>
-        <w:rPr>
-          <w:rFonts w:ascii="Arial" w:hAnsi="Arial" w:cs="Arial"/>
-          <w:b/>
-          <w:bCs/>
-        </w:rPr>
-      </w:pPr>
-      <w:r>
-        <w:rPr>
-          <w:rFonts w:ascii="Arial" w:hAnsi="Arial" w:cs="Arial"/>
-          <w:b/>
-          <w:bCs/>
-        </w:rPr>
-        <w:t xml:space="preserve">Future Work </w:t>
-      </w:r>
-    </w:p>
-    <w:p>
-      <w:pPr>
-        <w:rPr>
-          <w:rFonts w:ascii="Arial" w:hAnsi="Arial" w:cs="Arial"/>
-        </w:rPr>
-      </w:pPr>
-      <w:r>
-        <w:rPr>
-          <w:rFonts w:ascii="Arial" w:hAnsi="Arial" w:cs="Arial"/>
-        </w:rPr>
-        <w:t>This section provides a roadmap for you or others to continue or enhance this project, but your suggestions should be specific and concrete. It should logically follow your findings and identified limitations. For example, you can offer suggestions on how other people can address the limitations. Also, you can explain what you would add if you had more time, or how the project could</w:t>
-      </w:r>
-      <w:r>
-        <w:rPr>
-          <w:rFonts w:ascii="Arial" w:hAnsi="Arial" w:cs="Arial"/>
-        </w:rPr>
-        <w:t xml:space="preserve"> be made bigger or more widely applicable</w:t>
-      </w:r>
-      <w:r>
-        <w:rPr>
-          <w:rFonts w:ascii="Arial" w:hAnsi="Arial" w:cs="Arial"/>
-        </w:rPr>
-        <w:t>.</w:t>
-      </w:r>
-    </w:p>
-    <w:p>
-      <w:pPr>
-        <w:rPr>
-          <w:rFonts w:ascii="Arial" w:hAnsi="Arial" w:cs="Arial"/>
-          <w:b/>
-          <w:bCs/>
-        </w:rPr>
-      </w:pPr>
-      <w:r>
-        <w:rPr>
-          <w:rFonts w:ascii="Arial" w:hAnsi="Arial" w:cs="Arial"/>
-          <w:b/>
-          <w:bCs/>
+    </w:p>
+    <w:p>
+      <w:pPr>
+        <w:pStyle w:val="Heading1"/>
+        <w:rPr>
+          <w:sz w:val="32"/>
+          <w:szCs w:val="32"/>
+        </w:rPr>
+      </w:pPr>
+      <w:bookmarkStart w:id="35" w:name="_Toc228105561"/>
+      <w:r>
+        <w:rPr>
+          <w:sz w:val="32"/>
+          <w:szCs w:val="32"/>
         </w:rPr>
         <w:t>References</w:t>
       </w:r>
+      <w:bookmarkEnd w:id="35"/>
     </w:p>
     <w:p>
       <w:pPr>
@@ -2701,20 +5198,21 @@
     </w:p>
     <w:p>
       <w:pPr>
-        <w:rPr>
-          <w:rFonts w:ascii="Arial" w:hAnsi="Arial" w:cs="Arial"/>
-          <w:b/>
-          <w:bCs/>
-        </w:rPr>
-      </w:pPr>
-      <w:r>
-        <w:rPr>
-          <w:rFonts w:ascii="Arial" w:hAnsi="Arial" w:cs="Arial"/>
-          <w:b/>
-          <w:bCs/>
+        <w:pStyle w:val="Heading1"/>
+        <w:rPr>
+          <w:sz w:val="32"/>
+          <w:szCs w:val="32"/>
+        </w:rPr>
+      </w:pPr>
+      <w:bookmarkStart w:id="36" w:name="_Toc228105562"/>
+      <w:r>
+        <w:rPr>
+          <w:sz w:val="32"/>
+          <w:szCs w:val="32"/>
         </w:rPr>
         <w:t>Appendices</w:t>
       </w:r>
+      <w:bookmarkEnd w:id="36"/>
     </w:p>
     <w:p>
       <w:pPr>
@@ -2748,6 +5246,7 @@
         <w:rPr>
           <w:rFonts w:ascii="Arial" w:hAnsi="Arial" w:cs="Arial"/>
         </w:rPr>
+        <w:lastRenderedPageBreak/>
         <w:t>Create a realistic project schedule. A Gantt chart is the best way to visualise this. The chart should cover all major tasks (e.g., literature review, data collection, development, analysis, writing), key milestones, and their deadlines from start to finish.</w:t>
       </w:r>
     </w:p>
@@ -2783,7 +5282,6 @@
         <w:rPr>
           <w:rFonts w:ascii="Arial" w:hAnsi="Arial" w:cs="Arial"/>
         </w:rPr>
-        <w:lastRenderedPageBreak/>
         <w:t>This final section shows that you have considered your project's execution in a practical and responsible way.</w:t>
       </w:r>
     </w:p>
@@ -3256,6 +5754,7 @@
         <w:rPr>
           <w:rFonts w:ascii="Arial" w:hAnsi="Arial" w:cs="Arial"/>
         </w:rPr>
+        <w:lastRenderedPageBreak/>
         <w:t>Table 4.1: Risk Assessment and Mitigation</w:t>
       </w:r>
     </w:p>
@@ -3289,14 +5788,7 @@
         <w:rPr>
           <w:rFonts w:ascii="Arial" w:hAnsi="Arial" w:cs="Arial"/>
         </w:rPr>
-        <w:t xml:space="preserve">Reflect on the ethical aspects of your project. If working with human participants, how will you secure informed consent, ensure anonymity, and maintain confidentiality of their data? If utilising datasets, are there any concerns </w:t>
-      </w:r>
-      <w:r>
-        <w:rPr>
-          <w:rFonts w:ascii="Arial" w:hAnsi="Arial" w:cs="Arial"/>
-        </w:rPr>
-        <w:lastRenderedPageBreak/>
-        <w:t>regarding data protection? Consider the potential social influence of your project's outcome. Clarify the steps you will take to conduct your project ethically and responsibly.</w:t>
+        <w:t>Reflect on the ethical aspects of your project. If working with human participants, how will you secure informed consent, ensure anonymity, and maintain confidentiality of their data? If utilising datasets, are there any concerns regarding data protection? Consider the potential social influence of your project's outcome. Clarify the steps you will take to conduct your project ethically and responsibly.</w:t>
       </w:r>
     </w:p>
     <w:p>
@@ -3348,22 +5840,21 @@
         </w:rPr>
       </w:pPr>
     </w:p>
+    <w:bookmarkStart w:id="37" w:name="_Toc228105563" w:displacedByCustomXml="next"/>
     <w:sdt>
       <w:sdtPr>
+        <w:rPr>
+          <w:rFonts w:asciiTheme="minorHAnsi" w:eastAsiaTheme="minorHAnsi" w:hAnsiTheme="minorHAnsi" w:cstheme="minorBidi"/>
+          <w:color w:val="auto"/>
+          <w:sz w:val="24"/>
+          <w:szCs w:val="24"/>
+        </w:rPr>
         <w:id w:val="577797374"/>
         <w:docPartObj>
           <w:docPartGallery w:val="Bibliographies"/>
           <w:docPartUnique/>
         </w:docPartObj>
       </w:sdtPr>
-      <w:sdtEndPr>
-        <w:rPr>
-          <w:rFonts w:asciiTheme="minorHAnsi" w:eastAsiaTheme="minorHAnsi" w:hAnsiTheme="minorHAnsi" w:cstheme="minorBidi"/>
-          <w:color w:val="auto"/>
-          <w:sz w:val="24"/>
-          <w:szCs w:val="24"/>
-        </w:rPr>
-      </w:sdtEndPr>
       <w:sdtContent>
         <w:p>
           <w:pPr>
@@ -3372,6 +5863,7 @@
           <w:r>
             <w:t>References</w:t>
           </w:r>
+          <w:bookmarkEnd w:id="37"/>
         </w:p>
         <w:sdt>
           <w:sdtPr>
@@ -3401,7 +5893,7 @@
                 <w:rPr>
                   <w:noProof/>
                 </w:rPr>
-                <w:t xml:space="preserve">Akyaman, S. &amp; Alppay, E. C., 2024. Effects of industrial design properties of game controllers on player experience. </w:t>
+                <w:t xml:space="preserve">Akyaman, S. &amp; Cem Alppay, E., 2024. Effects of industrial design properties of game controllers on player experience. </w:t>
               </w:r>
               <w:r>
                 <w:rPr>
@@ -3415,7 +5907,35 @@
                 <w:rPr>
                   <w:noProof/>
                 </w:rPr>
-                <w:t>Volume 50, p. 100687.</w:t>
+                <w:t>May, Volume 50, p. 100687.</w:t>
+              </w:r>
+            </w:p>
+            <w:p>
+              <w:pPr>
+                <w:pStyle w:val="Bibliography"/>
+                <w:rPr>
+                  <w:noProof/>
+                </w:rPr>
+              </w:pPr>
+              <w:r>
+                <w:rPr>
+                  <w:noProof/>
+                </w:rPr>
+                <w:t xml:space="preserve">Malone, L. A. et al., 2023. Usability of the GAIMPLANK video game controller for people with mobility impairments: Observational study. </w:t>
+              </w:r>
+              <w:r>
+                <w:rPr>
+                  <w:i/>
+                  <w:iCs/>
+                  <w:noProof/>
+                </w:rPr>
+                <w:t xml:space="preserve">JMIR Serious Games, </w:t>
+              </w:r>
+              <w:r>
+                <w:rPr>
+                  <w:noProof/>
+                </w:rPr>
+                <w:t>Volume 11, p. e38484.</w:t>
               </w:r>
             </w:p>
             <w:p>
@@ -4101,7 +6621,7 @@
       <w:lvlText w:val="%1.%2"/>
       <w:lvlJc w:val="left"/>
       <w:pPr>
-        <w:ind w:left="360" w:hanging="360"/>
+        <w:ind w:left="502" w:hanging="360"/>
       </w:pPr>
       <w:rPr>
         <w:rFonts w:hint="default"/>
@@ -4942,7 +7462,6 @@
     <w:next w:val="Normal"/>
     <w:link w:val="Heading2Char"/>
     <w:uiPriority w:val="9"/>
-    <w:semiHidden/>
     <w:unhideWhenUsed/>
     <w:qFormat/>
     <w:rsid w:val="00F06102"/>
@@ -4965,7 +7484,6 @@
     <w:next w:val="Normal"/>
     <w:link w:val="Heading3Char"/>
     <w:uiPriority w:val="9"/>
-    <w:semiHidden/>
     <w:unhideWhenUsed/>
     <w:qFormat/>
     <w:rsid w:val="00F06102"/>
@@ -4988,7 +7506,6 @@
     <w:next w:val="Normal"/>
     <w:link w:val="Heading4Char"/>
     <w:uiPriority w:val="9"/>
-    <w:semiHidden/>
     <w:unhideWhenUsed/>
     <w:qFormat/>
     <w:rsid w:val="00F06102"/>
@@ -5117,7 +7634,6 @@
   <w:style w:type="character" w:default="1" w:styleId="DefaultParagraphFont">
     <w:name w:val="Default Paragraph Font"/>
     <w:uiPriority w:val="1"/>
-    <w:semiHidden/>
     <w:unhideWhenUsed/>
   </w:style>
   <w:style w:type="table" w:default="1" w:styleId="TableNormal">
@@ -5159,7 +7675,6 @@
     <w:basedOn w:val="DefaultParagraphFont"/>
     <w:link w:val="Heading2"/>
     <w:uiPriority w:val="9"/>
-    <w:semiHidden/>
     <w:rsid w:val="00F06102"/>
     <w:rPr>
       <w:rFonts w:asciiTheme="majorHAnsi" w:eastAsiaTheme="majorEastAsia" w:hAnsiTheme="majorHAnsi" w:cstheme="majorBidi"/>
@@ -5173,7 +7688,6 @@
     <w:basedOn w:val="DefaultParagraphFont"/>
     <w:link w:val="Heading3"/>
     <w:uiPriority w:val="9"/>
-    <w:semiHidden/>
     <w:rsid w:val="00F06102"/>
     <w:rPr>
       <w:rFonts w:eastAsiaTheme="majorEastAsia" w:cstheme="majorBidi"/>
@@ -5187,7 +7701,6 @@
     <w:basedOn w:val="DefaultParagraphFont"/>
     <w:link w:val="Heading4"/>
     <w:uiPriority w:val="9"/>
-    <w:semiHidden/>
     <w:rsid w:val="00F06102"/>
     <w:rPr>
       <w:rFonts w:eastAsiaTheme="majorEastAsia" w:cstheme="majorBidi"/>
@@ -5710,6 +8223,75 @@
     <w:unhideWhenUsed/>
     <w:rsid w:val="00184225"/>
   </w:style>
+  <w:style w:type="paragraph" w:styleId="TOCHeading">
+    <w:name w:val="TOC Heading"/>
+    <w:basedOn w:val="Heading1"/>
+    <w:next w:val="Normal"/>
+    <w:uiPriority w:val="39"/>
+    <w:unhideWhenUsed/>
+    <w:qFormat/>
+    <w:rsid w:val="00F941A9"/>
+    <w:pPr>
+      <w:spacing w:before="240" w:after="0" w:line="259" w:lineRule="auto"/>
+      <w:outlineLvl w:val="9"/>
+    </w:pPr>
+    <w:rPr>
+      <w:kern w:val="0"/>
+      <w:sz w:val="32"/>
+      <w:szCs w:val="32"/>
+      <w:lang w:val="en-US"/>
+      <w14:ligatures w14:val="none"/>
+    </w:rPr>
+  </w:style>
+  <w:style w:type="paragraph" w:styleId="TOC1">
+    <w:name w:val="toc 1"/>
+    <w:basedOn w:val="Normal"/>
+    <w:next w:val="Normal"/>
+    <w:autoRedefine/>
+    <w:uiPriority w:val="39"/>
+    <w:unhideWhenUsed/>
+    <w:rsid w:val="00F941A9"/>
+    <w:pPr>
+      <w:spacing w:after="100"/>
+    </w:pPr>
+  </w:style>
+  <w:style w:type="paragraph" w:styleId="TOC2">
+    <w:name w:val="toc 2"/>
+    <w:basedOn w:val="Normal"/>
+    <w:next w:val="Normal"/>
+    <w:autoRedefine/>
+    <w:uiPriority w:val="39"/>
+    <w:unhideWhenUsed/>
+    <w:rsid w:val="00F941A9"/>
+    <w:pPr>
+      <w:spacing w:after="100"/>
+      <w:ind w:left="240"/>
+    </w:pPr>
+  </w:style>
+  <w:style w:type="character" w:styleId="Hyperlink">
+    <w:name w:val="Hyperlink"/>
+    <w:basedOn w:val="DefaultParagraphFont"/>
+    <w:uiPriority w:val="99"/>
+    <w:unhideWhenUsed/>
+    <w:rsid w:val="00F941A9"/>
+    <w:rPr>
+      <w:color w:val="467886" w:themeColor="hyperlink"/>
+      <w:u w:val="single"/>
+    </w:rPr>
+  </w:style>
+  <w:style w:type="paragraph" w:styleId="TOC3">
+    <w:name w:val="toc 3"/>
+    <w:basedOn w:val="Normal"/>
+    <w:next w:val="Normal"/>
+    <w:autoRedefine/>
+    <w:uiPriority w:val="39"/>
+    <w:unhideWhenUsed/>
+    <w:rsid w:val="0071009D"/>
+    <w:pPr>
+      <w:spacing w:after="100"/>
+      <w:ind w:left="480"/>
+    </w:pPr>
+  </w:style>
 </w:styles>
 </file>
 
@@ -6033,7 +8615,7 @@
   <b:Source>
     <b:Tag>Aky24</b:Tag>
     <b:SourceType>JournalArticle</b:SourceType>
-    <b:Guid>{3A6AD7C8-56C3-4D2F-BCF7-662D4BC1850A}</b:Guid>
+    <b:Guid>{CFB1B57F-8728-4FD5-808B-B0110DE652CB}</b:Guid>
     <b:Title>Effects of industrial design properties of game controllers on player experience</b:Title>
     <b:JournalName>Entertainment Computing</b:JournalName>
     <b:Year>2024</b:Year>
@@ -6047,20 +8629,79 @@
             <b:First>Serefraz</b:First>
           </b:Person>
           <b:Person>
-            <b:Last>Alppay</b:Last>
+            <b:Last>Cem Alppay</b:Last>
             <b:First>Ekrem</b:First>
-            <b:Middle>Cem</b:Middle>
           </b:Person>
         </b:NameList>
       </b:Author>
     </b:Author>
+    <b:Month>May</b:Month>
+    <b:YearAccessed>2025</b:YearAccessed>
+    <b:MonthAccessed>November</b:MonthAccessed>
+    <b:DayAccessed>1</b:DayAccessed>
+    <b:URL>https://www.sciencedirect.com/science/article/abs/pii/S1875952124000557</b:URL>
+    <b:DOI>10.1016/j.entcom.2024.100687</b:DOI>
     <b:RefOrder>1</b:RefOrder>
+  </b:Source>
+  <b:Source>
+    <b:Tag>Mal23</b:Tag>
+    <b:SourceType>JournalArticle</b:SourceType>
+    <b:Guid>{A1875A6B-C150-4A2B-ACF5-57A1995EEF02}</b:Guid>
+    <b:Author>
+      <b:Author>
+        <b:NameList>
+          <b:Person>
+            <b:Last>Malone</b:Last>
+            <b:First>Laurie</b:First>
+            <b:Middle>A.</b:Middle>
+          </b:Person>
+          <b:Person>
+            <b:Last>Mendonca</b:Last>
+            <b:First>Christen</b:First>
+            <b:Middle>J.</b:Middle>
+          </b:Person>
+          <b:Person>
+            <b:Last>Mohanraj</b:Last>
+            <b:First>Sangeetha</b:First>
+          </b:Person>
+          <b:Person>
+            <b:Last>Misko</b:Last>
+            <b:First>Samuel</b:First>
+            <b:Middle>R.</b:Middle>
+          </b:Person>
+          <b:Person>
+            <b:Last>Moore</b:Last>
+            <b:First>Joseph</b:First>
+          </b:Person>
+          <b:Person>
+            <b:Last>Brascome</b:Last>
+            <b:First>James</b:First>
+            <b:Middle>Michael</b:Middle>
+          </b:Person>
+          <b:Person>
+            <b:Last>Thirumalai</b:Last>
+            <b:First>Mohanraj</b:First>
+          </b:Person>
+        </b:NameList>
+      </b:Author>
+    </b:Author>
+    <b:Title>Usability of the GAIMPLANK video game controller for people with mobility impairments: Observational study</b:Title>
+    <b:JournalName>JMIR Serious Games</b:JournalName>
+    <b:Year>2023</b:Year>
+    <b:Pages>e38484</b:Pages>
+    <b:Volume>11</b:Volume>
+    <b:YearAccessed>2026</b:YearAccessed>
+    <b:MonthAccessed>April</b:MonthAccessed>
+    <b:DayAccessed>26</b:DayAccessed>
+    <b:URL>https://www.sciencedirect.com/org/science/article/pii/S2291927923000752</b:URL>
+    <b:DOI>10.2196/38484</b:DOI>
+    <b:RefOrder>2</b:RefOrder>
   </b:Source>
 </b:Sources>
 </file>
 
 <file path=customXml/itemProps1.xml><?xml version="1.0" encoding="utf-8"?>
-<ds:datastoreItem xmlns:ds="http://schemas.openxmlformats.org/officeDocument/2006/customXml" ds:itemID="{2C8FE904-F38B-4FF0-94DC-B0AA32E57674}">
+<ds:datastoreItem xmlns:ds="http://schemas.openxmlformats.org/officeDocument/2006/customXml" ds:itemID="{20B3ADCC-93D0-42BF-A7A1-05E5CEF5CC6E}">
   <ds:schemaRefs>
     <ds:schemaRef ds:uri="http://schemas.openxmlformats.org/officeDocument/2006/bibliography"/>
   </ds:schemaRefs>

--- a/Final Report Documentation/25-26 Project Final Report.docx
+++ b/Final Report Documentation/25-26 Project Final Report.docx
@@ -170,7 +170,7 @@
           <w:sz w:val="40"/>
           <w:szCs w:val="40"/>
         </w:rPr>
-        <w:t>CMP6200/DIG6200</w:t>
+        <w:t>CMP6200</w:t>
       </w:r>
       <w:bookmarkEnd w:id="0"/>
       <w:bookmarkEnd w:id="1"/>
@@ -787,6 +787,15 @@
     </w:p>
     <w:sdt>
       <w:sdtPr>
+        <w:rPr>
+          <w:rFonts w:asciiTheme="minorHAnsi" w:eastAsiaTheme="minorHAnsi" w:hAnsiTheme="minorHAnsi" w:cstheme="minorBidi"/>
+          <w:color w:val="auto"/>
+          <w:kern w:val="2"/>
+          <w:sz w:val="24"/>
+          <w:szCs w:val="24"/>
+          <w:lang w:val="en-GB"/>
+          <w14:ligatures w14:val="standardContextual"/>
+        </w:rPr>
         <w:id w:val="-748265660"/>
         <w:docPartObj>
           <w:docPartGallery w:val="Table of Contents"/>
@@ -795,16 +804,9 @@
       </w:sdtPr>
       <w:sdtEndPr>
         <w:rPr>
-          <w:rFonts w:asciiTheme="minorHAnsi" w:eastAsiaTheme="minorHAnsi" w:hAnsiTheme="minorHAnsi" w:cstheme="minorBidi"/>
           <w:b/>
           <w:bCs/>
           <w:noProof/>
-          <w:color w:val="auto"/>
-          <w:kern w:val="2"/>
-          <w:sz w:val="24"/>
-          <w:szCs w:val="24"/>
-          <w:lang w:val="en-GB"/>
-          <w14:ligatures w14:val="standardContextual"/>
         </w:rPr>
       </w:sdtEndPr>
       <w:sdtContent>
@@ -3401,25 +3403,7 @@
         <w:rPr>
           <w:rFonts w:ascii="Arial" w:hAnsi="Arial" w:cs="Arial"/>
         </w:rPr>
-        <w:t xml:space="preserve"> </w:t>
-      </w:r>
-      <w:r>
-        <w:rPr>
-          <w:rFonts w:ascii="Arial" w:hAnsi="Arial" w:cs="Arial"/>
-        </w:rPr>
-        <w:t xml:space="preserve">which creates a barrier to entry for small studios and developers to create </w:t>
-      </w:r>
-      <w:r>
-        <w:rPr>
-          <w:rFonts w:ascii="Arial" w:hAnsi="Arial" w:cs="Arial"/>
-        </w:rPr>
-        <w:t xml:space="preserve">alternative </w:t>
-      </w:r>
-      <w:r>
-        <w:rPr>
-          <w:rFonts w:ascii="Arial" w:hAnsi="Arial" w:cs="Arial"/>
-        </w:rPr>
-        <w:t xml:space="preserve">controllers </w:t>
+        <w:t xml:space="preserve"> which creates a barrier to entry for small studios and developers to create alternative controllers </w:t>
       </w:r>
       <w:r>
         <w:rPr>
@@ -7634,6 +7618,7 @@
   <w:style w:type="character" w:default="1" w:styleId="DefaultParagraphFont">
     <w:name w:val="Default Paragraph Font"/>
     <w:uiPriority w:val="1"/>
+    <w:semiHidden/>
     <w:unhideWhenUsed/>
   </w:style>
   <w:style w:type="table" w:default="1" w:styleId="TableNormal">

--- a/Final Report Documentation/25-26 Project Final Report.docx
+++ b/Final Report Documentation/25-26 Project Final Report.docx
@@ -697,7 +697,16 @@
           <w:sz w:val="22"/>
           <w:szCs w:val="22"/>
         </w:rPr>
-        <w:t xml:space="preserve">The project will be to study alternative game controllers which can shape player experience, immersion and accessibility. Modern controllers such as the PlayStation and Xbox gamepads which have the standard joystick, D-pad and 4 buttons remain the dominant design; however, technology has advanced and companies in the past and future are now developing </w:t>
+        <w:t xml:space="preserve">The project will be to study alternative game controllers which can shape player experience, immersion and accessibility. Modern controllers such as the PlayStation and Xbox </w:t>
+      </w:r>
+      <w:r>
+        <w:rPr>
+          <w:rFonts w:ascii="Arial" w:hAnsi="Arial" w:cs="Arial"/>
+          <w:sz w:val="22"/>
+          <w:szCs w:val="22"/>
+        </w:rPr>
+        <w:lastRenderedPageBreak/>
+        <w:t xml:space="preserve">gamepads which have the standard joystick, D-pad and 4 buttons remain the dominant design; however, technology has advanced and companies in the past and future are now developing </w:t>
       </w:r>
       <w:r>
         <w:rPr>
@@ -840,7 +849,7 @@
           <w:r>
             <w:fldChar w:fldCharType="separate"/>
           </w:r>
-          <w:hyperlink w:anchor="_Toc228105533" w:history="1">
+          <w:hyperlink w:anchor="_Toc228358794" w:history="1">
             <w:r>
               <w:rPr>
                 <w:rStyle w:val="Hyperlink"/>
@@ -867,7 +876,7 @@
                 <w:noProof/>
                 <w:webHidden/>
               </w:rPr>
-              <w:instrText xml:space="preserve"> PAGEREF _Toc228105533 \h </w:instrText>
+              <w:instrText xml:space="preserve"> PAGEREF _Toc228358794 \h </w:instrText>
             </w:r>
             <w:r>
               <w:rPr>
@@ -910,7 +919,7 @@
               <w:lang w:eastAsia="en-GB"/>
             </w:rPr>
           </w:pPr>
-          <w:hyperlink w:anchor="_Toc228105534" w:history="1">
+          <w:hyperlink w:anchor="_Toc228358795" w:history="1">
             <w:r>
               <w:rPr>
                 <w:rStyle w:val="Hyperlink"/>
@@ -937,7 +946,7 @@
                 <w:noProof/>
                 <w:webHidden/>
               </w:rPr>
-              <w:instrText xml:space="preserve"> PAGEREF _Toc228105534 \h </w:instrText>
+              <w:instrText xml:space="preserve"> PAGEREF _Toc228358795 \h </w:instrText>
             </w:r>
             <w:r>
               <w:rPr>
@@ -980,7 +989,7 @@
               <w:lang w:eastAsia="en-GB"/>
             </w:rPr>
           </w:pPr>
-          <w:hyperlink w:anchor="_Toc228105535" w:history="1">
+          <w:hyperlink w:anchor="_Toc228358796" w:history="1">
             <w:r>
               <w:rPr>
                 <w:rStyle w:val="Hyperlink"/>
@@ -1007,7 +1016,7 @@
                 <w:noProof/>
                 <w:webHidden/>
               </w:rPr>
-              <w:instrText xml:space="preserve"> PAGEREF _Toc228105535 \h </w:instrText>
+              <w:instrText xml:space="preserve"> PAGEREF _Toc228358796 \h </w:instrText>
             </w:r>
             <w:r>
               <w:rPr>
@@ -1050,7 +1059,7 @@
               <w:lang w:eastAsia="en-GB"/>
             </w:rPr>
           </w:pPr>
-          <w:hyperlink w:anchor="_Toc228105536" w:history="1">
+          <w:hyperlink w:anchor="_Toc228358797" w:history="1">
             <w:r>
               <w:rPr>
                 <w:rStyle w:val="Hyperlink"/>
@@ -1077,7 +1086,7 @@
                 <w:noProof/>
                 <w:webHidden/>
               </w:rPr>
-              <w:instrText xml:space="preserve"> PAGEREF _Toc228105536 \h </w:instrText>
+              <w:instrText xml:space="preserve"> PAGEREF _Toc228358797 \h </w:instrText>
             </w:r>
             <w:r>
               <w:rPr>
@@ -1120,7 +1129,7 @@
               <w:lang w:eastAsia="en-GB"/>
             </w:rPr>
           </w:pPr>
-          <w:hyperlink w:anchor="_Toc228105537" w:history="1">
+          <w:hyperlink w:anchor="_Toc228358798" w:history="1">
             <w:r>
               <w:rPr>
                 <w:rStyle w:val="Hyperlink"/>
@@ -1147,7 +1156,7 @@
                 <w:noProof/>
                 <w:webHidden/>
               </w:rPr>
-              <w:instrText xml:space="preserve"> PAGEREF _Toc228105537 \h </w:instrText>
+              <w:instrText xml:space="preserve"> PAGEREF _Toc228358798 \h </w:instrText>
             </w:r>
             <w:r>
               <w:rPr>
@@ -1167,7 +1176,7 @@
                 <w:noProof/>
                 <w:webHidden/>
               </w:rPr>
-              <w:t>6</w:t>
+              <w:t>5</w:t>
             </w:r>
             <w:r>
               <w:rPr>
@@ -1190,7 +1199,7 @@
               <w:lang w:eastAsia="en-GB"/>
             </w:rPr>
           </w:pPr>
-          <w:hyperlink w:anchor="_Toc228105538" w:history="1">
+          <w:hyperlink w:anchor="_Toc228358799" w:history="1">
             <w:r>
               <w:rPr>
                 <w:rStyle w:val="Hyperlink"/>
@@ -1217,7 +1226,7 @@
                 <w:noProof/>
                 <w:webHidden/>
               </w:rPr>
-              <w:instrText xml:space="preserve"> PAGEREF _Toc228105538 \h </w:instrText>
+              <w:instrText xml:space="preserve"> PAGEREF _Toc228358799 \h </w:instrText>
             </w:r>
             <w:r>
               <w:rPr>
@@ -1260,13 +1269,13 @@
               <w:lang w:eastAsia="en-GB"/>
             </w:rPr>
           </w:pPr>
-          <w:hyperlink w:anchor="_Toc228105539" w:history="1">
+          <w:hyperlink w:anchor="_Toc228358800" w:history="1">
             <w:r>
               <w:rPr>
                 <w:rStyle w:val="Hyperlink"/>
                 <w:noProof/>
               </w:rPr>
-              <w:t>Player Experience</w:t>
+              <w:t>Accessibility</w:t>
             </w:r>
             <w:r>
               <w:rPr>
@@ -1287,77 +1296,7 @@
                 <w:noProof/>
                 <w:webHidden/>
               </w:rPr>
-              <w:instrText xml:space="preserve"> PAGEREF _Toc228105539 \h </w:instrText>
-            </w:r>
-            <w:r>
-              <w:rPr>
-                <w:noProof/>
-                <w:webHidden/>
-              </w:rPr>
-            </w:r>
-            <w:r>
-              <w:rPr>
-                <w:noProof/>
-                <w:webHidden/>
-              </w:rPr>
-              <w:fldChar w:fldCharType="separate"/>
-            </w:r>
-            <w:r>
-              <w:rPr>
-                <w:noProof/>
-                <w:webHidden/>
-              </w:rPr>
-              <w:t>6</w:t>
-            </w:r>
-            <w:r>
-              <w:rPr>
-                <w:noProof/>
-                <w:webHidden/>
-              </w:rPr>
-              <w:fldChar w:fldCharType="end"/>
-            </w:r>
-          </w:hyperlink>
-        </w:p>
-        <w:p>
-          <w:pPr>
-            <w:pStyle w:val="TOC2"/>
-            <w:tabs>
-              <w:tab w:val="right" w:leader="dot" w:pos="8611"/>
-            </w:tabs>
-            <w:rPr>
-              <w:rFonts w:eastAsiaTheme="minorEastAsia"/>
-              <w:noProof/>
-              <w:lang w:eastAsia="en-GB"/>
-            </w:rPr>
-          </w:pPr>
-          <w:hyperlink w:anchor="_Toc228105540" w:history="1">
-            <w:r>
-              <w:rPr>
-                <w:rStyle w:val="Hyperlink"/>
-                <w:noProof/>
-              </w:rPr>
-              <w:t>Accessibility</w:t>
-            </w:r>
-            <w:r>
-              <w:rPr>
-                <w:noProof/>
-                <w:webHidden/>
-              </w:rPr>
-              <w:tab/>
-            </w:r>
-            <w:r>
-              <w:rPr>
-                <w:noProof/>
-                <w:webHidden/>
-              </w:rPr>
-              <w:fldChar w:fldCharType="begin"/>
-            </w:r>
-            <w:r>
-              <w:rPr>
-                <w:noProof/>
-                <w:webHidden/>
-              </w:rPr>
-              <w:instrText xml:space="preserve"> PAGEREF _Toc228105540 \h </w:instrText>
+              <w:instrText xml:space="preserve"> PAGEREF _Toc228358800 \h </w:instrText>
             </w:r>
             <w:r>
               <w:rPr>
@@ -1400,7 +1339,7 @@
               <w:lang w:eastAsia="en-GB"/>
             </w:rPr>
           </w:pPr>
-          <w:hyperlink w:anchor="_Toc228105541" w:history="1">
+          <w:hyperlink w:anchor="_Toc228358801" w:history="1">
             <w:r>
               <w:rPr>
                 <w:rStyle w:val="Hyperlink"/>
@@ -1427,7 +1366,7 @@
                 <w:noProof/>
                 <w:webHidden/>
               </w:rPr>
-              <w:instrText xml:space="preserve"> PAGEREF _Toc228105541 \h </w:instrText>
+              <w:instrText xml:space="preserve"> PAGEREF _Toc228358801 \h </w:instrText>
             </w:r>
             <w:r>
               <w:rPr>
@@ -1470,7 +1409,7 @@
               <w:lang w:eastAsia="en-GB"/>
             </w:rPr>
           </w:pPr>
-          <w:hyperlink w:anchor="_Toc228105542" w:history="1">
+          <w:hyperlink w:anchor="_Toc228358802" w:history="1">
             <w:r>
               <w:rPr>
                 <w:rStyle w:val="Hyperlink"/>
@@ -1497,7 +1436,7 @@
                 <w:noProof/>
                 <w:webHidden/>
               </w:rPr>
-              <w:instrText xml:space="preserve"> PAGEREF _Toc228105542 \h </w:instrText>
+              <w:instrText xml:space="preserve"> PAGEREF _Toc228358802 \h </w:instrText>
             </w:r>
             <w:r>
               <w:rPr>
@@ -1540,7 +1479,7 @@
               <w:lang w:eastAsia="en-GB"/>
             </w:rPr>
           </w:pPr>
-          <w:hyperlink w:anchor="_Toc228105543" w:history="1">
+          <w:hyperlink w:anchor="_Toc228358803" w:history="1">
             <w:r>
               <w:rPr>
                 <w:rStyle w:val="Hyperlink"/>
@@ -1567,7 +1506,7 @@
                 <w:noProof/>
                 <w:webHidden/>
               </w:rPr>
-              <w:instrText xml:space="preserve"> PAGEREF _Toc228105543 \h </w:instrText>
+              <w:instrText xml:space="preserve"> PAGEREF _Toc228358803 \h </w:instrText>
             </w:r>
             <w:r>
               <w:rPr>
@@ -1610,7 +1549,7 @@
               <w:lang w:eastAsia="en-GB"/>
             </w:rPr>
           </w:pPr>
-          <w:hyperlink w:anchor="_Toc228105544" w:history="1">
+          <w:hyperlink w:anchor="_Toc228358804" w:history="1">
             <w:r>
               <w:rPr>
                 <w:rStyle w:val="Hyperlink"/>
@@ -1637,7 +1576,7 @@
                 <w:noProof/>
                 <w:webHidden/>
               </w:rPr>
-              <w:instrText xml:space="preserve"> PAGEREF _Toc228105544 \h </w:instrText>
+              <w:instrText xml:space="preserve"> PAGEREF _Toc228358804 \h </w:instrText>
             </w:r>
             <w:r>
               <w:rPr>
@@ -1680,7 +1619,7 @@
               <w:lang w:eastAsia="en-GB"/>
             </w:rPr>
           </w:pPr>
-          <w:hyperlink w:anchor="_Toc228105545" w:history="1">
+          <w:hyperlink w:anchor="_Toc228358805" w:history="1">
             <w:r>
               <w:rPr>
                 <w:rStyle w:val="Hyperlink"/>
@@ -1707,7 +1646,7 @@
                 <w:noProof/>
                 <w:webHidden/>
               </w:rPr>
-              <w:instrText xml:space="preserve"> PAGEREF _Toc228105545 \h </w:instrText>
+              <w:instrText xml:space="preserve"> PAGEREF _Toc228358805 \h </w:instrText>
             </w:r>
             <w:r>
               <w:rPr>
@@ -1750,7 +1689,7 @@
               <w:lang w:eastAsia="en-GB"/>
             </w:rPr>
           </w:pPr>
-          <w:hyperlink w:anchor="_Toc228105546" w:history="1">
+          <w:hyperlink w:anchor="_Toc228358806" w:history="1">
             <w:r>
               <w:rPr>
                 <w:rStyle w:val="Hyperlink"/>
@@ -1777,7 +1716,7 @@
                 <w:noProof/>
                 <w:webHidden/>
               </w:rPr>
-              <w:instrText xml:space="preserve"> PAGEREF _Toc228105546 \h </w:instrText>
+              <w:instrText xml:space="preserve"> PAGEREF _Toc228358806 \h </w:instrText>
             </w:r>
             <w:r>
               <w:rPr>
@@ -1820,7 +1759,7 @@
               <w:lang w:eastAsia="en-GB"/>
             </w:rPr>
           </w:pPr>
-          <w:hyperlink w:anchor="_Toc228105547" w:history="1">
+          <w:hyperlink w:anchor="_Toc228358807" w:history="1">
             <w:r>
               <w:rPr>
                 <w:rStyle w:val="Hyperlink"/>
@@ -1847,7 +1786,7 @@
                 <w:noProof/>
                 <w:webHidden/>
               </w:rPr>
-              <w:instrText xml:space="preserve"> PAGEREF _Toc228105547 \h </w:instrText>
+              <w:instrText xml:space="preserve"> PAGEREF _Toc228358807 \h </w:instrText>
             </w:r>
             <w:r>
               <w:rPr>
@@ -1890,7 +1829,7 @@
               <w:lang w:eastAsia="en-GB"/>
             </w:rPr>
           </w:pPr>
-          <w:hyperlink w:anchor="_Toc228105548" w:history="1">
+          <w:hyperlink w:anchor="_Toc228358808" w:history="1">
             <w:r>
               <w:rPr>
                 <w:rStyle w:val="Hyperlink"/>
@@ -1917,7 +1856,7 @@
                 <w:noProof/>
                 <w:webHidden/>
               </w:rPr>
-              <w:instrText xml:space="preserve"> PAGEREF _Toc228105548 \h </w:instrText>
+              <w:instrText xml:space="preserve"> PAGEREF _Toc228358808 \h </w:instrText>
             </w:r>
             <w:r>
               <w:rPr>
@@ -1960,7 +1899,7 @@
               <w:lang w:eastAsia="en-GB"/>
             </w:rPr>
           </w:pPr>
-          <w:hyperlink w:anchor="_Toc228105549" w:history="1">
+          <w:hyperlink w:anchor="_Toc228358809" w:history="1">
             <w:r>
               <w:rPr>
                 <w:rStyle w:val="Hyperlink"/>
@@ -1987,7 +1926,7 @@
                 <w:noProof/>
                 <w:webHidden/>
               </w:rPr>
-              <w:instrText xml:space="preserve"> PAGEREF _Toc228105549 \h </w:instrText>
+              <w:instrText xml:space="preserve"> PAGEREF _Toc228358809 \h </w:instrText>
             </w:r>
             <w:r>
               <w:rPr>
@@ -2030,7 +1969,7 @@
               <w:lang w:eastAsia="en-GB"/>
             </w:rPr>
           </w:pPr>
-          <w:hyperlink w:anchor="_Toc228105550" w:history="1">
+          <w:hyperlink w:anchor="_Toc228358810" w:history="1">
             <w:r>
               <w:rPr>
                 <w:rStyle w:val="Hyperlink"/>
@@ -2057,7 +1996,7 @@
                 <w:noProof/>
                 <w:webHidden/>
               </w:rPr>
-              <w:instrText xml:space="preserve"> PAGEREF _Toc228105550 \h </w:instrText>
+              <w:instrText xml:space="preserve"> PAGEREF _Toc228358810 \h </w:instrText>
             </w:r>
             <w:r>
               <w:rPr>
@@ -2100,7 +2039,7 @@
               <w:lang w:eastAsia="en-GB"/>
             </w:rPr>
           </w:pPr>
-          <w:hyperlink w:anchor="_Toc228105551" w:history="1">
+          <w:hyperlink w:anchor="_Toc228358811" w:history="1">
             <w:r>
               <w:rPr>
                 <w:rStyle w:val="Hyperlink"/>
@@ -2127,7 +2066,7 @@
                 <w:noProof/>
                 <w:webHidden/>
               </w:rPr>
-              <w:instrText xml:space="preserve"> PAGEREF _Toc228105551 \h </w:instrText>
+              <w:instrText xml:space="preserve"> PAGEREF _Toc228358811 \h </w:instrText>
             </w:r>
             <w:r>
               <w:rPr>
@@ -2170,7 +2109,7 @@
               <w:lang w:eastAsia="en-GB"/>
             </w:rPr>
           </w:pPr>
-          <w:hyperlink w:anchor="_Toc228105552" w:history="1">
+          <w:hyperlink w:anchor="_Toc228358812" w:history="1">
             <w:r>
               <w:rPr>
                 <w:rStyle w:val="Hyperlink"/>
@@ -2197,7 +2136,7 @@
                 <w:noProof/>
                 <w:webHidden/>
               </w:rPr>
-              <w:instrText xml:space="preserve"> PAGEREF _Toc228105552 \h </w:instrText>
+              <w:instrText xml:space="preserve"> PAGEREF _Toc228358812 \h </w:instrText>
             </w:r>
             <w:r>
               <w:rPr>
@@ -2240,7 +2179,7 @@
               <w:lang w:eastAsia="en-GB"/>
             </w:rPr>
           </w:pPr>
-          <w:hyperlink w:anchor="_Toc228105553" w:history="1">
+          <w:hyperlink w:anchor="_Toc228358813" w:history="1">
             <w:r>
               <w:rPr>
                 <w:rStyle w:val="Hyperlink"/>
@@ -2267,7 +2206,7 @@
                 <w:noProof/>
                 <w:webHidden/>
               </w:rPr>
-              <w:instrText xml:space="preserve"> PAGEREF _Toc228105553 \h </w:instrText>
+              <w:instrText xml:space="preserve"> PAGEREF _Toc228358813 \h </w:instrText>
             </w:r>
             <w:r>
               <w:rPr>
@@ -2310,7 +2249,7 @@
               <w:lang w:eastAsia="en-GB"/>
             </w:rPr>
           </w:pPr>
-          <w:hyperlink w:anchor="_Toc228105554" w:history="1">
+          <w:hyperlink w:anchor="_Toc228358814" w:history="1">
             <w:r>
               <w:rPr>
                 <w:rStyle w:val="Hyperlink"/>
@@ -2337,7 +2276,7 @@
                 <w:noProof/>
                 <w:webHidden/>
               </w:rPr>
-              <w:instrText xml:space="preserve"> PAGEREF _Toc228105554 \h </w:instrText>
+              <w:instrText xml:space="preserve"> PAGEREF _Toc228358814 \h </w:instrText>
             </w:r>
             <w:r>
               <w:rPr>
@@ -2380,7 +2319,7 @@
               <w:lang w:eastAsia="en-GB"/>
             </w:rPr>
           </w:pPr>
-          <w:hyperlink w:anchor="_Toc228105555" w:history="1">
+          <w:hyperlink w:anchor="_Toc228358815" w:history="1">
             <w:r>
               <w:rPr>
                 <w:rStyle w:val="Hyperlink"/>
@@ -2407,7 +2346,7 @@
                 <w:noProof/>
                 <w:webHidden/>
               </w:rPr>
-              <w:instrText xml:space="preserve"> PAGEREF _Toc228105555 \h </w:instrText>
+              <w:instrText xml:space="preserve"> PAGEREF _Toc228358815 \h </w:instrText>
             </w:r>
             <w:r>
               <w:rPr>
@@ -2450,7 +2389,7 @@
               <w:lang w:eastAsia="en-GB"/>
             </w:rPr>
           </w:pPr>
-          <w:hyperlink w:anchor="_Toc228105556" w:history="1">
+          <w:hyperlink w:anchor="_Toc228358816" w:history="1">
             <w:r>
               <w:rPr>
                 <w:rStyle w:val="Hyperlink"/>
@@ -2477,7 +2416,7 @@
                 <w:noProof/>
                 <w:webHidden/>
               </w:rPr>
-              <w:instrText xml:space="preserve"> PAGEREF _Toc228105556 \h </w:instrText>
+              <w:instrText xml:space="preserve"> PAGEREF _Toc228358816 \h </w:instrText>
             </w:r>
             <w:r>
               <w:rPr>
@@ -2520,7 +2459,7 @@
               <w:lang w:eastAsia="en-GB"/>
             </w:rPr>
           </w:pPr>
-          <w:hyperlink w:anchor="_Toc228105557" w:history="1">
+          <w:hyperlink w:anchor="_Toc228358817" w:history="1">
             <w:r>
               <w:rPr>
                 <w:rStyle w:val="Hyperlink"/>
@@ -2547,7 +2486,7 @@
                 <w:noProof/>
                 <w:webHidden/>
               </w:rPr>
-              <w:instrText xml:space="preserve"> PAGEREF _Toc228105557 \h </w:instrText>
+              <w:instrText xml:space="preserve"> PAGEREF _Toc228358817 \h </w:instrText>
             </w:r>
             <w:r>
               <w:rPr>
@@ -2590,7 +2529,7 @@
               <w:lang w:eastAsia="en-GB"/>
             </w:rPr>
           </w:pPr>
-          <w:hyperlink w:anchor="_Toc228105558" w:history="1">
+          <w:hyperlink w:anchor="_Toc228358818" w:history="1">
             <w:r>
               <w:rPr>
                 <w:rStyle w:val="Hyperlink"/>
@@ -2617,7 +2556,7 @@
                 <w:noProof/>
                 <w:webHidden/>
               </w:rPr>
-              <w:instrText xml:space="preserve"> PAGEREF _Toc228105558 \h </w:instrText>
+              <w:instrText xml:space="preserve"> PAGEREF _Toc228358818 \h </w:instrText>
             </w:r>
             <w:r>
               <w:rPr>
@@ -2660,7 +2599,7 @@
               <w:lang w:eastAsia="en-GB"/>
             </w:rPr>
           </w:pPr>
-          <w:hyperlink w:anchor="_Toc228105559" w:history="1">
+          <w:hyperlink w:anchor="_Toc228358819" w:history="1">
             <w:r>
               <w:rPr>
                 <w:rStyle w:val="Hyperlink"/>
@@ -2687,7 +2626,7 @@
                 <w:noProof/>
                 <w:webHidden/>
               </w:rPr>
-              <w:instrText xml:space="preserve"> PAGEREF _Toc228105559 \h </w:instrText>
+              <w:instrText xml:space="preserve"> PAGEREF _Toc228358819 \h </w:instrText>
             </w:r>
             <w:r>
               <w:rPr>
@@ -2730,7 +2669,7 @@
               <w:lang w:eastAsia="en-GB"/>
             </w:rPr>
           </w:pPr>
-          <w:hyperlink w:anchor="_Toc228105560" w:history="1">
+          <w:hyperlink w:anchor="_Toc228358820" w:history="1">
             <w:r>
               <w:rPr>
                 <w:rStyle w:val="Hyperlink"/>
@@ -2757,7 +2696,7 @@
                 <w:noProof/>
                 <w:webHidden/>
               </w:rPr>
-              <w:instrText xml:space="preserve"> PAGEREF _Toc228105560 \h </w:instrText>
+              <w:instrText xml:space="preserve"> PAGEREF _Toc228358820 \h </w:instrText>
             </w:r>
             <w:r>
               <w:rPr>
@@ -2800,7 +2739,7 @@
               <w:lang w:eastAsia="en-GB"/>
             </w:rPr>
           </w:pPr>
-          <w:hyperlink w:anchor="_Toc228105561" w:history="1">
+          <w:hyperlink w:anchor="_Toc228358821" w:history="1">
             <w:r>
               <w:rPr>
                 <w:rStyle w:val="Hyperlink"/>
@@ -2827,7 +2766,7 @@
                 <w:noProof/>
                 <w:webHidden/>
               </w:rPr>
-              <w:instrText xml:space="preserve"> PAGEREF _Toc228105561 \h </w:instrText>
+              <w:instrText xml:space="preserve"> PAGEREF _Toc228358821 \h </w:instrText>
             </w:r>
             <w:r>
               <w:rPr>
@@ -2870,7 +2809,7 @@
               <w:lang w:eastAsia="en-GB"/>
             </w:rPr>
           </w:pPr>
-          <w:hyperlink w:anchor="_Toc228105562" w:history="1">
+          <w:hyperlink w:anchor="_Toc228358822" w:history="1">
             <w:r>
               <w:rPr>
                 <w:rStyle w:val="Hyperlink"/>
@@ -2897,7 +2836,7 @@
                 <w:noProof/>
                 <w:webHidden/>
               </w:rPr>
-              <w:instrText xml:space="preserve"> PAGEREF _Toc228105562 \h </w:instrText>
+              <w:instrText xml:space="preserve"> PAGEREF _Toc228358822 \h </w:instrText>
             </w:r>
             <w:r>
               <w:rPr>
@@ -2940,7 +2879,7 @@
               <w:lang w:eastAsia="en-GB"/>
             </w:rPr>
           </w:pPr>
-          <w:hyperlink w:anchor="_Toc228105563" w:history="1">
+          <w:hyperlink w:anchor="_Toc228358823" w:history="1">
             <w:r>
               <w:rPr>
                 <w:rStyle w:val="Hyperlink"/>
@@ -2967,7 +2906,7 @@
                 <w:noProof/>
                 <w:webHidden/>
               </w:rPr>
-              <w:instrText xml:space="preserve"> PAGEREF _Toc228105563 \h </w:instrText>
+              <w:instrText xml:space="preserve"> PAGEREF _Toc228358823 \h </w:instrText>
             </w:r>
             <w:r>
               <w:rPr>
@@ -3144,7 +3083,7 @@
           <w:szCs w:val="32"/>
         </w:rPr>
       </w:pPr>
-      <w:bookmarkStart w:id="7" w:name="_Toc228105533"/>
+      <w:bookmarkStart w:id="7" w:name="_Toc228358794"/>
       <w:r>
         <w:rPr>
           <w:sz w:val="32"/>
@@ -3255,7 +3194,7 @@
           <w:szCs w:val="32"/>
         </w:rPr>
       </w:pPr>
-      <w:bookmarkStart w:id="8" w:name="_Toc228105534"/>
+      <w:bookmarkStart w:id="8" w:name="_Toc228358795"/>
       <w:r>
         <w:rPr>
           <w:sz w:val="32"/>
@@ -3326,14 +3265,7 @@
         <w:rPr>
           <w:rFonts w:ascii="Arial" w:hAnsi="Arial" w:cs="Arial"/>
         </w:rPr>
-        <w:t xml:space="preserve">may be unable to effectively use the traditional controller due to physical limitations. Research indicates that most traditional gaming controllers are not designed with accessibility in mind, making </w:t>
-      </w:r>
-      <w:r>
-        <w:rPr>
-          <w:rFonts w:ascii="Arial" w:hAnsi="Arial" w:cs="Arial"/>
-        </w:rPr>
-        <w:lastRenderedPageBreak/>
-        <w:t xml:space="preserve">them difficult to use </w:t>
+        <w:t xml:space="preserve">may be unable to effectively use the traditional controller due to physical limitations. Research indicates that most traditional gaming controllers are not designed with accessibility in mind, making them difficult to use </w:t>
       </w:r>
       <w:sdt>
         <w:sdtPr>
@@ -3445,10 +3377,16 @@
         <w:rPr>
           <w:rFonts w:ascii="Arial" w:hAnsi="Arial" w:cs="Arial"/>
         </w:rPr>
-        <w:t>This project aims to study and address the issue by developing a custom controller that will be designed along with a game environment, enabling a more interactive and integrated player experience.</w:t>
-      </w:r>
-    </w:p>
-    <w:p/>
+        <w:t xml:space="preserve">This project aims to study and address the issue by </w:t>
+      </w:r>
+      <w:r>
+        <w:rPr>
+          <w:rFonts w:ascii="Arial" w:hAnsi="Arial" w:cs="Arial"/>
+        </w:rPr>
+        <w:lastRenderedPageBreak/>
+        <w:t>developing a custom controller that will be designed along with a game environment, enabling a more interactive and integrated player experience.</w:t>
+      </w:r>
+    </w:p>
     <w:p>
       <w:pPr>
         <w:pStyle w:val="Heading1"/>
@@ -3457,7 +3395,7 @@
           <w:szCs w:val="32"/>
         </w:rPr>
       </w:pPr>
-      <w:bookmarkStart w:id="9" w:name="_Toc228105535"/>
+      <w:bookmarkStart w:id="9" w:name="_Toc228358796"/>
       <w:r>
         <w:rPr>
           <w:sz w:val="32"/>
@@ -3469,135 +3407,4053 @@
     </w:p>
     <w:p>
       <w:pPr>
-        <w:rPr>
-          <w:rFonts w:ascii="Arial" w:hAnsi="Arial" w:cs="Arial"/>
-        </w:rPr>
-      </w:pPr>
-      <w:r>
-        <w:rPr>
-          <w:rFonts w:ascii="Arial" w:hAnsi="Arial" w:cs="Arial"/>
-        </w:rPr>
-        <w:t>Comprehensively outline and expand on</w:t>
-      </w:r>
-      <w:r>
-        <w:rPr>
-          <w:rFonts w:ascii="Arial" w:hAnsi="Arial" w:cs="Arial"/>
-        </w:rPr>
-        <w:t xml:space="preserve"> the primary </w:t>
-      </w:r>
-      <w:r>
-        <w:rPr>
-          <w:rFonts w:ascii="Arial" w:hAnsi="Arial" w:cs="Arial"/>
-        </w:rPr>
-        <w:t>concepts and</w:t>
-      </w:r>
-      <w:r>
-        <w:rPr>
-          <w:rFonts w:ascii="Arial" w:hAnsi="Arial" w:cs="Arial"/>
-        </w:rPr>
-        <w:t xml:space="preserve"> established models</w:t>
-      </w:r>
-      <w:r>
-        <w:rPr>
-          <w:rFonts w:ascii="Arial" w:hAnsi="Arial" w:cs="Arial"/>
-        </w:rPr>
-        <w:t xml:space="preserve"> presented in</w:t>
-      </w:r>
-      <w:r>
-        <w:rPr>
-          <w:rFonts w:ascii="Arial" w:hAnsi="Arial" w:cs="Arial"/>
-        </w:rPr>
-        <w:t xml:space="preserve"> studies </w:t>
-      </w:r>
-      <w:r>
-        <w:rPr>
-          <w:rFonts w:ascii="Arial" w:hAnsi="Arial" w:cs="Arial"/>
-        </w:rPr>
-        <w:t>relevant</w:t>
-      </w:r>
-      <w:r>
-        <w:rPr>
-          <w:rFonts w:ascii="Arial" w:hAnsi="Arial" w:cs="Arial"/>
-        </w:rPr>
-        <w:t xml:space="preserve"> to your </w:t>
-      </w:r>
-      <w:r>
-        <w:rPr>
-          <w:rFonts w:ascii="Arial" w:hAnsi="Arial" w:cs="Arial"/>
-        </w:rPr>
-        <w:t>problem statement</w:t>
-      </w:r>
-      <w:r>
-        <w:rPr>
-          <w:rFonts w:ascii="Arial" w:hAnsi="Arial" w:cs="Arial"/>
-        </w:rPr>
-        <w:t xml:space="preserve">. What is the existing knowledge on this subject? What are the </w:t>
-      </w:r>
-      <w:r>
-        <w:rPr>
-          <w:rFonts w:ascii="Arial" w:hAnsi="Arial" w:cs="Arial"/>
-        </w:rPr>
-        <w:t>main</w:t>
-      </w:r>
-      <w:r>
-        <w:rPr>
-          <w:rFonts w:ascii="Arial" w:hAnsi="Arial" w:cs="Arial"/>
-        </w:rPr>
-        <w:t xml:space="preserve"> findings and conclusions derived from </w:t>
-      </w:r>
-      <w:r>
-        <w:rPr>
-          <w:rFonts w:ascii="Arial" w:hAnsi="Arial" w:cs="Arial"/>
-        </w:rPr>
-        <w:t>these studies</w:t>
-      </w:r>
-      <w:r>
-        <w:rPr>
-          <w:rFonts w:ascii="Arial" w:hAnsi="Arial" w:cs="Arial"/>
-        </w:rPr>
-        <w:t xml:space="preserve">? This should not merely be </w:t>
-      </w:r>
-      <w:r>
-        <w:rPr>
-          <w:rFonts w:ascii="Arial" w:hAnsi="Arial" w:cs="Arial"/>
-        </w:rPr>
-        <w:t>a descriptive summary</w:t>
-      </w:r>
-      <w:r>
-        <w:rPr>
-          <w:rFonts w:ascii="Arial" w:hAnsi="Arial" w:cs="Arial"/>
-        </w:rPr>
-        <w:t xml:space="preserve">; rather, </w:t>
-      </w:r>
-      <w:r>
-        <w:rPr>
-          <w:rFonts w:ascii="Arial" w:hAnsi="Arial" w:cs="Arial"/>
-        </w:rPr>
-        <w:t>a critical analysis</w:t>
-      </w:r>
-      <w:r>
-        <w:rPr>
-          <w:rFonts w:ascii="Arial" w:hAnsi="Arial" w:cs="Arial"/>
-        </w:rPr>
-        <w:t xml:space="preserve"> </w:t>
-      </w:r>
-      <w:r>
-        <w:rPr>
-          <w:rFonts w:ascii="Arial" w:hAnsi="Arial" w:cs="Arial"/>
-        </w:rPr>
-        <w:t>of the</w:t>
-      </w:r>
-      <w:r>
-        <w:rPr>
-          <w:rFonts w:ascii="Arial" w:hAnsi="Arial" w:cs="Arial"/>
-        </w:rPr>
-        <w:t xml:space="preserve"> information to construct a coherent narrative regarding the current state of knowledge.</w:t>
-      </w:r>
-      <w:r>
-        <w:rPr>
-          <w:rFonts w:ascii="Arial" w:hAnsi="Arial" w:cs="Arial"/>
-        </w:rPr>
-        <w:t xml:space="preserve"> </w:t>
+        <w:pStyle w:val="Heading2"/>
+      </w:pPr>
+      <w:bookmarkStart w:id="10" w:name="_Toc228358797"/>
+      <w:r>
+        <w:t>Technical Development</w:t>
+      </w:r>
+      <w:bookmarkEnd w:id="10"/>
+    </w:p>
+    <w:p>
+      <w:pPr>
+        <w:rPr>
+          <w:rFonts w:ascii="Arial" w:hAnsi="Arial" w:cs="Arial"/>
+        </w:rPr>
+      </w:pPr>
+      <w:r>
+        <w:rPr>
+          <w:rFonts w:ascii="Arial" w:hAnsi="Arial" w:cs="Arial"/>
+        </w:rPr>
+        <w:t>Alternative game controllers have been around for many years from the popularity of motion controls such as the Nintendo Wii and Kinect to more advanced</w:t>
+      </w:r>
+      <w:r>
+        <w:rPr>
+          <w:rFonts w:ascii="Arial" w:hAnsi="Arial" w:cs="Arial"/>
+          <w:spacing w:val="-6"/>
+        </w:rPr>
+        <w:t xml:space="preserve"> </w:t>
+      </w:r>
+      <w:r>
+        <w:rPr>
+          <w:rFonts w:ascii="Arial" w:hAnsi="Arial" w:cs="Arial"/>
+        </w:rPr>
+        <w:t>technology</w:t>
+      </w:r>
+      <w:r>
+        <w:rPr>
+          <w:rFonts w:ascii="Arial" w:hAnsi="Arial" w:cs="Arial"/>
+          <w:spacing w:val="-4"/>
+        </w:rPr>
+        <w:t xml:space="preserve"> </w:t>
+      </w:r>
+      <w:r>
+        <w:rPr>
+          <w:rFonts w:ascii="Arial" w:hAnsi="Arial" w:cs="Arial"/>
+        </w:rPr>
+        <w:t>like</w:t>
+      </w:r>
+      <w:r>
+        <w:rPr>
+          <w:rFonts w:ascii="Arial" w:hAnsi="Arial" w:cs="Arial"/>
+          <w:spacing w:val="-4"/>
+        </w:rPr>
+        <w:t xml:space="preserve"> </w:t>
+      </w:r>
+      <w:r>
+        <w:rPr>
+          <w:rFonts w:ascii="Arial" w:hAnsi="Arial" w:cs="Arial"/>
+        </w:rPr>
+        <w:t>Virtual</w:t>
+      </w:r>
+      <w:r>
+        <w:rPr>
+          <w:rFonts w:ascii="Arial" w:hAnsi="Arial" w:cs="Arial"/>
+          <w:spacing w:val="-4"/>
+        </w:rPr>
+        <w:t xml:space="preserve"> </w:t>
+      </w:r>
+      <w:r>
+        <w:rPr>
+          <w:rFonts w:ascii="Arial" w:hAnsi="Arial" w:cs="Arial"/>
+        </w:rPr>
+        <w:t>Reality</w:t>
+      </w:r>
+      <w:r>
+        <w:rPr>
+          <w:rFonts w:ascii="Arial" w:hAnsi="Arial" w:cs="Arial"/>
+          <w:spacing w:val="-4"/>
+        </w:rPr>
+        <w:t xml:space="preserve"> </w:t>
+      </w:r>
+      <w:r>
+        <w:rPr>
+          <w:rFonts w:ascii="Arial" w:hAnsi="Arial" w:cs="Arial"/>
+        </w:rPr>
+        <w:t>which</w:t>
+      </w:r>
+      <w:r>
+        <w:rPr>
+          <w:rFonts w:ascii="Arial" w:hAnsi="Arial" w:cs="Arial"/>
+          <w:spacing w:val="-4"/>
+        </w:rPr>
+        <w:t xml:space="preserve"> </w:t>
+      </w:r>
+      <w:r>
+        <w:rPr>
+          <w:rFonts w:ascii="Arial" w:hAnsi="Arial" w:cs="Arial"/>
+        </w:rPr>
+        <w:t>allows</w:t>
+      </w:r>
+      <w:r>
+        <w:rPr>
+          <w:rFonts w:ascii="Arial" w:hAnsi="Arial" w:cs="Arial"/>
+          <w:spacing w:val="-4"/>
+        </w:rPr>
+        <w:t xml:space="preserve"> </w:t>
+      </w:r>
+      <w:r>
+        <w:rPr>
+          <w:rFonts w:ascii="Arial" w:hAnsi="Arial" w:cs="Arial"/>
+        </w:rPr>
+        <w:t>the</w:t>
+      </w:r>
+      <w:r>
+        <w:rPr>
+          <w:rFonts w:ascii="Arial" w:hAnsi="Arial" w:cs="Arial"/>
+          <w:spacing w:val="-4"/>
+        </w:rPr>
+        <w:t xml:space="preserve"> </w:t>
+      </w:r>
+      <w:r>
+        <w:rPr>
+          <w:rFonts w:ascii="Arial" w:hAnsi="Arial" w:cs="Arial"/>
+        </w:rPr>
+        <w:t>user</w:t>
+      </w:r>
+      <w:r>
+        <w:rPr>
+          <w:rFonts w:ascii="Arial" w:hAnsi="Arial" w:cs="Arial"/>
+          <w:spacing w:val="-4"/>
+        </w:rPr>
+        <w:t xml:space="preserve"> </w:t>
+      </w:r>
+      <w:r>
+        <w:rPr>
+          <w:rFonts w:ascii="Arial" w:hAnsi="Arial" w:cs="Arial"/>
+        </w:rPr>
+        <w:t>to</w:t>
+      </w:r>
+      <w:r>
+        <w:rPr>
+          <w:rFonts w:ascii="Arial" w:hAnsi="Arial" w:cs="Arial"/>
+          <w:spacing w:val="-6"/>
+        </w:rPr>
+        <w:t xml:space="preserve"> </w:t>
+      </w:r>
+      <w:r>
+        <w:rPr>
+          <w:rFonts w:ascii="Arial" w:hAnsi="Arial" w:cs="Arial"/>
+        </w:rPr>
+        <w:t>essentially</w:t>
+      </w:r>
+      <w:r>
+        <w:rPr>
+          <w:rFonts w:ascii="Arial" w:hAnsi="Arial" w:cs="Arial"/>
+          <w:spacing w:val="-4"/>
+        </w:rPr>
+        <w:t xml:space="preserve"> </w:t>
+      </w:r>
+      <w:r>
+        <w:rPr>
+          <w:rFonts w:ascii="Arial" w:hAnsi="Arial" w:cs="Arial"/>
+        </w:rPr>
+        <w:t>be in a world of their own which can track full human interaction. A</w:t>
+      </w:r>
+      <w:r>
+        <w:rPr>
+          <w:rFonts w:ascii="Arial" w:hAnsi="Arial" w:cs="Arial"/>
+          <w:spacing w:val="-8"/>
+        </w:rPr>
+        <w:t xml:space="preserve"> </w:t>
+      </w:r>
+      <w:r>
+        <w:rPr>
+          <w:rFonts w:ascii="Arial" w:hAnsi="Arial" w:cs="Arial"/>
+        </w:rPr>
+        <w:t>lot of these alternative game controllers still use the traditional buttons and joysticks, but more have started using as little as possible and mostly dependent on motion control</w:t>
+      </w:r>
+      <w:r>
+        <w:rPr>
+          <w:rFonts w:ascii="Arial" w:hAnsi="Arial" w:cs="Arial"/>
+          <w:spacing w:val="-2"/>
+        </w:rPr>
+        <w:t xml:space="preserve"> </w:t>
+      </w:r>
+      <w:r>
+        <w:rPr>
+          <w:rFonts w:ascii="Arial" w:hAnsi="Arial" w:cs="Arial"/>
+        </w:rPr>
+        <w:t>and</w:t>
+      </w:r>
+      <w:r>
+        <w:rPr>
+          <w:rFonts w:ascii="Arial" w:hAnsi="Arial" w:cs="Arial"/>
+          <w:spacing w:val="-4"/>
+        </w:rPr>
+        <w:t xml:space="preserve"> </w:t>
+      </w:r>
+      <w:r>
+        <w:rPr>
+          <w:rFonts w:ascii="Arial" w:hAnsi="Arial" w:cs="Arial"/>
+        </w:rPr>
+        <w:t>non-traditional</w:t>
+      </w:r>
+      <w:r>
+        <w:rPr>
+          <w:rFonts w:ascii="Arial" w:hAnsi="Arial" w:cs="Arial"/>
+          <w:spacing w:val="-2"/>
+        </w:rPr>
+        <w:t xml:space="preserve"> </w:t>
+      </w:r>
+      <w:r>
+        <w:rPr>
+          <w:rFonts w:ascii="Arial" w:hAnsi="Arial" w:cs="Arial"/>
+        </w:rPr>
+        <w:t>inputs.</w:t>
+      </w:r>
+    </w:p>
+    <w:p>
+      <w:pPr>
+        <w:pStyle w:val="Heading2"/>
+      </w:pPr>
+      <w:bookmarkStart w:id="11" w:name="_Toc228358798"/>
+      <w:r>
+        <w:t>Immersion</w:t>
+      </w:r>
+      <w:bookmarkEnd w:id="11"/>
+    </w:p>
+    <w:p>
+      <w:pPr>
+        <w:pStyle w:val="BodyText"/>
+        <w:spacing w:before="137" w:line="278" w:lineRule="auto"/>
+        <w:ind w:left="0" w:right="160"/>
+      </w:pPr>
+      <w:r>
+        <w:t>Immersion refers to a person having full engagement on the task they are focused on. This can be related to the project because players can be so immersed in the game, they can lose track of time and lack awareness of real-world time and surroundings. There are different forms</w:t>
+      </w:r>
+      <w:r>
+        <w:rPr>
+          <w:spacing w:val="-5"/>
+        </w:rPr>
+        <w:t xml:space="preserve"> </w:t>
+      </w:r>
+      <w:r>
+        <w:t>of</w:t>
+      </w:r>
+      <w:r>
+        <w:rPr>
+          <w:spacing w:val="-5"/>
+        </w:rPr>
+        <w:t xml:space="preserve"> </w:t>
+      </w:r>
+      <w:r>
+        <w:t>immersion</w:t>
+      </w:r>
+      <w:r>
+        <w:rPr>
+          <w:spacing w:val="-5"/>
+        </w:rPr>
+        <w:t xml:space="preserve"> </w:t>
+      </w:r>
+      <w:r>
+        <w:t>such</w:t>
+      </w:r>
+      <w:r>
+        <w:rPr>
+          <w:spacing w:val="-5"/>
+        </w:rPr>
+        <w:t xml:space="preserve"> </w:t>
+      </w:r>
+      <w:r>
+        <w:t>as</w:t>
+      </w:r>
+      <w:r>
+        <w:rPr>
+          <w:spacing w:val="-5"/>
+        </w:rPr>
+        <w:t xml:space="preserve"> </w:t>
+      </w:r>
+      <w:r>
+        <w:t>sensory,</w:t>
+      </w:r>
+      <w:r>
+        <w:rPr>
+          <w:spacing w:val="-5"/>
+        </w:rPr>
+        <w:t xml:space="preserve"> </w:t>
+      </w:r>
+      <w:r>
+        <w:t>challenge</w:t>
+      </w:r>
+      <w:r>
+        <w:rPr>
+          <w:spacing w:val="-5"/>
+        </w:rPr>
+        <w:t xml:space="preserve"> </w:t>
+      </w:r>
+      <w:r>
+        <w:t>based, narrative</w:t>
+      </w:r>
+      <w:r>
+        <w:rPr>
+          <w:spacing w:val="-5"/>
+        </w:rPr>
+        <w:t xml:space="preserve"> </w:t>
+      </w:r>
+      <w:r>
+        <w:t>immersion</w:t>
+      </w:r>
+      <w:r>
+        <w:rPr>
+          <w:spacing w:val="-5"/>
+        </w:rPr>
+        <w:t xml:space="preserve"> </w:t>
+      </w:r>
+      <w:r>
+        <w:t>etc. But the form of immersion that will be focused on in this report will be how alternative</w:t>
+      </w:r>
+      <w:r>
+        <w:rPr>
+          <w:spacing w:val="-1"/>
+        </w:rPr>
+        <w:t xml:space="preserve"> </w:t>
+      </w:r>
+      <w:r>
+        <w:t>game</w:t>
+      </w:r>
+      <w:r>
+        <w:rPr>
+          <w:spacing w:val="-3"/>
+        </w:rPr>
+        <w:t xml:space="preserve"> </w:t>
+      </w:r>
+      <w:r>
+        <w:t>controllers</w:t>
+      </w:r>
+      <w:r>
+        <w:rPr>
+          <w:spacing w:val="-3"/>
+        </w:rPr>
+        <w:t xml:space="preserve"> </w:t>
+      </w:r>
+      <w:r>
+        <w:t>can</w:t>
+      </w:r>
+      <w:r>
+        <w:rPr>
+          <w:spacing w:val="-5"/>
+        </w:rPr>
+        <w:t xml:space="preserve"> </w:t>
+      </w:r>
+      <w:r>
+        <w:t>help</w:t>
+      </w:r>
+      <w:r>
+        <w:rPr>
+          <w:spacing w:val="-3"/>
+        </w:rPr>
+        <w:t xml:space="preserve"> </w:t>
+      </w:r>
+      <w:r>
+        <w:t>with</w:t>
+      </w:r>
+      <w:r>
+        <w:rPr>
+          <w:spacing w:val="-4"/>
+        </w:rPr>
+        <w:t xml:space="preserve"> </w:t>
+      </w:r>
+      <w:r>
+        <w:t>the</w:t>
+      </w:r>
+      <w:r>
+        <w:rPr>
+          <w:spacing w:val="-5"/>
+        </w:rPr>
+        <w:t xml:space="preserve"> </w:t>
+      </w:r>
+      <w:r>
+        <w:t>players’</w:t>
+      </w:r>
+      <w:r>
+        <w:rPr>
+          <w:spacing w:val="-13"/>
+        </w:rPr>
+        <w:t xml:space="preserve"> </w:t>
+      </w:r>
+      <w:r>
+        <w:t>experience</w:t>
+      </w:r>
+      <w:r>
+        <w:rPr>
+          <w:spacing w:val="-5"/>
+        </w:rPr>
+        <w:t xml:space="preserve"> </w:t>
+      </w:r>
+      <w:r>
+        <w:t>and</w:t>
+      </w:r>
+      <w:r>
+        <w:rPr>
+          <w:spacing w:val="-3"/>
+        </w:rPr>
+        <w:t xml:space="preserve"> </w:t>
+      </w:r>
+      <w:r>
+        <w:t xml:space="preserve">immersion within video games. Research into motion controls has shown that players </w:t>
+      </w:r>
+      <w:r>
+        <w:t xml:space="preserve">are prone to respond more positively when the controls they are using feel more natural for the game that makes sense. For example, for sports games and possible arcade shooter style games players prefer to use motion-based controls rather than having the traditional button and joystick layout. However, poorly implemented motion controls can lead to frustration and reduced enjoyment if the controls do not appropriately match the gameplay experience. </w:t>
+      </w:r>
+      <w:sdt>
+        <w:sdtPr>
+          <w:id w:val="-1276865429"/>
+          <w:citation/>
+        </w:sdtPr>
+        <w:sdtContent>
+          <w:r>
+            <w:fldChar w:fldCharType="begin"/>
+          </w:r>
+          <w:r>
+            <w:rPr>
+              <w:lang w:val="en-GB"/>
+            </w:rPr>
+            <w:instrText xml:space="preserve">CITATION Jam15 \l 2057 </w:instrText>
+          </w:r>
+          <w:r>
+            <w:fldChar w:fldCharType="separate"/>
+          </w:r>
+          <w:r>
+            <w:rPr>
+              <w:noProof/>
+              <w:lang w:val="en-GB"/>
+            </w:rPr>
+            <w:t>(Madigan, 2015)</w:t>
+          </w:r>
+          <w:r>
+            <w:fldChar w:fldCharType="end"/>
+          </w:r>
+        </w:sdtContent>
+      </w:sdt>
+    </w:p>
+    <w:p>
+      <w:pPr>
+        <w:pStyle w:val="Heading2"/>
+      </w:pPr>
+      <w:bookmarkStart w:id="12" w:name="_Toc228358799"/>
+      <w:r>
+        <w:t>Alternative Game Controllers</w:t>
+      </w:r>
+      <w:bookmarkEnd w:id="12"/>
+    </w:p>
+    <w:p>
+      <w:pPr>
+        <w:pStyle w:val="BodyText"/>
+        <w:spacing w:before="139" w:line="278" w:lineRule="auto"/>
+        <w:ind w:left="0" w:right="146"/>
+      </w:pPr>
+      <w:r>
+        <w:t>Immersion</w:t>
+      </w:r>
+      <w:r>
+        <w:rPr>
+          <w:spacing w:val="-2"/>
+        </w:rPr>
+        <w:t xml:space="preserve"> </w:t>
+      </w:r>
+      <w:r>
+        <w:t>is</w:t>
+      </w:r>
+      <w:r>
+        <w:rPr>
+          <w:spacing w:val="-2"/>
+        </w:rPr>
+        <w:t xml:space="preserve"> </w:t>
+      </w:r>
+      <w:r>
+        <w:t>a</w:t>
+      </w:r>
+      <w:r>
+        <w:rPr>
+          <w:spacing w:val="-1"/>
+        </w:rPr>
+        <w:t xml:space="preserve"> </w:t>
+      </w:r>
+      <w:r>
+        <w:t>focal</w:t>
+      </w:r>
+      <w:r>
+        <w:rPr>
+          <w:spacing w:val="-2"/>
+        </w:rPr>
+        <w:t xml:space="preserve"> </w:t>
+      </w:r>
+      <w:r>
+        <w:t>point</w:t>
+      </w:r>
+      <w:r>
+        <w:rPr>
+          <w:spacing w:val="-2"/>
+        </w:rPr>
+        <w:t xml:space="preserve"> </w:t>
+      </w:r>
+      <w:r>
+        <w:t>in</w:t>
+      </w:r>
+      <w:r>
+        <w:rPr>
+          <w:spacing w:val="-4"/>
+        </w:rPr>
+        <w:t xml:space="preserve"> </w:t>
+      </w:r>
+      <w:r>
+        <w:t>the</w:t>
+      </w:r>
+      <w:r>
+        <w:rPr>
+          <w:spacing w:val="-4"/>
+        </w:rPr>
+        <w:t xml:space="preserve"> </w:t>
+      </w:r>
+      <w:r>
+        <w:t>game</w:t>
+      </w:r>
+      <w:r>
+        <w:rPr>
+          <w:spacing w:val="-4"/>
+        </w:rPr>
+        <w:t xml:space="preserve"> </w:t>
+      </w:r>
+      <w:r>
+        <w:t>industry</w:t>
+      </w:r>
+      <w:r>
+        <w:rPr>
+          <w:spacing w:val="-2"/>
+        </w:rPr>
+        <w:t xml:space="preserve"> </w:t>
+      </w:r>
+      <w:r>
+        <w:t>whether</w:t>
+      </w:r>
+      <w:r>
+        <w:rPr>
+          <w:spacing w:val="-5"/>
+        </w:rPr>
+        <w:t xml:space="preserve"> </w:t>
+      </w:r>
+      <w:r>
+        <w:t>that's</w:t>
+      </w:r>
+      <w:r>
+        <w:rPr>
+          <w:spacing w:val="-2"/>
+        </w:rPr>
+        <w:t xml:space="preserve"> </w:t>
+      </w:r>
+      <w:r>
+        <w:t>how</w:t>
+      </w:r>
+      <w:r>
+        <w:rPr>
+          <w:spacing w:val="-5"/>
+        </w:rPr>
+        <w:t xml:space="preserve"> </w:t>
+      </w:r>
+      <w:r>
+        <w:t>often</w:t>
+      </w:r>
+      <w:r>
+        <w:rPr>
+          <w:spacing w:val="-2"/>
+        </w:rPr>
+        <w:t xml:space="preserve"> </w:t>
+      </w:r>
+      <w:r>
+        <w:t>players can turn their devices on to play a game or how long they can sit and play.</w:t>
+      </w:r>
+    </w:p>
+    <w:p>
+      <w:pPr>
+        <w:pStyle w:val="BodyText"/>
+        <w:spacing w:line="278" w:lineRule="auto"/>
+        <w:ind w:left="0" w:right="160"/>
+      </w:pPr>
+      <w:r>
+        <w:t xml:space="preserve">Games that want to offer a high degree of immersion have taken this into consideration. </w:t>
+      </w:r>
+      <w:r>
+        <w:t>The</w:t>
+      </w:r>
+      <w:r>
+        <w:t xml:space="preserve"> XBOX 360 gamepad and the Nintendo Wii remote</w:t>
+      </w:r>
+      <w:r>
+        <w:rPr>
+          <w:spacing w:val="-4"/>
+        </w:rPr>
+        <w:t xml:space="preserve"> </w:t>
+      </w:r>
+      <w:r>
+        <w:t>were</w:t>
+      </w:r>
+      <w:r>
+        <w:rPr>
+          <w:spacing w:val="-4"/>
+        </w:rPr>
+        <w:t xml:space="preserve"> </w:t>
+      </w:r>
+      <w:r>
+        <w:t>judged</w:t>
+      </w:r>
+      <w:r>
+        <w:rPr>
+          <w:spacing w:val="-4"/>
+        </w:rPr>
+        <w:t xml:space="preserve"> </w:t>
+      </w:r>
+      <w:r>
+        <w:rPr>
+          <w:spacing w:val="-4"/>
+        </w:rPr>
+        <w:t xml:space="preserve">for bringing little change to </w:t>
+      </w:r>
+      <w:r>
+        <w:t>immersion,</w:t>
+      </w:r>
+      <w:r>
+        <w:rPr>
+          <w:spacing w:val="-4"/>
+        </w:rPr>
+        <w:t xml:space="preserve"> </w:t>
+      </w:r>
+      <w:r>
+        <w:t>even</w:t>
+      </w:r>
+      <w:r>
+        <w:rPr>
+          <w:spacing w:val="-4"/>
+        </w:rPr>
+        <w:t xml:space="preserve"> </w:t>
+      </w:r>
+      <w:r>
+        <w:t>though</w:t>
+      </w:r>
+      <w:r>
+        <w:rPr>
+          <w:spacing w:val="-4"/>
+        </w:rPr>
+        <w:t xml:space="preserve"> </w:t>
+      </w:r>
+      <w:r>
+        <w:t>the</w:t>
+      </w:r>
+      <w:r>
+        <w:rPr>
+          <w:spacing w:val="-4"/>
+        </w:rPr>
+        <w:t xml:space="preserve"> </w:t>
+      </w:r>
+      <w:r>
+        <w:t>Wii</w:t>
+      </w:r>
+      <w:r>
+        <w:t xml:space="preserve"> </w:t>
+      </w:r>
+      <w:r>
+        <w:t>remote</w:t>
+      </w:r>
+      <w:r>
+        <w:rPr>
+          <w:spacing w:val="-2"/>
+        </w:rPr>
+        <w:t xml:space="preserve"> </w:t>
+      </w:r>
+      <w:r>
+        <w:t xml:space="preserve">was such a new and revolutionary </w:t>
+      </w:r>
+      <w:r>
+        <w:t>tech</w:t>
+      </w:r>
+      <w:r>
+        <w:rPr>
+          <w:spacing w:val="-2"/>
+        </w:rPr>
+        <w:t xml:space="preserve"> </w:t>
+      </w:r>
+      <w:r>
+        <w:rPr>
+          <w:spacing w:val="-2"/>
+        </w:rPr>
+        <w:t xml:space="preserve">at the time for video games </w:t>
+      </w:r>
+      <w:r>
+        <w:t>which</w:t>
+      </w:r>
+      <w:r>
+        <w:rPr>
+          <w:spacing w:val="-4"/>
+        </w:rPr>
+        <w:t xml:space="preserve"> </w:t>
+      </w:r>
+      <w:r>
+        <w:rPr>
+          <w:spacing w:val="-4"/>
+        </w:rPr>
+        <w:t xml:space="preserve">was meant to </w:t>
+      </w:r>
+      <w:r>
+        <w:t>makes</w:t>
+      </w:r>
+      <w:r>
+        <w:rPr>
+          <w:spacing w:val="-4"/>
+        </w:rPr>
+        <w:t xml:space="preserve"> </w:t>
+      </w:r>
+      <w:r>
+        <w:t>use</w:t>
+      </w:r>
+      <w:r>
+        <w:rPr>
+          <w:spacing w:val="-2"/>
+        </w:rPr>
+        <w:t xml:space="preserve"> </w:t>
+      </w:r>
+      <w:r>
+        <w:t>of</w:t>
+      </w:r>
+      <w:r>
+        <w:rPr>
+          <w:spacing w:val="-2"/>
+        </w:rPr>
+        <w:t xml:space="preserve"> </w:t>
+      </w:r>
+      <w:r>
+        <w:t>motion</w:t>
+      </w:r>
+      <w:r>
+        <w:rPr>
+          <w:spacing w:val="-2"/>
+        </w:rPr>
+        <w:t xml:space="preserve"> </w:t>
+      </w:r>
+      <w:r>
+        <w:t>control</w:t>
+      </w:r>
+      <w:r>
+        <w:rPr>
+          <w:spacing w:val="-5"/>
+        </w:rPr>
+        <w:t xml:space="preserve"> </w:t>
+      </w:r>
+      <w:r>
+        <w:t>that</w:t>
+      </w:r>
+      <w:r>
+        <w:rPr>
+          <w:spacing w:val="-2"/>
+        </w:rPr>
+        <w:t xml:space="preserve"> </w:t>
+      </w:r>
+      <w:r>
+        <w:t>is</w:t>
+      </w:r>
+      <w:r>
+        <w:rPr>
+          <w:spacing w:val="-2"/>
+        </w:rPr>
+        <w:t xml:space="preserve"> </w:t>
+      </w:r>
+      <w:r>
+        <w:t>meant</w:t>
+      </w:r>
+      <w:r>
+        <w:rPr>
+          <w:spacing w:val="-2"/>
+        </w:rPr>
+        <w:t xml:space="preserve"> </w:t>
+      </w:r>
+      <w:r>
+        <w:t xml:space="preserve">to increase player experience and </w:t>
+      </w:r>
+      <w:r>
+        <w:t xml:space="preserve"> players within the game which for a lot of people it did.</w:t>
+      </w:r>
+      <w:r>
+        <w:t xml:space="preserve"> </w:t>
+      </w:r>
+      <w:sdt>
+        <w:sdtPr>
+          <w:id w:val="-1335834639"/>
+          <w:citation/>
+        </w:sdtPr>
+        <w:sdtContent>
+          <w:r>
+            <w:fldChar w:fldCharType="begin"/>
+          </w:r>
+          <w:r>
+            <w:rPr>
+              <w:lang w:val="en-GB"/>
+            </w:rPr>
+            <w:instrText xml:space="preserve">CITATION And111 \l 2057 </w:instrText>
+          </w:r>
+          <w:r>
+            <w:fldChar w:fldCharType="separate"/>
+          </w:r>
+          <w:r>
+            <w:rPr>
+              <w:noProof/>
+              <w:lang w:val="en-GB"/>
+            </w:rPr>
+            <w:t>(Thorpe, et al., 2011)</w:t>
+          </w:r>
+          <w:r>
+            <w:fldChar w:fldCharType="end"/>
+          </w:r>
+        </w:sdtContent>
+      </w:sdt>
+      <w:r>
+        <w:t xml:space="preserve"> .These are aspects that a lot of game studios have in mind when developing their games. There is also the physical form equipment that contributes to these forms of immersion for players, and one of the most important aspects is the input system that allows players to be immersed in the games they play. Having a comfortable controller is just as important as being able to play the game.</w:t>
+      </w:r>
+    </w:p>
+    <w:p>
+      <w:pPr>
+        <w:pStyle w:val="Heading2"/>
+      </w:pPr>
+      <w:bookmarkStart w:id="13" w:name="_Toc228358800"/>
+      <w:r>
+        <w:lastRenderedPageBreak/>
+        <w:t>Accessibility</w:t>
+      </w:r>
+      <w:bookmarkEnd w:id="13"/>
+    </w:p>
+    <w:p>
+      <w:pPr>
+        <w:rPr>
+          <w:rFonts w:ascii="Arial" w:hAnsi="Arial" w:cs="Arial"/>
+        </w:rPr>
+      </w:pPr>
+      <w:r>
+        <w:rPr>
+          <w:rFonts w:ascii="Arial" w:hAnsi="Arial" w:cs="Arial"/>
+        </w:rPr>
+        <w:t xml:space="preserve">Many of the people that enjoy games also look for controllers that may give them a separate experience from the traditional layout that exist. Because they want to feel like they are part of the game having a controller that supports </w:t>
+      </w:r>
+      <w:r>
+        <w:rPr>
+          <w:rFonts w:ascii="Arial" w:hAnsi="Arial" w:cs="Arial"/>
+        </w:rPr>
+        <w:t>motion-based</w:t>
+      </w:r>
+      <w:r>
+        <w:rPr>
+          <w:rFonts w:ascii="Arial" w:hAnsi="Arial" w:cs="Arial"/>
+        </w:rPr>
+        <w:t xml:space="preserve"> controls </w:t>
+      </w:r>
+      <w:r>
+        <w:rPr>
+          <w:rFonts w:ascii="Arial" w:hAnsi="Arial" w:cs="Arial"/>
+        </w:rPr>
+        <w:t>or any other form of control aside from the regular joystick and buttons can drastically improve experience. Furthermore, a lot of players may not even be able to use regular controllers so have alternative controllers that will give them access to still enjoy any game is</w:t>
+      </w:r>
+      <w:r>
+        <w:rPr>
+          <w:rFonts w:ascii="Arial" w:hAnsi="Arial" w:cs="Arial"/>
+        </w:rPr>
+        <w:t xml:space="preserve"> an</w:t>
+      </w:r>
+      <w:r>
+        <w:rPr>
+          <w:rFonts w:ascii="Arial" w:hAnsi="Arial" w:cs="Arial"/>
+        </w:rPr>
+        <w:t xml:space="preserve"> important consideration.</w:t>
+      </w:r>
+    </w:p>
+    <w:p>
+      <w:pPr>
+        <w:pStyle w:val="Heading1"/>
+        <w:rPr>
+          <w:sz w:val="32"/>
+          <w:szCs w:val="32"/>
+        </w:rPr>
+      </w:pPr>
+      <w:bookmarkStart w:id="14" w:name="_Toc228358801"/>
+      <w:r>
+        <w:rPr>
+          <w:sz w:val="32"/>
+          <w:szCs w:val="32"/>
+        </w:rPr>
+        <w:t>2.</w:t>
+      </w:r>
+      <w:r>
+        <w:rPr>
+          <w:sz w:val="32"/>
+          <w:szCs w:val="32"/>
+        </w:rPr>
+        <w:t>1</w:t>
+      </w:r>
+      <w:r>
+        <w:rPr>
+          <w:sz w:val="32"/>
+          <w:szCs w:val="32"/>
+        </w:rPr>
+        <w:t xml:space="preserve"> Critical Analysis and Gap Identification</w:t>
+      </w:r>
+      <w:bookmarkEnd w:id="14"/>
+    </w:p>
+    <w:p>
+      <w:pPr>
+        <w:pStyle w:val="BodyText"/>
+        <w:spacing w:before="148" w:line="278" w:lineRule="auto"/>
+        <w:ind w:left="0"/>
+      </w:pPr>
+      <w:r>
+        <w:t>This report</w:t>
+      </w:r>
+      <w:r>
+        <w:rPr>
+          <w:spacing w:val="-1"/>
+        </w:rPr>
+        <w:t xml:space="preserve"> </w:t>
+      </w:r>
+      <w:r>
+        <w:rPr>
+          <w:spacing w:val="-1"/>
+        </w:rPr>
+        <w:t xml:space="preserve">so far </w:t>
+      </w:r>
+      <w:r>
+        <w:t>has covered alternative game controllers and how and why they are used to potentially improve player experience and immersion. However, using reports to support these statements, it is clear to see that these studies fail to explore</w:t>
+      </w:r>
+      <w:r>
+        <w:rPr>
+          <w:spacing w:val="-2"/>
+        </w:rPr>
+        <w:t xml:space="preserve"> </w:t>
+      </w:r>
+      <w:r>
+        <w:t>how alternative game</w:t>
+      </w:r>
+      <w:r>
+        <w:rPr>
+          <w:spacing w:val="-2"/>
+        </w:rPr>
+        <w:t xml:space="preserve"> </w:t>
+      </w:r>
+      <w:r>
+        <w:t>controllers could potentially</w:t>
+      </w:r>
+      <w:r>
+        <w:rPr>
+          <w:spacing w:val="-2"/>
+        </w:rPr>
+        <w:t xml:space="preserve"> </w:t>
+      </w:r>
+      <w:r>
+        <w:t>have</w:t>
+      </w:r>
+      <w:r>
+        <w:rPr>
+          <w:spacing w:val="-2"/>
+        </w:rPr>
+        <w:t xml:space="preserve"> </w:t>
+      </w:r>
+      <w:r>
+        <w:t>risks or failures, and</w:t>
+      </w:r>
+      <w:r>
+        <w:rPr>
+          <w:spacing w:val="-5"/>
+        </w:rPr>
+        <w:t xml:space="preserve"> </w:t>
+      </w:r>
+      <w:r>
+        <w:t>how</w:t>
+      </w:r>
+      <w:r>
+        <w:rPr>
+          <w:spacing w:val="-2"/>
+        </w:rPr>
+        <w:t xml:space="preserve"> </w:t>
+      </w:r>
+      <w:r>
+        <w:t>alternative</w:t>
+      </w:r>
+      <w:r>
+        <w:rPr>
+          <w:spacing w:val="-3"/>
+        </w:rPr>
+        <w:t xml:space="preserve"> </w:t>
+      </w:r>
+      <w:r>
+        <w:t>game</w:t>
+      </w:r>
+      <w:r>
+        <w:rPr>
+          <w:spacing w:val="-3"/>
+        </w:rPr>
+        <w:t xml:space="preserve"> </w:t>
+      </w:r>
+      <w:r>
+        <w:t>controllers</w:t>
+      </w:r>
+      <w:r>
+        <w:rPr>
+          <w:spacing w:val="-3"/>
+        </w:rPr>
+        <w:t xml:space="preserve"> </w:t>
+      </w:r>
+      <w:r>
+        <w:t>affect</w:t>
+      </w:r>
+      <w:r>
+        <w:rPr>
+          <w:spacing w:val="-5"/>
+        </w:rPr>
+        <w:t xml:space="preserve"> </w:t>
+      </w:r>
+      <w:r>
+        <w:t>the</w:t>
+      </w:r>
+      <w:r>
+        <w:rPr>
+          <w:spacing w:val="-3"/>
+        </w:rPr>
+        <w:t xml:space="preserve"> </w:t>
+      </w:r>
+      <w:r>
+        <w:t>game</w:t>
+      </w:r>
+      <w:r>
+        <w:rPr>
+          <w:spacing w:val="-3"/>
+        </w:rPr>
+        <w:t xml:space="preserve"> </w:t>
+      </w:r>
+      <w:r>
+        <w:t>they</w:t>
+      </w:r>
+      <w:r>
+        <w:rPr>
+          <w:spacing w:val="-5"/>
+        </w:rPr>
+        <w:t xml:space="preserve"> </w:t>
+      </w:r>
+      <w:r>
+        <w:t>play</w:t>
+      </w:r>
+      <w:r>
+        <w:rPr>
+          <w:spacing w:val="-3"/>
+        </w:rPr>
+        <w:t xml:space="preserve"> </w:t>
+      </w:r>
+      <w:r>
+        <w:t>and</w:t>
+      </w:r>
+      <w:r>
+        <w:rPr>
+          <w:spacing w:val="-1"/>
+        </w:rPr>
+        <w:t xml:space="preserve"> </w:t>
+      </w:r>
+      <w:r>
+        <w:t>why</w:t>
+      </w:r>
+      <w:r>
+        <w:rPr>
+          <w:spacing w:val="-3"/>
+        </w:rPr>
+        <w:t xml:space="preserve"> </w:t>
+      </w:r>
+      <w:r>
+        <w:t>it</w:t>
+      </w:r>
+      <w:r>
+        <w:rPr>
+          <w:spacing w:val="-3"/>
+        </w:rPr>
+        <w:t xml:space="preserve"> </w:t>
+      </w:r>
+      <w:r>
+        <w:t>may ruin the player’s experience.</w:t>
+      </w:r>
+    </w:p>
+    <w:p>
+      <w:pPr>
+        <w:pStyle w:val="BodyText"/>
+        <w:spacing w:before="159"/>
+        <w:ind w:left="0"/>
+      </w:pPr>
+      <w:r>
+        <w:t>However,</w:t>
+      </w:r>
+      <w:r>
+        <w:rPr>
+          <w:spacing w:val="-9"/>
+        </w:rPr>
+        <w:t xml:space="preserve"> </w:t>
+      </w:r>
+      <w:r>
+        <w:t>the</w:t>
+      </w:r>
+      <w:r>
+        <w:rPr>
+          <w:spacing w:val="-4"/>
+        </w:rPr>
+        <w:t xml:space="preserve"> </w:t>
+      </w:r>
+      <w:r>
+        <w:t>identified</w:t>
+      </w:r>
+      <w:r>
+        <w:rPr>
+          <w:spacing w:val="-6"/>
+        </w:rPr>
+        <w:t xml:space="preserve"> </w:t>
+      </w:r>
+      <w:r>
+        <w:t>key</w:t>
+      </w:r>
+      <w:r>
+        <w:rPr>
+          <w:spacing w:val="-5"/>
+        </w:rPr>
+        <w:t xml:space="preserve"> </w:t>
+      </w:r>
+      <w:r>
+        <w:t>gaps</w:t>
+      </w:r>
+      <w:r>
+        <w:rPr>
+          <w:spacing w:val="-4"/>
+        </w:rPr>
+        <w:t xml:space="preserve"> </w:t>
+      </w:r>
+      <w:r>
+        <w:t>in</w:t>
+      </w:r>
+      <w:r>
+        <w:rPr>
+          <w:spacing w:val="-6"/>
+        </w:rPr>
+        <w:t xml:space="preserve"> </w:t>
+      </w:r>
+      <w:r>
+        <w:t>research</w:t>
+      </w:r>
+      <w:r>
+        <w:rPr>
+          <w:spacing w:val="-9"/>
+        </w:rPr>
+        <w:t xml:space="preserve"> </w:t>
+      </w:r>
+      <w:r>
+        <w:rPr>
+          <w:spacing w:val="-4"/>
+        </w:rPr>
+        <w:t>are:</w:t>
+      </w:r>
+    </w:p>
+    <w:p>
+      <w:pPr>
+        <w:pStyle w:val="ListParagraph"/>
+        <w:widowControl w:val="0"/>
+        <w:numPr>
+          <w:ilvl w:val="2"/>
+          <w:numId w:val="8"/>
+        </w:numPr>
+        <w:tabs>
+          <w:tab w:val="left" w:pos="947"/>
+        </w:tabs>
+        <w:autoSpaceDE w:val="0"/>
+        <w:autoSpaceDN w:val="0"/>
+        <w:spacing w:before="203" w:after="0" w:line="273" w:lineRule="auto"/>
+        <w:ind w:right="217"/>
+        <w:contextualSpacing w:val="0"/>
+        <w:rPr>
+          <w:rFonts w:ascii="Arial" w:hAnsi="Arial" w:cs="Arial"/>
+        </w:rPr>
+      </w:pPr>
+      <w:r>
+        <w:rPr>
+          <w:rFonts w:ascii="Arial" w:hAnsi="Arial" w:cs="Arial"/>
+        </w:rPr>
+        <w:t>The</w:t>
+      </w:r>
+      <w:r>
+        <w:rPr>
+          <w:rFonts w:ascii="Arial" w:hAnsi="Arial" w:cs="Arial"/>
+          <w:spacing w:val="-3"/>
+        </w:rPr>
+        <w:t xml:space="preserve"> </w:t>
+      </w:r>
+      <w:r>
+        <w:rPr>
+          <w:rFonts w:ascii="Arial" w:hAnsi="Arial" w:cs="Arial"/>
+        </w:rPr>
+        <w:t>potential</w:t>
+      </w:r>
+      <w:r>
+        <w:rPr>
+          <w:rFonts w:ascii="Arial" w:hAnsi="Arial" w:cs="Arial"/>
+          <w:spacing w:val="-3"/>
+        </w:rPr>
+        <w:t xml:space="preserve"> </w:t>
+      </w:r>
+      <w:r>
+        <w:rPr>
+          <w:rFonts w:ascii="Arial" w:hAnsi="Arial" w:cs="Arial"/>
+        </w:rPr>
+        <w:t>for</w:t>
+      </w:r>
+      <w:r>
+        <w:rPr>
+          <w:rFonts w:ascii="Arial" w:hAnsi="Arial" w:cs="Arial"/>
+          <w:spacing w:val="-3"/>
+        </w:rPr>
+        <w:t xml:space="preserve"> </w:t>
+      </w:r>
+      <w:r>
+        <w:rPr>
+          <w:rFonts w:ascii="Arial" w:hAnsi="Arial" w:cs="Arial"/>
+        </w:rPr>
+        <w:t>risks</w:t>
+      </w:r>
+      <w:r>
+        <w:rPr>
+          <w:rFonts w:ascii="Arial" w:hAnsi="Arial" w:cs="Arial"/>
+          <w:spacing w:val="-3"/>
+        </w:rPr>
+        <w:t xml:space="preserve"> </w:t>
+      </w:r>
+      <w:r>
+        <w:rPr>
+          <w:rFonts w:ascii="Arial" w:hAnsi="Arial" w:cs="Arial"/>
+        </w:rPr>
+        <w:t>that</w:t>
+      </w:r>
+      <w:r>
+        <w:rPr>
+          <w:rFonts w:ascii="Arial" w:hAnsi="Arial" w:cs="Arial"/>
+          <w:spacing w:val="-5"/>
+        </w:rPr>
+        <w:t xml:space="preserve"> </w:t>
+      </w:r>
+      <w:r>
+        <w:rPr>
+          <w:rFonts w:ascii="Arial" w:hAnsi="Arial" w:cs="Arial"/>
+        </w:rPr>
+        <w:t>people</w:t>
+      </w:r>
+      <w:r>
+        <w:rPr>
+          <w:rFonts w:ascii="Arial" w:hAnsi="Arial" w:cs="Arial"/>
+          <w:spacing w:val="-3"/>
+        </w:rPr>
+        <w:t xml:space="preserve"> </w:t>
+      </w:r>
+      <w:r>
+        <w:rPr>
+          <w:rFonts w:ascii="Arial" w:hAnsi="Arial" w:cs="Arial"/>
+        </w:rPr>
+        <w:t>may</w:t>
+      </w:r>
+      <w:r>
+        <w:rPr>
+          <w:rFonts w:ascii="Arial" w:hAnsi="Arial" w:cs="Arial"/>
+          <w:spacing w:val="-3"/>
+        </w:rPr>
+        <w:t xml:space="preserve"> </w:t>
+      </w:r>
+      <w:r>
+        <w:rPr>
+          <w:rFonts w:ascii="Arial" w:hAnsi="Arial" w:cs="Arial"/>
+        </w:rPr>
+        <w:t>suffer</w:t>
+      </w:r>
+      <w:r>
+        <w:rPr>
+          <w:rFonts w:ascii="Arial" w:hAnsi="Arial" w:cs="Arial"/>
+          <w:spacing w:val="-3"/>
+        </w:rPr>
+        <w:t xml:space="preserve"> </w:t>
+      </w:r>
+      <w:r>
+        <w:rPr>
+          <w:rFonts w:ascii="Arial" w:hAnsi="Arial" w:cs="Arial"/>
+        </w:rPr>
+        <w:t>from</w:t>
+      </w:r>
+      <w:r>
+        <w:rPr>
+          <w:rFonts w:ascii="Arial" w:hAnsi="Arial" w:cs="Arial"/>
+          <w:spacing w:val="-3"/>
+        </w:rPr>
+        <w:t xml:space="preserve"> </w:t>
+      </w:r>
+      <w:r>
+        <w:rPr>
+          <w:rFonts w:ascii="Arial" w:hAnsi="Arial" w:cs="Arial"/>
+        </w:rPr>
+        <w:t>these</w:t>
+      </w:r>
+      <w:r>
+        <w:rPr>
+          <w:rFonts w:ascii="Arial" w:hAnsi="Arial" w:cs="Arial"/>
+          <w:spacing w:val="-5"/>
+        </w:rPr>
+        <w:t xml:space="preserve"> </w:t>
+      </w:r>
+      <w:r>
+        <w:rPr>
+          <w:rFonts w:ascii="Arial" w:hAnsi="Arial" w:cs="Arial"/>
+        </w:rPr>
+        <w:t>alternative</w:t>
+      </w:r>
+      <w:r>
+        <w:rPr>
+          <w:rFonts w:ascii="Arial" w:hAnsi="Arial" w:cs="Arial"/>
+          <w:spacing w:val="-5"/>
+        </w:rPr>
+        <w:t xml:space="preserve"> </w:t>
+      </w:r>
+      <w:r>
+        <w:rPr>
+          <w:rFonts w:ascii="Arial" w:hAnsi="Arial" w:cs="Arial"/>
+        </w:rPr>
+        <w:t xml:space="preserve">game </w:t>
+      </w:r>
+      <w:r>
+        <w:rPr>
+          <w:rFonts w:ascii="Arial" w:hAnsi="Arial" w:cs="Arial"/>
+          <w:spacing w:val="-2"/>
+        </w:rPr>
+        <w:t>controllers.</w:t>
+      </w:r>
+    </w:p>
+    <w:p>
+      <w:pPr>
+        <w:pStyle w:val="ListParagraph"/>
+        <w:widowControl w:val="0"/>
+        <w:numPr>
+          <w:ilvl w:val="2"/>
+          <w:numId w:val="8"/>
+        </w:numPr>
+        <w:tabs>
+          <w:tab w:val="left" w:pos="947"/>
+        </w:tabs>
+        <w:autoSpaceDE w:val="0"/>
+        <w:autoSpaceDN w:val="0"/>
+        <w:spacing w:before="7" w:after="0" w:line="273" w:lineRule="auto"/>
+        <w:ind w:right="188"/>
+        <w:contextualSpacing w:val="0"/>
+        <w:rPr>
+          <w:rFonts w:ascii="Arial" w:hAnsi="Arial" w:cs="Arial"/>
+        </w:rPr>
+      </w:pPr>
+      <w:r>
+        <w:rPr>
+          <w:rFonts w:ascii="Arial" w:hAnsi="Arial" w:cs="Arial"/>
+        </w:rPr>
+        <w:t>The</w:t>
+      </w:r>
+      <w:r>
+        <w:rPr>
+          <w:rFonts w:ascii="Arial" w:hAnsi="Arial" w:cs="Arial"/>
+          <w:spacing w:val="-3"/>
+        </w:rPr>
+        <w:t xml:space="preserve"> </w:t>
+      </w:r>
+      <w:r>
+        <w:rPr>
+          <w:rFonts w:ascii="Arial" w:hAnsi="Arial" w:cs="Arial"/>
+        </w:rPr>
+        <w:t>lack</w:t>
+      </w:r>
+      <w:r>
+        <w:rPr>
+          <w:rFonts w:ascii="Arial" w:hAnsi="Arial" w:cs="Arial"/>
+          <w:spacing w:val="-5"/>
+        </w:rPr>
+        <w:t xml:space="preserve"> </w:t>
+      </w:r>
+      <w:r>
+        <w:rPr>
+          <w:rFonts w:ascii="Arial" w:hAnsi="Arial" w:cs="Arial"/>
+        </w:rPr>
+        <w:t>of</w:t>
+      </w:r>
+      <w:r>
+        <w:rPr>
+          <w:rFonts w:ascii="Arial" w:hAnsi="Arial" w:cs="Arial"/>
+          <w:spacing w:val="-3"/>
+        </w:rPr>
+        <w:t xml:space="preserve"> </w:t>
+      </w:r>
+      <w:r>
+        <w:rPr>
+          <w:rFonts w:ascii="Arial" w:hAnsi="Arial" w:cs="Arial"/>
+        </w:rPr>
+        <w:t>consumer</w:t>
+      </w:r>
+      <w:r>
+        <w:rPr>
+          <w:rFonts w:ascii="Arial" w:hAnsi="Arial" w:cs="Arial"/>
+          <w:spacing w:val="-5"/>
+        </w:rPr>
+        <w:t xml:space="preserve"> </w:t>
+      </w:r>
+      <w:r>
+        <w:rPr>
+          <w:rFonts w:ascii="Arial" w:hAnsi="Arial" w:cs="Arial"/>
+        </w:rPr>
+        <w:t>needs</w:t>
+      </w:r>
+      <w:r>
+        <w:rPr>
+          <w:rFonts w:ascii="Arial" w:hAnsi="Arial" w:cs="Arial"/>
+          <w:spacing w:val="-3"/>
+        </w:rPr>
+        <w:t xml:space="preserve"> </w:t>
+      </w:r>
+      <w:r>
+        <w:rPr>
+          <w:rFonts w:ascii="Arial" w:hAnsi="Arial" w:cs="Arial"/>
+        </w:rPr>
+        <w:t>most</w:t>
+      </w:r>
+      <w:r>
+        <w:rPr>
+          <w:rFonts w:ascii="Arial" w:hAnsi="Arial" w:cs="Arial"/>
+          <w:spacing w:val="-4"/>
+        </w:rPr>
+        <w:t xml:space="preserve"> </w:t>
+      </w:r>
+      <w:r>
+        <w:rPr>
+          <w:rFonts w:ascii="Arial" w:hAnsi="Arial" w:cs="Arial"/>
+        </w:rPr>
+        <w:t>people</w:t>
+      </w:r>
+      <w:r>
+        <w:rPr>
+          <w:rFonts w:ascii="Arial" w:hAnsi="Arial" w:cs="Arial"/>
+          <w:spacing w:val="-5"/>
+        </w:rPr>
+        <w:t xml:space="preserve"> </w:t>
+      </w:r>
+      <w:r>
+        <w:rPr>
+          <w:rFonts w:ascii="Arial" w:hAnsi="Arial" w:cs="Arial"/>
+        </w:rPr>
+        <w:t>prefer</w:t>
+      </w:r>
+      <w:r>
+        <w:rPr>
+          <w:rFonts w:ascii="Arial" w:hAnsi="Arial" w:cs="Arial"/>
+          <w:spacing w:val="-3"/>
+        </w:rPr>
+        <w:t xml:space="preserve"> </w:t>
+      </w:r>
+      <w:r>
+        <w:rPr>
+          <w:rFonts w:ascii="Arial" w:hAnsi="Arial" w:cs="Arial"/>
+        </w:rPr>
+        <w:t>to</w:t>
+      </w:r>
+      <w:r>
+        <w:rPr>
+          <w:rFonts w:ascii="Arial" w:hAnsi="Arial" w:cs="Arial"/>
+          <w:spacing w:val="-4"/>
+        </w:rPr>
+        <w:t xml:space="preserve"> </w:t>
+      </w:r>
+      <w:r>
+        <w:rPr>
+          <w:rFonts w:ascii="Arial" w:hAnsi="Arial" w:cs="Arial"/>
+        </w:rPr>
+        <w:t>use</w:t>
+      </w:r>
+      <w:r>
+        <w:rPr>
+          <w:rFonts w:ascii="Arial" w:hAnsi="Arial" w:cs="Arial"/>
+          <w:spacing w:val="-3"/>
+        </w:rPr>
+        <w:t xml:space="preserve"> </w:t>
+      </w:r>
+      <w:r>
+        <w:rPr>
+          <w:rFonts w:ascii="Arial" w:hAnsi="Arial" w:cs="Arial"/>
+        </w:rPr>
+        <w:t>regular</w:t>
+      </w:r>
+      <w:r>
+        <w:rPr>
+          <w:rFonts w:ascii="Arial" w:hAnsi="Arial" w:cs="Arial"/>
+          <w:spacing w:val="-5"/>
+        </w:rPr>
+        <w:t xml:space="preserve"> </w:t>
+      </w:r>
+      <w:r>
+        <w:rPr>
+          <w:rFonts w:ascii="Arial" w:hAnsi="Arial" w:cs="Arial"/>
+        </w:rPr>
+        <w:t xml:space="preserve">gamepads instead of </w:t>
+      </w:r>
+      <w:r>
+        <w:rPr>
+          <w:rFonts w:ascii="Arial" w:hAnsi="Arial" w:cs="Arial"/>
+        </w:rPr>
+        <w:t xml:space="preserve">alternative game controllers like </w:t>
+      </w:r>
+      <w:r>
+        <w:rPr>
+          <w:rFonts w:ascii="Arial" w:hAnsi="Arial" w:cs="Arial"/>
+        </w:rPr>
+        <w:t>motion controls when gaming.</w:t>
+      </w:r>
+    </w:p>
+    <w:p>
+      <w:pPr>
+        <w:pStyle w:val="ListParagraph"/>
+        <w:widowControl w:val="0"/>
+        <w:numPr>
+          <w:ilvl w:val="2"/>
+          <w:numId w:val="8"/>
+        </w:numPr>
+        <w:tabs>
+          <w:tab w:val="left" w:pos="947"/>
+        </w:tabs>
+        <w:autoSpaceDE w:val="0"/>
+        <w:autoSpaceDN w:val="0"/>
+        <w:spacing w:before="6" w:after="0" w:line="273" w:lineRule="auto"/>
+        <w:ind w:right="591"/>
+        <w:contextualSpacing w:val="0"/>
+        <w:rPr>
+          <w:rFonts w:ascii="Arial" w:hAnsi="Arial" w:cs="Arial"/>
+        </w:rPr>
+      </w:pPr>
+      <w:r>
+        <w:rPr>
+          <w:rFonts w:ascii="Arial" w:hAnsi="Arial" w:cs="Arial"/>
+        </w:rPr>
+        <w:t>Players’</w:t>
+      </w:r>
+      <w:r>
+        <w:rPr>
+          <w:rFonts w:ascii="Arial" w:hAnsi="Arial" w:cs="Arial"/>
+          <w:spacing w:val="-14"/>
+        </w:rPr>
+        <w:t xml:space="preserve"> </w:t>
+      </w:r>
+      <w:r>
+        <w:rPr>
+          <w:rFonts w:ascii="Arial" w:hAnsi="Arial" w:cs="Arial"/>
+        </w:rPr>
+        <w:t>early</w:t>
+      </w:r>
+      <w:r>
+        <w:rPr>
+          <w:rFonts w:ascii="Arial" w:hAnsi="Arial" w:cs="Arial"/>
+          <w:spacing w:val="-4"/>
+        </w:rPr>
+        <w:t xml:space="preserve"> </w:t>
+      </w:r>
+      <w:r>
+        <w:rPr>
+          <w:rFonts w:ascii="Arial" w:hAnsi="Arial" w:cs="Arial"/>
+        </w:rPr>
+        <w:t>frustration</w:t>
+      </w:r>
+      <w:r>
+        <w:rPr>
+          <w:rFonts w:ascii="Arial" w:hAnsi="Arial" w:cs="Arial"/>
+          <w:spacing w:val="-4"/>
+        </w:rPr>
+        <w:t xml:space="preserve"> </w:t>
+      </w:r>
+      <w:r>
+        <w:rPr>
+          <w:rFonts w:ascii="Arial" w:hAnsi="Arial" w:cs="Arial"/>
+        </w:rPr>
+        <w:t>when</w:t>
+      </w:r>
+      <w:r>
+        <w:rPr>
+          <w:rFonts w:ascii="Arial" w:hAnsi="Arial" w:cs="Arial"/>
+          <w:spacing w:val="-4"/>
+        </w:rPr>
+        <w:t xml:space="preserve"> </w:t>
+      </w:r>
+      <w:r>
+        <w:rPr>
+          <w:rFonts w:ascii="Arial" w:hAnsi="Arial" w:cs="Arial"/>
+        </w:rPr>
+        <w:t>using</w:t>
+      </w:r>
+      <w:r>
+        <w:rPr>
+          <w:rFonts w:ascii="Arial" w:hAnsi="Arial" w:cs="Arial"/>
+          <w:spacing w:val="-4"/>
+        </w:rPr>
+        <w:t xml:space="preserve"> </w:t>
+      </w:r>
+      <w:r>
+        <w:rPr>
+          <w:rFonts w:ascii="Arial" w:hAnsi="Arial" w:cs="Arial"/>
+        </w:rPr>
+        <w:t>alternative</w:t>
+      </w:r>
+      <w:r>
+        <w:rPr>
+          <w:rFonts w:ascii="Arial" w:hAnsi="Arial" w:cs="Arial"/>
+          <w:spacing w:val="-4"/>
+        </w:rPr>
+        <w:t xml:space="preserve"> </w:t>
+      </w:r>
+      <w:r>
+        <w:rPr>
+          <w:rFonts w:ascii="Arial" w:hAnsi="Arial" w:cs="Arial"/>
+        </w:rPr>
+        <w:t>game</w:t>
+      </w:r>
+      <w:r>
+        <w:rPr>
+          <w:rFonts w:ascii="Arial" w:hAnsi="Arial" w:cs="Arial"/>
+          <w:spacing w:val="-6"/>
+        </w:rPr>
+        <w:t xml:space="preserve"> </w:t>
+      </w:r>
+      <w:r>
+        <w:rPr>
+          <w:rFonts w:ascii="Arial" w:hAnsi="Arial" w:cs="Arial"/>
+        </w:rPr>
+        <w:t>controllers, and how they may not be familiar using the hardware.</w:t>
+      </w:r>
+    </w:p>
+    <w:p>
+      <w:pPr>
+        <w:pStyle w:val="ListParagraph"/>
+        <w:widowControl w:val="0"/>
+        <w:numPr>
+          <w:ilvl w:val="2"/>
+          <w:numId w:val="8"/>
+        </w:numPr>
+        <w:tabs>
+          <w:tab w:val="left" w:pos="947"/>
+        </w:tabs>
+        <w:autoSpaceDE w:val="0"/>
+        <w:autoSpaceDN w:val="0"/>
+        <w:spacing w:before="6" w:after="0" w:line="273" w:lineRule="auto"/>
+        <w:ind w:right="133"/>
+        <w:contextualSpacing w:val="0"/>
+        <w:rPr>
+          <w:rFonts w:ascii="Arial" w:hAnsi="Arial" w:cs="Arial"/>
+        </w:rPr>
+      </w:pPr>
+      <w:r>
+        <w:rPr>
+          <w:rFonts w:ascii="Arial" w:hAnsi="Arial" w:cs="Arial"/>
+        </w:rPr>
+        <w:t>Research</w:t>
+      </w:r>
+      <w:r>
+        <w:rPr>
+          <w:rFonts w:ascii="Arial" w:hAnsi="Arial" w:cs="Arial"/>
+          <w:spacing w:val="-5"/>
+        </w:rPr>
+        <w:t xml:space="preserve"> </w:t>
+      </w:r>
+      <w:r>
+        <w:rPr>
+          <w:rFonts w:ascii="Arial" w:hAnsi="Arial" w:cs="Arial"/>
+        </w:rPr>
+        <w:t>often</w:t>
+      </w:r>
+      <w:r>
+        <w:rPr>
+          <w:rFonts w:ascii="Arial" w:hAnsi="Arial" w:cs="Arial"/>
+          <w:spacing w:val="-3"/>
+        </w:rPr>
+        <w:t xml:space="preserve"> </w:t>
+      </w:r>
+      <w:r>
+        <w:rPr>
+          <w:rFonts w:ascii="Arial" w:hAnsi="Arial" w:cs="Arial"/>
+        </w:rPr>
+        <w:t>assumes</w:t>
+      </w:r>
+      <w:r>
+        <w:rPr>
+          <w:rFonts w:ascii="Arial" w:hAnsi="Arial" w:cs="Arial"/>
+          <w:spacing w:val="-3"/>
+        </w:rPr>
+        <w:t xml:space="preserve"> </w:t>
+      </w:r>
+      <w:r>
+        <w:rPr>
+          <w:rFonts w:ascii="Arial" w:hAnsi="Arial" w:cs="Arial"/>
+        </w:rPr>
+        <w:t>players</w:t>
+      </w:r>
+      <w:r>
+        <w:rPr>
+          <w:rFonts w:ascii="Arial" w:hAnsi="Arial" w:cs="Arial"/>
+          <w:spacing w:val="-3"/>
+        </w:rPr>
+        <w:t xml:space="preserve"> </w:t>
+      </w:r>
+      <w:r>
+        <w:rPr>
+          <w:rFonts w:ascii="Arial" w:hAnsi="Arial" w:cs="Arial"/>
+        </w:rPr>
+        <w:t>with</w:t>
+      </w:r>
+      <w:r>
+        <w:rPr>
+          <w:rFonts w:ascii="Arial" w:hAnsi="Arial" w:cs="Arial"/>
+          <w:spacing w:val="-3"/>
+        </w:rPr>
+        <w:t xml:space="preserve"> </w:t>
+      </w:r>
+      <w:r>
+        <w:rPr>
+          <w:rFonts w:ascii="Arial" w:hAnsi="Arial" w:cs="Arial"/>
+        </w:rPr>
+        <w:t>full</w:t>
+      </w:r>
+      <w:r>
+        <w:rPr>
+          <w:rFonts w:ascii="Arial" w:hAnsi="Arial" w:cs="Arial"/>
+          <w:spacing w:val="-4"/>
+        </w:rPr>
+        <w:t xml:space="preserve"> </w:t>
+      </w:r>
+      <w:r>
+        <w:rPr>
+          <w:rFonts w:ascii="Arial" w:hAnsi="Arial" w:cs="Arial"/>
+        </w:rPr>
+        <w:t>range</w:t>
+      </w:r>
+      <w:r>
+        <w:rPr>
+          <w:rFonts w:ascii="Arial" w:hAnsi="Arial" w:cs="Arial"/>
+          <w:spacing w:val="-3"/>
+        </w:rPr>
+        <w:t xml:space="preserve"> </w:t>
+      </w:r>
+      <w:r>
+        <w:rPr>
+          <w:rFonts w:ascii="Arial" w:hAnsi="Arial" w:cs="Arial"/>
+        </w:rPr>
+        <w:t>of</w:t>
+      </w:r>
+      <w:r>
+        <w:rPr>
+          <w:rFonts w:ascii="Arial" w:hAnsi="Arial" w:cs="Arial"/>
+          <w:spacing w:val="-3"/>
+        </w:rPr>
+        <w:t xml:space="preserve"> </w:t>
+      </w:r>
+      <w:r>
+        <w:rPr>
+          <w:rFonts w:ascii="Arial" w:hAnsi="Arial" w:cs="Arial"/>
+        </w:rPr>
+        <w:t>motion</w:t>
+      </w:r>
+      <w:r>
+        <w:rPr>
+          <w:rFonts w:ascii="Arial" w:hAnsi="Arial" w:cs="Arial"/>
+          <w:spacing w:val="-3"/>
+        </w:rPr>
+        <w:t xml:space="preserve"> </w:t>
+      </w:r>
+      <w:r>
+        <w:rPr>
+          <w:rFonts w:ascii="Arial" w:hAnsi="Arial" w:cs="Arial"/>
+        </w:rPr>
+        <w:t>or</w:t>
+      </w:r>
+      <w:r>
+        <w:rPr>
+          <w:rFonts w:ascii="Arial" w:hAnsi="Arial" w:cs="Arial"/>
+          <w:spacing w:val="-6"/>
+        </w:rPr>
+        <w:t xml:space="preserve"> </w:t>
+      </w:r>
+      <w:r>
+        <w:rPr>
+          <w:rFonts w:ascii="Arial" w:hAnsi="Arial" w:cs="Arial"/>
+        </w:rPr>
+        <w:t>perfect</w:t>
+      </w:r>
+      <w:r>
+        <w:rPr>
+          <w:rFonts w:ascii="Arial" w:hAnsi="Arial" w:cs="Arial"/>
+          <w:spacing w:val="-5"/>
+        </w:rPr>
+        <w:t xml:space="preserve"> </w:t>
+      </w:r>
+      <w:r>
+        <w:rPr>
+          <w:rFonts w:ascii="Arial" w:hAnsi="Arial" w:cs="Arial"/>
+        </w:rPr>
+        <w:t>vision and hearing.</w:t>
+      </w:r>
+    </w:p>
+    <w:p>
+      <w:pPr>
+        <w:pStyle w:val="ListParagraph"/>
+        <w:widowControl w:val="0"/>
+        <w:numPr>
+          <w:ilvl w:val="2"/>
+          <w:numId w:val="8"/>
+        </w:numPr>
+        <w:tabs>
+          <w:tab w:val="left" w:pos="947"/>
+        </w:tabs>
+        <w:autoSpaceDE w:val="0"/>
+        <w:autoSpaceDN w:val="0"/>
+        <w:spacing w:before="5" w:after="0" w:line="276" w:lineRule="auto"/>
+        <w:ind w:right="609"/>
+        <w:contextualSpacing w:val="0"/>
+        <w:rPr>
+          <w:rFonts w:ascii="Arial" w:hAnsi="Arial" w:cs="Arial"/>
+        </w:rPr>
+      </w:pPr>
+      <w:r>
+        <w:rPr>
+          <w:rFonts w:ascii="Arial" w:hAnsi="Arial" w:cs="Arial"/>
+        </w:rPr>
+        <w:t xml:space="preserve">Environmental </w:t>
+      </w:r>
+      <w:r>
+        <w:rPr>
+          <w:rFonts w:ascii="Arial" w:hAnsi="Arial" w:cs="Arial"/>
+        </w:rPr>
+        <w:t>impacts and</w:t>
+      </w:r>
+      <w:r>
+        <w:rPr>
+          <w:rFonts w:ascii="Arial" w:hAnsi="Arial" w:cs="Arial"/>
+        </w:rPr>
+        <w:t xml:space="preserve"> how creating these alternative game controllers</w:t>
+      </w:r>
+      <w:r>
+        <w:rPr>
+          <w:rFonts w:ascii="Arial" w:hAnsi="Arial" w:cs="Arial"/>
+          <w:spacing w:val="-3"/>
+        </w:rPr>
+        <w:t xml:space="preserve"> </w:t>
+      </w:r>
+      <w:r>
+        <w:rPr>
+          <w:rFonts w:ascii="Arial" w:hAnsi="Arial" w:cs="Arial"/>
+        </w:rPr>
+        <w:t>may</w:t>
+      </w:r>
+      <w:r>
+        <w:rPr>
+          <w:rFonts w:ascii="Arial" w:hAnsi="Arial" w:cs="Arial"/>
+          <w:spacing w:val="-3"/>
+        </w:rPr>
+        <w:t xml:space="preserve"> </w:t>
+      </w:r>
+      <w:r>
+        <w:rPr>
+          <w:rFonts w:ascii="Arial" w:hAnsi="Arial" w:cs="Arial"/>
+        </w:rPr>
+        <w:t>cost</w:t>
+      </w:r>
+      <w:r>
+        <w:rPr>
+          <w:rFonts w:ascii="Arial" w:hAnsi="Arial" w:cs="Arial"/>
+          <w:spacing w:val="-3"/>
+        </w:rPr>
+        <w:t xml:space="preserve"> </w:t>
+      </w:r>
+      <w:r>
+        <w:rPr>
+          <w:rFonts w:ascii="Arial" w:hAnsi="Arial" w:cs="Arial"/>
+        </w:rPr>
+        <w:t>a</w:t>
+      </w:r>
+      <w:r>
+        <w:rPr>
+          <w:rFonts w:ascii="Arial" w:hAnsi="Arial" w:cs="Arial"/>
+          <w:spacing w:val="-5"/>
+        </w:rPr>
+        <w:t xml:space="preserve"> </w:t>
+      </w:r>
+      <w:r>
+        <w:rPr>
+          <w:rFonts w:ascii="Arial" w:hAnsi="Arial" w:cs="Arial"/>
+        </w:rPr>
+        <w:t>lot</w:t>
+      </w:r>
+      <w:r>
+        <w:rPr>
+          <w:rFonts w:ascii="Arial" w:hAnsi="Arial" w:cs="Arial"/>
+          <w:spacing w:val="-3"/>
+        </w:rPr>
+        <w:t xml:space="preserve"> </w:t>
+      </w:r>
+      <w:r>
+        <w:rPr>
+          <w:rFonts w:ascii="Arial" w:hAnsi="Arial" w:cs="Arial"/>
+        </w:rPr>
+        <w:t>to</w:t>
+      </w:r>
+      <w:r>
+        <w:rPr>
+          <w:rFonts w:ascii="Arial" w:hAnsi="Arial" w:cs="Arial"/>
+          <w:spacing w:val="-4"/>
+        </w:rPr>
+        <w:t xml:space="preserve"> </w:t>
+      </w:r>
+      <w:r>
+        <w:rPr>
+          <w:rFonts w:ascii="Arial" w:hAnsi="Arial" w:cs="Arial"/>
+        </w:rPr>
+        <w:t>produce</w:t>
+      </w:r>
+      <w:r>
+        <w:rPr>
+          <w:rFonts w:ascii="Arial" w:hAnsi="Arial" w:cs="Arial"/>
+          <w:spacing w:val="-5"/>
+        </w:rPr>
+        <w:t xml:space="preserve"> </w:t>
+      </w:r>
+      <w:r>
+        <w:rPr>
+          <w:rFonts w:ascii="Arial" w:hAnsi="Arial" w:cs="Arial"/>
+        </w:rPr>
+        <w:t>and contain</w:t>
+      </w:r>
+      <w:r>
+        <w:rPr>
+          <w:rFonts w:ascii="Arial" w:hAnsi="Arial" w:cs="Arial"/>
+          <w:spacing w:val="-1"/>
+        </w:rPr>
+        <w:t xml:space="preserve"> </w:t>
+      </w:r>
+      <w:r>
+        <w:rPr>
+          <w:rFonts w:ascii="Arial" w:hAnsi="Arial" w:cs="Arial"/>
+        </w:rPr>
+        <w:t>a</w:t>
+      </w:r>
+      <w:r>
+        <w:rPr>
+          <w:rFonts w:ascii="Arial" w:hAnsi="Arial" w:cs="Arial"/>
+          <w:spacing w:val="-3"/>
+        </w:rPr>
+        <w:t xml:space="preserve"> </w:t>
+      </w:r>
+      <w:r>
+        <w:rPr>
+          <w:rFonts w:ascii="Arial" w:hAnsi="Arial" w:cs="Arial"/>
+        </w:rPr>
+        <w:t>lot</w:t>
+      </w:r>
+      <w:r>
+        <w:rPr>
+          <w:rFonts w:ascii="Arial" w:hAnsi="Arial" w:cs="Arial"/>
+          <w:spacing w:val="-3"/>
+        </w:rPr>
+        <w:t xml:space="preserve"> </w:t>
+      </w:r>
+      <w:r>
+        <w:rPr>
+          <w:rFonts w:ascii="Arial" w:hAnsi="Arial" w:cs="Arial"/>
+        </w:rPr>
+        <w:t>of</w:t>
+      </w:r>
+      <w:r>
+        <w:rPr>
+          <w:rFonts w:ascii="Arial" w:hAnsi="Arial" w:cs="Arial"/>
+          <w:spacing w:val="-3"/>
+        </w:rPr>
+        <w:t xml:space="preserve"> </w:t>
+      </w:r>
+      <w:r>
+        <w:rPr>
+          <w:rFonts w:ascii="Arial" w:hAnsi="Arial" w:cs="Arial"/>
+        </w:rPr>
+        <w:t xml:space="preserve">unnecessary </w:t>
+      </w:r>
+      <w:r>
+        <w:rPr>
+          <w:rFonts w:ascii="Arial" w:hAnsi="Arial" w:cs="Arial"/>
+          <w:spacing w:val="-2"/>
+        </w:rPr>
+        <w:t>materials.</w:t>
+      </w:r>
+    </w:p>
+    <w:p>
+      <w:pPr>
+        <w:widowControl w:val="0"/>
+        <w:tabs>
+          <w:tab w:val="left" w:pos="947"/>
+        </w:tabs>
+        <w:autoSpaceDE w:val="0"/>
+        <w:autoSpaceDN w:val="0"/>
+        <w:spacing w:before="5" w:after="0" w:line="276" w:lineRule="auto"/>
+        <w:ind w:left="587" w:right="609"/>
+        <w:rPr>
+          <w:rFonts w:ascii="Arial" w:hAnsi="Arial" w:cs="Arial"/>
+        </w:rPr>
+      </w:pPr>
+    </w:p>
+    <w:p>
+      <w:pPr>
+        <w:pStyle w:val="BodyText"/>
+        <w:spacing w:before="162" w:line="278" w:lineRule="auto"/>
+        <w:ind w:left="0" w:right="146"/>
+      </w:pPr>
+      <w:r>
+        <w:t>The gaps within the research on alternative game controllers have many similarities</w:t>
+      </w:r>
+      <w:r>
+        <w:rPr>
+          <w:spacing w:val="-2"/>
+        </w:rPr>
+        <w:t xml:space="preserve"> </w:t>
+      </w:r>
+      <w:r>
+        <w:t>and</w:t>
+      </w:r>
+      <w:r>
+        <w:rPr>
+          <w:spacing w:val="-1"/>
+        </w:rPr>
+        <w:t xml:space="preserve"> </w:t>
+      </w:r>
+      <w:r>
+        <w:t>the</w:t>
+      </w:r>
+      <w:r>
+        <w:rPr>
+          <w:spacing w:val="-3"/>
+        </w:rPr>
+        <w:t xml:space="preserve"> </w:t>
+      </w:r>
+      <w:r>
+        <w:t>research</w:t>
+      </w:r>
+      <w:r>
+        <w:rPr>
+          <w:spacing w:val="-3"/>
+        </w:rPr>
+        <w:t xml:space="preserve"> </w:t>
+      </w:r>
+      <w:r>
+        <w:t>suggests that</w:t>
+      </w:r>
+      <w:r>
+        <w:rPr>
+          <w:spacing w:val="-5"/>
+        </w:rPr>
+        <w:t xml:space="preserve"> </w:t>
+      </w:r>
+      <w:r>
+        <w:t>a</w:t>
+      </w:r>
+      <w:r>
+        <w:rPr>
+          <w:spacing w:val="-3"/>
+        </w:rPr>
+        <w:t xml:space="preserve"> </w:t>
+      </w:r>
+      <w:r>
+        <w:t>lot</w:t>
+      </w:r>
+      <w:r>
+        <w:rPr>
+          <w:spacing w:val="-3"/>
+        </w:rPr>
+        <w:t xml:space="preserve"> </w:t>
+      </w:r>
+      <w:r>
+        <w:t>will</w:t>
+      </w:r>
+      <w:r>
+        <w:rPr>
+          <w:spacing w:val="-4"/>
+        </w:rPr>
+        <w:t xml:space="preserve"> </w:t>
+      </w:r>
+      <w:r>
+        <w:t>need</w:t>
+      </w:r>
+      <w:r>
+        <w:rPr>
+          <w:spacing w:val="-5"/>
+        </w:rPr>
+        <w:t xml:space="preserve"> </w:t>
+      </w:r>
+      <w:r>
+        <w:t xml:space="preserve">to </w:t>
+      </w:r>
+      <w:r>
+        <w:t>be considered</w:t>
+      </w:r>
+      <w:r>
+        <w:rPr>
+          <w:spacing w:val="-3"/>
+        </w:rPr>
+        <w:t xml:space="preserve"> </w:t>
+      </w:r>
+      <w:r>
+        <w:t>when</w:t>
+      </w:r>
+    </w:p>
+    <w:p>
+      <w:pPr>
+        <w:pStyle w:val="BodyText"/>
+        <w:spacing w:line="278" w:lineRule="auto"/>
+        <w:sectPr>
+          <w:type w:val="continuous"/>
+          <w:pgSz w:w="11920" w:h="16850"/>
+          <w:pgMar w:top="2000" w:right="1275" w:bottom="280" w:left="1700" w:header="992" w:footer="0" w:gutter="0"/>
+          <w:cols w:space="720"/>
+        </w:sectPr>
+      </w:pPr>
+    </w:p>
+    <w:p>
+      <w:pPr>
+        <w:pStyle w:val="BodyText"/>
+        <w:spacing w:before="78"/>
+        <w:ind w:left="0"/>
+      </w:pPr>
+    </w:p>
+    <w:p>
+      <w:pPr>
+        <w:pStyle w:val="BodyText"/>
+        <w:spacing w:line="280" w:lineRule="auto"/>
+        <w:ind w:left="0"/>
+      </w:pPr>
+      <w:r>
+        <w:t>developing</w:t>
+      </w:r>
+      <w:r>
+        <w:rPr>
+          <w:spacing w:val="-4"/>
+        </w:rPr>
+        <w:t xml:space="preserve"> </w:t>
+      </w:r>
+      <w:r>
+        <w:t>the</w:t>
+      </w:r>
+      <w:r>
+        <w:rPr>
+          <w:spacing w:val="-2"/>
+        </w:rPr>
+        <w:t xml:space="preserve"> </w:t>
+      </w:r>
+      <w:r>
+        <w:t>hardware</w:t>
+      </w:r>
+      <w:r>
+        <w:rPr>
+          <w:spacing w:val="-3"/>
+        </w:rPr>
+        <w:t xml:space="preserve"> </w:t>
+      </w:r>
+      <w:r>
+        <w:t>and</w:t>
+      </w:r>
+      <w:r>
+        <w:rPr>
+          <w:spacing w:val="-3"/>
+        </w:rPr>
+        <w:t xml:space="preserve"> </w:t>
+      </w:r>
+      <w:r>
+        <w:t>can</w:t>
+      </w:r>
+      <w:r>
+        <w:rPr>
+          <w:spacing w:val="-5"/>
+        </w:rPr>
+        <w:t xml:space="preserve"> </w:t>
+      </w:r>
+      <w:r>
+        <w:t>make</w:t>
+      </w:r>
+      <w:r>
+        <w:rPr>
+          <w:spacing w:val="-3"/>
+        </w:rPr>
+        <w:t xml:space="preserve"> </w:t>
+      </w:r>
+      <w:r>
+        <w:t>the</w:t>
+      </w:r>
+      <w:r>
+        <w:rPr>
+          <w:spacing w:val="-5"/>
+        </w:rPr>
+        <w:t xml:space="preserve"> </w:t>
+      </w:r>
+      <w:r>
+        <w:t>player</w:t>
+      </w:r>
+      <w:r>
+        <w:rPr>
+          <w:spacing w:val="-3"/>
+        </w:rPr>
+        <w:t xml:space="preserve"> </w:t>
+      </w:r>
+      <w:r>
+        <w:t>experience</w:t>
+      </w:r>
+      <w:r>
+        <w:rPr>
+          <w:spacing w:val="-5"/>
+        </w:rPr>
+        <w:t xml:space="preserve"> </w:t>
+      </w:r>
+      <w:r>
+        <w:t>much</w:t>
+      </w:r>
+      <w:r>
+        <w:rPr>
+          <w:spacing w:val="-5"/>
+        </w:rPr>
+        <w:t xml:space="preserve"> </w:t>
+      </w:r>
+      <w:r>
+        <w:t>more immersive and much better experience overall.</w:t>
+      </w:r>
+    </w:p>
+    <w:p>
+      <w:pPr>
+        <w:pStyle w:val="Heading1"/>
+        <w:rPr>
+          <w:sz w:val="32"/>
+          <w:szCs w:val="32"/>
+        </w:rPr>
+      </w:pPr>
+      <w:bookmarkStart w:id="15" w:name="_Toc228358802"/>
+      <w:r>
+        <w:rPr>
+          <w:sz w:val="32"/>
+          <w:szCs w:val="32"/>
+        </w:rPr>
+        <w:t>2.</w:t>
+      </w:r>
+      <w:r>
+        <w:rPr>
+          <w:sz w:val="32"/>
+          <w:szCs w:val="32"/>
+        </w:rPr>
+        <w:t>2</w:t>
+      </w:r>
+      <w:r>
+        <w:rPr>
+          <w:sz w:val="32"/>
+          <w:szCs w:val="32"/>
+        </w:rPr>
+        <w:t xml:space="preserve"> Project Justification</w:t>
+      </w:r>
+      <w:bookmarkEnd w:id="15"/>
+    </w:p>
+    <w:p>
+      <w:pPr>
+        <w:pStyle w:val="BodyText"/>
+        <w:spacing w:before="147" w:line="278" w:lineRule="auto"/>
+        <w:ind w:left="0" w:right="79"/>
+      </w:pPr>
+      <w:bookmarkStart w:id="16" w:name="_Toc228358803"/>
+      <w:r>
+        <w:t>It</w:t>
+      </w:r>
+      <w:r>
+        <w:rPr>
+          <w:spacing w:val="-2"/>
+        </w:rPr>
+        <w:t xml:space="preserve"> </w:t>
+      </w:r>
+      <w:r>
+        <w:t>is</w:t>
+      </w:r>
+      <w:r>
+        <w:rPr>
+          <w:spacing w:val="-2"/>
+        </w:rPr>
+        <w:t xml:space="preserve"> </w:t>
+      </w:r>
+      <w:r>
+        <w:t>important</w:t>
+      </w:r>
+      <w:r>
+        <w:rPr>
+          <w:spacing w:val="-2"/>
+        </w:rPr>
+        <w:t xml:space="preserve"> </w:t>
+      </w:r>
+      <w:r>
+        <w:t>to</w:t>
+      </w:r>
+      <w:r>
+        <w:rPr>
+          <w:spacing w:val="-2"/>
+        </w:rPr>
+        <w:t xml:space="preserve"> </w:t>
+      </w:r>
+      <w:r>
+        <w:t>build</w:t>
+      </w:r>
+      <w:r>
+        <w:rPr>
+          <w:spacing w:val="-1"/>
+        </w:rPr>
+        <w:t xml:space="preserve"> </w:t>
+      </w:r>
+      <w:r>
+        <w:t>on</w:t>
+      </w:r>
+      <w:r>
+        <w:rPr>
+          <w:spacing w:val="-2"/>
+        </w:rPr>
+        <w:t xml:space="preserve"> </w:t>
+      </w:r>
+      <w:r>
+        <w:t>the</w:t>
+      </w:r>
+      <w:r>
+        <w:rPr>
+          <w:spacing w:val="-4"/>
+        </w:rPr>
+        <w:t xml:space="preserve"> </w:t>
+      </w:r>
+      <w:r>
+        <w:t>gaps</w:t>
+      </w:r>
+      <w:r>
+        <w:rPr>
+          <w:spacing w:val="-5"/>
+        </w:rPr>
+        <w:t xml:space="preserve"> </w:t>
+      </w:r>
+      <w:r>
+        <w:t>that</w:t>
+      </w:r>
+      <w:r>
+        <w:rPr>
+          <w:spacing w:val="-2"/>
+        </w:rPr>
+        <w:t xml:space="preserve"> </w:t>
+      </w:r>
+      <w:r>
+        <w:t>are</w:t>
+      </w:r>
+      <w:r>
+        <w:rPr>
+          <w:spacing w:val="-5"/>
+        </w:rPr>
+        <w:t xml:space="preserve"> </w:t>
+      </w:r>
+      <w:r>
+        <w:t>in</w:t>
+      </w:r>
+      <w:r>
+        <w:rPr>
+          <w:spacing w:val="-4"/>
+        </w:rPr>
+        <w:t xml:space="preserve"> </w:t>
+      </w:r>
+      <w:r>
+        <w:t>the</w:t>
+      </w:r>
+      <w:r>
+        <w:rPr>
+          <w:spacing w:val="-2"/>
+        </w:rPr>
+        <w:t xml:space="preserve"> </w:t>
+      </w:r>
+      <w:r>
+        <w:t>research such</w:t>
+      </w:r>
+      <w:r>
+        <w:rPr>
+          <w:spacing w:val="-4"/>
+        </w:rPr>
+        <w:t xml:space="preserve"> </w:t>
+      </w:r>
+      <w:r>
+        <w:t>as</w:t>
+      </w:r>
+      <w:r>
+        <w:rPr>
+          <w:spacing w:val="-2"/>
+        </w:rPr>
+        <w:t xml:space="preserve"> </w:t>
+      </w:r>
+      <w:r>
+        <w:t>lack</w:t>
+      </w:r>
+      <w:r>
+        <w:rPr>
+          <w:spacing w:val="-2"/>
+        </w:rPr>
+        <w:t xml:space="preserve"> </w:t>
+      </w:r>
+      <w:r>
+        <w:t>of</w:t>
+      </w:r>
+      <w:r>
+        <w:rPr>
+          <w:spacing w:val="-2"/>
+        </w:rPr>
+        <w:t xml:space="preserve"> </w:t>
+      </w:r>
+      <w:r>
+        <w:t>studies on environmental impacts, potentially wasting materials to produce these high-end hardware and cost of production. Players that use these alternative controllers, such as</w:t>
+      </w:r>
+      <w:r>
+        <w:rPr>
+          <w:spacing w:val="-2"/>
+        </w:rPr>
+        <w:t xml:space="preserve"> </w:t>
+      </w:r>
+      <w:r>
+        <w:t>VR or motion controls,</w:t>
+      </w:r>
+      <w:r>
+        <w:rPr>
+          <w:spacing w:val="-3"/>
+        </w:rPr>
+        <w:t xml:space="preserve"> </w:t>
+      </w:r>
+      <w:r>
+        <w:t>may feel frustrated because</w:t>
+      </w:r>
+      <w:r>
+        <w:rPr>
+          <w:spacing w:val="-1"/>
+        </w:rPr>
+        <w:t xml:space="preserve"> </w:t>
+      </w:r>
+      <w:r>
+        <w:t>they</w:t>
+      </w:r>
+      <w:r>
+        <w:rPr>
+          <w:spacing w:val="-2"/>
+        </w:rPr>
+        <w:t xml:space="preserve"> </w:t>
+      </w:r>
+      <w:r>
+        <w:t xml:space="preserve">may not know how to use them or even players who may not know some of the limitations that come with some of the hardware, </w:t>
+      </w:r>
+      <w:r>
+        <w:t>and</w:t>
+      </w:r>
+      <w:r>
+        <w:t xml:space="preserve"> may not be able to fully use these functions.</w:t>
+      </w:r>
+      <w:r>
+        <w:t xml:space="preserve"> Furthermore, accessibility plays an important </w:t>
+      </w:r>
+      <w:r>
+        <w:t>role in</w:t>
+      </w:r>
+      <w:r>
+        <w:t xml:space="preserve"> being able to identify and take action to produce a product where anyone can use a</w:t>
+      </w:r>
+      <w:r>
+        <w:t>n</w:t>
+      </w:r>
+      <w:r>
+        <w:t xml:space="preserve"> alternative controller to experience </w:t>
+      </w:r>
+      <w:r>
+        <w:t>games,</w:t>
+      </w:r>
+      <w:r>
+        <w:t xml:space="preserve"> is just as important.</w:t>
+      </w:r>
+    </w:p>
+    <w:p>
+      <w:pPr>
+        <w:pStyle w:val="BodyText"/>
+        <w:spacing w:before="158" w:line="278" w:lineRule="auto"/>
+        <w:ind w:left="0" w:right="221"/>
+      </w:pPr>
+      <w:r>
+        <w:t>The core idea behind the project, which will fill in the gaps, will be a controller that will be developed to be a part of a game and will be developed alongside each other. This will ensure that the controller works effectively and can help players</w:t>
+      </w:r>
+      <w:r>
+        <w:rPr>
+          <w:spacing w:val="-3"/>
+        </w:rPr>
+        <w:t xml:space="preserve"> </w:t>
+      </w:r>
+      <w:r>
+        <w:t>understand</w:t>
+      </w:r>
+      <w:r>
+        <w:rPr>
+          <w:spacing w:val="-5"/>
+        </w:rPr>
+        <w:t xml:space="preserve"> </w:t>
+      </w:r>
+      <w:r>
+        <w:t>the</w:t>
+      </w:r>
+      <w:r>
+        <w:rPr>
+          <w:spacing w:val="-5"/>
+        </w:rPr>
+        <w:t xml:space="preserve"> </w:t>
+      </w:r>
+      <w:r>
+        <w:t>hardware</w:t>
+      </w:r>
+      <w:r>
+        <w:rPr>
+          <w:spacing w:val="-5"/>
+        </w:rPr>
+        <w:t xml:space="preserve"> </w:t>
+      </w:r>
+      <w:r>
+        <w:t>behind</w:t>
+      </w:r>
+      <w:r>
+        <w:rPr>
+          <w:spacing w:val="-4"/>
+        </w:rPr>
+        <w:t xml:space="preserve"> </w:t>
+      </w:r>
+      <w:r>
+        <w:t>these</w:t>
+      </w:r>
+      <w:r>
+        <w:rPr>
+          <w:spacing w:val="-3"/>
+        </w:rPr>
+        <w:t xml:space="preserve"> </w:t>
+      </w:r>
+      <w:r>
+        <w:t>features</w:t>
+      </w:r>
+      <w:r>
+        <w:rPr>
+          <w:spacing w:val="-3"/>
+        </w:rPr>
+        <w:t xml:space="preserve"> </w:t>
+      </w:r>
+      <w:r>
+        <w:t>such</w:t>
+      </w:r>
+      <w:r>
+        <w:rPr>
+          <w:spacing w:val="-5"/>
+        </w:rPr>
+        <w:t xml:space="preserve"> </w:t>
+      </w:r>
+      <w:r>
+        <w:t>as</w:t>
+      </w:r>
+      <w:r>
+        <w:rPr>
+          <w:spacing w:val="-3"/>
+        </w:rPr>
+        <w:t xml:space="preserve"> </w:t>
+      </w:r>
+      <w:r>
+        <w:t>motion</w:t>
+      </w:r>
+      <w:r>
+        <w:rPr>
+          <w:spacing w:val="-2"/>
+        </w:rPr>
+        <w:t xml:space="preserve"> </w:t>
+      </w:r>
+      <w:r>
+        <w:t>controls that can support players who may not be able to or want to use the traditional joystick or button on gamepads. The gaps that are in the research will be eliminated by ensuring reduced costs.</w:t>
+      </w:r>
+      <w:r>
+        <w:rPr>
+          <w:spacing w:val="-5"/>
+        </w:rPr>
+        <w:t xml:space="preserve"> </w:t>
+      </w:r>
+      <w:r>
+        <w:t>Also, reduced materials will be used during the development of this project. This will be achieved by using a</w:t>
+      </w:r>
+      <w:r>
+        <w:t xml:space="preserve"> Raspberry Pi Pico W and a</w:t>
+      </w:r>
+      <w:r>
+        <w:t>n</w:t>
+      </w:r>
+      <w:r>
+        <w:t xml:space="preserve"> MPU6050 which will help produce a </w:t>
+      </w:r>
+      <w:r>
+        <w:t>motion-based</w:t>
+      </w:r>
+      <w:r>
+        <w:t xml:space="preserve"> controller to showcase how motion</w:t>
+      </w:r>
+      <w:r>
+        <w:t>-</w:t>
+      </w:r>
+      <w:r>
+        <w:t>based controls work as well as the advantages and disadvantages.</w:t>
+      </w:r>
+    </w:p>
+    <w:p>
+      <w:pPr>
+        <w:pStyle w:val="BodyText"/>
+        <w:spacing w:before="156" w:line="278" w:lineRule="auto"/>
+        <w:ind w:left="0" w:right="146"/>
+      </w:pPr>
+      <w:r>
+        <w:t>The</w:t>
+      </w:r>
+      <w:r>
+        <w:rPr>
+          <w:spacing w:val="-2"/>
+        </w:rPr>
+        <w:t xml:space="preserve"> </w:t>
+      </w:r>
+      <w:r>
+        <w:t>project</w:t>
+      </w:r>
+      <w:r>
+        <w:rPr>
+          <w:spacing w:val="-2"/>
+        </w:rPr>
+        <w:t xml:space="preserve"> </w:t>
+      </w:r>
+      <w:r>
+        <w:t>outcome</w:t>
+      </w:r>
+      <w:r>
+        <w:rPr>
+          <w:spacing w:val="-4"/>
+        </w:rPr>
+        <w:t xml:space="preserve"> </w:t>
+      </w:r>
+      <w:r>
+        <w:t>is</w:t>
+      </w:r>
+      <w:r>
+        <w:rPr>
+          <w:spacing w:val="-2"/>
+        </w:rPr>
+        <w:t xml:space="preserve"> </w:t>
+      </w:r>
+      <w:r>
+        <w:t>that</w:t>
+      </w:r>
+      <w:r>
+        <w:rPr>
+          <w:spacing w:val="-4"/>
+        </w:rPr>
+        <w:t xml:space="preserve"> </w:t>
+      </w:r>
+      <w:r>
+        <w:t>it</w:t>
+      </w:r>
+      <w:r>
+        <w:rPr>
+          <w:spacing w:val="-2"/>
+        </w:rPr>
+        <w:t xml:space="preserve"> </w:t>
+      </w:r>
+      <w:r>
+        <w:t>can</w:t>
+      </w:r>
+      <w:r>
+        <w:rPr>
+          <w:spacing w:val="-2"/>
+        </w:rPr>
+        <w:t xml:space="preserve"> </w:t>
+      </w:r>
+      <w:r>
+        <w:t>help</w:t>
+      </w:r>
+      <w:r>
+        <w:rPr>
+          <w:spacing w:val="-2"/>
+        </w:rPr>
+        <w:t xml:space="preserve"> </w:t>
+      </w:r>
+      <w:r>
+        <w:t>players</w:t>
+      </w:r>
+      <w:r>
+        <w:rPr>
+          <w:spacing w:val="-2"/>
+        </w:rPr>
+        <w:t xml:space="preserve"> </w:t>
+      </w:r>
+      <w:r>
+        <w:t>learn</w:t>
+      </w:r>
+      <w:r>
+        <w:rPr>
+          <w:spacing w:val="-2"/>
+        </w:rPr>
+        <w:t xml:space="preserve"> </w:t>
+      </w:r>
+      <w:r>
+        <w:t>and</w:t>
+      </w:r>
+      <w:r>
+        <w:rPr>
+          <w:spacing w:val="-4"/>
+        </w:rPr>
+        <w:t xml:space="preserve"> </w:t>
+      </w:r>
+      <w:r>
+        <w:t>understand</w:t>
+      </w:r>
+      <w:r>
+        <w:rPr>
+          <w:spacing w:val="-4"/>
+        </w:rPr>
+        <w:t xml:space="preserve"> </w:t>
+      </w:r>
+      <w:r>
+        <w:t>how</w:t>
+      </w:r>
+      <w:r>
+        <w:rPr>
+          <w:spacing w:val="-2"/>
+        </w:rPr>
+        <w:t xml:space="preserve"> </w:t>
+      </w:r>
+      <w:r>
+        <w:t>to</w:t>
+      </w:r>
+      <w:r>
+        <w:rPr>
+          <w:spacing w:val="-2"/>
+        </w:rPr>
+        <w:t xml:space="preserve"> </w:t>
+      </w:r>
+      <w:r>
+        <w:t>use some of these alternative game controllers and be ready for future hardware such as VR, Motion controls, etc. which will help other companies potentially increase their consumer numbers</w:t>
+      </w:r>
+      <w:r>
+        <w:t xml:space="preserve"> and reach a wide audience</w:t>
+      </w:r>
+      <w:r>
+        <w:t>. They will be more aware of the hardware capabilities and potentially encourage other large corporates to do their own further research into the gaps missing within their own studies.</w:t>
+      </w:r>
+    </w:p>
+    <w:p>
+      <w:pPr>
+        <w:pStyle w:val="Heading1"/>
+        <w:rPr>
+          <w:sz w:val="32"/>
+          <w:szCs w:val="32"/>
+        </w:rPr>
+      </w:pPr>
+      <w:r>
+        <w:rPr>
+          <w:sz w:val="32"/>
+          <w:szCs w:val="32"/>
+        </w:rPr>
+        <w:t xml:space="preserve">3.0 </w:t>
+      </w:r>
+      <w:r>
+        <w:rPr>
+          <w:sz w:val="32"/>
+          <w:szCs w:val="32"/>
+        </w:rPr>
+        <w:t xml:space="preserve">Project </w:t>
+      </w:r>
+      <w:r>
+        <w:rPr>
+          <w:sz w:val="32"/>
+          <w:szCs w:val="32"/>
+        </w:rPr>
+        <w:t>Aims, Objectives, and Scope</w:t>
+      </w:r>
+      <w:bookmarkEnd w:id="16"/>
+    </w:p>
+    <w:p>
+      <w:pPr>
+        <w:pStyle w:val="BodyText"/>
+        <w:spacing w:before="148" w:line="278" w:lineRule="auto"/>
+        <w:ind w:left="0" w:right="146"/>
+      </w:pPr>
+      <w:bookmarkStart w:id="17" w:name="_Toc228358804"/>
+      <w:r>
+        <w:t>During</w:t>
+      </w:r>
+      <w:r>
+        <w:rPr>
+          <w:spacing w:val="-2"/>
+        </w:rPr>
+        <w:t xml:space="preserve"> </w:t>
+      </w:r>
+      <w:r>
+        <w:t>this</w:t>
+      </w:r>
+      <w:r>
+        <w:rPr>
+          <w:spacing w:val="-5"/>
+        </w:rPr>
+        <w:t xml:space="preserve"> </w:t>
+      </w:r>
+      <w:r>
+        <w:t>project</w:t>
+      </w:r>
+      <w:r>
+        <w:rPr>
+          <w:spacing w:val="-2"/>
+        </w:rPr>
+        <w:t xml:space="preserve"> </w:t>
+      </w:r>
+      <w:r>
+        <w:t>there</w:t>
+      </w:r>
+      <w:r>
+        <w:rPr>
+          <w:spacing w:val="-2"/>
+        </w:rPr>
+        <w:t xml:space="preserve"> </w:t>
+      </w:r>
+      <w:r>
+        <w:t>will</w:t>
+      </w:r>
+      <w:r>
+        <w:rPr>
+          <w:spacing w:val="-2"/>
+        </w:rPr>
+        <w:t xml:space="preserve"> </w:t>
+      </w:r>
+      <w:r>
+        <w:t>be</w:t>
+      </w:r>
+      <w:r>
+        <w:rPr>
+          <w:spacing w:val="-2"/>
+        </w:rPr>
+        <w:t xml:space="preserve"> </w:t>
+      </w:r>
+      <w:r>
+        <w:t>aims,</w:t>
+      </w:r>
+      <w:r>
+        <w:rPr>
+          <w:spacing w:val="-4"/>
+        </w:rPr>
+        <w:t xml:space="preserve"> </w:t>
+      </w:r>
+      <w:r>
+        <w:t>objectives</w:t>
+      </w:r>
+      <w:r>
+        <w:rPr>
+          <w:spacing w:val="-2"/>
+        </w:rPr>
+        <w:t xml:space="preserve"> </w:t>
+      </w:r>
+      <w:r>
+        <w:t>and</w:t>
+      </w:r>
+      <w:r>
+        <w:rPr>
+          <w:spacing w:val="-2"/>
+        </w:rPr>
+        <w:t xml:space="preserve"> </w:t>
+      </w:r>
+      <w:r>
+        <w:t>scopes</w:t>
+      </w:r>
+      <w:r>
+        <w:rPr>
+          <w:spacing w:val="-4"/>
+        </w:rPr>
+        <w:t xml:space="preserve"> </w:t>
+      </w:r>
+      <w:r>
+        <w:t>that</w:t>
+      </w:r>
+      <w:r>
+        <w:rPr>
+          <w:spacing w:val="-4"/>
+        </w:rPr>
+        <w:t xml:space="preserve"> </w:t>
+      </w:r>
+      <w:r>
+        <w:t>will</w:t>
+      </w:r>
+      <w:r>
+        <w:rPr>
+          <w:spacing w:val="-2"/>
+        </w:rPr>
+        <w:t xml:space="preserve"> </w:t>
+      </w:r>
+      <w:r>
+        <w:t>need</w:t>
+      </w:r>
+      <w:r>
+        <w:rPr>
+          <w:spacing w:val="-2"/>
+        </w:rPr>
+        <w:t xml:space="preserve"> </w:t>
+      </w:r>
+      <w:r>
+        <w:t>to</w:t>
+      </w:r>
+      <w:r>
+        <w:rPr>
+          <w:spacing w:val="-2"/>
+        </w:rPr>
+        <w:t xml:space="preserve"> </w:t>
+      </w:r>
+      <w:r>
+        <w:t xml:space="preserve">be followed to ensure the project goes all as planned. This will be done with bullet points in each section showing what will be done to ensure the best possible </w:t>
+      </w:r>
+      <w:r>
+        <w:lastRenderedPageBreak/>
+        <w:t>result for the overall project success.</w:t>
+      </w:r>
+    </w:p>
+    <w:p>
+      <w:pPr>
+        <w:pStyle w:val="Heading1"/>
+        <w:rPr>
+          <w:sz w:val="32"/>
+          <w:szCs w:val="32"/>
+        </w:rPr>
+      </w:pPr>
+      <w:r>
+        <w:rPr>
+          <w:sz w:val="32"/>
+          <w:szCs w:val="32"/>
+        </w:rPr>
+        <w:t>3.1 Project Aim</w:t>
+      </w:r>
+      <w:bookmarkEnd w:id="17"/>
+    </w:p>
+    <w:p>
+      <w:pPr>
+        <w:rPr>
+          <w:rFonts w:ascii="Arial" w:hAnsi="Arial" w:cs="Arial"/>
+        </w:rPr>
+      </w:pPr>
+      <w:r>
+        <w:rPr>
+          <w:rFonts w:ascii="Arial" w:hAnsi="Arial" w:cs="Arial"/>
+        </w:rPr>
+        <w:t>The aim of this project is to develop a</w:t>
+      </w:r>
+      <w:r>
+        <w:rPr>
+          <w:rFonts w:ascii="Arial" w:hAnsi="Arial" w:cs="Arial"/>
+        </w:rPr>
+        <w:t>n</w:t>
+      </w:r>
+      <w:r>
+        <w:rPr>
+          <w:rFonts w:ascii="Arial" w:hAnsi="Arial" w:cs="Arial"/>
+        </w:rPr>
+        <w:t xml:space="preserve"> alternative game controller which will be motion-based, as well as a game within unity that will support the controller to help capture the mechanics and how alternative controllers </w:t>
+      </w:r>
+      <w:r>
+        <w:rPr>
+          <w:rFonts w:ascii="Arial" w:hAnsi="Arial" w:cs="Arial"/>
+        </w:rPr>
+        <w:t>can work and be beneficial</w:t>
+      </w:r>
+      <w:r>
+        <w:rPr>
+          <w:rFonts w:ascii="Arial" w:hAnsi="Arial" w:cs="Arial"/>
+        </w:rPr>
+        <w:t>.</w:t>
+      </w:r>
+    </w:p>
+    <w:p>
+      <w:pPr>
+        <w:pStyle w:val="Heading1"/>
+        <w:rPr>
+          <w:sz w:val="32"/>
+          <w:szCs w:val="32"/>
+        </w:rPr>
+      </w:pPr>
+      <w:bookmarkStart w:id="18" w:name="_Toc228358805"/>
+      <w:r>
+        <w:rPr>
+          <w:sz w:val="32"/>
+          <w:szCs w:val="32"/>
+        </w:rPr>
+        <w:t xml:space="preserve">3.2 </w:t>
+      </w:r>
+      <w:r>
+        <w:rPr>
+          <w:sz w:val="32"/>
+          <w:szCs w:val="32"/>
+        </w:rPr>
+        <w:t xml:space="preserve">Project </w:t>
+      </w:r>
+      <w:r>
+        <w:rPr>
+          <w:sz w:val="32"/>
+          <w:szCs w:val="32"/>
+        </w:rPr>
+        <w:t>Objectives</w:t>
+      </w:r>
+      <w:bookmarkEnd w:id="18"/>
+    </w:p>
+    <w:p>
+      <w:pPr>
+        <w:pStyle w:val="ListParagraph"/>
+        <w:widowControl w:val="0"/>
+        <w:numPr>
+          <w:ilvl w:val="0"/>
+          <w:numId w:val="10"/>
+        </w:numPr>
+        <w:tabs>
+          <w:tab w:val="left" w:pos="947"/>
+        </w:tabs>
+        <w:autoSpaceDE w:val="0"/>
+        <w:autoSpaceDN w:val="0"/>
+        <w:spacing w:before="161" w:after="0" w:line="240" w:lineRule="auto"/>
+        <w:rPr>
+          <w:rFonts w:ascii="Arial" w:hAnsi="Arial" w:cs="Arial"/>
+        </w:rPr>
+      </w:pPr>
+      <w:bookmarkStart w:id="19" w:name="_Toc228358806"/>
+      <w:r>
+        <w:rPr>
+          <w:rFonts w:ascii="Arial" w:hAnsi="Arial" w:cs="Arial"/>
+          <w:b/>
+        </w:rPr>
+        <w:t>Objective</w:t>
+      </w:r>
+      <w:r>
+        <w:rPr>
+          <w:rFonts w:ascii="Arial" w:hAnsi="Arial" w:cs="Arial"/>
+          <w:b/>
+          <w:spacing w:val="-9"/>
+        </w:rPr>
+        <w:t xml:space="preserve"> </w:t>
+      </w:r>
+      <w:r>
+        <w:rPr>
+          <w:rFonts w:ascii="Arial" w:hAnsi="Arial" w:cs="Arial"/>
+          <w:b/>
+        </w:rPr>
+        <w:t>1:</w:t>
+      </w:r>
+      <w:r>
+        <w:rPr>
+          <w:rFonts w:ascii="Arial" w:hAnsi="Arial" w:cs="Arial"/>
+          <w:b/>
+          <w:spacing w:val="-6"/>
+        </w:rPr>
+        <w:t xml:space="preserve"> </w:t>
+      </w:r>
+      <w:r>
+        <w:rPr>
+          <w:rFonts w:ascii="Arial" w:hAnsi="Arial" w:cs="Arial"/>
+        </w:rPr>
+        <w:t>Research</w:t>
+      </w:r>
+      <w:r>
+        <w:rPr>
+          <w:rFonts w:ascii="Arial" w:hAnsi="Arial" w:cs="Arial"/>
+          <w:spacing w:val="-10"/>
+        </w:rPr>
+        <w:t xml:space="preserve"> </w:t>
+      </w:r>
+      <w:r>
+        <w:rPr>
+          <w:rFonts w:ascii="Arial" w:hAnsi="Arial" w:cs="Arial"/>
+        </w:rPr>
+        <w:t>focused</w:t>
+      </w:r>
+      <w:r>
+        <w:rPr>
+          <w:rFonts w:ascii="Arial" w:hAnsi="Arial" w:cs="Arial"/>
+          <w:spacing w:val="-6"/>
+        </w:rPr>
+        <w:t xml:space="preserve"> </w:t>
+      </w:r>
+      <w:r>
+        <w:rPr>
+          <w:rFonts w:ascii="Arial" w:hAnsi="Arial" w:cs="Arial"/>
+        </w:rPr>
+        <w:t>to</w:t>
+      </w:r>
+      <w:r>
+        <w:rPr>
+          <w:rFonts w:ascii="Arial" w:hAnsi="Arial" w:cs="Arial"/>
+          <w:spacing w:val="-9"/>
+        </w:rPr>
+        <w:t xml:space="preserve"> </w:t>
+      </w:r>
+      <w:r>
+        <w:rPr>
+          <w:rFonts w:ascii="Arial" w:hAnsi="Arial" w:cs="Arial"/>
+        </w:rPr>
+        <w:t>establish</w:t>
+      </w:r>
+      <w:r>
+        <w:rPr>
+          <w:rFonts w:ascii="Arial" w:hAnsi="Arial" w:cs="Arial"/>
+          <w:spacing w:val="-6"/>
+        </w:rPr>
+        <w:t xml:space="preserve"> </w:t>
+      </w:r>
+      <w:r>
+        <w:rPr>
+          <w:rFonts w:ascii="Arial" w:hAnsi="Arial" w:cs="Arial"/>
+        </w:rPr>
+        <w:t>knowledge</w:t>
+      </w:r>
+      <w:r>
+        <w:rPr>
+          <w:rFonts w:ascii="Arial" w:hAnsi="Arial" w:cs="Arial"/>
+          <w:spacing w:val="-6"/>
+        </w:rPr>
+        <w:t xml:space="preserve"> </w:t>
+      </w:r>
+      <w:r>
+        <w:rPr>
+          <w:rFonts w:ascii="Arial" w:hAnsi="Arial" w:cs="Arial"/>
+          <w:spacing w:val="-2"/>
+        </w:rPr>
+        <w:t>foundation</w:t>
+      </w:r>
+    </w:p>
+    <w:p>
+      <w:pPr>
+        <w:pStyle w:val="ListParagraph"/>
+        <w:widowControl w:val="0"/>
+        <w:numPr>
+          <w:ilvl w:val="0"/>
+          <w:numId w:val="10"/>
+        </w:numPr>
+        <w:tabs>
+          <w:tab w:val="left" w:pos="947"/>
+        </w:tabs>
+        <w:autoSpaceDE w:val="0"/>
+        <w:autoSpaceDN w:val="0"/>
+        <w:spacing w:before="200" w:after="0" w:line="240" w:lineRule="auto"/>
+        <w:rPr>
+          <w:rFonts w:ascii="Arial" w:hAnsi="Arial" w:cs="Arial"/>
+        </w:rPr>
+      </w:pPr>
+      <w:r>
+        <w:rPr>
+          <w:rFonts w:ascii="Arial" w:hAnsi="Arial" w:cs="Arial"/>
+          <w:b/>
+        </w:rPr>
+        <w:t>Objective</w:t>
+      </w:r>
+      <w:r>
+        <w:rPr>
+          <w:rFonts w:ascii="Arial" w:hAnsi="Arial" w:cs="Arial"/>
+          <w:b/>
+          <w:spacing w:val="-14"/>
+        </w:rPr>
+        <w:t xml:space="preserve"> </w:t>
+      </w:r>
+      <w:r>
+        <w:rPr>
+          <w:rFonts w:ascii="Arial" w:hAnsi="Arial" w:cs="Arial"/>
+          <w:b/>
+        </w:rPr>
+        <w:t>2:</w:t>
+      </w:r>
+      <w:r>
+        <w:rPr>
+          <w:rFonts w:ascii="Arial" w:hAnsi="Arial" w:cs="Arial"/>
+          <w:b/>
+          <w:spacing w:val="-14"/>
+        </w:rPr>
+        <w:t xml:space="preserve"> </w:t>
+      </w:r>
+      <w:r>
+        <w:rPr>
+          <w:rFonts w:ascii="Arial" w:hAnsi="Arial" w:cs="Arial"/>
+        </w:rPr>
+        <w:t>Technical</w:t>
+      </w:r>
+      <w:r>
+        <w:rPr>
+          <w:rFonts w:ascii="Arial" w:hAnsi="Arial" w:cs="Arial"/>
+          <w:spacing w:val="-11"/>
+        </w:rPr>
+        <w:t xml:space="preserve"> </w:t>
+      </w:r>
+      <w:r>
+        <w:rPr>
+          <w:rFonts w:ascii="Arial" w:hAnsi="Arial" w:cs="Arial"/>
+        </w:rPr>
+        <w:t>implementation</w:t>
+      </w:r>
+      <w:r>
+        <w:rPr>
+          <w:rFonts w:ascii="Arial" w:hAnsi="Arial" w:cs="Arial"/>
+          <w:spacing w:val="-10"/>
+        </w:rPr>
+        <w:t xml:space="preserve"> </w:t>
+      </w:r>
+      <w:r>
+        <w:rPr>
+          <w:rFonts w:ascii="Arial" w:hAnsi="Arial" w:cs="Arial"/>
+        </w:rPr>
+        <w:t>building</w:t>
+      </w:r>
+      <w:r>
+        <w:rPr>
+          <w:rFonts w:ascii="Arial" w:hAnsi="Arial" w:cs="Arial"/>
+          <w:spacing w:val="-10"/>
+        </w:rPr>
+        <w:t xml:space="preserve"> </w:t>
+      </w:r>
+      <w:r>
+        <w:rPr>
+          <w:rFonts w:ascii="Arial" w:hAnsi="Arial" w:cs="Arial"/>
+        </w:rPr>
+        <w:t>the</w:t>
+      </w:r>
+      <w:r>
+        <w:rPr>
+          <w:rFonts w:ascii="Arial" w:hAnsi="Arial" w:cs="Arial"/>
+          <w:spacing w:val="-9"/>
+        </w:rPr>
+        <w:t xml:space="preserve"> </w:t>
+      </w:r>
+      <w:r>
+        <w:rPr>
+          <w:rFonts w:ascii="Arial" w:hAnsi="Arial" w:cs="Arial"/>
+        </w:rPr>
+        <w:t>input</w:t>
+      </w:r>
+      <w:r>
+        <w:rPr>
+          <w:rFonts w:ascii="Arial" w:hAnsi="Arial" w:cs="Arial"/>
+          <w:spacing w:val="-9"/>
+        </w:rPr>
+        <w:t xml:space="preserve"> </w:t>
+      </w:r>
+      <w:r>
+        <w:rPr>
+          <w:rFonts w:ascii="Arial" w:hAnsi="Arial" w:cs="Arial"/>
+          <w:spacing w:val="-2"/>
+        </w:rPr>
+        <w:t>system</w:t>
+      </w:r>
+    </w:p>
+    <w:p>
+      <w:pPr>
+        <w:pStyle w:val="ListParagraph"/>
+        <w:widowControl w:val="0"/>
+        <w:numPr>
+          <w:ilvl w:val="0"/>
+          <w:numId w:val="10"/>
+        </w:numPr>
+        <w:tabs>
+          <w:tab w:val="left" w:pos="947"/>
+        </w:tabs>
+        <w:autoSpaceDE w:val="0"/>
+        <w:autoSpaceDN w:val="0"/>
+        <w:spacing w:before="199" w:after="0" w:line="280" w:lineRule="auto"/>
+        <w:ind w:right="344"/>
+        <w:rPr>
+          <w:rFonts w:ascii="Arial" w:hAnsi="Arial" w:cs="Arial"/>
+        </w:rPr>
+      </w:pPr>
+      <w:r>
+        <w:rPr>
+          <w:rFonts w:ascii="Arial" w:hAnsi="Arial" w:cs="Arial"/>
+          <w:b/>
+        </w:rPr>
+        <w:t>Objective</w:t>
+      </w:r>
+      <w:r>
+        <w:rPr>
+          <w:rFonts w:ascii="Arial" w:hAnsi="Arial" w:cs="Arial"/>
+          <w:b/>
+          <w:spacing w:val="-4"/>
+        </w:rPr>
+        <w:t xml:space="preserve"> </w:t>
+      </w:r>
+      <w:r>
+        <w:rPr>
+          <w:rFonts w:ascii="Arial" w:hAnsi="Arial" w:cs="Arial"/>
+          <w:b/>
+        </w:rPr>
+        <w:t>3:</w:t>
+      </w:r>
+      <w:r>
+        <w:rPr>
+          <w:rFonts w:ascii="Arial" w:hAnsi="Arial" w:cs="Arial"/>
+          <w:b/>
+          <w:spacing w:val="-4"/>
+        </w:rPr>
+        <w:t xml:space="preserve"> </w:t>
+      </w:r>
+      <w:r>
+        <w:rPr>
+          <w:rFonts w:ascii="Arial" w:hAnsi="Arial" w:cs="Arial"/>
+        </w:rPr>
+        <w:t>Gameplay</w:t>
+      </w:r>
+      <w:r>
+        <w:rPr>
+          <w:rFonts w:ascii="Arial" w:hAnsi="Arial" w:cs="Arial"/>
+          <w:spacing w:val="-6"/>
+        </w:rPr>
+        <w:t xml:space="preserve"> </w:t>
+      </w:r>
+      <w:r>
+        <w:rPr>
+          <w:rFonts w:ascii="Arial" w:hAnsi="Arial" w:cs="Arial"/>
+        </w:rPr>
+        <w:t>design</w:t>
+      </w:r>
+      <w:r>
+        <w:rPr>
+          <w:rFonts w:ascii="Arial" w:hAnsi="Arial" w:cs="Arial"/>
+          <w:spacing w:val="-2"/>
+        </w:rPr>
+        <w:t xml:space="preserve"> </w:t>
+      </w:r>
+      <w:r>
+        <w:rPr>
+          <w:rFonts w:ascii="Arial" w:hAnsi="Arial" w:cs="Arial"/>
+        </w:rPr>
+        <w:t>integration,</w:t>
+      </w:r>
+      <w:r>
+        <w:rPr>
+          <w:rFonts w:ascii="Arial" w:hAnsi="Arial" w:cs="Arial"/>
+          <w:spacing w:val="-3"/>
+        </w:rPr>
+        <w:t xml:space="preserve"> </w:t>
+      </w:r>
+      <w:r>
+        <w:rPr>
+          <w:rFonts w:ascii="Arial" w:hAnsi="Arial" w:cs="Arial"/>
+        </w:rPr>
+        <w:t>creating</w:t>
+      </w:r>
+      <w:r>
+        <w:rPr>
+          <w:rFonts w:ascii="Arial" w:hAnsi="Arial" w:cs="Arial"/>
+          <w:spacing w:val="-2"/>
+        </w:rPr>
+        <w:t xml:space="preserve"> </w:t>
+      </w:r>
+      <w:r>
+        <w:rPr>
+          <w:rFonts w:ascii="Arial" w:hAnsi="Arial" w:cs="Arial"/>
+        </w:rPr>
+        <w:t>the</w:t>
+      </w:r>
+      <w:r>
+        <w:rPr>
+          <w:rFonts w:ascii="Arial" w:hAnsi="Arial" w:cs="Arial"/>
+          <w:spacing w:val="-4"/>
+        </w:rPr>
+        <w:t xml:space="preserve"> </w:t>
+      </w:r>
+      <w:r>
+        <w:rPr>
+          <w:rFonts w:ascii="Arial" w:hAnsi="Arial" w:cs="Arial"/>
+        </w:rPr>
+        <w:t>game</w:t>
+      </w:r>
+      <w:r>
+        <w:rPr>
+          <w:rFonts w:ascii="Arial" w:hAnsi="Arial" w:cs="Arial"/>
+          <w:spacing w:val="-4"/>
+        </w:rPr>
+        <w:t xml:space="preserve"> </w:t>
+      </w:r>
+      <w:r>
+        <w:rPr>
+          <w:rFonts w:ascii="Arial" w:hAnsi="Arial" w:cs="Arial"/>
+        </w:rPr>
+        <w:t>around</w:t>
+      </w:r>
+      <w:r>
+        <w:rPr>
+          <w:rFonts w:ascii="Arial" w:hAnsi="Arial" w:cs="Arial"/>
+          <w:spacing w:val="-5"/>
+        </w:rPr>
+        <w:t xml:space="preserve"> </w:t>
+      </w:r>
+      <w:r>
+        <w:rPr>
+          <w:rFonts w:ascii="Arial" w:hAnsi="Arial" w:cs="Arial"/>
+        </w:rPr>
+        <w:t>the</w:t>
+      </w:r>
+      <w:r>
+        <w:rPr>
+          <w:rFonts w:ascii="Arial" w:hAnsi="Arial" w:cs="Arial"/>
+          <w:spacing w:val="-2"/>
+        </w:rPr>
+        <w:t xml:space="preserve"> </w:t>
+      </w:r>
+      <w:r>
+        <w:rPr>
+          <w:rFonts w:ascii="Arial" w:hAnsi="Arial" w:cs="Arial"/>
+        </w:rPr>
+        <w:t xml:space="preserve">input </w:t>
+      </w:r>
+      <w:r>
+        <w:rPr>
+          <w:rFonts w:ascii="Arial" w:hAnsi="Arial" w:cs="Arial"/>
+          <w:spacing w:val="-2"/>
+        </w:rPr>
+        <w:t>system.</w:t>
+      </w:r>
+    </w:p>
+    <w:p>
+      <w:pPr>
+        <w:pStyle w:val="ListParagraph"/>
+        <w:widowControl w:val="0"/>
+        <w:numPr>
+          <w:ilvl w:val="0"/>
+          <w:numId w:val="10"/>
+        </w:numPr>
+        <w:tabs>
+          <w:tab w:val="left" w:pos="947"/>
+        </w:tabs>
+        <w:autoSpaceDE w:val="0"/>
+        <w:autoSpaceDN w:val="0"/>
+        <w:spacing w:before="157" w:after="0" w:line="240" w:lineRule="auto"/>
+        <w:rPr>
+          <w:rFonts w:ascii="Arial" w:hAnsi="Arial" w:cs="Arial"/>
+        </w:rPr>
+      </w:pPr>
+      <w:r>
+        <w:rPr>
+          <w:rFonts w:ascii="Arial" w:hAnsi="Arial" w:cs="Arial"/>
+          <w:b/>
+        </w:rPr>
+        <w:t>Objective</w:t>
+      </w:r>
+      <w:r>
+        <w:rPr>
+          <w:rFonts w:ascii="Arial" w:hAnsi="Arial" w:cs="Arial"/>
+          <w:b/>
+          <w:spacing w:val="-8"/>
+        </w:rPr>
+        <w:t xml:space="preserve"> </w:t>
+      </w:r>
+      <w:r>
+        <w:rPr>
+          <w:rFonts w:ascii="Arial" w:hAnsi="Arial" w:cs="Arial"/>
+          <w:b/>
+        </w:rPr>
+        <w:t>4:</w:t>
+      </w:r>
+      <w:r>
+        <w:rPr>
+          <w:rFonts w:ascii="Arial" w:hAnsi="Arial" w:cs="Arial"/>
+          <w:b/>
+          <w:spacing w:val="-6"/>
+        </w:rPr>
+        <w:t xml:space="preserve"> </w:t>
+      </w:r>
+      <w:r>
+        <w:rPr>
+          <w:rFonts w:ascii="Arial" w:hAnsi="Arial" w:cs="Arial"/>
+        </w:rPr>
+        <w:t>Prototype</w:t>
+      </w:r>
+      <w:r>
+        <w:rPr>
+          <w:rFonts w:ascii="Arial" w:hAnsi="Arial" w:cs="Arial"/>
+          <w:spacing w:val="-8"/>
+        </w:rPr>
+        <w:t xml:space="preserve"> </w:t>
+      </w:r>
+      <w:r>
+        <w:rPr>
+          <w:rFonts w:ascii="Arial" w:hAnsi="Arial" w:cs="Arial"/>
+        </w:rPr>
+        <w:t>completion,</w:t>
+      </w:r>
+      <w:r>
+        <w:rPr>
+          <w:rFonts w:ascii="Arial" w:hAnsi="Arial" w:cs="Arial"/>
+          <w:spacing w:val="-6"/>
+        </w:rPr>
+        <w:t xml:space="preserve"> </w:t>
+      </w:r>
+      <w:r>
+        <w:rPr>
+          <w:rFonts w:ascii="Arial" w:hAnsi="Arial" w:cs="Arial"/>
+        </w:rPr>
+        <w:t>have</w:t>
+      </w:r>
+      <w:r>
+        <w:rPr>
+          <w:rFonts w:ascii="Arial" w:hAnsi="Arial" w:cs="Arial"/>
+          <w:spacing w:val="-6"/>
+        </w:rPr>
+        <w:t xml:space="preserve"> </w:t>
+      </w:r>
+      <w:r>
+        <w:rPr>
+          <w:rFonts w:ascii="Arial" w:hAnsi="Arial" w:cs="Arial"/>
+        </w:rPr>
+        <w:t>a</w:t>
+      </w:r>
+      <w:r>
+        <w:rPr>
+          <w:rFonts w:ascii="Arial" w:hAnsi="Arial" w:cs="Arial"/>
+          <w:spacing w:val="-8"/>
+        </w:rPr>
+        <w:t xml:space="preserve"> </w:t>
+      </w:r>
+      <w:r>
+        <w:rPr>
+          <w:rFonts w:ascii="Arial" w:hAnsi="Arial" w:cs="Arial"/>
+        </w:rPr>
+        <w:t>playable</w:t>
+      </w:r>
+      <w:r>
+        <w:rPr>
+          <w:rFonts w:ascii="Arial" w:hAnsi="Arial" w:cs="Arial"/>
+          <w:spacing w:val="-5"/>
+        </w:rPr>
+        <w:t xml:space="preserve"> </w:t>
+      </w:r>
+      <w:r>
+        <w:rPr>
+          <w:rFonts w:ascii="Arial" w:hAnsi="Arial" w:cs="Arial"/>
+          <w:spacing w:val="-2"/>
+        </w:rPr>
+        <w:t>build</w:t>
+      </w:r>
+    </w:p>
+    <w:p>
+      <w:pPr>
+        <w:pStyle w:val="ListParagraph"/>
+        <w:widowControl w:val="0"/>
+        <w:numPr>
+          <w:ilvl w:val="0"/>
+          <w:numId w:val="10"/>
+        </w:numPr>
+        <w:tabs>
+          <w:tab w:val="left" w:pos="947"/>
+        </w:tabs>
+        <w:autoSpaceDE w:val="0"/>
+        <w:autoSpaceDN w:val="0"/>
+        <w:spacing w:before="198" w:after="0" w:line="240" w:lineRule="auto"/>
+        <w:rPr>
+          <w:rFonts w:ascii="Arial" w:hAnsi="Arial" w:cs="Arial"/>
+        </w:rPr>
+      </w:pPr>
+      <w:r>
+        <w:rPr>
+          <w:rFonts w:ascii="Arial" w:hAnsi="Arial" w:cs="Arial"/>
+          <w:b/>
+        </w:rPr>
+        <w:t>Objective</w:t>
+      </w:r>
+      <w:r>
+        <w:rPr>
+          <w:rFonts w:ascii="Arial" w:hAnsi="Arial" w:cs="Arial"/>
+          <w:b/>
+          <w:spacing w:val="-6"/>
+        </w:rPr>
+        <w:t xml:space="preserve"> </w:t>
+      </w:r>
+      <w:r>
+        <w:rPr>
+          <w:rFonts w:ascii="Arial" w:hAnsi="Arial" w:cs="Arial"/>
+          <w:b/>
+        </w:rPr>
+        <w:t>5:</w:t>
+      </w:r>
+      <w:r>
+        <w:rPr>
+          <w:rFonts w:ascii="Arial" w:hAnsi="Arial" w:cs="Arial"/>
+          <w:b/>
+          <w:spacing w:val="-6"/>
+        </w:rPr>
+        <w:t xml:space="preserve"> </w:t>
+      </w:r>
+      <w:r>
+        <w:rPr>
+          <w:rFonts w:ascii="Arial" w:hAnsi="Arial" w:cs="Arial"/>
+        </w:rPr>
+        <w:t>User</w:t>
+      </w:r>
+      <w:r>
+        <w:rPr>
+          <w:rFonts w:ascii="Arial" w:hAnsi="Arial" w:cs="Arial"/>
+          <w:spacing w:val="-6"/>
+        </w:rPr>
+        <w:t xml:space="preserve"> </w:t>
+      </w:r>
+      <w:r>
+        <w:rPr>
+          <w:rFonts w:ascii="Arial" w:hAnsi="Arial" w:cs="Arial"/>
+        </w:rPr>
+        <w:t>testing</w:t>
+      </w:r>
+      <w:r>
+        <w:rPr>
+          <w:rFonts w:ascii="Arial" w:hAnsi="Arial" w:cs="Arial"/>
+          <w:spacing w:val="-5"/>
+        </w:rPr>
+        <w:t xml:space="preserve"> </w:t>
+      </w:r>
+      <w:r>
+        <w:rPr>
+          <w:rFonts w:ascii="Arial" w:hAnsi="Arial" w:cs="Arial"/>
+        </w:rPr>
+        <w:t>and</w:t>
+      </w:r>
+      <w:r>
+        <w:rPr>
+          <w:rFonts w:ascii="Arial" w:hAnsi="Arial" w:cs="Arial"/>
+          <w:spacing w:val="-5"/>
+        </w:rPr>
+        <w:t xml:space="preserve"> </w:t>
+      </w:r>
+      <w:r>
+        <w:rPr>
+          <w:rFonts w:ascii="Arial" w:hAnsi="Arial" w:cs="Arial"/>
+        </w:rPr>
+        <w:t>evaluate</w:t>
+      </w:r>
+      <w:r>
+        <w:rPr>
+          <w:rFonts w:ascii="Arial" w:hAnsi="Arial" w:cs="Arial"/>
+          <w:spacing w:val="-5"/>
+        </w:rPr>
+        <w:t xml:space="preserve"> </w:t>
+      </w:r>
+      <w:r>
+        <w:rPr>
+          <w:rFonts w:ascii="Arial" w:hAnsi="Arial" w:cs="Arial"/>
+          <w:spacing w:val="-2"/>
+        </w:rPr>
+        <w:t>experience</w:t>
+      </w:r>
+    </w:p>
+    <w:p>
+      <w:pPr>
+        <w:pStyle w:val="ListParagraph"/>
+        <w:widowControl w:val="0"/>
+        <w:numPr>
+          <w:ilvl w:val="0"/>
+          <w:numId w:val="10"/>
+        </w:numPr>
+        <w:tabs>
+          <w:tab w:val="left" w:pos="947"/>
+        </w:tabs>
+        <w:autoSpaceDE w:val="0"/>
+        <w:autoSpaceDN w:val="0"/>
+        <w:spacing w:before="201" w:after="0" w:line="240" w:lineRule="auto"/>
+        <w:rPr>
+          <w:rFonts w:ascii="Arial" w:hAnsi="Arial" w:cs="Arial"/>
+        </w:rPr>
+      </w:pPr>
+      <w:r>
+        <w:rPr>
+          <w:rFonts w:ascii="Arial" w:hAnsi="Arial" w:cs="Arial"/>
+          <w:b/>
+        </w:rPr>
+        <w:t>Objective</w:t>
+      </w:r>
+      <w:r>
+        <w:rPr>
+          <w:rFonts w:ascii="Arial" w:hAnsi="Arial" w:cs="Arial"/>
+          <w:b/>
+          <w:spacing w:val="-9"/>
+        </w:rPr>
+        <w:t xml:space="preserve"> </w:t>
+      </w:r>
+      <w:r>
+        <w:rPr>
+          <w:rFonts w:ascii="Arial" w:hAnsi="Arial" w:cs="Arial"/>
+          <w:b/>
+        </w:rPr>
+        <w:t>6:</w:t>
+      </w:r>
+      <w:r>
+        <w:rPr>
+          <w:rFonts w:ascii="Arial" w:hAnsi="Arial" w:cs="Arial"/>
+          <w:b/>
+          <w:spacing w:val="-15"/>
+        </w:rPr>
+        <w:t xml:space="preserve"> </w:t>
+      </w:r>
+      <w:r>
+        <w:rPr>
+          <w:rFonts w:ascii="Arial" w:hAnsi="Arial" w:cs="Arial"/>
+        </w:rPr>
+        <w:t>Analysis</w:t>
+      </w:r>
+      <w:r>
+        <w:rPr>
+          <w:rFonts w:ascii="Arial" w:hAnsi="Arial" w:cs="Arial"/>
+          <w:spacing w:val="-5"/>
+        </w:rPr>
+        <w:t xml:space="preserve"> </w:t>
+      </w:r>
+      <w:r>
+        <w:rPr>
+          <w:rFonts w:ascii="Arial" w:hAnsi="Arial" w:cs="Arial"/>
+        </w:rPr>
+        <w:t>and</w:t>
+      </w:r>
+      <w:r>
+        <w:rPr>
+          <w:rFonts w:ascii="Arial" w:hAnsi="Arial" w:cs="Arial"/>
+          <w:spacing w:val="-5"/>
+        </w:rPr>
+        <w:t xml:space="preserve"> </w:t>
+      </w:r>
+      <w:r>
+        <w:rPr>
+          <w:rFonts w:ascii="Arial" w:hAnsi="Arial" w:cs="Arial"/>
+          <w:spacing w:val="-2"/>
+        </w:rPr>
+        <w:t>documentation</w:t>
+      </w:r>
+    </w:p>
+    <w:p>
+      <w:pPr>
+        <w:pStyle w:val="Heading1"/>
+        <w:rPr>
+          <w:sz w:val="32"/>
+          <w:szCs w:val="32"/>
+        </w:rPr>
+      </w:pPr>
+      <w:r>
+        <w:rPr>
+          <w:sz w:val="32"/>
+          <w:szCs w:val="32"/>
+        </w:rPr>
+        <w:t xml:space="preserve">3.3 </w:t>
+      </w:r>
+      <w:r>
+        <w:rPr>
+          <w:sz w:val="32"/>
+          <w:szCs w:val="32"/>
+        </w:rPr>
+        <w:t xml:space="preserve">Project </w:t>
+      </w:r>
+      <w:r>
+        <w:rPr>
+          <w:sz w:val="32"/>
+          <w:szCs w:val="32"/>
+        </w:rPr>
+        <w:t>Scope</w:t>
+      </w:r>
+      <w:bookmarkEnd w:id="19"/>
+    </w:p>
+    <w:p>
+      <w:pPr>
+        <w:pStyle w:val="BodyText"/>
+        <w:spacing w:before="148" w:line="278" w:lineRule="auto"/>
+        <w:ind w:left="0" w:right="108"/>
+      </w:pPr>
+      <w:r>
+        <w:t>This</w:t>
+      </w:r>
+      <w:r>
+        <w:rPr>
+          <w:spacing w:val="-2"/>
+        </w:rPr>
+        <w:t xml:space="preserve"> </w:t>
+      </w:r>
+      <w:r>
+        <w:t>project</w:t>
+      </w:r>
+      <w:r>
+        <w:rPr>
+          <w:spacing w:val="-2"/>
+        </w:rPr>
+        <w:t xml:space="preserve"> </w:t>
+      </w:r>
+      <w:r>
+        <w:t>will</w:t>
+      </w:r>
+      <w:r>
+        <w:rPr>
+          <w:spacing w:val="-3"/>
+        </w:rPr>
+        <w:t xml:space="preserve"> </w:t>
+      </w:r>
+      <w:r>
+        <w:t>concentrate</w:t>
+      </w:r>
+      <w:r>
+        <w:rPr>
+          <w:spacing w:val="-3"/>
+        </w:rPr>
+        <w:t xml:space="preserve"> </w:t>
+      </w:r>
+      <w:r>
+        <w:t>on</w:t>
+      </w:r>
+      <w:r>
+        <w:rPr>
+          <w:spacing w:val="-4"/>
+        </w:rPr>
+        <w:t xml:space="preserve"> </w:t>
+      </w:r>
+      <w:r>
+        <w:t>alternative</w:t>
+      </w:r>
+      <w:r>
+        <w:rPr>
+          <w:spacing w:val="-2"/>
+        </w:rPr>
+        <w:t xml:space="preserve"> </w:t>
+      </w:r>
+      <w:r>
+        <w:t>input</w:t>
+      </w:r>
+      <w:r>
+        <w:rPr>
+          <w:spacing w:val="-2"/>
+        </w:rPr>
+        <w:t xml:space="preserve"> </w:t>
+      </w:r>
+      <w:r>
+        <w:t>methods</w:t>
+      </w:r>
+      <w:r>
+        <w:rPr>
+          <w:spacing w:val="-2"/>
+        </w:rPr>
+        <w:t xml:space="preserve"> </w:t>
+      </w:r>
+      <w:r>
+        <w:t>which</w:t>
+      </w:r>
+      <w:r>
+        <w:rPr>
+          <w:spacing w:val="-2"/>
+        </w:rPr>
+        <w:t xml:space="preserve"> </w:t>
+      </w:r>
+      <w:r>
+        <w:t>will</w:t>
+      </w:r>
+      <w:r>
+        <w:rPr>
+          <w:spacing w:val="-3"/>
+        </w:rPr>
+        <w:t xml:space="preserve"> </w:t>
+      </w:r>
+      <w:r>
+        <w:t>help</w:t>
+      </w:r>
+      <w:r>
+        <w:rPr>
+          <w:spacing w:val="-4"/>
+        </w:rPr>
+        <w:t xml:space="preserve"> </w:t>
+      </w:r>
+      <w:r>
+        <w:t>the</w:t>
+      </w:r>
+      <w:r>
+        <w:rPr>
+          <w:spacing w:val="-4"/>
+        </w:rPr>
+        <w:t xml:space="preserve"> </w:t>
+      </w:r>
+      <w:r>
+        <w:t>user capture the full experience of the hardware, such as motion control.</w:t>
+      </w:r>
+      <w:r>
+        <w:rPr>
+          <w:spacing w:val="-2"/>
+        </w:rPr>
+        <w:t xml:space="preserve"> </w:t>
+      </w:r>
+      <w:r>
+        <w:t xml:space="preserve">Another focus will be researching and prototyping while also developing a game that will help understand this hardware. This project will not be developing multiple input systems or full-scale commercial </w:t>
+      </w:r>
+      <w:r>
+        <w:t>games</w:t>
+      </w:r>
+      <w:r>
+        <w:t>.</w:t>
+      </w:r>
+      <w:r>
+        <w:t xml:space="preserve"> It is purely for analyzing how alternative game controllers can shape player experience and immersion and </w:t>
+      </w:r>
+      <w:r>
+        <w:t>improvements</w:t>
+      </w:r>
+      <w:r>
+        <w:t xml:space="preserve"> that can be made.</w:t>
+      </w:r>
+    </w:p>
+    <w:p>
+      <w:pPr>
+        <w:pStyle w:val="Heading1"/>
+        <w:rPr>
+          <w:sz w:val="32"/>
+          <w:szCs w:val="32"/>
+        </w:rPr>
+      </w:pPr>
+      <w:bookmarkStart w:id="20" w:name="_Toc228358807"/>
+      <w:r>
+        <w:rPr>
+          <w:sz w:val="32"/>
+          <w:szCs w:val="32"/>
+        </w:rPr>
+        <w:t xml:space="preserve">4.0 </w:t>
+      </w:r>
+      <w:r>
+        <w:rPr>
+          <w:sz w:val="32"/>
+          <w:szCs w:val="32"/>
+        </w:rPr>
+        <w:t>Project Design</w:t>
+      </w:r>
+      <w:bookmarkEnd w:id="20"/>
+    </w:p>
+    <w:p>
+      <w:pPr>
+        <w:rPr>
+          <w:rFonts w:ascii="Arial" w:hAnsi="Arial" w:cs="Arial"/>
+        </w:rPr>
+      </w:pPr>
+      <w:r>
+        <w:rPr>
+          <w:rFonts w:ascii="Arial" w:hAnsi="Arial" w:cs="Arial"/>
+        </w:rPr>
+        <w:t>This section outlines the practical steps</w:t>
+      </w:r>
+      <w:r>
+        <w:rPr>
+          <w:rFonts w:ascii="Arial" w:hAnsi="Arial" w:cs="Arial"/>
+        </w:rPr>
+        <w:t>, methods,</w:t>
+      </w:r>
+      <w:r>
+        <w:rPr>
+          <w:rFonts w:ascii="Arial" w:hAnsi="Arial" w:cs="Arial"/>
+        </w:rPr>
+        <w:t xml:space="preserve"> tools, and schedule you</w:t>
+      </w:r>
+      <w:r>
+        <w:rPr>
+          <w:rFonts w:ascii="Arial" w:hAnsi="Arial" w:cs="Arial"/>
+        </w:rPr>
+        <w:t xml:space="preserve"> will</w:t>
+      </w:r>
+      <w:r>
+        <w:rPr>
+          <w:rFonts w:ascii="Arial" w:hAnsi="Arial" w:cs="Arial"/>
+        </w:rPr>
+        <w:t xml:space="preserve"> follow for your project, covering the 'how' aspect.</w:t>
+      </w:r>
+    </w:p>
+    <w:p>
+      <w:pPr>
+        <w:pStyle w:val="Heading1"/>
+        <w:rPr>
+          <w:sz w:val="32"/>
+          <w:szCs w:val="32"/>
+        </w:rPr>
+      </w:pPr>
+      <w:bookmarkStart w:id="21" w:name="_Toc228358808"/>
+      <w:r>
+        <w:rPr>
+          <w:sz w:val="32"/>
+          <w:szCs w:val="32"/>
+        </w:rPr>
+        <w:t>4.1 Design and Methods</w:t>
+      </w:r>
+      <w:bookmarkEnd w:id="21"/>
+    </w:p>
+    <w:p>
+      <w:pPr>
+        <w:rPr>
+          <w:rFonts w:ascii="Arial" w:hAnsi="Arial" w:cs="Arial"/>
+        </w:rPr>
+      </w:pPr>
+      <w:r>
+        <w:rPr>
+          <w:rFonts w:ascii="Arial" w:hAnsi="Arial" w:cs="Arial"/>
+        </w:rPr>
+        <w:t xml:space="preserve">Outline the overall approach you plan to take. </w:t>
+      </w:r>
+      <w:r>
+        <w:rPr>
+          <w:rFonts w:ascii="Arial" w:hAnsi="Arial" w:cs="Arial"/>
+        </w:rPr>
+        <w:t xml:space="preserve">For example, will your project </w:t>
+      </w:r>
+      <w:r>
+        <w:rPr>
+          <w:rFonts w:ascii="Arial" w:hAnsi="Arial" w:cs="Arial"/>
+        </w:rPr>
+        <w:t>involve an experiment, survey, case study, development,</w:t>
+      </w:r>
+      <w:r>
+        <w:rPr>
+          <w:rFonts w:ascii="Arial" w:hAnsi="Arial" w:cs="Arial"/>
+        </w:rPr>
+        <w:t xml:space="preserve"> </w:t>
+      </w:r>
+      <w:r>
+        <w:rPr>
+          <w:rFonts w:ascii="Arial" w:hAnsi="Arial" w:cs="Arial"/>
+        </w:rPr>
+        <w:t>filmmaking</w:t>
+      </w:r>
+      <w:r>
+        <w:rPr>
+          <w:rFonts w:ascii="Arial" w:hAnsi="Arial" w:cs="Arial"/>
+        </w:rPr>
+        <w:t xml:space="preserve"> </w:t>
+      </w:r>
+      <w:r>
+        <w:rPr>
+          <w:rFonts w:ascii="Arial" w:hAnsi="Arial" w:cs="Arial"/>
+        </w:rPr>
+        <w:t>or literature-based analysis?</w:t>
+      </w:r>
+      <w:r>
+        <w:rPr>
+          <w:rFonts w:ascii="Arial" w:hAnsi="Arial" w:cs="Arial"/>
+        </w:rPr>
+        <w:t xml:space="preserve"> If so, what kind of data/information do you need? </w:t>
+      </w:r>
+      <w:r>
+        <w:rPr>
+          <w:rFonts w:ascii="Arial" w:hAnsi="Arial" w:cs="Arial"/>
+        </w:rPr>
+        <w:t>Detail the specific methods and techniques you will use to achieve each objective, such as qualitative interviews, statistical analysis, user-centred design, etc.</w:t>
       </w:r>
     </w:p>
     <w:p>
@@ -3614,7 +7470,14 @@
           <w:b/>
           <w:bCs/>
         </w:rPr>
-        <w:t>Note</w:t>
+        <w:lastRenderedPageBreak/>
+        <w:t>Note:</w:t>
+      </w:r>
+      <w:r>
+        <w:rPr>
+          <w:rFonts w:ascii="Arial" w:hAnsi="Arial" w:cs="Arial"/>
+        </w:rPr>
+        <w:t xml:space="preserve"> </w:t>
       </w:r>
       <w:r>
         <w:rPr>
@@ -3622,76 +7485,8 @@
           <w:i/>
           <w:iCs/>
         </w:rPr>
-        <w:t xml:space="preserve">: The review of concepts could be broken down into further sub-sections depending on the themes relevant to your topic that you identify during the review. </w:t>
-      </w:r>
-    </w:p>
-    <w:p>
-      <w:pPr>
-        <w:pStyle w:val="Heading2"/>
-      </w:pPr>
-      <w:bookmarkStart w:id="10" w:name="_Toc228105536"/>
-      <w:r>
-        <w:t>Technical Development</w:t>
-      </w:r>
-      <w:bookmarkEnd w:id="10"/>
-    </w:p>
-    <w:p>
-      <w:pPr>
-        <w:pStyle w:val="Heading2"/>
-      </w:pPr>
-      <w:bookmarkStart w:id="11" w:name="_Toc228105537"/>
-      <w:r>
-        <w:t>Immersion</w:t>
-      </w:r>
-      <w:bookmarkEnd w:id="11"/>
-    </w:p>
-    <w:p>
-      <w:pPr>
-        <w:pStyle w:val="Heading2"/>
-      </w:pPr>
-      <w:bookmarkStart w:id="12" w:name="_Toc228105538"/>
-      <w:r>
-        <w:t>Alternative Game Controllers</w:t>
-      </w:r>
-      <w:bookmarkEnd w:id="12"/>
-    </w:p>
-    <w:p>
-      <w:pPr>
-        <w:pStyle w:val="Heading2"/>
-      </w:pPr>
-      <w:bookmarkStart w:id="13" w:name="_Toc228105539"/>
-      <w:r>
-        <w:t>Player Experience</w:t>
-      </w:r>
-      <w:bookmarkEnd w:id="13"/>
-    </w:p>
-    <w:p>
-      <w:pPr>
-        <w:pStyle w:val="Heading2"/>
-      </w:pPr>
-      <w:bookmarkStart w:id="14" w:name="_Toc228105540"/>
-      <w:r>
-        <w:t>Accessibility</w:t>
-      </w:r>
-      <w:bookmarkEnd w:id="14"/>
-    </w:p>
-    <w:p>
-      <w:pPr>
-        <w:rPr>
-          <w:rFonts w:ascii="Arial" w:hAnsi="Arial" w:cs="Arial"/>
-          <w:i/>
-          <w:iCs/>
-        </w:rPr>
-      </w:pPr>
-    </w:p>
-    <w:p>
-      <w:pPr>
-        <w:rPr>
-          <w:rFonts w:ascii="Arial" w:hAnsi="Arial" w:cs="Arial"/>
-          <w:i/>
-          <w:iCs/>
-        </w:rPr>
-      </w:pPr>
+        <w:t xml:space="preserve">Considering the diverse availability of methods and design approaches, it is strongly recommended that discussions be made with the main supervisor to align the choice of project design with your chosen topic. </w:t>
+      </w:r>
     </w:p>
     <w:p>
       <w:pPr>
@@ -3701,215 +7496,115 @@
           <w:szCs w:val="32"/>
         </w:rPr>
       </w:pPr>
-      <w:bookmarkStart w:id="15" w:name="_Toc228105541"/>
+      <w:bookmarkStart w:id="22" w:name="_Toc228358809"/>
       <w:r>
         <w:rPr>
           <w:sz w:val="32"/>
           <w:szCs w:val="32"/>
         </w:rPr>
-        <w:t>2.</w:t>
-      </w:r>
-      <w:r>
+        <w:t>4.2 Justification of Methods</w:t>
+      </w:r>
+      <w:bookmarkEnd w:id="22"/>
+    </w:p>
+    <w:p>
+      <w:pPr>
+        <w:rPr>
+          <w:rFonts w:ascii="Arial" w:hAnsi="Arial" w:cs="Arial"/>
+        </w:rPr>
+      </w:pPr>
+      <w:r>
+        <w:rPr>
+          <w:rFonts w:ascii="Arial" w:hAnsi="Arial" w:cs="Arial"/>
+        </w:rPr>
+        <w:t xml:space="preserve">Justify your selection of these methods, explaining why they are the best fit for addressing your needs and meeting your project </w:t>
+      </w:r>
+      <w:r>
+        <w:rPr>
+          <w:rFonts w:ascii="Arial" w:hAnsi="Arial" w:cs="Arial"/>
+        </w:rPr>
+        <w:t>objectives</w:t>
+      </w:r>
+      <w:r>
+        <w:rPr>
+          <w:rFonts w:ascii="Arial" w:hAnsi="Arial" w:cs="Arial"/>
+        </w:rPr>
+        <w:t>. Briefly compare them to other methods and defend your decision.</w:t>
+      </w:r>
+    </w:p>
+    <w:p>
+      <w:pPr>
+        <w:pStyle w:val="Heading1"/>
         <w:rPr>
           <w:sz w:val="32"/>
           <w:szCs w:val="32"/>
         </w:rPr>
-        <w:t>1</w:t>
-      </w:r>
+      </w:pPr>
+      <w:bookmarkStart w:id="23" w:name="_Toc228358810"/>
       <w:r>
         <w:rPr>
           <w:sz w:val="32"/>
           <w:szCs w:val="32"/>
         </w:rPr>
-        <w:t xml:space="preserve"> Critical Analysis and Gap Identification</w:t>
-      </w:r>
-      <w:bookmarkEnd w:id="15"/>
-    </w:p>
-    <w:p>
-      <w:pPr>
-        <w:rPr>
-          <w:rFonts w:ascii="Arial" w:hAnsi="Arial" w:cs="Arial"/>
-        </w:rPr>
-      </w:pPr>
-      <w:r>
-        <w:rPr>
-          <w:rFonts w:ascii="Arial" w:hAnsi="Arial" w:cs="Arial"/>
-        </w:rPr>
-        <w:t xml:space="preserve">During this phase, you </w:t>
-      </w:r>
-      <w:r>
-        <w:rPr>
-          <w:rFonts w:ascii="Arial" w:hAnsi="Arial" w:cs="Arial"/>
-        </w:rPr>
-        <w:t>carry</w:t>
-      </w:r>
-      <w:r>
-        <w:rPr>
-          <w:rFonts w:ascii="Arial" w:hAnsi="Arial" w:cs="Arial"/>
-        </w:rPr>
-        <w:t xml:space="preserve"> out a critical </w:t>
-      </w:r>
-      <w:r>
-        <w:rPr>
-          <w:rFonts w:ascii="Arial" w:hAnsi="Arial" w:cs="Arial"/>
-        </w:rPr>
-        <w:t>reflection</w:t>
-      </w:r>
-      <w:r>
-        <w:rPr>
-          <w:rFonts w:ascii="Arial" w:hAnsi="Arial" w:cs="Arial"/>
-        </w:rPr>
-        <w:t xml:space="preserve"> of the sources you</w:t>
-      </w:r>
-      <w:r>
-        <w:rPr>
-          <w:rFonts w:ascii="Arial" w:hAnsi="Arial" w:cs="Arial"/>
-        </w:rPr>
-        <w:t xml:space="preserve"> have </w:t>
-      </w:r>
-      <w:r>
-        <w:rPr>
-          <w:rFonts w:ascii="Arial" w:hAnsi="Arial" w:cs="Arial"/>
-        </w:rPr>
-        <w:t xml:space="preserve">examined, identifying their limitations, contradictions, or disagreements within the </w:t>
-      </w:r>
-      <w:r>
-        <w:rPr>
-          <w:rFonts w:ascii="Arial" w:hAnsi="Arial" w:cs="Arial"/>
-        </w:rPr>
-        <w:lastRenderedPageBreak/>
-        <w:t>literature. Establish which questions remain unanswered. This critical scrutiny should help you pinpoint a specific "gap</w:t>
-      </w:r>
-      <w:r>
-        <w:rPr>
-          <w:rFonts w:ascii="Arial" w:hAnsi="Arial" w:cs="Arial"/>
-        </w:rPr>
-        <w:t>”</w:t>
-      </w:r>
-      <w:r>
-        <w:rPr>
-          <w:rFonts w:ascii="Arial" w:hAnsi="Arial" w:cs="Arial"/>
-        </w:rPr>
-        <w:t>; whether it</w:t>
-      </w:r>
-      <w:r>
-        <w:rPr>
-          <w:rFonts w:ascii="Arial" w:hAnsi="Arial" w:cs="Arial"/>
-        </w:rPr>
-        <w:t xml:space="preserve"> is</w:t>
-      </w:r>
-      <w:r>
-        <w:rPr>
-          <w:rFonts w:ascii="Arial" w:hAnsi="Arial" w:cs="Arial"/>
-        </w:rPr>
-        <w:t xml:space="preserve"> an unresolved issue, an underexplored area, a new perspective that has not been considered, or a practical solution that</w:t>
-      </w:r>
-      <w:r>
-        <w:rPr>
-          <w:rFonts w:ascii="Arial" w:hAnsi="Arial" w:cs="Arial"/>
-        </w:rPr>
-        <w:t xml:space="preserve"> is </w:t>
-      </w:r>
-      <w:r>
-        <w:rPr>
-          <w:rFonts w:ascii="Arial" w:hAnsi="Arial" w:cs="Arial"/>
-        </w:rPr>
-        <w:t xml:space="preserve">missing from existing </w:t>
-      </w:r>
-      <w:r>
-        <w:rPr>
-          <w:rFonts w:ascii="Arial" w:hAnsi="Arial" w:cs="Arial"/>
-        </w:rPr>
-        <w:t>studies.</w:t>
-      </w:r>
-    </w:p>
-    <w:p>
-      <w:pPr>
-        <w:rPr>
-          <w:rFonts w:ascii="Arial" w:hAnsi="Arial" w:cs="Arial"/>
-        </w:rPr>
-      </w:pPr>
-    </w:p>
-    <w:p>
-      <w:pPr>
-        <w:rPr>
-          <w:rFonts w:ascii="Arial" w:hAnsi="Arial" w:cs="Arial"/>
-        </w:rPr>
-      </w:pPr>
-    </w:p>
-    <w:p>
-      <w:pPr>
-        <w:pStyle w:val="Heading1"/>
+        <w:t>5</w:t>
+      </w:r>
+      <w:r>
         <w:rPr>
           <w:sz w:val="32"/>
           <w:szCs w:val="32"/>
         </w:rPr>
-      </w:pPr>
-      <w:bookmarkStart w:id="16" w:name="_Toc228105542"/>
-      <w:r>
+        <w:t>. Artefact Design</w:t>
+      </w:r>
+      <w:bookmarkEnd w:id="23"/>
+    </w:p>
+    <w:p>
+      <w:pPr>
+        <w:rPr>
+          <w:rFonts w:ascii="Arial" w:hAnsi="Arial" w:cs="Arial"/>
+        </w:rPr>
+      </w:pPr>
+      <w:r>
+        <w:rPr>
+          <w:rFonts w:ascii="Arial" w:hAnsi="Arial" w:cs="Arial"/>
+        </w:rPr>
+        <w:t>Use this section to give an objective and factual description of your artefact's design. Use clear, precise language and visuals to present the information.</w:t>
+      </w:r>
+    </w:p>
+    <w:p>
+      <w:pPr>
+        <w:pStyle w:val="Heading1"/>
         <w:rPr>
           <w:sz w:val="32"/>
           <w:szCs w:val="32"/>
         </w:rPr>
-        <w:t>2.</w:t>
-      </w:r>
+      </w:pPr>
+      <w:bookmarkStart w:id="24" w:name="_Toc228358811"/>
       <w:r>
         <w:rPr>
           <w:sz w:val="32"/>
           <w:szCs w:val="32"/>
         </w:rPr>
-        <w:t>2</w:t>
+        <w:t>5</w:t>
       </w:r>
       <w:r>
         <w:rPr>
           <w:sz w:val="32"/>
           <w:szCs w:val="32"/>
         </w:rPr>
-        <w:t xml:space="preserve"> Project Justification</w:t>
-      </w:r>
-      <w:bookmarkEnd w:id="16"/>
-    </w:p>
-    <w:p>
-      <w:pPr>
-        <w:rPr>
-          <w:rFonts w:ascii="Arial" w:hAnsi="Arial" w:cs="Arial"/>
-        </w:rPr>
-      </w:pPr>
-      <w:r>
-        <w:rPr>
-          <w:rFonts w:ascii="Arial" w:hAnsi="Arial" w:cs="Arial"/>
-        </w:rPr>
-        <w:t>Building on the identified gap in section 2.1, c</w:t>
-      </w:r>
-      <w:r>
-        <w:rPr>
-          <w:rFonts w:ascii="Arial" w:hAnsi="Arial" w:cs="Arial"/>
-        </w:rPr>
-        <w:t>learly explain how your project will fill the identified gap. This is where you can outline your question, hypothesis or proposed solution. Specifically link your project idea to the shortcomings or unanswered questions in existing studies.</w:t>
-      </w:r>
-      <w:r>
-        <w:rPr>
-          <w:rFonts w:ascii="Arial" w:hAnsi="Arial" w:cs="Arial"/>
-        </w:rPr>
-        <w:t xml:space="preserve"> It would add value if considerations </w:t>
-      </w:r>
-      <w:r>
-        <w:rPr>
-          <w:rFonts w:ascii="Arial" w:hAnsi="Arial" w:cs="Arial"/>
-        </w:rPr>
-        <w:t>were</w:t>
-      </w:r>
-      <w:r>
-        <w:rPr>
-          <w:rFonts w:ascii="Arial" w:hAnsi="Arial" w:cs="Arial"/>
-        </w:rPr>
-        <w:t xml:space="preserve"> given to how the project would be relevant to your industry, e.g., the benefits of using an AI-based prediction model by financial advisors in the stock exchange. </w:t>
-      </w:r>
-      <w:r>
-        <w:rPr>
-          <w:rFonts w:ascii="Arial" w:hAnsi="Arial" w:cs="Arial"/>
-        </w:rPr>
-        <w:t xml:space="preserve"> This section confirms that your project is not only attractive but also crucial and relevant.</w:t>
+        <w:t>.1 Design Specifications</w:t>
+      </w:r>
+      <w:bookmarkEnd w:id="24"/>
+    </w:p>
+    <w:p>
+      <w:pPr>
+        <w:rPr>
+          <w:rFonts w:ascii="Arial" w:hAnsi="Arial" w:cs="Arial"/>
+        </w:rPr>
+      </w:pPr>
+      <w:r>
+        <w:rPr>
+          <w:rFonts w:ascii="Arial" w:hAnsi="Arial" w:cs="Arial"/>
+        </w:rPr>
+        <w:t>Detail the design requirements and specifications, including what the artefact must do and its constraints. Use a table for clarity.</w:t>
       </w:r>
     </w:p>
     <w:p>
@@ -3920,623 +7615,229 @@
           <w:szCs w:val="32"/>
         </w:rPr>
       </w:pPr>
-      <w:bookmarkStart w:id="17" w:name="_Toc228105543"/>
+      <w:bookmarkStart w:id="25" w:name="_Toc228358812"/>
       <w:r>
         <w:rPr>
           <w:sz w:val="32"/>
           <w:szCs w:val="32"/>
         </w:rPr>
-        <w:t xml:space="preserve">3.0 </w:t>
+        <w:t>5</w:t>
       </w:r>
       <w:r>
         <w:rPr>
           <w:sz w:val="32"/>
           <w:szCs w:val="32"/>
         </w:rPr>
-        <w:t xml:space="preserve">Project </w:t>
+        <w:t xml:space="preserve">.2 </w:t>
       </w:r>
       <w:r>
         <w:rPr>
           <w:sz w:val="32"/>
           <w:szCs w:val="32"/>
         </w:rPr>
-        <w:t>Aims, Objectives, and Scope</w:t>
-      </w:r>
-      <w:bookmarkEnd w:id="17"/>
-    </w:p>
-    <w:p>
-      <w:pPr>
-        <w:rPr>
-          <w:rFonts w:ascii="Arial" w:hAnsi="Arial" w:cs="Arial"/>
-        </w:rPr>
-      </w:pPr>
-      <w:r>
-        <w:rPr>
-          <w:rFonts w:ascii="Arial" w:hAnsi="Arial" w:cs="Arial"/>
-        </w:rPr>
-        <w:t>This section converts your identified problem into a straightforward plan of action. It outlines what you aim to accomplish and the specific steps you will follow to reach it.</w:t>
-      </w:r>
-    </w:p>
-    <w:p>
-      <w:pPr>
-        <w:pStyle w:val="Heading1"/>
+        <w:t>Artefact's Structure/</w:t>
+      </w:r>
+      <w:r>
         <w:rPr>
           <w:sz w:val="32"/>
           <w:szCs w:val="32"/>
         </w:rPr>
-      </w:pPr>
-      <w:bookmarkStart w:id="18" w:name="_Toc228105544"/>
-      <w:r>
+        <w:t xml:space="preserve"> Architecture / Framework</w:t>
+      </w:r>
+      <w:bookmarkEnd w:id="25"/>
+    </w:p>
+    <w:p>
+      <w:pPr>
+        <w:rPr>
+          <w:rFonts w:ascii="Arial" w:hAnsi="Arial" w:cs="Arial"/>
+        </w:rPr>
+      </w:pPr>
+      <w:r>
+        <w:rPr>
+          <w:rFonts w:ascii="Arial" w:hAnsi="Arial" w:cs="Arial"/>
+        </w:rPr>
+        <w:t>Provide an outline of the artefact's structure to explain how components interact. Also, outline the key components, technologies, algorithms, or materials employed in the design. Use tables, graphs, and figures where relevant to present data and technical information.</w:t>
+      </w:r>
+    </w:p>
+    <w:p>
+      <w:pPr>
+        <w:pStyle w:val="Heading1"/>
         <w:rPr>
           <w:sz w:val="32"/>
           <w:szCs w:val="32"/>
         </w:rPr>
-        <w:t>3.1 Project Aim</w:t>
-      </w:r>
-      <w:bookmarkEnd w:id="18"/>
-    </w:p>
-    <w:p>
-      <w:pPr>
-        <w:rPr>
-          <w:rFonts w:ascii="Arial" w:hAnsi="Arial" w:cs="Arial"/>
-        </w:rPr>
-      </w:pPr>
-      <w:r>
-        <w:rPr>
-          <w:rFonts w:ascii="Arial" w:hAnsi="Arial" w:cs="Arial"/>
-        </w:rPr>
-        <w:t>Summarise the main goal of your project clearly in one concise sentence. This should act as a full statement of what you aim to achieve by the end of the project. For example: "The aim of this project is to create and assess a cost-effective cybersecurity framework tailored for small to medium-sized enterprises."</w:t>
-      </w:r>
-    </w:p>
-    <w:p>
-      <w:pPr>
-        <w:pStyle w:val="Heading1"/>
+      </w:pPr>
+      <w:bookmarkStart w:id="26" w:name="_Toc228358813"/>
+      <w:r>
         <w:rPr>
           <w:sz w:val="32"/>
           <w:szCs w:val="32"/>
         </w:rPr>
-      </w:pPr>
-      <w:bookmarkStart w:id="19" w:name="_Toc228105545"/>
+        <w:t>6</w:t>
+      </w:r>
       <w:r>
         <w:rPr>
           <w:sz w:val="32"/>
           <w:szCs w:val="32"/>
         </w:rPr>
-        <w:t xml:space="preserve">3.2 </w:t>
-      </w:r>
-      <w:r>
+        <w:t>. Implementation</w:t>
+      </w:r>
+      <w:bookmarkEnd w:id="26"/>
+    </w:p>
+    <w:p>
+      <w:pPr>
+        <w:rPr>
+          <w:rFonts w:ascii="Arial" w:hAnsi="Arial" w:cs="Arial"/>
+        </w:rPr>
+      </w:pPr>
+      <w:r>
+        <w:rPr>
+          <w:rFonts w:ascii="Arial" w:hAnsi="Arial" w:cs="Arial"/>
+        </w:rPr>
+        <w:t>Describe the steps you took to create and validate your artefact, clearly connecting the process to your project questions.</w:t>
+      </w:r>
+    </w:p>
+    <w:p>
+      <w:pPr>
+        <w:rPr>
+          <w:rFonts w:ascii="Arial" w:hAnsi="Arial" w:cs="Arial"/>
+        </w:rPr>
+      </w:pPr>
+    </w:p>
+    <w:p>
+      <w:pPr>
+        <w:rPr>
+          <w:rFonts w:ascii="Arial" w:hAnsi="Arial" w:cs="Arial"/>
+        </w:rPr>
+      </w:pPr>
+    </w:p>
+    <w:p>
+      <w:pPr>
+        <w:pStyle w:val="Heading1"/>
         <w:rPr>
           <w:sz w:val="32"/>
           <w:szCs w:val="32"/>
         </w:rPr>
-        <w:t xml:space="preserve">Project </w:t>
-      </w:r>
+      </w:pPr>
+      <w:bookmarkStart w:id="27" w:name="_Toc228358814"/>
       <w:r>
         <w:rPr>
           <w:sz w:val="32"/>
           <w:szCs w:val="32"/>
         </w:rPr>
-        <w:t>Objectives</w:t>
-      </w:r>
-      <w:bookmarkEnd w:id="19"/>
-    </w:p>
-    <w:p>
-      <w:pPr>
-        <w:rPr>
-          <w:rFonts w:ascii="Arial" w:hAnsi="Arial" w:cs="Arial"/>
-        </w:rPr>
-      </w:pPr>
-      <w:r>
-        <w:rPr>
-          <w:rFonts w:ascii="Arial" w:hAnsi="Arial" w:cs="Arial"/>
-        </w:rPr>
-        <w:t xml:space="preserve">Set out 4-6 specific objectives that break down </w:t>
-      </w:r>
-      <w:r>
-        <w:rPr>
-          <w:rFonts w:ascii="Arial" w:hAnsi="Arial" w:cs="Arial"/>
-        </w:rPr>
-        <w:t xml:space="preserve">the project aim </w:t>
-      </w:r>
-      <w:r>
-        <w:rPr>
-          <w:rFonts w:ascii="Arial" w:hAnsi="Arial" w:cs="Arial"/>
-        </w:rPr>
-        <w:t xml:space="preserve">into </w:t>
-      </w:r>
-      <w:r>
-        <w:rPr>
-          <w:rFonts w:ascii="Arial" w:hAnsi="Arial" w:cs="Arial"/>
-        </w:rPr>
-        <w:t>smaller tasks, that are: Specific, Measurable, Achievable, Relevant and Time-bound (</w:t>
-      </w:r>
-      <w:r>
-        <w:rPr>
-          <w:rFonts w:ascii="Arial" w:hAnsi="Arial" w:cs="Arial"/>
-        </w:rPr>
-        <w:t>SMART</w:t>
-      </w:r>
-      <w:r>
-        <w:rPr>
-          <w:rFonts w:ascii="Arial" w:hAnsi="Arial" w:cs="Arial"/>
-        </w:rPr>
-        <w:t>).</w:t>
-      </w:r>
-    </w:p>
-    <w:p>
-      <w:pPr>
-        <w:numPr>
-          <w:ilvl w:val="0"/>
-          <w:numId w:val="1"/>
-        </w:numPr>
-        <w:rPr>
-          <w:rFonts w:ascii="Arial" w:hAnsi="Arial" w:cs="Arial"/>
-        </w:rPr>
-      </w:pPr>
-      <w:r>
-        <w:rPr>
-          <w:rFonts w:ascii="Arial" w:hAnsi="Arial" w:cs="Arial"/>
-          <w:b/>
-          <w:bCs/>
-        </w:rPr>
-        <w:t>Objective 1:</w:t>
-      </w:r>
-      <w:r>
-        <w:rPr>
-          <w:rFonts w:ascii="Arial" w:hAnsi="Arial" w:cs="Arial"/>
-        </w:rPr>
-        <w:t xml:space="preserve"> </w:t>
-      </w:r>
-      <w:r>
-        <w:rPr>
-          <w:rFonts w:ascii="Arial" w:hAnsi="Arial" w:cs="Arial"/>
-          <w:i/>
-          <w:iCs/>
-        </w:rPr>
-        <w:t>[State your first SMART objective]</w:t>
-      </w:r>
-    </w:p>
-    <w:p>
-      <w:pPr>
-        <w:numPr>
-          <w:ilvl w:val="0"/>
-          <w:numId w:val="1"/>
-        </w:numPr>
-        <w:rPr>
-          <w:rFonts w:ascii="Arial" w:hAnsi="Arial" w:cs="Arial"/>
-        </w:rPr>
-      </w:pPr>
-      <w:r>
-        <w:rPr>
-          <w:rFonts w:ascii="Arial" w:hAnsi="Arial" w:cs="Arial"/>
-          <w:b/>
-          <w:bCs/>
-        </w:rPr>
-        <w:t>Objective 2:</w:t>
-      </w:r>
-      <w:r>
-        <w:rPr>
-          <w:rFonts w:ascii="Arial" w:hAnsi="Arial" w:cs="Arial"/>
-        </w:rPr>
-        <w:t xml:space="preserve"> </w:t>
-      </w:r>
-      <w:r>
-        <w:rPr>
-          <w:rFonts w:ascii="Arial" w:hAnsi="Arial" w:cs="Arial"/>
-          <w:i/>
-          <w:iCs/>
-        </w:rPr>
-        <w:t>[State your second SMART objective]</w:t>
-      </w:r>
-    </w:p>
-    <w:p>
-      <w:pPr>
-        <w:numPr>
-          <w:ilvl w:val="0"/>
-          <w:numId w:val="1"/>
-        </w:numPr>
-        <w:rPr>
-          <w:rFonts w:ascii="Arial" w:hAnsi="Arial" w:cs="Arial"/>
-        </w:rPr>
-      </w:pPr>
-      <w:r>
-        <w:rPr>
-          <w:rFonts w:ascii="Arial" w:hAnsi="Arial" w:cs="Arial"/>
-          <w:b/>
-          <w:bCs/>
-        </w:rPr>
-        <w:t>Objective 3:</w:t>
-      </w:r>
-      <w:r>
-        <w:rPr>
-          <w:rFonts w:ascii="Arial" w:hAnsi="Arial" w:cs="Arial"/>
-        </w:rPr>
-        <w:t xml:space="preserve"> </w:t>
-      </w:r>
-      <w:r>
-        <w:rPr>
-          <w:rFonts w:ascii="Arial" w:hAnsi="Arial" w:cs="Arial"/>
-          <w:i/>
-          <w:iCs/>
-        </w:rPr>
-        <w:t>[State your third SMART objective]</w:t>
-      </w:r>
-    </w:p>
-    <w:p>
-      <w:pPr>
-        <w:numPr>
-          <w:ilvl w:val="0"/>
-          <w:numId w:val="1"/>
-        </w:numPr>
-        <w:rPr>
-          <w:rFonts w:ascii="Arial" w:hAnsi="Arial" w:cs="Arial"/>
-        </w:rPr>
-      </w:pPr>
-      <w:r>
-        <w:rPr>
-          <w:rFonts w:ascii="Arial" w:hAnsi="Arial" w:cs="Arial"/>
-          <w:b/>
-          <w:bCs/>
-        </w:rPr>
-        <w:lastRenderedPageBreak/>
-        <w:t>Objective 4:</w:t>
-      </w:r>
-      <w:r>
-        <w:rPr>
-          <w:rFonts w:ascii="Arial" w:hAnsi="Arial" w:cs="Arial"/>
-        </w:rPr>
-        <w:t xml:space="preserve"> </w:t>
-      </w:r>
-      <w:r>
-        <w:rPr>
-          <w:rFonts w:ascii="Arial" w:hAnsi="Arial" w:cs="Arial"/>
-          <w:i/>
-          <w:iCs/>
-        </w:rPr>
-        <w:t>[State your fourth SMART objective]</w:t>
-      </w:r>
-    </w:p>
-    <w:p>
-      <w:pPr>
-        <w:numPr>
-          <w:ilvl w:val="0"/>
-          <w:numId w:val="1"/>
-        </w:numPr>
-        <w:rPr>
-          <w:rFonts w:ascii="Arial" w:hAnsi="Arial" w:cs="Arial"/>
-        </w:rPr>
-      </w:pPr>
-      <w:r>
-        <w:rPr>
-          <w:rFonts w:ascii="Arial" w:hAnsi="Arial" w:cs="Arial"/>
-          <w:b/>
-          <w:bCs/>
-        </w:rPr>
-        <w:t>Objective</w:t>
-      </w:r>
-      <w:r>
-        <w:rPr>
-          <w:rFonts w:ascii="Arial" w:hAnsi="Arial" w:cs="Arial"/>
-          <w:b/>
-          <w:bCs/>
-        </w:rPr>
-        <w:t xml:space="preserve"> 5</w:t>
-      </w:r>
-      <w:r>
-        <w:rPr>
-          <w:rFonts w:ascii="Arial" w:hAnsi="Arial" w:cs="Arial"/>
-          <w:b/>
-          <w:bCs/>
-        </w:rPr>
-        <w:t>:</w:t>
-      </w:r>
-      <w:r>
-        <w:rPr>
-          <w:rFonts w:ascii="Arial" w:hAnsi="Arial" w:cs="Arial"/>
-        </w:rPr>
-        <w:t xml:space="preserve"> </w:t>
-      </w:r>
-      <w:r>
-        <w:rPr>
-          <w:rFonts w:ascii="Arial" w:hAnsi="Arial" w:cs="Arial"/>
-          <w:i/>
-          <w:iCs/>
-        </w:rPr>
-        <w:t>[State your fifth SMART objective]</w:t>
-      </w:r>
-    </w:p>
-    <w:p>
-      <w:pPr>
-        <w:numPr>
-          <w:ilvl w:val="0"/>
-          <w:numId w:val="1"/>
-        </w:numPr>
-        <w:rPr>
-          <w:rFonts w:ascii="Arial" w:hAnsi="Arial" w:cs="Arial"/>
-        </w:rPr>
-      </w:pPr>
-      <w:r>
-        <w:rPr>
-          <w:rFonts w:ascii="Arial" w:hAnsi="Arial" w:cs="Arial"/>
-          <w:b/>
-          <w:bCs/>
-        </w:rPr>
-        <w:t>Objective 6 (Optional):</w:t>
-      </w:r>
-      <w:r>
-        <w:rPr>
-          <w:rFonts w:ascii="Arial" w:hAnsi="Arial" w:cs="Arial"/>
-        </w:rPr>
-        <w:t xml:space="preserve"> </w:t>
-      </w:r>
-      <w:r>
-        <w:rPr>
-          <w:rFonts w:ascii="Arial" w:hAnsi="Arial" w:cs="Arial"/>
-          <w:i/>
-          <w:iCs/>
-        </w:rPr>
-        <w:t xml:space="preserve">[State your </w:t>
-      </w:r>
-      <w:r>
-        <w:rPr>
-          <w:rFonts w:ascii="Arial" w:hAnsi="Arial" w:cs="Arial"/>
-          <w:i/>
-          <w:iCs/>
-        </w:rPr>
-        <w:t>sixth</w:t>
-      </w:r>
-      <w:r>
-        <w:rPr>
-          <w:rFonts w:ascii="Arial" w:hAnsi="Arial" w:cs="Arial"/>
-          <w:i/>
-          <w:iCs/>
-        </w:rPr>
-        <w:t xml:space="preserve"> SMART objective]</w:t>
-      </w:r>
-    </w:p>
-    <w:p>
-      <w:pPr>
-        <w:pStyle w:val="Heading1"/>
+        <w:t>6</w:t>
+      </w:r>
+      <w:r>
         <w:rPr>
           <w:sz w:val="32"/>
           <w:szCs w:val="32"/>
         </w:rPr>
-      </w:pPr>
-      <w:bookmarkStart w:id="20" w:name="_Toc228105546"/>
-      <w:r>
+        <w:t>.1 Construction of the Artefact</w:t>
+      </w:r>
+      <w:bookmarkEnd w:id="27"/>
+    </w:p>
+    <w:p>
+      <w:pPr>
+        <w:rPr>
+          <w:rFonts w:ascii="Arial" w:hAnsi="Arial" w:cs="Arial"/>
+        </w:rPr>
+      </w:pPr>
+      <w:r>
+        <w:rPr>
+          <w:rFonts w:ascii="Arial" w:hAnsi="Arial" w:cs="Arial"/>
+        </w:rPr>
+        <w:t>Break down the development process into individual steps, covering the tools, languages, and methods employed. Assess the key decisions made and the challenges encountered during construction. Furthermore, describe how the implemented artefact meets the problem statement and research questions outlined in the introduction.</w:t>
+      </w:r>
+    </w:p>
+    <w:p>
+      <w:pPr>
+        <w:pStyle w:val="Heading1"/>
         <w:rPr>
           <w:sz w:val="32"/>
           <w:szCs w:val="32"/>
         </w:rPr>
-        <w:t xml:space="preserve">3.3 </w:t>
-      </w:r>
+      </w:pPr>
+      <w:bookmarkStart w:id="28" w:name="_Toc228358815"/>
       <w:r>
         <w:rPr>
           <w:sz w:val="32"/>
           <w:szCs w:val="32"/>
         </w:rPr>
-        <w:t xml:space="preserve">Project </w:t>
+        <w:lastRenderedPageBreak/>
+        <w:t>6</w:t>
       </w:r>
       <w:r>
         <w:rPr>
           <w:sz w:val="32"/>
           <w:szCs w:val="32"/>
         </w:rPr>
-        <w:t>Scope</w:t>
-      </w:r>
-      <w:bookmarkEnd w:id="20"/>
-    </w:p>
-    <w:p>
-      <w:pPr>
-        <w:rPr>
-          <w:rFonts w:ascii="Arial" w:hAnsi="Arial" w:cs="Arial"/>
-        </w:rPr>
-      </w:pPr>
-      <w:r>
-        <w:rPr>
-          <w:rFonts w:ascii="Arial" w:hAnsi="Arial" w:cs="Arial"/>
-        </w:rPr>
-        <w:t xml:space="preserve">Clearly define the project's boundaries. What will it include, and just as importantly, what will it exclude? This helps manage expectations and keeps the project on track. For instance: "This project will concentrate on preventative cybersecurity measures and </w:t>
-      </w:r>
-      <w:r>
-        <w:rPr>
-          <w:rFonts w:ascii="Arial" w:hAnsi="Arial" w:cs="Arial"/>
-        </w:rPr>
-        <w:t>will not</w:t>
-      </w:r>
-      <w:r>
-        <w:rPr>
-          <w:rFonts w:ascii="Arial" w:hAnsi="Arial" w:cs="Arial"/>
-        </w:rPr>
-        <w:t xml:space="preserve"> cover incident response protocols."</w:t>
-      </w:r>
-    </w:p>
-    <w:p>
-      <w:pPr>
-        <w:rPr>
-          <w:rFonts w:ascii="Arial" w:hAnsi="Arial" w:cs="Arial"/>
-        </w:rPr>
-      </w:pPr>
-    </w:p>
-    <w:p>
-      <w:pPr>
-        <w:rPr>
-          <w:rFonts w:ascii="Arial" w:hAnsi="Arial" w:cs="Arial"/>
-          <w:b/>
-          <w:bCs/>
-        </w:rPr>
-      </w:pPr>
-    </w:p>
-    <w:p>
-      <w:pPr>
-        <w:pStyle w:val="Heading1"/>
+        <w:t>.</w:t>
+      </w:r>
+      <w:r>
         <w:rPr>
           <w:sz w:val="32"/>
           <w:szCs w:val="32"/>
         </w:rPr>
-      </w:pPr>
-      <w:bookmarkStart w:id="21" w:name="_Toc228105547"/>
+        <w:t>2</w:t>
+      </w:r>
       <w:r>
         <w:rPr>
           <w:sz w:val="32"/>
           <w:szCs w:val="32"/>
         </w:rPr>
-        <w:t xml:space="preserve">4.0 </w:t>
-      </w:r>
-      <w:r>
+        <w:t xml:space="preserve"> Validation and Testing</w:t>
+      </w:r>
+      <w:bookmarkEnd w:id="28"/>
+    </w:p>
+    <w:p>
+      <w:pPr>
+        <w:rPr>
+          <w:rFonts w:ascii="Arial" w:hAnsi="Arial" w:cs="Arial"/>
+        </w:rPr>
+      </w:pPr>
+      <w:r>
+        <w:rPr>
+          <w:rFonts w:ascii="Arial" w:hAnsi="Arial" w:cs="Arial"/>
+        </w:rPr>
+        <w:t>Explain how you validated the artefact, providing evidence of its logical consistency, functionality, and performance. This could include test results, user feedback, or data analysis demonstrating it functions as intended.</w:t>
+      </w:r>
+    </w:p>
+    <w:p>
+      <w:pPr>
+        <w:pStyle w:val="Heading1"/>
         <w:rPr>
           <w:sz w:val="32"/>
           <w:szCs w:val="32"/>
         </w:rPr>
-        <w:t>Project Design</w:t>
-      </w:r>
-      <w:bookmarkEnd w:id="21"/>
-    </w:p>
-    <w:p>
-      <w:pPr>
-        <w:rPr>
-          <w:rFonts w:ascii="Arial" w:hAnsi="Arial" w:cs="Arial"/>
-        </w:rPr>
-      </w:pPr>
-      <w:r>
-        <w:rPr>
-          <w:rFonts w:ascii="Arial" w:hAnsi="Arial" w:cs="Arial"/>
-        </w:rPr>
-        <w:t>This section outlines the practical steps</w:t>
-      </w:r>
-      <w:r>
-        <w:rPr>
-          <w:rFonts w:ascii="Arial" w:hAnsi="Arial" w:cs="Arial"/>
-        </w:rPr>
-        <w:t>, methods,</w:t>
-      </w:r>
-      <w:r>
-        <w:rPr>
-          <w:rFonts w:ascii="Arial" w:hAnsi="Arial" w:cs="Arial"/>
-        </w:rPr>
-        <w:t xml:space="preserve"> tools, and schedule you</w:t>
-      </w:r>
-      <w:r>
-        <w:rPr>
-          <w:rFonts w:ascii="Arial" w:hAnsi="Arial" w:cs="Arial"/>
-        </w:rPr>
-        <w:t xml:space="preserve"> will</w:t>
-      </w:r>
-      <w:r>
-        <w:rPr>
-          <w:rFonts w:ascii="Arial" w:hAnsi="Arial" w:cs="Arial"/>
-        </w:rPr>
-        <w:t xml:space="preserve"> follow for your project, covering the 'how' aspect.</w:t>
-      </w:r>
-    </w:p>
-    <w:p>
-      <w:pPr>
-        <w:pStyle w:val="Heading1"/>
+      </w:pPr>
+      <w:bookmarkStart w:id="29" w:name="_Toc228358816"/>
+      <w:r>
         <w:rPr>
           <w:sz w:val="32"/>
           <w:szCs w:val="32"/>
         </w:rPr>
-      </w:pPr>
-      <w:bookmarkStart w:id="22" w:name="_Toc228105548"/>
+        <w:t>7</w:t>
+      </w:r>
       <w:r>
         <w:rPr>
           <w:sz w:val="32"/>
           <w:szCs w:val="32"/>
         </w:rPr>
-        <w:t>4.1 Design and Methods</w:t>
-      </w:r>
-      <w:bookmarkEnd w:id="22"/>
-    </w:p>
-    <w:p>
-      <w:pPr>
-        <w:rPr>
-          <w:rFonts w:ascii="Arial" w:hAnsi="Arial" w:cs="Arial"/>
-        </w:rPr>
-      </w:pPr>
-      <w:r>
-        <w:rPr>
-          <w:rFonts w:ascii="Arial" w:hAnsi="Arial" w:cs="Arial"/>
-        </w:rPr>
-        <w:t xml:space="preserve">Outline the overall approach you plan to take. </w:t>
-      </w:r>
-      <w:r>
-        <w:rPr>
-          <w:rFonts w:ascii="Arial" w:hAnsi="Arial" w:cs="Arial"/>
-        </w:rPr>
-        <w:t xml:space="preserve">For example, will your project </w:t>
-      </w:r>
-      <w:r>
-        <w:rPr>
-          <w:rFonts w:ascii="Arial" w:hAnsi="Arial" w:cs="Arial"/>
-        </w:rPr>
-        <w:t>involve an experiment, survey, case study, development,</w:t>
-      </w:r>
-      <w:r>
-        <w:rPr>
-          <w:rFonts w:ascii="Arial" w:hAnsi="Arial" w:cs="Arial"/>
-        </w:rPr>
-        <w:t xml:space="preserve"> </w:t>
-      </w:r>
-      <w:r>
-        <w:rPr>
-          <w:rFonts w:ascii="Arial" w:hAnsi="Arial" w:cs="Arial"/>
-        </w:rPr>
-        <w:t>filmmaking</w:t>
-      </w:r>
-      <w:r>
-        <w:rPr>
-          <w:rFonts w:ascii="Arial" w:hAnsi="Arial" w:cs="Arial"/>
-        </w:rPr>
-        <w:t xml:space="preserve"> </w:t>
-      </w:r>
-      <w:r>
-        <w:rPr>
-          <w:rFonts w:ascii="Arial" w:hAnsi="Arial" w:cs="Arial"/>
-        </w:rPr>
-        <w:t>or literature-based analysis?</w:t>
-      </w:r>
-      <w:r>
-        <w:rPr>
-          <w:rFonts w:ascii="Arial" w:hAnsi="Arial" w:cs="Arial"/>
-        </w:rPr>
-        <w:t xml:space="preserve"> If so, what kind of data/information do you need? </w:t>
-      </w:r>
-      <w:r>
-        <w:rPr>
-          <w:rFonts w:ascii="Arial" w:hAnsi="Arial" w:cs="Arial"/>
-        </w:rPr>
-        <w:t>Detail the specific methods and techniques you will use to achieve each objective, such as qualitative interviews, statistical analysis, user-centred design, etc.</w:t>
-      </w:r>
-    </w:p>
-    <w:p>
-      <w:pPr>
-        <w:rPr>
-          <w:rFonts w:ascii="Arial" w:hAnsi="Arial" w:cs="Arial"/>
-          <w:i/>
-          <w:iCs/>
-        </w:rPr>
-      </w:pPr>
-      <w:r>
-        <w:rPr>
-          <w:rFonts w:ascii="Arial" w:hAnsi="Arial" w:cs="Arial"/>
-          <w:b/>
-          <w:bCs/>
-        </w:rPr>
-        <w:t>Note:</w:t>
-      </w:r>
-      <w:r>
-        <w:rPr>
-          <w:rFonts w:ascii="Arial" w:hAnsi="Arial" w:cs="Arial"/>
-        </w:rPr>
-        <w:t xml:space="preserve"> </w:t>
-      </w:r>
-      <w:r>
-        <w:rPr>
-          <w:rFonts w:ascii="Arial" w:hAnsi="Arial" w:cs="Arial"/>
-          <w:i/>
-          <w:iCs/>
-        </w:rPr>
-        <w:t xml:space="preserve">Considering the diverse availability of methods and design approaches, it is strongly recommended that discussions be made with the main supervisor to align the choice of project design with your chosen topic. </w:t>
+        <w:t>. Critical Evaluation</w:t>
+      </w:r>
+      <w:bookmarkEnd w:id="29"/>
+    </w:p>
+    <w:p>
+      <w:pPr>
+        <w:rPr>
+          <w:rFonts w:ascii="Arial" w:hAnsi="Arial" w:cs="Arial"/>
+        </w:rPr>
+      </w:pPr>
+      <w:r>
+        <w:rPr>
+          <w:rFonts w:ascii="Arial" w:hAnsi="Arial" w:cs="Arial"/>
+        </w:rPr>
+        <w:t>Here is where you examine the success and significance of your work. Describe your artefact, what it does, and its significance in its context, whether that's societal, industrial, or academic. Additionally, discuss how your artefact differs from the similar systems or solutions you explored in your literature review. What are its distinct advantages or novel contributions?</w:t>
       </w:r>
     </w:p>
     <w:p>
@@ -4547,39 +7848,27 @@
           <w:szCs w:val="32"/>
         </w:rPr>
       </w:pPr>
-      <w:bookmarkStart w:id="23" w:name="_Toc228105549"/>
+      <w:bookmarkStart w:id="30" w:name="_Toc228358817"/>
       <w:r>
         <w:rPr>
           <w:sz w:val="32"/>
           <w:szCs w:val="32"/>
         </w:rPr>
-        <w:t>4.2 Justification of Methods</w:t>
-      </w:r>
-      <w:bookmarkEnd w:id="23"/>
-    </w:p>
-    <w:p>
-      <w:pPr>
-        <w:rPr>
-          <w:rFonts w:ascii="Arial" w:hAnsi="Arial" w:cs="Arial"/>
-        </w:rPr>
-      </w:pPr>
-      <w:r>
-        <w:rPr>
-          <w:rFonts w:ascii="Arial" w:hAnsi="Arial" w:cs="Arial"/>
-        </w:rPr>
-        <w:t xml:space="preserve">Justify your selection of these methods, explaining why they are the best fit for addressing your needs and meeting your project </w:t>
-      </w:r>
-      <w:r>
-        <w:rPr>
-          <w:rFonts w:ascii="Arial" w:hAnsi="Arial" w:cs="Arial"/>
-        </w:rPr>
-        <w:t>objectives</w:t>
-      </w:r>
-      <w:r>
-        <w:rPr>
-          <w:rFonts w:ascii="Arial" w:hAnsi="Arial" w:cs="Arial"/>
-        </w:rPr>
-        <w:t>. Briefly compare them to other methods and defend your decision.</w:t>
+        <w:t>7.2 Impact</w:t>
+      </w:r>
+      <w:bookmarkEnd w:id="30"/>
+    </w:p>
+    <w:p>
+      <w:pPr>
+        <w:rPr>
+          <w:rFonts w:ascii="Arial" w:hAnsi="Arial" w:cs="Arial"/>
+        </w:rPr>
+      </w:pPr>
+      <w:r>
+        <w:rPr>
+          <w:rFonts w:ascii="Arial" w:hAnsi="Arial" w:cs="Arial"/>
+        </w:rPr>
+        <w:t>Examine the actual or potential impact of your artefact. Does it address a problem for a particular community? Does it enhance a process within an industry? Does it bring a new perspective to academic discussion?</w:t>
       </w:r>
     </w:p>
     <w:p>
@@ -4590,34 +7879,34 @@
           <w:szCs w:val="32"/>
         </w:rPr>
       </w:pPr>
-      <w:bookmarkStart w:id="24" w:name="_Toc228105550"/>
+      <w:bookmarkStart w:id="31" w:name="_Toc228358818"/>
       <w:r>
         <w:rPr>
           <w:sz w:val="32"/>
           <w:szCs w:val="32"/>
         </w:rPr>
-        <w:t>5</w:t>
+        <w:t>8</w:t>
       </w:r>
       <w:r>
         <w:rPr>
           <w:sz w:val="32"/>
           <w:szCs w:val="32"/>
         </w:rPr>
-        <w:t>. Artefact Design</w:t>
-      </w:r>
-      <w:bookmarkEnd w:id="24"/>
-    </w:p>
-    <w:p>
-      <w:pPr>
-        <w:rPr>
-          <w:rFonts w:ascii="Arial" w:hAnsi="Arial" w:cs="Arial"/>
-        </w:rPr>
-      </w:pPr>
-      <w:r>
-        <w:rPr>
-          <w:rFonts w:ascii="Arial" w:hAnsi="Arial" w:cs="Arial"/>
-        </w:rPr>
-        <w:t>Use this section to give an objective and factual description of your artefact's design. Use clear, precise language and visuals to present the information.</w:t>
+        <w:t>. Conclusion</w:t>
+      </w:r>
+      <w:bookmarkEnd w:id="31"/>
+    </w:p>
+    <w:p>
+      <w:pPr>
+        <w:rPr>
+          <w:rFonts w:ascii="Arial" w:hAnsi="Arial" w:cs="Arial"/>
+        </w:rPr>
+      </w:pPr>
+      <w:r>
+        <w:rPr>
+          <w:rFonts w:ascii="Arial" w:hAnsi="Arial" w:cs="Arial"/>
+        </w:rPr>
+        <w:t>Outline the project journey, reiterate the problem, approach, and key findings. Conclude by reflecting on the project's success and value.</w:t>
       </w:r>
     </w:p>
     <w:p>
@@ -4628,87 +7917,191 @@
           <w:szCs w:val="32"/>
         </w:rPr>
       </w:pPr>
-      <w:bookmarkStart w:id="25" w:name="_Toc228105551"/>
+      <w:bookmarkStart w:id="32" w:name="_Toc228358819"/>
       <w:r>
         <w:rPr>
           <w:sz w:val="32"/>
           <w:szCs w:val="32"/>
         </w:rPr>
-        <w:lastRenderedPageBreak/>
-        <w:t>5</w:t>
+        <w:t xml:space="preserve">8.1 </w:t>
       </w:r>
       <w:r>
         <w:rPr>
           <w:sz w:val="32"/>
           <w:szCs w:val="32"/>
         </w:rPr>
-        <w:t>.1 Design Specifications</w:t>
-      </w:r>
-      <w:bookmarkEnd w:id="25"/>
-    </w:p>
-    <w:p>
-      <w:pPr>
-        <w:rPr>
-          <w:rFonts w:ascii="Arial" w:hAnsi="Arial" w:cs="Arial"/>
-        </w:rPr>
-      </w:pPr>
-      <w:r>
-        <w:rPr>
-          <w:rFonts w:ascii="Arial" w:hAnsi="Arial" w:cs="Arial"/>
-        </w:rPr>
-        <w:t>Detail the design requirements and specifications, including what the artefact must do and its constraints. Use a table for clarity.</w:t>
-      </w:r>
-    </w:p>
-    <w:p>
-      <w:pPr>
-        <w:pStyle w:val="Heading1"/>
+        <w:t>Limitations</w:t>
+      </w:r>
+      <w:bookmarkEnd w:id="32"/>
+      <w:r>
         <w:rPr>
           <w:sz w:val="32"/>
           <w:szCs w:val="32"/>
         </w:rPr>
-      </w:pPr>
-      <w:bookmarkStart w:id="26" w:name="_Toc228105552"/>
-      <w:r>
+        <w:t xml:space="preserve"> </w:t>
+      </w:r>
+    </w:p>
+    <w:p>
+      <w:pPr>
+        <w:rPr>
+          <w:rFonts w:ascii="Arial" w:hAnsi="Arial" w:cs="Arial"/>
+        </w:rPr>
+      </w:pPr>
+      <w:r>
+        <w:rPr>
+          <w:rFonts w:ascii="Arial" w:hAnsi="Arial" w:cs="Arial"/>
+        </w:rPr>
+        <w:t>This section lets you demonstrate critical self-awareness by honestly acknowledging your work's boundaries and constraints. For example, d</w:t>
+      </w:r>
+      <w:r>
+        <w:rPr>
+          <w:rFonts w:ascii="Arial" w:hAnsi="Arial" w:cs="Arial"/>
+        </w:rPr>
+        <w:t xml:space="preserve">id your chosen method have </w:t>
+      </w:r>
+      <w:r>
+        <w:rPr>
+          <w:rFonts w:ascii="Arial" w:hAnsi="Arial" w:cs="Arial"/>
+        </w:rPr>
+        <w:t xml:space="preserve">any </w:t>
+      </w:r>
+      <w:r>
+        <w:rPr>
+          <w:rFonts w:ascii="Arial" w:hAnsi="Arial" w:cs="Arial"/>
+        </w:rPr>
+        <w:t>weaknesses?</w:t>
+      </w:r>
+      <w:r>
+        <w:rPr>
+          <w:rFonts w:ascii="Arial" w:hAnsi="Arial" w:cs="Arial"/>
+        </w:rPr>
+        <w:t xml:space="preserve"> </w:t>
+      </w:r>
+      <w:r>
+        <w:rPr>
+          <w:rFonts w:ascii="Arial" w:hAnsi="Arial" w:cs="Arial"/>
+        </w:rPr>
+        <w:t>What did you have to leave out?</w:t>
+      </w:r>
+      <w:r>
+        <w:rPr>
+          <w:rFonts w:ascii="Arial" w:hAnsi="Arial" w:cs="Arial"/>
+        </w:rPr>
+        <w:t xml:space="preserve"> </w:t>
+      </w:r>
+      <w:r>
+        <w:rPr>
+          <w:rFonts w:ascii="Arial" w:hAnsi="Arial" w:cs="Arial"/>
+        </w:rPr>
+        <w:t>What are the practical weaknesses of your artefact?</w:t>
+      </w:r>
+      <w:r>
+        <w:rPr>
+          <w:rFonts w:ascii="Arial" w:hAnsi="Arial" w:cs="Arial"/>
+        </w:rPr>
+        <w:t xml:space="preserve"> Or w</w:t>
+      </w:r>
+      <w:r>
+        <w:rPr>
+          <w:rFonts w:ascii="Arial" w:hAnsi="Arial" w:cs="Arial"/>
+        </w:rPr>
+        <w:t>as your dataset small, incomplete, or biased in some way?</w:t>
+      </w:r>
+      <w:r>
+        <w:rPr>
+          <w:rFonts w:ascii="Arial" w:hAnsi="Arial" w:cs="Arial"/>
+        </w:rPr>
+        <w:t xml:space="preserve"> </w:t>
+      </w:r>
+      <w:r>
+        <w:rPr>
+          <w:rFonts w:ascii="Arial" w:hAnsi="Arial" w:cs="Arial"/>
+        </w:rPr>
+        <w:t xml:space="preserve">For each </w:t>
+      </w:r>
+      <w:r>
+        <w:rPr>
+          <w:rFonts w:ascii="Arial" w:hAnsi="Arial" w:cs="Arial"/>
+        </w:rPr>
+        <w:t xml:space="preserve">limitation you mention, provide a brief explanation of its impact on your project and how you addressed these limitations. </w:t>
+      </w:r>
+    </w:p>
+    <w:p>
+      <w:pPr>
+        <w:rPr>
+          <w:rFonts w:ascii="Arial" w:hAnsi="Arial" w:cs="Arial"/>
+        </w:rPr>
+      </w:pPr>
+    </w:p>
+    <w:p>
+      <w:pPr>
+        <w:rPr>
+          <w:rFonts w:ascii="Arial" w:hAnsi="Arial" w:cs="Arial"/>
+        </w:rPr>
+      </w:pPr>
+    </w:p>
+    <w:p>
+      <w:pPr>
+        <w:pStyle w:val="Heading1"/>
         <w:rPr>
           <w:sz w:val="32"/>
           <w:szCs w:val="32"/>
         </w:rPr>
-        <w:t>5</w:t>
-      </w:r>
+      </w:pPr>
+      <w:bookmarkStart w:id="33" w:name="_Toc228358820"/>
       <w:r>
         <w:rPr>
           <w:sz w:val="32"/>
           <w:szCs w:val="32"/>
         </w:rPr>
-        <w:t xml:space="preserve">.2 </w:t>
+        <w:t xml:space="preserve">8.2 </w:t>
       </w:r>
       <w:r>
         <w:rPr>
           <w:sz w:val="32"/>
           <w:szCs w:val="32"/>
         </w:rPr>
-        <w:t>Artefact's Structure/</w:t>
-      </w:r>
+        <w:t>Future Work</w:t>
+      </w:r>
+      <w:bookmarkEnd w:id="33"/>
       <w:r>
         <w:rPr>
           <w:sz w:val="32"/>
           <w:szCs w:val="32"/>
         </w:rPr>
-        <w:t xml:space="preserve"> Architecture / Framework</w:t>
-      </w:r>
-      <w:bookmarkEnd w:id="26"/>
-    </w:p>
-    <w:p>
-      <w:pPr>
-        <w:rPr>
-          <w:rFonts w:ascii="Arial" w:hAnsi="Arial" w:cs="Arial"/>
-        </w:rPr>
-      </w:pPr>
-      <w:r>
-        <w:rPr>
-          <w:rFonts w:ascii="Arial" w:hAnsi="Arial" w:cs="Arial"/>
-        </w:rPr>
-        <w:t>Provide an outline of the artefact's structure to explain how components interact. Also, outline the key components, technologies, algorithms, or materials employed in the design. Use tables, graphs, and figures where relevant to present data and technical information.</w:t>
+        <w:t xml:space="preserve"> </w:t>
+      </w:r>
+    </w:p>
+    <w:p>
+      <w:pPr>
+        <w:rPr>
+          <w:rFonts w:ascii="Arial" w:hAnsi="Arial" w:cs="Arial"/>
+        </w:rPr>
+      </w:pPr>
+      <w:r>
+        <w:rPr>
+          <w:rFonts w:ascii="Arial" w:hAnsi="Arial" w:cs="Arial"/>
+        </w:rPr>
+        <w:t xml:space="preserve">This section provides a roadmap for you or others to continue or enhance this project, but your suggestions should be specific and concrete. It should logically </w:t>
+      </w:r>
+      <w:r>
+        <w:rPr>
+          <w:rFonts w:ascii="Arial" w:hAnsi="Arial" w:cs="Arial"/>
+        </w:rPr>
+        <w:lastRenderedPageBreak/>
+        <w:t>follow your findings and identified limitations. For example, you can offer suggestions on how other people can address the limitations. Also, you can explain what you would add if you had more time, or how the project could</w:t>
+      </w:r>
+      <w:r>
+        <w:rPr>
+          <w:rFonts w:ascii="Arial" w:hAnsi="Arial" w:cs="Arial"/>
+        </w:rPr>
+        <w:t xml:space="preserve"> be made bigger or more widely applicable</w:t>
+      </w:r>
+      <w:r>
+        <w:rPr>
+          <w:rFonts w:ascii="Arial" w:hAnsi="Arial" w:cs="Arial"/>
+        </w:rPr>
+        <w:t>.</w:t>
       </w:r>
     </w:p>
     <w:p>
@@ -4719,484 +8112,46 @@
           <w:szCs w:val="32"/>
         </w:rPr>
       </w:pPr>
-      <w:bookmarkStart w:id="27" w:name="_Toc228105553"/>
+      <w:bookmarkStart w:id="34" w:name="_Toc228358821"/>
       <w:r>
         <w:rPr>
           <w:sz w:val="32"/>
           <w:szCs w:val="32"/>
         </w:rPr>
-        <w:t>6</w:t>
-      </w:r>
-      <w:r>
+        <w:t>References</w:t>
+      </w:r>
+      <w:bookmarkEnd w:id="34"/>
+    </w:p>
+    <w:p>
+      <w:pPr>
+        <w:rPr>
+          <w:rFonts w:ascii="Arial" w:hAnsi="Arial" w:cs="Arial"/>
+        </w:rPr>
+      </w:pPr>
+      <w:r>
+        <w:rPr>
+          <w:rFonts w:ascii="Arial" w:hAnsi="Arial" w:cs="Arial"/>
+        </w:rPr>
+        <w:t>List all the academic and professional sources you have cited in your report, formatted in accordance with the Harvard Referencing Style.</w:t>
+      </w:r>
+    </w:p>
+    <w:p>
+      <w:pPr>
+        <w:pStyle w:val="Heading1"/>
         <w:rPr>
           <w:sz w:val="32"/>
           <w:szCs w:val="32"/>
         </w:rPr>
-        <w:t>. Implementation</w:t>
-      </w:r>
-      <w:bookmarkEnd w:id="27"/>
-    </w:p>
-    <w:p>
-      <w:pPr>
-        <w:rPr>
-          <w:rFonts w:ascii="Arial" w:hAnsi="Arial" w:cs="Arial"/>
-        </w:rPr>
-      </w:pPr>
-      <w:r>
-        <w:rPr>
-          <w:rFonts w:ascii="Arial" w:hAnsi="Arial" w:cs="Arial"/>
-        </w:rPr>
-        <w:t>Describe the steps you took to create and validate your artefact, clearly connecting the process to your project questions.</w:t>
-      </w:r>
-    </w:p>
-    <w:p>
-      <w:pPr>
-        <w:rPr>
-          <w:rFonts w:ascii="Arial" w:hAnsi="Arial" w:cs="Arial"/>
-        </w:rPr>
-      </w:pPr>
-    </w:p>
-    <w:p>
-      <w:pPr>
-        <w:rPr>
-          <w:rFonts w:ascii="Arial" w:hAnsi="Arial" w:cs="Arial"/>
-        </w:rPr>
-      </w:pPr>
-    </w:p>
-    <w:p>
-      <w:pPr>
-        <w:pStyle w:val="Heading1"/>
+      </w:pPr>
+      <w:bookmarkStart w:id="35" w:name="_Toc228358822"/>
+      <w:r>
         <w:rPr>
           <w:sz w:val="32"/>
           <w:szCs w:val="32"/>
         </w:rPr>
-      </w:pPr>
-      <w:bookmarkStart w:id="28" w:name="_Toc228105554"/>
-      <w:r>
-        <w:rPr>
-          <w:sz w:val="32"/>
-          <w:szCs w:val="32"/>
-        </w:rPr>
-        <w:t>6</w:t>
-      </w:r>
-      <w:r>
-        <w:rPr>
-          <w:sz w:val="32"/>
-          <w:szCs w:val="32"/>
-        </w:rPr>
-        <w:t>.1 Construction of the Artefact</w:t>
-      </w:r>
-      <w:bookmarkEnd w:id="28"/>
-    </w:p>
-    <w:p>
-      <w:pPr>
-        <w:rPr>
-          <w:rFonts w:ascii="Arial" w:hAnsi="Arial" w:cs="Arial"/>
-        </w:rPr>
-      </w:pPr>
-      <w:r>
-        <w:rPr>
-          <w:rFonts w:ascii="Arial" w:hAnsi="Arial" w:cs="Arial"/>
-        </w:rPr>
-        <w:t>Break down the development process into individual steps, covering the tools, languages, and methods employed. Assess the key decisions made and the challenges encountered during construction. Furthermore, describe how the implemented artefact meets the problem statement and research questions outlined in the introduction.</w:t>
-      </w:r>
-    </w:p>
-    <w:p>
-      <w:pPr>
-        <w:pStyle w:val="Heading1"/>
-        <w:rPr>
-          <w:sz w:val="32"/>
-          <w:szCs w:val="32"/>
-        </w:rPr>
-      </w:pPr>
-      <w:bookmarkStart w:id="29" w:name="_Toc228105555"/>
-      <w:r>
-        <w:rPr>
-          <w:sz w:val="32"/>
-          <w:szCs w:val="32"/>
-        </w:rPr>
-        <w:t>6</w:t>
-      </w:r>
-      <w:r>
-        <w:rPr>
-          <w:sz w:val="32"/>
-          <w:szCs w:val="32"/>
-        </w:rPr>
-        <w:t>.</w:t>
-      </w:r>
-      <w:r>
-        <w:rPr>
-          <w:sz w:val="32"/>
-          <w:szCs w:val="32"/>
-        </w:rPr>
-        <w:t>2</w:t>
-      </w:r>
-      <w:r>
-        <w:rPr>
-          <w:sz w:val="32"/>
-          <w:szCs w:val="32"/>
-        </w:rPr>
-        <w:t xml:space="preserve"> Validation and Testing</w:t>
-      </w:r>
-      <w:bookmarkEnd w:id="29"/>
-    </w:p>
-    <w:p>
-      <w:pPr>
-        <w:rPr>
-          <w:rFonts w:ascii="Arial" w:hAnsi="Arial" w:cs="Arial"/>
-        </w:rPr>
-      </w:pPr>
-      <w:r>
-        <w:rPr>
-          <w:rFonts w:ascii="Arial" w:hAnsi="Arial" w:cs="Arial"/>
-        </w:rPr>
-        <w:t>Explain how you validated the artefact, providing evidence of its logical consistency, functionality, and performance. This could include test results, user feedback, or data analysis demonstrating it functions as intended.</w:t>
-      </w:r>
-    </w:p>
-    <w:p>
-      <w:pPr>
-        <w:pStyle w:val="Heading1"/>
-        <w:rPr>
-          <w:sz w:val="32"/>
-          <w:szCs w:val="32"/>
-        </w:rPr>
-      </w:pPr>
-      <w:bookmarkStart w:id="30" w:name="_Toc228105556"/>
-      <w:r>
-        <w:rPr>
-          <w:sz w:val="32"/>
-          <w:szCs w:val="32"/>
-        </w:rPr>
-        <w:t>7</w:t>
-      </w:r>
-      <w:r>
-        <w:rPr>
-          <w:sz w:val="32"/>
-          <w:szCs w:val="32"/>
-        </w:rPr>
-        <w:t>. Critical Evaluation</w:t>
-      </w:r>
-      <w:bookmarkEnd w:id="30"/>
-    </w:p>
-    <w:p>
-      <w:pPr>
-        <w:rPr>
-          <w:rFonts w:ascii="Arial" w:hAnsi="Arial" w:cs="Arial"/>
-        </w:rPr>
-      </w:pPr>
-      <w:r>
-        <w:rPr>
-          <w:rFonts w:ascii="Arial" w:hAnsi="Arial" w:cs="Arial"/>
-        </w:rPr>
-        <w:t>Here is where you examine the success and significance of your work. Describe your artefact, what it does, and its significance in its context, whether that's societal, industrial, or academic. Additionally, discuss how your artefact differs from the similar systems or solutions you explored in your literature review. What are its distinct advantages or novel contributions?</w:t>
-      </w:r>
-    </w:p>
-    <w:p>
-      <w:pPr>
-        <w:pStyle w:val="Heading1"/>
-        <w:rPr>
-          <w:sz w:val="32"/>
-          <w:szCs w:val="32"/>
-        </w:rPr>
-      </w:pPr>
-      <w:bookmarkStart w:id="31" w:name="_Toc228105557"/>
-      <w:r>
-        <w:rPr>
-          <w:sz w:val="32"/>
-          <w:szCs w:val="32"/>
-        </w:rPr>
-        <w:lastRenderedPageBreak/>
-        <w:t>7.2 Impact</w:t>
-      </w:r>
-      <w:bookmarkEnd w:id="31"/>
-    </w:p>
-    <w:p>
-      <w:pPr>
-        <w:rPr>
-          <w:rFonts w:ascii="Arial" w:hAnsi="Arial" w:cs="Arial"/>
-        </w:rPr>
-      </w:pPr>
-      <w:r>
-        <w:rPr>
-          <w:rFonts w:ascii="Arial" w:hAnsi="Arial" w:cs="Arial"/>
-        </w:rPr>
-        <w:t>Examine the actual or potential impact of your artefact. Does it address a problem for a particular community? Does it enhance a process within an industry? Does it bring a new perspective to academic discussion?</w:t>
-      </w:r>
-    </w:p>
-    <w:p>
-      <w:pPr>
-        <w:pStyle w:val="Heading1"/>
-        <w:rPr>
-          <w:sz w:val="32"/>
-          <w:szCs w:val="32"/>
-        </w:rPr>
-      </w:pPr>
-      <w:bookmarkStart w:id="32" w:name="_Toc228105558"/>
-      <w:r>
-        <w:rPr>
-          <w:sz w:val="32"/>
-          <w:szCs w:val="32"/>
-        </w:rPr>
-        <w:t>8</w:t>
-      </w:r>
-      <w:r>
-        <w:rPr>
-          <w:sz w:val="32"/>
-          <w:szCs w:val="32"/>
-        </w:rPr>
-        <w:t>. Conclusion</w:t>
-      </w:r>
-      <w:bookmarkEnd w:id="32"/>
-    </w:p>
-    <w:p>
-      <w:pPr>
-        <w:rPr>
-          <w:rFonts w:ascii="Arial" w:hAnsi="Arial" w:cs="Arial"/>
-        </w:rPr>
-      </w:pPr>
-      <w:r>
-        <w:rPr>
-          <w:rFonts w:ascii="Arial" w:hAnsi="Arial" w:cs="Arial"/>
-        </w:rPr>
-        <w:t>Outline the project journey, reiterate the problem, approach, and key findings. Conclude by reflecting on the project's success and value.</w:t>
-      </w:r>
-    </w:p>
-    <w:p>
-      <w:pPr>
-        <w:pStyle w:val="Heading1"/>
-        <w:rPr>
-          <w:sz w:val="32"/>
-          <w:szCs w:val="32"/>
-        </w:rPr>
-      </w:pPr>
-      <w:bookmarkStart w:id="33" w:name="_Toc228105559"/>
-      <w:r>
-        <w:rPr>
-          <w:sz w:val="32"/>
-          <w:szCs w:val="32"/>
-        </w:rPr>
-        <w:t xml:space="preserve">8.1 </w:t>
-      </w:r>
-      <w:r>
-        <w:rPr>
-          <w:sz w:val="32"/>
-          <w:szCs w:val="32"/>
-        </w:rPr>
-        <w:t>Limitations</w:t>
-      </w:r>
-      <w:bookmarkEnd w:id="33"/>
-      <w:r>
-        <w:rPr>
-          <w:sz w:val="32"/>
-          <w:szCs w:val="32"/>
-        </w:rPr>
-        <w:t xml:space="preserve"> </w:t>
-      </w:r>
-    </w:p>
-    <w:p>
-      <w:pPr>
-        <w:rPr>
-          <w:rFonts w:ascii="Arial" w:hAnsi="Arial" w:cs="Arial"/>
-        </w:rPr>
-      </w:pPr>
-      <w:r>
-        <w:rPr>
-          <w:rFonts w:ascii="Arial" w:hAnsi="Arial" w:cs="Arial"/>
-        </w:rPr>
-        <w:t>This section lets you demonstrate critical self-awareness by honestly acknowledging your work's boundaries and constraints. For example, d</w:t>
-      </w:r>
-      <w:r>
-        <w:rPr>
-          <w:rFonts w:ascii="Arial" w:hAnsi="Arial" w:cs="Arial"/>
-        </w:rPr>
-        <w:t xml:space="preserve">id your chosen method have </w:t>
-      </w:r>
-      <w:r>
-        <w:rPr>
-          <w:rFonts w:ascii="Arial" w:hAnsi="Arial" w:cs="Arial"/>
-        </w:rPr>
-        <w:t xml:space="preserve">any </w:t>
-      </w:r>
-      <w:r>
-        <w:rPr>
-          <w:rFonts w:ascii="Arial" w:hAnsi="Arial" w:cs="Arial"/>
-        </w:rPr>
-        <w:t>weaknesses?</w:t>
-      </w:r>
-      <w:r>
-        <w:rPr>
-          <w:rFonts w:ascii="Arial" w:hAnsi="Arial" w:cs="Arial"/>
-        </w:rPr>
-        <w:t xml:space="preserve"> </w:t>
-      </w:r>
-      <w:r>
-        <w:rPr>
-          <w:rFonts w:ascii="Arial" w:hAnsi="Arial" w:cs="Arial"/>
-        </w:rPr>
-        <w:t>What did you have to leave out?</w:t>
-      </w:r>
-      <w:r>
-        <w:rPr>
-          <w:rFonts w:ascii="Arial" w:hAnsi="Arial" w:cs="Arial"/>
-        </w:rPr>
-        <w:t xml:space="preserve"> </w:t>
-      </w:r>
-      <w:r>
-        <w:rPr>
-          <w:rFonts w:ascii="Arial" w:hAnsi="Arial" w:cs="Arial"/>
-        </w:rPr>
-        <w:t>What are the practical weaknesses of your artefact?</w:t>
-      </w:r>
-      <w:r>
-        <w:rPr>
-          <w:rFonts w:ascii="Arial" w:hAnsi="Arial" w:cs="Arial"/>
-        </w:rPr>
-        <w:t xml:space="preserve"> Or w</w:t>
-      </w:r>
-      <w:r>
-        <w:rPr>
-          <w:rFonts w:ascii="Arial" w:hAnsi="Arial" w:cs="Arial"/>
-        </w:rPr>
-        <w:t>as your dataset small, incomplete, or biased in some way?</w:t>
-      </w:r>
-      <w:r>
-        <w:rPr>
-          <w:rFonts w:ascii="Arial" w:hAnsi="Arial" w:cs="Arial"/>
-        </w:rPr>
-        <w:t xml:space="preserve"> </w:t>
-      </w:r>
-      <w:r>
-        <w:rPr>
-          <w:rFonts w:ascii="Arial" w:hAnsi="Arial" w:cs="Arial"/>
-        </w:rPr>
-        <w:t xml:space="preserve">For each </w:t>
-      </w:r>
-      <w:r>
-        <w:rPr>
-          <w:rFonts w:ascii="Arial" w:hAnsi="Arial" w:cs="Arial"/>
-        </w:rPr>
-        <w:t xml:space="preserve">limitation you mention, provide a brief explanation of its impact on your project and how you addressed these limitations. </w:t>
-      </w:r>
-    </w:p>
-    <w:p>
-      <w:pPr>
-        <w:rPr>
-          <w:rFonts w:ascii="Arial" w:hAnsi="Arial" w:cs="Arial"/>
-        </w:rPr>
-      </w:pPr>
-    </w:p>
-    <w:p>
-      <w:pPr>
-        <w:rPr>
-          <w:rFonts w:ascii="Arial" w:hAnsi="Arial" w:cs="Arial"/>
-        </w:rPr>
-      </w:pPr>
-    </w:p>
-    <w:p>
-      <w:pPr>
-        <w:pStyle w:val="Heading1"/>
-        <w:rPr>
-          <w:sz w:val="32"/>
-          <w:szCs w:val="32"/>
-        </w:rPr>
-      </w:pPr>
-      <w:bookmarkStart w:id="34" w:name="_Toc228105560"/>
-      <w:r>
-        <w:rPr>
-          <w:sz w:val="32"/>
-          <w:szCs w:val="32"/>
-        </w:rPr>
-        <w:t xml:space="preserve">8.2 </w:t>
-      </w:r>
-      <w:r>
-        <w:rPr>
-          <w:sz w:val="32"/>
-          <w:szCs w:val="32"/>
-        </w:rPr>
-        <w:t>Future Work</w:t>
-      </w:r>
-      <w:bookmarkEnd w:id="34"/>
-      <w:r>
-        <w:rPr>
-          <w:sz w:val="32"/>
-          <w:szCs w:val="32"/>
-        </w:rPr>
-        <w:t xml:space="preserve"> </w:t>
-      </w:r>
-    </w:p>
-    <w:p>
-      <w:pPr>
-        <w:rPr>
-          <w:rFonts w:ascii="Arial" w:hAnsi="Arial" w:cs="Arial"/>
-        </w:rPr>
-      </w:pPr>
-      <w:r>
-        <w:rPr>
-          <w:rFonts w:ascii="Arial" w:hAnsi="Arial" w:cs="Arial"/>
-        </w:rPr>
-        <w:t>This section provides a roadmap for you or others to continue or enhance this project, but your suggestions should be specific and concrete. It should logically follow your findings and identified limitations. For example, you can offer suggestions on how other people can address the limitations. Also, you can explain what you would add if you had more time, or how the project could</w:t>
-      </w:r>
-      <w:r>
-        <w:rPr>
-          <w:rFonts w:ascii="Arial" w:hAnsi="Arial" w:cs="Arial"/>
-        </w:rPr>
-        <w:t xml:space="preserve"> be made bigger or more widely applicable</w:t>
-      </w:r>
-      <w:r>
-        <w:rPr>
-          <w:rFonts w:ascii="Arial" w:hAnsi="Arial" w:cs="Arial"/>
-        </w:rPr>
-        <w:t>.</w:t>
-      </w:r>
-    </w:p>
-    <w:p>
-      <w:pPr>
-        <w:pStyle w:val="Heading1"/>
-        <w:rPr>
-          <w:sz w:val="32"/>
-          <w:szCs w:val="32"/>
-        </w:rPr>
-      </w:pPr>
-      <w:bookmarkStart w:id="35" w:name="_Toc228105561"/>
-      <w:r>
-        <w:rPr>
-          <w:sz w:val="32"/>
-          <w:szCs w:val="32"/>
-        </w:rPr>
-        <w:t>References</w:t>
+        <w:t>Appendices</w:t>
       </w:r>
       <w:bookmarkEnd w:id="35"/>
-    </w:p>
-    <w:p>
-      <w:pPr>
-        <w:rPr>
-          <w:rFonts w:ascii="Arial" w:hAnsi="Arial" w:cs="Arial"/>
-        </w:rPr>
-      </w:pPr>
-      <w:r>
-        <w:rPr>
-          <w:rFonts w:ascii="Arial" w:hAnsi="Arial" w:cs="Arial"/>
-        </w:rPr>
-        <w:t>List all the academic and professional sources you have cited in your report, formatted in accordance with the Harvard Referencing Style.</w:t>
-      </w:r>
-    </w:p>
-    <w:p>
-      <w:pPr>
-        <w:pStyle w:val="Heading1"/>
-        <w:rPr>
-          <w:sz w:val="32"/>
-          <w:szCs w:val="32"/>
-        </w:rPr>
-      </w:pPr>
-      <w:bookmarkStart w:id="36" w:name="_Toc228105562"/>
-      <w:r>
-        <w:rPr>
-          <w:sz w:val="32"/>
-          <w:szCs w:val="32"/>
-        </w:rPr>
-        <w:t>Appendices</w:t>
-      </w:r>
-      <w:bookmarkEnd w:id="36"/>
     </w:p>
     <w:p>
       <w:pPr>
@@ -5230,7 +8185,6 @@
         <w:rPr>
           <w:rFonts w:ascii="Arial" w:hAnsi="Arial" w:cs="Arial"/>
         </w:rPr>
-        <w:lastRenderedPageBreak/>
         <w:t>Create a realistic project schedule. A Gantt chart is the best way to visualise this. The chart should cover all major tasks (e.g., literature review, data collection, development, analysis, writing), key milestones, and their deadlines from start to finish.</w:t>
       </w:r>
     </w:p>
@@ -5552,6 +8506,7 @@
               <w:rPr>
                 <w:rFonts w:ascii="Arial" w:hAnsi="Arial" w:cs="Arial"/>
               </w:rPr>
+              <w:lastRenderedPageBreak/>
               <w:t>e.g., A key software tool has a steep learning curve</w:t>
             </w:r>
           </w:p>
@@ -5738,7 +8693,6 @@
         <w:rPr>
           <w:rFonts w:ascii="Arial" w:hAnsi="Arial" w:cs="Arial"/>
         </w:rPr>
-        <w:lastRenderedPageBreak/>
         <w:t>Table 4.1: Risk Assessment and Mitigation</w:t>
       </w:r>
     </w:p>
@@ -5824,7 +8778,7 @@
         </w:rPr>
       </w:pPr>
     </w:p>
-    <w:bookmarkStart w:id="37" w:name="_Toc228105563" w:displacedByCustomXml="next"/>
+    <w:bookmarkStart w:id="36" w:name="_Toc228358823" w:displacedByCustomXml="next"/>
     <w:sdt>
       <w:sdtPr>
         <w:rPr>
@@ -5847,7 +8801,7 @@
           <w:r>
             <w:t>References</w:t>
           </w:r>
-          <w:bookmarkEnd w:id="37"/>
+          <w:bookmarkEnd w:id="36"/>
         </w:p>
         <w:sdt>
           <w:sdtPr>
@@ -5905,6 +8859,63 @@
                 <w:rPr>
                   <w:noProof/>
                 </w:rPr>
+                <w:t xml:space="preserve">Madigan, J., 2015. </w:t>
+              </w:r>
+              <w:r>
+                <w:rPr>
+                  <w:i/>
+                  <w:iCs/>
+                  <w:noProof/>
+                </w:rPr>
+                <w:t xml:space="preserve">Why we hate (some) video game motion controls. </w:t>
+              </w:r>
+              <w:r>
+                <w:rPr>
+                  <w:noProof/>
+                </w:rPr>
+                <w:t xml:space="preserve">[Online] </w:t>
+              </w:r>
+              <w:r>
+                <w:rPr>
+                  <w:noProof/>
+                </w:rPr>
+                <w:br/>
+                <w:t xml:space="preserve">Available at: </w:t>
+              </w:r>
+              <w:r>
+                <w:rPr>
+                  <w:noProof/>
+                  <w:u w:val="single"/>
+                </w:rPr>
+                <w:t>https://www.psychologytoday.com/gb/blog/mind-games/201506/why-</w:t>
+              </w:r>
+              <w:r>
+                <w:rPr>
+                  <w:noProof/>
+                  <w:u w:val="single"/>
+                </w:rPr>
+                <w:lastRenderedPageBreak/>
+                <w:t>we-hate-some-video-game-motion-controls</w:t>
+              </w:r>
+              <w:r>
+                <w:rPr>
+                  <w:noProof/>
+                </w:rPr>
+                <w:br/>
+                <w:t>[Accessed 29 April 2026].</w:t>
+              </w:r>
+            </w:p>
+            <w:p>
+              <w:pPr>
+                <w:pStyle w:val="Bibliography"/>
+                <w:rPr>
+                  <w:noProof/>
+                </w:rPr>
+              </w:pPr>
+              <w:r>
+                <w:rPr>
+                  <w:noProof/>
+                </w:rPr>
                 <w:t xml:space="preserve">Malone, L. A. et al., 2023. Usability of the GAIMPLANK video game controller for people with mobility impairments: Observational study. </w:t>
               </w:r>
               <w:r>
@@ -5920,6 +8931,55 @@
                   <w:noProof/>
                 </w:rPr>
                 <w:t>Volume 11, p. e38484.</w:t>
+              </w:r>
+            </w:p>
+            <w:p>
+              <w:pPr>
+                <w:pStyle w:val="Bibliography"/>
+                <w:rPr>
+                  <w:noProof/>
+                </w:rPr>
+              </w:pPr>
+              <w:r>
+                <w:rPr>
+                  <w:noProof/>
+                </w:rPr>
+                <w:t xml:space="preserve">Thorpe, A., Ma, M. &amp; Oikonomou, A., 2011. </w:t>
+              </w:r>
+              <w:r>
+                <w:rPr>
+                  <w:i/>
+                  <w:iCs/>
+                  <w:noProof/>
+                </w:rPr>
+                <w:t xml:space="preserve">History and alternative game input methods | IEEE conference publication | IEEE Xplore. </w:t>
+              </w:r>
+              <w:r>
+                <w:rPr>
+                  <w:noProof/>
+                </w:rPr>
+                <w:t xml:space="preserve">[Online] </w:t>
+              </w:r>
+              <w:r>
+                <w:rPr>
+                  <w:noProof/>
+                </w:rPr>
+                <w:br/>
+                <w:t xml:space="preserve">Available at: </w:t>
+              </w:r>
+              <w:r>
+                <w:rPr>
+                  <w:noProof/>
+                  <w:u w:val="single"/>
+                </w:rPr>
+                <w:t>https://ieeexplore.ieee.org/document/6000321</w:t>
+              </w:r>
+              <w:r>
+                <w:rPr>
+                  <w:noProof/>
+                </w:rPr>
+                <w:br/>
+                <w:t>[Accessed 29 April 2026].</w:t>
               </w:r>
             </w:p>
             <w:p>
@@ -6120,6 +9180,137 @@
 <file path=word/numbering.xml><?xml version="1.0" encoding="utf-8"?>
 <w:numbering xmlns:wpc="http://schemas.microsoft.com/office/word/2010/wordprocessingCanvas" xmlns:cx="http://schemas.microsoft.com/office/drawing/2014/chartex" xmlns:cx1="http://schemas.microsoft.com/office/drawing/2015/9/8/chartex" xmlns:cx2="http://schemas.microsoft.com/office/drawing/2015/10/21/chartex" xmlns:cx3="http://schemas.microsoft.com/office/drawing/2016/5/9/chartex" xmlns:cx4="http://schemas.microsoft.com/office/drawing/2016/5/10/chartex" xmlns:cx5="http://schemas.microsoft.com/office/drawing/2016/5/11/chartex" xmlns:cx6="http://schemas.microsoft.com/office/drawing/2016/5/12/chartex" xmlns:cx7="http://schemas.microsoft.com/office/drawing/2016/5/13/chartex" xmlns:cx8="http://schemas.microsoft.com/office/drawing/2016/5/14/chartex" xmlns:mc="http://schemas.openxmlformats.org/markup-compatibility/2006" xmlns:aink="http://schemas.microsoft.com/office/drawing/2016/ink" xmlns:am3d="http://schemas.microsoft.com/office/drawing/2017/model3d" xmlns:o="urn:schemas-microsoft-com:office:office" xmlns:oel="http://schemas.microsoft.com/office/2019/extlst" xmlns:r="http://schemas.openxmlformats.org/officeDocument/2006/relationships" xmlns:m="http://schemas.openxmlformats.org/officeDocument/2006/math" xmlns:v="urn:schemas-microsoft-com:vml" xmlns:wp14="http://schemas.microsoft.com/office/word/2010/wordprocessingDrawing" xmlns:wp="http://schemas.openxmlformats.org/drawingml/2006/wordprocessingDrawing" xmlns:w10="urn:schemas-microsoft-com:office:word" xmlns:w="http://schemas.openxmlformats.org/wordprocessingml/2006/main" xmlns:w14="http://schemas.microsoft.com/office/word/2010/wordml" xmlns:w15="http://schemas.microsoft.com/office/word/2012/wordml" xmlns:w16cex="http://schemas.microsoft.com/office/word/2018/wordml/cex" xmlns:w16cid="http://schemas.microsoft.com/office/word/2016/wordml/cid" xmlns:w16="http://schemas.microsoft.com/office/word/2018/wordml" xmlns:w16du="http://schemas.microsoft.com/office/word/2023/wordml/word16du" xmlns:w16sdtdh="http://schemas.microsoft.com/office/word/2020/wordml/sdtdatahash" xmlns:w16sdtfl="http://schemas.microsoft.com/office/word/2024/wordml/sdtformatlock" xmlns:w16se="http://schemas.microsoft.com/office/word/2015/wordml/symex" xmlns:wpg="http://schemas.microsoft.com/office/word/2010/wordprocessingGroup" xmlns:wpi="http://schemas.microsoft.com/office/word/2010/wordprocessingInk" xmlns:wne="http://schemas.microsoft.com/office/word/2006/wordml" xmlns:wps="http://schemas.microsoft.com/office/word/2010/wordprocessingShape" mc:Ignorable="w14 w15 w16se w16cid w16 w16cex w16sdtdh w16sdtfl w16du wp14">
   <w:abstractNum w:abstractNumId="0" w15:restartNumberingAfterBreak="0">
+    <w:nsid w:val="15036540"/>
+    <w:multiLevelType w:val="multilevel"/>
+    <w:tmpl w:val="C368F080"/>
+    <w:lvl w:ilvl="0">
+      <w:start w:val="2"/>
+      <w:numFmt w:val="decimal"/>
+      <w:lvlText w:val="%1"/>
+      <w:lvlJc w:val="left"/>
+      <w:pPr>
+        <w:ind w:left="703" w:hanging="476"/>
+      </w:pPr>
+      <w:rPr>
+        <w:rFonts w:hint="default"/>
+        <w:lang w:val="en-US" w:eastAsia="en-US" w:bidi="ar-SA"/>
+      </w:rPr>
+    </w:lvl>
+    <w:lvl w:ilvl="1">
+      <w:numFmt w:val="decimal"/>
+      <w:lvlText w:val="%1.%2"/>
+      <w:lvlJc w:val="left"/>
+      <w:pPr>
+        <w:ind w:left="703" w:hanging="476"/>
+      </w:pPr>
+      <w:rPr>
+        <w:rFonts w:ascii="Calibri" w:eastAsia="Calibri" w:hAnsi="Calibri" w:cs="Calibri" w:hint="default"/>
+        <w:b w:val="0"/>
+        <w:bCs w:val="0"/>
+        <w:i w:val="0"/>
+        <w:iCs w:val="0"/>
+        <w:color w:val="0E4660"/>
+        <w:spacing w:val="0"/>
+        <w:w w:val="101"/>
+        <w:sz w:val="32"/>
+        <w:szCs w:val="32"/>
+        <w:lang w:val="en-US" w:eastAsia="en-US" w:bidi="ar-SA"/>
+      </w:rPr>
+    </w:lvl>
+    <w:lvl w:ilvl="2">
+      <w:numFmt w:val="bullet"/>
+      <w:lvlText w:val=""/>
+      <w:lvlJc w:val="left"/>
+      <w:pPr>
+        <w:ind w:left="947" w:hanging="360"/>
+      </w:pPr>
+      <w:rPr>
+        <w:rFonts w:ascii="Symbol" w:eastAsia="Symbol" w:hAnsi="Symbol" w:cs="Symbol" w:hint="default"/>
+        <w:b w:val="0"/>
+        <w:bCs w:val="0"/>
+        <w:i w:val="0"/>
+        <w:iCs w:val="0"/>
+        <w:spacing w:val="0"/>
+        <w:w w:val="100"/>
+        <w:sz w:val="24"/>
+        <w:szCs w:val="24"/>
+        <w:lang w:val="en-US" w:eastAsia="en-US" w:bidi="ar-SA"/>
+      </w:rPr>
+    </w:lvl>
+    <w:lvl w:ilvl="3">
+      <w:numFmt w:val="bullet"/>
+      <w:lvlText w:val="•"/>
+      <w:lvlJc w:val="left"/>
+      <w:pPr>
+        <w:ind w:left="2716" w:hanging="360"/>
+      </w:pPr>
+      <w:rPr>
+        <w:rFonts w:hint="default"/>
+        <w:lang w:val="en-US" w:eastAsia="en-US" w:bidi="ar-SA"/>
+      </w:rPr>
+    </w:lvl>
+    <w:lvl w:ilvl="4">
+      <w:numFmt w:val="bullet"/>
+      <w:lvlText w:val="•"/>
+      <w:lvlJc w:val="left"/>
+      <w:pPr>
+        <w:ind w:left="3605" w:hanging="360"/>
+      </w:pPr>
+      <w:rPr>
+        <w:rFonts w:hint="default"/>
+        <w:lang w:val="en-US" w:eastAsia="en-US" w:bidi="ar-SA"/>
+      </w:rPr>
+    </w:lvl>
+    <w:lvl w:ilvl="5">
+      <w:numFmt w:val="bullet"/>
+      <w:lvlText w:val="•"/>
+      <w:lvlJc w:val="left"/>
+      <w:pPr>
+        <w:ind w:left="4493" w:hanging="360"/>
+      </w:pPr>
+      <w:rPr>
+        <w:rFonts w:hint="default"/>
+        <w:lang w:val="en-US" w:eastAsia="en-US" w:bidi="ar-SA"/>
+      </w:rPr>
+    </w:lvl>
+    <w:lvl w:ilvl="6">
+      <w:numFmt w:val="bullet"/>
+      <w:lvlText w:val="•"/>
+      <w:lvlJc w:val="left"/>
+      <w:pPr>
+        <w:ind w:left="5382" w:hanging="360"/>
+      </w:pPr>
+      <w:rPr>
+        <w:rFonts w:hint="default"/>
+        <w:lang w:val="en-US" w:eastAsia="en-US" w:bidi="ar-SA"/>
+      </w:rPr>
+    </w:lvl>
+    <w:lvl w:ilvl="7">
+      <w:numFmt w:val="bullet"/>
+      <w:lvlText w:val="•"/>
+      <w:lvlJc w:val="left"/>
+      <w:pPr>
+        <w:ind w:left="6270" w:hanging="360"/>
+      </w:pPr>
+      <w:rPr>
+        <w:rFonts w:hint="default"/>
+        <w:lang w:val="en-US" w:eastAsia="en-US" w:bidi="ar-SA"/>
+      </w:rPr>
+    </w:lvl>
+    <w:lvl w:ilvl="8">
+      <w:numFmt w:val="bullet"/>
+      <w:lvlText w:val="•"/>
+      <w:lvlJc w:val="left"/>
+      <w:pPr>
+        <w:ind w:left="7159" w:hanging="360"/>
+      </w:pPr>
+      <w:rPr>
+        <w:rFonts w:hint="default"/>
+        <w:lang w:val="en-US" w:eastAsia="en-US" w:bidi="ar-SA"/>
+      </w:rPr>
+    </w:lvl>
+  </w:abstractNum>
+  <w:abstractNum w:abstractNumId="1" w15:restartNumberingAfterBreak="0">
     <w:nsid w:val="1CA64C4B"/>
     <w:multiLevelType w:val="multilevel"/>
     <w:tmpl w:val="5EC646C0"/>
@@ -6232,7 +9423,7 @@
       </w:rPr>
     </w:lvl>
   </w:abstractNum>
-  <w:abstractNum w:abstractNumId="1" w15:restartNumberingAfterBreak="0">
+  <w:abstractNum w:abstractNumId="2" w15:restartNumberingAfterBreak="0">
     <w:nsid w:val="29E61E04"/>
     <w:multiLevelType w:val="multilevel"/>
     <w:tmpl w:val="900CC3D6"/>
@@ -6381,7 +9572,7 @@
       </w:rPr>
     </w:lvl>
   </w:abstractNum>
-  <w:abstractNum w:abstractNumId="2" w15:restartNumberingAfterBreak="0">
+  <w:abstractNum w:abstractNumId="3" w15:restartNumberingAfterBreak="0">
     <w:nsid w:val="2FE64690"/>
     <w:multiLevelType w:val="hybridMultilevel"/>
     <w:tmpl w:val="66DC80E0"/>
@@ -6494,210 +9685,8 @@
       </w:rPr>
     </w:lvl>
   </w:abstractNum>
-  <w:abstractNum w:abstractNumId="3" w15:restartNumberingAfterBreak="0">
-    <w:nsid w:val="45324854"/>
-    <w:multiLevelType w:val="hybridMultilevel"/>
-    <w:tmpl w:val="E9202972"/>
-    <w:lvl w:ilvl="0" w:tplc="08090015">
-      <w:start w:val="1"/>
-      <w:numFmt w:val="upperLetter"/>
-      <w:lvlText w:val="%1."/>
-      <w:lvlJc w:val="left"/>
-      <w:pPr>
-        <w:ind w:left="720" w:hanging="360"/>
-      </w:pPr>
-      <w:rPr>
-        <w:rFonts w:hint="default"/>
-      </w:rPr>
-    </w:lvl>
-    <w:lvl w:ilvl="1" w:tplc="08090019" w:tentative="1">
-      <w:start w:val="1"/>
-      <w:numFmt w:val="lowerLetter"/>
-      <w:lvlText w:val="%2."/>
-      <w:lvlJc w:val="left"/>
-      <w:pPr>
-        <w:ind w:left="1440" w:hanging="360"/>
-      </w:pPr>
-    </w:lvl>
-    <w:lvl w:ilvl="2" w:tplc="0809001B" w:tentative="1">
-      <w:start w:val="1"/>
-      <w:numFmt w:val="lowerRoman"/>
-      <w:lvlText w:val="%3."/>
-      <w:lvlJc w:val="right"/>
-      <w:pPr>
-        <w:ind w:left="2160" w:hanging="180"/>
-      </w:pPr>
-    </w:lvl>
-    <w:lvl w:ilvl="3" w:tplc="0809000F" w:tentative="1">
-      <w:start w:val="1"/>
-      <w:numFmt w:val="decimal"/>
-      <w:lvlText w:val="%4."/>
-      <w:lvlJc w:val="left"/>
-      <w:pPr>
-        <w:ind w:left="2880" w:hanging="360"/>
-      </w:pPr>
-    </w:lvl>
-    <w:lvl w:ilvl="4" w:tplc="08090019" w:tentative="1">
-      <w:start w:val="1"/>
-      <w:numFmt w:val="lowerLetter"/>
-      <w:lvlText w:val="%5."/>
-      <w:lvlJc w:val="left"/>
-      <w:pPr>
-        <w:ind w:left="3600" w:hanging="360"/>
-      </w:pPr>
-    </w:lvl>
-    <w:lvl w:ilvl="5" w:tplc="0809001B" w:tentative="1">
-      <w:start w:val="1"/>
-      <w:numFmt w:val="lowerRoman"/>
-      <w:lvlText w:val="%6."/>
-      <w:lvlJc w:val="right"/>
-      <w:pPr>
-        <w:ind w:left="4320" w:hanging="180"/>
-      </w:pPr>
-    </w:lvl>
-    <w:lvl w:ilvl="6" w:tplc="0809000F" w:tentative="1">
-      <w:start w:val="1"/>
-      <w:numFmt w:val="decimal"/>
-      <w:lvlText w:val="%7."/>
-      <w:lvlJc w:val="left"/>
-      <w:pPr>
-        <w:ind w:left="5040" w:hanging="360"/>
-      </w:pPr>
-    </w:lvl>
-    <w:lvl w:ilvl="7" w:tplc="08090019" w:tentative="1">
-      <w:start w:val="1"/>
-      <w:numFmt w:val="lowerLetter"/>
-      <w:lvlText w:val="%8."/>
-      <w:lvlJc w:val="left"/>
-      <w:pPr>
-        <w:ind w:left="5760" w:hanging="360"/>
-      </w:pPr>
-    </w:lvl>
-    <w:lvl w:ilvl="8" w:tplc="0809001B" w:tentative="1">
-      <w:start w:val="1"/>
-      <w:numFmt w:val="lowerRoman"/>
-      <w:lvlText w:val="%9."/>
-      <w:lvlJc w:val="right"/>
-      <w:pPr>
-        <w:ind w:left="6480" w:hanging="180"/>
-      </w:pPr>
-    </w:lvl>
-  </w:abstractNum>
   <w:abstractNum w:abstractNumId="4" w15:restartNumberingAfterBreak="0">
-    <w:nsid w:val="4A347383"/>
-    <w:multiLevelType w:val="multilevel"/>
-    <w:tmpl w:val="57469FF8"/>
-    <w:lvl w:ilvl="0">
-      <w:start w:val="8"/>
-      <w:numFmt w:val="decimal"/>
-      <w:lvlText w:val="%1"/>
-      <w:lvlJc w:val="left"/>
-      <w:pPr>
-        <w:ind w:left="360" w:hanging="360"/>
-      </w:pPr>
-      <w:rPr>
-        <w:rFonts w:hint="default"/>
-      </w:rPr>
-    </w:lvl>
-    <w:lvl w:ilvl="1">
-      <w:start w:val="2"/>
-      <w:numFmt w:val="decimal"/>
-      <w:lvlText w:val="%1.%2"/>
-      <w:lvlJc w:val="left"/>
-      <w:pPr>
-        <w:ind w:left="502" w:hanging="360"/>
-      </w:pPr>
-      <w:rPr>
-        <w:rFonts w:hint="default"/>
-      </w:rPr>
-    </w:lvl>
-    <w:lvl w:ilvl="2">
-      <w:start w:val="1"/>
-      <w:numFmt w:val="decimal"/>
-      <w:lvlText w:val="%1.%2.%3"/>
-      <w:lvlJc w:val="left"/>
-      <w:pPr>
-        <w:ind w:left="720" w:hanging="720"/>
-      </w:pPr>
-      <w:rPr>
-        <w:rFonts w:hint="default"/>
-      </w:rPr>
-    </w:lvl>
-    <w:lvl w:ilvl="3">
-      <w:start w:val="1"/>
-      <w:numFmt w:val="decimal"/>
-      <w:lvlText w:val="%1.%2.%3.%4"/>
-      <w:lvlJc w:val="left"/>
-      <w:pPr>
-        <w:ind w:left="720" w:hanging="720"/>
-      </w:pPr>
-      <w:rPr>
-        <w:rFonts w:hint="default"/>
-      </w:rPr>
-    </w:lvl>
-    <w:lvl w:ilvl="4">
-      <w:start w:val="1"/>
-      <w:numFmt w:val="decimal"/>
-      <w:lvlText w:val="%1.%2.%3.%4.%5"/>
-      <w:lvlJc w:val="left"/>
-      <w:pPr>
-        <w:ind w:left="1080" w:hanging="1080"/>
-      </w:pPr>
-      <w:rPr>
-        <w:rFonts w:hint="default"/>
-      </w:rPr>
-    </w:lvl>
-    <w:lvl w:ilvl="5">
-      <w:start w:val="1"/>
-      <w:numFmt w:val="decimal"/>
-      <w:lvlText w:val="%1.%2.%3.%4.%5.%6"/>
-      <w:lvlJc w:val="left"/>
-      <w:pPr>
-        <w:ind w:left="1080" w:hanging="1080"/>
-      </w:pPr>
-      <w:rPr>
-        <w:rFonts w:hint="default"/>
-      </w:rPr>
-    </w:lvl>
-    <w:lvl w:ilvl="6">
-      <w:start w:val="1"/>
-      <w:numFmt w:val="decimal"/>
-      <w:lvlText w:val="%1.%2.%3.%4.%5.%6.%7"/>
-      <w:lvlJc w:val="left"/>
-      <w:pPr>
-        <w:ind w:left="1440" w:hanging="1440"/>
-      </w:pPr>
-      <w:rPr>
-        <w:rFonts w:hint="default"/>
-      </w:rPr>
-    </w:lvl>
-    <w:lvl w:ilvl="7">
-      <w:start w:val="1"/>
-      <w:numFmt w:val="decimal"/>
-      <w:lvlText w:val="%1.%2.%3.%4.%5.%6.%7.%8"/>
-      <w:lvlJc w:val="left"/>
-      <w:pPr>
-        <w:ind w:left="1440" w:hanging="1440"/>
-      </w:pPr>
-      <w:rPr>
-        <w:rFonts w:hint="default"/>
-      </w:rPr>
-    </w:lvl>
-    <w:lvl w:ilvl="8">
-      <w:start w:val="1"/>
-      <w:numFmt w:val="decimal"/>
-      <w:lvlText w:val="%1.%2.%3.%4.%5.%6.%7.%8.%9"/>
-      <w:lvlJc w:val="left"/>
-      <w:pPr>
-        <w:ind w:left="1800" w:hanging="1800"/>
-      </w:pPr>
-      <w:rPr>
-        <w:rFonts w:hint="default"/>
-      </w:rPr>
-    </w:lvl>
-  </w:abstractNum>
-  <w:abstractNum w:abstractNumId="5" w15:restartNumberingAfterBreak="0">
-    <w:nsid w:val="59280B08"/>
+    <w:nsid w:val="32E53C05"/>
     <w:multiLevelType w:val="multilevel"/>
     <w:tmpl w:val="AA60A35C"/>
     <w:lvl w:ilvl="0">
@@ -6845,7 +9834,489 @@
       </w:rPr>
     </w:lvl>
   </w:abstractNum>
+  <w:abstractNum w:abstractNumId="5" w15:restartNumberingAfterBreak="0">
+    <w:nsid w:val="3A503289"/>
+    <w:multiLevelType w:val="multilevel"/>
+    <w:tmpl w:val="3E46988A"/>
+    <w:lvl w:ilvl="0">
+      <w:start w:val="3"/>
+      <w:numFmt w:val="decimal"/>
+      <w:lvlText w:val="%1"/>
+      <w:lvlJc w:val="left"/>
+      <w:pPr>
+        <w:ind w:left="705" w:hanging="478"/>
+      </w:pPr>
+      <w:rPr>
+        <w:rFonts w:hint="default"/>
+        <w:lang w:val="en-US" w:eastAsia="en-US" w:bidi="ar-SA"/>
+      </w:rPr>
+    </w:lvl>
+    <w:lvl w:ilvl="1">
+      <w:numFmt w:val="decimal"/>
+      <w:lvlText w:val="%1.%2"/>
+      <w:lvlJc w:val="left"/>
+      <w:pPr>
+        <w:ind w:left="705" w:hanging="478"/>
+      </w:pPr>
+      <w:rPr>
+        <w:rFonts w:ascii="Calibri" w:eastAsia="Calibri" w:hAnsi="Calibri" w:cs="Calibri" w:hint="default"/>
+        <w:b w:val="0"/>
+        <w:bCs w:val="0"/>
+        <w:i w:val="0"/>
+        <w:iCs w:val="0"/>
+        <w:color w:val="0E4660"/>
+        <w:spacing w:val="0"/>
+        <w:w w:val="101"/>
+        <w:sz w:val="32"/>
+        <w:szCs w:val="32"/>
+        <w:lang w:val="en-US" w:eastAsia="en-US" w:bidi="ar-SA"/>
+      </w:rPr>
+    </w:lvl>
+    <w:lvl w:ilvl="2">
+      <w:numFmt w:val="bullet"/>
+      <w:lvlText w:val=""/>
+      <w:lvlJc w:val="left"/>
+      <w:pPr>
+        <w:ind w:left="947" w:hanging="360"/>
+      </w:pPr>
+      <w:rPr>
+        <w:rFonts w:ascii="Symbol" w:eastAsia="Symbol" w:hAnsi="Symbol" w:cs="Symbol" w:hint="default"/>
+        <w:b w:val="0"/>
+        <w:bCs w:val="0"/>
+        <w:i w:val="0"/>
+        <w:iCs w:val="0"/>
+        <w:spacing w:val="0"/>
+        <w:w w:val="99"/>
+        <w:sz w:val="20"/>
+        <w:szCs w:val="20"/>
+        <w:lang w:val="en-US" w:eastAsia="en-US" w:bidi="ar-SA"/>
+      </w:rPr>
+    </w:lvl>
+    <w:lvl w:ilvl="3">
+      <w:numFmt w:val="bullet"/>
+      <w:lvlText w:val="•"/>
+      <w:lvlJc w:val="left"/>
+      <w:pPr>
+        <w:ind w:left="2716" w:hanging="360"/>
+      </w:pPr>
+      <w:rPr>
+        <w:rFonts w:hint="default"/>
+        <w:lang w:val="en-US" w:eastAsia="en-US" w:bidi="ar-SA"/>
+      </w:rPr>
+    </w:lvl>
+    <w:lvl w:ilvl="4">
+      <w:numFmt w:val="bullet"/>
+      <w:lvlText w:val="•"/>
+      <w:lvlJc w:val="left"/>
+      <w:pPr>
+        <w:ind w:left="3605" w:hanging="360"/>
+      </w:pPr>
+      <w:rPr>
+        <w:rFonts w:hint="default"/>
+        <w:lang w:val="en-US" w:eastAsia="en-US" w:bidi="ar-SA"/>
+      </w:rPr>
+    </w:lvl>
+    <w:lvl w:ilvl="5">
+      <w:numFmt w:val="bullet"/>
+      <w:lvlText w:val="•"/>
+      <w:lvlJc w:val="left"/>
+      <w:pPr>
+        <w:ind w:left="4493" w:hanging="360"/>
+      </w:pPr>
+      <w:rPr>
+        <w:rFonts w:hint="default"/>
+        <w:lang w:val="en-US" w:eastAsia="en-US" w:bidi="ar-SA"/>
+      </w:rPr>
+    </w:lvl>
+    <w:lvl w:ilvl="6">
+      <w:numFmt w:val="bullet"/>
+      <w:lvlText w:val="•"/>
+      <w:lvlJc w:val="left"/>
+      <w:pPr>
+        <w:ind w:left="5382" w:hanging="360"/>
+      </w:pPr>
+      <w:rPr>
+        <w:rFonts w:hint="default"/>
+        <w:lang w:val="en-US" w:eastAsia="en-US" w:bidi="ar-SA"/>
+      </w:rPr>
+    </w:lvl>
+    <w:lvl w:ilvl="7">
+      <w:numFmt w:val="bullet"/>
+      <w:lvlText w:val="•"/>
+      <w:lvlJc w:val="left"/>
+      <w:pPr>
+        <w:ind w:left="6270" w:hanging="360"/>
+      </w:pPr>
+      <w:rPr>
+        <w:rFonts w:hint="default"/>
+        <w:lang w:val="en-US" w:eastAsia="en-US" w:bidi="ar-SA"/>
+      </w:rPr>
+    </w:lvl>
+    <w:lvl w:ilvl="8">
+      <w:numFmt w:val="bullet"/>
+      <w:lvlText w:val="•"/>
+      <w:lvlJc w:val="left"/>
+      <w:pPr>
+        <w:ind w:left="7159" w:hanging="360"/>
+      </w:pPr>
+      <w:rPr>
+        <w:rFonts w:hint="default"/>
+        <w:lang w:val="en-US" w:eastAsia="en-US" w:bidi="ar-SA"/>
+      </w:rPr>
+    </w:lvl>
+  </w:abstractNum>
   <w:abstractNum w:abstractNumId="6" w15:restartNumberingAfterBreak="0">
+    <w:nsid w:val="45324854"/>
+    <w:multiLevelType w:val="hybridMultilevel"/>
+    <w:tmpl w:val="E9202972"/>
+    <w:lvl w:ilvl="0" w:tplc="08090015">
+      <w:start w:val="1"/>
+      <w:numFmt w:val="upperLetter"/>
+      <w:lvlText w:val="%1."/>
+      <w:lvlJc w:val="left"/>
+      <w:pPr>
+        <w:ind w:left="720" w:hanging="360"/>
+      </w:pPr>
+      <w:rPr>
+        <w:rFonts w:hint="default"/>
+      </w:rPr>
+    </w:lvl>
+    <w:lvl w:ilvl="1" w:tplc="08090019" w:tentative="1">
+      <w:start w:val="1"/>
+      <w:numFmt w:val="lowerLetter"/>
+      <w:lvlText w:val="%2."/>
+      <w:lvlJc w:val="left"/>
+      <w:pPr>
+        <w:ind w:left="1440" w:hanging="360"/>
+      </w:pPr>
+    </w:lvl>
+    <w:lvl w:ilvl="2" w:tplc="0809001B" w:tentative="1">
+      <w:start w:val="1"/>
+      <w:numFmt w:val="lowerRoman"/>
+      <w:lvlText w:val="%3."/>
+      <w:lvlJc w:val="right"/>
+      <w:pPr>
+        <w:ind w:left="2160" w:hanging="180"/>
+      </w:pPr>
+    </w:lvl>
+    <w:lvl w:ilvl="3" w:tplc="0809000F" w:tentative="1">
+      <w:start w:val="1"/>
+      <w:numFmt w:val="decimal"/>
+      <w:lvlText w:val="%4."/>
+      <w:lvlJc w:val="left"/>
+      <w:pPr>
+        <w:ind w:left="2880" w:hanging="360"/>
+      </w:pPr>
+    </w:lvl>
+    <w:lvl w:ilvl="4" w:tplc="08090019" w:tentative="1">
+      <w:start w:val="1"/>
+      <w:numFmt w:val="lowerLetter"/>
+      <w:lvlText w:val="%5."/>
+      <w:lvlJc w:val="left"/>
+      <w:pPr>
+        <w:ind w:left="3600" w:hanging="360"/>
+      </w:pPr>
+    </w:lvl>
+    <w:lvl w:ilvl="5" w:tplc="0809001B" w:tentative="1">
+      <w:start w:val="1"/>
+      <w:numFmt w:val="lowerRoman"/>
+      <w:lvlText w:val="%6."/>
+      <w:lvlJc w:val="right"/>
+      <w:pPr>
+        <w:ind w:left="4320" w:hanging="180"/>
+      </w:pPr>
+    </w:lvl>
+    <w:lvl w:ilvl="6" w:tplc="0809000F" w:tentative="1">
+      <w:start w:val="1"/>
+      <w:numFmt w:val="decimal"/>
+      <w:lvlText w:val="%7."/>
+      <w:lvlJc w:val="left"/>
+      <w:pPr>
+        <w:ind w:left="5040" w:hanging="360"/>
+      </w:pPr>
+    </w:lvl>
+    <w:lvl w:ilvl="7" w:tplc="08090019" w:tentative="1">
+      <w:start w:val="1"/>
+      <w:numFmt w:val="lowerLetter"/>
+      <w:lvlText w:val="%8."/>
+      <w:lvlJc w:val="left"/>
+      <w:pPr>
+        <w:ind w:left="5760" w:hanging="360"/>
+      </w:pPr>
+    </w:lvl>
+    <w:lvl w:ilvl="8" w:tplc="0809001B" w:tentative="1">
+      <w:start w:val="1"/>
+      <w:numFmt w:val="lowerRoman"/>
+      <w:lvlText w:val="%9."/>
+      <w:lvlJc w:val="right"/>
+      <w:pPr>
+        <w:ind w:left="6480" w:hanging="180"/>
+      </w:pPr>
+    </w:lvl>
+  </w:abstractNum>
+  <w:abstractNum w:abstractNumId="7" w15:restartNumberingAfterBreak="0">
+    <w:nsid w:val="4A347383"/>
+    <w:multiLevelType w:val="multilevel"/>
+    <w:tmpl w:val="57469FF8"/>
+    <w:lvl w:ilvl="0">
+      <w:start w:val="8"/>
+      <w:numFmt w:val="decimal"/>
+      <w:lvlText w:val="%1"/>
+      <w:lvlJc w:val="left"/>
+      <w:pPr>
+        <w:ind w:left="360" w:hanging="360"/>
+      </w:pPr>
+      <w:rPr>
+        <w:rFonts w:hint="default"/>
+      </w:rPr>
+    </w:lvl>
+    <w:lvl w:ilvl="1">
+      <w:start w:val="2"/>
+      <w:numFmt w:val="decimal"/>
+      <w:lvlText w:val="%1.%2"/>
+      <w:lvlJc w:val="left"/>
+      <w:pPr>
+        <w:ind w:left="502" w:hanging="360"/>
+      </w:pPr>
+      <w:rPr>
+        <w:rFonts w:hint="default"/>
+      </w:rPr>
+    </w:lvl>
+    <w:lvl w:ilvl="2">
+      <w:start w:val="1"/>
+      <w:numFmt w:val="decimal"/>
+      <w:lvlText w:val="%1.%2.%3"/>
+      <w:lvlJc w:val="left"/>
+      <w:pPr>
+        <w:ind w:left="720" w:hanging="720"/>
+      </w:pPr>
+      <w:rPr>
+        <w:rFonts w:hint="default"/>
+      </w:rPr>
+    </w:lvl>
+    <w:lvl w:ilvl="3">
+      <w:start w:val="1"/>
+      <w:numFmt w:val="decimal"/>
+      <w:lvlText w:val="%1.%2.%3.%4"/>
+      <w:lvlJc w:val="left"/>
+      <w:pPr>
+        <w:ind w:left="720" w:hanging="720"/>
+      </w:pPr>
+      <w:rPr>
+        <w:rFonts w:hint="default"/>
+      </w:rPr>
+    </w:lvl>
+    <w:lvl w:ilvl="4">
+      <w:start w:val="1"/>
+      <w:numFmt w:val="decimal"/>
+      <w:lvlText w:val="%1.%2.%3.%4.%5"/>
+      <w:lvlJc w:val="left"/>
+      <w:pPr>
+        <w:ind w:left="1080" w:hanging="1080"/>
+      </w:pPr>
+      <w:rPr>
+        <w:rFonts w:hint="default"/>
+      </w:rPr>
+    </w:lvl>
+    <w:lvl w:ilvl="5">
+      <w:start w:val="1"/>
+      <w:numFmt w:val="decimal"/>
+      <w:lvlText w:val="%1.%2.%3.%4.%5.%6"/>
+      <w:lvlJc w:val="left"/>
+      <w:pPr>
+        <w:ind w:left="1080" w:hanging="1080"/>
+      </w:pPr>
+      <w:rPr>
+        <w:rFonts w:hint="default"/>
+      </w:rPr>
+    </w:lvl>
+    <w:lvl w:ilvl="6">
+      <w:start w:val="1"/>
+      <w:numFmt w:val="decimal"/>
+      <w:lvlText w:val="%1.%2.%3.%4.%5.%6.%7"/>
+      <w:lvlJc w:val="left"/>
+      <w:pPr>
+        <w:ind w:left="1440" w:hanging="1440"/>
+      </w:pPr>
+      <w:rPr>
+        <w:rFonts w:hint="default"/>
+      </w:rPr>
+    </w:lvl>
+    <w:lvl w:ilvl="7">
+      <w:start w:val="1"/>
+      <w:numFmt w:val="decimal"/>
+      <w:lvlText w:val="%1.%2.%3.%4.%5.%6.%7.%8"/>
+      <w:lvlJc w:val="left"/>
+      <w:pPr>
+        <w:ind w:left="1440" w:hanging="1440"/>
+      </w:pPr>
+      <w:rPr>
+        <w:rFonts w:hint="default"/>
+      </w:rPr>
+    </w:lvl>
+    <w:lvl w:ilvl="8">
+      <w:start w:val="1"/>
+      <w:numFmt w:val="decimal"/>
+      <w:lvlText w:val="%1.%2.%3.%4.%5.%6.%7.%8.%9"/>
+      <w:lvlJc w:val="left"/>
+      <w:pPr>
+        <w:ind w:left="1800" w:hanging="1800"/>
+      </w:pPr>
+      <w:rPr>
+        <w:rFonts w:hint="default"/>
+      </w:rPr>
+    </w:lvl>
+  </w:abstractNum>
+  <w:abstractNum w:abstractNumId="8" w15:restartNumberingAfterBreak="0">
+    <w:nsid w:val="59280B08"/>
+    <w:multiLevelType w:val="multilevel"/>
+    <w:tmpl w:val="AA60A35C"/>
+    <w:lvl w:ilvl="0">
+      <w:start w:val="1"/>
+      <w:numFmt w:val="bullet"/>
+      <w:lvlText w:val=""/>
+      <w:lvlJc w:val="left"/>
+      <w:pPr>
+        <w:tabs>
+          <w:tab w:val="num" w:pos="720"/>
+        </w:tabs>
+        <w:ind w:left="720" w:hanging="360"/>
+      </w:pPr>
+      <w:rPr>
+        <w:rFonts w:ascii="Symbol" w:hAnsi="Symbol" w:hint="default"/>
+        <w:sz w:val="20"/>
+      </w:rPr>
+    </w:lvl>
+    <w:lvl w:ilvl="1" w:tentative="1">
+      <w:start w:val="1"/>
+      <w:numFmt w:val="bullet"/>
+      <w:lvlText w:val="o"/>
+      <w:lvlJc w:val="left"/>
+      <w:pPr>
+        <w:tabs>
+          <w:tab w:val="num" w:pos="1440"/>
+        </w:tabs>
+        <w:ind w:left="1440" w:hanging="360"/>
+      </w:pPr>
+      <w:rPr>
+        <w:rFonts w:ascii="Courier New" w:hAnsi="Courier New" w:hint="default"/>
+        <w:sz w:val="20"/>
+      </w:rPr>
+    </w:lvl>
+    <w:lvl w:ilvl="2" w:tentative="1">
+      <w:start w:val="1"/>
+      <w:numFmt w:val="bullet"/>
+      <w:lvlText w:val=""/>
+      <w:lvlJc w:val="left"/>
+      <w:pPr>
+        <w:tabs>
+          <w:tab w:val="num" w:pos="2160"/>
+        </w:tabs>
+        <w:ind w:left="2160" w:hanging="360"/>
+      </w:pPr>
+      <w:rPr>
+        <w:rFonts w:ascii="Wingdings" w:hAnsi="Wingdings" w:hint="default"/>
+        <w:sz w:val="20"/>
+      </w:rPr>
+    </w:lvl>
+    <w:lvl w:ilvl="3" w:tentative="1">
+      <w:start w:val="1"/>
+      <w:numFmt w:val="bullet"/>
+      <w:lvlText w:val=""/>
+      <w:lvlJc w:val="left"/>
+      <w:pPr>
+        <w:tabs>
+          <w:tab w:val="num" w:pos="2880"/>
+        </w:tabs>
+        <w:ind w:left="2880" w:hanging="360"/>
+      </w:pPr>
+      <w:rPr>
+        <w:rFonts w:ascii="Wingdings" w:hAnsi="Wingdings" w:hint="default"/>
+        <w:sz w:val="20"/>
+      </w:rPr>
+    </w:lvl>
+    <w:lvl w:ilvl="4" w:tentative="1">
+      <w:start w:val="1"/>
+      <w:numFmt w:val="bullet"/>
+      <w:lvlText w:val=""/>
+      <w:lvlJc w:val="left"/>
+      <w:pPr>
+        <w:tabs>
+          <w:tab w:val="num" w:pos="3600"/>
+        </w:tabs>
+        <w:ind w:left="3600" w:hanging="360"/>
+      </w:pPr>
+      <w:rPr>
+        <w:rFonts w:ascii="Wingdings" w:hAnsi="Wingdings" w:hint="default"/>
+        <w:sz w:val="20"/>
+      </w:rPr>
+    </w:lvl>
+    <w:lvl w:ilvl="5" w:tentative="1">
+      <w:start w:val="1"/>
+      <w:numFmt w:val="bullet"/>
+      <w:lvlText w:val=""/>
+      <w:lvlJc w:val="left"/>
+      <w:pPr>
+        <w:tabs>
+          <w:tab w:val="num" w:pos="4320"/>
+        </w:tabs>
+        <w:ind w:left="4320" w:hanging="360"/>
+      </w:pPr>
+      <w:rPr>
+        <w:rFonts w:ascii="Wingdings" w:hAnsi="Wingdings" w:hint="default"/>
+        <w:sz w:val="20"/>
+      </w:rPr>
+    </w:lvl>
+    <w:lvl w:ilvl="6" w:tentative="1">
+      <w:start w:val="1"/>
+      <w:numFmt w:val="bullet"/>
+      <w:lvlText w:val=""/>
+      <w:lvlJc w:val="left"/>
+      <w:pPr>
+        <w:tabs>
+          <w:tab w:val="num" w:pos="5040"/>
+        </w:tabs>
+        <w:ind w:left="5040" w:hanging="360"/>
+      </w:pPr>
+      <w:rPr>
+        <w:rFonts w:ascii="Wingdings" w:hAnsi="Wingdings" w:hint="default"/>
+        <w:sz w:val="20"/>
+      </w:rPr>
+    </w:lvl>
+    <w:lvl w:ilvl="7" w:tentative="1">
+      <w:start w:val="1"/>
+      <w:numFmt w:val="bullet"/>
+      <w:lvlText w:val=""/>
+      <w:lvlJc w:val="left"/>
+      <w:pPr>
+        <w:tabs>
+          <w:tab w:val="num" w:pos="5760"/>
+        </w:tabs>
+        <w:ind w:left="5760" w:hanging="360"/>
+      </w:pPr>
+      <w:rPr>
+        <w:rFonts w:ascii="Wingdings" w:hAnsi="Wingdings" w:hint="default"/>
+        <w:sz w:val="20"/>
+      </w:rPr>
+    </w:lvl>
+    <w:lvl w:ilvl="8" w:tentative="1">
+      <w:start w:val="1"/>
+      <w:numFmt w:val="bullet"/>
+      <w:lvlText w:val=""/>
+      <w:lvlJc w:val="left"/>
+      <w:pPr>
+        <w:tabs>
+          <w:tab w:val="num" w:pos="6480"/>
+        </w:tabs>
+        <w:ind w:left="6480" w:hanging="360"/>
+      </w:pPr>
+      <w:rPr>
+        <w:rFonts w:ascii="Wingdings" w:hAnsi="Wingdings" w:hint="default"/>
+        <w:sz w:val="20"/>
+      </w:rPr>
+    </w:lvl>
+  </w:abstractNum>
+  <w:abstractNum w:abstractNumId="9" w15:restartNumberingAfterBreak="0">
     <w:nsid w:val="777100EC"/>
     <w:multiLevelType w:val="multilevel"/>
     <w:tmpl w:val="29D892DC"/>
@@ -6995,24 +10466,33 @@
     </w:lvl>
   </w:abstractNum>
   <w:num w:numId="1" w16cid:durableId="1462771435">
+    <w:abstractNumId w:val="8"/>
+  </w:num>
+  <w:num w:numId="2" w16cid:durableId="655845222">
+    <w:abstractNumId w:val="6"/>
+  </w:num>
+  <w:num w:numId="3" w16cid:durableId="1500383319">
+    <w:abstractNumId w:val="3"/>
+  </w:num>
+  <w:num w:numId="4" w16cid:durableId="766464845">
+    <w:abstractNumId w:val="2"/>
+  </w:num>
+  <w:num w:numId="5" w16cid:durableId="920216917">
+    <w:abstractNumId w:val="9"/>
+  </w:num>
+  <w:num w:numId="6" w16cid:durableId="1577010397">
+    <w:abstractNumId w:val="1"/>
+  </w:num>
+  <w:num w:numId="7" w16cid:durableId="900405143">
+    <w:abstractNumId w:val="7"/>
+  </w:num>
+  <w:num w:numId="8" w16cid:durableId="1895387165">
+    <w:abstractNumId w:val="0"/>
+  </w:num>
+  <w:num w:numId="9" w16cid:durableId="1119027572">
     <w:abstractNumId w:val="5"/>
   </w:num>
-  <w:num w:numId="2" w16cid:durableId="655845222">
-    <w:abstractNumId w:val="3"/>
-  </w:num>
-  <w:num w:numId="3" w16cid:durableId="1500383319">
-    <w:abstractNumId w:val="2"/>
-  </w:num>
-  <w:num w:numId="4" w16cid:durableId="766464845">
-    <w:abstractNumId w:val="1"/>
-  </w:num>
-  <w:num w:numId="5" w16cid:durableId="920216917">
-    <w:abstractNumId w:val="6"/>
-  </w:num>
-  <w:num w:numId="6" w16cid:durableId="1577010397">
-    <w:abstractNumId w:val="0"/>
-  </w:num>
-  <w:num w:numId="7" w16cid:durableId="900405143">
+  <w:num w:numId="10" w16cid:durableId="121853234">
     <w:abstractNumId w:val="4"/>
   </w:num>
 </w:numbering>
@@ -7217,7 +10697,7 @@
     <w:lsdException w:name="Medium Shading 2 Accent 1" w:uiPriority="64"/>
     <w:lsdException w:name="Medium List 1 Accent 1" w:uiPriority="65"/>
     <w:lsdException w:name="Revision" w:semiHidden="1"/>
-    <w:lsdException w:name="List Paragraph" w:uiPriority="34" w:qFormat="1"/>
+    <w:lsdException w:name="List Paragraph" w:uiPriority="1" w:qFormat="1"/>
     <w:lsdException w:name="Quote" w:uiPriority="29" w:qFormat="1"/>
     <w:lsdException w:name="Intense Quote" w:uiPriority="30" w:qFormat="1"/>
     <w:lsdException w:name="Medium List 2 Accent 1" w:uiPriority="66"/>
@@ -7618,7 +11098,6 @@
   <w:style w:type="character" w:default="1" w:styleId="DefaultParagraphFont">
     <w:name w:val="Default Paragraph Font"/>
     <w:uiPriority w:val="1"/>
-    <w:semiHidden/>
     <w:unhideWhenUsed/>
   </w:style>
   <w:style w:type="table" w:default="1" w:styleId="TableNormal">
@@ -7860,7 +11339,7 @@
   <w:style w:type="paragraph" w:styleId="ListParagraph">
     <w:name w:val="List Paragraph"/>
     <w:basedOn w:val="Normal"/>
-    <w:uiPriority w:val="34"/>
+    <w:uiPriority w:val="1"/>
     <w:qFormat/>
     <w:rsid w:val="00F06102"/>
     <w:pPr>
@@ -8276,6 +11755,18 @@
       <w:spacing w:after="100"/>
       <w:ind w:left="480"/>
     </w:pPr>
+  </w:style>
+  <w:style w:type="character" w:styleId="UnresolvedMention">
+    <w:name w:val="Unresolved Mention"/>
+    <w:basedOn w:val="DefaultParagraphFont"/>
+    <w:uiPriority w:val="99"/>
+    <w:semiHidden/>
+    <w:unhideWhenUsed/>
+    <w:rsid w:val="005F154E"/>
+    <w:rPr>
+      <w:color w:val="605E5C"/>
+      <w:shd w:val="clear" w:color="auto" w:fill="E1DFDD"/>
+    </w:rPr>
   </w:style>
 </w:styles>
 </file>
@@ -8682,11 +12173,74 @@
     <b:DOI>10.2196/38484</b:DOI>
     <b:RefOrder>2</b:RefOrder>
   </b:Source>
+  <b:Source>
+    <b:Tag>Jam15</b:Tag>
+    <b:SourceType>InternetSite</b:SourceType>
+    <b:Guid>{57E261D7-AEDA-430F-BC2D-68AA01E59A16}</b:Guid>
+    <b:Title>Why we hate (some) video game motion controls</b:Title>
+    <b:JournalName>Research suggests how to predict if motion controls cause frustration.</b:JournalName>
+    <b:Year>2015</b:Year>
+    <b:YearAccessed>2026</b:YearAccessed>
+    <b:MonthAccessed>April</b:MonthAccessed>
+    <b:DayAccessed>29</b:DayAccessed>
+    <b:URL>https://www.psychologytoday.com/gb/blog/mind-games/201506/why-we-hate-some-video-game-motion-controls</b:URL>
+    <b:InternetSiteTitle>Psychology Today</b:InternetSiteTitle>
+    <b:Month>June</b:Month>
+    <b:Day>9</b:Day>
+    <b:ShortTitle>Research suggests how to predict if motion controls cause frustration.</b:ShortTitle>
+    <b:Author>
+      <b:Author>
+        <b:NameList>
+          <b:Person>
+            <b:Last>Madigan</b:Last>
+            <b:First>Jamie</b:First>
+          </b:Person>
+        </b:NameList>
+      </b:Author>
+    </b:Author>
+    <b:RefOrder>3</b:RefOrder>
+  </b:Source>
+  <b:Source>
+    <b:Tag>And111</b:Tag>
+    <b:SourceType>DocumentFromInternetSite</b:SourceType>
+    <b:Guid>{59EA569D-FE29-47FA-8A76-0742015E8BB1}</b:Guid>
+    <b:Author>
+      <b:Author>
+        <b:NameList>
+          <b:Person>
+            <b:Last>Thorpe</b:Last>
+            <b:First>Andrew</b:First>
+          </b:Person>
+          <b:Person>
+            <b:Last>Ma</b:Last>
+            <b:First>Minhua</b:First>
+          </b:Person>
+          <b:Person>
+            <b:Last>Oikonomou</b:Last>
+            <b:First>Andreas</b:First>
+          </b:Person>
+        </b:NameList>
+      </b:Author>
+    </b:Author>
+    <b:Title>History and alternative game input methods | IEEE conference publication | IEEE Xplore</b:Title>
+    <b:JournalName>IEEE Xplore</b:JournalName>
+    <b:Year>2011</b:Year>
+    <b:Month>July</b:Month>
+    <b:Day>27</b:Day>
+    <b:Publisher>IEEE</b:Publisher>
+    <b:ShortTitle>History and alternative game input methods</b:ShortTitle>
+    <b:YearAccessed>2026</b:YearAccessed>
+    <b:MonthAccessed>April</b:MonthAccessed>
+    <b:DayAccessed>29</b:DayAccessed>
+    <b:URL>https://ieeexplore.ieee.org/document/6000321</b:URL>
+    <b:InternetSiteTitle>IEEE Xplore</b:InternetSiteTitle>
+    <b:RefOrder>4</b:RefOrder>
+  </b:Source>
 </b:Sources>
 </file>
 
 <file path=customXml/itemProps1.xml><?xml version="1.0" encoding="utf-8"?>
-<ds:datastoreItem xmlns:ds="http://schemas.openxmlformats.org/officeDocument/2006/customXml" ds:itemID="{20B3ADCC-93D0-42BF-A7A1-05E5CEF5CC6E}">
+<ds:datastoreItem xmlns:ds="http://schemas.openxmlformats.org/officeDocument/2006/customXml" ds:itemID="{6204B612-1A6D-4B95-BB4E-21B3477373F7}">
   <ds:schemaRefs>
     <ds:schemaRef ds:uri="http://schemas.openxmlformats.org/officeDocument/2006/bibliography"/>
   </ds:schemaRefs>

--- a/Final Report Documentation/25-26 Project Final Report.docx
+++ b/Final Report Documentation/25-26 Project Final Report.docx
@@ -672,7 +672,9 @@
           <w:szCs w:val="22"/>
         </w:rPr>
       </w:pPr>
-      <w:r>
+    </w:p>
+    <w:p>
+      <w:pPr>
         <w:rPr>
           <w:rFonts w:ascii="Arial" w:hAnsi="Arial" w:cs="Arial"/>
           <w:b/>
@@ -680,13 +682,14 @@
           <w:sz w:val="22"/>
           <w:szCs w:val="22"/>
         </w:rPr>
-        <w:t>Abstract</w:t>
-      </w:r>
-    </w:p>
-    <w:p>
-      <w:pPr>
-        <w:rPr>
-          <w:rFonts w:ascii="Arial" w:hAnsi="Arial" w:cs="Arial"/>
+      </w:pPr>
+    </w:p>
+    <w:p>
+      <w:pPr>
+        <w:rPr>
+          <w:rFonts w:ascii="Arial" w:hAnsi="Arial" w:cs="Arial"/>
+          <w:b/>
+          <w:bCs/>
           <w:sz w:val="22"/>
           <w:szCs w:val="22"/>
         </w:rPr>
@@ -694,19 +697,30 @@
       <w:r>
         <w:rPr>
           <w:rFonts w:ascii="Arial" w:hAnsi="Arial" w:cs="Arial"/>
+          <w:b/>
+          <w:bCs/>
           <w:sz w:val="22"/>
           <w:szCs w:val="22"/>
         </w:rPr>
-        <w:t xml:space="preserve">The project will be to study alternative game controllers which can shape player experience, immersion and accessibility. Modern controllers such as the PlayStation and Xbox </w:t>
-      </w:r>
-      <w:r>
+        <w:lastRenderedPageBreak/>
+        <w:t>Abstract</w:t>
+      </w:r>
+    </w:p>
+    <w:p>
+      <w:pPr>
         <w:rPr>
           <w:rFonts w:ascii="Arial" w:hAnsi="Arial" w:cs="Arial"/>
           <w:sz w:val="22"/>
           <w:szCs w:val="22"/>
         </w:rPr>
-        <w:lastRenderedPageBreak/>
-        <w:t xml:space="preserve">gamepads which have the standard joystick, D-pad and 4 buttons remain the dominant design; however, technology has advanced and companies in the past and future are now developing </w:t>
+      </w:pPr>
+      <w:r>
+        <w:rPr>
+          <w:rFonts w:ascii="Arial" w:hAnsi="Arial" w:cs="Arial"/>
+          <w:sz w:val="22"/>
+          <w:szCs w:val="22"/>
+        </w:rPr>
+        <w:t xml:space="preserve">The project will be to study alternative game controllers which can shape player experience, immersion and accessibility. Modern controllers such as the PlayStation and Xbox gamepads which have the standard joystick, D-pad and 4 buttons remain the dominant design; however, technology has advanced and companies in the past and future are now developing </w:t>
       </w:r>
       <w:r>
         <w:rPr>
@@ -832,7 +846,7 @@
           <w:pPr>
             <w:pStyle w:val="TOC1"/>
             <w:tabs>
-              <w:tab w:val="right" w:leader="dot" w:pos="8611"/>
+              <w:tab w:val="right" w:leader="dot" w:pos="8935"/>
             </w:tabs>
             <w:rPr>
               <w:rFonts w:eastAsiaTheme="minorEastAsia"/>
@@ -849,7 +863,7 @@
           <w:r>
             <w:fldChar w:fldCharType="separate"/>
           </w:r>
-          <w:hyperlink w:anchor="_Toc228358794" w:history="1">
+          <w:hyperlink w:anchor="_Toc228441971" w:history="1">
             <w:r>
               <w:rPr>
                 <w:rStyle w:val="Hyperlink"/>
@@ -876,7 +890,7 @@
                 <w:noProof/>
                 <w:webHidden/>
               </w:rPr>
-              <w:instrText xml:space="preserve"> PAGEREF _Toc228358794 \h </w:instrText>
+              <w:instrText xml:space="preserve"> PAGEREF _Toc228441971 \h </w:instrText>
             </w:r>
             <w:r>
               <w:rPr>
@@ -911,7 +925,7 @@
           <w:pPr>
             <w:pStyle w:val="TOC1"/>
             <w:tabs>
-              <w:tab w:val="right" w:leader="dot" w:pos="8611"/>
+              <w:tab w:val="right" w:leader="dot" w:pos="8935"/>
             </w:tabs>
             <w:rPr>
               <w:rFonts w:eastAsiaTheme="minorEastAsia"/>
@@ -919,7 +933,7 @@
               <w:lang w:eastAsia="en-GB"/>
             </w:rPr>
           </w:pPr>
-          <w:hyperlink w:anchor="_Toc228358795" w:history="1">
+          <w:hyperlink w:anchor="_Toc228441972" w:history="1">
             <w:r>
               <w:rPr>
                 <w:rStyle w:val="Hyperlink"/>
@@ -946,7 +960,7 @@
                 <w:noProof/>
                 <w:webHidden/>
               </w:rPr>
-              <w:instrText xml:space="preserve"> PAGEREF _Toc228358795 \h </w:instrText>
+              <w:instrText xml:space="preserve"> PAGEREF _Toc228441972 \h </w:instrText>
             </w:r>
             <w:r>
               <w:rPr>
@@ -981,7 +995,7 @@
           <w:pPr>
             <w:pStyle w:val="TOC1"/>
             <w:tabs>
-              <w:tab w:val="right" w:leader="dot" w:pos="8611"/>
+              <w:tab w:val="right" w:leader="dot" w:pos="8935"/>
             </w:tabs>
             <w:rPr>
               <w:rFonts w:eastAsiaTheme="minorEastAsia"/>
@@ -989,7 +1003,7 @@
               <w:lang w:eastAsia="en-GB"/>
             </w:rPr>
           </w:pPr>
-          <w:hyperlink w:anchor="_Toc228358796" w:history="1">
+          <w:hyperlink w:anchor="_Toc228441973" w:history="1">
             <w:r>
               <w:rPr>
                 <w:rStyle w:val="Hyperlink"/>
@@ -1016,7 +1030,7 @@
                 <w:noProof/>
                 <w:webHidden/>
               </w:rPr>
-              <w:instrText xml:space="preserve"> PAGEREF _Toc228358796 \h </w:instrText>
+              <w:instrText xml:space="preserve"> PAGEREF _Toc228441973 \h </w:instrText>
             </w:r>
             <w:r>
               <w:rPr>
@@ -1051,7 +1065,7 @@
           <w:pPr>
             <w:pStyle w:val="TOC2"/>
             <w:tabs>
-              <w:tab w:val="right" w:leader="dot" w:pos="8611"/>
+              <w:tab w:val="right" w:leader="dot" w:pos="8935"/>
             </w:tabs>
             <w:rPr>
               <w:rFonts w:eastAsiaTheme="minorEastAsia"/>
@@ -1059,7 +1073,7 @@
               <w:lang w:eastAsia="en-GB"/>
             </w:rPr>
           </w:pPr>
-          <w:hyperlink w:anchor="_Toc228358797" w:history="1">
+          <w:hyperlink w:anchor="_Toc228441974" w:history="1">
             <w:r>
               <w:rPr>
                 <w:rStyle w:val="Hyperlink"/>
@@ -1086,7 +1100,7 @@
                 <w:noProof/>
                 <w:webHidden/>
               </w:rPr>
-              <w:instrText xml:space="preserve"> PAGEREF _Toc228358797 \h </w:instrText>
+              <w:instrText xml:space="preserve"> PAGEREF _Toc228441974 \h </w:instrText>
             </w:r>
             <w:r>
               <w:rPr>
@@ -1121,7 +1135,7 @@
           <w:pPr>
             <w:pStyle w:val="TOC2"/>
             <w:tabs>
-              <w:tab w:val="right" w:leader="dot" w:pos="8611"/>
+              <w:tab w:val="right" w:leader="dot" w:pos="8935"/>
             </w:tabs>
             <w:rPr>
               <w:rFonts w:eastAsiaTheme="minorEastAsia"/>
@@ -1129,7 +1143,7 @@
               <w:lang w:eastAsia="en-GB"/>
             </w:rPr>
           </w:pPr>
-          <w:hyperlink w:anchor="_Toc228358798" w:history="1">
+          <w:hyperlink w:anchor="_Toc228441975" w:history="1">
             <w:r>
               <w:rPr>
                 <w:rStyle w:val="Hyperlink"/>
@@ -1156,7 +1170,7 @@
                 <w:noProof/>
                 <w:webHidden/>
               </w:rPr>
-              <w:instrText xml:space="preserve"> PAGEREF _Toc228358798 \h </w:instrText>
+              <w:instrText xml:space="preserve"> PAGEREF _Toc228441975 \h </w:instrText>
             </w:r>
             <w:r>
               <w:rPr>
@@ -1191,7 +1205,7 @@
           <w:pPr>
             <w:pStyle w:val="TOC2"/>
             <w:tabs>
-              <w:tab w:val="right" w:leader="dot" w:pos="8611"/>
+              <w:tab w:val="right" w:leader="dot" w:pos="8935"/>
             </w:tabs>
             <w:rPr>
               <w:rFonts w:eastAsiaTheme="minorEastAsia"/>
@@ -1199,7 +1213,7 @@
               <w:lang w:eastAsia="en-GB"/>
             </w:rPr>
           </w:pPr>
-          <w:hyperlink w:anchor="_Toc228358799" w:history="1">
+          <w:hyperlink w:anchor="_Toc228441976" w:history="1">
             <w:r>
               <w:rPr>
                 <w:rStyle w:val="Hyperlink"/>
@@ -1226,7 +1240,7 @@
                 <w:noProof/>
                 <w:webHidden/>
               </w:rPr>
-              <w:instrText xml:space="preserve"> PAGEREF _Toc228358799 \h </w:instrText>
+              <w:instrText xml:space="preserve"> PAGEREF _Toc228441976 \h </w:instrText>
             </w:r>
             <w:r>
               <w:rPr>
@@ -1246,7 +1260,7 @@
                 <w:noProof/>
                 <w:webHidden/>
               </w:rPr>
-              <w:t>6</w:t>
+              <w:t>5</w:t>
             </w:r>
             <w:r>
               <w:rPr>
@@ -1261,7 +1275,7 @@
           <w:pPr>
             <w:pStyle w:val="TOC2"/>
             <w:tabs>
-              <w:tab w:val="right" w:leader="dot" w:pos="8611"/>
+              <w:tab w:val="right" w:leader="dot" w:pos="8935"/>
             </w:tabs>
             <w:rPr>
               <w:rFonts w:eastAsiaTheme="minorEastAsia"/>
@@ -1269,7 +1283,7 @@
               <w:lang w:eastAsia="en-GB"/>
             </w:rPr>
           </w:pPr>
-          <w:hyperlink w:anchor="_Toc228358800" w:history="1">
+          <w:hyperlink w:anchor="_Toc228441977" w:history="1">
             <w:r>
               <w:rPr>
                 <w:rStyle w:val="Hyperlink"/>
@@ -1296,7 +1310,7 @@
                 <w:noProof/>
                 <w:webHidden/>
               </w:rPr>
-              <w:instrText xml:space="preserve"> PAGEREF _Toc228358800 \h </w:instrText>
+              <w:instrText xml:space="preserve"> PAGEREF _Toc228441977 \h </w:instrText>
             </w:r>
             <w:r>
               <w:rPr>
@@ -1331,7 +1345,7 @@
           <w:pPr>
             <w:pStyle w:val="TOC1"/>
             <w:tabs>
-              <w:tab w:val="right" w:leader="dot" w:pos="8611"/>
+              <w:tab w:val="right" w:leader="dot" w:pos="8935"/>
             </w:tabs>
             <w:rPr>
               <w:rFonts w:eastAsiaTheme="minorEastAsia"/>
@@ -1339,7 +1353,7 @@
               <w:lang w:eastAsia="en-GB"/>
             </w:rPr>
           </w:pPr>
-          <w:hyperlink w:anchor="_Toc228358801" w:history="1">
+          <w:hyperlink w:anchor="_Toc228441978" w:history="1">
             <w:r>
               <w:rPr>
                 <w:rStyle w:val="Hyperlink"/>
@@ -1366,7 +1380,7 @@
                 <w:noProof/>
                 <w:webHidden/>
               </w:rPr>
-              <w:instrText xml:space="preserve"> PAGEREF _Toc228358801 \h </w:instrText>
+              <w:instrText xml:space="preserve"> PAGEREF _Toc228441978 \h </w:instrText>
             </w:r>
             <w:r>
               <w:rPr>
@@ -1401,7 +1415,7 @@
           <w:pPr>
             <w:pStyle w:val="TOC1"/>
             <w:tabs>
-              <w:tab w:val="right" w:leader="dot" w:pos="8611"/>
+              <w:tab w:val="right" w:leader="dot" w:pos="8935"/>
             </w:tabs>
             <w:rPr>
               <w:rFonts w:eastAsiaTheme="minorEastAsia"/>
@@ -1409,7 +1423,7 @@
               <w:lang w:eastAsia="en-GB"/>
             </w:rPr>
           </w:pPr>
-          <w:hyperlink w:anchor="_Toc228358802" w:history="1">
+          <w:hyperlink w:anchor="_Toc228441979" w:history="1">
             <w:r>
               <w:rPr>
                 <w:rStyle w:val="Hyperlink"/>
@@ -1436,7 +1450,7 @@
                 <w:noProof/>
                 <w:webHidden/>
               </w:rPr>
-              <w:instrText xml:space="preserve"> PAGEREF _Toc228358802 \h </w:instrText>
+              <w:instrText xml:space="preserve"> PAGEREF _Toc228441979 \h </w:instrText>
             </w:r>
             <w:r>
               <w:rPr>
@@ -1456,7 +1470,7 @@
                 <w:noProof/>
                 <w:webHidden/>
               </w:rPr>
-              <w:t>6</w:t>
+              <w:t>7</w:t>
             </w:r>
             <w:r>
               <w:rPr>
@@ -1471,7 +1485,7 @@
           <w:pPr>
             <w:pStyle w:val="TOC1"/>
             <w:tabs>
-              <w:tab w:val="right" w:leader="dot" w:pos="8611"/>
+              <w:tab w:val="right" w:leader="dot" w:pos="8935"/>
             </w:tabs>
             <w:rPr>
               <w:rFonts w:eastAsiaTheme="minorEastAsia"/>
@@ -1479,7 +1493,7 @@
               <w:lang w:eastAsia="en-GB"/>
             </w:rPr>
           </w:pPr>
-          <w:hyperlink w:anchor="_Toc228358803" w:history="1">
+          <w:hyperlink w:anchor="_Toc228441980" w:history="1">
             <w:r>
               <w:rPr>
                 <w:rStyle w:val="Hyperlink"/>
@@ -1506,7 +1520,7 @@
                 <w:noProof/>
                 <w:webHidden/>
               </w:rPr>
-              <w:instrText xml:space="preserve"> PAGEREF _Toc228358803 \h </w:instrText>
+              <w:instrText xml:space="preserve"> PAGEREF _Toc228441980 \h </w:instrText>
             </w:r>
             <w:r>
               <w:rPr>
@@ -1541,7 +1555,7 @@
           <w:pPr>
             <w:pStyle w:val="TOC1"/>
             <w:tabs>
-              <w:tab w:val="right" w:leader="dot" w:pos="8611"/>
+              <w:tab w:val="right" w:leader="dot" w:pos="8935"/>
             </w:tabs>
             <w:rPr>
               <w:rFonts w:eastAsiaTheme="minorEastAsia"/>
@@ -1549,7 +1563,7 @@
               <w:lang w:eastAsia="en-GB"/>
             </w:rPr>
           </w:pPr>
-          <w:hyperlink w:anchor="_Toc228358804" w:history="1">
+          <w:hyperlink w:anchor="_Toc228441981" w:history="1">
             <w:r>
               <w:rPr>
                 <w:rStyle w:val="Hyperlink"/>
@@ -1576,7 +1590,7 @@
                 <w:noProof/>
                 <w:webHidden/>
               </w:rPr>
-              <w:instrText xml:space="preserve"> PAGEREF _Toc228358804 \h </w:instrText>
+              <w:instrText xml:space="preserve"> PAGEREF _Toc228441981 \h </w:instrText>
             </w:r>
             <w:r>
               <w:rPr>
@@ -1596,7 +1610,7 @@
                 <w:noProof/>
                 <w:webHidden/>
               </w:rPr>
-              <w:t>7</w:t>
+              <w:t>8</w:t>
             </w:r>
             <w:r>
               <w:rPr>
@@ -1611,7 +1625,7 @@
           <w:pPr>
             <w:pStyle w:val="TOC1"/>
             <w:tabs>
-              <w:tab w:val="right" w:leader="dot" w:pos="8611"/>
+              <w:tab w:val="right" w:leader="dot" w:pos="8935"/>
             </w:tabs>
             <w:rPr>
               <w:rFonts w:eastAsiaTheme="minorEastAsia"/>
@@ -1619,7 +1633,7 @@
               <w:lang w:eastAsia="en-GB"/>
             </w:rPr>
           </w:pPr>
-          <w:hyperlink w:anchor="_Toc228358805" w:history="1">
+          <w:hyperlink w:anchor="_Toc228441982" w:history="1">
             <w:r>
               <w:rPr>
                 <w:rStyle w:val="Hyperlink"/>
@@ -1646,7 +1660,7 @@
                 <w:noProof/>
                 <w:webHidden/>
               </w:rPr>
-              <w:instrText xml:space="preserve"> PAGEREF _Toc228358805 \h </w:instrText>
+              <w:instrText xml:space="preserve"> PAGEREF _Toc228441982 \h </w:instrText>
             </w:r>
             <w:r>
               <w:rPr>
@@ -1666,7 +1680,7 @@
                 <w:noProof/>
                 <w:webHidden/>
               </w:rPr>
-              <w:t>7</w:t>
+              <w:t>8</w:t>
             </w:r>
             <w:r>
               <w:rPr>
@@ -1681,7 +1695,7 @@
           <w:pPr>
             <w:pStyle w:val="TOC1"/>
             <w:tabs>
-              <w:tab w:val="right" w:leader="dot" w:pos="8611"/>
+              <w:tab w:val="right" w:leader="dot" w:pos="8935"/>
             </w:tabs>
             <w:rPr>
               <w:rFonts w:eastAsiaTheme="minorEastAsia"/>
@@ -1689,7 +1703,7 @@
               <w:lang w:eastAsia="en-GB"/>
             </w:rPr>
           </w:pPr>
-          <w:hyperlink w:anchor="_Toc228358806" w:history="1">
+          <w:hyperlink w:anchor="_Toc228441983" w:history="1">
             <w:r>
               <w:rPr>
                 <w:rStyle w:val="Hyperlink"/>
@@ -1716,7 +1730,7 @@
                 <w:noProof/>
                 <w:webHidden/>
               </w:rPr>
-              <w:instrText xml:space="preserve"> PAGEREF _Toc228358806 \h </w:instrText>
+              <w:instrText xml:space="preserve"> PAGEREF _Toc228441983 \h </w:instrText>
             </w:r>
             <w:r>
               <w:rPr>
@@ -1736,7 +1750,7 @@
                 <w:noProof/>
                 <w:webHidden/>
               </w:rPr>
-              <w:t>7</w:t>
+              <w:t>8</w:t>
             </w:r>
             <w:r>
               <w:rPr>
@@ -1751,7 +1765,7 @@
           <w:pPr>
             <w:pStyle w:val="TOC1"/>
             <w:tabs>
-              <w:tab w:val="right" w:leader="dot" w:pos="8611"/>
+              <w:tab w:val="right" w:leader="dot" w:pos="8935"/>
             </w:tabs>
             <w:rPr>
               <w:rFonts w:eastAsiaTheme="minorEastAsia"/>
@@ -1759,7 +1773,7 @@
               <w:lang w:eastAsia="en-GB"/>
             </w:rPr>
           </w:pPr>
-          <w:hyperlink w:anchor="_Toc228358807" w:history="1">
+          <w:hyperlink w:anchor="_Toc228441984" w:history="1">
             <w:r>
               <w:rPr>
                 <w:rStyle w:val="Hyperlink"/>
@@ -1786,7 +1800,7 @@
                 <w:noProof/>
                 <w:webHidden/>
               </w:rPr>
-              <w:instrText xml:space="preserve"> PAGEREF _Toc228358807 \h </w:instrText>
+              <w:instrText xml:space="preserve"> PAGEREF _Toc228441984 \h </w:instrText>
             </w:r>
             <w:r>
               <w:rPr>
@@ -1821,7 +1835,7 @@
           <w:pPr>
             <w:pStyle w:val="TOC1"/>
             <w:tabs>
-              <w:tab w:val="right" w:leader="dot" w:pos="8611"/>
+              <w:tab w:val="right" w:leader="dot" w:pos="8935"/>
             </w:tabs>
             <w:rPr>
               <w:rFonts w:eastAsiaTheme="minorEastAsia"/>
@@ -1829,7 +1843,7 @@
               <w:lang w:eastAsia="en-GB"/>
             </w:rPr>
           </w:pPr>
-          <w:hyperlink w:anchor="_Toc228358808" w:history="1">
+          <w:hyperlink w:anchor="_Toc228441985" w:history="1">
             <w:r>
               <w:rPr>
                 <w:rStyle w:val="Hyperlink"/>
@@ -1856,7 +1870,7 @@
                 <w:noProof/>
                 <w:webHidden/>
               </w:rPr>
-              <w:instrText xml:space="preserve"> PAGEREF _Toc228358808 \h </w:instrText>
+              <w:instrText xml:space="preserve"> PAGEREF _Toc228441985 \h </w:instrText>
             </w:r>
             <w:r>
               <w:rPr>
@@ -1876,7 +1890,7 @@
                 <w:noProof/>
                 <w:webHidden/>
               </w:rPr>
-              <w:t>8</w:t>
+              <w:t>9</w:t>
             </w:r>
             <w:r>
               <w:rPr>
@@ -1891,7 +1905,7 @@
           <w:pPr>
             <w:pStyle w:val="TOC1"/>
             <w:tabs>
-              <w:tab w:val="right" w:leader="dot" w:pos="8611"/>
+              <w:tab w:val="right" w:leader="dot" w:pos="8935"/>
             </w:tabs>
             <w:rPr>
               <w:rFonts w:eastAsiaTheme="minorEastAsia"/>
@@ -1899,7 +1913,7 @@
               <w:lang w:eastAsia="en-GB"/>
             </w:rPr>
           </w:pPr>
-          <w:hyperlink w:anchor="_Toc228358809" w:history="1">
+          <w:hyperlink w:anchor="_Toc228441986" w:history="1">
             <w:r>
               <w:rPr>
                 <w:rStyle w:val="Hyperlink"/>
@@ -1926,7 +1940,7 @@
                 <w:noProof/>
                 <w:webHidden/>
               </w:rPr>
-              <w:instrText xml:space="preserve"> PAGEREF _Toc228358809 \h </w:instrText>
+              <w:instrText xml:space="preserve"> PAGEREF _Toc228441986 \h </w:instrText>
             </w:r>
             <w:r>
               <w:rPr>
@@ -1946,7 +1960,7 @@
                 <w:noProof/>
                 <w:webHidden/>
               </w:rPr>
-              <w:t>8</w:t>
+              <w:t>10</w:t>
             </w:r>
             <w:r>
               <w:rPr>
@@ -1961,7 +1975,7 @@
           <w:pPr>
             <w:pStyle w:val="TOC1"/>
             <w:tabs>
-              <w:tab w:val="right" w:leader="dot" w:pos="8611"/>
+              <w:tab w:val="right" w:leader="dot" w:pos="8935"/>
             </w:tabs>
             <w:rPr>
               <w:rFonts w:eastAsiaTheme="minorEastAsia"/>
@@ -1969,13 +1983,13 @@
               <w:lang w:eastAsia="en-GB"/>
             </w:rPr>
           </w:pPr>
-          <w:hyperlink w:anchor="_Toc228358810" w:history="1">
+          <w:hyperlink w:anchor="_Toc228441987" w:history="1">
             <w:r>
               <w:rPr>
                 <w:rStyle w:val="Hyperlink"/>
                 <w:noProof/>
               </w:rPr>
-              <w:t>5. Artefact Design</w:t>
+              <w:t>4.2 Project Timeline</w:t>
             </w:r>
             <w:r>
               <w:rPr>
@@ -1996,7 +2010,7 @@
                 <w:noProof/>
                 <w:webHidden/>
               </w:rPr>
-              <w:instrText xml:space="preserve"> PAGEREF _Toc228358810 \h </w:instrText>
+              <w:instrText xml:space="preserve"> PAGEREF _Toc228441987 \h </w:instrText>
             </w:r>
             <w:r>
               <w:rPr>
@@ -2016,7 +2030,7 @@
                 <w:noProof/>
                 <w:webHidden/>
               </w:rPr>
-              <w:t>8</w:t>
+              <w:t>10</w:t>
             </w:r>
             <w:r>
               <w:rPr>
@@ -2031,7 +2045,7 @@
           <w:pPr>
             <w:pStyle w:val="TOC1"/>
             <w:tabs>
-              <w:tab w:val="right" w:leader="dot" w:pos="8611"/>
+              <w:tab w:val="right" w:leader="dot" w:pos="8935"/>
             </w:tabs>
             <w:rPr>
               <w:rFonts w:eastAsiaTheme="minorEastAsia"/>
@@ -2039,13 +2053,13 @@
               <w:lang w:eastAsia="en-GB"/>
             </w:rPr>
           </w:pPr>
-          <w:hyperlink w:anchor="_Toc228358811" w:history="1">
+          <w:hyperlink w:anchor="_Toc228441988" w:history="1">
             <w:r>
               <w:rPr>
                 <w:rStyle w:val="Hyperlink"/>
                 <w:noProof/>
               </w:rPr>
-              <w:t>5.1 Design Specifications</w:t>
+              <w:t>5. Artefact Design</w:t>
             </w:r>
             <w:r>
               <w:rPr>
@@ -2066,7 +2080,7 @@
                 <w:noProof/>
                 <w:webHidden/>
               </w:rPr>
-              <w:instrText xml:space="preserve"> PAGEREF _Toc228358811 \h </w:instrText>
+              <w:instrText xml:space="preserve"> PAGEREF _Toc228441988 \h </w:instrText>
             </w:r>
             <w:r>
               <w:rPr>
@@ -2086,7 +2100,7 @@
                 <w:noProof/>
                 <w:webHidden/>
               </w:rPr>
-              <w:t>8</w:t>
+              <w:t>10</w:t>
             </w:r>
             <w:r>
               <w:rPr>
@@ -2101,7 +2115,7 @@
           <w:pPr>
             <w:pStyle w:val="TOC1"/>
             <w:tabs>
-              <w:tab w:val="right" w:leader="dot" w:pos="8611"/>
+              <w:tab w:val="right" w:leader="dot" w:pos="8935"/>
             </w:tabs>
             <w:rPr>
               <w:rFonts w:eastAsiaTheme="minorEastAsia"/>
@@ -2109,13 +2123,13 @@
               <w:lang w:eastAsia="en-GB"/>
             </w:rPr>
           </w:pPr>
-          <w:hyperlink w:anchor="_Toc228358812" w:history="1">
+          <w:hyperlink w:anchor="_Toc228441989" w:history="1">
             <w:r>
               <w:rPr>
                 <w:rStyle w:val="Hyperlink"/>
                 <w:noProof/>
               </w:rPr>
-              <w:t>5.2 Artefact's Structure/ Architecture / Framework</w:t>
+              <w:t>5.1 Design Specifications</w:t>
             </w:r>
             <w:r>
               <w:rPr>
@@ -2136,7 +2150,7 @@
                 <w:noProof/>
                 <w:webHidden/>
               </w:rPr>
-              <w:instrText xml:space="preserve"> PAGEREF _Toc228358812 \h </w:instrText>
+              <w:instrText xml:space="preserve"> PAGEREF _Toc228441989 \h </w:instrText>
             </w:r>
             <w:r>
               <w:rPr>
@@ -2156,7 +2170,7 @@
                 <w:noProof/>
                 <w:webHidden/>
               </w:rPr>
-              <w:t>8</w:t>
+              <w:t>10</w:t>
             </w:r>
             <w:r>
               <w:rPr>
@@ -2171,7 +2185,7 @@
           <w:pPr>
             <w:pStyle w:val="TOC1"/>
             <w:tabs>
-              <w:tab w:val="right" w:leader="dot" w:pos="8611"/>
+              <w:tab w:val="right" w:leader="dot" w:pos="8935"/>
             </w:tabs>
             <w:rPr>
               <w:rFonts w:eastAsiaTheme="minorEastAsia"/>
@@ -2179,13 +2193,13 @@
               <w:lang w:eastAsia="en-GB"/>
             </w:rPr>
           </w:pPr>
-          <w:hyperlink w:anchor="_Toc228358813" w:history="1">
+          <w:hyperlink w:anchor="_Toc228441990" w:history="1">
             <w:r>
               <w:rPr>
                 <w:rStyle w:val="Hyperlink"/>
                 <w:noProof/>
               </w:rPr>
-              <w:t>6. Implementation</w:t>
+              <w:t>5.2 Artefact's Structure/ Architecture / Framework</w:t>
             </w:r>
             <w:r>
               <w:rPr>
@@ -2206,7 +2220,7 @@
                 <w:noProof/>
                 <w:webHidden/>
               </w:rPr>
-              <w:instrText xml:space="preserve"> PAGEREF _Toc228358813 \h </w:instrText>
+              <w:instrText xml:space="preserve"> PAGEREF _Toc228441990 \h </w:instrText>
             </w:r>
             <w:r>
               <w:rPr>
@@ -2226,7 +2240,7 @@
                 <w:noProof/>
                 <w:webHidden/>
               </w:rPr>
-              <w:t>9</w:t>
+              <w:t>10</w:t>
             </w:r>
             <w:r>
               <w:rPr>
@@ -2241,7 +2255,7 @@
           <w:pPr>
             <w:pStyle w:val="TOC1"/>
             <w:tabs>
-              <w:tab w:val="right" w:leader="dot" w:pos="8611"/>
+              <w:tab w:val="right" w:leader="dot" w:pos="8935"/>
             </w:tabs>
             <w:rPr>
               <w:rFonts w:eastAsiaTheme="minorEastAsia"/>
@@ -2249,13 +2263,13 @@
               <w:lang w:eastAsia="en-GB"/>
             </w:rPr>
           </w:pPr>
-          <w:hyperlink w:anchor="_Toc228358814" w:history="1">
+          <w:hyperlink w:anchor="_Toc228441991" w:history="1">
             <w:r>
               <w:rPr>
                 <w:rStyle w:val="Hyperlink"/>
                 <w:noProof/>
               </w:rPr>
-              <w:t>6.1 Construction of the Artefact</w:t>
+              <w:t>6. Implementation</w:t>
             </w:r>
             <w:r>
               <w:rPr>
@@ -2276,7 +2290,7 @@
                 <w:noProof/>
                 <w:webHidden/>
               </w:rPr>
-              <w:instrText xml:space="preserve"> PAGEREF _Toc228358814 \h </w:instrText>
+              <w:instrText xml:space="preserve"> PAGEREF _Toc228441991 \h </w:instrText>
             </w:r>
             <w:r>
               <w:rPr>
@@ -2296,7 +2310,7 @@
                 <w:noProof/>
                 <w:webHidden/>
               </w:rPr>
-              <w:t>9</w:t>
+              <w:t>11</w:t>
             </w:r>
             <w:r>
               <w:rPr>
@@ -2311,7 +2325,7 @@
           <w:pPr>
             <w:pStyle w:val="TOC1"/>
             <w:tabs>
-              <w:tab w:val="right" w:leader="dot" w:pos="8611"/>
+              <w:tab w:val="right" w:leader="dot" w:pos="8935"/>
             </w:tabs>
             <w:rPr>
               <w:rFonts w:eastAsiaTheme="minorEastAsia"/>
@@ -2319,13 +2333,13 @@
               <w:lang w:eastAsia="en-GB"/>
             </w:rPr>
           </w:pPr>
-          <w:hyperlink w:anchor="_Toc228358815" w:history="1">
+          <w:hyperlink w:anchor="_Toc228441992" w:history="1">
             <w:r>
               <w:rPr>
                 <w:rStyle w:val="Hyperlink"/>
                 <w:noProof/>
               </w:rPr>
-              <w:t>6.2 Validation and Testing</w:t>
+              <w:t>6.1 Construction of the Artefact</w:t>
             </w:r>
             <w:r>
               <w:rPr>
@@ -2346,7 +2360,7 @@
                 <w:noProof/>
                 <w:webHidden/>
               </w:rPr>
-              <w:instrText xml:space="preserve"> PAGEREF _Toc228358815 \h </w:instrText>
+              <w:instrText xml:space="preserve"> PAGEREF _Toc228441992 \h </w:instrText>
             </w:r>
             <w:r>
               <w:rPr>
@@ -2366,7 +2380,7 @@
                 <w:noProof/>
                 <w:webHidden/>
               </w:rPr>
-              <w:t>9</w:t>
+              <w:t>11</w:t>
             </w:r>
             <w:r>
               <w:rPr>
@@ -2381,7 +2395,7 @@
           <w:pPr>
             <w:pStyle w:val="TOC1"/>
             <w:tabs>
-              <w:tab w:val="right" w:leader="dot" w:pos="8611"/>
+              <w:tab w:val="right" w:leader="dot" w:pos="8935"/>
             </w:tabs>
             <w:rPr>
               <w:rFonts w:eastAsiaTheme="minorEastAsia"/>
@@ -2389,13 +2403,13 @@
               <w:lang w:eastAsia="en-GB"/>
             </w:rPr>
           </w:pPr>
-          <w:hyperlink w:anchor="_Toc228358816" w:history="1">
+          <w:hyperlink w:anchor="_Toc228441993" w:history="1">
             <w:r>
               <w:rPr>
                 <w:rStyle w:val="Hyperlink"/>
                 <w:noProof/>
               </w:rPr>
-              <w:t>7. Critical Evaluation</w:t>
+              <w:t>6.2 Validation and Testing</w:t>
             </w:r>
             <w:r>
               <w:rPr>
@@ -2416,7 +2430,7 @@
                 <w:noProof/>
                 <w:webHidden/>
               </w:rPr>
-              <w:instrText xml:space="preserve"> PAGEREF _Toc228358816 \h </w:instrText>
+              <w:instrText xml:space="preserve"> PAGEREF _Toc228441993 \h </w:instrText>
             </w:r>
             <w:r>
               <w:rPr>
@@ -2436,7 +2450,7 @@
                 <w:noProof/>
                 <w:webHidden/>
               </w:rPr>
-              <w:t>9</w:t>
+              <w:t>11</w:t>
             </w:r>
             <w:r>
               <w:rPr>
@@ -2451,7 +2465,7 @@
           <w:pPr>
             <w:pStyle w:val="TOC1"/>
             <w:tabs>
-              <w:tab w:val="right" w:leader="dot" w:pos="8611"/>
+              <w:tab w:val="right" w:leader="dot" w:pos="8935"/>
             </w:tabs>
             <w:rPr>
               <w:rFonts w:eastAsiaTheme="minorEastAsia"/>
@@ -2459,13 +2473,13 @@
               <w:lang w:eastAsia="en-GB"/>
             </w:rPr>
           </w:pPr>
-          <w:hyperlink w:anchor="_Toc228358817" w:history="1">
+          <w:hyperlink w:anchor="_Toc228441994" w:history="1">
             <w:r>
               <w:rPr>
                 <w:rStyle w:val="Hyperlink"/>
                 <w:noProof/>
               </w:rPr>
-              <w:t>7.2 Impact</w:t>
+              <w:t>7. Critical Evaluation</w:t>
             </w:r>
             <w:r>
               <w:rPr>
@@ -2486,7 +2500,7 @@
                 <w:noProof/>
                 <w:webHidden/>
               </w:rPr>
-              <w:instrText xml:space="preserve"> PAGEREF _Toc228358817 \h </w:instrText>
+              <w:instrText xml:space="preserve"> PAGEREF _Toc228441994 \h </w:instrText>
             </w:r>
             <w:r>
               <w:rPr>
@@ -2506,7 +2520,7 @@
                 <w:noProof/>
                 <w:webHidden/>
               </w:rPr>
-              <w:t>9</w:t>
+              <w:t>11</w:t>
             </w:r>
             <w:r>
               <w:rPr>
@@ -2521,7 +2535,7 @@
           <w:pPr>
             <w:pStyle w:val="TOC1"/>
             <w:tabs>
-              <w:tab w:val="right" w:leader="dot" w:pos="8611"/>
+              <w:tab w:val="right" w:leader="dot" w:pos="8935"/>
             </w:tabs>
             <w:rPr>
               <w:rFonts w:eastAsiaTheme="minorEastAsia"/>
@@ -2529,13 +2543,13 @@
               <w:lang w:eastAsia="en-GB"/>
             </w:rPr>
           </w:pPr>
-          <w:hyperlink w:anchor="_Toc228358818" w:history="1">
+          <w:hyperlink w:anchor="_Toc228441995" w:history="1">
             <w:r>
               <w:rPr>
                 <w:rStyle w:val="Hyperlink"/>
                 <w:noProof/>
               </w:rPr>
-              <w:t>8. Conclusion</w:t>
+              <w:t>7.2 Impact</w:t>
             </w:r>
             <w:r>
               <w:rPr>
@@ -2556,7 +2570,7 @@
                 <w:noProof/>
                 <w:webHidden/>
               </w:rPr>
-              <w:instrText xml:space="preserve"> PAGEREF _Toc228358818 \h </w:instrText>
+              <w:instrText xml:space="preserve"> PAGEREF _Toc228441995 \h </w:instrText>
             </w:r>
             <w:r>
               <w:rPr>
@@ -2576,7 +2590,7 @@
                 <w:noProof/>
                 <w:webHidden/>
               </w:rPr>
-              <w:t>9</w:t>
+              <w:t>11</w:t>
             </w:r>
             <w:r>
               <w:rPr>
@@ -2591,7 +2605,7 @@
           <w:pPr>
             <w:pStyle w:val="TOC1"/>
             <w:tabs>
-              <w:tab w:val="right" w:leader="dot" w:pos="8611"/>
+              <w:tab w:val="right" w:leader="dot" w:pos="8935"/>
             </w:tabs>
             <w:rPr>
               <w:rFonts w:eastAsiaTheme="minorEastAsia"/>
@@ -2599,13 +2613,13 @@
               <w:lang w:eastAsia="en-GB"/>
             </w:rPr>
           </w:pPr>
-          <w:hyperlink w:anchor="_Toc228358819" w:history="1">
+          <w:hyperlink w:anchor="_Toc228441996" w:history="1">
             <w:r>
               <w:rPr>
                 <w:rStyle w:val="Hyperlink"/>
                 <w:noProof/>
               </w:rPr>
-              <w:t>8.1 Limitations</w:t>
+              <w:t>8. Conclusion</w:t>
             </w:r>
             <w:r>
               <w:rPr>
@@ -2626,7 +2640,7 @@
                 <w:noProof/>
                 <w:webHidden/>
               </w:rPr>
-              <w:instrText xml:space="preserve"> PAGEREF _Toc228358819 \h </w:instrText>
+              <w:instrText xml:space="preserve"> PAGEREF _Toc228441996 \h </w:instrText>
             </w:r>
             <w:r>
               <w:rPr>
@@ -2646,7 +2660,7 @@
                 <w:noProof/>
                 <w:webHidden/>
               </w:rPr>
-              <w:t>10</w:t>
+              <w:t>12</w:t>
             </w:r>
             <w:r>
               <w:rPr>
@@ -2661,7 +2675,7 @@
           <w:pPr>
             <w:pStyle w:val="TOC1"/>
             <w:tabs>
-              <w:tab w:val="right" w:leader="dot" w:pos="8611"/>
+              <w:tab w:val="right" w:leader="dot" w:pos="8935"/>
             </w:tabs>
             <w:rPr>
               <w:rFonts w:eastAsiaTheme="minorEastAsia"/>
@@ -2669,13 +2683,13 @@
               <w:lang w:eastAsia="en-GB"/>
             </w:rPr>
           </w:pPr>
-          <w:hyperlink w:anchor="_Toc228358820" w:history="1">
+          <w:hyperlink w:anchor="_Toc228441997" w:history="1">
             <w:r>
               <w:rPr>
                 <w:rStyle w:val="Hyperlink"/>
                 <w:noProof/>
               </w:rPr>
-              <w:t>8.2 Future Work</w:t>
+              <w:t>8.1 Limitations</w:t>
             </w:r>
             <w:r>
               <w:rPr>
@@ -2696,7 +2710,7 @@
                 <w:noProof/>
                 <w:webHidden/>
               </w:rPr>
-              <w:instrText xml:space="preserve"> PAGEREF _Toc228358820 \h </w:instrText>
+              <w:instrText xml:space="preserve"> PAGEREF _Toc228441997 \h </w:instrText>
             </w:r>
             <w:r>
               <w:rPr>
@@ -2716,7 +2730,7 @@
                 <w:noProof/>
                 <w:webHidden/>
               </w:rPr>
-              <w:t>10</w:t>
+              <w:t>12</w:t>
             </w:r>
             <w:r>
               <w:rPr>
@@ -2731,7 +2745,7 @@
           <w:pPr>
             <w:pStyle w:val="TOC1"/>
             <w:tabs>
-              <w:tab w:val="right" w:leader="dot" w:pos="8611"/>
+              <w:tab w:val="right" w:leader="dot" w:pos="8935"/>
             </w:tabs>
             <w:rPr>
               <w:rFonts w:eastAsiaTheme="minorEastAsia"/>
@@ -2739,13 +2753,13 @@
               <w:lang w:eastAsia="en-GB"/>
             </w:rPr>
           </w:pPr>
-          <w:hyperlink w:anchor="_Toc228358821" w:history="1">
+          <w:hyperlink w:anchor="_Toc228441998" w:history="1">
             <w:r>
               <w:rPr>
                 <w:rStyle w:val="Hyperlink"/>
                 <w:noProof/>
               </w:rPr>
-              <w:t>References</w:t>
+              <w:t>8.2 Future Work</w:t>
             </w:r>
             <w:r>
               <w:rPr>
@@ -2766,7 +2780,7 @@
                 <w:noProof/>
                 <w:webHidden/>
               </w:rPr>
-              <w:instrText xml:space="preserve"> PAGEREF _Toc228358821 \h </w:instrText>
+              <w:instrText xml:space="preserve"> PAGEREF _Toc228441998 \h </w:instrText>
             </w:r>
             <w:r>
               <w:rPr>
@@ -2786,7 +2800,7 @@
                 <w:noProof/>
                 <w:webHidden/>
               </w:rPr>
-              <w:t>10</w:t>
+              <w:t>12</w:t>
             </w:r>
             <w:r>
               <w:rPr>
@@ -2801,7 +2815,7 @@
           <w:pPr>
             <w:pStyle w:val="TOC1"/>
             <w:tabs>
-              <w:tab w:val="right" w:leader="dot" w:pos="8611"/>
+              <w:tab w:val="right" w:leader="dot" w:pos="8935"/>
             </w:tabs>
             <w:rPr>
               <w:rFonts w:eastAsiaTheme="minorEastAsia"/>
@@ -2809,13 +2823,13 @@
               <w:lang w:eastAsia="en-GB"/>
             </w:rPr>
           </w:pPr>
-          <w:hyperlink w:anchor="_Toc228358822" w:history="1">
+          <w:hyperlink w:anchor="_Toc228441999" w:history="1">
             <w:r>
               <w:rPr>
                 <w:rStyle w:val="Hyperlink"/>
                 <w:noProof/>
               </w:rPr>
-              <w:t>Appendices</w:t>
+              <w:t>References</w:t>
             </w:r>
             <w:r>
               <w:rPr>
@@ -2836,7 +2850,7 @@
                 <w:noProof/>
                 <w:webHidden/>
               </w:rPr>
-              <w:instrText xml:space="preserve"> PAGEREF _Toc228358822 \h </w:instrText>
+              <w:instrText xml:space="preserve"> PAGEREF _Toc228441999 \h </w:instrText>
             </w:r>
             <w:r>
               <w:rPr>
@@ -2856,7 +2870,7 @@
                 <w:noProof/>
                 <w:webHidden/>
               </w:rPr>
-              <w:t>10</w:t>
+              <w:t>12</w:t>
             </w:r>
             <w:r>
               <w:rPr>
@@ -2871,7 +2885,7 @@
           <w:pPr>
             <w:pStyle w:val="TOC1"/>
             <w:tabs>
-              <w:tab w:val="right" w:leader="dot" w:pos="8611"/>
+              <w:tab w:val="right" w:leader="dot" w:pos="8935"/>
             </w:tabs>
             <w:rPr>
               <w:rFonts w:eastAsiaTheme="minorEastAsia"/>
@@ -2879,12 +2893,82 @@
               <w:lang w:eastAsia="en-GB"/>
             </w:rPr>
           </w:pPr>
-          <w:hyperlink w:anchor="_Toc228358823" w:history="1">
+          <w:hyperlink w:anchor="_Toc228442000" w:history="1">
             <w:r>
               <w:rPr>
                 <w:rStyle w:val="Hyperlink"/>
                 <w:noProof/>
               </w:rPr>
+              <w:t>Appendices</w:t>
+            </w:r>
+            <w:r>
+              <w:rPr>
+                <w:noProof/>
+                <w:webHidden/>
+              </w:rPr>
+              <w:tab/>
+            </w:r>
+            <w:r>
+              <w:rPr>
+                <w:noProof/>
+                <w:webHidden/>
+              </w:rPr>
+              <w:fldChar w:fldCharType="begin"/>
+            </w:r>
+            <w:r>
+              <w:rPr>
+                <w:noProof/>
+                <w:webHidden/>
+              </w:rPr>
+              <w:instrText xml:space="preserve"> PAGEREF _Toc228442000 \h </w:instrText>
+            </w:r>
+            <w:r>
+              <w:rPr>
+                <w:noProof/>
+                <w:webHidden/>
+              </w:rPr>
+            </w:r>
+            <w:r>
+              <w:rPr>
+                <w:noProof/>
+                <w:webHidden/>
+              </w:rPr>
+              <w:fldChar w:fldCharType="separate"/>
+            </w:r>
+            <w:r>
+              <w:rPr>
+                <w:noProof/>
+                <w:webHidden/>
+              </w:rPr>
+              <w:t>12</w:t>
+            </w:r>
+            <w:r>
+              <w:rPr>
+                <w:noProof/>
+                <w:webHidden/>
+              </w:rPr>
+              <w:fldChar w:fldCharType="end"/>
+            </w:r>
+          </w:hyperlink>
+        </w:p>
+        <w:p>
+          <w:pPr>
+            <w:pStyle w:val="TOC1"/>
+            <w:tabs>
+              <w:tab w:val="right" w:leader="dot" w:pos="8935"/>
+            </w:tabs>
+            <w:rPr>
+              <w:rFonts w:eastAsiaTheme="minorEastAsia"/>
+              <w:noProof/>
+              <w:lang w:eastAsia="en-GB"/>
+            </w:rPr>
+          </w:pPr>
+          <w:hyperlink w:anchor="_Toc228442001" w:history="1">
+            <w:r>
+              <w:rPr>
+                <w:rStyle w:val="Hyperlink"/>
+                <w:noProof/>
+              </w:rPr>
               <w:t>References</w:t>
             </w:r>
             <w:r>
@@ -2906,7 +2990,7 @@
                 <w:noProof/>
                 <w:webHidden/>
               </w:rPr>
-              <w:instrText xml:space="preserve"> PAGEREF _Toc228358823 \h </w:instrText>
+              <w:instrText xml:space="preserve"> PAGEREF _Toc228442001 \h </w:instrText>
             </w:r>
             <w:r>
               <w:rPr>
@@ -2926,7 +3010,7 @@
                 <w:noProof/>
                 <w:webHidden/>
               </w:rPr>
-              <w:t>12</w:t>
+              <w:t>14</w:t>
             </w:r>
             <w:r>
               <w:rPr>
@@ -3083,7 +3167,7 @@
           <w:szCs w:val="32"/>
         </w:rPr>
       </w:pPr>
-      <w:bookmarkStart w:id="7" w:name="_Toc228358794"/>
+      <w:bookmarkStart w:id="7" w:name="_Toc228441971"/>
       <w:r>
         <w:rPr>
           <w:sz w:val="32"/>
@@ -3194,7 +3278,7 @@
           <w:szCs w:val="32"/>
         </w:rPr>
       </w:pPr>
-      <w:bookmarkStart w:id="8" w:name="_Toc228358795"/>
+      <w:bookmarkStart w:id="8" w:name="_Toc228441972"/>
       <w:r>
         <w:rPr>
           <w:sz w:val="32"/>
@@ -3395,7 +3479,7 @@
           <w:szCs w:val="32"/>
         </w:rPr>
       </w:pPr>
-      <w:bookmarkStart w:id="9" w:name="_Toc228358796"/>
+      <w:bookmarkStart w:id="9" w:name="_Toc228441973"/>
       <w:r>
         <w:rPr>
           <w:sz w:val="32"/>
@@ -3409,7 +3493,7 @@
       <w:pPr>
         <w:pStyle w:val="Heading2"/>
       </w:pPr>
-      <w:bookmarkStart w:id="10" w:name="_Toc228358797"/>
+      <w:bookmarkStart w:id="10" w:name="_Toc228441974"/>
       <w:r>
         <w:t>Technical Development</w:t>
       </w:r>
@@ -3627,7 +3711,7 @@
       <w:pPr>
         <w:pStyle w:val="Heading2"/>
       </w:pPr>
-      <w:bookmarkStart w:id="11" w:name="_Toc228358798"/>
+      <w:bookmarkStart w:id="11" w:name="_Toc228441975"/>
       <w:r>
         <w:t>Immersion</w:t>
       </w:r>
@@ -3851,7 +3935,7 @@
       <w:pPr>
         <w:pStyle w:val="Heading2"/>
       </w:pPr>
-      <w:bookmarkStart w:id="12" w:name="_Toc228358799"/>
+      <w:bookmarkStart w:id="12" w:name="_Toc228441976"/>
       <w:r>
         <w:t>Alternative Game Controllers</w:t>
       </w:r>
@@ -4232,7 +4316,7 @@
       <w:pPr>
         <w:pStyle w:val="Heading2"/>
       </w:pPr>
-      <w:bookmarkStart w:id="13" w:name="_Toc228358800"/>
+      <w:bookmarkStart w:id="13" w:name="_Toc228441977"/>
       <w:r>
         <w:lastRenderedPageBreak/>
         <w:t>Accessibility</w:t>
@@ -4290,7 +4374,7 @@
           <w:szCs w:val="32"/>
         </w:rPr>
       </w:pPr>
-      <w:bookmarkStart w:id="14" w:name="_Toc228358801"/>
+      <w:bookmarkStart w:id="14" w:name="_Toc228441978"/>
       <w:r>
         <w:rPr>
           <w:sz w:val="32"/>
@@ -5649,7 +5733,7 @@
           <w:szCs w:val="32"/>
         </w:rPr>
       </w:pPr>
-      <w:bookmarkStart w:id="15" w:name="_Toc228358802"/>
+      <w:bookmarkStart w:id="15" w:name="_Toc228441979"/>
       <w:r>
         <w:rPr>
           <w:sz w:val="32"/>
@@ -5679,7 +5763,6 @@
         <w:spacing w:before="147" w:line="278" w:lineRule="auto"/>
         <w:ind w:left="0" w:right="79"/>
       </w:pPr>
-      <w:bookmarkStart w:id="16" w:name="_Toc228358803"/>
       <w:r>
         <w:t>It</w:t>
       </w:r>
@@ -5861,13 +5944,7 @@
         <w:t xml:space="preserve"> </w:t>
       </w:r>
       <w:r>
-        <w:t xml:space="preserve">may not know how to use them or even players who may not know some of the limitations that come with some of the hardware, </w:t>
-      </w:r>
-      <w:r>
-        <w:t>and</w:t>
-      </w:r>
-      <w:r>
-        <w:t xml:space="preserve"> may not be able to fully use these functions.</w:t>
+        <w:t>may not know how to use them or even players who may not know some of the limitations that come with some of the hardware, and may not be able to fully use these functions.</w:t>
       </w:r>
       <w:r>
         <w:t xml:space="preserve"> Furthermore, accessibility plays an important </w:t>
@@ -6171,6 +6248,7 @@
           <w:szCs w:val="32"/>
         </w:rPr>
       </w:pPr>
+      <w:bookmarkStart w:id="16" w:name="_Toc228441980"/>
       <w:r>
         <w:rPr>
           <w:sz w:val="32"/>
@@ -6200,7 +6278,6 @@
         <w:spacing w:before="148" w:line="278" w:lineRule="auto"/>
         <w:ind w:left="0" w:right="146"/>
       </w:pPr>
-      <w:bookmarkStart w:id="17" w:name="_Toc228358804"/>
       <w:r>
         <w:t>During</w:t>
       </w:r>
@@ -6343,6 +6420,7 @@
           <w:szCs w:val="32"/>
         </w:rPr>
       </w:pPr>
+      <w:bookmarkStart w:id="17" w:name="_Toc228441981"/>
       <w:r>
         <w:rPr>
           <w:sz w:val="32"/>
@@ -6397,7 +6475,7 @@
           <w:szCs w:val="32"/>
         </w:rPr>
       </w:pPr>
-      <w:bookmarkStart w:id="18" w:name="_Toc228358805"/>
+      <w:bookmarkStart w:id="18" w:name="_Toc228441982"/>
       <w:r>
         <w:rPr>
           <w:sz w:val="32"/>
@@ -6439,7 +6517,6 @@
           <w:rFonts w:ascii="Arial" w:hAnsi="Arial" w:cs="Arial"/>
         </w:rPr>
       </w:pPr>
-      <w:bookmarkStart w:id="19" w:name="_Toc228358806"/>
       <w:r>
         <w:rPr>
           <w:rFonts w:ascii="Arial" w:hAnsi="Arial" w:cs="Arial"/>
@@ -7150,6 +7227,7 @@
           <w:szCs w:val="32"/>
         </w:rPr>
       </w:pPr>
+      <w:bookmarkStart w:id="19" w:name="_Toc228441983"/>
       <w:r>
         <w:rPr>
           <w:sz w:val="32"/>
@@ -7297,13 +7375,7 @@
         <w:t xml:space="preserve"> </w:t>
       </w:r>
       <w:r>
-        <w:t xml:space="preserve">Another focus will be researching and prototyping while also developing a game that will help understand this hardware. This project will not be developing multiple input systems or full-scale commercial </w:t>
-      </w:r>
-      <w:r>
-        <w:t>games</w:t>
-      </w:r>
-      <w:r>
-        <w:t>.</w:t>
+        <w:t>Another focus will be researching and prototyping while also developing a game that will help understand this hardware. This project will not be developing multiple input systems or full-scale commercial games.</w:t>
       </w:r>
       <w:r>
         <w:t xml:space="preserve"> It is purely for analyzing how alternative game controllers can shape player experience and immersion and </w:t>
@@ -7323,7 +7395,7 @@
           <w:szCs w:val="32"/>
         </w:rPr>
       </w:pPr>
-      <w:bookmarkStart w:id="20" w:name="_Toc228358807"/>
+      <w:bookmarkStart w:id="20" w:name="_Toc228441984"/>
       <w:r>
         <w:rPr>
           <w:sz w:val="32"/>
@@ -7342,40 +7414,59 @@
     </w:p>
     <w:p>
       <w:pPr>
-        <w:rPr>
-          <w:rFonts w:ascii="Arial" w:hAnsi="Arial" w:cs="Arial"/>
-        </w:rPr>
-      </w:pPr>
-      <w:r>
-        <w:rPr>
-          <w:rFonts w:ascii="Arial" w:hAnsi="Arial" w:cs="Arial"/>
-        </w:rPr>
-        <w:t>This section outlines the practical steps</w:t>
-      </w:r>
-      <w:r>
-        <w:rPr>
-          <w:rFonts w:ascii="Arial" w:hAnsi="Arial" w:cs="Arial"/>
-        </w:rPr>
-        <w:t>, methods,</w:t>
-      </w:r>
-      <w:r>
-        <w:rPr>
-          <w:rFonts w:ascii="Arial" w:hAnsi="Arial" w:cs="Arial"/>
-        </w:rPr>
-        <w:t xml:space="preserve"> tools, and schedule you</w:t>
-      </w:r>
-      <w:r>
-        <w:rPr>
-          <w:rFonts w:ascii="Arial" w:hAnsi="Arial" w:cs="Arial"/>
-        </w:rPr>
-        <w:t xml:space="preserve"> will</w:t>
-      </w:r>
-      <w:r>
-        <w:rPr>
-          <w:rFonts w:ascii="Arial" w:hAnsi="Arial" w:cs="Arial"/>
-        </w:rPr>
-        <w:t xml:space="preserve"> follow for your project, covering the 'how' aspect.</w:t>
-      </w:r>
+        <w:pStyle w:val="BodyText"/>
+        <w:spacing w:line="278" w:lineRule="auto"/>
+        <w:ind w:left="0"/>
+      </w:pPr>
+      <w:r>
+        <w:t xml:space="preserve">The steps that will be taken </w:t>
+      </w:r>
+      <w:proofErr w:type="gramStart"/>
+      <w:r>
+        <w:t>is</w:t>
+      </w:r>
+      <w:proofErr w:type="gramEnd"/>
+      <w:r>
+        <w:t xml:space="preserve"> very simple; the product will be a fully working controller along with a game to study alternative game controllers. This will be done by using the current knowledge I have of this study as well as the skills I have learnt to design and develop </w:t>
+      </w:r>
+      <w:r>
+        <w:t>to</w:t>
+      </w:r>
+      <w:r>
+        <w:t xml:space="preserve"> bring the best possible results. During the project there will be phases that will keep everything organized and on track. This will be done by using tables and notes like Gantt Charts, GitHub version control, Kanban and appropriate planning.</w:t>
+      </w:r>
+      <w:r>
+        <w:t xml:space="preserve"> The tools used will be purchased online as well as the parts required to build the controller but to build the controller heavy planning went through ahead of time so that the project </w:t>
+      </w:r>
+      <w:r>
+        <w:t xml:space="preserve">didn’t go </w:t>
+      </w:r>
+      <w:r>
+        <w:t>over budget as well as the best possible results.</w:t>
+      </w:r>
+      <w:r>
+        <w:t xml:space="preserve"> In </w:t>
+      </w:r>
+      <w:r>
+        <w:t>addition,</w:t>
+      </w:r>
+      <w:r>
+        <w:t xml:space="preserve"> software tools that are free such as Unity and Thonny will be used to develop a game that can </w:t>
+      </w:r>
+      <w:r>
+        <w:lastRenderedPageBreak/>
+        <w:t>simultaneously work with the controller</w:t>
+      </w:r>
+      <w:r>
+        <w:t xml:space="preserve"> to showcase its capabilities.</w:t>
+      </w:r>
+    </w:p>
+    <w:p>
+      <w:pPr>
+        <w:rPr>
+          <w:rFonts w:ascii="Arial" w:hAnsi="Arial" w:cs="Arial"/>
+        </w:rPr>
+      </w:pPr>
     </w:p>
     <w:p>
       <w:pPr>
@@ -7385,7 +7476,7 @@
           <w:szCs w:val="32"/>
         </w:rPr>
       </w:pPr>
-      <w:bookmarkStart w:id="21" w:name="_Toc228358808"/>
+      <w:bookmarkStart w:id="21" w:name="_Toc228441985"/>
       <w:r>
         <w:rPr>
           <w:sz w:val="32"/>
@@ -7397,63 +7488,865 @@
     </w:p>
     <w:p>
       <w:pPr>
-        <w:rPr>
-          <w:rFonts w:ascii="Arial" w:hAnsi="Arial" w:cs="Arial"/>
-        </w:rPr>
-      </w:pPr>
-      <w:r>
-        <w:rPr>
-          <w:rFonts w:ascii="Arial" w:hAnsi="Arial" w:cs="Arial"/>
-        </w:rPr>
-        <w:t xml:space="preserve">Outline the overall approach you plan to take. </w:t>
-      </w:r>
-      <w:r>
-        <w:rPr>
-          <w:rFonts w:ascii="Arial" w:hAnsi="Arial" w:cs="Arial"/>
-        </w:rPr>
-        <w:t xml:space="preserve">For example, will your project </w:t>
-      </w:r>
-      <w:r>
-        <w:rPr>
-          <w:rFonts w:ascii="Arial" w:hAnsi="Arial" w:cs="Arial"/>
-        </w:rPr>
-        <w:t>involve an experiment, survey, case study, development,</w:t>
-      </w:r>
-      <w:r>
-        <w:rPr>
-          <w:rFonts w:ascii="Arial" w:hAnsi="Arial" w:cs="Arial"/>
-        </w:rPr>
-        <w:t xml:space="preserve"> </w:t>
-      </w:r>
-      <w:r>
-        <w:rPr>
-          <w:rFonts w:ascii="Arial" w:hAnsi="Arial" w:cs="Arial"/>
-        </w:rPr>
-        <w:t>filmmaking</w:t>
-      </w:r>
-      <w:r>
-        <w:rPr>
-          <w:rFonts w:ascii="Arial" w:hAnsi="Arial" w:cs="Arial"/>
-        </w:rPr>
-        <w:t xml:space="preserve"> </w:t>
-      </w:r>
-      <w:r>
-        <w:rPr>
-          <w:rFonts w:ascii="Arial" w:hAnsi="Arial" w:cs="Arial"/>
-        </w:rPr>
-        <w:t>or literature-based analysis?</w:t>
-      </w:r>
-      <w:r>
-        <w:rPr>
-          <w:rFonts w:ascii="Arial" w:hAnsi="Arial" w:cs="Arial"/>
-        </w:rPr>
-        <w:t xml:space="preserve"> If so, what kind of data/information do you need? </w:t>
-      </w:r>
-      <w:r>
-        <w:rPr>
-          <w:rFonts w:ascii="Arial" w:hAnsi="Arial" w:cs="Arial"/>
-        </w:rPr>
-        <w:t>Detail the specific methods and techniques you will use to achieve each objective, such as qualitative interviews, statistical analysis, user-centred design, etc.</w:t>
+        <w:pStyle w:val="BodyText"/>
+        <w:spacing w:before="147" w:line="278" w:lineRule="auto"/>
+        <w:ind w:left="0"/>
+      </w:pPr>
+      <w:r>
+        <w:t>The</w:t>
+      </w:r>
+      <w:r>
+        <w:rPr>
+          <w:spacing w:val="-2"/>
+        </w:rPr>
+        <w:t xml:space="preserve"> </w:t>
+      </w:r>
+      <w:r>
+        <w:t>overall</w:t>
+      </w:r>
+      <w:r>
+        <w:rPr>
+          <w:spacing w:val="-3"/>
+        </w:rPr>
+        <w:t xml:space="preserve"> </w:t>
+      </w:r>
+      <w:r>
+        <w:t>approach</w:t>
+      </w:r>
+      <w:r>
+        <w:rPr>
+          <w:spacing w:val="-4"/>
+        </w:rPr>
+        <w:t xml:space="preserve"> </w:t>
+      </w:r>
+      <w:r>
+        <w:t>to</w:t>
+      </w:r>
+      <w:r>
+        <w:rPr>
+          <w:spacing w:val="-2"/>
+        </w:rPr>
+        <w:t xml:space="preserve"> </w:t>
+      </w:r>
+      <w:r>
+        <w:t>this</w:t>
+      </w:r>
+      <w:r>
+        <w:rPr>
+          <w:spacing w:val="-2"/>
+        </w:rPr>
+        <w:t xml:space="preserve"> </w:t>
+      </w:r>
+      <w:r>
+        <w:t>project</w:t>
+      </w:r>
+      <w:r>
+        <w:rPr>
+          <w:spacing w:val="-2"/>
+        </w:rPr>
+        <w:t xml:space="preserve"> </w:t>
+      </w:r>
+      <w:r>
+        <w:t>will</w:t>
+      </w:r>
+      <w:r>
+        <w:rPr>
+          <w:spacing w:val="-3"/>
+        </w:rPr>
+        <w:t xml:space="preserve"> </w:t>
+      </w:r>
+      <w:r>
+        <w:t>be</w:t>
+      </w:r>
+      <w:r>
+        <w:rPr>
+          <w:spacing w:val="-4"/>
+        </w:rPr>
+        <w:t xml:space="preserve"> </w:t>
+      </w:r>
+      <w:r>
+        <w:t>taken</w:t>
+      </w:r>
+      <w:r>
+        <w:rPr>
+          <w:spacing w:val="-2"/>
+        </w:rPr>
+        <w:t xml:space="preserve"> </w:t>
+      </w:r>
+      <w:r>
+        <w:t>very</w:t>
+      </w:r>
+      <w:r>
+        <w:rPr>
+          <w:spacing w:val="-2"/>
+        </w:rPr>
+        <w:t xml:space="preserve"> </w:t>
+      </w:r>
+      <w:r>
+        <w:t>cautiously</w:t>
+      </w:r>
+      <w:r>
+        <w:rPr>
+          <w:spacing w:val="-2"/>
+        </w:rPr>
+        <w:t xml:space="preserve"> </w:t>
+      </w:r>
+      <w:r>
+        <w:t>and</w:t>
+      </w:r>
+      <w:r>
+        <w:rPr>
+          <w:spacing w:val="-4"/>
+        </w:rPr>
+        <w:t xml:space="preserve"> </w:t>
+      </w:r>
+      <w:r>
+        <w:t>will</w:t>
+      </w:r>
+      <w:r>
+        <w:rPr>
+          <w:spacing w:val="-3"/>
+        </w:rPr>
+        <w:t xml:space="preserve"> </w:t>
+      </w:r>
+      <w:r>
+        <w:t>involve multiple experiments and development phases which will help produce the best results. Designing</w:t>
+      </w:r>
+      <w:r>
+        <w:rPr>
+          <w:spacing w:val="-1"/>
+        </w:rPr>
+        <w:t xml:space="preserve"> </w:t>
+      </w:r>
+      <w:r>
+        <w:t>and</w:t>
+      </w:r>
+      <w:r>
+        <w:rPr>
+          <w:spacing w:val="-4"/>
+        </w:rPr>
+        <w:t xml:space="preserve"> </w:t>
+      </w:r>
+      <w:r>
+        <w:t>prototyping</w:t>
+      </w:r>
+      <w:r>
+        <w:rPr>
+          <w:spacing w:val="-1"/>
+        </w:rPr>
+        <w:t xml:space="preserve"> </w:t>
+      </w:r>
+      <w:r>
+        <w:t>an input system</w:t>
+      </w:r>
+      <w:r>
+        <w:rPr>
+          <w:spacing w:val="-1"/>
+        </w:rPr>
+        <w:t xml:space="preserve"> </w:t>
+      </w:r>
+      <w:r>
+        <w:t>game</w:t>
+      </w:r>
+      <w:r>
+        <w:rPr>
+          <w:spacing w:val="-2"/>
+        </w:rPr>
+        <w:t xml:space="preserve"> </w:t>
+      </w:r>
+      <w:r>
+        <w:t>controller along with</w:t>
+      </w:r>
+      <w:r>
+        <w:rPr>
+          <w:spacing w:val="-2"/>
+        </w:rPr>
+        <w:t xml:space="preserve"> </w:t>
+      </w:r>
+      <w:r>
+        <w:t>a software integration will clearly demonstrate the results of the alternative game controller.</w:t>
+      </w:r>
+    </w:p>
+    <w:p>
+      <w:pPr>
+        <w:pStyle w:val="BodyText"/>
+        <w:spacing w:before="147" w:line="278" w:lineRule="auto"/>
+        <w:ind w:left="0"/>
+      </w:pPr>
+      <w:r>
+        <w:t>Development of the Unity game will be used as a test environment.</w:t>
+      </w:r>
+    </w:p>
+    <w:p>
+      <w:pPr>
+        <w:pStyle w:val="BodyText"/>
+        <w:spacing w:line="278" w:lineRule="auto"/>
+        <w:ind w:left="0" w:right="79"/>
+      </w:pPr>
+      <w:r>
+        <w:t>The aim is to evaluate player immersion and experience using the custom designed controller</w:t>
+      </w:r>
+      <w:r>
+        <w:t xml:space="preserve"> this will be done through multiple in person tests where the players will use the controller as well as take part in an online survey which will help gather results</w:t>
+      </w:r>
+      <w:r>
+        <w:t xml:space="preserve">. Even though the project requires a functional build of the input system and unity game, the results still require statistical analysis and data gathering to show the project </w:t>
+      </w:r>
+      <w:proofErr w:type="gramStart"/>
+      <w:r>
+        <w:t>works</w:t>
+      </w:r>
+      <w:proofErr w:type="gramEnd"/>
+      <w:r>
+        <w:t xml:space="preserve"> and </w:t>
+      </w:r>
+      <w:proofErr w:type="gramStart"/>
+      <w:r>
+        <w:t>provides</w:t>
+      </w:r>
+      <w:proofErr w:type="gramEnd"/>
+      <w:r>
+        <w:t xml:space="preserve"> the required goal to achieve immersion</w:t>
+      </w:r>
+      <w:r>
+        <w:rPr>
+          <w:spacing w:val="-2"/>
+        </w:rPr>
+        <w:t xml:space="preserve"> </w:t>
+      </w:r>
+      <w:r>
+        <w:t>and</w:t>
+      </w:r>
+      <w:r>
+        <w:rPr>
+          <w:spacing w:val="-4"/>
+        </w:rPr>
+        <w:t xml:space="preserve"> </w:t>
+      </w:r>
+      <w:r>
+        <w:t>player</w:t>
+      </w:r>
+      <w:r>
+        <w:rPr>
+          <w:spacing w:val="-5"/>
+        </w:rPr>
+        <w:t xml:space="preserve"> </w:t>
+      </w:r>
+      <w:r>
+        <w:t>experience.</w:t>
+      </w:r>
+    </w:p>
+    <w:p>
+      <w:pPr>
+        <w:pStyle w:val="BodyText"/>
+        <w:spacing w:line="278" w:lineRule="auto"/>
+        <w:ind w:left="0" w:right="79"/>
+        <w:rPr>
+          <w:spacing w:val="-2"/>
+        </w:rPr>
+      </w:pPr>
+    </w:p>
+    <w:p>
+      <w:pPr>
+        <w:pStyle w:val="BodyText"/>
+        <w:spacing w:line="278" w:lineRule="auto"/>
+        <w:ind w:left="0" w:right="79"/>
+      </w:pPr>
+      <w:r>
+        <w:t>This</w:t>
+      </w:r>
+      <w:r>
+        <w:rPr>
+          <w:spacing w:val="-5"/>
+        </w:rPr>
+        <w:t xml:space="preserve"> </w:t>
+      </w:r>
+      <w:r>
+        <w:t>project</w:t>
+      </w:r>
+      <w:r>
+        <w:rPr>
+          <w:spacing w:val="-2"/>
+        </w:rPr>
+        <w:t xml:space="preserve"> </w:t>
+      </w:r>
+      <w:r>
+        <w:t>will</w:t>
+      </w:r>
+      <w:r>
+        <w:rPr>
+          <w:spacing w:val="-3"/>
+        </w:rPr>
+        <w:t xml:space="preserve"> </w:t>
+      </w:r>
+      <w:r>
+        <w:t>involve</w:t>
+      </w:r>
+      <w:r>
+        <w:rPr>
+          <w:spacing w:val="-2"/>
+        </w:rPr>
+        <w:t xml:space="preserve"> </w:t>
+      </w:r>
+      <w:r>
+        <w:t>gathering</w:t>
+      </w:r>
+      <w:r>
+        <w:rPr>
+          <w:spacing w:val="-2"/>
+        </w:rPr>
+        <w:t xml:space="preserve"> </w:t>
+      </w:r>
+      <w:r>
+        <w:t>data</w:t>
+      </w:r>
+      <w:r>
+        <w:rPr>
+          <w:spacing w:val="-1"/>
+        </w:rPr>
+        <w:t xml:space="preserve"> </w:t>
+      </w:r>
+      <w:r>
+        <w:t>such</w:t>
+      </w:r>
+      <w:r>
+        <w:rPr>
+          <w:spacing w:val="-4"/>
+        </w:rPr>
+        <w:t xml:space="preserve"> </w:t>
+      </w:r>
+      <w:r>
+        <w:t>as quantitative data like response times, reliability, number of successful inputs.</w:t>
+      </w:r>
+      <w:r>
+        <w:t xml:space="preserve"> </w:t>
+      </w:r>
+      <w:r>
+        <w:t>Data</w:t>
+      </w:r>
+      <w:r>
+        <w:rPr>
+          <w:spacing w:val="-2"/>
+        </w:rPr>
+        <w:t xml:space="preserve"> </w:t>
+      </w:r>
+      <w:r>
+        <w:t>qualitative</w:t>
+      </w:r>
+      <w:r>
+        <w:rPr>
+          <w:spacing w:val="-3"/>
+        </w:rPr>
+        <w:t xml:space="preserve"> </w:t>
+      </w:r>
+      <w:r>
+        <w:t>data will</w:t>
+      </w:r>
+      <w:r>
+        <w:rPr>
+          <w:spacing w:val="-3"/>
+        </w:rPr>
+        <w:t xml:space="preserve"> </w:t>
+      </w:r>
+      <w:r>
+        <w:t>also</w:t>
+      </w:r>
+      <w:r>
+        <w:rPr>
+          <w:spacing w:val="-3"/>
+        </w:rPr>
+        <w:t xml:space="preserve"> </w:t>
+      </w:r>
+      <w:r>
+        <w:t>be</w:t>
+      </w:r>
+      <w:r>
+        <w:rPr>
+          <w:spacing w:val="-5"/>
+        </w:rPr>
+        <w:t xml:space="preserve"> </w:t>
+      </w:r>
+      <w:r>
+        <w:t>used,</w:t>
+      </w:r>
+      <w:r>
+        <w:rPr>
+          <w:spacing w:val="-1"/>
+        </w:rPr>
+        <w:t xml:space="preserve"> </w:t>
+      </w:r>
+      <w:r>
+        <w:t>such</w:t>
+      </w:r>
+      <w:r>
+        <w:rPr>
+          <w:spacing w:val="-3"/>
+        </w:rPr>
+        <w:t xml:space="preserve"> </w:t>
+      </w:r>
+      <w:r>
+        <w:t>as</w:t>
+      </w:r>
+      <w:r>
+        <w:rPr>
+          <w:spacing w:val="-3"/>
+        </w:rPr>
+        <w:t xml:space="preserve"> </w:t>
+      </w:r>
+      <w:r>
+        <w:t>user</w:t>
+      </w:r>
+      <w:r>
+        <w:rPr>
+          <w:spacing w:val="-3"/>
+        </w:rPr>
+        <w:t xml:space="preserve"> </w:t>
+      </w:r>
+      <w:r>
+        <w:t>feedback,</w:t>
+      </w:r>
+      <w:r>
+        <w:rPr>
+          <w:spacing w:val="-5"/>
+        </w:rPr>
+        <w:t xml:space="preserve"> </w:t>
+      </w:r>
+      <w:r>
+        <w:t>observation</w:t>
+      </w:r>
+      <w:r>
+        <w:rPr>
+          <w:spacing w:val="-4"/>
+        </w:rPr>
+        <w:t xml:space="preserve"> </w:t>
+      </w:r>
+      <w:r>
+        <w:t>notes about</w:t>
+      </w:r>
+      <w:r>
+        <w:rPr>
+          <w:spacing w:val="-2"/>
+        </w:rPr>
+        <w:t xml:space="preserve"> </w:t>
+      </w:r>
+      <w:r>
+        <w:t>how</w:t>
+      </w:r>
+      <w:r>
+        <w:rPr>
+          <w:spacing w:val="-2"/>
+        </w:rPr>
+        <w:t xml:space="preserve"> </w:t>
+      </w:r>
+      <w:r>
+        <w:t>the</w:t>
+      </w:r>
+      <w:r>
+        <w:rPr>
+          <w:spacing w:val="-2"/>
+        </w:rPr>
+        <w:t xml:space="preserve"> </w:t>
+      </w:r>
+      <w:r>
+        <w:t>player</w:t>
+      </w:r>
+      <w:r>
+        <w:rPr>
+          <w:spacing w:val="-2"/>
+        </w:rPr>
+        <w:t xml:space="preserve"> </w:t>
+      </w:r>
+      <w:r>
+        <w:t>felt</w:t>
+      </w:r>
+      <w:r>
+        <w:rPr>
+          <w:spacing w:val="-2"/>
+        </w:rPr>
+        <w:t xml:space="preserve"> </w:t>
+      </w:r>
+      <w:r>
+        <w:t>and</w:t>
+      </w:r>
+      <w:r>
+        <w:rPr>
+          <w:spacing w:val="-2"/>
+        </w:rPr>
+        <w:t xml:space="preserve"> </w:t>
+      </w:r>
+      <w:r>
+        <w:t>the</w:t>
+      </w:r>
+      <w:r>
+        <w:rPr>
+          <w:spacing w:val="-4"/>
+        </w:rPr>
+        <w:t xml:space="preserve"> </w:t>
+      </w:r>
+      <w:r>
+        <w:t>ease</w:t>
+      </w:r>
+      <w:r>
+        <w:rPr>
+          <w:spacing w:val="-4"/>
+        </w:rPr>
+        <w:t xml:space="preserve"> </w:t>
+      </w:r>
+      <w:r>
+        <w:t>of</w:t>
+      </w:r>
+      <w:r>
+        <w:rPr>
+          <w:spacing w:val="-4"/>
+        </w:rPr>
+        <w:t xml:space="preserve"> </w:t>
+      </w:r>
+      <w:r>
+        <w:t>use</w:t>
+      </w:r>
+      <w:r>
+        <w:rPr>
+          <w:spacing w:val="-4"/>
+        </w:rPr>
+        <w:t xml:space="preserve"> </w:t>
+      </w:r>
+      <w:r>
+        <w:t>and</w:t>
+      </w:r>
+      <w:r>
+        <w:rPr>
+          <w:spacing w:val="-4"/>
+        </w:rPr>
+        <w:t xml:space="preserve"> </w:t>
+      </w:r>
+      <w:r>
+        <w:t>immersion. Design</w:t>
+      </w:r>
+      <w:r>
+        <w:rPr>
+          <w:spacing w:val="-2"/>
+        </w:rPr>
+        <w:t xml:space="preserve"> </w:t>
+      </w:r>
+      <w:r>
+        <w:t>data</w:t>
+      </w:r>
+      <w:r>
+        <w:rPr>
+          <w:spacing w:val="-1"/>
+        </w:rPr>
+        <w:t xml:space="preserve"> </w:t>
+      </w:r>
+      <w:r>
+        <w:t>will</w:t>
+      </w:r>
+      <w:r>
+        <w:rPr>
+          <w:spacing w:val="-2"/>
+        </w:rPr>
+        <w:t xml:space="preserve"> </w:t>
+      </w:r>
+      <w:r>
+        <w:t>be considered, determining if the input system writing schematics are effective and ensuring the sensor calibrations and ensure Unity input mappings are correctly working as intended.</w:t>
+      </w:r>
+    </w:p>
+    <w:p>
+      <w:pPr>
+        <w:pStyle w:val="BodyText"/>
+        <w:spacing w:before="154" w:line="278" w:lineRule="auto"/>
+        <w:ind w:left="0"/>
+      </w:pPr>
+      <w:r>
+        <w:t>When designing and building the custom game controller, the</w:t>
+      </w:r>
+      <w:r>
+        <w:rPr>
+          <w:spacing w:val="-6"/>
+        </w:rPr>
+        <w:t xml:space="preserve"> </w:t>
+      </w:r>
+      <w:r>
+        <w:rPr>
+          <w:spacing w:val="-6"/>
+        </w:rPr>
+        <w:t xml:space="preserve">Raspberry </w:t>
+      </w:r>
+      <w:r>
+        <w:t>Pi Pico W</w:t>
+      </w:r>
+      <w:r>
+        <w:t xml:space="preserve"> for prototyping</w:t>
+      </w:r>
+      <w:r>
+        <w:rPr>
+          <w:spacing w:val="-2"/>
+        </w:rPr>
+        <w:t xml:space="preserve"> </w:t>
+      </w:r>
+      <w:r>
+        <w:t>will</w:t>
+      </w:r>
+      <w:r>
+        <w:rPr>
+          <w:spacing w:val="-3"/>
+        </w:rPr>
+        <w:t xml:space="preserve"> </w:t>
+      </w:r>
+      <w:r>
+        <w:t>be</w:t>
+      </w:r>
+      <w:r>
+        <w:rPr>
+          <w:spacing w:val="-5"/>
+        </w:rPr>
+        <w:t xml:space="preserve"> </w:t>
+      </w:r>
+      <w:r>
+        <w:t>used,</w:t>
+      </w:r>
+      <w:r>
+        <w:rPr>
+          <w:spacing w:val="-3"/>
+        </w:rPr>
+        <w:t xml:space="preserve"> </w:t>
+      </w:r>
+      <w:r>
+        <w:t>as</w:t>
+      </w:r>
+      <w:r>
+        <w:rPr>
+          <w:spacing w:val="-3"/>
+        </w:rPr>
+        <w:t xml:space="preserve"> </w:t>
+      </w:r>
+      <w:r>
+        <w:t>it</w:t>
+      </w:r>
+      <w:r>
+        <w:rPr>
+          <w:spacing w:val="-5"/>
+        </w:rPr>
+        <w:t xml:space="preserve"> </w:t>
+      </w:r>
+      <w:r>
+        <w:t>effectively</w:t>
+      </w:r>
+      <w:r>
+        <w:rPr>
+          <w:spacing w:val="-3"/>
+        </w:rPr>
+        <w:t xml:space="preserve"> </w:t>
+      </w:r>
+      <w:r>
+        <w:t>gives</w:t>
+      </w:r>
+      <w:r>
+        <w:rPr>
+          <w:spacing w:val="-3"/>
+        </w:rPr>
+        <w:t xml:space="preserve"> </w:t>
+      </w:r>
+      <w:r>
+        <w:t>all</w:t>
+      </w:r>
+      <w:r>
+        <w:rPr>
+          <w:spacing w:val="-4"/>
+        </w:rPr>
+        <w:t xml:space="preserve"> </w:t>
+      </w:r>
+      <w:r>
+        <w:t>the</w:t>
+      </w:r>
+      <w:r>
+        <w:rPr>
+          <w:spacing w:val="-5"/>
+        </w:rPr>
+        <w:t xml:space="preserve"> </w:t>
+      </w:r>
+      <w:r>
+        <w:t>parts</w:t>
+      </w:r>
+      <w:r>
+        <w:rPr>
+          <w:spacing w:val="-3"/>
+        </w:rPr>
+        <w:t xml:space="preserve"> </w:t>
+      </w:r>
+      <w:r>
+        <w:t>required</w:t>
+      </w:r>
+      <w:r>
+        <w:rPr>
+          <w:spacing w:val="-5"/>
+        </w:rPr>
+        <w:t xml:space="preserve"> </w:t>
+      </w:r>
+      <w:r>
+        <w:t>to</w:t>
+      </w:r>
+      <w:r>
+        <w:rPr>
+          <w:spacing w:val="-2"/>
+        </w:rPr>
+        <w:t xml:space="preserve"> </w:t>
+      </w:r>
+      <w:r>
+        <w:t>design</w:t>
+      </w:r>
+      <w:r>
+        <w:rPr>
+          <w:spacing w:val="-4"/>
+        </w:rPr>
+        <w:t xml:space="preserve"> </w:t>
+      </w:r>
+      <w:r>
+        <w:t xml:space="preserve">this project, offering a variety of wires, sensory technology, circuit design on breadboard and code in </w:t>
+      </w:r>
+      <w:r>
+        <w:t>T</w:t>
+      </w:r>
+      <w:r>
+        <w:t>honny</w:t>
+      </w:r>
+      <w:r>
+        <w:t>.</w:t>
+      </w:r>
+    </w:p>
+    <w:p>
+      <w:pPr>
+        <w:pStyle w:val="BodyText"/>
+        <w:spacing w:before="159" w:line="278" w:lineRule="auto"/>
+        <w:ind w:left="0" w:right="160"/>
+      </w:pPr>
+      <w:r>
+        <w:t>Along with the game controller, the Unity-Based game will be needed to work simultaneously along with the</w:t>
+      </w:r>
+      <w:r>
+        <w:rPr>
+          <w:spacing w:val="-5"/>
+        </w:rPr>
+        <w:t xml:space="preserve"> </w:t>
+      </w:r>
+      <w:r>
+        <w:t>custom based controller</w:t>
+      </w:r>
+      <w:r>
+        <w:t xml:space="preserve"> using Visual studio C#</w:t>
+      </w:r>
+      <w:r>
+        <w:t xml:space="preserve"> and </w:t>
+      </w:r>
+      <w:r>
+        <w:t>T</w:t>
+      </w:r>
+      <w:r>
+        <w:t>honny</w:t>
+      </w:r>
+      <w:r>
+        <w:t xml:space="preserve"> to create gameplay</w:t>
+      </w:r>
+      <w:r>
+        <w:rPr>
+          <w:spacing w:val="-5"/>
+        </w:rPr>
+        <w:t xml:space="preserve"> </w:t>
+      </w:r>
+      <w:r>
+        <w:t>responding</w:t>
+      </w:r>
+      <w:r>
+        <w:rPr>
+          <w:spacing w:val="-3"/>
+        </w:rPr>
+        <w:t xml:space="preserve"> </w:t>
+      </w:r>
+      <w:r>
+        <w:t>to</w:t>
+      </w:r>
+      <w:r>
+        <w:rPr>
+          <w:spacing w:val="-3"/>
+        </w:rPr>
+        <w:t xml:space="preserve"> </w:t>
+      </w:r>
+      <w:r>
+        <w:t>the</w:t>
+      </w:r>
+      <w:r>
+        <w:rPr>
+          <w:spacing w:val="-3"/>
+        </w:rPr>
+        <w:t xml:space="preserve"> </w:t>
+      </w:r>
+      <w:r>
+        <w:t>inputs. Using</w:t>
+      </w:r>
+      <w:r>
+        <w:rPr>
+          <w:spacing w:val="-3"/>
+        </w:rPr>
+        <w:t xml:space="preserve"> </w:t>
+      </w:r>
+      <w:r>
+        <w:t>custom</w:t>
+      </w:r>
+      <w:r>
+        <w:rPr>
+          <w:spacing w:val="-4"/>
+        </w:rPr>
+        <w:t xml:space="preserve"> </w:t>
+      </w:r>
+      <w:r>
+        <w:t>input</w:t>
+      </w:r>
+      <w:r>
+        <w:rPr>
+          <w:spacing w:val="-3"/>
+        </w:rPr>
+        <w:t xml:space="preserve"> </w:t>
+      </w:r>
+      <w:r>
+        <w:t>mapping</w:t>
+      </w:r>
+      <w:r>
+        <w:rPr>
+          <w:spacing w:val="-2"/>
+        </w:rPr>
+        <w:t xml:space="preserve"> </w:t>
+      </w:r>
+      <w:r>
+        <w:t>with</w:t>
+      </w:r>
+      <w:r>
+        <w:rPr>
+          <w:spacing w:val="-3"/>
+        </w:rPr>
+        <w:t xml:space="preserve"> </w:t>
+      </w:r>
+      <w:r>
+        <w:t>Unity</w:t>
+      </w:r>
+      <w:r>
+        <w:rPr>
+          <w:spacing w:val="-3"/>
+        </w:rPr>
+        <w:t xml:space="preserve"> </w:t>
+      </w:r>
+      <w:r>
+        <w:t xml:space="preserve">built in Input </w:t>
+      </w:r>
+      <w:r>
+        <w:t>Map</w:t>
+      </w:r>
+      <w:r>
+        <w:t xml:space="preserve"> should help with connecting the hardware signals to in game </w:t>
+      </w:r>
+      <w:r>
+        <w:rPr>
+          <w:spacing w:val="-2"/>
+        </w:rPr>
+        <w:t>actions.</w:t>
       </w:r>
     </w:p>
     <w:p>
@@ -7464,29 +8357,6 @@
           <w:iCs/>
         </w:rPr>
       </w:pPr>
-      <w:r>
-        <w:rPr>
-          <w:rFonts w:ascii="Arial" w:hAnsi="Arial" w:cs="Arial"/>
-          <w:b/>
-          <w:bCs/>
-        </w:rPr>
-        <w:lastRenderedPageBreak/>
-        <w:t>Note:</w:t>
-      </w:r>
-      <w:r>
-        <w:rPr>
-          <w:rFonts w:ascii="Arial" w:hAnsi="Arial" w:cs="Arial"/>
-        </w:rPr>
-        <w:t xml:space="preserve"> </w:t>
-      </w:r>
-      <w:r>
-        <w:rPr>
-          <w:rFonts w:ascii="Arial" w:hAnsi="Arial" w:cs="Arial"/>
-          <w:i/>
-          <w:iCs/>
-        </w:rPr>
-        <w:t xml:space="preserve">Considering the diverse availability of methods and design approaches, it is strongly recommended that discussions be made with the main supervisor to align the choice of project design with your chosen topic. </w:t>
-      </w:r>
     </w:p>
     <w:p>
       <w:pPr>
@@ -7496,12 +8366,13 @@
           <w:szCs w:val="32"/>
         </w:rPr>
       </w:pPr>
-      <w:bookmarkStart w:id="22" w:name="_Toc228358809"/>
+      <w:bookmarkStart w:id="22" w:name="_Toc228441986"/>
       <w:r>
         <w:rPr>
           <w:sz w:val="32"/>
           <w:szCs w:val="32"/>
         </w:rPr>
+        <w:lastRenderedPageBreak/>
         <w:t>4.2 Justification of Methods</w:t>
       </w:r>
       <w:bookmarkEnd w:id="22"/>
@@ -7516,20 +8387,59 @@
         <w:rPr>
           <w:rFonts w:ascii="Arial" w:hAnsi="Arial" w:cs="Arial"/>
         </w:rPr>
-        <w:t xml:space="preserve">Justify your selection of these methods, explaining why they are the best fit for addressing your needs and meeting your project </w:t>
-      </w:r>
-      <w:r>
-        <w:rPr>
-          <w:rFonts w:ascii="Arial" w:hAnsi="Arial" w:cs="Arial"/>
-        </w:rPr>
-        <w:t>objectives</w:t>
-      </w:r>
-      <w:r>
-        <w:rPr>
-          <w:rFonts w:ascii="Arial" w:hAnsi="Arial" w:cs="Arial"/>
-        </w:rPr>
-        <w:t>. Briefly compare them to other methods and defend your decision.</w:t>
-      </w:r>
+        <w:t xml:space="preserve">The approach that has been decided during the development of this project has been picked out carefully to ensure the best possible results. Having players be able to test the controller in person with the game that has been made will be a great way to have accurate and precise feedback which will be evaluated, furthermore having play testers take part in an online survey right after will ensure a highly accurate data collection and responses. </w:t>
+      </w:r>
+      <w:r>
+        <w:rPr>
+          <w:rFonts w:ascii="Arial" w:hAnsi="Arial" w:cs="Arial"/>
+        </w:rPr>
+        <w:t>Having physical one to one testing’s where the project can be seen completed by a person without any altering answers or fake feedback is a much better way to test especially for the controller, if the tests were done online the testers would not be able to use the controller as well as non-accurate data because testers may alter answers online and unreliable people.</w:t>
+      </w:r>
+    </w:p>
+    <w:p>
+      <w:pPr>
+        <w:rPr>
+          <w:rFonts w:ascii="Arial" w:hAnsi="Arial" w:cs="Arial"/>
+        </w:rPr>
+      </w:pPr>
+      <w:r>
+        <w:rPr>
+          <w:rFonts w:ascii="Arial" w:hAnsi="Arial" w:cs="Arial"/>
+        </w:rPr>
+        <w:t xml:space="preserve">In addition, </w:t>
+      </w:r>
+      <w:r>
+        <w:rPr>
+          <w:rFonts w:ascii="Arial" w:hAnsi="Arial" w:cs="Arial"/>
+        </w:rPr>
+        <w:t>using the Raspberry Pi Pico is a reliable and cheap product along with the MPU6050 to ensure a cheap and simple motion-based controller to showcase the capabilities of alternative game controllers. As well as choosing to develop the game using Unity and C</w:t>
+      </w:r>
+      <w:r>
+        <w:rPr>
+          <w:rFonts w:ascii="Arial" w:hAnsi="Arial" w:cs="Arial"/>
+          <w:lang w:val="en-US"/>
+        </w:rPr>
+        <w:t>#</w:t>
+      </w:r>
+      <w:r>
+        <w:rPr>
+          <w:rFonts w:ascii="Arial" w:hAnsi="Arial" w:cs="Arial"/>
+        </w:rPr>
+        <w:t xml:space="preserve"> because of its ease of access and knowledge required to develop</w:t>
+      </w:r>
+      <w:r>
+        <w:rPr>
+          <w:rFonts w:ascii="Arial" w:hAnsi="Arial" w:cs="Arial"/>
+        </w:rPr>
+        <w:t>.</w:t>
+      </w:r>
+    </w:p>
+    <w:p>
+      <w:pPr>
+        <w:rPr>
+          <w:rFonts w:ascii="Arial" w:hAnsi="Arial" w:cs="Arial"/>
+        </w:rPr>
+      </w:pPr>
     </w:p>
     <w:p>
       <w:pPr>
@@ -7539,322 +8449,336 @@
           <w:szCs w:val="32"/>
         </w:rPr>
       </w:pPr>
-      <w:bookmarkStart w:id="23" w:name="_Toc228358810"/>
+      <w:bookmarkStart w:id="23" w:name="_Toc228441987"/>
       <w:r>
         <w:rPr>
           <w:sz w:val="32"/>
           <w:szCs w:val="32"/>
         </w:rPr>
-        <w:t>5</w:t>
-      </w:r>
-      <w:r>
+        <w:t>4.2 Project Timeline</w:t>
+      </w:r>
+      <w:bookmarkEnd w:id="23"/>
+    </w:p>
+    <w:p>
+      <w:pPr>
+        <w:rPr>
+          <w:rFonts w:ascii="Arial" w:hAnsi="Arial" w:cs="Arial"/>
+        </w:rPr>
+      </w:pPr>
+    </w:p>
+    <w:p>
+      <w:pPr>
+        <w:rPr>
+          <w:rFonts w:ascii="Arial" w:hAnsi="Arial" w:cs="Arial"/>
+        </w:rPr>
+      </w:pPr>
+    </w:p>
+    <w:p>
+      <w:pPr>
+        <w:rPr>
+          <w:rFonts w:ascii="Arial" w:hAnsi="Arial" w:cs="Arial"/>
+        </w:rPr>
+      </w:pPr>
+    </w:p>
+    <w:p>
+      <w:pPr>
+        <w:pStyle w:val="Heading1"/>
         <w:rPr>
           <w:sz w:val="32"/>
           <w:szCs w:val="32"/>
         </w:rPr>
-        <w:t>. Artefact Design</w:t>
-      </w:r>
-      <w:bookmarkEnd w:id="23"/>
-    </w:p>
-    <w:p>
-      <w:pPr>
-        <w:rPr>
-          <w:rFonts w:ascii="Arial" w:hAnsi="Arial" w:cs="Arial"/>
-        </w:rPr>
-      </w:pPr>
-      <w:r>
-        <w:rPr>
-          <w:rFonts w:ascii="Arial" w:hAnsi="Arial" w:cs="Arial"/>
-        </w:rPr>
-        <w:t>Use this section to give an objective and factual description of your artefact's design. Use clear, precise language and visuals to present the information.</w:t>
-      </w:r>
-    </w:p>
-    <w:p>
-      <w:pPr>
-        <w:pStyle w:val="Heading1"/>
+      </w:pPr>
+      <w:bookmarkStart w:id="24" w:name="_Toc228441988"/>
+      <w:r>
         <w:rPr>
           <w:sz w:val="32"/>
           <w:szCs w:val="32"/>
         </w:rPr>
-      </w:pPr>
-      <w:bookmarkStart w:id="24" w:name="_Toc228358811"/>
+        <w:t>5</w:t>
+      </w:r>
       <w:r>
         <w:rPr>
           <w:sz w:val="32"/>
           <w:szCs w:val="32"/>
         </w:rPr>
-        <w:t>5</w:t>
-      </w:r>
-      <w:r>
+        <w:t>. Artefact Design</w:t>
+      </w:r>
+      <w:bookmarkEnd w:id="24"/>
+    </w:p>
+    <w:p>
+      <w:pPr>
+        <w:rPr>
+          <w:rFonts w:ascii="Arial" w:hAnsi="Arial" w:cs="Arial"/>
+        </w:rPr>
+      </w:pPr>
+      <w:r>
+        <w:rPr>
+          <w:rFonts w:ascii="Arial" w:hAnsi="Arial" w:cs="Arial"/>
+        </w:rPr>
+        <w:t>Use this section to give an objective and factual description of your artefact's design. Use clear, precise language and visuals to present the information.</w:t>
+      </w:r>
+    </w:p>
+    <w:p>
+      <w:pPr>
+        <w:pStyle w:val="Heading1"/>
         <w:rPr>
           <w:sz w:val="32"/>
           <w:szCs w:val="32"/>
         </w:rPr>
-        <w:t>.1 Design Specifications</w:t>
-      </w:r>
-      <w:bookmarkEnd w:id="24"/>
-    </w:p>
-    <w:p>
-      <w:pPr>
-        <w:rPr>
-          <w:rFonts w:ascii="Arial" w:hAnsi="Arial" w:cs="Arial"/>
-        </w:rPr>
-      </w:pPr>
-      <w:r>
-        <w:rPr>
-          <w:rFonts w:ascii="Arial" w:hAnsi="Arial" w:cs="Arial"/>
-        </w:rPr>
-        <w:t>Detail the design requirements and specifications, including what the artefact must do and its constraints. Use a table for clarity.</w:t>
-      </w:r>
-    </w:p>
-    <w:p>
-      <w:pPr>
-        <w:pStyle w:val="Heading1"/>
+      </w:pPr>
+      <w:bookmarkStart w:id="25" w:name="_Toc228441989"/>
+      <w:r>
         <w:rPr>
           <w:sz w:val="32"/>
           <w:szCs w:val="32"/>
         </w:rPr>
-      </w:pPr>
-      <w:bookmarkStart w:id="25" w:name="_Toc228358812"/>
+        <w:t>5</w:t>
+      </w:r>
       <w:r>
         <w:rPr>
           <w:sz w:val="32"/>
           <w:szCs w:val="32"/>
         </w:rPr>
-        <w:t>5</w:t>
-      </w:r>
-      <w:r>
+        <w:t>.1 Design Specifications</w:t>
+      </w:r>
+      <w:bookmarkEnd w:id="25"/>
+    </w:p>
+    <w:p>
+      <w:pPr>
+        <w:rPr>
+          <w:rFonts w:ascii="Arial" w:hAnsi="Arial" w:cs="Arial"/>
+        </w:rPr>
+      </w:pPr>
+      <w:r>
+        <w:rPr>
+          <w:rFonts w:ascii="Arial" w:hAnsi="Arial" w:cs="Arial"/>
+        </w:rPr>
+        <w:t>Detail the design requirements and specifications, including what the artefact must do and its constraints. Use a table for clarity.</w:t>
+      </w:r>
+    </w:p>
+    <w:p>
+      <w:pPr>
+        <w:pStyle w:val="Heading1"/>
         <w:rPr>
           <w:sz w:val="32"/>
           <w:szCs w:val="32"/>
         </w:rPr>
-        <w:t xml:space="preserve">.2 </w:t>
-      </w:r>
+      </w:pPr>
+      <w:bookmarkStart w:id="26" w:name="_Toc228441990"/>
       <w:r>
         <w:rPr>
           <w:sz w:val="32"/>
           <w:szCs w:val="32"/>
         </w:rPr>
-        <w:t>Artefact's Structure/</w:t>
+        <w:t>5</w:t>
       </w:r>
       <w:r>
         <w:rPr>
           <w:sz w:val="32"/>
           <w:szCs w:val="32"/>
         </w:rPr>
-        <w:t xml:space="preserve"> Architecture / Framework</w:t>
-      </w:r>
-      <w:bookmarkEnd w:id="25"/>
-    </w:p>
-    <w:p>
-      <w:pPr>
-        <w:rPr>
-          <w:rFonts w:ascii="Arial" w:hAnsi="Arial" w:cs="Arial"/>
-        </w:rPr>
-      </w:pPr>
-      <w:r>
-        <w:rPr>
-          <w:rFonts w:ascii="Arial" w:hAnsi="Arial" w:cs="Arial"/>
-        </w:rPr>
-        <w:t>Provide an outline of the artefact's structure to explain how components interact. Also, outline the key components, technologies, algorithms, or materials employed in the design. Use tables, graphs, and figures where relevant to present data and technical information.</w:t>
-      </w:r>
-    </w:p>
-    <w:p>
-      <w:pPr>
-        <w:pStyle w:val="Heading1"/>
+        <w:t xml:space="preserve">.2 </w:t>
+      </w:r>
+      <w:r>
         <w:rPr>
           <w:sz w:val="32"/>
           <w:szCs w:val="32"/>
         </w:rPr>
-      </w:pPr>
-      <w:bookmarkStart w:id="26" w:name="_Toc228358813"/>
+        <w:t>Artefact's Structure/</w:t>
+      </w:r>
       <w:r>
         <w:rPr>
           <w:sz w:val="32"/>
           <w:szCs w:val="32"/>
         </w:rPr>
-        <w:t>6</w:t>
-      </w:r>
-      <w:r>
+        <w:t xml:space="preserve"> Architecture / Framework</w:t>
+      </w:r>
+      <w:bookmarkEnd w:id="26"/>
+    </w:p>
+    <w:p>
+      <w:pPr>
+        <w:rPr>
+          <w:rFonts w:ascii="Arial" w:hAnsi="Arial" w:cs="Arial"/>
+        </w:rPr>
+      </w:pPr>
+      <w:r>
+        <w:rPr>
+          <w:rFonts w:ascii="Arial" w:hAnsi="Arial" w:cs="Arial"/>
+        </w:rPr>
+        <w:t xml:space="preserve">Provide an outline of the artefact's structure to explain how components interact. Also, outline the key components, technologies, algorithms, or materials </w:t>
+      </w:r>
+      <w:r>
+        <w:rPr>
+          <w:rFonts w:ascii="Arial" w:hAnsi="Arial" w:cs="Arial"/>
+        </w:rPr>
+        <w:lastRenderedPageBreak/>
+        <w:t>employed in the design. Use tables, graphs, and figures where relevant to present data and technical information.</w:t>
+      </w:r>
+    </w:p>
+    <w:p>
+      <w:pPr>
+        <w:pStyle w:val="Heading1"/>
         <w:rPr>
           <w:sz w:val="32"/>
           <w:szCs w:val="32"/>
         </w:rPr>
-        <w:t>. Implementation</w:t>
-      </w:r>
-      <w:bookmarkEnd w:id="26"/>
-    </w:p>
-    <w:p>
-      <w:pPr>
-        <w:rPr>
-          <w:rFonts w:ascii="Arial" w:hAnsi="Arial" w:cs="Arial"/>
-        </w:rPr>
-      </w:pPr>
-      <w:r>
-        <w:rPr>
-          <w:rFonts w:ascii="Arial" w:hAnsi="Arial" w:cs="Arial"/>
-        </w:rPr>
-        <w:t>Describe the steps you took to create and validate your artefact, clearly connecting the process to your project questions.</w:t>
-      </w:r>
-    </w:p>
-    <w:p>
-      <w:pPr>
-        <w:rPr>
-          <w:rFonts w:ascii="Arial" w:hAnsi="Arial" w:cs="Arial"/>
-        </w:rPr>
-      </w:pPr>
-    </w:p>
-    <w:p>
-      <w:pPr>
-        <w:rPr>
-          <w:rFonts w:ascii="Arial" w:hAnsi="Arial" w:cs="Arial"/>
-        </w:rPr>
-      </w:pPr>
-    </w:p>
-    <w:p>
-      <w:pPr>
-        <w:pStyle w:val="Heading1"/>
+      </w:pPr>
+      <w:bookmarkStart w:id="27" w:name="_Toc228441991"/>
+      <w:r>
         <w:rPr>
           <w:sz w:val="32"/>
           <w:szCs w:val="32"/>
         </w:rPr>
-      </w:pPr>
-      <w:bookmarkStart w:id="27" w:name="_Toc228358814"/>
+        <w:t>6</w:t>
+      </w:r>
       <w:r>
         <w:rPr>
           <w:sz w:val="32"/>
           <w:szCs w:val="32"/>
         </w:rPr>
-        <w:t>6</w:t>
-      </w:r>
-      <w:r>
+        <w:t>. Implementation</w:t>
+      </w:r>
+      <w:bookmarkEnd w:id="27"/>
+    </w:p>
+    <w:p>
+      <w:pPr>
+        <w:rPr>
+          <w:rFonts w:ascii="Arial" w:hAnsi="Arial" w:cs="Arial"/>
+        </w:rPr>
+      </w:pPr>
+      <w:r>
+        <w:rPr>
+          <w:rFonts w:ascii="Arial" w:hAnsi="Arial" w:cs="Arial"/>
+        </w:rPr>
+        <w:t>Describe the steps you took to create and validate your artefact, clearly connecting the process to your project questions.</w:t>
+      </w:r>
+    </w:p>
+    <w:p>
+      <w:pPr>
+        <w:rPr>
+          <w:rFonts w:ascii="Arial" w:hAnsi="Arial" w:cs="Arial"/>
+        </w:rPr>
+      </w:pPr>
+    </w:p>
+    <w:p>
+      <w:pPr>
+        <w:rPr>
+          <w:rFonts w:ascii="Arial" w:hAnsi="Arial" w:cs="Arial"/>
+        </w:rPr>
+      </w:pPr>
+    </w:p>
+    <w:p>
+      <w:pPr>
+        <w:pStyle w:val="Heading1"/>
         <w:rPr>
           <w:sz w:val="32"/>
           <w:szCs w:val="32"/>
         </w:rPr>
-        <w:t>.1 Construction of the Artefact</w:t>
-      </w:r>
-      <w:bookmarkEnd w:id="27"/>
-    </w:p>
-    <w:p>
-      <w:pPr>
-        <w:rPr>
-          <w:rFonts w:ascii="Arial" w:hAnsi="Arial" w:cs="Arial"/>
-        </w:rPr>
-      </w:pPr>
-      <w:r>
-        <w:rPr>
-          <w:rFonts w:ascii="Arial" w:hAnsi="Arial" w:cs="Arial"/>
-        </w:rPr>
-        <w:t>Break down the development process into individual steps, covering the tools, languages, and methods employed. Assess the key decisions made and the challenges encountered during construction. Furthermore, describe how the implemented artefact meets the problem statement and research questions outlined in the introduction.</w:t>
-      </w:r>
-    </w:p>
-    <w:p>
-      <w:pPr>
-        <w:pStyle w:val="Heading1"/>
+      </w:pPr>
+      <w:bookmarkStart w:id="28" w:name="_Toc228441992"/>
+      <w:r>
         <w:rPr>
           <w:sz w:val="32"/>
           <w:szCs w:val="32"/>
         </w:rPr>
-      </w:pPr>
-      <w:bookmarkStart w:id="28" w:name="_Toc228358815"/>
+        <w:t>6</w:t>
+      </w:r>
       <w:r>
         <w:rPr>
           <w:sz w:val="32"/>
           <w:szCs w:val="32"/>
         </w:rPr>
-        <w:lastRenderedPageBreak/>
-        <w:t>6</w:t>
-      </w:r>
-      <w:r>
+        <w:t>.1 Construction of the Artefact</w:t>
+      </w:r>
+      <w:bookmarkEnd w:id="28"/>
+    </w:p>
+    <w:p>
+      <w:pPr>
+        <w:rPr>
+          <w:rFonts w:ascii="Arial" w:hAnsi="Arial" w:cs="Arial"/>
+        </w:rPr>
+      </w:pPr>
+      <w:r>
+        <w:rPr>
+          <w:rFonts w:ascii="Arial" w:hAnsi="Arial" w:cs="Arial"/>
+        </w:rPr>
+        <w:t>Break down the development process into individual steps, covering the tools, languages, and methods employed. Assess the key decisions made and the challenges encountered during construction. Furthermore, describe how the implemented artefact meets the problem statement and research questions outlined in the introduction.</w:t>
+      </w:r>
+    </w:p>
+    <w:p>
+      <w:pPr>
+        <w:pStyle w:val="Heading1"/>
         <w:rPr>
           <w:sz w:val="32"/>
           <w:szCs w:val="32"/>
         </w:rPr>
-        <w:t>.</w:t>
-      </w:r>
+      </w:pPr>
+      <w:bookmarkStart w:id="29" w:name="_Toc228441993"/>
       <w:r>
         <w:rPr>
           <w:sz w:val="32"/>
           <w:szCs w:val="32"/>
         </w:rPr>
-        <w:t>2</w:t>
+        <w:t>6</w:t>
       </w:r>
       <w:r>
         <w:rPr>
           <w:sz w:val="32"/>
           <w:szCs w:val="32"/>
         </w:rPr>
-        <w:t xml:space="preserve"> Validation and Testing</w:t>
-      </w:r>
-      <w:bookmarkEnd w:id="28"/>
-    </w:p>
-    <w:p>
-      <w:pPr>
-        <w:rPr>
-          <w:rFonts w:ascii="Arial" w:hAnsi="Arial" w:cs="Arial"/>
-        </w:rPr>
-      </w:pPr>
-      <w:r>
-        <w:rPr>
-          <w:rFonts w:ascii="Arial" w:hAnsi="Arial" w:cs="Arial"/>
-        </w:rPr>
-        <w:t>Explain how you validated the artefact, providing evidence of its logical consistency, functionality, and performance. This could include test results, user feedback, or data analysis demonstrating it functions as intended.</w:t>
-      </w:r>
-    </w:p>
-    <w:p>
-      <w:pPr>
-        <w:pStyle w:val="Heading1"/>
+        <w:t>.</w:t>
+      </w:r>
+      <w:r>
         <w:rPr>
           <w:sz w:val="32"/>
           <w:szCs w:val="32"/>
         </w:rPr>
-      </w:pPr>
-      <w:bookmarkStart w:id="29" w:name="_Toc228358816"/>
+        <w:t>2</w:t>
+      </w:r>
       <w:r>
         <w:rPr>
           <w:sz w:val="32"/>
           <w:szCs w:val="32"/>
         </w:rPr>
-        <w:t>7</w:t>
-      </w:r>
-      <w:r>
+        <w:t xml:space="preserve"> Validation and Testing</w:t>
+      </w:r>
+      <w:bookmarkEnd w:id="29"/>
+    </w:p>
+    <w:p>
+      <w:pPr>
+        <w:rPr>
+          <w:rFonts w:ascii="Arial" w:hAnsi="Arial" w:cs="Arial"/>
+        </w:rPr>
+      </w:pPr>
+      <w:r>
+        <w:rPr>
+          <w:rFonts w:ascii="Arial" w:hAnsi="Arial" w:cs="Arial"/>
+        </w:rPr>
+        <w:t>Explain how you validated the artefact, providing evidence of its logical consistency, functionality, and performance. This could include test results, user feedback, or data analysis demonstrating it functions as intended.</w:t>
+      </w:r>
+    </w:p>
+    <w:p>
+      <w:pPr>
+        <w:pStyle w:val="Heading1"/>
         <w:rPr>
           <w:sz w:val="32"/>
           <w:szCs w:val="32"/>
         </w:rPr>
-        <w:t>. Critical Evaluation</w:t>
-      </w:r>
-      <w:bookmarkEnd w:id="29"/>
-    </w:p>
-    <w:p>
-      <w:pPr>
-        <w:rPr>
-          <w:rFonts w:ascii="Arial" w:hAnsi="Arial" w:cs="Arial"/>
-        </w:rPr>
-      </w:pPr>
-      <w:r>
-        <w:rPr>
-          <w:rFonts w:ascii="Arial" w:hAnsi="Arial" w:cs="Arial"/>
-        </w:rPr>
-        <w:t>Here is where you examine the success and significance of your work. Describe your artefact, what it does, and its significance in its context, whether that's societal, industrial, or academic. Additionally, discuss how your artefact differs from the similar systems or solutions you explored in your literature review. What are its distinct advantages or novel contributions?</w:t>
-      </w:r>
-    </w:p>
-    <w:p>
-      <w:pPr>
-        <w:pStyle w:val="Heading1"/>
+      </w:pPr>
+      <w:bookmarkStart w:id="30" w:name="_Toc228441994"/>
+      <w:r>
         <w:rPr>
           <w:sz w:val="32"/>
           <w:szCs w:val="32"/>
         </w:rPr>
-      </w:pPr>
-      <w:bookmarkStart w:id="30" w:name="_Toc228358817"/>
+        <w:t>7</w:t>
+      </w:r>
       <w:r>
         <w:rPr>
           <w:sz w:val="32"/>
           <w:szCs w:val="32"/>
         </w:rPr>
-        <w:t>7.2 Impact</w:t>
+        <w:t>. Critical Evaluation</w:t>
       </w:r>
       <w:bookmarkEnd w:id="30"/>
     </w:p>
@@ -7868,7 +8792,7 @@
         <w:rPr>
           <w:rFonts w:ascii="Arial" w:hAnsi="Arial" w:cs="Arial"/>
         </w:rPr>
-        <w:t>Examine the actual or potential impact of your artefact. Does it address a problem for a particular community? Does it enhance a process within an industry? Does it bring a new perspective to academic discussion?</w:t>
+        <w:t>Here is where you examine the success and significance of your work. Describe your artefact, what it does, and its significance in its context, whether that's societal, industrial, or academic. Additionally, discuss how your artefact differs from the similar systems or solutions you explored in your literature review. What are its distinct advantages or novel contributions?</w:t>
       </w:r>
     </w:p>
     <w:p>
@@ -7879,260 +8803,254 @@
           <w:szCs w:val="32"/>
         </w:rPr>
       </w:pPr>
-      <w:bookmarkStart w:id="31" w:name="_Toc228358818"/>
+      <w:bookmarkStart w:id="31" w:name="_Toc228441995"/>
       <w:r>
         <w:rPr>
           <w:sz w:val="32"/>
           <w:szCs w:val="32"/>
         </w:rPr>
-        <w:t>8</w:t>
-      </w:r>
-      <w:r>
+        <w:t>7.2 Impact</w:t>
+      </w:r>
+      <w:bookmarkEnd w:id="31"/>
+    </w:p>
+    <w:p>
+      <w:pPr>
+        <w:rPr>
+          <w:rFonts w:ascii="Arial" w:hAnsi="Arial" w:cs="Arial"/>
+        </w:rPr>
+      </w:pPr>
+      <w:r>
+        <w:rPr>
+          <w:rFonts w:ascii="Arial" w:hAnsi="Arial" w:cs="Arial"/>
+        </w:rPr>
+        <w:t>Examine the actual or potential impact of your artefact. Does it address a problem for a particular community? Does it enhance a process within an industry? Does it bring a new perspective to academic discussion?</w:t>
+      </w:r>
+    </w:p>
+    <w:p>
+      <w:pPr>
+        <w:pStyle w:val="Heading1"/>
         <w:rPr>
           <w:sz w:val="32"/>
           <w:szCs w:val="32"/>
         </w:rPr>
-        <w:t>. Conclusion</w:t>
-      </w:r>
-      <w:bookmarkEnd w:id="31"/>
-    </w:p>
-    <w:p>
-      <w:pPr>
-        <w:rPr>
-          <w:rFonts w:ascii="Arial" w:hAnsi="Arial" w:cs="Arial"/>
-        </w:rPr>
-      </w:pPr>
-      <w:r>
-        <w:rPr>
-          <w:rFonts w:ascii="Arial" w:hAnsi="Arial" w:cs="Arial"/>
-        </w:rPr>
-        <w:t>Outline the project journey, reiterate the problem, approach, and key findings. Conclude by reflecting on the project's success and value.</w:t>
-      </w:r>
-    </w:p>
-    <w:p>
-      <w:pPr>
-        <w:pStyle w:val="Heading1"/>
+      </w:pPr>
+      <w:bookmarkStart w:id="32" w:name="_Toc228441996"/>
+      <w:r>
         <w:rPr>
           <w:sz w:val="32"/>
           <w:szCs w:val="32"/>
         </w:rPr>
-      </w:pPr>
-      <w:bookmarkStart w:id="32" w:name="_Toc228358819"/>
+        <w:lastRenderedPageBreak/>
+        <w:t>8</w:t>
+      </w:r>
       <w:r>
         <w:rPr>
           <w:sz w:val="32"/>
           <w:szCs w:val="32"/>
         </w:rPr>
-        <w:t xml:space="preserve">8.1 </w:t>
-      </w:r>
-      <w:r>
+        <w:t>. Conclusion</w:t>
+      </w:r>
+      <w:bookmarkEnd w:id="32"/>
+    </w:p>
+    <w:p>
+      <w:pPr>
+        <w:rPr>
+          <w:rFonts w:ascii="Arial" w:hAnsi="Arial" w:cs="Arial"/>
+        </w:rPr>
+      </w:pPr>
+      <w:r>
+        <w:rPr>
+          <w:rFonts w:ascii="Arial" w:hAnsi="Arial" w:cs="Arial"/>
+        </w:rPr>
+        <w:t>Outline the project journey, reiterate the problem, approach, and key findings. Conclude by reflecting on the project's success and value.</w:t>
+      </w:r>
+    </w:p>
+    <w:p>
+      <w:pPr>
+        <w:pStyle w:val="Heading1"/>
         <w:rPr>
           <w:sz w:val="32"/>
           <w:szCs w:val="32"/>
         </w:rPr>
-        <w:t>Limitations</w:t>
-      </w:r>
-      <w:bookmarkEnd w:id="32"/>
+      </w:pPr>
+      <w:bookmarkStart w:id="33" w:name="_Toc228441997"/>
       <w:r>
         <w:rPr>
           <w:sz w:val="32"/>
           <w:szCs w:val="32"/>
         </w:rPr>
-        <w:t xml:space="preserve"> </w:t>
-      </w:r>
-    </w:p>
-    <w:p>
-      <w:pPr>
-        <w:rPr>
-          <w:rFonts w:ascii="Arial" w:hAnsi="Arial" w:cs="Arial"/>
-        </w:rPr>
-      </w:pPr>
-      <w:r>
-        <w:rPr>
-          <w:rFonts w:ascii="Arial" w:hAnsi="Arial" w:cs="Arial"/>
-        </w:rPr>
-        <w:t>This section lets you demonstrate critical self-awareness by honestly acknowledging your work's boundaries and constraints. For example, d</w:t>
-      </w:r>
-      <w:r>
-        <w:rPr>
-          <w:rFonts w:ascii="Arial" w:hAnsi="Arial" w:cs="Arial"/>
-        </w:rPr>
-        <w:t xml:space="preserve">id your chosen method have </w:t>
-      </w:r>
-      <w:r>
-        <w:rPr>
-          <w:rFonts w:ascii="Arial" w:hAnsi="Arial" w:cs="Arial"/>
-        </w:rPr>
-        <w:t xml:space="preserve">any </w:t>
-      </w:r>
-      <w:r>
-        <w:rPr>
-          <w:rFonts w:ascii="Arial" w:hAnsi="Arial" w:cs="Arial"/>
-        </w:rPr>
-        <w:t>weaknesses?</w:t>
-      </w:r>
-      <w:r>
-        <w:rPr>
-          <w:rFonts w:ascii="Arial" w:hAnsi="Arial" w:cs="Arial"/>
-        </w:rPr>
-        <w:t xml:space="preserve"> </w:t>
-      </w:r>
-      <w:r>
-        <w:rPr>
-          <w:rFonts w:ascii="Arial" w:hAnsi="Arial" w:cs="Arial"/>
-        </w:rPr>
-        <w:t>What did you have to leave out?</w:t>
-      </w:r>
-      <w:r>
-        <w:rPr>
-          <w:rFonts w:ascii="Arial" w:hAnsi="Arial" w:cs="Arial"/>
-        </w:rPr>
-        <w:t xml:space="preserve"> </w:t>
-      </w:r>
-      <w:r>
-        <w:rPr>
-          <w:rFonts w:ascii="Arial" w:hAnsi="Arial" w:cs="Arial"/>
-        </w:rPr>
-        <w:t>What are the practical weaknesses of your artefact?</w:t>
-      </w:r>
-      <w:r>
-        <w:rPr>
-          <w:rFonts w:ascii="Arial" w:hAnsi="Arial" w:cs="Arial"/>
-        </w:rPr>
-        <w:t xml:space="preserve"> Or w</w:t>
-      </w:r>
-      <w:r>
-        <w:rPr>
-          <w:rFonts w:ascii="Arial" w:hAnsi="Arial" w:cs="Arial"/>
-        </w:rPr>
-        <w:t>as your dataset small, incomplete, or biased in some way?</w:t>
-      </w:r>
-      <w:r>
-        <w:rPr>
-          <w:rFonts w:ascii="Arial" w:hAnsi="Arial" w:cs="Arial"/>
-        </w:rPr>
-        <w:t xml:space="preserve"> </w:t>
-      </w:r>
-      <w:r>
-        <w:rPr>
-          <w:rFonts w:ascii="Arial" w:hAnsi="Arial" w:cs="Arial"/>
-        </w:rPr>
-        <w:t xml:space="preserve">For each </w:t>
-      </w:r>
-      <w:r>
-        <w:rPr>
-          <w:rFonts w:ascii="Arial" w:hAnsi="Arial" w:cs="Arial"/>
-        </w:rPr>
-        <w:t xml:space="preserve">limitation you mention, provide a brief explanation of its impact on your project and how you addressed these limitations. </w:t>
-      </w:r>
-    </w:p>
-    <w:p>
-      <w:pPr>
-        <w:rPr>
-          <w:rFonts w:ascii="Arial" w:hAnsi="Arial" w:cs="Arial"/>
-        </w:rPr>
-      </w:pPr>
-    </w:p>
-    <w:p>
-      <w:pPr>
-        <w:rPr>
-          <w:rFonts w:ascii="Arial" w:hAnsi="Arial" w:cs="Arial"/>
-        </w:rPr>
-      </w:pPr>
-    </w:p>
-    <w:p>
-      <w:pPr>
-        <w:pStyle w:val="Heading1"/>
+        <w:t xml:space="preserve">8.1 </w:t>
+      </w:r>
+      <w:r>
         <w:rPr>
           <w:sz w:val="32"/>
           <w:szCs w:val="32"/>
         </w:rPr>
-      </w:pPr>
-      <w:bookmarkStart w:id="33" w:name="_Toc228358820"/>
+        <w:t>Limitations</w:t>
+      </w:r>
+      <w:bookmarkEnd w:id="33"/>
       <w:r>
         <w:rPr>
           <w:sz w:val="32"/>
           <w:szCs w:val="32"/>
         </w:rPr>
-        <w:t xml:space="preserve">8.2 </w:t>
-      </w:r>
-      <w:r>
+        <w:t xml:space="preserve"> </w:t>
+      </w:r>
+    </w:p>
+    <w:p>
+      <w:pPr>
+        <w:rPr>
+          <w:rFonts w:ascii="Arial" w:hAnsi="Arial" w:cs="Arial"/>
+        </w:rPr>
+      </w:pPr>
+      <w:r>
+        <w:rPr>
+          <w:rFonts w:ascii="Arial" w:hAnsi="Arial" w:cs="Arial"/>
+        </w:rPr>
+        <w:t>This section lets you demonstrate critical self-awareness by honestly acknowledging your work's boundaries and constraints. For example, d</w:t>
+      </w:r>
+      <w:r>
+        <w:rPr>
+          <w:rFonts w:ascii="Arial" w:hAnsi="Arial" w:cs="Arial"/>
+        </w:rPr>
+        <w:t xml:space="preserve">id your chosen method have </w:t>
+      </w:r>
+      <w:r>
+        <w:rPr>
+          <w:rFonts w:ascii="Arial" w:hAnsi="Arial" w:cs="Arial"/>
+        </w:rPr>
+        <w:t xml:space="preserve">any </w:t>
+      </w:r>
+      <w:r>
+        <w:rPr>
+          <w:rFonts w:ascii="Arial" w:hAnsi="Arial" w:cs="Arial"/>
+        </w:rPr>
+        <w:t>weaknesses?</w:t>
+      </w:r>
+      <w:r>
+        <w:rPr>
+          <w:rFonts w:ascii="Arial" w:hAnsi="Arial" w:cs="Arial"/>
+        </w:rPr>
+        <w:t xml:space="preserve"> </w:t>
+      </w:r>
+      <w:r>
+        <w:rPr>
+          <w:rFonts w:ascii="Arial" w:hAnsi="Arial" w:cs="Arial"/>
+        </w:rPr>
+        <w:t>What did you have to leave out?</w:t>
+      </w:r>
+      <w:r>
+        <w:rPr>
+          <w:rFonts w:ascii="Arial" w:hAnsi="Arial" w:cs="Arial"/>
+        </w:rPr>
+        <w:t xml:space="preserve"> </w:t>
+      </w:r>
+      <w:r>
+        <w:rPr>
+          <w:rFonts w:ascii="Arial" w:hAnsi="Arial" w:cs="Arial"/>
+        </w:rPr>
+        <w:t>What are the practical weaknesses of your artefact?</w:t>
+      </w:r>
+      <w:r>
+        <w:rPr>
+          <w:rFonts w:ascii="Arial" w:hAnsi="Arial" w:cs="Arial"/>
+        </w:rPr>
+        <w:t xml:space="preserve"> Or w</w:t>
+      </w:r>
+      <w:r>
+        <w:rPr>
+          <w:rFonts w:ascii="Arial" w:hAnsi="Arial" w:cs="Arial"/>
+        </w:rPr>
+        <w:t>as your dataset small, incomplete, or biased in some way?</w:t>
+      </w:r>
+      <w:r>
+        <w:rPr>
+          <w:rFonts w:ascii="Arial" w:hAnsi="Arial" w:cs="Arial"/>
+        </w:rPr>
+        <w:t xml:space="preserve"> </w:t>
+      </w:r>
+      <w:r>
+        <w:rPr>
+          <w:rFonts w:ascii="Arial" w:hAnsi="Arial" w:cs="Arial"/>
+        </w:rPr>
+        <w:t xml:space="preserve">For each </w:t>
+      </w:r>
+      <w:r>
+        <w:rPr>
+          <w:rFonts w:ascii="Arial" w:hAnsi="Arial" w:cs="Arial"/>
+        </w:rPr>
+        <w:t xml:space="preserve">limitation you mention, provide a brief explanation of its impact on your project and how you addressed these limitations. </w:t>
+      </w:r>
+    </w:p>
+    <w:p>
+      <w:pPr>
+        <w:rPr>
+          <w:rFonts w:ascii="Arial" w:hAnsi="Arial" w:cs="Arial"/>
+        </w:rPr>
+      </w:pPr>
+    </w:p>
+    <w:p>
+      <w:pPr>
+        <w:rPr>
+          <w:rFonts w:ascii="Arial" w:hAnsi="Arial" w:cs="Arial"/>
+        </w:rPr>
+      </w:pPr>
+    </w:p>
+    <w:p>
+      <w:pPr>
+        <w:pStyle w:val="Heading1"/>
         <w:rPr>
           <w:sz w:val="32"/>
           <w:szCs w:val="32"/>
         </w:rPr>
-        <w:t>Future Work</w:t>
-      </w:r>
-      <w:bookmarkEnd w:id="33"/>
+      </w:pPr>
+      <w:bookmarkStart w:id="34" w:name="_Toc228441998"/>
       <w:r>
         <w:rPr>
           <w:sz w:val="32"/>
           <w:szCs w:val="32"/>
         </w:rPr>
-        <w:t xml:space="preserve"> </w:t>
-      </w:r>
-    </w:p>
-    <w:p>
-      <w:pPr>
-        <w:rPr>
-          <w:rFonts w:ascii="Arial" w:hAnsi="Arial" w:cs="Arial"/>
-        </w:rPr>
-      </w:pPr>
-      <w:r>
-        <w:rPr>
-          <w:rFonts w:ascii="Arial" w:hAnsi="Arial" w:cs="Arial"/>
-        </w:rPr>
-        <w:t xml:space="preserve">This section provides a roadmap for you or others to continue or enhance this project, but your suggestions should be specific and concrete. It should logically </w:t>
-      </w:r>
-      <w:r>
-        <w:rPr>
-          <w:rFonts w:ascii="Arial" w:hAnsi="Arial" w:cs="Arial"/>
-        </w:rPr>
-        <w:lastRenderedPageBreak/>
-        <w:t>follow your findings and identified limitations. For example, you can offer suggestions on how other people can address the limitations. Also, you can explain what you would add if you had more time, or how the project could</w:t>
-      </w:r>
-      <w:r>
-        <w:rPr>
-          <w:rFonts w:ascii="Arial" w:hAnsi="Arial" w:cs="Arial"/>
-        </w:rPr>
-        <w:t xml:space="preserve"> be made bigger or more widely applicable</w:t>
-      </w:r>
-      <w:r>
-        <w:rPr>
-          <w:rFonts w:ascii="Arial" w:hAnsi="Arial" w:cs="Arial"/>
-        </w:rPr>
-        <w:t>.</w:t>
-      </w:r>
-    </w:p>
-    <w:p>
-      <w:pPr>
-        <w:pStyle w:val="Heading1"/>
+        <w:t xml:space="preserve">8.2 </w:t>
+      </w:r>
+      <w:r>
         <w:rPr>
           <w:sz w:val="32"/>
           <w:szCs w:val="32"/>
         </w:rPr>
-      </w:pPr>
-      <w:bookmarkStart w:id="34" w:name="_Toc228358821"/>
+        <w:t>Future Work</w:t>
+      </w:r>
+      <w:bookmarkEnd w:id="34"/>
       <w:r>
         <w:rPr>
           <w:sz w:val="32"/>
           <w:szCs w:val="32"/>
         </w:rPr>
-        <w:t>References</w:t>
-      </w:r>
-      <w:bookmarkEnd w:id="34"/>
-    </w:p>
-    <w:p>
-      <w:pPr>
-        <w:rPr>
-          <w:rFonts w:ascii="Arial" w:hAnsi="Arial" w:cs="Arial"/>
-        </w:rPr>
-      </w:pPr>
-      <w:r>
-        <w:rPr>
-          <w:rFonts w:ascii="Arial" w:hAnsi="Arial" w:cs="Arial"/>
-        </w:rPr>
-        <w:t>List all the academic and professional sources you have cited in your report, formatted in accordance with the Harvard Referencing Style.</w:t>
+        <w:t xml:space="preserve"> </w:t>
+      </w:r>
+    </w:p>
+    <w:p>
+      <w:pPr>
+        <w:rPr>
+          <w:rFonts w:ascii="Arial" w:hAnsi="Arial" w:cs="Arial"/>
+        </w:rPr>
+      </w:pPr>
+      <w:r>
+        <w:rPr>
+          <w:rFonts w:ascii="Arial" w:hAnsi="Arial" w:cs="Arial"/>
+        </w:rPr>
+        <w:t>This section provides a roadmap for you or others to continue or enhance this project, but your suggestions should be specific and concrete. It should logically follow your findings and identified limitations. For example, you can offer suggestions on how other people can address the limitations. Also, you can explain what you would add if you had more time, or how the project could</w:t>
+      </w:r>
+      <w:r>
+        <w:rPr>
+          <w:rFonts w:ascii="Arial" w:hAnsi="Arial" w:cs="Arial"/>
+        </w:rPr>
+        <w:t xml:space="preserve"> be made bigger or more widely applicable</w:t>
+      </w:r>
+      <w:r>
+        <w:rPr>
+          <w:rFonts w:ascii="Arial" w:hAnsi="Arial" w:cs="Arial"/>
+        </w:rPr>
+        <w:t>.</w:t>
       </w:r>
     </w:p>
     <w:p>
@@ -8143,15 +9061,46 @@
           <w:szCs w:val="32"/>
         </w:rPr>
       </w:pPr>
-      <w:bookmarkStart w:id="35" w:name="_Toc228358822"/>
+      <w:bookmarkStart w:id="35" w:name="_Toc228441999"/>
       <w:r>
         <w:rPr>
           <w:sz w:val="32"/>
           <w:szCs w:val="32"/>
         </w:rPr>
+        <w:t>References</w:t>
+      </w:r>
+      <w:bookmarkEnd w:id="35"/>
+    </w:p>
+    <w:p>
+      <w:pPr>
+        <w:rPr>
+          <w:rFonts w:ascii="Arial" w:hAnsi="Arial" w:cs="Arial"/>
+        </w:rPr>
+      </w:pPr>
+      <w:r>
+        <w:rPr>
+          <w:rFonts w:ascii="Arial" w:hAnsi="Arial" w:cs="Arial"/>
+        </w:rPr>
+        <w:t>List all the academic and professional sources you have cited in your report, formatted in accordance with the Harvard Referencing Style.</w:t>
+      </w:r>
+    </w:p>
+    <w:p>
+      <w:pPr>
+        <w:pStyle w:val="Heading1"/>
+        <w:rPr>
+          <w:sz w:val="32"/>
+          <w:szCs w:val="32"/>
+        </w:rPr>
+      </w:pPr>
+      <w:bookmarkStart w:id="36" w:name="_Toc228442000"/>
+      <w:r>
+        <w:rPr>
+          <w:sz w:val="32"/>
+          <w:szCs w:val="32"/>
+        </w:rPr>
         <w:t>Appendices</w:t>
       </w:r>
-      <w:bookmarkEnd w:id="35"/>
+      <w:bookmarkEnd w:id="36"/>
     </w:p>
     <w:p>
       <w:pPr>
@@ -8220,6 +9169,7 @@
         <w:rPr>
           <w:rFonts w:ascii="Arial" w:hAnsi="Arial" w:cs="Arial"/>
         </w:rPr>
+        <w:lastRenderedPageBreak/>
         <w:t>This final section shows that you have considered your project's execution in a practical and responsible way.</w:t>
       </w:r>
     </w:p>
@@ -8506,7 +9456,6 @@
               <w:rPr>
                 <w:rFonts w:ascii="Arial" w:hAnsi="Arial" w:cs="Arial"/>
               </w:rPr>
-              <w:lastRenderedPageBreak/>
               <w:t>e.g., A key software tool has a steep learning curve</w:t>
             </w:r>
           </w:p>
@@ -8726,7 +9675,14 @@
         <w:rPr>
           <w:rFonts w:ascii="Arial" w:hAnsi="Arial" w:cs="Arial"/>
         </w:rPr>
-        <w:t>Reflect on the ethical aspects of your project. If working with human participants, how will you secure informed consent, ensure anonymity, and maintain confidentiality of their data? If utilising datasets, are there any concerns regarding data protection? Consider the potential social influence of your project's outcome. Clarify the steps you will take to conduct your project ethically and responsibly.</w:t>
+        <w:t xml:space="preserve">Reflect on the ethical aspects of your project. If working with human participants, how will you secure informed consent, ensure anonymity, and maintain confidentiality of their data? If utilising datasets, are there any concerns </w:t>
+      </w:r>
+      <w:r>
+        <w:rPr>
+          <w:rFonts w:ascii="Arial" w:hAnsi="Arial" w:cs="Arial"/>
+        </w:rPr>
+        <w:lastRenderedPageBreak/>
+        <w:t>regarding data protection? Consider the potential social influence of your project's outcome. Clarify the steps you will take to conduct your project ethically and responsibly.</w:t>
       </w:r>
     </w:p>
     <w:p>
@@ -8778,7 +9734,7 @@
         </w:rPr>
       </w:pPr>
     </w:p>
-    <w:bookmarkStart w:id="36" w:name="_Toc228358823" w:displacedByCustomXml="next"/>
+    <w:bookmarkStart w:id="37" w:name="_Toc228442001" w:displacedByCustomXml="next"/>
     <w:sdt>
       <w:sdtPr>
         <w:rPr>
@@ -8801,7 +9757,7 @@
           <w:r>
             <w:t>References</w:t>
           </w:r>
-          <w:bookmarkEnd w:id="36"/>
+          <w:bookmarkEnd w:id="37"/>
         </w:p>
         <w:sdt>
           <w:sdtPr>
@@ -8887,15 +9843,7 @@
                   <w:noProof/>
                   <w:u w:val="single"/>
                 </w:rPr>
-                <w:t>https://www.psychologytoday.com/gb/blog/mind-games/201506/why-</w:t>
-              </w:r>
-              <w:r>
-                <w:rPr>
-                  <w:noProof/>
-                  <w:u w:val="single"/>
-                </w:rPr>
-                <w:lastRenderedPageBreak/>
-                <w:t>we-hate-some-video-game-motion-controls</w:t>
+                <w:t>https://www.psychologytoday.com/gb/blog/mind-games/201506/why-we-hate-some-video-game-motion-controls</w:t>
               </w:r>
               <w:r>
                 <w:rPr>
@@ -11098,6 +12046,7 @@
   <w:style w:type="character" w:default="1" w:styleId="DefaultParagraphFont">
     <w:name w:val="Default Paragraph Font"/>
     <w:uiPriority w:val="1"/>
+    <w:semiHidden/>
     <w:unhideWhenUsed/>
   </w:style>
   <w:style w:type="table" w:default="1" w:styleId="TableNormal">

--- a/Final Report Documentation/25-26 Project Final Report.docx
+++ b/Final Report Documentation/25-26 Project Final Report.docx
@@ -863,7 +863,7 @@
           <w:r>
             <w:fldChar w:fldCharType="separate"/>
           </w:r>
-          <w:hyperlink w:anchor="_Toc228441971" w:history="1">
+          <w:hyperlink w:anchor="_Toc228442226" w:history="1">
             <w:r>
               <w:rPr>
                 <w:rStyle w:val="Hyperlink"/>
@@ -890,7 +890,7 @@
                 <w:noProof/>
                 <w:webHidden/>
               </w:rPr>
-              <w:instrText xml:space="preserve"> PAGEREF _Toc228441971 \h </w:instrText>
+              <w:instrText xml:space="preserve"> PAGEREF _Toc228442226 \h </w:instrText>
             </w:r>
             <w:r>
               <w:rPr>
@@ -933,7 +933,7 @@
               <w:lang w:eastAsia="en-GB"/>
             </w:rPr>
           </w:pPr>
-          <w:hyperlink w:anchor="_Toc228441972" w:history="1">
+          <w:hyperlink w:anchor="_Toc228442227" w:history="1">
             <w:r>
               <w:rPr>
                 <w:rStyle w:val="Hyperlink"/>
@@ -960,7 +960,7 @@
                 <w:noProof/>
                 <w:webHidden/>
               </w:rPr>
-              <w:instrText xml:space="preserve"> PAGEREF _Toc228441972 \h </w:instrText>
+              <w:instrText xml:space="preserve"> PAGEREF _Toc228442227 \h </w:instrText>
             </w:r>
             <w:r>
               <w:rPr>
@@ -1003,7 +1003,7 @@
               <w:lang w:eastAsia="en-GB"/>
             </w:rPr>
           </w:pPr>
-          <w:hyperlink w:anchor="_Toc228441973" w:history="1">
+          <w:hyperlink w:anchor="_Toc228442228" w:history="1">
             <w:r>
               <w:rPr>
                 <w:rStyle w:val="Hyperlink"/>
@@ -1030,7 +1030,7 @@
                 <w:noProof/>
                 <w:webHidden/>
               </w:rPr>
-              <w:instrText xml:space="preserve"> PAGEREF _Toc228441973 \h </w:instrText>
+              <w:instrText xml:space="preserve"> PAGEREF _Toc228442228 \h </w:instrText>
             </w:r>
             <w:r>
               <w:rPr>
@@ -1073,7 +1073,7 @@
               <w:lang w:eastAsia="en-GB"/>
             </w:rPr>
           </w:pPr>
-          <w:hyperlink w:anchor="_Toc228441974" w:history="1">
+          <w:hyperlink w:anchor="_Toc228442229" w:history="1">
             <w:r>
               <w:rPr>
                 <w:rStyle w:val="Hyperlink"/>
@@ -1100,7 +1100,7 @@
                 <w:noProof/>
                 <w:webHidden/>
               </w:rPr>
-              <w:instrText xml:space="preserve"> PAGEREF _Toc228441974 \h </w:instrText>
+              <w:instrText xml:space="preserve"> PAGEREF _Toc228442229 \h </w:instrText>
             </w:r>
             <w:r>
               <w:rPr>
@@ -1143,7 +1143,7 @@
               <w:lang w:eastAsia="en-GB"/>
             </w:rPr>
           </w:pPr>
-          <w:hyperlink w:anchor="_Toc228441975" w:history="1">
+          <w:hyperlink w:anchor="_Toc228442230" w:history="1">
             <w:r>
               <w:rPr>
                 <w:rStyle w:val="Hyperlink"/>
@@ -1170,7 +1170,7 @@
                 <w:noProof/>
                 <w:webHidden/>
               </w:rPr>
-              <w:instrText xml:space="preserve"> PAGEREF _Toc228441975 \h </w:instrText>
+              <w:instrText xml:space="preserve"> PAGEREF _Toc228442230 \h </w:instrText>
             </w:r>
             <w:r>
               <w:rPr>
@@ -1213,7 +1213,7 @@
               <w:lang w:eastAsia="en-GB"/>
             </w:rPr>
           </w:pPr>
-          <w:hyperlink w:anchor="_Toc228441976" w:history="1">
+          <w:hyperlink w:anchor="_Toc228442231" w:history="1">
             <w:r>
               <w:rPr>
                 <w:rStyle w:val="Hyperlink"/>
@@ -1240,7 +1240,7 @@
                 <w:noProof/>
                 <w:webHidden/>
               </w:rPr>
-              <w:instrText xml:space="preserve"> PAGEREF _Toc228441976 \h </w:instrText>
+              <w:instrText xml:space="preserve"> PAGEREF _Toc228442231 \h </w:instrText>
             </w:r>
             <w:r>
               <w:rPr>
@@ -1283,7 +1283,7 @@
               <w:lang w:eastAsia="en-GB"/>
             </w:rPr>
           </w:pPr>
-          <w:hyperlink w:anchor="_Toc228441977" w:history="1">
+          <w:hyperlink w:anchor="_Toc228442232" w:history="1">
             <w:r>
               <w:rPr>
                 <w:rStyle w:val="Hyperlink"/>
@@ -1310,7 +1310,7 @@
                 <w:noProof/>
                 <w:webHidden/>
               </w:rPr>
-              <w:instrText xml:space="preserve"> PAGEREF _Toc228441977 \h </w:instrText>
+              <w:instrText xml:space="preserve"> PAGEREF _Toc228442232 \h </w:instrText>
             </w:r>
             <w:r>
               <w:rPr>
@@ -1353,7 +1353,7 @@
               <w:lang w:eastAsia="en-GB"/>
             </w:rPr>
           </w:pPr>
-          <w:hyperlink w:anchor="_Toc228441978" w:history="1">
+          <w:hyperlink w:anchor="_Toc228442233" w:history="1">
             <w:r>
               <w:rPr>
                 <w:rStyle w:val="Hyperlink"/>
@@ -1380,7 +1380,7 @@
                 <w:noProof/>
                 <w:webHidden/>
               </w:rPr>
-              <w:instrText xml:space="preserve"> PAGEREF _Toc228441978 \h </w:instrText>
+              <w:instrText xml:space="preserve"> PAGEREF _Toc228442233 \h </w:instrText>
             </w:r>
             <w:r>
               <w:rPr>
@@ -1423,7 +1423,7 @@
               <w:lang w:eastAsia="en-GB"/>
             </w:rPr>
           </w:pPr>
-          <w:hyperlink w:anchor="_Toc228441979" w:history="1">
+          <w:hyperlink w:anchor="_Toc228442234" w:history="1">
             <w:r>
               <w:rPr>
                 <w:rStyle w:val="Hyperlink"/>
@@ -1450,7 +1450,7 @@
                 <w:noProof/>
                 <w:webHidden/>
               </w:rPr>
-              <w:instrText xml:space="preserve"> PAGEREF _Toc228441979 \h </w:instrText>
+              <w:instrText xml:space="preserve"> PAGEREF _Toc228442234 \h </w:instrText>
             </w:r>
             <w:r>
               <w:rPr>
@@ -1493,7 +1493,7 @@
               <w:lang w:eastAsia="en-GB"/>
             </w:rPr>
           </w:pPr>
-          <w:hyperlink w:anchor="_Toc228441980" w:history="1">
+          <w:hyperlink w:anchor="_Toc228442235" w:history="1">
             <w:r>
               <w:rPr>
                 <w:rStyle w:val="Hyperlink"/>
@@ -1520,7 +1520,7 @@
                 <w:noProof/>
                 <w:webHidden/>
               </w:rPr>
-              <w:instrText xml:space="preserve"> PAGEREF _Toc228441980 \h </w:instrText>
+              <w:instrText xml:space="preserve"> PAGEREF _Toc228442235 \h </w:instrText>
             </w:r>
             <w:r>
               <w:rPr>
@@ -1563,7 +1563,7 @@
               <w:lang w:eastAsia="en-GB"/>
             </w:rPr>
           </w:pPr>
-          <w:hyperlink w:anchor="_Toc228441981" w:history="1">
+          <w:hyperlink w:anchor="_Toc228442236" w:history="1">
             <w:r>
               <w:rPr>
                 <w:rStyle w:val="Hyperlink"/>
@@ -1590,7 +1590,7 @@
                 <w:noProof/>
                 <w:webHidden/>
               </w:rPr>
-              <w:instrText xml:space="preserve"> PAGEREF _Toc228441981 \h </w:instrText>
+              <w:instrText xml:space="preserve"> PAGEREF _Toc228442236 \h </w:instrText>
             </w:r>
             <w:r>
               <w:rPr>
@@ -1633,7 +1633,7 @@
               <w:lang w:eastAsia="en-GB"/>
             </w:rPr>
           </w:pPr>
-          <w:hyperlink w:anchor="_Toc228441982" w:history="1">
+          <w:hyperlink w:anchor="_Toc228442237" w:history="1">
             <w:r>
               <w:rPr>
                 <w:rStyle w:val="Hyperlink"/>
@@ -1660,7 +1660,7 @@
                 <w:noProof/>
                 <w:webHidden/>
               </w:rPr>
-              <w:instrText xml:space="preserve"> PAGEREF _Toc228441982 \h </w:instrText>
+              <w:instrText xml:space="preserve"> PAGEREF _Toc228442237 \h </w:instrText>
             </w:r>
             <w:r>
               <w:rPr>
@@ -1703,7 +1703,7 @@
               <w:lang w:eastAsia="en-GB"/>
             </w:rPr>
           </w:pPr>
-          <w:hyperlink w:anchor="_Toc228441983" w:history="1">
+          <w:hyperlink w:anchor="_Toc228442238" w:history="1">
             <w:r>
               <w:rPr>
                 <w:rStyle w:val="Hyperlink"/>
@@ -1730,7 +1730,7 @@
                 <w:noProof/>
                 <w:webHidden/>
               </w:rPr>
-              <w:instrText xml:space="preserve"> PAGEREF _Toc228441983 \h </w:instrText>
+              <w:instrText xml:space="preserve"> PAGEREF _Toc228442238 \h </w:instrText>
             </w:r>
             <w:r>
               <w:rPr>
@@ -1773,7 +1773,7 @@
               <w:lang w:eastAsia="en-GB"/>
             </w:rPr>
           </w:pPr>
-          <w:hyperlink w:anchor="_Toc228441984" w:history="1">
+          <w:hyperlink w:anchor="_Toc228442239" w:history="1">
             <w:r>
               <w:rPr>
                 <w:rStyle w:val="Hyperlink"/>
@@ -1800,7 +1800,7 @@
                 <w:noProof/>
                 <w:webHidden/>
               </w:rPr>
-              <w:instrText xml:space="preserve"> PAGEREF _Toc228441984 \h </w:instrText>
+              <w:instrText xml:space="preserve"> PAGEREF _Toc228442239 \h </w:instrText>
             </w:r>
             <w:r>
               <w:rPr>
@@ -1843,7 +1843,7 @@
               <w:lang w:eastAsia="en-GB"/>
             </w:rPr>
           </w:pPr>
-          <w:hyperlink w:anchor="_Toc228441985" w:history="1">
+          <w:hyperlink w:anchor="_Toc228442240" w:history="1">
             <w:r>
               <w:rPr>
                 <w:rStyle w:val="Hyperlink"/>
@@ -1870,7 +1870,7 @@
                 <w:noProof/>
                 <w:webHidden/>
               </w:rPr>
-              <w:instrText xml:space="preserve"> PAGEREF _Toc228441985 \h </w:instrText>
+              <w:instrText xml:space="preserve"> PAGEREF _Toc228442240 \h </w:instrText>
             </w:r>
             <w:r>
               <w:rPr>
@@ -1913,7 +1913,7 @@
               <w:lang w:eastAsia="en-GB"/>
             </w:rPr>
           </w:pPr>
-          <w:hyperlink w:anchor="_Toc228441986" w:history="1">
+          <w:hyperlink w:anchor="_Toc228442241" w:history="1">
             <w:r>
               <w:rPr>
                 <w:rStyle w:val="Hyperlink"/>
@@ -1940,7 +1940,7 @@
                 <w:noProof/>
                 <w:webHidden/>
               </w:rPr>
-              <w:instrText xml:space="preserve"> PAGEREF _Toc228441986 \h </w:instrText>
+              <w:instrText xml:space="preserve"> PAGEREF _Toc228442241 \h </w:instrText>
             </w:r>
             <w:r>
               <w:rPr>
@@ -1983,7 +1983,7 @@
               <w:lang w:eastAsia="en-GB"/>
             </w:rPr>
           </w:pPr>
-          <w:hyperlink w:anchor="_Toc228441987" w:history="1">
+          <w:hyperlink w:anchor="_Toc228442242" w:history="1">
             <w:r>
               <w:rPr>
                 <w:rStyle w:val="Hyperlink"/>
@@ -2010,7 +2010,7 @@
                 <w:noProof/>
                 <w:webHidden/>
               </w:rPr>
-              <w:instrText xml:space="preserve"> PAGEREF _Toc228441987 \h </w:instrText>
+              <w:instrText xml:space="preserve"> PAGEREF _Toc228442242 \h </w:instrText>
             </w:r>
             <w:r>
               <w:rPr>
@@ -2053,7 +2053,7 @@
               <w:lang w:eastAsia="en-GB"/>
             </w:rPr>
           </w:pPr>
-          <w:hyperlink w:anchor="_Toc228441988" w:history="1">
+          <w:hyperlink w:anchor="_Toc228442243" w:history="1">
             <w:r>
               <w:rPr>
                 <w:rStyle w:val="Hyperlink"/>
@@ -2080,7 +2080,7 @@
                 <w:noProof/>
                 <w:webHidden/>
               </w:rPr>
-              <w:instrText xml:space="preserve"> PAGEREF _Toc228441988 \h </w:instrText>
+              <w:instrText xml:space="preserve"> PAGEREF _Toc228442243 \h </w:instrText>
             </w:r>
             <w:r>
               <w:rPr>
@@ -2123,7 +2123,7 @@
               <w:lang w:eastAsia="en-GB"/>
             </w:rPr>
           </w:pPr>
-          <w:hyperlink w:anchor="_Toc228441989" w:history="1">
+          <w:hyperlink w:anchor="_Toc228442244" w:history="1">
             <w:r>
               <w:rPr>
                 <w:rStyle w:val="Hyperlink"/>
@@ -2150,7 +2150,7 @@
                 <w:noProof/>
                 <w:webHidden/>
               </w:rPr>
-              <w:instrText xml:space="preserve"> PAGEREF _Toc228441989 \h </w:instrText>
+              <w:instrText xml:space="preserve"> PAGEREF _Toc228442244 \h </w:instrText>
             </w:r>
             <w:r>
               <w:rPr>
@@ -2193,7 +2193,7 @@
               <w:lang w:eastAsia="en-GB"/>
             </w:rPr>
           </w:pPr>
-          <w:hyperlink w:anchor="_Toc228441990" w:history="1">
+          <w:hyperlink w:anchor="_Toc228442245" w:history="1">
             <w:r>
               <w:rPr>
                 <w:rStyle w:val="Hyperlink"/>
@@ -2220,7 +2220,7 @@
                 <w:noProof/>
                 <w:webHidden/>
               </w:rPr>
-              <w:instrText xml:space="preserve"> PAGEREF _Toc228441990 \h </w:instrText>
+              <w:instrText xml:space="preserve"> PAGEREF _Toc228442245 \h </w:instrText>
             </w:r>
             <w:r>
               <w:rPr>
@@ -2263,7 +2263,7 @@
               <w:lang w:eastAsia="en-GB"/>
             </w:rPr>
           </w:pPr>
-          <w:hyperlink w:anchor="_Toc228441991" w:history="1">
+          <w:hyperlink w:anchor="_Toc228442246" w:history="1">
             <w:r>
               <w:rPr>
                 <w:rStyle w:val="Hyperlink"/>
@@ -2290,7 +2290,7 @@
                 <w:noProof/>
                 <w:webHidden/>
               </w:rPr>
-              <w:instrText xml:space="preserve"> PAGEREF _Toc228441991 \h </w:instrText>
+              <w:instrText xml:space="preserve"> PAGEREF _Toc228442246 \h </w:instrText>
             </w:r>
             <w:r>
               <w:rPr>
@@ -2333,7 +2333,7 @@
               <w:lang w:eastAsia="en-GB"/>
             </w:rPr>
           </w:pPr>
-          <w:hyperlink w:anchor="_Toc228441992" w:history="1">
+          <w:hyperlink w:anchor="_Toc228442247" w:history="1">
             <w:r>
               <w:rPr>
                 <w:rStyle w:val="Hyperlink"/>
@@ -2360,7 +2360,7 @@
                 <w:noProof/>
                 <w:webHidden/>
               </w:rPr>
-              <w:instrText xml:space="preserve"> PAGEREF _Toc228441992 \h </w:instrText>
+              <w:instrText xml:space="preserve"> PAGEREF _Toc228442247 \h </w:instrText>
             </w:r>
             <w:r>
               <w:rPr>
@@ -2403,7 +2403,7 @@
               <w:lang w:eastAsia="en-GB"/>
             </w:rPr>
           </w:pPr>
-          <w:hyperlink w:anchor="_Toc228441993" w:history="1">
+          <w:hyperlink w:anchor="_Toc228442248" w:history="1">
             <w:r>
               <w:rPr>
                 <w:rStyle w:val="Hyperlink"/>
@@ -2430,7 +2430,7 @@
                 <w:noProof/>
                 <w:webHidden/>
               </w:rPr>
-              <w:instrText xml:space="preserve"> PAGEREF _Toc228441993 \h </w:instrText>
+              <w:instrText xml:space="preserve"> PAGEREF _Toc228442248 \h </w:instrText>
             </w:r>
             <w:r>
               <w:rPr>
@@ -2473,7 +2473,7 @@
               <w:lang w:eastAsia="en-GB"/>
             </w:rPr>
           </w:pPr>
-          <w:hyperlink w:anchor="_Toc228441994" w:history="1">
+          <w:hyperlink w:anchor="_Toc228442249" w:history="1">
             <w:r>
               <w:rPr>
                 <w:rStyle w:val="Hyperlink"/>
@@ -2500,7 +2500,7 @@
                 <w:noProof/>
                 <w:webHidden/>
               </w:rPr>
-              <w:instrText xml:space="preserve"> PAGEREF _Toc228441994 \h </w:instrText>
+              <w:instrText xml:space="preserve"> PAGEREF _Toc228442249 \h </w:instrText>
             </w:r>
             <w:r>
               <w:rPr>
@@ -2543,7 +2543,7 @@
               <w:lang w:eastAsia="en-GB"/>
             </w:rPr>
           </w:pPr>
-          <w:hyperlink w:anchor="_Toc228441995" w:history="1">
+          <w:hyperlink w:anchor="_Toc228442250" w:history="1">
             <w:r>
               <w:rPr>
                 <w:rStyle w:val="Hyperlink"/>
@@ -2570,7 +2570,7 @@
                 <w:noProof/>
                 <w:webHidden/>
               </w:rPr>
-              <w:instrText xml:space="preserve"> PAGEREF _Toc228441995 \h </w:instrText>
+              <w:instrText xml:space="preserve"> PAGEREF _Toc228442250 \h </w:instrText>
             </w:r>
             <w:r>
               <w:rPr>
@@ -2613,7 +2613,7 @@
               <w:lang w:eastAsia="en-GB"/>
             </w:rPr>
           </w:pPr>
-          <w:hyperlink w:anchor="_Toc228441996" w:history="1">
+          <w:hyperlink w:anchor="_Toc228442251" w:history="1">
             <w:r>
               <w:rPr>
                 <w:rStyle w:val="Hyperlink"/>
@@ -2640,7 +2640,7 @@
                 <w:noProof/>
                 <w:webHidden/>
               </w:rPr>
-              <w:instrText xml:space="preserve"> PAGEREF _Toc228441996 \h </w:instrText>
+              <w:instrText xml:space="preserve"> PAGEREF _Toc228442251 \h </w:instrText>
             </w:r>
             <w:r>
               <w:rPr>
@@ -2683,7 +2683,7 @@
               <w:lang w:eastAsia="en-GB"/>
             </w:rPr>
           </w:pPr>
-          <w:hyperlink w:anchor="_Toc228441997" w:history="1">
+          <w:hyperlink w:anchor="_Toc228442252" w:history="1">
             <w:r>
               <w:rPr>
                 <w:rStyle w:val="Hyperlink"/>
@@ -2710,7 +2710,7 @@
                 <w:noProof/>
                 <w:webHidden/>
               </w:rPr>
-              <w:instrText xml:space="preserve"> PAGEREF _Toc228441997 \h </w:instrText>
+              <w:instrText xml:space="preserve"> PAGEREF _Toc228442252 \h </w:instrText>
             </w:r>
             <w:r>
               <w:rPr>
@@ -2753,7 +2753,7 @@
               <w:lang w:eastAsia="en-GB"/>
             </w:rPr>
           </w:pPr>
-          <w:hyperlink w:anchor="_Toc228441998" w:history="1">
+          <w:hyperlink w:anchor="_Toc228442253" w:history="1">
             <w:r>
               <w:rPr>
                 <w:rStyle w:val="Hyperlink"/>
@@ -2780,7 +2780,7 @@
                 <w:noProof/>
                 <w:webHidden/>
               </w:rPr>
-              <w:instrText xml:space="preserve"> PAGEREF _Toc228441998 \h </w:instrText>
+              <w:instrText xml:space="preserve"> PAGEREF _Toc228442253 \h </w:instrText>
             </w:r>
             <w:r>
               <w:rPr>
@@ -2823,13 +2823,13 @@
               <w:lang w:eastAsia="en-GB"/>
             </w:rPr>
           </w:pPr>
-          <w:hyperlink w:anchor="_Toc228441999" w:history="1">
+          <w:hyperlink w:anchor="_Toc228442254" w:history="1">
             <w:r>
               <w:rPr>
                 <w:rStyle w:val="Hyperlink"/>
                 <w:noProof/>
               </w:rPr>
-              <w:t>References</w:t>
+              <w:t>Appendices</w:t>
             </w:r>
             <w:r>
               <w:rPr>
@@ -2850,7 +2850,7 @@
                 <w:noProof/>
                 <w:webHidden/>
               </w:rPr>
-              <w:instrText xml:space="preserve"> PAGEREF _Toc228441999 \h </w:instrText>
+              <w:instrText xml:space="preserve"> PAGEREF _Toc228442254 \h </w:instrText>
             </w:r>
             <w:r>
               <w:rPr>
@@ -2893,13 +2893,13 @@
               <w:lang w:eastAsia="en-GB"/>
             </w:rPr>
           </w:pPr>
-          <w:hyperlink w:anchor="_Toc228442000" w:history="1">
+          <w:hyperlink w:anchor="_Toc228442255" w:history="1">
             <w:r>
               <w:rPr>
                 <w:rStyle w:val="Hyperlink"/>
                 <w:noProof/>
               </w:rPr>
-              <w:t>Appendices</w:t>
+              <w:t>References</w:t>
             </w:r>
             <w:r>
               <w:rPr>
@@ -2920,77 +2920,7 @@
                 <w:noProof/>
                 <w:webHidden/>
               </w:rPr>
-              <w:instrText xml:space="preserve"> PAGEREF _Toc228442000 \h </w:instrText>
-            </w:r>
-            <w:r>
-              <w:rPr>
-                <w:noProof/>
-                <w:webHidden/>
-              </w:rPr>
-            </w:r>
-            <w:r>
-              <w:rPr>
-                <w:noProof/>
-                <w:webHidden/>
-              </w:rPr>
-              <w:fldChar w:fldCharType="separate"/>
-            </w:r>
-            <w:r>
-              <w:rPr>
-                <w:noProof/>
-                <w:webHidden/>
-              </w:rPr>
-              <w:t>12</w:t>
-            </w:r>
-            <w:r>
-              <w:rPr>
-                <w:noProof/>
-                <w:webHidden/>
-              </w:rPr>
-              <w:fldChar w:fldCharType="end"/>
-            </w:r>
-          </w:hyperlink>
-        </w:p>
-        <w:p>
-          <w:pPr>
-            <w:pStyle w:val="TOC1"/>
-            <w:tabs>
-              <w:tab w:val="right" w:leader="dot" w:pos="8935"/>
-            </w:tabs>
-            <w:rPr>
-              <w:rFonts w:eastAsiaTheme="minorEastAsia"/>
-              <w:noProof/>
-              <w:lang w:eastAsia="en-GB"/>
-            </w:rPr>
-          </w:pPr>
-          <w:hyperlink w:anchor="_Toc228442001" w:history="1">
-            <w:r>
-              <w:rPr>
-                <w:rStyle w:val="Hyperlink"/>
-                <w:noProof/>
-              </w:rPr>
-              <w:t>References</w:t>
-            </w:r>
-            <w:r>
-              <w:rPr>
-                <w:noProof/>
-                <w:webHidden/>
-              </w:rPr>
-              <w:tab/>
-            </w:r>
-            <w:r>
-              <w:rPr>
-                <w:noProof/>
-                <w:webHidden/>
-              </w:rPr>
-              <w:fldChar w:fldCharType="begin"/>
-            </w:r>
-            <w:r>
-              <w:rPr>
-                <w:noProof/>
-                <w:webHidden/>
-              </w:rPr>
-              <w:instrText xml:space="preserve"> PAGEREF _Toc228442001 \h </w:instrText>
+              <w:instrText xml:space="preserve"> PAGEREF _Toc228442255 \h </w:instrText>
             </w:r>
             <w:r>
               <w:rPr>
@@ -3167,7 +3097,7 @@
           <w:szCs w:val="32"/>
         </w:rPr>
       </w:pPr>
-      <w:bookmarkStart w:id="7" w:name="_Toc228441971"/>
+      <w:bookmarkStart w:id="7" w:name="_Toc228442226"/>
       <w:r>
         <w:rPr>
           <w:sz w:val="32"/>
@@ -3278,7 +3208,7 @@
           <w:szCs w:val="32"/>
         </w:rPr>
       </w:pPr>
-      <w:bookmarkStart w:id="8" w:name="_Toc228441972"/>
+      <w:bookmarkStart w:id="8" w:name="_Toc228442227"/>
       <w:r>
         <w:rPr>
           <w:sz w:val="32"/>
@@ -3479,7 +3409,7 @@
           <w:szCs w:val="32"/>
         </w:rPr>
       </w:pPr>
-      <w:bookmarkStart w:id="9" w:name="_Toc228441973"/>
+      <w:bookmarkStart w:id="9" w:name="_Toc228442228"/>
       <w:r>
         <w:rPr>
           <w:sz w:val="32"/>
@@ -3493,7 +3423,7 @@
       <w:pPr>
         <w:pStyle w:val="Heading2"/>
       </w:pPr>
-      <w:bookmarkStart w:id="10" w:name="_Toc228441974"/>
+      <w:bookmarkStart w:id="10" w:name="_Toc228442229"/>
       <w:r>
         <w:t>Technical Development</w:t>
       </w:r>
@@ -3711,7 +3641,7 @@
       <w:pPr>
         <w:pStyle w:val="Heading2"/>
       </w:pPr>
-      <w:bookmarkStart w:id="11" w:name="_Toc228441975"/>
+      <w:bookmarkStart w:id="11" w:name="_Toc228442230"/>
       <w:r>
         <w:t>Immersion</w:t>
       </w:r>
@@ -3935,7 +3865,7 @@
       <w:pPr>
         <w:pStyle w:val="Heading2"/>
       </w:pPr>
-      <w:bookmarkStart w:id="12" w:name="_Toc228441976"/>
+      <w:bookmarkStart w:id="12" w:name="_Toc228442231"/>
       <w:r>
         <w:t>Alternative Game Controllers</w:t>
       </w:r>
@@ -4316,7 +4246,7 @@
       <w:pPr>
         <w:pStyle w:val="Heading2"/>
       </w:pPr>
-      <w:bookmarkStart w:id="13" w:name="_Toc228441977"/>
+      <w:bookmarkStart w:id="13" w:name="_Toc228442232"/>
       <w:r>
         <w:lastRenderedPageBreak/>
         <w:t>Accessibility</w:t>
@@ -4374,7 +4304,7 @@
           <w:szCs w:val="32"/>
         </w:rPr>
       </w:pPr>
-      <w:bookmarkStart w:id="14" w:name="_Toc228441978"/>
+      <w:bookmarkStart w:id="14" w:name="_Toc228442233"/>
       <w:r>
         <w:rPr>
           <w:sz w:val="32"/>
@@ -5733,7 +5663,7 @@
           <w:szCs w:val="32"/>
         </w:rPr>
       </w:pPr>
-      <w:bookmarkStart w:id="15" w:name="_Toc228441979"/>
+      <w:bookmarkStart w:id="15" w:name="_Toc228442234"/>
       <w:r>
         <w:rPr>
           <w:sz w:val="32"/>
@@ -6248,7 +6178,7 @@
           <w:szCs w:val="32"/>
         </w:rPr>
       </w:pPr>
-      <w:bookmarkStart w:id="16" w:name="_Toc228441980"/>
+      <w:bookmarkStart w:id="16" w:name="_Toc228442235"/>
       <w:r>
         <w:rPr>
           <w:sz w:val="32"/>
@@ -6420,7 +6350,7 @@
           <w:szCs w:val="32"/>
         </w:rPr>
       </w:pPr>
-      <w:bookmarkStart w:id="17" w:name="_Toc228441981"/>
+      <w:bookmarkStart w:id="17" w:name="_Toc228442236"/>
       <w:r>
         <w:rPr>
           <w:sz w:val="32"/>
@@ -6475,7 +6405,7 @@
           <w:szCs w:val="32"/>
         </w:rPr>
       </w:pPr>
-      <w:bookmarkStart w:id="18" w:name="_Toc228441982"/>
+      <w:bookmarkStart w:id="18" w:name="_Toc228442237"/>
       <w:r>
         <w:rPr>
           <w:sz w:val="32"/>
@@ -7227,7 +7157,7 @@
           <w:szCs w:val="32"/>
         </w:rPr>
       </w:pPr>
-      <w:bookmarkStart w:id="19" w:name="_Toc228441983"/>
+      <w:bookmarkStart w:id="19" w:name="_Toc228442238"/>
       <w:r>
         <w:rPr>
           <w:sz w:val="32"/>
@@ -7395,7 +7325,7 @@
           <w:szCs w:val="32"/>
         </w:rPr>
       </w:pPr>
-      <w:bookmarkStart w:id="20" w:name="_Toc228441984"/>
+      <w:bookmarkStart w:id="20" w:name="_Toc228442239"/>
       <w:r>
         <w:rPr>
           <w:sz w:val="32"/>
@@ -7476,7 +7406,7 @@
           <w:szCs w:val="32"/>
         </w:rPr>
       </w:pPr>
-      <w:bookmarkStart w:id="21" w:name="_Toc228441985"/>
+      <w:bookmarkStart w:id="21" w:name="_Toc228442240"/>
       <w:r>
         <w:rPr>
           <w:sz w:val="32"/>
@@ -8366,7 +8296,7 @@
           <w:szCs w:val="32"/>
         </w:rPr>
       </w:pPr>
-      <w:bookmarkStart w:id="22" w:name="_Toc228441986"/>
+      <w:bookmarkStart w:id="22" w:name="_Toc228442241"/>
       <w:r>
         <w:rPr>
           <w:sz w:val="32"/>
@@ -8449,7 +8379,7 @@
           <w:szCs w:val="32"/>
         </w:rPr>
       </w:pPr>
-      <w:bookmarkStart w:id="23" w:name="_Toc228441987"/>
+      <w:bookmarkStart w:id="23" w:name="_Toc228442242"/>
       <w:r>
         <w:rPr>
           <w:sz w:val="32"/>
@@ -8488,7 +8418,7 @@
           <w:szCs w:val="32"/>
         </w:rPr>
       </w:pPr>
-      <w:bookmarkStart w:id="24" w:name="_Toc228441988"/>
+      <w:bookmarkStart w:id="24" w:name="_Toc228442243"/>
       <w:r>
         <w:rPr>
           <w:sz w:val="32"/>
@@ -8526,7 +8456,7 @@
           <w:szCs w:val="32"/>
         </w:rPr>
       </w:pPr>
-      <w:bookmarkStart w:id="25" w:name="_Toc228441989"/>
+      <w:bookmarkStart w:id="25" w:name="_Toc228442244"/>
       <w:r>
         <w:rPr>
           <w:sz w:val="32"/>
@@ -8564,7 +8494,7 @@
           <w:szCs w:val="32"/>
         </w:rPr>
       </w:pPr>
-      <w:bookmarkStart w:id="26" w:name="_Toc228441990"/>
+      <w:bookmarkStart w:id="26" w:name="_Toc228442245"/>
       <w:r>
         <w:rPr>
           <w:sz w:val="32"/>
@@ -8623,7 +8553,7 @@
           <w:szCs w:val="32"/>
         </w:rPr>
       </w:pPr>
-      <w:bookmarkStart w:id="27" w:name="_Toc228441991"/>
+      <w:bookmarkStart w:id="27" w:name="_Toc228442246"/>
       <w:r>
         <w:rPr>
           <w:sz w:val="32"/>
@@ -8675,7 +8605,7 @@
           <w:szCs w:val="32"/>
         </w:rPr>
       </w:pPr>
-      <w:bookmarkStart w:id="28" w:name="_Toc228441992"/>
+      <w:bookmarkStart w:id="28" w:name="_Toc228442247"/>
       <w:r>
         <w:rPr>
           <w:sz w:val="32"/>
@@ -8713,7 +8643,7 @@
           <w:szCs w:val="32"/>
         </w:rPr>
       </w:pPr>
-      <w:bookmarkStart w:id="29" w:name="_Toc228441993"/>
+      <w:bookmarkStart w:id="29" w:name="_Toc228442248"/>
       <w:r>
         <w:rPr>
           <w:sz w:val="32"/>
@@ -8765,7 +8695,7 @@
           <w:szCs w:val="32"/>
         </w:rPr>
       </w:pPr>
-      <w:bookmarkStart w:id="30" w:name="_Toc228441994"/>
+      <w:bookmarkStart w:id="30" w:name="_Toc228442249"/>
       <w:r>
         <w:rPr>
           <w:sz w:val="32"/>
@@ -8803,7 +8733,7 @@
           <w:szCs w:val="32"/>
         </w:rPr>
       </w:pPr>
-      <w:bookmarkStart w:id="31" w:name="_Toc228441995"/>
+      <w:bookmarkStart w:id="31" w:name="_Toc228442250"/>
       <w:r>
         <w:rPr>
           <w:sz w:val="32"/>
@@ -8834,7 +8764,7 @@
           <w:szCs w:val="32"/>
         </w:rPr>
       </w:pPr>
-      <w:bookmarkStart w:id="32" w:name="_Toc228441996"/>
+      <w:bookmarkStart w:id="32" w:name="_Toc228442251"/>
       <w:r>
         <w:rPr>
           <w:sz w:val="32"/>
@@ -8873,7 +8803,7 @@
           <w:szCs w:val="32"/>
         </w:rPr>
       </w:pPr>
-      <w:bookmarkStart w:id="33" w:name="_Toc228441997"/>
+      <w:bookmarkStart w:id="33" w:name="_Toc228442252"/>
       <w:r>
         <w:rPr>
           <w:sz w:val="32"/>
@@ -9004,7 +8934,7 @@
           <w:szCs w:val="32"/>
         </w:rPr>
       </w:pPr>
-      <w:bookmarkStart w:id="34" w:name="_Toc228441998"/>
+      <w:bookmarkStart w:id="34" w:name="_Toc228442253"/>
       <w:r>
         <w:rPr>
           <w:sz w:val="32"/>
@@ -9061,46 +8991,15 @@
           <w:szCs w:val="32"/>
         </w:rPr>
       </w:pPr>
-      <w:bookmarkStart w:id="35" w:name="_Toc228441999"/>
+      <w:bookmarkStart w:id="35" w:name="_Toc228442254"/>
       <w:r>
         <w:rPr>
           <w:sz w:val="32"/>
           <w:szCs w:val="32"/>
         </w:rPr>
-        <w:t>References</w:t>
+        <w:t>Appendices</w:t>
       </w:r>
       <w:bookmarkEnd w:id="35"/>
-    </w:p>
-    <w:p>
-      <w:pPr>
-        <w:rPr>
-          <w:rFonts w:ascii="Arial" w:hAnsi="Arial" w:cs="Arial"/>
-        </w:rPr>
-      </w:pPr>
-      <w:r>
-        <w:rPr>
-          <w:rFonts w:ascii="Arial" w:hAnsi="Arial" w:cs="Arial"/>
-        </w:rPr>
-        <w:t>List all the academic and professional sources you have cited in your report, formatted in accordance with the Harvard Referencing Style.</w:t>
-      </w:r>
-    </w:p>
-    <w:p>
-      <w:pPr>
-        <w:pStyle w:val="Heading1"/>
-        <w:rPr>
-          <w:sz w:val="32"/>
-          <w:szCs w:val="32"/>
-        </w:rPr>
-      </w:pPr>
-      <w:bookmarkStart w:id="36" w:name="_Toc228442000"/>
-      <w:r>
-        <w:rPr>
-          <w:sz w:val="32"/>
-          <w:szCs w:val="32"/>
-        </w:rPr>
-        <w:t>Appendices</w:t>
-      </w:r>
-      <w:bookmarkEnd w:id="36"/>
     </w:p>
     <w:p>
       <w:pPr>
@@ -9169,7 +9068,6 @@
         <w:rPr>
           <w:rFonts w:ascii="Arial" w:hAnsi="Arial" w:cs="Arial"/>
         </w:rPr>
-        <w:lastRenderedPageBreak/>
         <w:t>This final section shows that you have considered your project's execution in a practical and responsible way.</w:t>
       </w:r>
     </w:p>
@@ -9200,6 +9098,7 @@
         <w:rPr>
           <w:rFonts w:ascii="Arial" w:hAnsi="Arial" w:cs="Arial"/>
         </w:rPr>
+        <w:lastRenderedPageBreak/>
         <w:t>Evaluate how realistic and achievable your project is. Think about the resources you have available, including time, access to necessary data, software or equipment, and your own skills. Give a brief explanation for why you are confident the project can be completed successfully within these constraints.</w:t>
       </w:r>
     </w:p>
@@ -9675,14 +9574,7 @@
         <w:rPr>
           <w:rFonts w:ascii="Arial" w:hAnsi="Arial" w:cs="Arial"/>
         </w:rPr>
-        <w:t xml:space="preserve">Reflect on the ethical aspects of your project. If working with human participants, how will you secure informed consent, ensure anonymity, and maintain confidentiality of their data? If utilising datasets, are there any concerns </w:t>
-      </w:r>
-      <w:r>
-        <w:rPr>
-          <w:rFonts w:ascii="Arial" w:hAnsi="Arial" w:cs="Arial"/>
-        </w:rPr>
-        <w:lastRenderedPageBreak/>
-        <w:t>regarding data protection? Consider the potential social influence of your project's outcome. Clarify the steps you will take to conduct your project ethically and responsibly.</w:t>
+        <w:t>Reflect on the ethical aspects of your project. If working with human participants, how will you secure informed consent, ensure anonymity, and maintain confidentiality of their data? If utilising datasets, are there any concerns regarding data protection? Consider the potential social influence of your project's outcome. Clarify the steps you will take to conduct your project ethically and responsibly.</w:t>
       </w:r>
     </w:p>
     <w:p>
@@ -9717,6 +9609,7 @@
         <w:rPr>
           <w:rFonts w:ascii="Arial" w:hAnsi="Arial" w:cs="Arial"/>
         </w:rPr>
+        <w:lastRenderedPageBreak/>
         <w:t>Include appendices to share extra material that is too detailed for the main report, such as full datasets, source code snippets, detailed user guides, or survey questionnaires.</w:t>
       </w:r>
     </w:p>
@@ -9734,14 +9627,14 @@
         </w:rPr>
       </w:pPr>
     </w:p>
-    <w:bookmarkStart w:id="37" w:name="_Toc228442001" w:displacedByCustomXml="next"/>
+    <w:bookmarkStart w:id="36" w:name="_Toc228442255" w:displacedByCustomXml="next"/>
     <w:sdt>
       <w:sdtPr>
         <w:rPr>
           <w:rFonts w:asciiTheme="minorHAnsi" w:eastAsiaTheme="minorHAnsi" w:hAnsiTheme="minorHAnsi" w:cstheme="minorBidi"/>
           <w:color w:val="auto"/>
-          <w:sz w:val="24"/>
-          <w:szCs w:val="24"/>
+          <w:sz w:val="20"/>
+          <w:szCs w:val="20"/>
         </w:rPr>
         <w:id w:val="577797374"/>
         <w:docPartObj>
@@ -9749,15 +9642,29 @@
           <w:docPartUnique/>
         </w:docPartObj>
       </w:sdtPr>
+      <w:sdtEndPr>
+        <w:rPr>
+          <w:sz w:val="24"/>
+          <w:szCs w:val="24"/>
+        </w:rPr>
+      </w:sdtEndPr>
       <w:sdtContent>
         <w:p>
           <w:pPr>
             <w:pStyle w:val="Heading1"/>
+            <w:rPr>
+              <w:sz w:val="32"/>
+              <w:szCs w:val="32"/>
+            </w:rPr>
           </w:pPr>
           <w:r>
+            <w:rPr>
+              <w:sz w:val="32"/>
+              <w:szCs w:val="32"/>
+            </w:rPr>
             <w:t>References</w:t>
           </w:r>
-          <w:bookmarkEnd w:id="37"/>
+          <w:bookmarkEnd w:id="36"/>
         </w:p>
         <w:sdt>
           <w:sdtPr>

--- a/Final Report Documentation/25-26 Project Final Report.docx
+++ b/Final Report Documentation/25-26 Project Final Report.docx
@@ -419,24 +419,6 @@
       <w:pPr>
         <w:rPr>
           <w:rFonts w:ascii="Arial" w:hAnsi="Arial" w:cs="Arial"/>
-          <w:sz w:val="22"/>
-          <w:szCs w:val="22"/>
-        </w:rPr>
-      </w:pPr>
-    </w:p>
-    <w:p>
-      <w:pPr>
-        <w:rPr>
-          <w:rFonts w:ascii="Arial" w:hAnsi="Arial" w:cs="Arial"/>
-          <w:sz w:val="22"/>
-          <w:szCs w:val="22"/>
-        </w:rPr>
-      </w:pPr>
-    </w:p>
-    <w:p>
-      <w:pPr>
-        <w:rPr>
-          <w:rFonts w:ascii="Arial" w:hAnsi="Arial" w:cs="Arial"/>
           <w:sz w:val="32"/>
           <w:szCs w:val="32"/>
         </w:rPr>
@@ -659,6 +641,28 @@
           <w:rFonts w:ascii="Arial" w:hAnsi="Arial" w:cs="Arial"/>
           <w:sz w:val="32"/>
           <w:szCs w:val="32"/>
+        </w:rPr>
+      </w:pPr>
+    </w:p>
+    <w:p>
+      <w:pPr>
+        <w:rPr>
+          <w:rFonts w:ascii="Arial" w:hAnsi="Arial" w:cs="Arial"/>
+          <w:b/>
+          <w:bCs/>
+          <w:sz w:val="22"/>
+          <w:szCs w:val="22"/>
+        </w:rPr>
+      </w:pPr>
+    </w:p>
+    <w:p>
+      <w:pPr>
+        <w:rPr>
+          <w:rFonts w:ascii="Arial" w:hAnsi="Arial" w:cs="Arial"/>
+          <w:b/>
+          <w:bCs/>
+          <w:sz w:val="22"/>
+          <w:szCs w:val="22"/>
         </w:rPr>
       </w:pPr>
     </w:p>
@@ -2100,7 +2104,7 @@
                 <w:noProof/>
                 <w:webHidden/>
               </w:rPr>
-              <w:t>10</w:t>
+              <w:t>11</w:t>
             </w:r>
             <w:r>
               <w:rPr>
@@ -2170,7 +2174,7 @@
                 <w:noProof/>
                 <w:webHidden/>
               </w:rPr>
-              <w:t>10</w:t>
+              <w:t>11</w:t>
             </w:r>
             <w:r>
               <w:rPr>
@@ -2240,7 +2244,7 @@
                 <w:noProof/>
                 <w:webHidden/>
               </w:rPr>
-              <w:t>10</w:t>
+              <w:t>11</w:t>
             </w:r>
             <w:r>
               <w:rPr>
@@ -2520,7 +2524,7 @@
                 <w:noProof/>
                 <w:webHidden/>
               </w:rPr>
-              <w:t>11</w:t>
+              <w:t>12</w:t>
             </w:r>
             <w:r>
               <w:rPr>
@@ -2590,7 +2594,7 @@
                 <w:noProof/>
                 <w:webHidden/>
               </w:rPr>
-              <w:t>11</w:t>
+              <w:t>12</w:t>
             </w:r>
             <w:r>
               <w:rPr>
@@ -2870,7 +2874,7 @@
                 <w:noProof/>
                 <w:webHidden/>
               </w:rPr>
-              <w:t>12</w:t>
+              <w:t>13</w:t>
             </w:r>
             <w:r>
               <w:rPr>
@@ -2979,6 +2983,33 @@
     </w:p>
     <w:p>
       <w:pPr>
+        <w:pStyle w:val="Heading1"/>
+        <w:rPr>
+          <w:sz w:val="32"/>
+          <w:szCs w:val="32"/>
+        </w:rPr>
+      </w:pPr>
+      <w:r>
+        <w:rPr>
+          <w:sz w:val="32"/>
+          <w:szCs w:val="32"/>
+        </w:rPr>
+        <w:t>List of Figures</w:t>
+      </w:r>
+    </w:p>
+    <w:p>
+      <w:pPr>
+        <w:pStyle w:val="TableofFigures"/>
+        <w:tabs>
+          <w:tab w:val="right" w:leader="dot" w:pos="8935"/>
+        </w:tabs>
+        <w:rPr>
+          <w:rFonts w:eastAsiaTheme="minorEastAsia"/>
+          <w:noProof/>
+          <w:lang w:eastAsia="en-GB"/>
+        </w:rPr>
+      </w:pPr>
+      <w:r>
         <w:rPr>
           <w:rFonts w:ascii="Arial" w:hAnsi="Arial" w:cs="Arial"/>
           <w:b/>
@@ -2986,10 +3017,9 @@
           <w:sz w:val="22"/>
           <w:szCs w:val="22"/>
         </w:rPr>
-      </w:pPr>
-    </w:p>
-    <w:p>
-      <w:pPr>
+        <w:fldChar w:fldCharType="begin"/>
+      </w:r>
+      <w:r>
         <w:rPr>
           <w:rFonts w:ascii="Arial" w:hAnsi="Arial" w:cs="Arial"/>
           <w:b/>
@@ -2997,10 +3027,9 @@
           <w:sz w:val="22"/>
           <w:szCs w:val="22"/>
         </w:rPr>
-      </w:pPr>
-    </w:p>
-    <w:p>
-      <w:pPr>
+        <w:instrText xml:space="preserve"> TOC \h \z \c "Figure" </w:instrText>
+      </w:r>
+      <w:r>
         <w:rPr>
           <w:rFonts w:ascii="Arial" w:hAnsi="Arial" w:cs="Arial"/>
           <w:b/>
@@ -3008,7 +3037,289 @@
           <w:sz w:val="22"/>
           <w:szCs w:val="22"/>
         </w:rPr>
-      </w:pPr>
+        <w:fldChar w:fldCharType="separate"/>
+      </w:r>
+      <w:hyperlink w:anchor="_Toc228625648" w:history="1">
+        <w:r>
+          <w:rPr>
+            <w:rStyle w:val="Hyperlink"/>
+            <w:noProof/>
+          </w:rPr>
+          <w:t>Figure 1. Components within the Case</w:t>
+        </w:r>
+        <w:r>
+          <w:rPr>
+            <w:noProof/>
+            <w:webHidden/>
+          </w:rPr>
+          <w:tab/>
+        </w:r>
+        <w:r>
+          <w:rPr>
+            <w:noProof/>
+            <w:webHidden/>
+          </w:rPr>
+          <w:fldChar w:fldCharType="begin"/>
+        </w:r>
+        <w:r>
+          <w:rPr>
+            <w:noProof/>
+            <w:webHidden/>
+          </w:rPr>
+          <w:instrText xml:space="preserve"> PAGEREF _Toc228625648 \h </w:instrText>
+        </w:r>
+        <w:r>
+          <w:rPr>
+            <w:noProof/>
+            <w:webHidden/>
+          </w:rPr>
+        </w:r>
+        <w:r>
+          <w:rPr>
+            <w:noProof/>
+            <w:webHidden/>
+          </w:rPr>
+          <w:fldChar w:fldCharType="separate"/>
+        </w:r>
+        <w:r>
+          <w:rPr>
+            <w:noProof/>
+            <w:webHidden/>
+          </w:rPr>
+          <w:t>11</w:t>
+        </w:r>
+        <w:r>
+          <w:rPr>
+            <w:noProof/>
+            <w:webHidden/>
+          </w:rPr>
+          <w:fldChar w:fldCharType="end"/>
+        </w:r>
+      </w:hyperlink>
+    </w:p>
+    <w:p>
+      <w:pPr>
+        <w:pStyle w:val="TableofFigures"/>
+        <w:tabs>
+          <w:tab w:val="right" w:leader="dot" w:pos="8935"/>
+        </w:tabs>
+        <w:rPr>
+          <w:rFonts w:eastAsiaTheme="minorEastAsia"/>
+          <w:noProof/>
+          <w:lang w:eastAsia="en-GB"/>
+        </w:rPr>
+      </w:pPr>
+      <w:hyperlink w:anchor="_Toc228625649" w:history="1">
+        <w:r>
+          <w:rPr>
+            <w:rStyle w:val="Hyperlink"/>
+            <w:noProof/>
+          </w:rPr>
+          <w:t>Figure 2. Design of case with Lid</w:t>
+        </w:r>
+        <w:r>
+          <w:rPr>
+            <w:noProof/>
+            <w:webHidden/>
+          </w:rPr>
+          <w:tab/>
+        </w:r>
+        <w:r>
+          <w:rPr>
+            <w:noProof/>
+            <w:webHidden/>
+          </w:rPr>
+          <w:fldChar w:fldCharType="begin"/>
+        </w:r>
+        <w:r>
+          <w:rPr>
+            <w:noProof/>
+            <w:webHidden/>
+          </w:rPr>
+          <w:instrText xml:space="preserve"> PAGEREF _Toc228625649 \h </w:instrText>
+        </w:r>
+        <w:r>
+          <w:rPr>
+            <w:noProof/>
+            <w:webHidden/>
+          </w:rPr>
+        </w:r>
+        <w:r>
+          <w:rPr>
+            <w:noProof/>
+            <w:webHidden/>
+          </w:rPr>
+          <w:fldChar w:fldCharType="separate"/>
+        </w:r>
+        <w:r>
+          <w:rPr>
+            <w:noProof/>
+            <w:webHidden/>
+          </w:rPr>
+          <w:t>11</w:t>
+        </w:r>
+        <w:r>
+          <w:rPr>
+            <w:noProof/>
+            <w:webHidden/>
+          </w:rPr>
+          <w:fldChar w:fldCharType="end"/>
+        </w:r>
+      </w:hyperlink>
+    </w:p>
+    <w:p>
+      <w:pPr>
+        <w:pStyle w:val="TableofFigures"/>
+        <w:tabs>
+          <w:tab w:val="right" w:leader="dot" w:pos="8935"/>
+        </w:tabs>
+        <w:rPr>
+          <w:rFonts w:eastAsiaTheme="minorEastAsia"/>
+          <w:noProof/>
+          <w:lang w:eastAsia="en-GB"/>
+        </w:rPr>
+      </w:pPr>
+      <w:hyperlink w:anchor="_Toc228625650" w:history="1">
+        <w:r>
+          <w:rPr>
+            <w:rStyle w:val="Hyperlink"/>
+            <w:noProof/>
+          </w:rPr>
+          <w:t>Figure 3. System A</w:t>
+        </w:r>
+        <w:r>
+          <w:rPr>
+            <w:rStyle w:val="Hyperlink"/>
+            <w:noProof/>
+          </w:rPr>
+          <w:t>r</w:t>
+        </w:r>
+        <w:r>
+          <w:rPr>
+            <w:rStyle w:val="Hyperlink"/>
+            <w:noProof/>
+          </w:rPr>
+          <w:t>chitecture</w:t>
+        </w:r>
+        <w:r>
+          <w:rPr>
+            <w:noProof/>
+            <w:webHidden/>
+          </w:rPr>
+          <w:tab/>
+        </w:r>
+        <w:r>
+          <w:rPr>
+            <w:noProof/>
+            <w:webHidden/>
+          </w:rPr>
+          <w:fldChar w:fldCharType="begin"/>
+        </w:r>
+        <w:r>
+          <w:rPr>
+            <w:noProof/>
+            <w:webHidden/>
+          </w:rPr>
+          <w:instrText xml:space="preserve"> PAGEREF _Toc228625650 \h </w:instrText>
+        </w:r>
+        <w:r>
+          <w:rPr>
+            <w:noProof/>
+            <w:webHidden/>
+          </w:rPr>
+        </w:r>
+        <w:r>
+          <w:rPr>
+            <w:noProof/>
+            <w:webHidden/>
+          </w:rPr>
+          <w:fldChar w:fldCharType="separate"/>
+        </w:r>
+        <w:r>
+          <w:rPr>
+            <w:noProof/>
+            <w:webHidden/>
+          </w:rPr>
+          <w:t>12</w:t>
+        </w:r>
+        <w:r>
+          <w:rPr>
+            <w:noProof/>
+            <w:webHidden/>
+          </w:rPr>
+          <w:fldChar w:fldCharType="end"/>
+        </w:r>
+      </w:hyperlink>
+    </w:p>
+    <w:p>
+      <w:pPr>
+        <w:pStyle w:val="TableofFigures"/>
+        <w:tabs>
+          <w:tab w:val="right" w:leader="dot" w:pos="8935"/>
+        </w:tabs>
+        <w:rPr>
+          <w:rFonts w:eastAsiaTheme="minorEastAsia"/>
+          <w:noProof/>
+          <w:lang w:eastAsia="en-GB"/>
+        </w:rPr>
+      </w:pPr>
+      <w:hyperlink w:anchor="_Toc228625651" w:history="1">
+        <w:r>
+          <w:rPr>
+            <w:rStyle w:val="Hyperlink"/>
+            <w:noProof/>
+          </w:rPr>
+          <w:t>Figure 4. Gantt Chart Project Timeline</w:t>
+        </w:r>
+        <w:r>
+          <w:rPr>
+            <w:noProof/>
+            <w:webHidden/>
+          </w:rPr>
+          <w:tab/>
+        </w:r>
+        <w:r>
+          <w:rPr>
+            <w:noProof/>
+            <w:webHidden/>
+          </w:rPr>
+          <w:fldChar w:fldCharType="begin"/>
+        </w:r>
+        <w:r>
+          <w:rPr>
+            <w:noProof/>
+            <w:webHidden/>
+          </w:rPr>
+          <w:instrText xml:space="preserve"> PAGEREF _Toc228625651 \h </w:instrText>
+        </w:r>
+        <w:r>
+          <w:rPr>
+            <w:noProof/>
+            <w:webHidden/>
+          </w:rPr>
+        </w:r>
+        <w:r>
+          <w:rPr>
+            <w:noProof/>
+            <w:webHidden/>
+          </w:rPr>
+          <w:fldChar w:fldCharType="separate"/>
+        </w:r>
+        <w:r>
+          <w:rPr>
+            <w:noProof/>
+            <w:webHidden/>
+          </w:rPr>
+          <w:t>15</w:t>
+        </w:r>
+        <w:r>
+          <w:rPr>
+            <w:noProof/>
+            <w:webHidden/>
+          </w:rPr>
+          <w:fldChar w:fldCharType="end"/>
+        </w:r>
+      </w:hyperlink>
     </w:p>
     <w:p>
       <w:pPr>
@@ -3028,11 +3339,38 @@
           <w:sz w:val="22"/>
           <w:szCs w:val="22"/>
         </w:rPr>
-        <w:t>List of Figures</w:t>
-      </w:r>
-    </w:p>
-    <w:p>
-      <w:pPr>
+        <w:fldChar w:fldCharType="end"/>
+      </w:r>
+    </w:p>
+    <w:p>
+      <w:pPr>
+        <w:pStyle w:val="Heading1"/>
+        <w:rPr>
+          <w:sz w:val="32"/>
+          <w:szCs w:val="32"/>
+        </w:rPr>
+      </w:pPr>
+      <w:r>
+        <w:rPr>
+          <w:sz w:val="32"/>
+          <w:szCs w:val="32"/>
+        </w:rPr>
+        <w:t>List of Tables</w:t>
+      </w:r>
+    </w:p>
+    <w:p>
+      <w:pPr>
+        <w:pStyle w:val="TableofFigures"/>
+        <w:tabs>
+          <w:tab w:val="right" w:leader="dot" w:pos="8935"/>
+        </w:tabs>
+        <w:rPr>
+          <w:rFonts w:eastAsiaTheme="minorEastAsia"/>
+          <w:noProof/>
+          <w:lang w:eastAsia="en-GB"/>
+        </w:rPr>
+      </w:pPr>
+      <w:r>
         <w:rPr>
           <w:rFonts w:ascii="Arial" w:hAnsi="Arial" w:cs="Arial"/>
           <w:b/>
@@ -3040,7 +3378,8 @@
           <w:sz w:val="22"/>
           <w:szCs w:val="22"/>
         </w:rPr>
-      </w:pPr>
+        <w:fldChar w:fldCharType="begin"/>
+      </w:r>
       <w:r>
         <w:rPr>
           <w:rFonts w:ascii="Arial" w:hAnsi="Arial" w:cs="Arial"/>
@@ -3049,11 +3388,9 @@
           <w:sz w:val="22"/>
           <w:szCs w:val="22"/>
         </w:rPr>
-        <w:t>List of Tables</w:t>
-      </w:r>
-    </w:p>
-    <w:p>
-      <w:pPr>
+        <w:instrText xml:space="preserve"> TOC \h \z \c "Table" </w:instrText>
+      </w:r>
+      <w:r>
         <w:rPr>
           <w:rFonts w:ascii="Arial" w:hAnsi="Arial" w:cs="Arial"/>
           <w:b/>
@@ -3061,12 +3398,212 @@
           <w:sz w:val="22"/>
           <w:szCs w:val="22"/>
         </w:rPr>
-      </w:pPr>
-    </w:p>
-    <w:p>
-      <w:pPr>
-        <w:rPr>
-          <w:rFonts w:ascii="Arial" w:hAnsi="Arial" w:cs="Arial"/>
+        <w:fldChar w:fldCharType="separate"/>
+      </w:r>
+      <w:hyperlink w:anchor="_Toc228626371" w:history="1">
+        <w:r>
+          <w:rPr>
+            <w:rStyle w:val="Hyperlink"/>
+            <w:noProof/>
+          </w:rPr>
+          <w:t>Table 1 - Table of Design Specifications</w:t>
+        </w:r>
+        <w:r>
+          <w:rPr>
+            <w:noProof/>
+            <w:webHidden/>
+          </w:rPr>
+          <w:tab/>
+        </w:r>
+        <w:r>
+          <w:rPr>
+            <w:noProof/>
+            <w:webHidden/>
+          </w:rPr>
+          <w:fldChar w:fldCharType="begin"/>
+        </w:r>
+        <w:r>
+          <w:rPr>
+            <w:noProof/>
+            <w:webHidden/>
+          </w:rPr>
+          <w:instrText xml:space="preserve"> PAGEREF _Toc228626371 \h </w:instrText>
+        </w:r>
+        <w:r>
+          <w:rPr>
+            <w:noProof/>
+            <w:webHidden/>
+          </w:rPr>
+        </w:r>
+        <w:r>
+          <w:rPr>
+            <w:noProof/>
+            <w:webHidden/>
+          </w:rPr>
+          <w:fldChar w:fldCharType="separate"/>
+        </w:r>
+        <w:r>
+          <w:rPr>
+            <w:noProof/>
+            <w:webHidden/>
+          </w:rPr>
+          <w:t>12</w:t>
+        </w:r>
+        <w:r>
+          <w:rPr>
+            <w:noProof/>
+            <w:webHidden/>
+          </w:rPr>
+          <w:fldChar w:fldCharType="end"/>
+        </w:r>
+      </w:hyperlink>
+    </w:p>
+    <w:p>
+      <w:pPr>
+        <w:pStyle w:val="TableofFigures"/>
+        <w:tabs>
+          <w:tab w:val="right" w:leader="dot" w:pos="8935"/>
+        </w:tabs>
+        <w:rPr>
+          <w:rFonts w:eastAsiaTheme="minorEastAsia"/>
+          <w:noProof/>
+          <w:lang w:eastAsia="en-GB"/>
+        </w:rPr>
+      </w:pPr>
+      <w:hyperlink w:anchor="_Toc228626372" w:history="1">
+        <w:r>
+          <w:rPr>
+            <w:rStyle w:val="Hyperlink"/>
+            <w:noProof/>
+          </w:rPr>
+          <w:t>Table 2. Key Components</w:t>
+        </w:r>
+        <w:r>
+          <w:rPr>
+            <w:noProof/>
+            <w:webHidden/>
+          </w:rPr>
+          <w:tab/>
+        </w:r>
+        <w:r>
+          <w:rPr>
+            <w:noProof/>
+            <w:webHidden/>
+          </w:rPr>
+          <w:fldChar w:fldCharType="begin"/>
+        </w:r>
+        <w:r>
+          <w:rPr>
+            <w:noProof/>
+            <w:webHidden/>
+          </w:rPr>
+          <w:instrText xml:space="preserve"> PAGEREF _Toc228626372 \h </w:instrText>
+        </w:r>
+        <w:r>
+          <w:rPr>
+            <w:noProof/>
+            <w:webHidden/>
+          </w:rPr>
+        </w:r>
+        <w:r>
+          <w:rPr>
+            <w:noProof/>
+            <w:webHidden/>
+          </w:rPr>
+          <w:fldChar w:fldCharType="separate"/>
+        </w:r>
+        <w:r>
+          <w:rPr>
+            <w:noProof/>
+            <w:webHidden/>
+          </w:rPr>
+          <w:t>13</w:t>
+        </w:r>
+        <w:r>
+          <w:rPr>
+            <w:noProof/>
+            <w:webHidden/>
+          </w:rPr>
+          <w:fldChar w:fldCharType="end"/>
+        </w:r>
+      </w:hyperlink>
+    </w:p>
+    <w:p>
+      <w:pPr>
+        <w:pStyle w:val="TableofFigures"/>
+        <w:tabs>
+          <w:tab w:val="right" w:leader="dot" w:pos="8935"/>
+        </w:tabs>
+        <w:rPr>
+          <w:rFonts w:eastAsiaTheme="minorEastAsia"/>
+          <w:noProof/>
+          <w:lang w:eastAsia="en-GB"/>
+        </w:rPr>
+      </w:pPr>
+      <w:hyperlink w:anchor="_Toc228626373" w:history="1">
+        <w:r>
+          <w:rPr>
+            <w:rStyle w:val="Hyperlink"/>
+            <w:noProof/>
+          </w:rPr>
+          <w:t>Table 3. Technologies and Materials Used</w:t>
+        </w:r>
+        <w:r>
+          <w:rPr>
+            <w:noProof/>
+            <w:webHidden/>
+          </w:rPr>
+          <w:tab/>
+        </w:r>
+        <w:r>
+          <w:rPr>
+            <w:noProof/>
+            <w:webHidden/>
+          </w:rPr>
+          <w:fldChar w:fldCharType="begin"/>
+        </w:r>
+        <w:r>
+          <w:rPr>
+            <w:noProof/>
+            <w:webHidden/>
+          </w:rPr>
+          <w:instrText xml:space="preserve"> PAGEREF _Toc228626373 \h </w:instrText>
+        </w:r>
+        <w:r>
+          <w:rPr>
+            <w:noProof/>
+            <w:webHidden/>
+          </w:rPr>
+        </w:r>
+        <w:r>
+          <w:rPr>
+            <w:noProof/>
+            <w:webHidden/>
+          </w:rPr>
+          <w:fldChar w:fldCharType="separate"/>
+        </w:r>
+        <w:r>
+          <w:rPr>
+            <w:noProof/>
+            <w:webHidden/>
+          </w:rPr>
+          <w:t>13</w:t>
+        </w:r>
+        <w:r>
+          <w:rPr>
+            <w:noProof/>
+            <w:webHidden/>
+          </w:rPr>
+          <w:fldChar w:fldCharType="end"/>
+        </w:r>
+      </w:hyperlink>
+    </w:p>
+    <w:p>
+      <w:pPr>
+        <w:rPr>
+          <w:rFonts w:ascii="Arial" w:hAnsi="Arial" w:cs="Arial"/>
+          <w:b/>
+          <w:bCs/>
           <w:sz w:val="22"/>
           <w:szCs w:val="22"/>
         </w:rPr>
@@ -3074,11 +3611,85 @@
       <w:r>
         <w:rPr>
           <w:rFonts w:ascii="Arial" w:hAnsi="Arial" w:cs="Arial"/>
+          <w:b/>
+          <w:bCs/>
           <w:sz w:val="22"/>
           <w:szCs w:val="22"/>
         </w:rPr>
-        <w:br w:type="page"/>
-      </w:r>
+        <w:fldChar w:fldCharType="end"/>
+      </w:r>
+    </w:p>
+    <w:p>
+      <w:pPr>
+        <w:rPr>
+          <w:rFonts w:ascii="Arial" w:hAnsi="Arial" w:cs="Arial"/>
+          <w:sz w:val="22"/>
+          <w:szCs w:val="22"/>
+        </w:rPr>
+      </w:pPr>
+    </w:p>
+    <w:p>
+      <w:pPr>
+        <w:rPr>
+          <w:rFonts w:ascii="Arial" w:hAnsi="Arial" w:cs="Arial"/>
+          <w:sz w:val="22"/>
+          <w:szCs w:val="22"/>
+        </w:rPr>
+      </w:pPr>
+    </w:p>
+    <w:p>
+      <w:pPr>
+        <w:rPr>
+          <w:rFonts w:ascii="Arial" w:hAnsi="Arial" w:cs="Arial"/>
+          <w:sz w:val="22"/>
+          <w:szCs w:val="22"/>
+        </w:rPr>
+      </w:pPr>
+    </w:p>
+    <w:p>
+      <w:pPr>
+        <w:rPr>
+          <w:rFonts w:ascii="Arial" w:hAnsi="Arial" w:cs="Arial"/>
+          <w:sz w:val="22"/>
+          <w:szCs w:val="22"/>
+        </w:rPr>
+      </w:pPr>
+    </w:p>
+    <w:p>
+      <w:pPr>
+        <w:rPr>
+          <w:rFonts w:ascii="Arial" w:hAnsi="Arial" w:cs="Arial"/>
+          <w:sz w:val="22"/>
+          <w:szCs w:val="22"/>
+        </w:rPr>
+      </w:pPr>
+    </w:p>
+    <w:p>
+      <w:pPr>
+        <w:rPr>
+          <w:rFonts w:ascii="Arial" w:hAnsi="Arial" w:cs="Arial"/>
+          <w:sz w:val="22"/>
+          <w:szCs w:val="22"/>
+        </w:rPr>
+      </w:pPr>
+    </w:p>
+    <w:p>
+      <w:pPr>
+        <w:rPr>
+          <w:rFonts w:ascii="Arial" w:hAnsi="Arial" w:cs="Arial"/>
+          <w:sz w:val="22"/>
+          <w:szCs w:val="22"/>
+        </w:rPr>
+      </w:pPr>
+    </w:p>
+    <w:p>
+      <w:pPr>
+        <w:rPr>
+          <w:rFonts w:ascii="Arial" w:hAnsi="Arial" w:cs="Arial"/>
+          <w:sz w:val="22"/>
+          <w:szCs w:val="22"/>
+        </w:rPr>
+      </w:pPr>
     </w:p>
     <w:p>
       <w:pPr>
@@ -3192,13 +3803,6 @@
       <w:r>
         <w:t>Finally, the report will also go into detail about the practical development process, including design ideas, planning and time it took. This includes an overview of the tools, materials and technologies used, as well as reflection on the project timeline and the challenges encountered during implementation and providing insight into the integration of hardware and software components and the testing results of the final product.</w:t>
       </w:r>
-    </w:p>
-    <w:p>
-      <w:pPr>
-        <w:rPr>
-          <w:rFonts w:ascii="Arial" w:hAnsi="Arial" w:cs="Arial"/>
-        </w:rPr>
-      </w:pPr>
     </w:p>
     <w:p>
       <w:pPr>
@@ -3379,7 +3983,14 @@
         <w:rPr>
           <w:rFonts w:ascii="Arial" w:hAnsi="Arial" w:cs="Arial"/>
         </w:rPr>
-        <w:t>feed into the needs of the consumers that can support a wider range of players while still maintaining effective gameplay interaction</w:t>
+        <w:t xml:space="preserve">feed into the needs of the consumers that can support a wider range of players while still maintaining effective </w:t>
+      </w:r>
+      <w:r>
+        <w:rPr>
+          <w:rFonts w:ascii="Arial" w:hAnsi="Arial" w:cs="Arial"/>
+        </w:rPr>
+        <w:lastRenderedPageBreak/>
+        <w:t>gameplay interaction</w:t>
       </w:r>
       <w:r>
         <w:rPr>
@@ -3391,14 +4002,7 @@
         <w:rPr>
           <w:rFonts w:ascii="Arial" w:hAnsi="Arial" w:cs="Arial"/>
         </w:rPr>
-        <w:t xml:space="preserve">This project aims to study and address the issue by </w:t>
-      </w:r>
-      <w:r>
-        <w:rPr>
-          <w:rFonts w:ascii="Arial" w:hAnsi="Arial" w:cs="Arial"/>
-        </w:rPr>
-        <w:lastRenderedPageBreak/>
-        <w:t>developing a custom controller that will be designed along with a game environment, enabling a more interactive and integrated player experience.</w:t>
+        <w:t>This project aims to study and address the issue by developing a custom controller that will be designed along with a game environment, enabling a more interactive and integrated player experience.</w:t>
       </w:r>
     </w:p>
     <w:p>
@@ -4239,7 +4843,17 @@
         </w:sdtContent>
       </w:sdt>
       <w:r>
-        <w:t xml:space="preserve"> .These are aspects that a lot of game studios have in mind when developing their games. There is also the physical form equipment that contributes to these forms of immersion for players, and one of the most important aspects is the input system that allows players to be immersed in the games they play. Having a comfortable controller is just as important as being able to play the game.</w:t>
+        <w:t xml:space="preserve"> </w:t>
+      </w:r>
+      <w:r>
+        <w:t>. These</w:t>
+      </w:r>
+      <w:r>
+        <w:t xml:space="preserve"> are aspects that a lot of game studios have in mind when developing their games. There is also the physical form equipment that contributes to these forms of immersion for players, and one of the most important aspects is the input system that allows players to be immersed in the games they play. Having a comfortable controller is </w:t>
+      </w:r>
+      <w:r>
+        <w:lastRenderedPageBreak/>
+        <w:t>just as important as being able to play the game.</w:t>
       </w:r>
     </w:p>
     <w:p>
@@ -4248,7 +4862,6 @@
       </w:pPr>
       <w:bookmarkStart w:id="13" w:name="_Toc228442232"/>
       <w:r>
-        <w:lastRenderedPageBreak/>
         <w:t>Accessibility</w:t>
       </w:r>
       <w:bookmarkEnd w:id="13"/>
@@ -8148,6 +8761,9 @@
         <w:pStyle w:val="BodyText"/>
         <w:spacing w:before="159" w:line="278" w:lineRule="auto"/>
         <w:ind w:left="0" w:right="160"/>
+        <w:rPr>
+          <w:spacing w:val="-2"/>
+        </w:rPr>
       </w:pPr>
       <w:r>
         <w:t>Along with the game controller, the Unity-Based game will be needed to work simultaneously along with the</w:t>
@@ -8281,10 +8897,11 @@
     </w:p>
     <w:p>
       <w:pPr>
-        <w:rPr>
-          <w:rFonts w:ascii="Arial" w:hAnsi="Arial" w:cs="Arial"/>
-          <w:i/>
-          <w:iCs/>
+        <w:pStyle w:val="BodyText"/>
+        <w:spacing w:before="159" w:line="278" w:lineRule="auto"/>
+        <w:ind w:left="0" w:right="160"/>
+        <w:rPr>
+          <w:spacing w:val="-2"/>
         </w:rPr>
       </w:pPr>
     </w:p>
@@ -8366,363 +8983,2461 @@
     </w:p>
     <w:p>
       <w:pPr>
-        <w:rPr>
-          <w:rFonts w:ascii="Arial" w:hAnsi="Arial" w:cs="Arial"/>
-        </w:rPr>
-      </w:pPr>
-    </w:p>
-    <w:p>
-      <w:pPr>
         <w:pStyle w:val="Heading1"/>
         <w:rPr>
           <w:sz w:val="32"/>
           <w:szCs w:val="32"/>
         </w:rPr>
       </w:pPr>
-      <w:bookmarkStart w:id="23" w:name="_Toc228442242"/>
+      <w:bookmarkStart w:id="23" w:name="_Toc228442243"/>
       <w:r>
         <w:rPr>
           <w:sz w:val="32"/>
           <w:szCs w:val="32"/>
         </w:rPr>
-        <w:t>4.2 Project Timeline</w:t>
-      </w:r>
-      <w:bookmarkEnd w:id="23"/>
-    </w:p>
-    <w:p>
-      <w:pPr>
-        <w:rPr>
-          <w:rFonts w:ascii="Arial" w:hAnsi="Arial" w:cs="Arial"/>
-        </w:rPr>
-      </w:pPr>
-    </w:p>
-    <w:p>
-      <w:pPr>
-        <w:rPr>
-          <w:rFonts w:ascii="Arial" w:hAnsi="Arial" w:cs="Arial"/>
-        </w:rPr>
-      </w:pPr>
-    </w:p>
-    <w:p>
-      <w:pPr>
-        <w:rPr>
-          <w:rFonts w:ascii="Arial" w:hAnsi="Arial" w:cs="Arial"/>
-        </w:rPr>
-      </w:pPr>
-    </w:p>
-    <w:p>
-      <w:pPr>
-        <w:pStyle w:val="Heading1"/>
+        <w:t>5</w:t>
+      </w:r>
+      <w:r>
         <w:rPr>
           <w:sz w:val="32"/>
           <w:szCs w:val="32"/>
         </w:rPr>
-      </w:pPr>
-      <w:bookmarkStart w:id="24" w:name="_Toc228442243"/>
-      <w:r>
+        <w:t>. Artefact Design</w:t>
+      </w:r>
+      <w:bookmarkEnd w:id="23"/>
+    </w:p>
+    <w:p>
+      <w:pPr>
+        <w:rPr>
+          <w:rFonts w:ascii="Arial" w:hAnsi="Arial" w:cs="Arial"/>
+        </w:rPr>
+      </w:pPr>
+      <w:r>
+        <w:rPr>
+          <w:rFonts w:ascii="Arial" w:hAnsi="Arial" w:cs="Arial"/>
+        </w:rPr>
+        <w:t>The artefact design was inspired by the WII remote it is essentially a handheld device that is placed in a rectangular 3D printed case with the top being a separate part that sits on top to cover the components within the case. The case has rounded corners with smooth surface to ensure the user is comfortable when holding the controller.</w:t>
+      </w:r>
+    </w:p>
+    <w:p>
+      <w:pPr>
+        <w:rPr>
+          <w:rFonts w:ascii="Arial" w:hAnsi="Arial" w:cs="Arial"/>
+        </w:rPr>
+      </w:pPr>
+      <w:r>
+        <w:rPr>
+          <w:rFonts w:ascii="Arial" w:hAnsi="Arial" w:cs="Arial"/>
+        </w:rPr>
+        <w:t>For the controller I decided to use green tapes to connect the case and the lid together to give ease of access to the inside components for replacements and upgrades as well as give a simple design such as improved grip so the device can be stable when moving around and holding. As you would hold any other remote the thumb naturally rests on top of the case where the button is just a little bit above the middle of the case.</w:t>
+      </w:r>
+    </w:p>
+    <w:p>
+      <w:pPr>
+        <w:rPr>
+          <w:rFonts w:ascii="Arial" w:hAnsi="Arial" w:cs="Arial"/>
+        </w:rPr>
+      </w:pPr>
+      <w:r>
+        <w:rPr>
+          <w:rFonts w:ascii="Arial" w:hAnsi="Arial" w:cs="Arial"/>
+        </w:rPr>
+        <w:t xml:space="preserve">The case was designed using a software called </w:t>
+      </w:r>
+      <w:r>
+        <w:rPr>
+          <w:rFonts w:ascii="Arial" w:hAnsi="Arial" w:cs="Arial"/>
+        </w:rPr>
+        <w:t>FreeCad</w:t>
+      </w:r>
+      <w:r>
+        <w:rPr>
+          <w:rFonts w:ascii="Arial" w:hAnsi="Arial" w:cs="Arial"/>
+        </w:rPr>
+        <w:t xml:space="preserve"> and the material used was a green PLA filament through </w:t>
+      </w:r>
+      <w:r>
+        <w:rPr>
+          <w:rFonts w:ascii="Arial" w:hAnsi="Arial" w:cs="Arial"/>
+        </w:rPr>
+        <w:t xml:space="preserve">the Bambulab P1s </w:t>
+      </w:r>
+      <w:r>
+        <w:rPr>
+          <w:rFonts w:ascii="Arial" w:hAnsi="Arial" w:cs="Arial"/>
+        </w:rPr>
+        <w:t>3D print</w:t>
+      </w:r>
+      <w:r>
+        <w:rPr>
+          <w:rFonts w:ascii="Arial" w:hAnsi="Arial" w:cs="Arial"/>
+        </w:rPr>
+        <w:t xml:space="preserve">er using a </w:t>
+      </w:r>
+      <w:r>
+        <w:rPr>
+          <w:rFonts w:ascii="Arial" w:hAnsi="Arial" w:cs="Arial"/>
+        </w:rPr>
+        <w:t>0.4 mm nozzle</w:t>
+      </w:r>
+      <w:r>
+        <w:rPr>
+          <w:rFonts w:ascii="Arial" w:hAnsi="Arial" w:cs="Arial"/>
+        </w:rPr>
+        <w:t xml:space="preserve">. The inside of the case contains the electronic components such as the breadboard, Pi Pico W H and the MPU6050. The overall shape of the case was designed with the intention of it looking like a remote and support the use of </w:t>
+      </w:r>
+      <w:r>
+        <w:rPr>
+          <w:rFonts w:ascii="Arial" w:hAnsi="Arial" w:cs="Arial"/>
+        </w:rPr>
+        <w:t>one-handed</w:t>
+      </w:r>
+      <w:r>
+        <w:rPr>
+          <w:rFonts w:ascii="Arial" w:hAnsi="Arial" w:cs="Arial"/>
+        </w:rPr>
+        <w:t xml:space="preserve"> motion control</w:t>
+      </w:r>
+      <w:r>
+        <w:rPr>
+          <w:rFonts w:ascii="Arial" w:hAnsi="Arial" w:cs="Arial"/>
+        </w:rPr>
+        <w:t xml:space="preserve"> as well as it being portable to carry around.</w:t>
+      </w:r>
+    </w:p>
+    <w:p>
+      <w:r>
+        <w:rPr>
+          <w:noProof/>
+        </w:rPr>
+        <w:lastRenderedPageBreak/>
+        <mc:AlternateContent>
+          <mc:Choice Requires="wps">
+            <w:drawing>
+              <wp:anchor distT="0" distB="0" distL="114300" distR="114300" simplePos="0" relativeHeight="251667456" behindDoc="0" locked="0" layoutInCell="1" allowOverlap="1" wp14:anchorId="23BE46AA" wp14:editId="31029A14">
+                <wp:simplePos x="0" y="0"/>
+                <wp:positionH relativeFrom="column">
+                  <wp:posOffset>2694305</wp:posOffset>
+                </wp:positionH>
+                <wp:positionV relativeFrom="paragraph">
+                  <wp:posOffset>4312285</wp:posOffset>
+                </wp:positionV>
+                <wp:extent cx="2402205" cy="635"/>
+                <wp:effectExtent l="0" t="0" r="0" b="0"/>
+                <wp:wrapSquare wrapText="bothSides"/>
+                <wp:docPr id="331056548" name="Text Box 1"/>
+                <wp:cNvGraphicFramePr/>
+                <a:graphic xmlns:a="http://schemas.openxmlformats.org/drawingml/2006/main">
+                  <a:graphicData uri="http://schemas.microsoft.com/office/word/2010/wordprocessingShape">
+                    <wps:wsp>
+                      <wps:cNvSpPr txBox="1"/>
+                      <wps:spPr>
+                        <a:xfrm>
+                          <a:off x="0" y="0"/>
+                          <a:ext cx="2402205" cy="635"/>
+                        </a:xfrm>
+                        <a:prstGeom prst="rect">
+                          <a:avLst/>
+                        </a:prstGeom>
+                        <a:solidFill>
+                          <a:prstClr val="white"/>
+                        </a:solidFill>
+                        <a:ln>
+                          <a:noFill/>
+                        </a:ln>
+                      </wps:spPr>
+                      <wps:txbx>
+                        <w:txbxContent>
+                          <w:p>
+                            <w:pPr>
+                              <w:pStyle w:val="Caption"/>
+                              <w:rPr>
+                                <w:noProof/>
+                                <w:sz w:val="22"/>
+                                <w:szCs w:val="22"/>
+                              </w:rPr>
+                            </w:pPr>
+                            <w:bookmarkStart w:id="24" w:name="_Toc228625648"/>
+                            <w:r>
+                              <w:rPr>
+                                <w:sz w:val="22"/>
+                                <w:szCs w:val="22"/>
+                              </w:rPr>
+                              <w:t xml:space="preserve">Figure </w:t>
+                            </w:r>
+                            <w:r>
+                              <w:rPr>
+                                <w:sz w:val="22"/>
+                                <w:szCs w:val="22"/>
+                              </w:rPr>
+                              <w:fldChar w:fldCharType="begin"/>
+                            </w:r>
+                            <w:r>
+                              <w:rPr>
+                                <w:sz w:val="22"/>
+                                <w:szCs w:val="22"/>
+                              </w:rPr>
+                              <w:instrText xml:space="preserve"> SEQ Figure \* ARABIC </w:instrText>
+                            </w:r>
+                            <w:r>
+                              <w:rPr>
+                                <w:sz w:val="22"/>
+                                <w:szCs w:val="22"/>
+                              </w:rPr>
+                              <w:fldChar w:fldCharType="separate"/>
+                            </w:r>
+                            <w:r>
+                              <w:rPr>
+                                <w:noProof/>
+                                <w:sz w:val="22"/>
+                                <w:szCs w:val="22"/>
+                              </w:rPr>
+                              <w:t>1</w:t>
+                            </w:r>
+                            <w:r>
+                              <w:rPr>
+                                <w:sz w:val="22"/>
+                                <w:szCs w:val="22"/>
+                              </w:rPr>
+                              <w:fldChar w:fldCharType="end"/>
+                            </w:r>
+                            <w:r>
+                              <w:rPr>
+                                <w:sz w:val="22"/>
+                                <w:szCs w:val="22"/>
+                              </w:rPr>
+                              <w:t>. Components within the Case</w:t>
+                            </w:r>
+                            <w:bookmarkEnd w:id="24"/>
+                          </w:p>
+                        </w:txbxContent>
+                      </wps:txbx>
+                      <wps:bodyPr rot="0" spcFirstLastPara="0" vertOverflow="overflow" horzOverflow="overflow" vert="horz" wrap="square" lIns="0" tIns="0" rIns="0" bIns="0" numCol="1" spcCol="0" rtlCol="0" fromWordArt="0" anchor="t" anchorCtr="0" forceAA="0" compatLnSpc="1">
+                        <a:prstTxWarp prst="textNoShape">
+                          <a:avLst/>
+                        </a:prstTxWarp>
+                        <a:spAutoFit/>
+                      </wps:bodyPr>
+                    </wps:wsp>
+                  </a:graphicData>
+                </a:graphic>
+              </wp:anchor>
+            </w:drawing>
+          </mc:Choice>
+          <mc:Fallback>
+            <w:pict>
+              <v:shapetype w14:anchorId="23BE46AA" id="_x0000_t202" coordsize="21600,21600" o:spt="202" path="m,l,21600r21600,l21600,xe">
+                <v:stroke joinstyle="miter"/>
+                <v:path gradientshapeok="t" o:connecttype="rect"/>
+              </v:shapetype>
+              <v:shape id="Text Box 1" o:spid="_x0000_s1026" type="#_x0000_t202" style="position:absolute;margin-left:212.15pt;margin-top:339.55pt;width:189.15pt;height:.05pt;z-index:251667456;visibility:visible;mso-wrap-style:square;mso-wrap-distance-left:9pt;mso-wrap-distance-top:0;mso-wrap-distance-right:9pt;mso-wrap-distance-bottom:0;mso-position-horizontal:absolute;mso-position-horizontal-relative:text;mso-position-vertical:absolute;mso-position-vertical-relative:text;v-text-anchor:top" o:gfxdata="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" stroked="f">
+                <v:textbox style="mso-fit-shape-to-text:t" inset="0,0,0,0">
+                  <w:txbxContent>
+                    <w:p>
+                      <w:pPr>
+                        <w:pStyle w:val="Caption"/>
+                        <w:rPr>
+                          <w:noProof/>
+                          <w:sz w:val="22"/>
+                          <w:szCs w:val="22"/>
+                        </w:rPr>
+                      </w:pPr>
+                      <w:bookmarkStart w:id="25" w:name="_Toc228625648"/>
+                      <w:r>
+                        <w:rPr>
+                          <w:sz w:val="22"/>
+                          <w:szCs w:val="22"/>
+                        </w:rPr>
+                        <w:t xml:space="preserve">Figure </w:t>
+                      </w:r>
+                      <w:r>
+                        <w:rPr>
+                          <w:sz w:val="22"/>
+                          <w:szCs w:val="22"/>
+                        </w:rPr>
+                        <w:fldChar w:fldCharType="begin"/>
+                      </w:r>
+                      <w:r>
+                        <w:rPr>
+                          <w:sz w:val="22"/>
+                          <w:szCs w:val="22"/>
+                        </w:rPr>
+                        <w:instrText xml:space="preserve"> SEQ Figure \* ARABIC </w:instrText>
+                      </w:r>
+                      <w:r>
+                        <w:rPr>
+                          <w:sz w:val="22"/>
+                          <w:szCs w:val="22"/>
+                        </w:rPr>
+                        <w:fldChar w:fldCharType="separate"/>
+                      </w:r>
+                      <w:r>
+                        <w:rPr>
+                          <w:noProof/>
+                          <w:sz w:val="22"/>
+                          <w:szCs w:val="22"/>
+                        </w:rPr>
+                        <w:t>1</w:t>
+                      </w:r>
+                      <w:r>
+                        <w:rPr>
+                          <w:sz w:val="22"/>
+                          <w:szCs w:val="22"/>
+                        </w:rPr>
+                        <w:fldChar w:fldCharType="end"/>
+                      </w:r>
+                      <w:r>
+                        <w:rPr>
+                          <w:sz w:val="22"/>
+                          <w:szCs w:val="22"/>
+                        </w:rPr>
+                        <w:t>. Components within the Case</w:t>
+                      </w:r>
+                      <w:bookmarkEnd w:id="25"/>
+                    </w:p>
+                  </w:txbxContent>
+                </v:textbox>
+                <w10:wrap type="square"/>
+              </v:shape>
+            </w:pict>
+          </mc:Fallback>
+        </mc:AlternateContent>
+      </w:r>
+      <w:r>
+        <w:rPr>
+          <w:noProof/>
+        </w:rPr>
+        <w:drawing>
+          <wp:anchor distT="0" distB="0" distL="114300" distR="114300" simplePos="0" relativeHeight="251663360" behindDoc="0" locked="0" layoutInCell="1" allowOverlap="1" wp14:anchorId="1E759C2B" wp14:editId="2A1C14CE">
+            <wp:simplePos x="0" y="0"/>
+            <wp:positionH relativeFrom="column">
+              <wp:posOffset>2694305</wp:posOffset>
+            </wp:positionH>
+            <wp:positionV relativeFrom="paragraph">
+              <wp:posOffset>5080</wp:posOffset>
+            </wp:positionV>
+            <wp:extent cx="2402205" cy="4250055"/>
+            <wp:effectExtent l="0" t="0" r="0" b="0"/>
+            <wp:wrapSquare wrapText="bothSides"/>
+            <wp:docPr id="116318946" name="Picture 6"/>
+            <wp:cNvGraphicFramePr>
+              <a:graphicFrameLocks xmlns:a="http://schemas.openxmlformats.org/drawingml/2006/main" noChangeAspect="1"/>
+            </wp:cNvGraphicFramePr>
+            <a:graphic xmlns:a="http://schemas.openxmlformats.org/drawingml/2006/main">
+              <a:graphicData uri="http://schemas.openxmlformats.org/drawingml/2006/picture">
+                <pic:pic xmlns:pic="http://schemas.openxmlformats.org/drawingml/2006/picture">
+                  <pic:nvPicPr>
+                    <pic:cNvPr id="0" name="Picture 12"/>
+                    <pic:cNvPicPr>
+                      <a:picLocks noChangeAspect="1" noChangeArrowheads="1"/>
+                    </pic:cNvPicPr>
+                  </pic:nvPicPr>
+                  <pic:blipFill>
+                    <a:blip r:embed="rId8" cstate="print">
+                      <a:extLst>
+                        <a:ext uri="{28A0092B-C50C-407E-A947-70E740481C1C}">
+                          <a14:useLocalDpi xmlns:a14="http://schemas.microsoft.com/office/drawing/2010/main" val="0"/>
+                        </a:ext>
+                      </a:extLst>
+                    </a:blip>
+                    <a:srcRect/>
+                    <a:stretch>
+                      <a:fillRect/>
+                    </a:stretch>
+                  </pic:blipFill>
+                  <pic:spPr bwMode="auto">
+                    <a:xfrm>
+                      <a:off x="0" y="0"/>
+                      <a:ext cx="2402205" cy="4250055"/>
+                    </a:xfrm>
+                    <a:prstGeom prst="rect">
+                      <a:avLst/>
+                    </a:prstGeom>
+                    <a:noFill/>
+                    <a:ln>
+                      <a:noFill/>
+                    </a:ln>
+                  </pic:spPr>
+                </pic:pic>
+              </a:graphicData>
+            </a:graphic>
+            <wp14:sizeRelH relativeFrom="page">
+              <wp14:pctWidth>0</wp14:pctWidth>
+            </wp14:sizeRelH>
+            <wp14:sizeRelV relativeFrom="page">
+              <wp14:pctHeight>0</wp14:pctHeight>
+            </wp14:sizeRelV>
+          </wp:anchor>
+        </w:drawing>
+      </w:r>
+      <w:r>
+        <w:rPr>
+          <w:noProof/>
+        </w:rPr>
+        <mc:AlternateContent>
+          <mc:Choice Requires="wps">
+            <w:drawing>
+              <wp:anchor distT="0" distB="0" distL="114300" distR="114300" simplePos="0" relativeHeight="251665408" behindDoc="0" locked="0" layoutInCell="1" allowOverlap="1" wp14:anchorId="577CB8E7" wp14:editId="74613388">
+                <wp:simplePos x="0" y="0"/>
+                <wp:positionH relativeFrom="column">
+                  <wp:posOffset>-450850</wp:posOffset>
+                </wp:positionH>
+                <wp:positionV relativeFrom="paragraph">
+                  <wp:posOffset>4307205</wp:posOffset>
+                </wp:positionV>
+                <wp:extent cx="2402205" cy="635"/>
+                <wp:effectExtent l="0" t="0" r="0" b="0"/>
+                <wp:wrapSquare wrapText="bothSides"/>
+                <wp:docPr id="767048402" name="Text Box 1"/>
+                <wp:cNvGraphicFramePr/>
+                <a:graphic xmlns:a="http://schemas.openxmlformats.org/drawingml/2006/main">
+                  <a:graphicData uri="http://schemas.microsoft.com/office/word/2010/wordprocessingShape">
+                    <wps:wsp>
+                      <wps:cNvSpPr txBox="1"/>
+                      <wps:spPr>
+                        <a:xfrm>
+                          <a:off x="0" y="0"/>
+                          <a:ext cx="2402205" cy="635"/>
+                        </a:xfrm>
+                        <a:prstGeom prst="rect">
+                          <a:avLst/>
+                        </a:prstGeom>
+                        <a:solidFill>
+                          <a:prstClr val="white"/>
+                        </a:solidFill>
+                        <a:ln>
+                          <a:noFill/>
+                        </a:ln>
+                      </wps:spPr>
+                      <wps:txbx>
+                        <w:txbxContent>
+                          <w:p>
+                            <w:pPr>
+                              <w:pStyle w:val="Caption"/>
+                              <w:rPr>
+                                <w:noProof/>
+                                <w:sz w:val="22"/>
+                                <w:szCs w:val="22"/>
+                              </w:rPr>
+                            </w:pPr>
+                            <w:bookmarkStart w:id="26" w:name="_Toc228625649"/>
+                            <w:r>
+                              <w:rPr>
+                                <w:sz w:val="22"/>
+                                <w:szCs w:val="22"/>
+                              </w:rPr>
+                              <w:t xml:space="preserve">Figure </w:t>
+                            </w:r>
+                            <w:r>
+                              <w:rPr>
+                                <w:sz w:val="22"/>
+                                <w:szCs w:val="22"/>
+                              </w:rPr>
+                              <w:fldChar w:fldCharType="begin"/>
+                            </w:r>
+                            <w:r>
+                              <w:rPr>
+                                <w:sz w:val="22"/>
+                                <w:szCs w:val="22"/>
+                              </w:rPr>
+                              <w:instrText xml:space="preserve"> SEQ Figure \* ARABIC </w:instrText>
+                            </w:r>
+                            <w:r>
+                              <w:rPr>
+                                <w:sz w:val="22"/>
+                                <w:szCs w:val="22"/>
+                              </w:rPr>
+                              <w:fldChar w:fldCharType="separate"/>
+                            </w:r>
+                            <w:r>
+                              <w:rPr>
+                                <w:noProof/>
+                                <w:sz w:val="22"/>
+                                <w:szCs w:val="22"/>
+                              </w:rPr>
+                              <w:t>2</w:t>
+                            </w:r>
+                            <w:r>
+                              <w:rPr>
+                                <w:sz w:val="22"/>
+                                <w:szCs w:val="22"/>
+                              </w:rPr>
+                              <w:fldChar w:fldCharType="end"/>
+                            </w:r>
+                            <w:r>
+                              <w:rPr>
+                                <w:sz w:val="22"/>
+                                <w:szCs w:val="22"/>
+                              </w:rPr>
+                              <w:t>. Design of case with Lid</w:t>
+                            </w:r>
+                            <w:bookmarkEnd w:id="26"/>
+                          </w:p>
+                        </w:txbxContent>
+                      </wps:txbx>
+                      <wps:bodyPr rot="0" spcFirstLastPara="0" vertOverflow="overflow" horzOverflow="overflow" vert="horz" wrap="square" lIns="0" tIns="0" rIns="0" bIns="0" numCol="1" spcCol="0" rtlCol="0" fromWordArt="0" anchor="t" anchorCtr="0" forceAA="0" compatLnSpc="1">
+                        <a:prstTxWarp prst="textNoShape">
+                          <a:avLst/>
+                        </a:prstTxWarp>
+                        <a:spAutoFit/>
+                      </wps:bodyPr>
+                    </wps:wsp>
+                  </a:graphicData>
+                </a:graphic>
+              </wp:anchor>
+            </w:drawing>
+          </mc:Choice>
+          <mc:Fallback>
+            <w:pict>
+              <v:shape w14:anchorId="577CB8E7" id="_x0000_s1027" type="#_x0000_t202" style="position:absolute;margin-left:-35.5pt;margin-top:339.15pt;width:189.15pt;height:.05pt;z-index:251665408;visibility:visible;mso-wrap-style:square;mso-wrap-distance-left:9pt;mso-wrap-distance-top:0;mso-wrap-distance-right:9pt;mso-wrap-distance-bottom:0;mso-position-horizontal:absolute;mso-position-horizontal-relative:text;mso-position-vertical:absolute;mso-position-vertical-relative:text;v-text-anchor:top" o:gfxdata="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" stroked="f">
+                <v:textbox style="mso-fit-shape-to-text:t" inset="0,0,0,0">
+                  <w:txbxContent>
+                    <w:p>
+                      <w:pPr>
+                        <w:pStyle w:val="Caption"/>
+                        <w:rPr>
+                          <w:noProof/>
+                          <w:sz w:val="22"/>
+                          <w:szCs w:val="22"/>
+                        </w:rPr>
+                      </w:pPr>
+                      <w:bookmarkStart w:id="27" w:name="_Toc228625649"/>
+                      <w:r>
+                        <w:rPr>
+                          <w:sz w:val="22"/>
+                          <w:szCs w:val="22"/>
+                        </w:rPr>
+                        <w:t xml:space="preserve">Figure </w:t>
+                      </w:r>
+                      <w:r>
+                        <w:rPr>
+                          <w:sz w:val="22"/>
+                          <w:szCs w:val="22"/>
+                        </w:rPr>
+                        <w:fldChar w:fldCharType="begin"/>
+                      </w:r>
+                      <w:r>
+                        <w:rPr>
+                          <w:sz w:val="22"/>
+                          <w:szCs w:val="22"/>
+                        </w:rPr>
+                        <w:instrText xml:space="preserve"> SEQ Figure \* ARABIC </w:instrText>
+                      </w:r>
+                      <w:r>
+                        <w:rPr>
+                          <w:sz w:val="22"/>
+                          <w:szCs w:val="22"/>
+                        </w:rPr>
+                        <w:fldChar w:fldCharType="separate"/>
+                      </w:r>
+                      <w:r>
+                        <w:rPr>
+                          <w:noProof/>
+                          <w:sz w:val="22"/>
+                          <w:szCs w:val="22"/>
+                        </w:rPr>
+                        <w:t>2</w:t>
+                      </w:r>
+                      <w:r>
+                        <w:rPr>
+                          <w:sz w:val="22"/>
+                          <w:szCs w:val="22"/>
+                        </w:rPr>
+                        <w:fldChar w:fldCharType="end"/>
+                      </w:r>
+                      <w:r>
+                        <w:rPr>
+                          <w:sz w:val="22"/>
+                          <w:szCs w:val="22"/>
+                        </w:rPr>
+                        <w:t>. Design of case with Lid</w:t>
+                      </w:r>
+                      <w:bookmarkEnd w:id="27"/>
+                    </w:p>
+                  </w:txbxContent>
+                </v:textbox>
+                <w10:wrap type="square"/>
+              </v:shape>
+            </w:pict>
+          </mc:Fallback>
+        </mc:AlternateContent>
+      </w:r>
+      <w:r>
+        <w:rPr>
+          <w:noProof/>
+        </w:rPr>
+        <w:drawing>
+          <wp:anchor distT="0" distB="0" distL="114300" distR="114300" simplePos="0" relativeHeight="251662336" behindDoc="0" locked="0" layoutInCell="1" allowOverlap="1" wp14:anchorId="61DB885B" wp14:editId="4C4C791C">
+            <wp:simplePos x="0" y="0"/>
+            <wp:positionH relativeFrom="column">
+              <wp:posOffset>-450906</wp:posOffset>
+            </wp:positionH>
+            <wp:positionV relativeFrom="paragraph">
+              <wp:posOffset>517</wp:posOffset>
+            </wp:positionV>
+            <wp:extent cx="2402599" cy="4250453"/>
+            <wp:effectExtent l="0" t="0" r="0" b="0"/>
+            <wp:wrapSquare wrapText="bothSides"/>
+            <wp:docPr id="831535539" name="Picture 3"/>
+            <wp:cNvGraphicFramePr>
+              <a:graphicFrameLocks xmlns:a="http://schemas.openxmlformats.org/drawingml/2006/main" noChangeAspect="1"/>
+            </wp:cNvGraphicFramePr>
+            <a:graphic xmlns:a="http://schemas.openxmlformats.org/drawingml/2006/main">
+              <a:graphicData uri="http://schemas.openxmlformats.org/drawingml/2006/picture">
+                <pic:pic xmlns:pic="http://schemas.openxmlformats.org/drawingml/2006/picture">
+                  <pic:nvPicPr>
+                    <pic:cNvPr id="0" name="Picture 1"/>
+                    <pic:cNvPicPr>
+                      <a:picLocks noChangeAspect="1" noChangeArrowheads="1"/>
+                    </pic:cNvPicPr>
+                  </pic:nvPicPr>
+                  <pic:blipFill>
+                    <a:blip r:embed="rId9" cstate="print">
+                      <a:extLst>
+                        <a:ext uri="{28A0092B-C50C-407E-A947-70E740481C1C}">
+                          <a14:useLocalDpi xmlns:a14="http://schemas.microsoft.com/office/drawing/2010/main" val="0"/>
+                        </a:ext>
+                      </a:extLst>
+                    </a:blip>
+                    <a:srcRect/>
+                    <a:stretch>
+                      <a:fillRect/>
+                    </a:stretch>
+                  </pic:blipFill>
+                  <pic:spPr bwMode="auto">
+                    <a:xfrm>
+                      <a:off x="0" y="0"/>
+                      <a:ext cx="2402599" cy="4250453"/>
+                    </a:xfrm>
+                    <a:prstGeom prst="rect">
+                      <a:avLst/>
+                    </a:prstGeom>
+                    <a:noFill/>
+                    <a:ln>
+                      <a:noFill/>
+                    </a:ln>
+                  </pic:spPr>
+                </pic:pic>
+              </a:graphicData>
+            </a:graphic>
+            <wp14:sizeRelH relativeFrom="page">
+              <wp14:pctWidth>0</wp14:pctWidth>
+            </wp14:sizeRelH>
+            <wp14:sizeRelV relativeFrom="page">
+              <wp14:pctHeight>0</wp14:pctHeight>
+            </wp14:sizeRelV>
+          </wp:anchor>
+        </w:drawing>
+      </w:r>
+    </w:p>
+    <w:p/>
+    <w:p/>
+    <w:p/>
+    <w:p/>
+    <w:p/>
+    <w:p/>
+    <w:p/>
+    <w:p/>
+    <w:p/>
+    <w:p/>
+    <w:p/>
+    <w:p/>
+    <w:p/>
+    <w:p/>
+    <w:p>
+      <w:pPr>
+        <w:pStyle w:val="Heading1"/>
         <w:rPr>
           <w:sz w:val="32"/>
           <w:szCs w:val="32"/>
         </w:rPr>
-        <w:t>5</w:t>
-      </w:r>
+      </w:pPr>
+      <w:bookmarkStart w:id="28" w:name="_Toc228442244"/>
       <w:r>
         <w:rPr>
           <w:sz w:val="32"/>
           <w:szCs w:val="32"/>
         </w:rPr>
-        <w:t>. Artefact Design</w:t>
-      </w:r>
-      <w:bookmarkEnd w:id="24"/>
-    </w:p>
-    <w:p>
-      <w:pPr>
-        <w:rPr>
-          <w:rFonts w:ascii="Arial" w:hAnsi="Arial" w:cs="Arial"/>
-        </w:rPr>
-      </w:pPr>
-      <w:r>
-        <w:rPr>
-          <w:rFonts w:ascii="Arial" w:hAnsi="Arial" w:cs="Arial"/>
-        </w:rPr>
-        <w:t>Use this section to give an objective and factual description of your artefact's design. Use clear, precise language and visuals to present the information.</w:t>
-      </w:r>
-    </w:p>
-    <w:p>
-      <w:pPr>
-        <w:pStyle w:val="Heading1"/>
+        <w:t>5</w:t>
+      </w:r>
+      <w:r>
         <w:rPr>
           <w:sz w:val="32"/>
           <w:szCs w:val="32"/>
         </w:rPr>
-      </w:pPr>
-      <w:bookmarkStart w:id="25" w:name="_Toc228442244"/>
-      <w:r>
+        <w:t>.1 Design Specifications</w:t>
+      </w:r>
+      <w:bookmarkEnd w:id="28"/>
+    </w:p>
+    <w:tbl>
+      <w:tblPr>
+        <w:tblStyle w:val="TableGridLight"/>
+        <w:tblW w:w="0" w:type="auto"/>
+        <w:tblLook w:val="04A0" w:firstRow="1" w:lastRow="0" w:firstColumn="1" w:lastColumn="0" w:noHBand="0" w:noVBand="1"/>
+      </w:tblPr>
+      <w:tblGrid>
+        <w:gridCol w:w="4305"/>
+        <w:gridCol w:w="4306"/>
+      </w:tblGrid>
+      <w:tr>
+        <w:tc>
+          <w:tcPr>
+            <w:tcW w:w="4305" w:type="dxa"/>
+          </w:tcPr>
+          <w:p>
+            <w:pPr>
+              <w:rPr>
+                <w:rFonts w:ascii="Arial" w:hAnsi="Arial" w:cs="Arial"/>
+                <w:b/>
+                <w:bCs/>
+                <w:color w:val="156082" w:themeColor="accent1"/>
+              </w:rPr>
+            </w:pPr>
+            <w:r>
+              <w:rPr>
+                <w:rFonts w:ascii="Arial" w:hAnsi="Arial" w:cs="Arial"/>
+                <w:b/>
+                <w:bCs/>
+                <w:color w:val="156082" w:themeColor="accent1"/>
+              </w:rPr>
+              <w:t>Specification</w:t>
+            </w:r>
+          </w:p>
+        </w:tc>
+        <w:tc>
+          <w:tcPr>
+            <w:tcW w:w="4306" w:type="dxa"/>
+          </w:tcPr>
+          <w:p>
+            <w:pPr>
+              <w:rPr>
+                <w:rFonts w:ascii="Arial" w:hAnsi="Arial" w:cs="Arial"/>
+                <w:b/>
+                <w:bCs/>
+                <w:color w:val="156082" w:themeColor="accent1"/>
+              </w:rPr>
+            </w:pPr>
+            <w:r>
+              <w:rPr>
+                <w:rFonts w:ascii="Arial" w:hAnsi="Arial" w:cs="Arial"/>
+                <w:b/>
+                <w:bCs/>
+                <w:color w:val="156082" w:themeColor="accent1"/>
+              </w:rPr>
+              <w:t>Requirements / Constraint</w:t>
+            </w:r>
+          </w:p>
+        </w:tc>
+      </w:tr>
+      <w:tr>
+        <w:tc>
+          <w:tcPr>
+            <w:tcW w:w="4305" w:type="dxa"/>
+          </w:tcPr>
+          <w:p>
+            <w:pPr>
+              <w:rPr>
+                <w:rFonts w:ascii="Arial" w:hAnsi="Arial" w:cs="Arial"/>
+                <w:color w:val="000000" w:themeColor="text1"/>
+              </w:rPr>
+            </w:pPr>
+            <w:r>
+              <w:rPr>
+                <w:rFonts w:ascii="Arial" w:hAnsi="Arial" w:cs="Arial"/>
+                <w:color w:val="000000" w:themeColor="text1"/>
+              </w:rPr>
+              <w:t>Portability</w:t>
+            </w:r>
+          </w:p>
+        </w:tc>
+        <w:tc>
+          <w:tcPr>
+            <w:tcW w:w="4306" w:type="dxa"/>
+          </w:tcPr>
+          <w:p>
+            <w:pPr>
+              <w:rPr>
+                <w:rFonts w:ascii="Arial" w:hAnsi="Arial" w:cs="Arial"/>
+              </w:rPr>
+            </w:pPr>
+            <w:r>
+              <w:rPr>
+                <w:rFonts w:ascii="Arial" w:hAnsi="Arial" w:cs="Arial"/>
+              </w:rPr>
+              <w:t xml:space="preserve">The artefact must be compact and lightweight enough to be comfortably used with one </w:t>
+            </w:r>
+            <w:r>
+              <w:rPr>
+                <w:rFonts w:ascii="Arial" w:hAnsi="Arial" w:cs="Arial"/>
+              </w:rPr>
+              <w:t>hand</w:t>
+            </w:r>
+          </w:p>
+        </w:tc>
+      </w:tr>
+      <w:tr>
+        <w:tc>
+          <w:tcPr>
+            <w:tcW w:w="4305" w:type="dxa"/>
+          </w:tcPr>
+          <w:p>
+            <w:pPr>
+              <w:rPr>
+                <w:rFonts w:ascii="Arial" w:hAnsi="Arial" w:cs="Arial"/>
+              </w:rPr>
+            </w:pPr>
+            <w:r>
+              <w:rPr>
+                <w:rFonts w:ascii="Arial" w:hAnsi="Arial" w:cs="Arial"/>
+              </w:rPr>
+              <w:t>Ergonomics</w:t>
+            </w:r>
+          </w:p>
+        </w:tc>
+        <w:tc>
+          <w:tcPr>
+            <w:tcW w:w="4306" w:type="dxa"/>
+          </w:tcPr>
+          <w:p>
+            <w:pPr>
+              <w:rPr>
+                <w:rFonts w:ascii="Arial" w:hAnsi="Arial" w:cs="Arial"/>
+              </w:rPr>
+            </w:pPr>
+            <w:r>
+              <w:rPr>
+                <w:rFonts w:ascii="Arial" w:hAnsi="Arial" w:cs="Arial"/>
+              </w:rPr>
+              <w:t>The design must allow a natural thumb position and secure grip when holding the controller.</w:t>
+            </w:r>
+          </w:p>
+        </w:tc>
+      </w:tr>
+      <w:tr>
+        <w:tc>
+          <w:tcPr>
+            <w:tcW w:w="4305" w:type="dxa"/>
+          </w:tcPr>
+          <w:p>
+            <w:pPr>
+              <w:rPr>
+                <w:rFonts w:ascii="Arial" w:hAnsi="Arial" w:cs="Arial"/>
+              </w:rPr>
+            </w:pPr>
+            <w:r>
+              <w:rPr>
+                <w:rFonts w:ascii="Arial" w:hAnsi="Arial" w:cs="Arial"/>
+              </w:rPr>
+              <w:t>Durability</w:t>
+            </w:r>
+          </w:p>
+        </w:tc>
+        <w:tc>
+          <w:tcPr>
+            <w:tcW w:w="4306" w:type="dxa"/>
+          </w:tcPr>
+          <w:p>
+            <w:pPr>
+              <w:rPr>
+                <w:rFonts w:ascii="Arial" w:hAnsi="Arial" w:cs="Arial"/>
+              </w:rPr>
+            </w:pPr>
+            <w:r>
+              <w:rPr>
+                <w:rFonts w:ascii="Arial" w:hAnsi="Arial" w:cs="Arial"/>
+              </w:rPr>
+              <w:t>The case must protect the internal electronics from impacts and handling.</w:t>
+            </w:r>
+          </w:p>
+        </w:tc>
+      </w:tr>
+      <w:tr>
+        <w:tc>
+          <w:tcPr>
+            <w:tcW w:w="4305" w:type="dxa"/>
+          </w:tcPr>
+          <w:p>
+            <w:pPr>
+              <w:rPr>
+                <w:rFonts w:ascii="Arial" w:hAnsi="Arial" w:cs="Arial"/>
+              </w:rPr>
+            </w:pPr>
+            <w:r>
+              <w:rPr>
+                <w:rFonts w:ascii="Arial" w:hAnsi="Arial" w:cs="Arial"/>
+              </w:rPr>
+              <w:t>Material</w:t>
+            </w:r>
+          </w:p>
+        </w:tc>
+        <w:tc>
+          <w:tcPr>
+            <w:tcW w:w="4306" w:type="dxa"/>
+          </w:tcPr>
+          <w:p>
+            <w:pPr>
+              <w:rPr>
+                <w:rFonts w:ascii="Arial" w:hAnsi="Arial" w:cs="Arial"/>
+              </w:rPr>
+            </w:pPr>
+            <w:r>
+              <w:rPr>
+                <w:rFonts w:ascii="Arial" w:hAnsi="Arial" w:cs="Arial"/>
+              </w:rPr>
+              <w:t>The casting must be manufacturable using 3D printing with PLA filament.</w:t>
+            </w:r>
+          </w:p>
+        </w:tc>
+      </w:tr>
+      <w:tr>
+        <w:tc>
+          <w:tcPr>
+            <w:tcW w:w="4305" w:type="dxa"/>
+          </w:tcPr>
+          <w:p>
+            <w:pPr>
+              <w:rPr>
+                <w:rFonts w:ascii="Arial" w:hAnsi="Arial" w:cs="Arial"/>
+              </w:rPr>
+            </w:pPr>
+            <w:r>
+              <w:rPr>
+                <w:rFonts w:ascii="Arial" w:hAnsi="Arial" w:cs="Arial"/>
+              </w:rPr>
+              <w:t>Size Constraints</w:t>
+            </w:r>
+          </w:p>
+        </w:tc>
+        <w:tc>
+          <w:tcPr>
+            <w:tcW w:w="4306" w:type="dxa"/>
+          </w:tcPr>
+          <w:p>
+            <w:pPr>
+              <w:rPr>
+                <w:rFonts w:ascii="Arial" w:hAnsi="Arial" w:cs="Arial"/>
+              </w:rPr>
+            </w:pPr>
+            <w:r>
+              <w:rPr>
+                <w:rFonts w:ascii="Arial" w:hAnsi="Arial" w:cs="Arial"/>
+              </w:rPr>
+              <w:t>The artefact dimensions must fit within the available 3D printer build size.</w:t>
+            </w:r>
+          </w:p>
+        </w:tc>
+      </w:tr>
+      <w:tr>
+        <w:tc>
+          <w:tcPr>
+            <w:tcW w:w="4305" w:type="dxa"/>
+          </w:tcPr>
+          <w:p>
+            <w:pPr>
+              <w:rPr>
+                <w:rFonts w:ascii="Arial" w:hAnsi="Arial" w:cs="Arial"/>
+              </w:rPr>
+            </w:pPr>
+            <w:r>
+              <w:rPr>
+                <w:rFonts w:ascii="Arial" w:hAnsi="Arial" w:cs="Arial"/>
+              </w:rPr>
+              <w:t>Internal Space</w:t>
+            </w:r>
+          </w:p>
+        </w:tc>
+        <w:tc>
+          <w:tcPr>
+            <w:tcW w:w="4306" w:type="dxa"/>
+          </w:tcPr>
+          <w:p>
+            <w:pPr>
+              <w:rPr>
+                <w:rFonts w:ascii="Arial" w:hAnsi="Arial" w:cs="Arial"/>
+              </w:rPr>
+            </w:pPr>
+            <w:r>
+              <w:rPr>
+                <w:rFonts w:ascii="Arial" w:hAnsi="Arial" w:cs="Arial"/>
+              </w:rPr>
+              <w:t>The enclosure must provide sufficient room for the internal electronics and wiring</w:t>
+            </w:r>
+          </w:p>
+        </w:tc>
+      </w:tr>
+      <w:tr>
+        <w:tc>
+          <w:tcPr>
+            <w:tcW w:w="4305" w:type="dxa"/>
+          </w:tcPr>
+          <w:p>
+            <w:pPr>
+              <w:rPr>
+                <w:rFonts w:ascii="Arial" w:hAnsi="Arial" w:cs="Arial"/>
+              </w:rPr>
+            </w:pPr>
+            <w:r>
+              <w:rPr>
+                <w:rFonts w:ascii="Arial" w:hAnsi="Arial" w:cs="Arial"/>
+              </w:rPr>
+              <w:lastRenderedPageBreak/>
+              <w:t>Accessibility</w:t>
+            </w:r>
+          </w:p>
+        </w:tc>
+        <w:tc>
+          <w:tcPr>
+            <w:tcW w:w="4306" w:type="dxa"/>
+          </w:tcPr>
+          <w:p>
+            <w:pPr>
+              <w:rPr>
+                <w:rFonts w:ascii="Arial" w:hAnsi="Arial" w:cs="Arial"/>
+              </w:rPr>
+            </w:pPr>
+            <w:r>
+              <w:rPr>
+                <w:rFonts w:ascii="Arial" w:hAnsi="Arial" w:cs="Arial"/>
+              </w:rPr>
+              <w:t>The design must allow access to charging ports or internal components for maintenance</w:t>
+            </w:r>
+          </w:p>
+        </w:tc>
+      </w:tr>
+      <w:tr>
+        <w:tc>
+          <w:tcPr>
+            <w:tcW w:w="4305" w:type="dxa"/>
+          </w:tcPr>
+          <w:p>
+            <w:pPr>
+              <w:rPr>
+                <w:rFonts w:ascii="Arial" w:hAnsi="Arial" w:cs="Arial"/>
+              </w:rPr>
+            </w:pPr>
+            <w:r>
+              <w:rPr>
+                <w:rFonts w:ascii="Arial" w:hAnsi="Arial" w:cs="Arial"/>
+              </w:rPr>
+              <w:t>Safety</w:t>
+            </w:r>
+          </w:p>
+        </w:tc>
+        <w:tc>
+          <w:tcPr>
+            <w:tcW w:w="4306" w:type="dxa"/>
+          </w:tcPr>
+          <w:p>
+            <w:pPr>
+              <w:rPr>
+                <w:rFonts w:ascii="Arial" w:hAnsi="Arial" w:cs="Arial"/>
+              </w:rPr>
+            </w:pPr>
+            <w:r>
+              <w:rPr>
+                <w:rFonts w:ascii="Arial" w:hAnsi="Arial" w:cs="Arial"/>
+              </w:rPr>
+              <w:t>Sharpe edges and exposed wiring must be avoided during normal use</w:t>
+            </w:r>
+          </w:p>
+        </w:tc>
+      </w:tr>
+      <w:tr>
+        <w:tc>
+          <w:tcPr>
+            <w:tcW w:w="4305" w:type="dxa"/>
+          </w:tcPr>
+          <w:p>
+            <w:pPr>
+              <w:rPr>
+                <w:rFonts w:ascii="Arial" w:hAnsi="Arial" w:cs="Arial"/>
+              </w:rPr>
+            </w:pPr>
+            <w:r>
+              <w:rPr>
+                <w:rFonts w:ascii="Arial" w:hAnsi="Arial" w:cs="Arial"/>
+              </w:rPr>
+              <w:t>Usability</w:t>
+            </w:r>
+          </w:p>
+        </w:tc>
+        <w:tc>
+          <w:tcPr>
+            <w:tcW w:w="4306" w:type="dxa"/>
+          </w:tcPr>
+          <w:p>
+            <w:pPr>
+              <w:rPr>
+                <w:rFonts w:ascii="Arial" w:hAnsi="Arial" w:cs="Arial"/>
+              </w:rPr>
+            </w:pPr>
+            <w:r>
+              <w:rPr>
+                <w:rFonts w:ascii="Arial" w:hAnsi="Arial" w:cs="Arial"/>
+              </w:rPr>
+              <w:t>The device must support simple one-handed interaction</w:t>
+            </w:r>
+          </w:p>
+        </w:tc>
+      </w:tr>
+      <w:tr>
+        <w:tc>
+          <w:tcPr>
+            <w:tcW w:w="4305" w:type="dxa"/>
+          </w:tcPr>
+          <w:p>
+            <w:pPr>
+              <w:rPr>
+                <w:rFonts w:ascii="Arial" w:hAnsi="Arial" w:cs="Arial"/>
+              </w:rPr>
+            </w:pPr>
+            <w:r>
+              <w:rPr>
+                <w:rFonts w:ascii="Arial" w:hAnsi="Arial" w:cs="Arial"/>
+              </w:rPr>
+              <w:t>Manufacturing</w:t>
+            </w:r>
+          </w:p>
+        </w:tc>
+        <w:tc>
+          <w:tcPr>
+            <w:tcW w:w="4306" w:type="dxa"/>
+          </w:tcPr>
+          <w:p>
+            <w:pPr>
+              <w:keepNext/>
+              <w:rPr>
+                <w:rFonts w:ascii="Arial" w:hAnsi="Arial" w:cs="Arial"/>
+              </w:rPr>
+            </w:pPr>
+            <w:r>
+              <w:rPr>
+                <w:rFonts w:ascii="Arial" w:hAnsi="Arial" w:cs="Arial"/>
+              </w:rPr>
+              <w:t>The design should minimise print complexity and material usage.</w:t>
+            </w:r>
+          </w:p>
+        </w:tc>
+      </w:tr>
+    </w:tbl>
+    <w:p>
+      <w:pPr>
+        <w:pStyle w:val="Caption"/>
+        <w:jc w:val="center"/>
+        <w:rPr>
+          <w:rFonts w:ascii="Arial" w:hAnsi="Arial" w:cs="Arial"/>
+          <w:sz w:val="22"/>
+          <w:szCs w:val="22"/>
+        </w:rPr>
+      </w:pPr>
+      <w:bookmarkStart w:id="29" w:name="_Toc228626371"/>
+      <w:r>
+        <w:rPr>
+          <w:sz w:val="22"/>
+          <w:szCs w:val="22"/>
+        </w:rPr>
+        <w:t xml:space="preserve">Table </w:t>
+      </w:r>
+      <w:r>
+        <w:rPr>
+          <w:sz w:val="22"/>
+          <w:szCs w:val="22"/>
+        </w:rPr>
+        <w:fldChar w:fldCharType="begin"/>
+      </w:r>
+      <w:r>
+        <w:rPr>
+          <w:sz w:val="22"/>
+          <w:szCs w:val="22"/>
+        </w:rPr>
+        <w:instrText xml:space="preserve"> SEQ Table \* ARABIC </w:instrText>
+      </w:r>
+      <w:r>
+        <w:rPr>
+          <w:sz w:val="22"/>
+          <w:szCs w:val="22"/>
+        </w:rPr>
+        <w:fldChar w:fldCharType="separate"/>
+      </w:r>
+      <w:r>
+        <w:rPr>
+          <w:noProof/>
+          <w:sz w:val="22"/>
+          <w:szCs w:val="22"/>
+        </w:rPr>
+        <w:t>1</w:t>
+      </w:r>
+      <w:r>
+        <w:rPr>
+          <w:sz w:val="22"/>
+          <w:szCs w:val="22"/>
+        </w:rPr>
+        <w:fldChar w:fldCharType="end"/>
+      </w:r>
+      <w:r>
+        <w:rPr>
+          <w:sz w:val="22"/>
+          <w:szCs w:val="22"/>
+        </w:rPr>
+        <w:t xml:space="preserve"> - Table of Design Specifications</w:t>
+      </w:r>
+      <w:bookmarkEnd w:id="29"/>
+    </w:p>
+    <w:p>
+      <w:pPr>
+        <w:pStyle w:val="Heading1"/>
         <w:rPr>
           <w:sz w:val="32"/>
           <w:szCs w:val="32"/>
         </w:rPr>
-        <w:t>5</w:t>
-      </w:r>
+      </w:pPr>
+      <w:bookmarkStart w:id="30" w:name="_Toc228442245"/>
       <w:r>
         <w:rPr>
           <w:sz w:val="32"/>
           <w:szCs w:val="32"/>
         </w:rPr>
-        <w:t>.1 Design Specifications</w:t>
-      </w:r>
-      <w:bookmarkEnd w:id="25"/>
-    </w:p>
-    <w:p>
-      <w:pPr>
-        <w:rPr>
-          <w:rFonts w:ascii="Arial" w:hAnsi="Arial" w:cs="Arial"/>
-        </w:rPr>
-      </w:pPr>
-      <w:r>
-        <w:rPr>
-          <w:rFonts w:ascii="Arial" w:hAnsi="Arial" w:cs="Arial"/>
-        </w:rPr>
-        <w:t>Detail the design requirements and specifications, including what the artefact must do and its constraints. Use a table for clarity.</w:t>
-      </w:r>
-    </w:p>
-    <w:p>
-      <w:pPr>
-        <w:pStyle w:val="Heading1"/>
+        <w:t>5</w:t>
+      </w:r>
+      <w:r>
         <w:rPr>
           <w:sz w:val="32"/>
           <w:szCs w:val="32"/>
         </w:rPr>
-      </w:pPr>
-      <w:bookmarkStart w:id="26" w:name="_Toc228442245"/>
+        <w:t xml:space="preserve">.2 </w:t>
+      </w:r>
       <w:r>
         <w:rPr>
           <w:sz w:val="32"/>
           <w:szCs w:val="32"/>
         </w:rPr>
-        <w:t>5</w:t>
+        <w:t>Artefact's Structure/</w:t>
       </w:r>
       <w:r>
         <w:rPr>
           <w:sz w:val="32"/>
           <w:szCs w:val="32"/>
         </w:rPr>
-        <w:t xml:space="preserve">.2 </w:t>
-      </w:r>
-      <w:r>
+        <w:t xml:space="preserve"> Architecture / Framework</w:t>
+      </w:r>
+      <w:bookmarkEnd w:id="30"/>
+    </w:p>
+    <w:p>
+      <w:r>
+        <w:t xml:space="preserve">The artefact is a handheld motion-controlled device designed to work as a HID (Human interface device) for controlling the computer mouse cursor. It consists of a 3D printed Case for the controller with hardware such as the Pi Pico WH, MPU6050 and jumper wires to connect to each other as well as a 6x6 button to function all together. The case provides support for the components to keep it well protected as well as a comfortable shell for the player to hold. </w:t>
+      </w:r>
+    </w:p>
+    <w:p>
+      <w:r>
+        <w:t xml:space="preserve">The Pi Pico uses Thonny as the python programming language and tool to ensure it can read and connect with the MPU6050 giving the ability to motion control the computer cursor.  </w:t>
+      </w:r>
+    </w:p>
+    <w:p>
+      <w:pPr>
+        <w:keepNext/>
+        <w:jc w:val="center"/>
+      </w:pPr>
+      <w:r>
+        <w:rPr>
+          <w:rFonts w:ascii="Arial" w:hAnsi="Arial" w:cs="Arial"/>
+        </w:rPr>
+        <w:drawing>
+          <wp:inline distT="0" distB="0" distL="0" distR="0" wp14:anchorId="6886D3AB" wp14:editId="78F16F8F">
+            <wp:extent cx="3664365" cy="3436537"/>
+            <wp:effectExtent l="0" t="0" r="0" b="0"/>
+            <wp:docPr id="456607645" name="Picture 1"/>
+            <wp:cNvGraphicFramePr>
+              <a:graphicFrameLocks xmlns:a="http://schemas.openxmlformats.org/drawingml/2006/main" noChangeAspect="1"/>
+            </wp:cNvGraphicFramePr>
+            <a:graphic xmlns:a="http://schemas.openxmlformats.org/drawingml/2006/main">
+              <a:graphicData uri="http://schemas.openxmlformats.org/drawingml/2006/picture">
+                <pic:pic xmlns:pic="http://schemas.openxmlformats.org/drawingml/2006/picture">
+                  <pic:nvPicPr>
+                    <pic:cNvPr id="456607645" name=""/>
+                    <pic:cNvPicPr/>
+                  </pic:nvPicPr>
+                  <pic:blipFill>
+                    <a:blip r:embed="rId10"/>
+                    <a:stretch>
+                      <a:fillRect/>
+                    </a:stretch>
+                  </pic:blipFill>
+                  <pic:spPr>
+                    <a:xfrm>
+                      <a:off x="0" y="0"/>
+                      <a:ext cx="3686952" cy="3457719"/>
+                    </a:xfrm>
+                    <a:prstGeom prst="rect">
+                      <a:avLst/>
+                    </a:prstGeom>
+                  </pic:spPr>
+                </pic:pic>
+              </a:graphicData>
+            </a:graphic>
+          </wp:inline>
+        </w:drawing>
+      </w:r>
+    </w:p>
+    <w:p>
+      <w:pPr>
+        <w:pStyle w:val="Caption"/>
+        <w:jc w:val="center"/>
+        <w:rPr>
+          <w:rFonts w:ascii="Arial" w:hAnsi="Arial" w:cs="Arial"/>
+          <w:sz w:val="22"/>
+          <w:szCs w:val="22"/>
+        </w:rPr>
+      </w:pPr>
+      <w:bookmarkStart w:id="31" w:name="_Toc228625650"/>
+      <w:r>
+        <w:rPr>
+          <w:sz w:val="22"/>
+          <w:szCs w:val="22"/>
+        </w:rPr>
+        <w:t xml:space="preserve">Figure </w:t>
+      </w:r>
+      <w:r>
+        <w:rPr>
+          <w:sz w:val="22"/>
+          <w:szCs w:val="22"/>
+        </w:rPr>
+        <w:fldChar w:fldCharType="begin"/>
+      </w:r>
+      <w:r>
+        <w:rPr>
+          <w:sz w:val="22"/>
+          <w:szCs w:val="22"/>
+        </w:rPr>
+        <w:instrText xml:space="preserve"> SEQ Figure \* ARABIC </w:instrText>
+      </w:r>
+      <w:r>
+        <w:rPr>
+          <w:sz w:val="22"/>
+          <w:szCs w:val="22"/>
+        </w:rPr>
+        <w:fldChar w:fldCharType="separate"/>
+      </w:r>
+      <w:r>
+        <w:rPr>
+          <w:noProof/>
+          <w:sz w:val="22"/>
+          <w:szCs w:val="22"/>
+        </w:rPr>
+        <w:t>3</w:t>
+      </w:r>
+      <w:r>
+        <w:rPr>
+          <w:sz w:val="22"/>
+          <w:szCs w:val="22"/>
+        </w:rPr>
+        <w:fldChar w:fldCharType="end"/>
+      </w:r>
+      <w:r>
+        <w:rPr>
+          <w:sz w:val="22"/>
+          <w:szCs w:val="22"/>
+        </w:rPr>
+        <w:t>. System Architecture</w:t>
+      </w:r>
+      <w:bookmarkEnd w:id="31"/>
+    </w:p>
+    <w:tbl>
+      <w:tblPr>
+        <w:tblStyle w:val="TableGrid"/>
+        <w:tblW w:w="0" w:type="auto"/>
+        <w:tblLook w:val="04A0" w:firstRow="1" w:lastRow="0" w:firstColumn="1" w:lastColumn="0" w:noHBand="0" w:noVBand="1"/>
+      </w:tblPr>
+      <w:tblGrid>
+        <w:gridCol w:w="4305"/>
+        <w:gridCol w:w="4306"/>
+      </w:tblGrid>
+      <w:tr>
+        <w:tc>
+          <w:tcPr>
+            <w:tcW w:w="4305" w:type="dxa"/>
+          </w:tcPr>
+          <w:p>
+            <w:pPr>
+              <w:rPr>
+                <w:rFonts w:ascii="Arial" w:hAnsi="Arial" w:cs="Arial"/>
+              </w:rPr>
+            </w:pPr>
+            <w:r>
+              <w:rPr>
+                <w:rFonts w:ascii="Arial" w:hAnsi="Arial" w:cs="Arial"/>
+              </w:rPr>
+              <w:lastRenderedPageBreak/>
+              <w:t>Components</w:t>
+            </w:r>
+          </w:p>
+        </w:tc>
+        <w:tc>
+          <w:tcPr>
+            <w:tcW w:w="4306" w:type="dxa"/>
+          </w:tcPr>
+          <w:p>
+            <w:pPr>
+              <w:rPr>
+                <w:rFonts w:ascii="Arial" w:hAnsi="Arial" w:cs="Arial"/>
+              </w:rPr>
+            </w:pPr>
+            <w:r>
+              <w:rPr>
+                <w:rFonts w:ascii="Arial" w:hAnsi="Arial" w:cs="Arial"/>
+              </w:rPr>
+              <w:t>Function</w:t>
+            </w:r>
+          </w:p>
+        </w:tc>
+      </w:tr>
+      <w:tr>
+        <w:tc>
+          <w:tcPr>
+            <w:tcW w:w="4305" w:type="dxa"/>
+          </w:tcPr>
+          <w:p>
+            <w:pPr>
+              <w:rPr>
+                <w:rFonts w:ascii="Arial" w:hAnsi="Arial" w:cs="Arial"/>
+              </w:rPr>
+            </w:pPr>
+            <w:r>
+              <w:rPr>
+                <w:rFonts w:ascii="Arial" w:hAnsi="Arial" w:cs="Arial"/>
+              </w:rPr>
+              <w:t>3D Printed Case</w:t>
+            </w:r>
+          </w:p>
+        </w:tc>
+        <w:tc>
+          <w:tcPr>
+            <w:tcW w:w="4306" w:type="dxa"/>
+          </w:tcPr>
+          <w:p>
+            <w:pPr>
+              <w:rPr>
+                <w:rFonts w:ascii="Arial" w:hAnsi="Arial" w:cs="Arial"/>
+              </w:rPr>
+            </w:pPr>
+            <w:r>
+              <w:rPr>
+                <w:rFonts w:ascii="Arial" w:hAnsi="Arial" w:cs="Arial"/>
+              </w:rPr>
+              <w:t>Places the components inside and protects internal components while still allowing ergonomic handling.</w:t>
+            </w:r>
+          </w:p>
+        </w:tc>
+      </w:tr>
+      <w:tr>
+        <w:tc>
+          <w:tcPr>
+            <w:tcW w:w="4305" w:type="dxa"/>
+          </w:tcPr>
+          <w:p>
+            <w:pPr>
+              <w:rPr>
+                <w:rFonts w:ascii="Arial" w:hAnsi="Arial" w:cs="Arial"/>
+              </w:rPr>
+            </w:pPr>
+            <w:r>
+              <w:rPr>
+                <w:rFonts w:ascii="Arial" w:hAnsi="Arial" w:cs="Arial"/>
+              </w:rPr>
+              <w:t>Raspberry Pi Pico WH</w:t>
+            </w:r>
+          </w:p>
+        </w:tc>
+        <w:tc>
+          <w:tcPr>
+            <w:tcW w:w="4306" w:type="dxa"/>
+          </w:tcPr>
+          <w:p>
+            <w:pPr>
+              <w:rPr>
+                <w:rFonts w:ascii="Arial" w:hAnsi="Arial" w:cs="Arial"/>
+              </w:rPr>
+            </w:pPr>
+            <w:r>
+              <w:rPr>
+                <w:rFonts w:ascii="Arial" w:hAnsi="Arial" w:cs="Arial"/>
+              </w:rPr>
+              <w:t>Main Controller for processing sensor data and generating HID Mouse output.</w:t>
+            </w:r>
+          </w:p>
+        </w:tc>
+      </w:tr>
+      <w:tr>
+        <w:tc>
+          <w:tcPr>
+            <w:tcW w:w="4305" w:type="dxa"/>
+          </w:tcPr>
+          <w:p>
+            <w:pPr>
+              <w:rPr>
+                <w:rFonts w:ascii="Arial" w:hAnsi="Arial" w:cs="Arial"/>
+              </w:rPr>
+            </w:pPr>
+            <w:r>
+              <w:rPr>
+                <w:rFonts w:ascii="Arial" w:hAnsi="Arial" w:cs="Arial"/>
+              </w:rPr>
+              <w:t>MPU6050</w:t>
+            </w:r>
+          </w:p>
+        </w:tc>
+        <w:tc>
+          <w:tcPr>
+            <w:tcW w:w="4306" w:type="dxa"/>
+          </w:tcPr>
+          <w:p>
+            <w:pPr>
+              <w:rPr>
+                <w:rFonts w:ascii="Arial" w:hAnsi="Arial" w:cs="Arial"/>
+              </w:rPr>
+            </w:pPr>
+            <w:r>
+              <w:rPr>
+                <w:rFonts w:ascii="Arial" w:hAnsi="Arial" w:cs="Arial"/>
+              </w:rPr>
+              <w:t>Registers acceleration and rotational movement of the device.</w:t>
+            </w:r>
+          </w:p>
+        </w:tc>
+      </w:tr>
+      <w:tr>
+        <w:tc>
+          <w:tcPr>
+            <w:tcW w:w="4305" w:type="dxa"/>
+          </w:tcPr>
+          <w:p>
+            <w:pPr>
+              <w:rPr>
+                <w:rFonts w:ascii="Arial" w:hAnsi="Arial" w:cs="Arial"/>
+              </w:rPr>
+            </w:pPr>
+            <w:r>
+              <w:rPr>
+                <w:rFonts w:ascii="Arial" w:hAnsi="Arial" w:cs="Arial"/>
+              </w:rPr>
+              <w:t>Breadboard</w:t>
+            </w:r>
+          </w:p>
+        </w:tc>
+        <w:tc>
+          <w:tcPr>
+            <w:tcW w:w="4306" w:type="dxa"/>
+          </w:tcPr>
+          <w:p>
+            <w:pPr>
+              <w:rPr>
+                <w:rFonts w:ascii="Arial" w:hAnsi="Arial" w:cs="Arial"/>
+              </w:rPr>
+            </w:pPr>
+            <w:r>
+              <w:rPr>
+                <w:rFonts w:ascii="Arial" w:hAnsi="Arial" w:cs="Arial"/>
+              </w:rPr>
+              <w:t>Provides for circuit connections</w:t>
+            </w:r>
+          </w:p>
+        </w:tc>
+      </w:tr>
+      <w:tr>
+        <w:tc>
+          <w:tcPr>
+            <w:tcW w:w="4305" w:type="dxa"/>
+          </w:tcPr>
+          <w:p>
+            <w:pPr>
+              <w:rPr>
+                <w:rFonts w:ascii="Arial" w:hAnsi="Arial" w:cs="Arial"/>
+              </w:rPr>
+            </w:pPr>
+            <w:r>
+              <w:rPr>
+                <w:rFonts w:ascii="Arial" w:hAnsi="Arial" w:cs="Arial"/>
+              </w:rPr>
+              <w:t>Jumper Wires</w:t>
+            </w:r>
+          </w:p>
+        </w:tc>
+        <w:tc>
+          <w:tcPr>
+            <w:tcW w:w="4306" w:type="dxa"/>
+          </w:tcPr>
+          <w:p>
+            <w:pPr>
+              <w:rPr>
+                <w:rFonts w:ascii="Arial" w:hAnsi="Arial" w:cs="Arial"/>
+              </w:rPr>
+            </w:pPr>
+            <w:r>
+              <w:rPr>
+                <w:rFonts w:ascii="Arial" w:hAnsi="Arial" w:cs="Arial"/>
+              </w:rPr>
+              <w:t>Connect electronic components together</w:t>
+            </w:r>
+          </w:p>
+        </w:tc>
+      </w:tr>
+      <w:tr>
+        <w:tc>
+          <w:tcPr>
+            <w:tcW w:w="4305" w:type="dxa"/>
+          </w:tcPr>
+          <w:p>
+            <w:pPr>
+              <w:rPr>
+                <w:rFonts w:ascii="Arial" w:hAnsi="Arial" w:cs="Arial"/>
+              </w:rPr>
+            </w:pPr>
+            <w:r>
+              <w:rPr>
+                <w:rFonts w:ascii="Arial" w:hAnsi="Arial" w:cs="Arial"/>
+              </w:rPr>
+              <w:t>6x6 Push Button</w:t>
+            </w:r>
+          </w:p>
+        </w:tc>
+        <w:tc>
+          <w:tcPr>
+            <w:tcW w:w="4306" w:type="dxa"/>
+          </w:tcPr>
+          <w:p>
+            <w:pPr>
+              <w:rPr>
+                <w:rFonts w:ascii="Arial" w:hAnsi="Arial" w:cs="Arial"/>
+              </w:rPr>
+            </w:pPr>
+            <w:r>
+              <w:rPr>
+                <w:rFonts w:ascii="Arial" w:hAnsi="Arial" w:cs="Arial"/>
+              </w:rPr>
+              <w:t>Used for clicking and interaction</w:t>
+            </w:r>
+          </w:p>
+        </w:tc>
+      </w:tr>
+      <w:tr>
+        <w:tc>
+          <w:tcPr>
+            <w:tcW w:w="4305" w:type="dxa"/>
+          </w:tcPr>
+          <w:p>
+            <w:pPr>
+              <w:rPr>
+                <w:rFonts w:ascii="Arial" w:hAnsi="Arial" w:cs="Arial"/>
+              </w:rPr>
+            </w:pPr>
+            <w:r>
+              <w:rPr>
+                <w:rFonts w:ascii="Arial" w:hAnsi="Arial" w:cs="Arial"/>
+              </w:rPr>
+              <w:t>USB Connection</w:t>
+            </w:r>
+          </w:p>
+        </w:tc>
+        <w:tc>
+          <w:tcPr>
+            <w:tcW w:w="4306" w:type="dxa"/>
+          </w:tcPr>
+          <w:p>
+            <w:pPr>
+              <w:rPr>
+                <w:rFonts w:ascii="Arial" w:hAnsi="Arial" w:cs="Arial"/>
+              </w:rPr>
+            </w:pPr>
+            <w:r>
+              <w:rPr>
+                <w:rFonts w:ascii="Arial" w:hAnsi="Arial" w:cs="Arial"/>
+              </w:rPr>
+              <w:t>Supplies power and transfer HID data to the computer.</w:t>
+            </w:r>
+          </w:p>
+        </w:tc>
+      </w:tr>
+      <w:tr>
+        <w:tc>
+          <w:tcPr>
+            <w:tcW w:w="4305" w:type="dxa"/>
+          </w:tcPr>
+          <w:p>
+            <w:pPr>
+              <w:rPr>
+                <w:rFonts w:ascii="Arial" w:hAnsi="Arial" w:cs="Arial"/>
+              </w:rPr>
+            </w:pPr>
+            <w:r>
+              <w:rPr>
+                <w:rFonts w:ascii="Arial" w:hAnsi="Arial" w:cs="Arial"/>
+              </w:rPr>
+              <w:t>Soldering Iron Pen</w:t>
+            </w:r>
+          </w:p>
+        </w:tc>
+        <w:tc>
+          <w:tcPr>
+            <w:tcW w:w="4306" w:type="dxa"/>
+          </w:tcPr>
+          <w:p>
+            <w:pPr>
+              <w:rPr>
+                <w:rFonts w:ascii="Arial" w:hAnsi="Arial" w:cs="Arial"/>
+              </w:rPr>
+            </w:pPr>
+            <w:r>
+              <w:rPr>
+                <w:rFonts w:ascii="Arial" w:hAnsi="Arial" w:cs="Arial"/>
+              </w:rPr>
+              <w:t>To connect the pins to the MPU6050</w:t>
+            </w:r>
+          </w:p>
+        </w:tc>
+      </w:tr>
+      <w:tr>
+        <w:tc>
+          <w:tcPr>
+            <w:tcW w:w="4305" w:type="dxa"/>
+          </w:tcPr>
+          <w:p>
+            <w:pPr>
+              <w:rPr>
+                <w:rFonts w:ascii="Arial" w:hAnsi="Arial" w:cs="Arial"/>
+              </w:rPr>
+            </w:pPr>
+            <w:r>
+              <w:rPr>
+                <w:rFonts w:ascii="Arial" w:hAnsi="Arial" w:cs="Arial"/>
+              </w:rPr>
+              <w:t>Soldering Iron Metal</w:t>
+            </w:r>
+          </w:p>
+        </w:tc>
+        <w:tc>
+          <w:tcPr>
+            <w:tcW w:w="4306" w:type="dxa"/>
+          </w:tcPr>
+          <w:p>
+            <w:pPr>
+              <w:keepNext/>
+              <w:rPr>
+                <w:rFonts w:ascii="Arial" w:hAnsi="Arial" w:cs="Arial"/>
+              </w:rPr>
+            </w:pPr>
+            <w:r>
+              <w:rPr>
+                <w:rFonts w:ascii="Arial" w:hAnsi="Arial" w:cs="Arial"/>
+              </w:rPr>
+              <w:t>Filler metal to join parts together when melting with the Soldering Pen</w:t>
+            </w:r>
+          </w:p>
+        </w:tc>
+      </w:tr>
+    </w:tbl>
+    <w:p>
+      <w:pPr>
+        <w:pStyle w:val="Caption"/>
+        <w:jc w:val="center"/>
+        <w:rPr>
+          <w:rFonts w:ascii="Arial" w:hAnsi="Arial" w:cs="Arial"/>
+          <w:sz w:val="22"/>
+          <w:szCs w:val="22"/>
+        </w:rPr>
+      </w:pPr>
+      <w:bookmarkStart w:id="32" w:name="_Toc228626372"/>
+      <w:r>
+        <w:rPr>
+          <w:sz w:val="22"/>
+          <w:szCs w:val="22"/>
+        </w:rPr>
+        <w:t xml:space="preserve">Table </w:t>
+      </w:r>
+      <w:r>
+        <w:rPr>
+          <w:sz w:val="22"/>
+          <w:szCs w:val="22"/>
+        </w:rPr>
+        <w:fldChar w:fldCharType="begin"/>
+      </w:r>
+      <w:r>
+        <w:rPr>
+          <w:sz w:val="22"/>
+          <w:szCs w:val="22"/>
+        </w:rPr>
+        <w:instrText xml:space="preserve"> SEQ Table \* ARABIC </w:instrText>
+      </w:r>
+      <w:r>
+        <w:rPr>
+          <w:sz w:val="22"/>
+          <w:szCs w:val="22"/>
+        </w:rPr>
+        <w:fldChar w:fldCharType="separate"/>
+      </w:r>
+      <w:r>
+        <w:rPr>
+          <w:noProof/>
+          <w:sz w:val="22"/>
+          <w:szCs w:val="22"/>
+        </w:rPr>
+        <w:t>2</w:t>
+      </w:r>
+      <w:r>
+        <w:rPr>
+          <w:sz w:val="22"/>
+          <w:szCs w:val="22"/>
+        </w:rPr>
+        <w:fldChar w:fldCharType="end"/>
+      </w:r>
+      <w:r>
+        <w:rPr>
+          <w:sz w:val="22"/>
+          <w:szCs w:val="22"/>
+        </w:rPr>
+        <w:t>. Key Components</w:t>
+      </w:r>
+      <w:bookmarkEnd w:id="32"/>
+    </w:p>
+    <w:tbl>
+      <w:tblPr>
+        <w:tblStyle w:val="TableGrid"/>
+        <w:tblW w:w="0" w:type="auto"/>
+        <w:tblLook w:val="04A0" w:firstRow="1" w:lastRow="0" w:firstColumn="1" w:lastColumn="0" w:noHBand="0" w:noVBand="1"/>
+      </w:tblPr>
+      <w:tblGrid>
+        <w:gridCol w:w="4305"/>
+        <w:gridCol w:w="4306"/>
+      </w:tblGrid>
+      <w:tr>
+        <w:tc>
+          <w:tcPr>
+            <w:tcW w:w="4305" w:type="dxa"/>
+          </w:tcPr>
+          <w:p>
+            <w:pPr>
+              <w:rPr>
+                <w:rFonts w:ascii="Arial" w:hAnsi="Arial" w:cs="Arial"/>
+              </w:rPr>
+            </w:pPr>
+            <w:r>
+              <w:rPr>
+                <w:rFonts w:ascii="Arial" w:hAnsi="Arial" w:cs="Arial"/>
+              </w:rPr>
+              <w:t>Items</w:t>
+            </w:r>
+          </w:p>
+        </w:tc>
+        <w:tc>
+          <w:tcPr>
+            <w:tcW w:w="4306" w:type="dxa"/>
+          </w:tcPr>
+          <w:p>
+            <w:pPr>
+              <w:rPr>
+                <w:rFonts w:ascii="Arial" w:hAnsi="Arial" w:cs="Arial"/>
+              </w:rPr>
+            </w:pPr>
+            <w:r>
+              <w:rPr>
+                <w:rFonts w:ascii="Arial" w:hAnsi="Arial" w:cs="Arial"/>
+              </w:rPr>
+              <w:t>Technology / Material</w:t>
+            </w:r>
+          </w:p>
+        </w:tc>
+      </w:tr>
+      <w:tr>
+        <w:tc>
+          <w:tcPr>
+            <w:tcW w:w="4305" w:type="dxa"/>
+          </w:tcPr>
+          <w:p>
+            <w:pPr>
+              <w:rPr>
+                <w:rFonts w:ascii="Arial" w:hAnsi="Arial" w:cs="Arial"/>
+              </w:rPr>
+            </w:pPr>
+            <w:r>
+              <w:rPr>
+                <w:rFonts w:ascii="Arial" w:hAnsi="Arial" w:cs="Arial"/>
+              </w:rPr>
+              <w:t>Controller Case</w:t>
+            </w:r>
+          </w:p>
+        </w:tc>
+        <w:tc>
+          <w:tcPr>
+            <w:tcW w:w="4306" w:type="dxa"/>
+          </w:tcPr>
+          <w:p>
+            <w:pPr>
+              <w:rPr>
+                <w:rFonts w:ascii="Arial" w:hAnsi="Arial" w:cs="Arial"/>
+              </w:rPr>
+            </w:pPr>
+            <w:r>
+              <w:rPr>
+                <w:rFonts w:ascii="Arial" w:hAnsi="Arial" w:cs="Arial"/>
+              </w:rPr>
+              <w:t xml:space="preserve">PLA filament manufactured using </w:t>
+            </w:r>
+            <w:r>
+              <w:rPr>
+                <w:rFonts w:ascii="Arial" w:hAnsi="Arial" w:cs="Arial"/>
+              </w:rPr>
+              <w:t>Bambulab P1S</w:t>
+            </w:r>
+            <w:r>
+              <w:rPr>
+                <w:rFonts w:ascii="Arial" w:hAnsi="Arial" w:cs="Arial"/>
+              </w:rPr>
+              <w:t xml:space="preserve"> 3D printer</w:t>
+            </w:r>
+          </w:p>
+        </w:tc>
+      </w:tr>
+      <w:tr>
+        <w:tc>
+          <w:tcPr>
+            <w:tcW w:w="4305" w:type="dxa"/>
+          </w:tcPr>
+          <w:p>
+            <w:pPr>
+              <w:rPr>
+                <w:rFonts w:ascii="Arial" w:hAnsi="Arial" w:cs="Arial"/>
+              </w:rPr>
+            </w:pPr>
+            <w:r>
+              <w:rPr>
+                <w:rFonts w:ascii="Arial" w:hAnsi="Arial" w:cs="Arial"/>
+              </w:rPr>
+              <w:t>Programming Language</w:t>
+            </w:r>
+          </w:p>
+        </w:tc>
+        <w:tc>
+          <w:tcPr>
+            <w:tcW w:w="4306" w:type="dxa"/>
+          </w:tcPr>
+          <w:p>
+            <w:pPr>
+              <w:rPr>
+                <w:rFonts w:ascii="Arial" w:hAnsi="Arial" w:cs="Arial"/>
+              </w:rPr>
+            </w:pPr>
+            <w:proofErr w:type="spellStart"/>
+            <w:r>
+              <w:rPr>
+                <w:rFonts w:ascii="Arial" w:hAnsi="Arial" w:cs="Arial"/>
+              </w:rPr>
+              <w:t>MicroPython</w:t>
+            </w:r>
+            <w:proofErr w:type="spellEnd"/>
+            <w:r>
+              <w:rPr>
+                <w:rFonts w:ascii="Arial" w:hAnsi="Arial" w:cs="Arial"/>
+              </w:rPr>
+              <w:t xml:space="preserve"> (Thonny) and C</w:t>
+            </w:r>
+            <w:r>
+              <w:rPr>
+                <w:rFonts w:ascii="Arial" w:hAnsi="Arial" w:cs="Arial"/>
+                <w:lang w:val="en-US"/>
+              </w:rPr>
+              <w:t># (</w:t>
+            </w:r>
+            <w:r>
+              <w:rPr>
+                <w:rFonts w:ascii="Arial" w:hAnsi="Arial" w:cs="Arial"/>
+              </w:rPr>
+              <w:t>Visual Studio)</w:t>
+            </w:r>
+          </w:p>
+        </w:tc>
+      </w:tr>
+      <w:tr>
+        <w:tc>
+          <w:tcPr>
+            <w:tcW w:w="4305" w:type="dxa"/>
+          </w:tcPr>
+          <w:p>
+            <w:pPr>
+              <w:rPr>
+                <w:rFonts w:ascii="Arial" w:hAnsi="Arial" w:cs="Arial"/>
+              </w:rPr>
+            </w:pPr>
+            <w:r>
+              <w:rPr>
+                <w:rFonts w:ascii="Arial" w:hAnsi="Arial" w:cs="Arial"/>
+              </w:rPr>
+              <w:t>Motion Sensor</w:t>
+            </w:r>
+          </w:p>
+        </w:tc>
+        <w:tc>
+          <w:tcPr>
+            <w:tcW w:w="4306" w:type="dxa"/>
+          </w:tcPr>
+          <w:p>
+            <w:pPr>
+              <w:rPr>
+                <w:rFonts w:ascii="Arial" w:hAnsi="Arial" w:cs="Arial"/>
+              </w:rPr>
+            </w:pPr>
+            <w:r>
+              <w:rPr>
+                <w:rFonts w:ascii="Arial" w:hAnsi="Arial" w:cs="Arial"/>
+              </w:rPr>
+              <w:t>MPU6050 Accelerometer and gyroscope</w:t>
+            </w:r>
+          </w:p>
+        </w:tc>
+      </w:tr>
+      <w:tr>
+        <w:tc>
+          <w:tcPr>
+            <w:tcW w:w="4305" w:type="dxa"/>
+          </w:tcPr>
+          <w:p>
+            <w:pPr>
+              <w:rPr>
+                <w:rFonts w:ascii="Arial" w:hAnsi="Arial" w:cs="Arial"/>
+              </w:rPr>
+            </w:pPr>
+            <w:r>
+              <w:rPr>
+                <w:rFonts w:ascii="Arial" w:hAnsi="Arial" w:cs="Arial"/>
+              </w:rPr>
+              <w:t>Communication Method</w:t>
+            </w:r>
+          </w:p>
+        </w:tc>
+        <w:tc>
+          <w:tcPr>
+            <w:tcW w:w="4306" w:type="dxa"/>
+          </w:tcPr>
+          <w:p>
+            <w:pPr>
+              <w:rPr>
+                <w:rFonts w:ascii="Arial" w:hAnsi="Arial" w:cs="Arial"/>
+              </w:rPr>
+            </w:pPr>
+            <w:r>
+              <w:rPr>
+                <w:rFonts w:ascii="Arial" w:hAnsi="Arial" w:cs="Arial"/>
+              </w:rPr>
+              <w:t>USB HID protocol</w:t>
+            </w:r>
+          </w:p>
+        </w:tc>
+      </w:tr>
+      <w:tr>
+        <w:tc>
+          <w:tcPr>
+            <w:tcW w:w="4305" w:type="dxa"/>
+          </w:tcPr>
+          <w:p>
+            <w:pPr>
+              <w:rPr>
+                <w:rFonts w:ascii="Arial" w:hAnsi="Arial" w:cs="Arial"/>
+              </w:rPr>
+            </w:pPr>
+            <w:r>
+              <w:rPr>
+                <w:rFonts w:ascii="Arial" w:hAnsi="Arial" w:cs="Arial"/>
+              </w:rPr>
+              <w:t>Embedded System</w:t>
+            </w:r>
+          </w:p>
+        </w:tc>
+        <w:tc>
+          <w:tcPr>
+            <w:tcW w:w="4306" w:type="dxa"/>
+          </w:tcPr>
+          <w:p>
+            <w:pPr>
+              <w:keepNext/>
+              <w:rPr>
+                <w:rFonts w:ascii="Arial" w:hAnsi="Arial" w:cs="Arial"/>
+              </w:rPr>
+            </w:pPr>
+            <w:r>
+              <w:rPr>
+                <w:rFonts w:ascii="Arial" w:hAnsi="Arial" w:cs="Arial"/>
+              </w:rPr>
+              <w:t>Raspberry Pi Pico WH Microcontroller</w:t>
+            </w:r>
+          </w:p>
+        </w:tc>
+      </w:tr>
+    </w:tbl>
+    <w:p>
+      <w:pPr>
+        <w:pStyle w:val="Caption"/>
+        <w:jc w:val="center"/>
+        <w:rPr>
+          <w:rFonts w:ascii="Arial" w:hAnsi="Arial" w:cs="Arial"/>
+          <w:sz w:val="22"/>
+          <w:szCs w:val="22"/>
+        </w:rPr>
+      </w:pPr>
+      <w:bookmarkStart w:id="33" w:name="_Toc228626373"/>
+      <w:r>
+        <w:rPr>
+          <w:sz w:val="22"/>
+          <w:szCs w:val="22"/>
+        </w:rPr>
+        <w:t xml:space="preserve">Table </w:t>
+      </w:r>
+      <w:r>
+        <w:rPr>
+          <w:sz w:val="22"/>
+          <w:szCs w:val="22"/>
+        </w:rPr>
+        <w:fldChar w:fldCharType="begin"/>
+      </w:r>
+      <w:r>
+        <w:rPr>
+          <w:sz w:val="22"/>
+          <w:szCs w:val="22"/>
+        </w:rPr>
+        <w:instrText xml:space="preserve"> SEQ Table \* ARABIC </w:instrText>
+      </w:r>
+      <w:r>
+        <w:rPr>
+          <w:sz w:val="22"/>
+          <w:szCs w:val="22"/>
+        </w:rPr>
+        <w:fldChar w:fldCharType="separate"/>
+      </w:r>
+      <w:r>
+        <w:rPr>
+          <w:noProof/>
+          <w:sz w:val="22"/>
+          <w:szCs w:val="22"/>
+        </w:rPr>
+        <w:t>3</w:t>
+      </w:r>
+      <w:r>
+        <w:rPr>
+          <w:sz w:val="22"/>
+          <w:szCs w:val="22"/>
+        </w:rPr>
+        <w:fldChar w:fldCharType="end"/>
+      </w:r>
+      <w:r>
+        <w:rPr>
+          <w:sz w:val="22"/>
+          <w:szCs w:val="22"/>
+        </w:rPr>
+        <w:t>. Technologies and Materials Used</w:t>
+      </w:r>
+      <w:bookmarkEnd w:id="33"/>
+    </w:p>
+    <w:p>
+      <w:pPr>
+        <w:rPr>
+          <w:rFonts w:ascii="Arial" w:hAnsi="Arial" w:cs="Arial"/>
+        </w:rPr>
+      </w:pPr>
+    </w:p>
+    <w:p>
+      <w:pPr>
+        <w:rPr>
+          <w:rFonts w:ascii="Arial" w:hAnsi="Arial" w:cs="Arial"/>
+        </w:rPr>
+      </w:pPr>
+      <w:r>
+        <w:rPr>
+          <w:rFonts w:ascii="Arial" w:hAnsi="Arial" w:cs="Arial"/>
+        </w:rPr>
+        <w:t>The MPU6050 constantly measures movement and orientation when the player moves the controller, this data is transferred to the Raspberry Pi Pico WH through wired connections on the breadboard. Connecting the VCC, GND, SCL and SDA from the MPU6050 to the Pico Board which are 3V3 (pin36), GND (pin38), GP</w:t>
+      </w:r>
+      <w:r>
+        <w:rPr>
+          <w:rFonts w:ascii="Arial" w:hAnsi="Arial" w:cs="Arial"/>
+        </w:rPr>
+        <w:t>4</w:t>
+      </w:r>
+      <w:r>
+        <w:rPr>
+          <w:rFonts w:ascii="Arial" w:hAnsi="Arial" w:cs="Arial"/>
+        </w:rPr>
+        <w:t xml:space="preserve"> (pin</w:t>
+      </w:r>
+      <w:r>
+        <w:rPr>
+          <w:rFonts w:ascii="Arial" w:hAnsi="Arial" w:cs="Arial"/>
+        </w:rPr>
+        <w:t>6</w:t>
+      </w:r>
+      <w:r>
+        <w:rPr>
+          <w:rFonts w:ascii="Arial" w:hAnsi="Arial" w:cs="Arial"/>
+        </w:rPr>
+        <w:t xml:space="preserve">) </w:t>
+      </w:r>
+      <w:r>
+        <w:rPr>
+          <w:rFonts w:ascii="Arial" w:hAnsi="Arial" w:cs="Arial"/>
+        </w:rPr>
+        <w:t>and GP5 (pin7).</w:t>
+      </w:r>
+    </w:p>
+    <w:p>
+      <w:pPr>
+        <w:rPr>
+          <w:rFonts w:ascii="Arial" w:hAnsi="Arial" w:cs="Arial"/>
+        </w:rPr>
+      </w:pPr>
+      <w:r>
+        <w:rPr>
+          <w:rFonts w:ascii="Arial" w:hAnsi="Arial" w:cs="Arial"/>
+        </w:rPr>
+        <w:t xml:space="preserve">The </w:t>
+      </w:r>
+      <w:proofErr w:type="spellStart"/>
+      <w:r>
+        <w:rPr>
+          <w:rFonts w:ascii="Arial" w:hAnsi="Arial" w:cs="Arial"/>
+        </w:rPr>
+        <w:t>MicroPython</w:t>
+      </w:r>
+      <w:proofErr w:type="spellEnd"/>
+      <w:r>
+        <w:rPr>
+          <w:rFonts w:ascii="Arial" w:hAnsi="Arial" w:cs="Arial"/>
+        </w:rPr>
+        <w:t xml:space="preserve"> Program that is installed and running on the Pico WH ensures it reads the sensor readings from the MPU6050 and converts them into cursor movement. This data is transmitted to the computer through a USB type B essentially allowing the device to control the cursor movement using motion control. Furthermore, the 6x6 push buttons</w:t>
+      </w:r>
+      <w:r>
+        <w:rPr>
+          <w:rFonts w:ascii="Arial" w:hAnsi="Arial" w:cs="Arial"/>
+        </w:rPr>
+        <w:t xml:space="preserve"> which were connected using the pins 13 and 20</w:t>
+      </w:r>
+      <w:r>
+        <w:rPr>
+          <w:rFonts w:ascii="Arial" w:hAnsi="Arial" w:cs="Arial"/>
+        </w:rPr>
+        <w:t xml:space="preserve"> allows for the player to click the button to interact like a mouse click. </w:t>
+      </w:r>
+      <w:r>
+        <w:rPr>
+          <w:rFonts w:ascii="Arial" w:hAnsi="Arial" w:cs="Arial"/>
+        </w:rPr>
+        <w:lastRenderedPageBreak/>
+        <w:t xml:space="preserve">This case has been designed to fit the device inside it and the interaction with button and USB to feel seamless. </w:t>
+      </w:r>
+    </w:p>
+    <w:p>
+      <w:pPr>
+        <w:pStyle w:val="Heading1"/>
         <w:rPr>
           <w:sz w:val="32"/>
           <w:szCs w:val="32"/>
         </w:rPr>
-        <w:t>Artefact's Structure/</w:t>
-      </w:r>
+      </w:pPr>
+      <w:bookmarkStart w:id="34" w:name="_Toc228442246"/>
       <w:r>
         <w:rPr>
           <w:sz w:val="32"/>
           <w:szCs w:val="32"/>
         </w:rPr>
-        <w:t xml:space="preserve"> Architecture / Framework</w:t>
-      </w:r>
-      <w:bookmarkEnd w:id="26"/>
-    </w:p>
-    <w:p>
-      <w:pPr>
-        <w:rPr>
-          <w:rFonts w:ascii="Arial" w:hAnsi="Arial" w:cs="Arial"/>
-        </w:rPr>
-      </w:pPr>
-      <w:r>
-        <w:rPr>
-          <w:rFonts w:ascii="Arial" w:hAnsi="Arial" w:cs="Arial"/>
-        </w:rPr>
-        <w:t xml:space="preserve">Provide an outline of the artefact's structure to explain how components interact. Also, outline the key components, technologies, algorithms, or materials </w:t>
-      </w:r>
-      <w:r>
-        <w:rPr>
-          <w:rFonts w:ascii="Arial" w:hAnsi="Arial" w:cs="Arial"/>
-        </w:rPr>
-        <w:lastRenderedPageBreak/>
-        <w:t>employed in the design. Use tables, graphs, and figures where relevant to present data and technical information.</w:t>
-      </w:r>
-    </w:p>
-    <w:p>
-      <w:pPr>
-        <w:pStyle w:val="Heading1"/>
+        <w:t>6</w:t>
+      </w:r>
+      <w:r>
         <w:rPr>
           <w:sz w:val="32"/>
           <w:szCs w:val="32"/>
         </w:rPr>
-      </w:pPr>
-      <w:bookmarkStart w:id="27" w:name="_Toc228442246"/>
-      <w:r>
+        <w:t>. Implementation</w:t>
+      </w:r>
+      <w:bookmarkEnd w:id="34"/>
+    </w:p>
+    <w:p>
+      <w:pPr>
+        <w:rPr>
+          <w:rFonts w:ascii="Arial" w:hAnsi="Arial" w:cs="Arial"/>
+        </w:rPr>
+      </w:pPr>
+      <w:r>
+        <w:rPr>
+          <w:rFonts w:ascii="Arial" w:hAnsi="Arial" w:cs="Arial"/>
+        </w:rPr>
+        <w:t>Describe the steps you took to create and validate your artefact, clearly connecting the process to your project questions.</w:t>
+      </w:r>
+    </w:p>
+    <w:p>
+      <w:pPr>
+        <w:rPr>
+          <w:rFonts w:ascii="Arial" w:hAnsi="Arial" w:cs="Arial"/>
+        </w:rPr>
+      </w:pPr>
+    </w:p>
+    <w:p>
+      <w:pPr>
+        <w:rPr>
+          <w:rFonts w:ascii="Arial" w:hAnsi="Arial" w:cs="Arial"/>
+        </w:rPr>
+      </w:pPr>
+    </w:p>
+    <w:p>
+      <w:pPr>
+        <w:pStyle w:val="Heading1"/>
         <w:rPr>
           <w:sz w:val="32"/>
           <w:szCs w:val="32"/>
         </w:rPr>
-        <w:t>6</w:t>
-      </w:r>
+      </w:pPr>
+      <w:bookmarkStart w:id="35" w:name="_Toc228442247"/>
       <w:r>
         <w:rPr>
           <w:sz w:val="32"/>
           <w:szCs w:val="32"/>
         </w:rPr>
-        <w:t>. Implementation</w:t>
-      </w:r>
-      <w:bookmarkEnd w:id="27"/>
-    </w:p>
-    <w:p>
-      <w:pPr>
-        <w:rPr>
-          <w:rFonts w:ascii="Arial" w:hAnsi="Arial" w:cs="Arial"/>
-        </w:rPr>
-      </w:pPr>
-      <w:r>
-        <w:rPr>
-          <w:rFonts w:ascii="Arial" w:hAnsi="Arial" w:cs="Arial"/>
-        </w:rPr>
-        <w:t>Describe the steps you took to create and validate your artefact, clearly connecting the process to your project questions.</w:t>
-      </w:r>
-    </w:p>
-    <w:p>
-      <w:pPr>
-        <w:rPr>
-          <w:rFonts w:ascii="Arial" w:hAnsi="Arial" w:cs="Arial"/>
-        </w:rPr>
-      </w:pPr>
-    </w:p>
-    <w:p>
-      <w:pPr>
-        <w:rPr>
-          <w:rFonts w:ascii="Arial" w:hAnsi="Arial" w:cs="Arial"/>
-        </w:rPr>
-      </w:pPr>
-    </w:p>
-    <w:p>
-      <w:pPr>
-        <w:pStyle w:val="Heading1"/>
+        <w:t>6</w:t>
+      </w:r>
+      <w:r>
         <w:rPr>
           <w:sz w:val="32"/>
           <w:szCs w:val="32"/>
         </w:rPr>
-      </w:pPr>
-      <w:bookmarkStart w:id="28" w:name="_Toc228442247"/>
-      <w:r>
+        <w:t>.1 Construction of the Artefact</w:t>
+      </w:r>
+      <w:bookmarkEnd w:id="35"/>
+    </w:p>
+    <w:p>
+      <w:pPr>
+        <w:rPr>
+          <w:rFonts w:ascii="Arial" w:hAnsi="Arial" w:cs="Arial"/>
+        </w:rPr>
+      </w:pPr>
+      <w:r>
+        <w:rPr>
+          <w:rFonts w:ascii="Arial" w:hAnsi="Arial" w:cs="Arial"/>
+        </w:rPr>
+        <w:t>Break down the development process into individual steps, covering the tools, languages, and methods employed. Assess the key decisions made and the challenges encountered during construction. Furthermore, describe how the implemented artefact meets the problem statement and research questions outlined in the introduction.</w:t>
+      </w:r>
+    </w:p>
+    <w:p>
+      <w:pPr>
+        <w:pStyle w:val="Heading1"/>
         <w:rPr>
           <w:sz w:val="32"/>
           <w:szCs w:val="32"/>
         </w:rPr>
-        <w:t>6</w:t>
-      </w:r>
+      </w:pPr>
+      <w:bookmarkStart w:id="36" w:name="_Toc228442248"/>
       <w:r>
         <w:rPr>
           <w:sz w:val="32"/>
           <w:szCs w:val="32"/>
         </w:rPr>
-        <w:t>.1 Construction of the Artefact</w:t>
-      </w:r>
-      <w:bookmarkEnd w:id="28"/>
-    </w:p>
-    <w:p>
-      <w:pPr>
-        <w:rPr>
-          <w:rFonts w:ascii="Arial" w:hAnsi="Arial" w:cs="Arial"/>
-        </w:rPr>
-      </w:pPr>
-      <w:r>
-        <w:rPr>
-          <w:rFonts w:ascii="Arial" w:hAnsi="Arial" w:cs="Arial"/>
-        </w:rPr>
-        <w:t>Break down the development process into individual steps, covering the tools, languages, and methods employed. Assess the key decisions made and the challenges encountered during construction. Furthermore, describe how the implemented artefact meets the problem statement and research questions outlined in the introduction.</w:t>
-      </w:r>
-    </w:p>
-    <w:p>
-      <w:pPr>
-        <w:pStyle w:val="Heading1"/>
+        <w:t>6</w:t>
+      </w:r>
+      <w:r>
         <w:rPr>
           <w:sz w:val="32"/>
           <w:szCs w:val="32"/>
         </w:rPr>
-      </w:pPr>
-      <w:bookmarkStart w:id="29" w:name="_Toc228442248"/>
+        <w:t>.</w:t>
+      </w:r>
       <w:r>
         <w:rPr>
           <w:sz w:val="32"/>
           <w:szCs w:val="32"/>
         </w:rPr>
-        <w:t>6</w:t>
+        <w:t>2</w:t>
       </w:r>
       <w:r>
         <w:rPr>
           <w:sz w:val="32"/>
           <w:szCs w:val="32"/>
         </w:rPr>
-        <w:t>.</w:t>
-      </w:r>
-      <w:r>
+        <w:t xml:space="preserve"> Validation and Testing</w:t>
+      </w:r>
+      <w:bookmarkEnd w:id="36"/>
+    </w:p>
+    <w:p>
+      <w:pPr>
+        <w:rPr>
+          <w:rFonts w:ascii="Arial" w:hAnsi="Arial" w:cs="Arial"/>
+        </w:rPr>
+      </w:pPr>
+      <w:r>
+        <w:rPr>
+          <w:rFonts w:ascii="Arial" w:hAnsi="Arial" w:cs="Arial"/>
+        </w:rPr>
+        <w:t>Explain how you validated the artefact, providing evidence of its logical consistency, functionality, and performance. This could include test results, user feedback, or data analysis demonstrating it functions as intended.</w:t>
+      </w:r>
+    </w:p>
+    <w:p>
+      <w:pPr>
+        <w:pStyle w:val="Heading1"/>
         <w:rPr>
           <w:sz w:val="32"/>
           <w:szCs w:val="32"/>
         </w:rPr>
-        <w:t>2</w:t>
-      </w:r>
+      </w:pPr>
+      <w:bookmarkStart w:id="37" w:name="_Toc228442249"/>
       <w:r>
         <w:rPr>
           <w:sz w:val="32"/>
           <w:szCs w:val="32"/>
         </w:rPr>
-        <w:t xml:space="preserve"> Validation and Testing</w:t>
-      </w:r>
-      <w:bookmarkEnd w:id="29"/>
-    </w:p>
-    <w:p>
-      <w:pPr>
-        <w:rPr>
-          <w:rFonts w:ascii="Arial" w:hAnsi="Arial" w:cs="Arial"/>
-        </w:rPr>
-      </w:pPr>
-      <w:r>
-        <w:rPr>
-          <w:rFonts w:ascii="Arial" w:hAnsi="Arial" w:cs="Arial"/>
-        </w:rPr>
-        <w:t>Explain how you validated the artefact, providing evidence of its logical consistency, functionality, and performance. This could include test results, user feedback, or data analysis demonstrating it functions as intended.</w:t>
-      </w:r>
-    </w:p>
-    <w:p>
-      <w:pPr>
-        <w:pStyle w:val="Heading1"/>
+        <w:t>7</w:t>
+      </w:r>
+      <w:r>
         <w:rPr>
           <w:sz w:val="32"/>
           <w:szCs w:val="32"/>
         </w:rPr>
-      </w:pPr>
-      <w:bookmarkStart w:id="30" w:name="_Toc228442249"/>
-      <w:r>
+        <w:t>. Critical Evaluation</w:t>
+      </w:r>
+      <w:bookmarkEnd w:id="37"/>
+    </w:p>
+    <w:p>
+      <w:pPr>
+        <w:rPr>
+          <w:rFonts w:ascii="Arial" w:hAnsi="Arial" w:cs="Arial"/>
+        </w:rPr>
+      </w:pPr>
+      <w:r>
+        <w:rPr>
+          <w:rFonts w:ascii="Arial" w:hAnsi="Arial" w:cs="Arial"/>
+        </w:rPr>
+        <w:t>Here is where you examine the success and significance of your work. Describe your artefact, what it does, and its significance in its context, whether that's societal, industrial, or academic. Additionally, discuss how your artefact differs from the similar systems or solutions you explored in your literature review. What are its distinct advantages or novel contributions?</w:t>
+      </w:r>
+    </w:p>
+    <w:p>
+      <w:pPr>
+        <w:pStyle w:val="Heading1"/>
         <w:rPr>
           <w:sz w:val="32"/>
           <w:szCs w:val="32"/>
         </w:rPr>
-        <w:t>7</w:t>
-      </w:r>
+      </w:pPr>
+      <w:bookmarkStart w:id="38" w:name="_Toc228442250"/>
       <w:r>
         <w:rPr>
           <w:sz w:val="32"/>
           <w:szCs w:val="32"/>
         </w:rPr>
-        <w:t>. Critical Evaluation</w:t>
-      </w:r>
-      <w:bookmarkEnd w:id="30"/>
-    </w:p>
-    <w:p>
-      <w:pPr>
-        <w:rPr>
-          <w:rFonts w:ascii="Arial" w:hAnsi="Arial" w:cs="Arial"/>
-        </w:rPr>
-      </w:pPr>
-      <w:r>
-        <w:rPr>
-          <w:rFonts w:ascii="Arial" w:hAnsi="Arial" w:cs="Arial"/>
-        </w:rPr>
-        <w:t>Here is where you examine the success and significance of your work. Describe your artefact, what it does, and its significance in its context, whether that's societal, industrial, or academic. Additionally, discuss how your artefact differs from the similar systems or solutions you explored in your literature review. What are its distinct advantages or novel contributions?</w:t>
+        <w:t>7.2 Impact</w:t>
+      </w:r>
+      <w:bookmarkEnd w:id="38"/>
+    </w:p>
+    <w:p>
+      <w:pPr>
+        <w:rPr>
+          <w:rFonts w:ascii="Arial" w:hAnsi="Arial" w:cs="Arial"/>
+        </w:rPr>
+      </w:pPr>
+      <w:r>
+        <w:rPr>
+          <w:rFonts w:ascii="Arial" w:hAnsi="Arial" w:cs="Arial"/>
+        </w:rPr>
+        <w:t>Examine the actual or potential impact of your artefact. Does it address a problem for a particular community? Does it enhance a process within an industry? Does it bring a new perspective to academic discussion?</w:t>
       </w:r>
     </w:p>
     <w:p>
@@ -8733,273 +11448,242 @@
           <w:szCs w:val="32"/>
         </w:rPr>
       </w:pPr>
-      <w:bookmarkStart w:id="31" w:name="_Toc228442250"/>
+      <w:bookmarkStart w:id="39" w:name="_Toc228442251"/>
       <w:r>
         <w:rPr>
           <w:sz w:val="32"/>
           <w:szCs w:val="32"/>
         </w:rPr>
-        <w:t>7.2 Impact</w:t>
-      </w:r>
-      <w:bookmarkEnd w:id="31"/>
-    </w:p>
-    <w:p>
-      <w:pPr>
-        <w:rPr>
-          <w:rFonts w:ascii="Arial" w:hAnsi="Arial" w:cs="Arial"/>
-        </w:rPr>
-      </w:pPr>
-      <w:r>
-        <w:rPr>
-          <w:rFonts w:ascii="Arial" w:hAnsi="Arial" w:cs="Arial"/>
-        </w:rPr>
-        <w:t>Examine the actual or potential impact of your artefact. Does it address a problem for a particular community? Does it enhance a process within an industry? Does it bring a new perspective to academic discussion?</w:t>
-      </w:r>
-    </w:p>
-    <w:p>
-      <w:pPr>
-        <w:pStyle w:val="Heading1"/>
+        <w:lastRenderedPageBreak/>
+        <w:t>8</w:t>
+      </w:r>
+      <w:r>
         <w:rPr>
           <w:sz w:val="32"/>
           <w:szCs w:val="32"/>
         </w:rPr>
-      </w:pPr>
-      <w:bookmarkStart w:id="32" w:name="_Toc228442251"/>
-      <w:r>
+        <w:t>. Conclusion</w:t>
+      </w:r>
+      <w:bookmarkEnd w:id="39"/>
+    </w:p>
+    <w:p>
+      <w:pPr>
+        <w:rPr>
+          <w:rFonts w:ascii="Arial" w:hAnsi="Arial" w:cs="Arial"/>
+        </w:rPr>
+      </w:pPr>
+      <w:r>
+        <w:rPr>
+          <w:rFonts w:ascii="Arial" w:hAnsi="Arial" w:cs="Arial"/>
+        </w:rPr>
+        <w:t>Outline the project journey, reiterate the problem, approach, and key findings. Conclude by reflecting on the project's success and value.</w:t>
+      </w:r>
+    </w:p>
+    <w:p>
+      <w:pPr>
+        <w:pStyle w:val="Heading1"/>
         <w:rPr>
           <w:sz w:val="32"/>
           <w:szCs w:val="32"/>
         </w:rPr>
-        <w:lastRenderedPageBreak/>
-        <w:t>8</w:t>
-      </w:r>
+      </w:pPr>
+      <w:bookmarkStart w:id="40" w:name="_Toc228442252"/>
       <w:r>
         <w:rPr>
           <w:sz w:val="32"/>
           <w:szCs w:val="32"/>
         </w:rPr>
-        <w:t>. Conclusion</w:t>
-      </w:r>
-      <w:bookmarkEnd w:id="32"/>
-    </w:p>
-    <w:p>
-      <w:pPr>
-        <w:rPr>
-          <w:rFonts w:ascii="Arial" w:hAnsi="Arial" w:cs="Arial"/>
-        </w:rPr>
-      </w:pPr>
-      <w:r>
-        <w:rPr>
-          <w:rFonts w:ascii="Arial" w:hAnsi="Arial" w:cs="Arial"/>
-        </w:rPr>
-        <w:t>Outline the project journey, reiterate the problem, approach, and key findings. Conclude by reflecting on the project's success and value.</w:t>
-      </w:r>
-    </w:p>
-    <w:p>
-      <w:pPr>
-        <w:pStyle w:val="Heading1"/>
+        <w:t xml:space="preserve">8.1 </w:t>
+      </w:r>
+      <w:r>
         <w:rPr>
           <w:sz w:val="32"/>
           <w:szCs w:val="32"/>
         </w:rPr>
-      </w:pPr>
-      <w:bookmarkStart w:id="33" w:name="_Toc228442252"/>
+        <w:t>Limitations</w:t>
+      </w:r>
+      <w:bookmarkEnd w:id="40"/>
       <w:r>
         <w:rPr>
           <w:sz w:val="32"/>
           <w:szCs w:val="32"/>
         </w:rPr>
-        <w:t xml:space="preserve">8.1 </w:t>
-      </w:r>
-      <w:r>
+        <w:t xml:space="preserve"> </w:t>
+      </w:r>
+    </w:p>
+    <w:p>
+      <w:pPr>
+        <w:rPr>
+          <w:rFonts w:ascii="Arial" w:hAnsi="Arial" w:cs="Arial"/>
+        </w:rPr>
+      </w:pPr>
+      <w:r>
+        <w:rPr>
+          <w:rFonts w:ascii="Arial" w:hAnsi="Arial" w:cs="Arial"/>
+        </w:rPr>
+        <w:t>This section lets you demonstrate critical self-awareness by honestly acknowledging your work's boundaries and constraints. For example, d</w:t>
+      </w:r>
+      <w:r>
+        <w:rPr>
+          <w:rFonts w:ascii="Arial" w:hAnsi="Arial" w:cs="Arial"/>
+        </w:rPr>
+        <w:t xml:space="preserve">id your chosen method have </w:t>
+      </w:r>
+      <w:r>
+        <w:rPr>
+          <w:rFonts w:ascii="Arial" w:hAnsi="Arial" w:cs="Arial"/>
+        </w:rPr>
+        <w:t xml:space="preserve">any </w:t>
+      </w:r>
+      <w:r>
+        <w:rPr>
+          <w:rFonts w:ascii="Arial" w:hAnsi="Arial" w:cs="Arial"/>
+        </w:rPr>
+        <w:t>weaknesses?</w:t>
+      </w:r>
+      <w:r>
+        <w:rPr>
+          <w:rFonts w:ascii="Arial" w:hAnsi="Arial" w:cs="Arial"/>
+        </w:rPr>
+        <w:t xml:space="preserve"> </w:t>
+      </w:r>
+      <w:r>
+        <w:rPr>
+          <w:rFonts w:ascii="Arial" w:hAnsi="Arial" w:cs="Arial"/>
+        </w:rPr>
+        <w:t>What did you have to leave out?</w:t>
+      </w:r>
+      <w:r>
+        <w:rPr>
+          <w:rFonts w:ascii="Arial" w:hAnsi="Arial" w:cs="Arial"/>
+        </w:rPr>
+        <w:t xml:space="preserve"> </w:t>
+      </w:r>
+      <w:r>
+        <w:rPr>
+          <w:rFonts w:ascii="Arial" w:hAnsi="Arial" w:cs="Arial"/>
+        </w:rPr>
+        <w:t>What are the practical weaknesses of your artefact?</w:t>
+      </w:r>
+      <w:r>
+        <w:rPr>
+          <w:rFonts w:ascii="Arial" w:hAnsi="Arial" w:cs="Arial"/>
+        </w:rPr>
+        <w:t xml:space="preserve"> Or w</w:t>
+      </w:r>
+      <w:r>
+        <w:rPr>
+          <w:rFonts w:ascii="Arial" w:hAnsi="Arial" w:cs="Arial"/>
+        </w:rPr>
+        <w:t>as your dataset small, incomplete, or biased in some way?</w:t>
+      </w:r>
+      <w:r>
+        <w:rPr>
+          <w:rFonts w:ascii="Arial" w:hAnsi="Arial" w:cs="Arial"/>
+        </w:rPr>
+        <w:t xml:space="preserve"> </w:t>
+      </w:r>
+      <w:r>
+        <w:rPr>
+          <w:rFonts w:ascii="Arial" w:hAnsi="Arial" w:cs="Arial"/>
+        </w:rPr>
+        <w:t xml:space="preserve">For each </w:t>
+      </w:r>
+      <w:r>
+        <w:rPr>
+          <w:rFonts w:ascii="Arial" w:hAnsi="Arial" w:cs="Arial"/>
+        </w:rPr>
+        <w:t xml:space="preserve">limitation you mention, provide a brief explanation of its impact on your project and how you addressed these limitations. </w:t>
+      </w:r>
+    </w:p>
+    <w:p>
+      <w:pPr>
+        <w:rPr>
+          <w:rFonts w:ascii="Arial" w:hAnsi="Arial" w:cs="Arial"/>
+        </w:rPr>
+      </w:pPr>
+    </w:p>
+    <w:p>
+      <w:pPr>
+        <w:rPr>
+          <w:rFonts w:ascii="Arial" w:hAnsi="Arial" w:cs="Arial"/>
+        </w:rPr>
+      </w:pPr>
+    </w:p>
+    <w:p>
+      <w:pPr>
+        <w:pStyle w:val="Heading1"/>
         <w:rPr>
           <w:sz w:val="32"/>
           <w:szCs w:val="32"/>
         </w:rPr>
-        <w:t>Limitations</w:t>
-      </w:r>
-      <w:bookmarkEnd w:id="33"/>
+      </w:pPr>
+      <w:bookmarkStart w:id="41" w:name="_Toc228442253"/>
       <w:r>
         <w:rPr>
           <w:sz w:val="32"/>
           <w:szCs w:val="32"/>
         </w:rPr>
-        <w:t xml:space="preserve"> </w:t>
-      </w:r>
-    </w:p>
-    <w:p>
-      <w:pPr>
-        <w:rPr>
-          <w:rFonts w:ascii="Arial" w:hAnsi="Arial" w:cs="Arial"/>
-        </w:rPr>
-      </w:pPr>
-      <w:r>
-        <w:rPr>
-          <w:rFonts w:ascii="Arial" w:hAnsi="Arial" w:cs="Arial"/>
-        </w:rPr>
-        <w:t>This section lets you demonstrate critical self-awareness by honestly acknowledging your work's boundaries and constraints. For example, d</w:t>
-      </w:r>
-      <w:r>
-        <w:rPr>
-          <w:rFonts w:ascii="Arial" w:hAnsi="Arial" w:cs="Arial"/>
-        </w:rPr>
-        <w:t xml:space="preserve">id your chosen method have </w:t>
-      </w:r>
-      <w:r>
-        <w:rPr>
-          <w:rFonts w:ascii="Arial" w:hAnsi="Arial" w:cs="Arial"/>
-        </w:rPr>
-        <w:t xml:space="preserve">any </w:t>
-      </w:r>
-      <w:r>
-        <w:rPr>
-          <w:rFonts w:ascii="Arial" w:hAnsi="Arial" w:cs="Arial"/>
-        </w:rPr>
-        <w:t>weaknesses?</w:t>
-      </w:r>
-      <w:r>
-        <w:rPr>
-          <w:rFonts w:ascii="Arial" w:hAnsi="Arial" w:cs="Arial"/>
-        </w:rPr>
-        <w:t xml:space="preserve"> </w:t>
-      </w:r>
-      <w:r>
-        <w:rPr>
-          <w:rFonts w:ascii="Arial" w:hAnsi="Arial" w:cs="Arial"/>
-        </w:rPr>
-        <w:t>What did you have to leave out?</w:t>
-      </w:r>
-      <w:r>
-        <w:rPr>
-          <w:rFonts w:ascii="Arial" w:hAnsi="Arial" w:cs="Arial"/>
-        </w:rPr>
-        <w:t xml:space="preserve"> </w:t>
-      </w:r>
-      <w:r>
-        <w:rPr>
-          <w:rFonts w:ascii="Arial" w:hAnsi="Arial" w:cs="Arial"/>
-        </w:rPr>
-        <w:t>What are the practical weaknesses of your artefact?</w:t>
-      </w:r>
-      <w:r>
-        <w:rPr>
-          <w:rFonts w:ascii="Arial" w:hAnsi="Arial" w:cs="Arial"/>
-        </w:rPr>
-        <w:t xml:space="preserve"> Or w</w:t>
-      </w:r>
-      <w:r>
-        <w:rPr>
-          <w:rFonts w:ascii="Arial" w:hAnsi="Arial" w:cs="Arial"/>
-        </w:rPr>
-        <w:t>as your dataset small, incomplete, or biased in some way?</w:t>
-      </w:r>
-      <w:r>
-        <w:rPr>
-          <w:rFonts w:ascii="Arial" w:hAnsi="Arial" w:cs="Arial"/>
-        </w:rPr>
-        <w:t xml:space="preserve"> </w:t>
-      </w:r>
-      <w:r>
-        <w:rPr>
-          <w:rFonts w:ascii="Arial" w:hAnsi="Arial" w:cs="Arial"/>
-        </w:rPr>
-        <w:t xml:space="preserve">For each </w:t>
-      </w:r>
-      <w:r>
-        <w:rPr>
-          <w:rFonts w:ascii="Arial" w:hAnsi="Arial" w:cs="Arial"/>
-        </w:rPr>
-        <w:t xml:space="preserve">limitation you mention, provide a brief explanation of its impact on your project and how you addressed these limitations. </w:t>
-      </w:r>
-    </w:p>
-    <w:p>
-      <w:pPr>
-        <w:rPr>
-          <w:rFonts w:ascii="Arial" w:hAnsi="Arial" w:cs="Arial"/>
-        </w:rPr>
-      </w:pPr>
-    </w:p>
-    <w:p>
-      <w:pPr>
-        <w:rPr>
-          <w:rFonts w:ascii="Arial" w:hAnsi="Arial" w:cs="Arial"/>
-        </w:rPr>
-      </w:pPr>
-    </w:p>
-    <w:p>
-      <w:pPr>
-        <w:pStyle w:val="Heading1"/>
+        <w:t xml:space="preserve">8.2 </w:t>
+      </w:r>
+      <w:r>
         <w:rPr>
           <w:sz w:val="32"/>
           <w:szCs w:val="32"/>
         </w:rPr>
-      </w:pPr>
-      <w:bookmarkStart w:id="34" w:name="_Toc228442253"/>
+        <w:t>Future Work</w:t>
+      </w:r>
+      <w:bookmarkEnd w:id="41"/>
       <w:r>
         <w:rPr>
           <w:sz w:val="32"/>
           <w:szCs w:val="32"/>
         </w:rPr>
-        <w:t xml:space="preserve">8.2 </w:t>
-      </w:r>
-      <w:r>
+        <w:t xml:space="preserve"> </w:t>
+      </w:r>
+    </w:p>
+    <w:p>
+      <w:pPr>
+        <w:rPr>
+          <w:rFonts w:ascii="Arial" w:hAnsi="Arial" w:cs="Arial"/>
+        </w:rPr>
+      </w:pPr>
+      <w:r>
+        <w:rPr>
+          <w:rFonts w:ascii="Arial" w:hAnsi="Arial" w:cs="Arial"/>
+        </w:rPr>
+        <w:t>This section provides a roadmap for you or others to continue or enhance this project, but your suggestions should be specific and concrete. It should logically follow your findings and identified limitations. For example, you can offer suggestions on how other people can address the limitations. Also, you can explain what you would add if you had more time, or how the project could</w:t>
+      </w:r>
+      <w:r>
+        <w:rPr>
+          <w:rFonts w:ascii="Arial" w:hAnsi="Arial" w:cs="Arial"/>
+        </w:rPr>
+        <w:t xml:space="preserve"> be made bigger or more widely applicable</w:t>
+      </w:r>
+      <w:r>
+        <w:rPr>
+          <w:rFonts w:ascii="Arial" w:hAnsi="Arial" w:cs="Arial"/>
+        </w:rPr>
+        <w:t>.</w:t>
+      </w:r>
+    </w:p>
+    <w:p>
+      <w:pPr>
+        <w:pStyle w:val="Heading1"/>
         <w:rPr>
           <w:sz w:val="32"/>
           <w:szCs w:val="32"/>
         </w:rPr>
-        <w:t>Future Work</w:t>
-      </w:r>
-      <w:bookmarkEnd w:id="34"/>
+      </w:pPr>
+      <w:bookmarkStart w:id="42" w:name="_Toc228442254"/>
       <w:r>
         <w:rPr>
           <w:sz w:val="32"/>
           <w:szCs w:val="32"/>
         </w:rPr>
-        <w:t xml:space="preserve"> </w:t>
-      </w:r>
-    </w:p>
-    <w:p>
-      <w:pPr>
-        <w:rPr>
-          <w:rFonts w:ascii="Arial" w:hAnsi="Arial" w:cs="Arial"/>
-        </w:rPr>
-      </w:pPr>
-      <w:r>
-        <w:rPr>
-          <w:rFonts w:ascii="Arial" w:hAnsi="Arial" w:cs="Arial"/>
-        </w:rPr>
-        <w:t>This section provides a roadmap for you or others to continue or enhance this project, but your suggestions should be specific and concrete. It should logically follow your findings and identified limitations. For example, you can offer suggestions on how other people can address the limitations. Also, you can explain what you would add if you had more time, or how the project could</w:t>
-      </w:r>
-      <w:r>
-        <w:rPr>
-          <w:rFonts w:ascii="Arial" w:hAnsi="Arial" w:cs="Arial"/>
-        </w:rPr>
-        <w:t xml:space="preserve"> be made bigger or more widely applicable</w:t>
-      </w:r>
-      <w:r>
-        <w:rPr>
-          <w:rFonts w:ascii="Arial" w:hAnsi="Arial" w:cs="Arial"/>
-        </w:rPr>
-        <w:t>.</w:t>
-      </w:r>
-    </w:p>
-    <w:p>
-      <w:pPr>
-        <w:pStyle w:val="Heading1"/>
-        <w:rPr>
-          <w:sz w:val="32"/>
-          <w:szCs w:val="32"/>
-        </w:rPr>
-      </w:pPr>
-      <w:bookmarkStart w:id="35" w:name="_Toc228442254"/>
-      <w:r>
-        <w:rPr>
-          <w:sz w:val="32"/>
-          <w:szCs w:val="32"/>
-        </w:rPr>
         <w:t>Appendices</w:t>
       </w:r>
-      <w:bookmarkEnd w:id="35"/>
+      <w:bookmarkEnd w:id="42"/>
     </w:p>
     <w:p>
       <w:pPr>
@@ -9025,16 +11709,154 @@
     </w:p>
     <w:p>
       <w:pPr>
-        <w:rPr>
-          <w:rFonts w:ascii="Arial" w:hAnsi="Arial" w:cs="Arial"/>
-        </w:rPr>
-      </w:pPr>
-      <w:r>
-        <w:rPr>
-          <w:rFonts w:ascii="Arial" w:hAnsi="Arial" w:cs="Arial"/>
-        </w:rPr>
-        <w:t>Create a realistic project schedule. A Gantt chart is the best way to visualise this. The chart should cover all major tasks (e.g., literature review, data collection, development, analysis, writing), key milestones, and their deadlines from start to finish.</w:t>
-      </w:r>
+        <w:keepNext/>
+      </w:pPr>
+      <w:r>
+        <w:rPr>
+          <w:noProof/>
+        </w:rPr>
+        <w:lastRenderedPageBreak/>
+        <w:drawing>
+          <wp:inline distT="0" distB="0" distL="0" distR="0" wp14:anchorId="6A849334" wp14:editId="796A8A3A">
+            <wp:extent cx="5474335" cy="2437130"/>
+            <wp:effectExtent l="0" t="0" r="0" b="1270"/>
+            <wp:docPr id="1122144038" name="Picture 1"/>
+            <wp:cNvGraphicFramePr>
+              <a:graphicFrameLocks xmlns:a="http://schemas.openxmlformats.org/drawingml/2006/main" noChangeAspect="1"/>
+            </wp:cNvGraphicFramePr>
+            <a:graphic xmlns:a="http://schemas.openxmlformats.org/drawingml/2006/main">
+              <a:graphicData uri="http://schemas.openxmlformats.org/drawingml/2006/picture">
+                <pic:pic xmlns:pic="http://schemas.openxmlformats.org/drawingml/2006/picture">
+                  <pic:nvPicPr>
+                    <pic:cNvPr id="1122144038" name=""/>
+                    <pic:cNvPicPr/>
+                  </pic:nvPicPr>
+                  <pic:blipFill>
+                    <a:blip r:embed="rId11"/>
+                    <a:stretch>
+                      <a:fillRect/>
+                    </a:stretch>
+                  </pic:blipFill>
+                  <pic:spPr>
+                    <a:xfrm>
+                      <a:off x="0" y="0"/>
+                      <a:ext cx="5474335" cy="2437130"/>
+                    </a:xfrm>
+                    <a:prstGeom prst="rect">
+                      <a:avLst/>
+                    </a:prstGeom>
+                  </pic:spPr>
+                </pic:pic>
+              </a:graphicData>
+            </a:graphic>
+          </wp:inline>
+        </w:drawing>
+      </w:r>
+    </w:p>
+    <w:p>
+      <w:pPr>
+        <w:pStyle w:val="Caption"/>
+        <w:jc w:val="center"/>
+        <w:rPr>
+          <w:rFonts w:ascii="Arial" w:hAnsi="Arial" w:cs="Arial"/>
+          <w:sz w:val="22"/>
+          <w:szCs w:val="22"/>
+        </w:rPr>
+      </w:pPr>
+      <w:bookmarkStart w:id="43" w:name="_Toc228625651"/>
+      <w:r>
+        <w:rPr>
+          <w:sz w:val="22"/>
+          <w:szCs w:val="22"/>
+        </w:rPr>
+        <w:t xml:space="preserve">Figure </w:t>
+      </w:r>
+      <w:r>
+        <w:rPr>
+          <w:sz w:val="22"/>
+          <w:szCs w:val="22"/>
+        </w:rPr>
+        <w:fldChar w:fldCharType="begin"/>
+      </w:r>
+      <w:r>
+        <w:rPr>
+          <w:sz w:val="22"/>
+          <w:szCs w:val="22"/>
+        </w:rPr>
+        <w:instrText xml:space="preserve"> SEQ Figure \* ARABIC </w:instrText>
+      </w:r>
+      <w:r>
+        <w:rPr>
+          <w:sz w:val="22"/>
+          <w:szCs w:val="22"/>
+        </w:rPr>
+        <w:fldChar w:fldCharType="separate"/>
+      </w:r>
+      <w:r>
+        <w:rPr>
+          <w:noProof/>
+          <w:sz w:val="22"/>
+          <w:szCs w:val="22"/>
+        </w:rPr>
+        <w:t>4</w:t>
+      </w:r>
+      <w:r>
+        <w:rPr>
+          <w:sz w:val="22"/>
+          <w:szCs w:val="22"/>
+        </w:rPr>
+        <w:fldChar w:fldCharType="end"/>
+      </w:r>
+      <w:r>
+        <w:rPr>
+          <w:sz w:val="22"/>
+          <w:szCs w:val="22"/>
+        </w:rPr>
+        <w:t>. Gantt Chart Project Timeline</w:t>
+      </w:r>
+      <w:bookmarkEnd w:id="43"/>
+    </w:p>
+    <w:p>
+      <w:pPr>
+        <w:rPr>
+          <w:rFonts w:ascii="Arial" w:hAnsi="Arial" w:cs="Arial"/>
+        </w:rPr>
+      </w:pPr>
+    </w:p>
+    <w:p>
+      <w:pPr>
+        <w:rPr>
+          <w:rFonts w:ascii="Arial" w:hAnsi="Arial" w:cs="Arial"/>
+        </w:rPr>
+      </w:pPr>
+    </w:p>
+    <w:p>
+      <w:pPr>
+        <w:rPr>
+          <w:rFonts w:ascii="Arial" w:hAnsi="Arial" w:cs="Arial"/>
+        </w:rPr>
+      </w:pPr>
+    </w:p>
+    <w:p>
+      <w:pPr>
+        <w:rPr>
+          <w:rFonts w:ascii="Arial" w:hAnsi="Arial" w:cs="Arial"/>
+        </w:rPr>
+      </w:pPr>
+    </w:p>
+    <w:p>
+      <w:pPr>
+        <w:rPr>
+          <w:rFonts w:ascii="Arial" w:hAnsi="Arial" w:cs="Arial"/>
+        </w:rPr>
+      </w:pPr>
+    </w:p>
+    <w:p>
+      <w:pPr>
+        <w:rPr>
+          <w:rFonts w:ascii="Arial" w:hAnsi="Arial" w:cs="Arial"/>
+        </w:rPr>
+      </w:pPr>
     </w:p>
     <w:p>
       <w:pPr>
@@ -9098,7 +11920,6 @@
         <w:rPr>
           <w:rFonts w:ascii="Arial" w:hAnsi="Arial" w:cs="Arial"/>
         </w:rPr>
-        <w:lastRenderedPageBreak/>
         <w:t>Evaluate how realistic and achievable your project is. Think about the resources you have available, including time, access to necessary data, software or equipment, and your own skills. Give a brief explanation for why you are confident the project can be completed successfully within these constraints.</w:t>
       </w:r>
     </w:p>
@@ -9259,6 +12080,7 @@
               <w:rPr>
                 <w:rFonts w:ascii="Arial" w:hAnsi="Arial" w:cs="Arial"/>
               </w:rPr>
+              <w:lastRenderedPageBreak/>
               <w:t>e.g., Delay in receiving access to required datasets</w:t>
             </w:r>
           </w:p>
@@ -9609,7 +12431,6 @@
         <w:rPr>
           <w:rFonts w:ascii="Arial" w:hAnsi="Arial" w:cs="Arial"/>
         </w:rPr>
-        <w:lastRenderedPageBreak/>
         <w:t>Include appendices to share extra material that is too detailed for the main report, such as full datasets, source code snippets, detailed user guides, or survey questionnaires.</w:t>
       </w:r>
     </w:p>
@@ -9627,7 +12448,7 @@
         </w:rPr>
       </w:pPr>
     </w:p>
-    <w:bookmarkStart w:id="36" w:name="_Toc228442255" w:displacedByCustomXml="next"/>
+    <w:bookmarkStart w:id="44" w:name="_Toc228442255" w:displacedByCustomXml="next"/>
     <w:sdt>
       <w:sdtPr>
         <w:rPr>
@@ -9664,7 +12485,7 @@
             </w:rPr>
             <w:t>References</w:t>
           </w:r>
-          <w:bookmarkEnd w:id="36"/>
+          <w:bookmarkEnd w:id="44"/>
         </w:p>
         <w:sdt>
           <w:sdtPr>
@@ -9859,7 +12680,7 @@
       </w:pPr>
     </w:p>
     <w:sectPr>
-      <w:headerReference w:type="default" r:id="rId8"/>
+      <w:headerReference w:type="default" r:id="rId12"/>
       <w:type w:val="continuous"/>
       <w:pgSz w:w="11910" w:h="16840"/>
       <w:pgMar w:top="2365" w:right="1361" w:bottom="1361" w:left="1361" w:header="992" w:footer="987" w:gutter="567"/>
@@ -11953,7 +14774,6 @@
   <w:style w:type="character" w:default="1" w:styleId="DefaultParagraphFont">
     <w:name w:val="Default Paragraph Font"/>
     <w:uiPriority w:val="1"/>
-    <w:semiHidden/>
     <w:unhideWhenUsed/>
   </w:style>
   <w:style w:type="table" w:default="1" w:styleId="TableNormal">
@@ -12623,6 +15443,800 @@
       <w:color w:val="605E5C"/>
       <w:shd w:val="clear" w:color="auto" w:fill="E1DFDD"/>
     </w:rPr>
+  </w:style>
+  <w:style w:type="paragraph" w:styleId="Caption">
+    <w:name w:val="caption"/>
+    <w:basedOn w:val="Normal"/>
+    <w:next w:val="Normal"/>
+    <w:uiPriority w:val="35"/>
+    <w:unhideWhenUsed/>
+    <w:qFormat/>
+    <w:rsid w:val="0093330C"/>
+    <w:pPr>
+      <w:spacing w:after="200" w:line="240" w:lineRule="auto"/>
+    </w:pPr>
+    <w:rPr>
+      <w:i/>
+      <w:iCs/>
+      <w:color w:val="0E2841" w:themeColor="text2"/>
+      <w:sz w:val="18"/>
+      <w:szCs w:val="18"/>
+    </w:rPr>
+  </w:style>
+  <w:style w:type="paragraph" w:styleId="TableofFigures">
+    <w:name w:val="table of figures"/>
+    <w:basedOn w:val="Normal"/>
+    <w:next w:val="Normal"/>
+    <w:uiPriority w:val="99"/>
+    <w:unhideWhenUsed/>
+    <w:rsid w:val="00F129B7"/>
+    <w:pPr>
+      <w:spacing w:after="0"/>
+    </w:pPr>
+  </w:style>
+  <w:style w:type="table" w:styleId="TableGrid">
+    <w:name w:val="Table Grid"/>
+    <w:basedOn w:val="TableNormal"/>
+    <w:uiPriority w:val="39"/>
+    <w:rsid w:val="00482E2B"/>
+    <w:pPr>
+      <w:spacing w:after="0" w:line="240" w:lineRule="auto"/>
+    </w:pPr>
+    <w:tblPr>
+      <w:tblBorders>
+        <w:top w:val="single" w:sz="4" w:space="0" w:color="auto"/>
+        <w:left w:val="single" w:sz="4" w:space="0" w:color="auto"/>
+        <w:bottom w:val="single" w:sz="4" w:space="0" w:color="auto"/>
+        <w:right w:val="single" w:sz="4" w:space="0" w:color="auto"/>
+        <w:insideH w:val="single" w:sz="4" w:space="0" w:color="auto"/>
+        <w:insideV w:val="single" w:sz="4" w:space="0" w:color="auto"/>
+      </w:tblBorders>
+    </w:tblPr>
+  </w:style>
+  <w:style w:type="table" w:styleId="GridTable2">
+    <w:name w:val="Grid Table 2"/>
+    <w:basedOn w:val="TableNormal"/>
+    <w:uiPriority w:val="47"/>
+    <w:rsid w:val="00482E2B"/>
+    <w:pPr>
+      <w:spacing w:after="0" w:line="240" w:lineRule="auto"/>
+    </w:pPr>
+    <w:tblPr>
+      <w:tblStyleRowBandSize w:val="1"/>
+      <w:tblStyleColBandSize w:val="1"/>
+      <w:tblBorders>
+        <w:top w:val="single" w:sz="2" w:space="0" w:color="666666" w:themeColor="text1" w:themeTint="99"/>
+        <w:bottom w:val="single" w:sz="2" w:space="0" w:color="666666" w:themeColor="text1" w:themeTint="99"/>
+        <w:insideH w:val="single" w:sz="2" w:space="0" w:color="666666" w:themeColor="text1" w:themeTint="99"/>
+        <w:insideV w:val="single" w:sz="2" w:space="0" w:color="666666" w:themeColor="text1" w:themeTint="99"/>
+      </w:tblBorders>
+    </w:tblPr>
+    <w:tblStylePr w:type="firstRow">
+      <w:rPr>
+        <w:b/>
+        <w:bCs/>
+      </w:rPr>
+      <w:tblPr/>
+      <w:tcPr>
+        <w:tcBorders>
+          <w:top w:val="nil"/>
+          <w:bottom w:val="single" w:sz="12" w:space="0" w:color="666666" w:themeColor="text1" w:themeTint="99"/>
+          <w:insideH w:val="nil"/>
+          <w:insideV w:val="nil"/>
+        </w:tcBorders>
+        <w:shd w:val="clear" w:color="auto" w:fill="FFFFFF" w:themeFill="background1"/>
+      </w:tcPr>
+    </w:tblStylePr>
+    <w:tblStylePr w:type="lastRow">
+      <w:rPr>
+        <w:b/>
+        <w:bCs/>
+      </w:rPr>
+      <w:tblPr/>
+      <w:tcPr>
+        <w:tcBorders>
+          <w:top w:val="double" w:sz="2" w:space="0" w:color="666666" w:themeColor="text1" w:themeTint="99"/>
+          <w:bottom w:val="nil"/>
+          <w:insideH w:val="nil"/>
+          <w:insideV w:val="nil"/>
+        </w:tcBorders>
+        <w:shd w:val="clear" w:color="auto" w:fill="FFFFFF" w:themeFill="background1"/>
+      </w:tcPr>
+    </w:tblStylePr>
+    <w:tblStylePr w:type="firstCol">
+      <w:rPr>
+        <w:b/>
+        <w:bCs/>
+      </w:rPr>
+    </w:tblStylePr>
+    <w:tblStylePr w:type="lastCol">
+      <w:rPr>
+        <w:b/>
+        <w:bCs/>
+      </w:rPr>
+    </w:tblStylePr>
+    <w:tblStylePr w:type="band1Vert">
+      <w:tblPr/>
+      <w:tcPr>
+        <w:shd w:val="clear" w:color="auto" w:fill="CCCCCC" w:themeFill="text1" w:themeFillTint="33"/>
+      </w:tcPr>
+    </w:tblStylePr>
+    <w:tblStylePr w:type="band1Horz">
+      <w:tblPr/>
+      <w:tcPr>
+        <w:shd w:val="clear" w:color="auto" w:fill="CCCCCC" w:themeFill="text1" w:themeFillTint="33"/>
+      </w:tcPr>
+    </w:tblStylePr>
+  </w:style>
+  <w:style w:type="table" w:styleId="GridTable6Colorful">
+    <w:name w:val="Grid Table 6 Colorful"/>
+    <w:basedOn w:val="TableNormal"/>
+    <w:uiPriority w:val="51"/>
+    <w:rsid w:val="00482E2B"/>
+    <w:pPr>
+      <w:spacing w:after="0" w:line="240" w:lineRule="auto"/>
+    </w:pPr>
+    <w:rPr>
+      <w:color w:val="000000" w:themeColor="text1"/>
+    </w:rPr>
+    <w:tblPr>
+      <w:tblStyleRowBandSize w:val="1"/>
+      <w:tblStyleColBandSize w:val="1"/>
+      <w:tblBorders>
+        <w:top w:val="single" w:sz="4" w:space="0" w:color="666666" w:themeColor="text1" w:themeTint="99"/>
+        <w:left w:val="single" w:sz="4" w:space="0" w:color="666666" w:themeColor="text1" w:themeTint="99"/>
+        <w:bottom w:val="single" w:sz="4" w:space="0" w:color="666666" w:themeColor="text1" w:themeTint="99"/>
+        <w:right w:val="single" w:sz="4" w:space="0" w:color="666666" w:themeColor="text1" w:themeTint="99"/>
+        <w:insideH w:val="single" w:sz="4" w:space="0" w:color="666666" w:themeColor="text1" w:themeTint="99"/>
+        <w:insideV w:val="single" w:sz="4" w:space="0" w:color="666666" w:themeColor="text1" w:themeTint="99"/>
+      </w:tblBorders>
+    </w:tblPr>
+    <w:tblStylePr w:type="firstRow">
+      <w:rPr>
+        <w:b/>
+        <w:bCs/>
+      </w:rPr>
+      <w:tblPr/>
+      <w:tcPr>
+        <w:tcBorders>
+          <w:bottom w:val="single" w:sz="12" w:space="0" w:color="666666" w:themeColor="text1" w:themeTint="99"/>
+        </w:tcBorders>
+      </w:tcPr>
+    </w:tblStylePr>
+    <w:tblStylePr w:type="lastRow">
+      <w:rPr>
+        <w:b/>
+        <w:bCs/>
+      </w:rPr>
+      <w:tblPr/>
+      <w:tcPr>
+        <w:tcBorders>
+          <w:top w:val="double" w:sz="4" w:space="0" w:color="666666" w:themeColor="text1" w:themeTint="99"/>
+        </w:tcBorders>
+      </w:tcPr>
+    </w:tblStylePr>
+    <w:tblStylePr w:type="firstCol">
+      <w:rPr>
+        <w:b/>
+        <w:bCs/>
+      </w:rPr>
+    </w:tblStylePr>
+    <w:tblStylePr w:type="lastCol">
+      <w:rPr>
+        <w:b/>
+        <w:bCs/>
+      </w:rPr>
+    </w:tblStylePr>
+    <w:tblStylePr w:type="band1Vert">
+      <w:tblPr/>
+      <w:tcPr>
+        <w:shd w:val="clear" w:color="auto" w:fill="CCCCCC" w:themeFill="text1" w:themeFillTint="33"/>
+      </w:tcPr>
+    </w:tblStylePr>
+    <w:tblStylePr w:type="band1Horz">
+      <w:tblPr/>
+      <w:tcPr>
+        <w:shd w:val="clear" w:color="auto" w:fill="CCCCCC" w:themeFill="text1" w:themeFillTint="33"/>
+      </w:tcPr>
+    </w:tblStylePr>
+  </w:style>
+  <w:style w:type="table" w:styleId="GridTable5Dark">
+    <w:name w:val="Grid Table 5 Dark"/>
+    <w:basedOn w:val="TableNormal"/>
+    <w:uiPriority w:val="50"/>
+    <w:rsid w:val="00482E2B"/>
+    <w:pPr>
+      <w:spacing w:after="0" w:line="240" w:lineRule="auto"/>
+    </w:pPr>
+    <w:tblPr>
+      <w:tblStyleRowBandSize w:val="1"/>
+      <w:tblStyleColBandSize w:val="1"/>
+      <w:tblBorders>
+        <w:top w:val="single" w:sz="4" w:space="0" w:color="FFFFFF" w:themeColor="background1"/>
+        <w:left w:val="single" w:sz="4" w:space="0" w:color="FFFFFF" w:themeColor="background1"/>
+        <w:bottom w:val="single" w:sz="4" w:space="0" w:color="FFFFFF" w:themeColor="background1"/>
+        <w:right w:val="single" w:sz="4" w:space="0" w:color="FFFFFF" w:themeColor="background1"/>
+        <w:insideH w:val="single" w:sz="4" w:space="0" w:color="FFFFFF" w:themeColor="background1"/>
+        <w:insideV w:val="single" w:sz="4" w:space="0" w:color="FFFFFF" w:themeColor="background1"/>
+      </w:tblBorders>
+    </w:tblPr>
+    <w:tcPr>
+      <w:shd w:val="clear" w:color="auto" w:fill="CCCCCC" w:themeFill="text1" w:themeFillTint="33"/>
+    </w:tcPr>
+    <w:tblStylePr w:type="firstRow">
+      <w:rPr>
+        <w:b/>
+        <w:bCs/>
+        <w:color w:val="FFFFFF" w:themeColor="background1"/>
+      </w:rPr>
+      <w:tblPr/>
+      <w:tcPr>
+        <w:tcBorders>
+          <w:top w:val="single" w:sz="4" w:space="0" w:color="FFFFFF" w:themeColor="background1"/>
+          <w:left w:val="single" w:sz="4" w:space="0" w:color="FFFFFF" w:themeColor="background1"/>
+          <w:right w:val="single" w:sz="4" w:space="0" w:color="FFFFFF" w:themeColor="background1"/>
+          <w:insideH w:val="nil"/>
+          <w:insideV w:val="nil"/>
+        </w:tcBorders>
+        <w:shd w:val="clear" w:color="auto" w:fill="000000" w:themeFill="text1"/>
+      </w:tcPr>
+    </w:tblStylePr>
+    <w:tblStylePr w:type="lastRow">
+      <w:rPr>
+        <w:b/>
+        <w:bCs/>
+        <w:color w:val="FFFFFF" w:themeColor="background1"/>
+      </w:rPr>
+      <w:tblPr/>
+      <w:tcPr>
+        <w:tcBorders>
+          <w:left w:val="single" w:sz="4" w:space="0" w:color="FFFFFF" w:themeColor="background1"/>
+          <w:bottom w:val="single" w:sz="4" w:space="0" w:color="FFFFFF" w:themeColor="background1"/>
+          <w:right w:val="single" w:sz="4" w:space="0" w:color="FFFFFF" w:themeColor="background1"/>
+          <w:insideH w:val="nil"/>
+          <w:insideV w:val="nil"/>
+        </w:tcBorders>
+        <w:shd w:val="clear" w:color="auto" w:fill="000000" w:themeFill="text1"/>
+      </w:tcPr>
+    </w:tblStylePr>
+    <w:tblStylePr w:type="firstCol">
+      <w:rPr>
+        <w:b/>
+        <w:bCs/>
+        <w:color w:val="FFFFFF" w:themeColor="background1"/>
+      </w:rPr>
+      <w:tblPr/>
+      <w:tcPr>
+        <w:tcBorders>
+          <w:top w:val="single" w:sz="4" w:space="0" w:color="FFFFFF" w:themeColor="background1"/>
+          <w:left w:val="single" w:sz="4" w:space="0" w:color="FFFFFF" w:themeColor="background1"/>
+          <w:bottom w:val="single" w:sz="4" w:space="0" w:color="FFFFFF" w:themeColor="background1"/>
+          <w:insideV w:val="nil"/>
+        </w:tcBorders>
+        <w:shd w:val="clear" w:color="auto" w:fill="000000" w:themeFill="text1"/>
+      </w:tcPr>
+    </w:tblStylePr>
+    <w:tblStylePr w:type="lastCol">
+      <w:rPr>
+        <w:b/>
+        <w:bCs/>
+        <w:color w:val="FFFFFF" w:themeColor="background1"/>
+      </w:rPr>
+      <w:tblPr/>
+      <w:tcPr>
+        <w:tcBorders>
+          <w:top w:val="single" w:sz="4" w:space="0" w:color="FFFFFF" w:themeColor="background1"/>
+          <w:bottom w:val="single" w:sz="4" w:space="0" w:color="FFFFFF" w:themeColor="background1"/>
+          <w:right w:val="single" w:sz="4" w:space="0" w:color="FFFFFF" w:themeColor="background1"/>
+          <w:insideV w:val="nil"/>
+        </w:tcBorders>
+        <w:shd w:val="clear" w:color="auto" w:fill="000000" w:themeFill="text1"/>
+      </w:tcPr>
+    </w:tblStylePr>
+    <w:tblStylePr w:type="band1Vert">
+      <w:tblPr/>
+      <w:tcPr>
+        <w:shd w:val="clear" w:color="auto" w:fill="999999" w:themeFill="text1" w:themeFillTint="66"/>
+      </w:tcPr>
+    </w:tblStylePr>
+    <w:tblStylePr w:type="band1Horz">
+      <w:tblPr/>
+      <w:tcPr>
+        <w:shd w:val="clear" w:color="auto" w:fill="999999" w:themeFill="text1" w:themeFillTint="66"/>
+      </w:tcPr>
+    </w:tblStylePr>
+  </w:style>
+  <w:style w:type="table" w:styleId="ListTable1Light">
+    <w:name w:val="List Table 1 Light"/>
+    <w:basedOn w:val="TableNormal"/>
+    <w:uiPriority w:val="46"/>
+    <w:rsid w:val="00482E2B"/>
+    <w:pPr>
+      <w:spacing w:after="0" w:line="240" w:lineRule="auto"/>
+    </w:pPr>
+    <w:tblPr>
+      <w:tblStyleRowBandSize w:val="1"/>
+      <w:tblStyleColBandSize w:val="1"/>
+    </w:tblPr>
+    <w:tblStylePr w:type="firstRow">
+      <w:rPr>
+        <w:b/>
+        <w:bCs/>
+      </w:rPr>
+      <w:tblPr/>
+      <w:tcPr>
+        <w:tcBorders>
+          <w:bottom w:val="single" w:sz="4" w:space="0" w:color="666666" w:themeColor="text1" w:themeTint="99"/>
+        </w:tcBorders>
+      </w:tcPr>
+    </w:tblStylePr>
+    <w:tblStylePr w:type="lastRow">
+      <w:rPr>
+        <w:b/>
+        <w:bCs/>
+      </w:rPr>
+      <w:tblPr/>
+      <w:tcPr>
+        <w:tcBorders>
+          <w:top w:val="single" w:sz="4" w:space="0" w:color="666666" w:themeColor="text1" w:themeTint="99"/>
+        </w:tcBorders>
+      </w:tcPr>
+    </w:tblStylePr>
+    <w:tblStylePr w:type="firstCol">
+      <w:rPr>
+        <w:b/>
+        <w:bCs/>
+      </w:rPr>
+    </w:tblStylePr>
+    <w:tblStylePr w:type="lastCol">
+      <w:rPr>
+        <w:b/>
+        <w:bCs/>
+      </w:rPr>
+    </w:tblStylePr>
+    <w:tblStylePr w:type="band1Vert">
+      <w:tblPr/>
+      <w:tcPr>
+        <w:shd w:val="clear" w:color="auto" w:fill="CCCCCC" w:themeFill="text1" w:themeFillTint="33"/>
+      </w:tcPr>
+    </w:tblStylePr>
+    <w:tblStylePr w:type="band1Horz">
+      <w:tblPr/>
+      <w:tcPr>
+        <w:shd w:val="clear" w:color="auto" w:fill="CCCCCC" w:themeFill="text1" w:themeFillTint="33"/>
+      </w:tcPr>
+    </w:tblStylePr>
+  </w:style>
+  <w:style w:type="table" w:styleId="ListTable7Colorful">
+    <w:name w:val="List Table 7 Colorful"/>
+    <w:basedOn w:val="TableNormal"/>
+    <w:uiPriority w:val="52"/>
+    <w:rsid w:val="00482E2B"/>
+    <w:pPr>
+      <w:spacing w:after="0" w:line="240" w:lineRule="auto"/>
+    </w:pPr>
+    <w:rPr>
+      <w:color w:val="000000" w:themeColor="text1"/>
+    </w:rPr>
+    <w:tblPr>
+      <w:tblStyleRowBandSize w:val="1"/>
+      <w:tblStyleColBandSize w:val="1"/>
+    </w:tblPr>
+    <w:tblStylePr w:type="firstRow">
+      <w:rPr>
+        <w:rFonts w:asciiTheme="majorHAnsi" w:eastAsiaTheme="majorEastAsia" w:hAnsiTheme="majorHAnsi" w:cstheme="majorBidi"/>
+        <w:i/>
+        <w:iCs/>
+        <w:sz w:val="26"/>
+      </w:rPr>
+      <w:tblPr/>
+      <w:tcPr>
+        <w:tcBorders>
+          <w:bottom w:val="single" w:sz="4" w:space="0" w:color="000000" w:themeColor="text1"/>
+        </w:tcBorders>
+        <w:shd w:val="clear" w:color="auto" w:fill="FFFFFF" w:themeFill="background1"/>
+      </w:tcPr>
+    </w:tblStylePr>
+    <w:tblStylePr w:type="lastRow">
+      <w:rPr>
+        <w:rFonts w:asciiTheme="majorHAnsi" w:eastAsiaTheme="majorEastAsia" w:hAnsiTheme="majorHAnsi" w:cstheme="majorBidi"/>
+        <w:i/>
+        <w:iCs/>
+        <w:sz w:val="26"/>
+      </w:rPr>
+      <w:tblPr/>
+      <w:tcPr>
+        <w:tcBorders>
+          <w:top w:val="single" w:sz="4" w:space="0" w:color="000000" w:themeColor="text1"/>
+        </w:tcBorders>
+        <w:shd w:val="clear" w:color="auto" w:fill="FFFFFF" w:themeFill="background1"/>
+      </w:tcPr>
+    </w:tblStylePr>
+    <w:tblStylePr w:type="firstCol">
+      <w:pPr>
+        <w:jc w:val="right"/>
+      </w:pPr>
+      <w:rPr>
+        <w:rFonts w:asciiTheme="majorHAnsi" w:eastAsiaTheme="majorEastAsia" w:hAnsiTheme="majorHAnsi" w:cstheme="majorBidi"/>
+        <w:i/>
+        <w:iCs/>
+        <w:sz w:val="26"/>
+      </w:rPr>
+      <w:tblPr/>
+      <w:tcPr>
+        <w:tcBorders>
+          <w:right w:val="single" w:sz="4" w:space="0" w:color="000000" w:themeColor="text1"/>
+        </w:tcBorders>
+        <w:shd w:val="clear" w:color="auto" w:fill="FFFFFF" w:themeFill="background1"/>
+      </w:tcPr>
+    </w:tblStylePr>
+    <w:tblStylePr w:type="lastCol">
+      <w:rPr>
+        <w:rFonts w:asciiTheme="majorHAnsi" w:eastAsiaTheme="majorEastAsia" w:hAnsiTheme="majorHAnsi" w:cstheme="majorBidi"/>
+        <w:i/>
+        <w:iCs/>
+        <w:sz w:val="26"/>
+      </w:rPr>
+      <w:tblPr/>
+      <w:tcPr>
+        <w:tcBorders>
+          <w:left w:val="single" w:sz="4" w:space="0" w:color="000000" w:themeColor="text1"/>
+        </w:tcBorders>
+        <w:shd w:val="clear" w:color="auto" w:fill="FFFFFF" w:themeFill="background1"/>
+      </w:tcPr>
+    </w:tblStylePr>
+    <w:tblStylePr w:type="band1Vert">
+      <w:tblPr/>
+      <w:tcPr>
+        <w:shd w:val="clear" w:color="auto" w:fill="CCCCCC" w:themeFill="text1" w:themeFillTint="33"/>
+      </w:tcPr>
+    </w:tblStylePr>
+    <w:tblStylePr w:type="band1Horz">
+      <w:tblPr/>
+      <w:tcPr>
+        <w:shd w:val="clear" w:color="auto" w:fill="CCCCCC" w:themeFill="text1" w:themeFillTint="33"/>
+      </w:tcPr>
+    </w:tblStylePr>
+    <w:tblStylePr w:type="neCell">
+      <w:tblPr/>
+      <w:tcPr>
+        <w:tcBorders>
+          <w:left w:val="nil"/>
+        </w:tcBorders>
+      </w:tcPr>
+    </w:tblStylePr>
+    <w:tblStylePr w:type="nwCell">
+      <w:tblPr/>
+      <w:tcPr>
+        <w:tcBorders>
+          <w:right w:val="nil"/>
+        </w:tcBorders>
+      </w:tcPr>
+    </w:tblStylePr>
+    <w:tblStylePr w:type="seCell">
+      <w:tblPr/>
+      <w:tcPr>
+        <w:tcBorders>
+          <w:left w:val="nil"/>
+        </w:tcBorders>
+      </w:tcPr>
+    </w:tblStylePr>
+    <w:tblStylePr w:type="swCell">
+      <w:tblPr/>
+      <w:tcPr>
+        <w:tcBorders>
+          <w:right w:val="nil"/>
+        </w:tcBorders>
+      </w:tcPr>
+    </w:tblStylePr>
+  </w:style>
+  <w:style w:type="table" w:styleId="PlainTable3">
+    <w:name w:val="Plain Table 3"/>
+    <w:basedOn w:val="TableNormal"/>
+    <w:uiPriority w:val="43"/>
+    <w:rsid w:val="00482E2B"/>
+    <w:pPr>
+      <w:spacing w:after="0" w:line="240" w:lineRule="auto"/>
+    </w:pPr>
+    <w:tblPr>
+      <w:tblStyleRowBandSize w:val="1"/>
+      <w:tblStyleColBandSize w:val="1"/>
+    </w:tblPr>
+    <w:tblStylePr w:type="firstRow">
+      <w:rPr>
+        <w:b/>
+        <w:bCs/>
+        <w:caps/>
+      </w:rPr>
+      <w:tblPr/>
+      <w:tcPr>
+        <w:tcBorders>
+          <w:bottom w:val="single" w:sz="4" w:space="0" w:color="7F7F7F" w:themeColor="text1" w:themeTint="80"/>
+        </w:tcBorders>
+      </w:tcPr>
+    </w:tblStylePr>
+    <w:tblStylePr w:type="lastRow">
+      <w:rPr>
+        <w:b/>
+        <w:bCs/>
+        <w:caps/>
+      </w:rPr>
+      <w:tblPr/>
+      <w:tcPr>
+        <w:tcBorders>
+          <w:top w:val="nil"/>
+        </w:tcBorders>
+      </w:tcPr>
+    </w:tblStylePr>
+    <w:tblStylePr w:type="firstCol">
+      <w:rPr>
+        <w:b/>
+        <w:bCs/>
+        <w:caps/>
+      </w:rPr>
+      <w:tblPr/>
+      <w:tcPr>
+        <w:tcBorders>
+          <w:right w:val="single" w:sz="4" w:space="0" w:color="7F7F7F" w:themeColor="text1" w:themeTint="80"/>
+        </w:tcBorders>
+      </w:tcPr>
+    </w:tblStylePr>
+    <w:tblStylePr w:type="lastCol">
+      <w:rPr>
+        <w:b/>
+        <w:bCs/>
+        <w:caps/>
+      </w:rPr>
+      <w:tblPr/>
+      <w:tcPr>
+        <w:tcBorders>
+          <w:left w:val="nil"/>
+        </w:tcBorders>
+      </w:tcPr>
+    </w:tblStylePr>
+    <w:tblStylePr w:type="band1Vert">
+      <w:tblPr/>
+      <w:tcPr>
+        <w:shd w:val="clear" w:color="auto" w:fill="F2F2F2" w:themeFill="background1" w:themeFillShade="F2"/>
+      </w:tcPr>
+    </w:tblStylePr>
+    <w:tblStylePr w:type="band1Horz">
+      <w:tblPr/>
+      <w:tcPr>
+        <w:shd w:val="clear" w:color="auto" w:fill="F2F2F2" w:themeFill="background1" w:themeFillShade="F2"/>
+      </w:tcPr>
+    </w:tblStylePr>
+    <w:tblStylePr w:type="neCell">
+      <w:tblPr/>
+      <w:tcPr>
+        <w:tcBorders>
+          <w:left w:val="nil"/>
+        </w:tcBorders>
+      </w:tcPr>
+    </w:tblStylePr>
+    <w:tblStylePr w:type="nwCell">
+      <w:tblPr/>
+      <w:tcPr>
+        <w:tcBorders>
+          <w:right w:val="nil"/>
+        </w:tcBorders>
+      </w:tcPr>
+    </w:tblStylePr>
+  </w:style>
+  <w:style w:type="table" w:styleId="GridTable1Light">
+    <w:name w:val="Grid Table 1 Light"/>
+    <w:basedOn w:val="TableNormal"/>
+    <w:uiPriority w:val="46"/>
+    <w:rsid w:val="00482E2B"/>
+    <w:pPr>
+      <w:spacing w:after="0" w:line="240" w:lineRule="auto"/>
+    </w:pPr>
+    <w:tblPr>
+      <w:tblStyleRowBandSize w:val="1"/>
+      <w:tblStyleColBandSize w:val="1"/>
+      <w:tblBorders>
+        <w:top w:val="single" w:sz="4" w:space="0" w:color="999999" w:themeColor="text1" w:themeTint="66"/>
+        <w:left w:val="single" w:sz="4" w:space="0" w:color="999999" w:themeColor="text1" w:themeTint="66"/>
+        <w:bottom w:val="single" w:sz="4" w:space="0" w:color="999999" w:themeColor="text1" w:themeTint="66"/>
+        <w:right w:val="single" w:sz="4" w:space="0" w:color="999999" w:themeColor="text1" w:themeTint="66"/>
+        <w:insideH w:val="single" w:sz="4" w:space="0" w:color="999999" w:themeColor="text1" w:themeTint="66"/>
+        <w:insideV w:val="single" w:sz="4" w:space="0" w:color="999999" w:themeColor="text1" w:themeTint="66"/>
+      </w:tblBorders>
+    </w:tblPr>
+    <w:tblStylePr w:type="firstRow">
+      <w:rPr>
+        <w:b/>
+        <w:bCs/>
+      </w:rPr>
+      <w:tblPr/>
+      <w:tcPr>
+        <w:tcBorders>
+          <w:bottom w:val="single" w:sz="12" w:space="0" w:color="666666" w:themeColor="text1" w:themeTint="99"/>
+        </w:tcBorders>
+      </w:tcPr>
+    </w:tblStylePr>
+    <w:tblStylePr w:type="lastRow">
+      <w:rPr>
+        <w:b/>
+        <w:bCs/>
+      </w:rPr>
+      <w:tblPr/>
+      <w:tcPr>
+        <w:tcBorders>
+          <w:top w:val="double" w:sz="2" w:space="0" w:color="666666" w:themeColor="text1" w:themeTint="99"/>
+        </w:tcBorders>
+      </w:tcPr>
+    </w:tblStylePr>
+    <w:tblStylePr w:type="firstCol">
+      <w:rPr>
+        <w:b/>
+        <w:bCs/>
+      </w:rPr>
+    </w:tblStylePr>
+    <w:tblStylePr w:type="lastCol">
+      <w:rPr>
+        <w:b/>
+        <w:bCs/>
+      </w:rPr>
+    </w:tblStylePr>
+  </w:style>
+  <w:style w:type="table" w:styleId="GridTable7Colorful">
+    <w:name w:val="Grid Table 7 Colorful"/>
+    <w:basedOn w:val="TableNormal"/>
+    <w:uiPriority w:val="52"/>
+    <w:rsid w:val="00482E2B"/>
+    <w:pPr>
+      <w:spacing w:after="0" w:line="240" w:lineRule="auto"/>
+    </w:pPr>
+    <w:rPr>
+      <w:color w:val="000000" w:themeColor="text1"/>
+    </w:rPr>
+    <w:tblPr>
+      <w:tblStyleRowBandSize w:val="1"/>
+      <w:tblStyleColBandSize w:val="1"/>
+      <w:tblBorders>
+        <w:top w:val="single" w:sz="4" w:space="0" w:color="666666" w:themeColor="text1" w:themeTint="99"/>
+        <w:left w:val="single" w:sz="4" w:space="0" w:color="666666" w:themeColor="text1" w:themeTint="99"/>
+        <w:bottom w:val="single" w:sz="4" w:space="0" w:color="666666" w:themeColor="text1" w:themeTint="99"/>
+        <w:right w:val="single" w:sz="4" w:space="0" w:color="666666" w:themeColor="text1" w:themeTint="99"/>
+        <w:insideH w:val="single" w:sz="4" w:space="0" w:color="666666" w:themeColor="text1" w:themeTint="99"/>
+        <w:insideV w:val="single" w:sz="4" w:space="0" w:color="666666" w:themeColor="text1" w:themeTint="99"/>
+      </w:tblBorders>
+    </w:tblPr>
+    <w:tblStylePr w:type="firstRow">
+      <w:rPr>
+        <w:b/>
+        <w:bCs/>
+      </w:rPr>
+      <w:tblPr/>
+      <w:tcPr>
+        <w:tcBorders>
+          <w:top w:val="nil"/>
+          <w:left w:val="nil"/>
+          <w:right w:val="nil"/>
+          <w:insideH w:val="nil"/>
+          <w:insideV w:val="nil"/>
+        </w:tcBorders>
+        <w:shd w:val="clear" w:color="auto" w:fill="FFFFFF" w:themeFill="background1"/>
+      </w:tcPr>
+    </w:tblStylePr>
+    <w:tblStylePr w:type="lastRow">
+      <w:rPr>
+        <w:b/>
+        <w:bCs/>
+      </w:rPr>
+      <w:tblPr/>
+      <w:tcPr>
+        <w:tcBorders>
+          <w:left w:val="nil"/>
+          <w:bottom w:val="nil"/>
+          <w:right w:val="nil"/>
+          <w:insideH w:val="nil"/>
+          <w:insideV w:val="nil"/>
+        </w:tcBorders>
+        <w:shd w:val="clear" w:color="auto" w:fill="FFFFFF" w:themeFill="background1"/>
+      </w:tcPr>
+    </w:tblStylePr>
+    <w:tblStylePr w:type="firstCol">
+      <w:pPr>
+        <w:jc w:val="right"/>
+      </w:pPr>
+      <w:rPr>
+        <w:i/>
+        <w:iCs/>
+      </w:rPr>
+      <w:tblPr/>
+      <w:tcPr>
+        <w:tcBorders>
+          <w:top w:val="nil"/>
+          <w:left w:val="nil"/>
+          <w:bottom w:val="nil"/>
+          <w:insideH w:val="nil"/>
+          <w:insideV w:val="nil"/>
+        </w:tcBorders>
+        <w:shd w:val="clear" w:color="auto" w:fill="FFFFFF" w:themeFill="background1"/>
+      </w:tcPr>
+    </w:tblStylePr>
+    <w:tblStylePr w:type="lastCol">
+      <w:rPr>
+        <w:i/>
+        <w:iCs/>
+      </w:rPr>
+      <w:tblPr/>
+      <w:tcPr>
+        <w:tcBorders>
+          <w:top w:val="nil"/>
+          <w:bottom w:val="nil"/>
+          <w:right w:val="nil"/>
+          <w:insideH w:val="nil"/>
+          <w:insideV w:val="nil"/>
+        </w:tcBorders>
+        <w:shd w:val="clear" w:color="auto" w:fill="FFFFFF" w:themeFill="background1"/>
+      </w:tcPr>
+    </w:tblStylePr>
+    <w:tblStylePr w:type="band1Vert">
+      <w:tblPr/>
+      <w:tcPr>
+        <w:shd w:val="clear" w:color="auto" w:fill="CCCCCC" w:themeFill="text1" w:themeFillTint="33"/>
+      </w:tcPr>
+    </w:tblStylePr>
+    <w:tblStylePr w:type="band1Horz">
+      <w:tblPr/>
+      <w:tcPr>
+        <w:shd w:val="clear" w:color="auto" w:fill="CCCCCC" w:themeFill="text1" w:themeFillTint="33"/>
+      </w:tcPr>
+    </w:tblStylePr>
+    <w:tblStylePr w:type="neCell">
+      <w:tblPr/>
+      <w:tcPr>
+        <w:tcBorders>
+          <w:bottom w:val="single" w:sz="4" w:space="0" w:color="666666" w:themeColor="text1" w:themeTint="99"/>
+        </w:tcBorders>
+      </w:tcPr>
+    </w:tblStylePr>
+    <w:tblStylePr w:type="nwCell">
+      <w:tblPr/>
+      <w:tcPr>
+        <w:tcBorders>
+          <w:bottom w:val="single" w:sz="4" w:space="0" w:color="666666" w:themeColor="text1" w:themeTint="99"/>
+        </w:tcBorders>
+      </w:tcPr>
+    </w:tblStylePr>
+    <w:tblStylePr w:type="seCell">
+      <w:tblPr/>
+      <w:tcPr>
+        <w:tcBorders>
+          <w:top w:val="single" w:sz="4" w:space="0" w:color="666666" w:themeColor="text1" w:themeTint="99"/>
+        </w:tcBorders>
+      </w:tcPr>
+    </w:tblStylePr>
+    <w:tblStylePr w:type="swCell">
+      <w:tblPr/>
+      <w:tcPr>
+        <w:tcBorders>
+          <w:top w:val="single" w:sz="4" w:space="0" w:color="666666" w:themeColor="text1" w:themeTint="99"/>
+        </w:tcBorders>
+      </w:tcPr>
+    </w:tblStylePr>
+  </w:style>
+  <w:style w:type="table" w:styleId="TableGridLight">
+    <w:name w:val="Grid Table Light"/>
+    <w:basedOn w:val="TableNormal"/>
+    <w:uiPriority w:val="40"/>
+    <w:rsid w:val="00482E2B"/>
+    <w:pPr>
+      <w:spacing w:after="0" w:line="240" w:lineRule="auto"/>
+    </w:pPr>
+    <w:tblPr>
+      <w:tblBorders>
+        <w:top w:val="single" w:sz="4" w:space="0" w:color="BFBFBF" w:themeColor="background1" w:themeShade="BF"/>
+        <w:left w:val="single" w:sz="4" w:space="0" w:color="BFBFBF" w:themeColor="background1" w:themeShade="BF"/>
+        <w:bottom w:val="single" w:sz="4" w:space="0" w:color="BFBFBF" w:themeColor="background1" w:themeShade="BF"/>
+        <w:right w:val="single" w:sz="4" w:space="0" w:color="BFBFBF" w:themeColor="background1" w:themeShade="BF"/>
+        <w:insideH w:val="single" w:sz="4" w:space="0" w:color="BFBFBF" w:themeColor="background1" w:themeShade="BF"/>
+        <w:insideV w:val="single" w:sz="4" w:space="0" w:color="BFBFBF" w:themeColor="background1" w:themeShade="BF"/>
+      </w:tblBorders>
+    </w:tblPr>
   </w:style>
 </w:styles>
 </file>

--- a/Final Report Documentation/25-26 Project Final Report.docx
+++ b/Final Report Documentation/25-26 Project Final Report.docx
@@ -2972,6 +2972,33 @@
     </w:sdt>
     <w:p>
       <w:pPr>
+        <w:pStyle w:val="Heading1"/>
+        <w:rPr>
+          <w:sz w:val="32"/>
+          <w:szCs w:val="32"/>
+        </w:rPr>
+      </w:pPr>
+      <w:r>
+        <w:rPr>
+          <w:sz w:val="32"/>
+          <w:szCs w:val="32"/>
+        </w:rPr>
+        <w:t>List of Figures</w:t>
+      </w:r>
+    </w:p>
+    <w:p>
+      <w:pPr>
+        <w:pStyle w:val="TableofFigures"/>
+        <w:tabs>
+          <w:tab w:val="right" w:leader="dot" w:pos="8935"/>
+        </w:tabs>
+        <w:rPr>
+          <w:rFonts w:eastAsiaTheme="minorEastAsia"/>
+          <w:noProof/>
+          <w:lang w:eastAsia="en-GB"/>
+        </w:rPr>
+      </w:pPr>
+      <w:r>
         <w:rPr>
           <w:rFonts w:ascii="Arial" w:hAnsi="Arial" w:cs="Arial"/>
           <w:b/>
@@ -2979,36 +3006,8 @@
           <w:sz w:val="22"/>
           <w:szCs w:val="22"/>
         </w:rPr>
-      </w:pPr>
-    </w:p>
-    <w:p>
-      <w:pPr>
-        <w:pStyle w:val="Heading1"/>
-        <w:rPr>
-          <w:sz w:val="32"/>
-          <w:szCs w:val="32"/>
-        </w:rPr>
-      </w:pPr>
-      <w:r>
-        <w:rPr>
-          <w:sz w:val="32"/>
-          <w:szCs w:val="32"/>
-        </w:rPr>
-        <w:t>List of Figures</w:t>
-      </w:r>
-    </w:p>
-    <w:p>
-      <w:pPr>
-        <w:pStyle w:val="TableofFigures"/>
-        <w:tabs>
-          <w:tab w:val="right" w:leader="dot" w:pos="8935"/>
-        </w:tabs>
-        <w:rPr>
-          <w:rFonts w:eastAsiaTheme="minorEastAsia"/>
-          <w:noProof/>
-          <w:lang w:eastAsia="en-GB"/>
-        </w:rPr>
-      </w:pPr>
+        <w:fldChar w:fldCharType="begin"/>
+      </w:r>
       <w:r>
         <w:rPr>
           <w:rFonts w:ascii="Arial" w:hAnsi="Arial" w:cs="Arial"/>
@@ -3017,7 +3016,7 @@
           <w:sz w:val="22"/>
           <w:szCs w:val="22"/>
         </w:rPr>
-        <w:fldChar w:fldCharType="begin"/>
+        <w:instrText xml:space="preserve"> TOC \h \z \c "Figure" </w:instrText>
       </w:r>
       <w:r>
         <w:rPr>
@@ -3027,19 +3026,9 @@
           <w:sz w:val="22"/>
           <w:szCs w:val="22"/>
         </w:rPr>
-        <w:instrText xml:space="preserve"> TOC \h \z \c "Figure" </w:instrText>
-      </w:r>
-      <w:r>
-        <w:rPr>
-          <w:rFonts w:ascii="Arial" w:hAnsi="Arial" w:cs="Arial"/>
-          <w:b/>
-          <w:bCs/>
-          <w:sz w:val="22"/>
-          <w:szCs w:val="22"/>
-        </w:rPr>
         <w:fldChar w:fldCharType="separate"/>
       </w:r>
-      <w:hyperlink w:anchor="_Toc228625648" w:history="1">
+      <w:hyperlink w:anchor="_Toc228732793" w:history="1">
         <w:r>
           <w:rPr>
             <w:rStyle w:val="Hyperlink"/>
@@ -3066,7 +3055,7 @@
             <w:noProof/>
             <w:webHidden/>
           </w:rPr>
-          <w:instrText xml:space="preserve"> PAGEREF _Toc228625648 \h </w:instrText>
+          <w:instrText xml:space="preserve"> PAGEREF _Toc228732793 \h </w:instrText>
         </w:r>
         <w:r>
           <w:rPr>
@@ -3109,7 +3098,7 @@
           <w:lang w:eastAsia="en-GB"/>
         </w:rPr>
       </w:pPr>
-      <w:hyperlink w:anchor="_Toc228625649" w:history="1">
+      <w:hyperlink w:anchor="_Toc228732794" w:history="1">
         <w:r>
           <w:rPr>
             <w:rStyle w:val="Hyperlink"/>
@@ -3136,7 +3125,7 @@
             <w:noProof/>
             <w:webHidden/>
           </w:rPr>
-          <w:instrText xml:space="preserve"> PAGEREF _Toc228625649 \h </w:instrText>
+          <w:instrText xml:space="preserve"> PAGEREF _Toc228732794 \h </w:instrText>
         </w:r>
         <w:r>
           <w:rPr>
@@ -3179,27 +3168,13 @@
           <w:lang w:eastAsia="en-GB"/>
         </w:rPr>
       </w:pPr>
-      <w:hyperlink w:anchor="_Toc228625650" w:history="1">
+      <w:hyperlink w:anchor="_Toc228732795" w:history="1">
         <w:r>
           <w:rPr>
             <w:rStyle w:val="Hyperlink"/>
             <w:noProof/>
           </w:rPr>
-          <w:t>Figure 3. System A</w:t>
-        </w:r>
-        <w:r>
-          <w:rPr>
-            <w:rStyle w:val="Hyperlink"/>
-            <w:noProof/>
-          </w:rPr>
-          <w:t>r</w:t>
-        </w:r>
-        <w:r>
-          <w:rPr>
-            <w:rStyle w:val="Hyperlink"/>
-            <w:noProof/>
-          </w:rPr>
-          <w:t>chitecture</w:t>
+          <w:t>Figure 3. System Architecture</w:t>
         </w:r>
         <w:r>
           <w:rPr>
@@ -3220,7 +3195,7 @@
             <w:noProof/>
             <w:webHidden/>
           </w:rPr>
-          <w:instrText xml:space="preserve"> PAGEREF _Toc228625650 \h </w:instrText>
+          <w:instrText xml:space="preserve"> PAGEREF _Toc228732795 \h </w:instrText>
         </w:r>
         <w:r>
           <w:rPr>
@@ -3263,13 +3238,13 @@
           <w:lang w:eastAsia="en-GB"/>
         </w:rPr>
       </w:pPr>
-      <w:hyperlink w:anchor="_Toc228625651" w:history="1">
+      <w:hyperlink w:anchor="_Toc228732796" w:history="1">
         <w:r>
           <w:rPr>
             <w:rStyle w:val="Hyperlink"/>
             <w:noProof/>
           </w:rPr>
-          <w:t>Figure 4. Gantt Chart Project Timeline</w:t>
+          <w:t>Figure 4. FreeCad Case Design</w:t>
         </w:r>
         <w:r>
           <w:rPr>
@@ -3290,7 +3265,7 @@
             <w:noProof/>
             <w:webHidden/>
           </w:rPr>
-          <w:instrText xml:space="preserve"> PAGEREF _Toc228625651 \h </w:instrText>
+          <w:instrText xml:space="preserve"> PAGEREF _Toc228732796 \h </w:instrText>
         </w:r>
         <w:r>
           <w:rPr>
@@ -3311,6 +3286,650 @@
             <w:webHidden/>
           </w:rPr>
           <w:t>15</w:t>
+        </w:r>
+        <w:r>
+          <w:rPr>
+            <w:noProof/>
+            <w:webHidden/>
+          </w:rPr>
+          <w:fldChar w:fldCharType="end"/>
+        </w:r>
+      </w:hyperlink>
+    </w:p>
+    <w:p>
+      <w:pPr>
+        <w:pStyle w:val="TableofFigures"/>
+        <w:tabs>
+          <w:tab w:val="right" w:leader="dot" w:pos="8935"/>
+        </w:tabs>
+        <w:rPr>
+          <w:rFonts w:eastAsiaTheme="minorEastAsia"/>
+          <w:noProof/>
+          <w:lang w:eastAsia="en-GB"/>
+        </w:rPr>
+      </w:pPr>
+      <w:hyperlink w:anchor="_Toc228732797" w:history="1">
+        <w:r>
+          <w:rPr>
+            <w:rStyle w:val="Hyperlink"/>
+            <w:noProof/>
+          </w:rPr>
+          <w:t>Figure 5. Thonny Pi Pico and MPU6050 Code</w:t>
+        </w:r>
+        <w:r>
+          <w:rPr>
+            <w:noProof/>
+            <w:webHidden/>
+          </w:rPr>
+          <w:tab/>
+        </w:r>
+        <w:r>
+          <w:rPr>
+            <w:noProof/>
+            <w:webHidden/>
+          </w:rPr>
+          <w:fldChar w:fldCharType="begin"/>
+        </w:r>
+        <w:r>
+          <w:rPr>
+            <w:noProof/>
+            <w:webHidden/>
+          </w:rPr>
+          <w:instrText xml:space="preserve"> PAGEREF _Toc228732797 \h </w:instrText>
+        </w:r>
+        <w:r>
+          <w:rPr>
+            <w:noProof/>
+            <w:webHidden/>
+          </w:rPr>
+        </w:r>
+        <w:r>
+          <w:rPr>
+            <w:noProof/>
+            <w:webHidden/>
+          </w:rPr>
+          <w:fldChar w:fldCharType="separate"/>
+        </w:r>
+        <w:r>
+          <w:rPr>
+            <w:noProof/>
+            <w:webHidden/>
+          </w:rPr>
+          <w:t>16</w:t>
+        </w:r>
+        <w:r>
+          <w:rPr>
+            <w:noProof/>
+            <w:webHidden/>
+          </w:rPr>
+          <w:fldChar w:fldCharType="end"/>
+        </w:r>
+      </w:hyperlink>
+    </w:p>
+    <w:p>
+      <w:pPr>
+        <w:pStyle w:val="TableofFigures"/>
+        <w:tabs>
+          <w:tab w:val="right" w:leader="dot" w:pos="8935"/>
+        </w:tabs>
+        <w:rPr>
+          <w:rFonts w:eastAsiaTheme="minorEastAsia"/>
+          <w:noProof/>
+          <w:lang w:eastAsia="en-GB"/>
+        </w:rPr>
+      </w:pPr>
+      <w:hyperlink w:anchor="_Toc228732798" w:history="1">
+        <w:r>
+          <w:rPr>
+            <w:rStyle w:val="Hyperlink"/>
+            <w:noProof/>
+          </w:rPr>
+          <w:t>Figure 6. Pi Pico WH</w:t>
+        </w:r>
+        <w:r>
+          <w:rPr>
+            <w:noProof/>
+            <w:webHidden/>
+          </w:rPr>
+          <w:tab/>
+        </w:r>
+        <w:r>
+          <w:rPr>
+            <w:noProof/>
+            <w:webHidden/>
+          </w:rPr>
+          <w:fldChar w:fldCharType="begin"/>
+        </w:r>
+        <w:r>
+          <w:rPr>
+            <w:noProof/>
+            <w:webHidden/>
+          </w:rPr>
+          <w:instrText xml:space="preserve"> PAGEREF _Toc228732798 \h </w:instrText>
+        </w:r>
+        <w:r>
+          <w:rPr>
+            <w:noProof/>
+            <w:webHidden/>
+          </w:rPr>
+        </w:r>
+        <w:r>
+          <w:rPr>
+            <w:noProof/>
+            <w:webHidden/>
+          </w:rPr>
+          <w:fldChar w:fldCharType="separate"/>
+        </w:r>
+        <w:r>
+          <w:rPr>
+            <w:noProof/>
+            <w:webHidden/>
+          </w:rPr>
+          <w:t>18</w:t>
+        </w:r>
+        <w:r>
+          <w:rPr>
+            <w:noProof/>
+            <w:webHidden/>
+          </w:rPr>
+          <w:fldChar w:fldCharType="end"/>
+        </w:r>
+      </w:hyperlink>
+    </w:p>
+    <w:p>
+      <w:pPr>
+        <w:pStyle w:val="TableofFigures"/>
+        <w:tabs>
+          <w:tab w:val="right" w:leader="dot" w:pos="8935"/>
+        </w:tabs>
+        <w:rPr>
+          <w:rFonts w:eastAsiaTheme="minorEastAsia"/>
+          <w:noProof/>
+          <w:lang w:eastAsia="en-GB"/>
+        </w:rPr>
+      </w:pPr>
+      <w:hyperlink w:anchor="_Toc228732799" w:history="1">
+        <w:r>
+          <w:rPr>
+            <w:rStyle w:val="Hyperlink"/>
+            <w:noProof/>
+          </w:rPr>
+          <w:t>Figure 7. Soldering Iron Pen</w:t>
+        </w:r>
+        <w:r>
+          <w:rPr>
+            <w:noProof/>
+            <w:webHidden/>
+          </w:rPr>
+          <w:tab/>
+        </w:r>
+        <w:r>
+          <w:rPr>
+            <w:noProof/>
+            <w:webHidden/>
+          </w:rPr>
+          <w:fldChar w:fldCharType="begin"/>
+        </w:r>
+        <w:r>
+          <w:rPr>
+            <w:noProof/>
+            <w:webHidden/>
+          </w:rPr>
+          <w:instrText xml:space="preserve"> PAGEREF _Toc228732799 \h </w:instrText>
+        </w:r>
+        <w:r>
+          <w:rPr>
+            <w:noProof/>
+            <w:webHidden/>
+          </w:rPr>
+        </w:r>
+        <w:r>
+          <w:rPr>
+            <w:noProof/>
+            <w:webHidden/>
+          </w:rPr>
+          <w:fldChar w:fldCharType="separate"/>
+        </w:r>
+        <w:r>
+          <w:rPr>
+            <w:noProof/>
+            <w:webHidden/>
+          </w:rPr>
+          <w:t>18</w:t>
+        </w:r>
+        <w:r>
+          <w:rPr>
+            <w:noProof/>
+            <w:webHidden/>
+          </w:rPr>
+          <w:fldChar w:fldCharType="end"/>
+        </w:r>
+      </w:hyperlink>
+    </w:p>
+    <w:p>
+      <w:pPr>
+        <w:pStyle w:val="TableofFigures"/>
+        <w:tabs>
+          <w:tab w:val="right" w:leader="dot" w:pos="8935"/>
+        </w:tabs>
+        <w:rPr>
+          <w:rFonts w:eastAsiaTheme="minorEastAsia"/>
+          <w:noProof/>
+          <w:lang w:eastAsia="en-GB"/>
+        </w:rPr>
+      </w:pPr>
+      <w:hyperlink w:anchor="_Toc228732800" w:history="1">
+        <w:r>
+          <w:rPr>
+            <w:rStyle w:val="Hyperlink"/>
+            <w:noProof/>
+          </w:rPr>
+          <w:t>Figure 8. BreadBoard</w:t>
+        </w:r>
+        <w:r>
+          <w:rPr>
+            <w:noProof/>
+            <w:webHidden/>
+          </w:rPr>
+          <w:tab/>
+        </w:r>
+        <w:r>
+          <w:rPr>
+            <w:noProof/>
+            <w:webHidden/>
+          </w:rPr>
+          <w:fldChar w:fldCharType="begin"/>
+        </w:r>
+        <w:r>
+          <w:rPr>
+            <w:noProof/>
+            <w:webHidden/>
+          </w:rPr>
+          <w:instrText xml:space="preserve"> PAGEREF _Toc228732800 \h </w:instrText>
+        </w:r>
+        <w:r>
+          <w:rPr>
+            <w:noProof/>
+            <w:webHidden/>
+          </w:rPr>
+        </w:r>
+        <w:r>
+          <w:rPr>
+            <w:noProof/>
+            <w:webHidden/>
+          </w:rPr>
+          <w:fldChar w:fldCharType="separate"/>
+        </w:r>
+        <w:r>
+          <w:rPr>
+            <w:noProof/>
+            <w:webHidden/>
+          </w:rPr>
+          <w:t>18</w:t>
+        </w:r>
+        <w:r>
+          <w:rPr>
+            <w:noProof/>
+            <w:webHidden/>
+          </w:rPr>
+          <w:fldChar w:fldCharType="end"/>
+        </w:r>
+      </w:hyperlink>
+    </w:p>
+    <w:p>
+      <w:pPr>
+        <w:pStyle w:val="TableofFigures"/>
+        <w:tabs>
+          <w:tab w:val="right" w:leader="dot" w:pos="8935"/>
+        </w:tabs>
+        <w:rPr>
+          <w:rFonts w:eastAsiaTheme="minorEastAsia"/>
+          <w:noProof/>
+          <w:lang w:eastAsia="en-GB"/>
+        </w:rPr>
+      </w:pPr>
+      <w:hyperlink w:anchor="_Toc228732801" w:history="1">
+        <w:r>
+          <w:rPr>
+            <w:rStyle w:val="Hyperlink"/>
+            <w:noProof/>
+          </w:rPr>
+          <w:t>Figure 9. MPU6050 / Pins</w:t>
+        </w:r>
+        <w:r>
+          <w:rPr>
+            <w:noProof/>
+            <w:webHidden/>
+          </w:rPr>
+          <w:tab/>
+        </w:r>
+        <w:r>
+          <w:rPr>
+            <w:noProof/>
+            <w:webHidden/>
+          </w:rPr>
+          <w:fldChar w:fldCharType="begin"/>
+        </w:r>
+        <w:r>
+          <w:rPr>
+            <w:noProof/>
+            <w:webHidden/>
+          </w:rPr>
+          <w:instrText xml:space="preserve"> PAGEREF _Toc228732801 \h </w:instrText>
+        </w:r>
+        <w:r>
+          <w:rPr>
+            <w:noProof/>
+            <w:webHidden/>
+          </w:rPr>
+        </w:r>
+        <w:r>
+          <w:rPr>
+            <w:noProof/>
+            <w:webHidden/>
+          </w:rPr>
+          <w:fldChar w:fldCharType="separate"/>
+        </w:r>
+        <w:r>
+          <w:rPr>
+            <w:noProof/>
+            <w:webHidden/>
+          </w:rPr>
+          <w:t>18</w:t>
+        </w:r>
+        <w:r>
+          <w:rPr>
+            <w:noProof/>
+            <w:webHidden/>
+          </w:rPr>
+          <w:fldChar w:fldCharType="end"/>
+        </w:r>
+      </w:hyperlink>
+    </w:p>
+    <w:p>
+      <w:pPr>
+        <w:pStyle w:val="TableofFigures"/>
+        <w:tabs>
+          <w:tab w:val="right" w:leader="dot" w:pos="8935"/>
+        </w:tabs>
+        <w:rPr>
+          <w:rFonts w:eastAsiaTheme="minorEastAsia"/>
+          <w:noProof/>
+          <w:lang w:eastAsia="en-GB"/>
+        </w:rPr>
+      </w:pPr>
+      <w:hyperlink w:anchor="_Toc228732802" w:history="1">
+        <w:r>
+          <w:rPr>
+            <w:rStyle w:val="Hyperlink"/>
+            <w:noProof/>
+          </w:rPr>
+          <w:t>Figure 10. 3D Printed Case and Lid</w:t>
+        </w:r>
+        <w:r>
+          <w:rPr>
+            <w:noProof/>
+            <w:webHidden/>
+          </w:rPr>
+          <w:tab/>
+        </w:r>
+        <w:r>
+          <w:rPr>
+            <w:noProof/>
+            <w:webHidden/>
+          </w:rPr>
+          <w:fldChar w:fldCharType="begin"/>
+        </w:r>
+        <w:r>
+          <w:rPr>
+            <w:noProof/>
+            <w:webHidden/>
+          </w:rPr>
+          <w:instrText xml:space="preserve"> PAGEREF _Toc228732802 \h </w:instrText>
+        </w:r>
+        <w:r>
+          <w:rPr>
+            <w:noProof/>
+            <w:webHidden/>
+          </w:rPr>
+        </w:r>
+        <w:r>
+          <w:rPr>
+            <w:noProof/>
+            <w:webHidden/>
+          </w:rPr>
+          <w:fldChar w:fldCharType="separate"/>
+        </w:r>
+        <w:r>
+          <w:rPr>
+            <w:noProof/>
+            <w:webHidden/>
+          </w:rPr>
+          <w:t>19</w:t>
+        </w:r>
+        <w:r>
+          <w:rPr>
+            <w:noProof/>
+            <w:webHidden/>
+          </w:rPr>
+          <w:fldChar w:fldCharType="end"/>
+        </w:r>
+      </w:hyperlink>
+    </w:p>
+    <w:p>
+      <w:pPr>
+        <w:pStyle w:val="TableofFigures"/>
+        <w:tabs>
+          <w:tab w:val="right" w:leader="dot" w:pos="8935"/>
+        </w:tabs>
+        <w:rPr>
+          <w:rFonts w:eastAsiaTheme="minorEastAsia"/>
+          <w:noProof/>
+          <w:lang w:eastAsia="en-GB"/>
+        </w:rPr>
+      </w:pPr>
+      <w:hyperlink w:anchor="_Toc228732803" w:history="1">
+        <w:r>
+          <w:rPr>
+            <w:rStyle w:val="Hyperlink"/>
+            <w:noProof/>
+          </w:rPr>
+          <w:t>Figure 11. Jumper Wires / Buttons</w:t>
+        </w:r>
+        <w:r>
+          <w:rPr>
+            <w:noProof/>
+            <w:webHidden/>
+          </w:rPr>
+          <w:tab/>
+        </w:r>
+        <w:r>
+          <w:rPr>
+            <w:noProof/>
+            <w:webHidden/>
+          </w:rPr>
+          <w:fldChar w:fldCharType="begin"/>
+        </w:r>
+        <w:r>
+          <w:rPr>
+            <w:noProof/>
+            <w:webHidden/>
+          </w:rPr>
+          <w:instrText xml:space="preserve"> PAGEREF _Toc228732803 \h </w:instrText>
+        </w:r>
+        <w:r>
+          <w:rPr>
+            <w:noProof/>
+            <w:webHidden/>
+          </w:rPr>
+        </w:r>
+        <w:r>
+          <w:rPr>
+            <w:noProof/>
+            <w:webHidden/>
+          </w:rPr>
+          <w:fldChar w:fldCharType="separate"/>
+        </w:r>
+        <w:r>
+          <w:rPr>
+            <w:noProof/>
+            <w:webHidden/>
+          </w:rPr>
+          <w:t>19</w:t>
+        </w:r>
+        <w:r>
+          <w:rPr>
+            <w:noProof/>
+            <w:webHidden/>
+          </w:rPr>
+          <w:fldChar w:fldCharType="end"/>
+        </w:r>
+      </w:hyperlink>
+    </w:p>
+    <w:p>
+      <w:pPr>
+        <w:pStyle w:val="TableofFigures"/>
+        <w:tabs>
+          <w:tab w:val="right" w:leader="dot" w:pos="8935"/>
+        </w:tabs>
+        <w:rPr>
+          <w:rFonts w:eastAsiaTheme="minorEastAsia"/>
+          <w:noProof/>
+          <w:lang w:eastAsia="en-GB"/>
+        </w:rPr>
+      </w:pPr>
+      <w:hyperlink w:anchor="_Toc228732804" w:history="1">
+        <w:r>
+          <w:rPr>
+            <w:rStyle w:val="Hyperlink"/>
+            <w:noProof/>
+          </w:rPr>
+          <w:t>Figure 12. Number of</w:t>
+        </w:r>
+        <w:r>
+          <w:rPr>
+            <w:rStyle w:val="Hyperlink"/>
+            <w:noProof/>
+          </w:rPr>
+          <w:t xml:space="preserve"> </w:t>
+        </w:r>
+        <w:r>
+          <w:rPr>
+            <w:rStyle w:val="Hyperlink"/>
+            <w:noProof/>
+          </w:rPr>
+          <w:t>testers</w:t>
+        </w:r>
+        <w:r>
+          <w:rPr>
+            <w:noProof/>
+            <w:webHidden/>
+          </w:rPr>
+          <w:tab/>
+        </w:r>
+        <w:r>
+          <w:rPr>
+            <w:noProof/>
+            <w:webHidden/>
+          </w:rPr>
+          <w:fldChar w:fldCharType="begin"/>
+        </w:r>
+        <w:r>
+          <w:rPr>
+            <w:noProof/>
+            <w:webHidden/>
+          </w:rPr>
+          <w:instrText xml:space="preserve"> PAGEREF _Toc228732804 \h </w:instrText>
+        </w:r>
+        <w:r>
+          <w:rPr>
+            <w:noProof/>
+            <w:webHidden/>
+          </w:rPr>
+        </w:r>
+        <w:r>
+          <w:rPr>
+            <w:noProof/>
+            <w:webHidden/>
+          </w:rPr>
+          <w:fldChar w:fldCharType="separate"/>
+        </w:r>
+        <w:r>
+          <w:rPr>
+            <w:noProof/>
+            <w:webHidden/>
+          </w:rPr>
+          <w:t>20</w:t>
+        </w:r>
+        <w:r>
+          <w:rPr>
+            <w:noProof/>
+            <w:webHidden/>
+          </w:rPr>
+          <w:fldChar w:fldCharType="end"/>
+        </w:r>
+      </w:hyperlink>
+    </w:p>
+    <w:p>
+      <w:pPr>
+        <w:pStyle w:val="TableofFigures"/>
+        <w:tabs>
+          <w:tab w:val="right" w:leader="dot" w:pos="8935"/>
+        </w:tabs>
+        <w:rPr>
+          <w:rFonts w:eastAsiaTheme="minorEastAsia"/>
+          <w:noProof/>
+          <w:lang w:eastAsia="en-GB"/>
+        </w:rPr>
+      </w:pPr>
+      <w:hyperlink w:anchor="_Toc228732805" w:history="1">
+        <w:r>
+          <w:rPr>
+            <w:rStyle w:val="Hyperlink"/>
+            <w:noProof/>
+          </w:rPr>
+          <w:t>Figure 13. Gantt Chart Project Timeline</w:t>
+        </w:r>
+        <w:r>
+          <w:rPr>
+            <w:noProof/>
+            <w:webHidden/>
+          </w:rPr>
+          <w:tab/>
+        </w:r>
+        <w:r>
+          <w:rPr>
+            <w:noProof/>
+            <w:webHidden/>
+          </w:rPr>
+          <w:fldChar w:fldCharType="begin"/>
+        </w:r>
+        <w:r>
+          <w:rPr>
+            <w:noProof/>
+            <w:webHidden/>
+          </w:rPr>
+          <w:instrText xml:space="preserve"> PAGEREF _Toc228732805 \h </w:instrText>
+        </w:r>
+        <w:r>
+          <w:rPr>
+            <w:noProof/>
+            <w:webHidden/>
+          </w:rPr>
+        </w:r>
+        <w:r>
+          <w:rPr>
+            <w:noProof/>
+            <w:webHidden/>
+          </w:rPr>
+          <w:fldChar w:fldCharType="separate"/>
+        </w:r>
+        <w:r>
+          <w:rPr>
+            <w:noProof/>
+            <w:webHidden/>
+          </w:rPr>
+          <w:t>22</w:t>
         </w:r>
         <w:r>
           <w:rPr>
@@ -3621,87 +4240,6 @@
     </w:p>
     <w:p>
       <w:pPr>
-        <w:rPr>
-          <w:rFonts w:ascii="Arial" w:hAnsi="Arial" w:cs="Arial"/>
-          <w:sz w:val="22"/>
-          <w:szCs w:val="22"/>
-        </w:rPr>
-      </w:pPr>
-    </w:p>
-    <w:p>
-      <w:pPr>
-        <w:rPr>
-          <w:rFonts w:ascii="Arial" w:hAnsi="Arial" w:cs="Arial"/>
-          <w:sz w:val="22"/>
-          <w:szCs w:val="22"/>
-        </w:rPr>
-      </w:pPr>
-    </w:p>
-    <w:p>
-      <w:pPr>
-        <w:rPr>
-          <w:rFonts w:ascii="Arial" w:hAnsi="Arial" w:cs="Arial"/>
-          <w:sz w:val="22"/>
-          <w:szCs w:val="22"/>
-        </w:rPr>
-      </w:pPr>
-    </w:p>
-    <w:p>
-      <w:pPr>
-        <w:rPr>
-          <w:rFonts w:ascii="Arial" w:hAnsi="Arial" w:cs="Arial"/>
-          <w:sz w:val="22"/>
-          <w:szCs w:val="22"/>
-        </w:rPr>
-      </w:pPr>
-    </w:p>
-    <w:p>
-      <w:pPr>
-        <w:rPr>
-          <w:rFonts w:ascii="Arial" w:hAnsi="Arial" w:cs="Arial"/>
-          <w:sz w:val="22"/>
-          <w:szCs w:val="22"/>
-        </w:rPr>
-      </w:pPr>
-    </w:p>
-    <w:p>
-      <w:pPr>
-        <w:rPr>
-          <w:rFonts w:ascii="Arial" w:hAnsi="Arial" w:cs="Arial"/>
-          <w:sz w:val="22"/>
-          <w:szCs w:val="22"/>
-        </w:rPr>
-      </w:pPr>
-    </w:p>
-    <w:p>
-      <w:pPr>
-        <w:rPr>
-          <w:rFonts w:ascii="Arial" w:hAnsi="Arial" w:cs="Arial"/>
-          <w:sz w:val="22"/>
-          <w:szCs w:val="22"/>
-        </w:rPr>
-      </w:pPr>
-    </w:p>
-    <w:p>
-      <w:pPr>
-        <w:rPr>
-          <w:rFonts w:ascii="Arial" w:hAnsi="Arial" w:cs="Arial"/>
-          <w:sz w:val="22"/>
-          <w:szCs w:val="22"/>
-        </w:rPr>
-      </w:pPr>
-    </w:p>
-    <w:p>
-      <w:pPr>
-        <w:rPr>
-          <w:rFonts w:ascii="Arial" w:hAnsi="Arial" w:cs="Arial"/>
-          <w:sz w:val="22"/>
-          <w:szCs w:val="22"/>
-        </w:rPr>
-      </w:pPr>
-    </w:p>
-    <w:p>
-      <w:pPr>
         <w:pStyle w:val="Heading1"/>
         <w:rPr>
           <w:sz w:val="32"/>
@@ -3709,6 +4247,15 @@
         </w:rPr>
       </w:pPr>
       <w:bookmarkStart w:id="7" w:name="_Toc228442226"/>
+    </w:p>
+    <w:p>
+      <w:pPr>
+        <w:pStyle w:val="Heading1"/>
+        <w:rPr>
+          <w:sz w:val="32"/>
+          <w:szCs w:val="32"/>
+        </w:rPr>
+      </w:pPr>
       <w:r>
         <w:rPr>
           <w:sz w:val="32"/>
@@ -3983,26 +4530,26 @@
         <w:rPr>
           <w:rFonts w:ascii="Arial" w:hAnsi="Arial" w:cs="Arial"/>
         </w:rPr>
-        <w:t xml:space="preserve">feed into the needs of the consumers that can support a wider range of players while still maintaining effective </w:t>
+        <w:t>feed into the needs of the consumers that can support a wider range of players while still maintaining effective gameplay interaction</w:t>
+      </w:r>
+      <w:r>
+        <w:rPr>
+          <w:rFonts w:ascii="Arial" w:hAnsi="Arial" w:cs="Arial"/>
+        </w:rPr>
+        <w:t xml:space="preserve">. </w:t>
+      </w:r>
+      <w:r>
+        <w:rPr>
+          <w:rFonts w:ascii="Arial" w:hAnsi="Arial" w:cs="Arial"/>
+        </w:rPr>
+        <w:t xml:space="preserve">This project aims to study and address the issue by </w:t>
       </w:r>
       <w:r>
         <w:rPr>
           <w:rFonts w:ascii="Arial" w:hAnsi="Arial" w:cs="Arial"/>
         </w:rPr>
         <w:lastRenderedPageBreak/>
-        <w:t>gameplay interaction</w:t>
-      </w:r>
-      <w:r>
-        <w:rPr>
-          <w:rFonts w:ascii="Arial" w:hAnsi="Arial" w:cs="Arial"/>
-        </w:rPr>
-        <w:t xml:space="preserve">. </w:t>
-      </w:r>
-      <w:r>
-        <w:rPr>
-          <w:rFonts w:ascii="Arial" w:hAnsi="Arial" w:cs="Arial"/>
-        </w:rPr>
-        <w:t>This project aims to study and address the issue by developing a custom controller that will be designed along with a game environment, enabling a more interactive and integrated player experience.</w:t>
+        <w:t>developing a custom controller that will be designed along with a game environment, enabling a more interactive and integrated player experience.</w:t>
       </w:r>
     </w:p>
     <w:p>
@@ -4849,19 +5396,16 @@
         <w:t>. These</w:t>
       </w:r>
       <w:r>
-        <w:t xml:space="preserve"> are aspects that a lot of game studios have in mind when developing their games. There is also the physical form equipment that contributes to these forms of immersion for players, and one of the most important aspects is the input system that allows players to be immersed in the games they play. Having a comfortable controller is </w:t>
-      </w:r>
+        <w:t xml:space="preserve"> are aspects that a lot of game studios have in mind when developing their games. There is also the physical form equipment that contributes to these forms of immersion for players, and one of the most important aspects is the input system that allows players to be immersed in the games they play. Having a comfortable controller is just as important as being able to play the game.</w:t>
+      </w:r>
+    </w:p>
+    <w:p>
+      <w:pPr>
+        <w:pStyle w:val="Heading2"/>
+      </w:pPr>
+      <w:bookmarkStart w:id="13" w:name="_Toc228442232"/>
       <w:r>
         <w:lastRenderedPageBreak/>
-        <w:t>just as important as being able to play the game.</w:t>
-      </w:r>
-    </w:p>
-    <w:p>
-      <w:pPr>
-        <w:pStyle w:val="Heading2"/>
-      </w:pPr>
-      <w:bookmarkStart w:id="13" w:name="_Toc228442232"/>
-      <w:r>
         <w:t>Accessibility</w:t>
       </w:r>
       <w:bookmarkEnd w:id="13"/>
@@ -7962,15 +8506,7 @@
         <w:ind w:left="0"/>
       </w:pPr>
       <w:r>
-        <w:t xml:space="preserve">The steps that will be taken </w:t>
-      </w:r>
-      <w:proofErr w:type="gramStart"/>
-      <w:r>
-        <w:t>is</w:t>
-      </w:r>
-      <w:proofErr w:type="gramEnd"/>
-      <w:r>
-        <w:t xml:space="preserve"> very simple; the product will be a fully working controller along with a game to study alternative game controllers. This will be done by using the current knowledge I have of this study as well as the skills I have learnt to design and develop </w:t>
+        <w:t xml:space="preserve">The steps that will be taken is very simple; the product will be a fully working controller along with a game to study alternative game controllers. This will be done by using the current knowledge I have of this study as well as the skills I have learnt to design and develop </w:t>
       </w:r>
       <w:r>
         <w:t>to</w:t>
@@ -8233,23 +8769,7 @@
         <w:t xml:space="preserve"> this will be done through multiple in person tests where the players will use the controller as well as take part in an online survey which will help gather results</w:t>
       </w:r>
       <w:r>
-        <w:t xml:space="preserve">. Even though the project requires a functional build of the input system and unity game, the results still require statistical analysis and data gathering to show the project </w:t>
-      </w:r>
-      <w:proofErr w:type="gramStart"/>
-      <w:r>
-        <w:t>works</w:t>
-      </w:r>
-      <w:proofErr w:type="gramEnd"/>
-      <w:r>
-        <w:t xml:space="preserve"> and </w:t>
-      </w:r>
-      <w:proofErr w:type="gramStart"/>
-      <w:r>
-        <w:t>provides</w:t>
-      </w:r>
-      <w:proofErr w:type="gramEnd"/>
-      <w:r>
-        <w:t xml:space="preserve"> the required goal to achieve immersion</w:t>
+        <w:t>. Even though the project requires a functional build of the input system and unity game, the results still require statistical analysis and data gathering to show the project works and provides the required goal to achieve immersion</w:t>
       </w:r>
       <w:r>
         <w:rPr>
@@ -9072,13 +9592,7 @@
         <w:rPr>
           <w:rFonts w:ascii="Arial" w:hAnsi="Arial" w:cs="Arial"/>
         </w:rPr>
-        <w:t xml:space="preserve">er using a </w:t>
-      </w:r>
-      <w:r>
-        <w:rPr>
-          <w:rFonts w:ascii="Arial" w:hAnsi="Arial" w:cs="Arial"/>
-        </w:rPr>
-        <w:t>0.4 mm nozzle</w:t>
+        <w:t>er using a 0.4 mm nozzle</w:t>
       </w:r>
       <w:r>
         <w:rPr>
@@ -9157,7 +9671,7 @@
                                 <w:szCs w:val="22"/>
                               </w:rPr>
                             </w:pPr>
-                            <w:bookmarkStart w:id="24" w:name="_Toc228625648"/>
+                            <w:bookmarkStart w:id="24" w:name="_Toc228732793"/>
                             <w:r>
                               <w:rPr>
                                 <w:sz w:val="22"/>
@@ -9242,7 +9756,7 @@
                           <w:szCs w:val="22"/>
                         </w:rPr>
                       </w:pPr>
-                      <w:bookmarkStart w:id="25" w:name="_Toc228625648"/>
+                      <w:bookmarkStart w:id="25" w:name="_Toc228732793"/>
                       <w:r>
                         <w:rPr>
                           <w:sz w:val="22"/>
@@ -9420,7 +9934,7 @@
                                 <w:szCs w:val="22"/>
                               </w:rPr>
                             </w:pPr>
-                            <w:bookmarkStart w:id="26" w:name="_Toc228625649"/>
+                            <w:bookmarkStart w:id="26" w:name="_Toc228732794"/>
                             <w:r>
                               <w:rPr>
                                 <w:sz w:val="22"/>
@@ -9501,7 +10015,7 @@
                           <w:szCs w:val="22"/>
                         </w:rPr>
                       </w:pPr>
-                      <w:bookmarkStart w:id="27" w:name="_Toc228625649"/>
+                      <w:bookmarkStart w:id="27" w:name="_Toc228732794"/>
                       <w:r>
                         <w:rPr>
                           <w:sz w:val="22"/>
@@ -10240,6 +10754,7 @@
       <w:r>
         <w:rPr>
           <w:rFonts w:ascii="Arial" w:hAnsi="Arial" w:cs="Arial"/>
+          <w:noProof/>
         </w:rPr>
         <w:drawing>
           <wp:inline distT="0" distB="0" distL="0" distR="0" wp14:anchorId="6886D3AB" wp14:editId="78F16F8F">
@@ -10288,7 +10803,7 @@
           <w:szCs w:val="22"/>
         </w:rPr>
       </w:pPr>
-      <w:bookmarkStart w:id="31" w:name="_Toc228625650"/>
+      <w:bookmarkStart w:id="31" w:name="_Toc228732795"/>
       <w:r>
         <w:rPr>
           <w:sz w:val="22"/>
@@ -10924,19 +11439,11 @@
                 <w:rFonts w:ascii="Arial" w:hAnsi="Arial" w:cs="Arial"/>
               </w:rPr>
             </w:pPr>
-            <w:proofErr w:type="spellStart"/>
             <w:r>
               <w:rPr>
                 <w:rFonts w:ascii="Arial" w:hAnsi="Arial" w:cs="Arial"/>
               </w:rPr>
-              <w:t>MicroPython</w:t>
-            </w:r>
-            <w:proofErr w:type="spellEnd"/>
-            <w:r>
-              <w:rPr>
-                <w:rFonts w:ascii="Arial" w:hAnsi="Arial" w:cs="Arial"/>
-              </w:rPr>
-              <w:t xml:space="preserve"> (Thonny) and C</w:t>
+              <w:t>MicroPython (Thonny) and C</w:t>
             </w:r>
             <w:r>
               <w:rPr>
@@ -11193,27 +11700,19 @@
         <w:rPr>
           <w:rFonts w:ascii="Arial" w:hAnsi="Arial" w:cs="Arial"/>
         </w:rPr>
-        <w:t xml:space="preserve">The </w:t>
-      </w:r>
-      <w:proofErr w:type="spellStart"/>
-      <w:r>
-        <w:rPr>
-          <w:rFonts w:ascii="Arial" w:hAnsi="Arial" w:cs="Arial"/>
-        </w:rPr>
-        <w:t>MicroPython</w:t>
-      </w:r>
-      <w:proofErr w:type="spellEnd"/>
-      <w:r>
-        <w:rPr>
-          <w:rFonts w:ascii="Arial" w:hAnsi="Arial" w:cs="Arial"/>
-        </w:rPr>
-        <w:t xml:space="preserve"> Program that is installed and running on the Pico WH ensures it reads the sensor readings from the MPU6050 and converts them into cursor movement. This data is transmitted to the computer through a USB type B essentially allowing the device to control the cursor movement using motion control. Furthermore, the 6x6 push buttons</w:t>
-      </w:r>
-      <w:r>
-        <w:rPr>
-          <w:rFonts w:ascii="Arial" w:hAnsi="Arial" w:cs="Arial"/>
-        </w:rPr>
-        <w:t xml:space="preserve"> which were connected using the pins 13 and 20</w:t>
+        <w:t>The MicroPython Program that is installed and running on the Pico WH ensures it reads the sensor readings from the MPU6050 and converts them into cursor movement. This data is transmitted to the computer through a USB type B essentially allowing the device to control the cursor movement using motion control. Furthermore, the 6x6 push buttons</w:t>
+      </w:r>
+      <w:r>
+        <w:rPr>
+          <w:rFonts w:ascii="Arial" w:hAnsi="Arial" w:cs="Arial"/>
+        </w:rPr>
+        <w:t xml:space="preserve"> which were connected using the pins 13 and </w:t>
+      </w:r>
+      <w:r>
+        <w:rPr>
+          <w:rFonts w:ascii="Arial" w:hAnsi="Arial" w:cs="Arial"/>
+        </w:rPr>
+        <w:t>19</w:t>
       </w:r>
       <w:r>
         <w:rPr>
@@ -11264,22 +11763,284 @@
         <w:rPr>
           <w:rFonts w:ascii="Arial" w:hAnsi="Arial" w:cs="Arial"/>
         </w:rPr>
-        <w:t>Describe the steps you took to create and validate your artefact, clearly connecting the process to your project questions.</w:t>
-      </w:r>
-    </w:p>
-    <w:p>
-      <w:pPr>
-        <w:rPr>
-          <w:rFonts w:ascii="Arial" w:hAnsi="Arial" w:cs="Arial"/>
-        </w:rPr>
-      </w:pPr>
-    </w:p>
-    <w:p>
-      <w:pPr>
-        <w:rPr>
-          <w:rFonts w:ascii="Arial" w:hAnsi="Arial" w:cs="Arial"/>
-        </w:rPr>
-      </w:pPr>
+        <w:t xml:space="preserve">The implementation process had multiple phases such as planning, discussing with the supervisor on a weekly basis, research as early as possible so that the correct components were purchased to assemble, program and test the motion-based controller with the game being designed. </w:t>
+      </w:r>
+    </w:p>
+    <w:p>
+      <w:pPr>
+        <w:rPr>
+          <w:rFonts w:ascii="Arial" w:hAnsi="Arial" w:cs="Arial"/>
+        </w:rPr>
+      </w:pPr>
+      <w:r>
+        <w:rPr>
+          <w:rFonts w:ascii="Arial" w:hAnsi="Arial" w:cs="Arial"/>
+        </w:rPr>
+        <w:t>The project started with deep analysis, research and planning about alternative game controller, knowing which steps to take to design the artefact and how to present it. Using a Gantt Chart as well as the kanban on GitHub it allowed for clear tracking and planning, starting with researching the type of module kits that allowed for motion tracking because that’s what the project was decided on to create a controller that allowed for motion tracking, easy to use and accessible to anyone. Furthermore, also looking into the game engine and programming language to use to design the game environment to test the controller which ended up being Thonny as the controller programming tool and Unity/C</w:t>
+      </w:r>
+      <w:r>
+        <w:rPr>
+          <w:rFonts w:ascii="Arial" w:hAnsi="Arial" w:cs="Arial"/>
+          <w:lang w:val="en-US"/>
+        </w:rPr>
+        <w:t xml:space="preserve"># </w:t>
+      </w:r>
+      <w:r>
+        <w:rPr>
+          <w:rFonts w:ascii="Arial" w:hAnsi="Arial" w:cs="Arial"/>
+        </w:rPr>
+        <w:t>to develop the game.</w:t>
+      </w:r>
+    </w:p>
+    <w:p>
+      <w:pPr>
+        <w:rPr>
+          <w:rFonts w:ascii="Arial" w:hAnsi="Arial" w:cs="Arial"/>
+        </w:rPr>
+      </w:pPr>
+      <w:r>
+        <w:rPr>
+          <w:rFonts w:ascii="Arial" w:hAnsi="Arial" w:cs="Arial"/>
+        </w:rPr>
+        <w:t xml:space="preserve">The </w:t>
+      </w:r>
+      <w:r>
+        <w:rPr>
+          <w:rFonts w:ascii="Arial" w:hAnsi="Arial" w:cs="Arial"/>
+        </w:rPr>
+        <w:t>motion-based</w:t>
+      </w:r>
+      <w:r>
+        <w:rPr>
+          <w:rFonts w:ascii="Arial" w:hAnsi="Arial" w:cs="Arial"/>
+        </w:rPr>
+        <w:t xml:space="preserve"> controller went with multiple tests to ensure that it worked with the game, having it first running using </w:t>
+      </w:r>
+      <w:r>
+        <w:rPr>
+          <w:rFonts w:ascii="Arial" w:hAnsi="Arial" w:cs="Arial"/>
+        </w:rPr>
+        <w:t>an</w:t>
+      </w:r>
+      <w:r>
+        <w:rPr>
+          <w:rFonts w:ascii="Arial" w:hAnsi="Arial" w:cs="Arial"/>
+        </w:rPr>
+        <w:t xml:space="preserve"> internet connection but later realising to make it more portable the controller had to be further improved to </w:t>
+      </w:r>
+      <w:r>
+        <w:rPr>
+          <w:rFonts w:ascii="Arial" w:hAnsi="Arial" w:cs="Arial"/>
+        </w:rPr>
+        <w:t xml:space="preserve">mimic a mouse which will allow it to create a custom device. This was done by switching the Raspberry Pi Pico to use </w:t>
+      </w:r>
+      <w:proofErr w:type="spellStart"/>
+      <w:r>
+        <w:rPr>
+          <w:rFonts w:ascii="Arial" w:hAnsi="Arial" w:cs="Arial"/>
+        </w:rPr>
+        <w:t>CircuitPython</w:t>
+      </w:r>
+      <w:proofErr w:type="spellEnd"/>
+      <w:r>
+        <w:rPr>
+          <w:rFonts w:ascii="Arial" w:hAnsi="Arial" w:cs="Arial"/>
+        </w:rPr>
+        <w:t xml:space="preserve"> which allows for easy HID support.</w:t>
+      </w:r>
+    </w:p>
+    <w:p>
+      <w:r>
+        <w:rPr>
+          <w:rFonts w:ascii="Arial" w:hAnsi="Arial" w:cs="Arial"/>
+        </w:rPr>
+        <w:t xml:space="preserve">Several stages of testing and validation were completed throughout the development. The first stage of testing was ensuring the Raspberry Pi Pico WH and the MPU6050 worked together. Sensor readings were monitored using </w:t>
+      </w:r>
+      <w:r>
+        <w:rPr>
+          <w:rFonts w:ascii="Arial" w:hAnsi="Arial" w:cs="Arial"/>
+        </w:rPr>
+        <w:t xml:space="preserve">Debugs in </w:t>
+      </w:r>
+      <w:r>
+        <w:rPr>
+          <w:rFonts w:ascii="Arial" w:hAnsi="Arial" w:cs="Arial"/>
+        </w:rPr>
+        <w:t>Thonny to</w:t>
+      </w:r>
+      <w:r>
+        <w:rPr>
+          <w:rFonts w:ascii="Arial" w:hAnsi="Arial" w:cs="Arial"/>
+        </w:rPr>
+        <w:t xml:space="preserve"> confirm accurate motion</w:t>
+      </w:r>
+      <w:r>
+        <w:rPr>
+          <w:rFonts w:ascii="Arial" w:hAnsi="Arial" w:cs="Arial"/>
+        </w:rPr>
+        <w:t xml:space="preserve">. Further testing ensured that the responsiveness of the controller was improved to give the player accurate movement and less drift. The 3D case was also designed with the intention of protecting and fitting the controller components inside and giving the player comfortable device to hold. </w:t>
+      </w:r>
+    </w:p>
+    <w:p>
+      <w:pPr>
+        <w:keepNext/>
+      </w:pPr>
+      <w:r>
+        <w:lastRenderedPageBreak/>
+        <w:drawing>
+          <wp:inline distT="0" distB="0" distL="0" distR="0" wp14:anchorId="54CB800A" wp14:editId="3DD168E8">
+            <wp:extent cx="5474335" cy="2746375"/>
+            <wp:effectExtent l="0" t="0" r="0" b="0"/>
+            <wp:docPr id="1536961860" name="Picture 1"/>
+            <wp:cNvGraphicFramePr>
+              <a:graphicFrameLocks xmlns:a="http://schemas.openxmlformats.org/drawingml/2006/main" noChangeAspect="1"/>
+            </wp:cNvGraphicFramePr>
+            <a:graphic xmlns:a="http://schemas.openxmlformats.org/drawingml/2006/main">
+              <a:graphicData uri="http://schemas.openxmlformats.org/drawingml/2006/picture">
+                <pic:pic xmlns:pic="http://schemas.openxmlformats.org/drawingml/2006/picture">
+                  <pic:nvPicPr>
+                    <pic:cNvPr id="1536961860" name=""/>
+                    <pic:cNvPicPr/>
+                  </pic:nvPicPr>
+                  <pic:blipFill>
+                    <a:blip r:embed="rId11"/>
+                    <a:stretch>
+                      <a:fillRect/>
+                    </a:stretch>
+                  </pic:blipFill>
+                  <pic:spPr>
+                    <a:xfrm>
+                      <a:off x="0" y="0"/>
+                      <a:ext cx="5474335" cy="2746375"/>
+                    </a:xfrm>
+                    <a:prstGeom prst="rect">
+                      <a:avLst/>
+                    </a:prstGeom>
+                  </pic:spPr>
+                </pic:pic>
+              </a:graphicData>
+            </a:graphic>
+          </wp:inline>
+        </w:drawing>
+      </w:r>
+    </w:p>
+    <w:p>
+      <w:pPr>
+        <w:pStyle w:val="Caption"/>
+        <w:jc w:val="center"/>
+        <w:rPr>
+          <w:sz w:val="22"/>
+          <w:szCs w:val="22"/>
+        </w:rPr>
+      </w:pPr>
+      <w:bookmarkStart w:id="35" w:name="_Toc228732796"/>
+      <w:r>
+        <w:rPr>
+          <w:sz w:val="22"/>
+          <w:szCs w:val="22"/>
+        </w:rPr>
+        <w:t xml:space="preserve">Figure </w:t>
+      </w:r>
+      <w:r>
+        <w:rPr>
+          <w:sz w:val="22"/>
+          <w:szCs w:val="22"/>
+        </w:rPr>
+        <w:fldChar w:fldCharType="begin"/>
+      </w:r>
+      <w:r>
+        <w:rPr>
+          <w:sz w:val="22"/>
+          <w:szCs w:val="22"/>
+        </w:rPr>
+        <w:instrText xml:space="preserve"> SEQ Figure \* ARABIC </w:instrText>
+      </w:r>
+      <w:r>
+        <w:rPr>
+          <w:sz w:val="22"/>
+          <w:szCs w:val="22"/>
+        </w:rPr>
+        <w:fldChar w:fldCharType="separate"/>
+      </w:r>
+      <w:r>
+        <w:rPr>
+          <w:noProof/>
+          <w:sz w:val="22"/>
+          <w:szCs w:val="22"/>
+        </w:rPr>
+        <w:t>4</w:t>
+      </w:r>
+      <w:r>
+        <w:rPr>
+          <w:sz w:val="22"/>
+          <w:szCs w:val="22"/>
+        </w:rPr>
+        <w:fldChar w:fldCharType="end"/>
+      </w:r>
+      <w:r>
+        <w:rPr>
+          <w:sz w:val="22"/>
+          <w:szCs w:val="22"/>
+        </w:rPr>
+        <w:t>. FreeCad Case Design</w:t>
+      </w:r>
+      <w:bookmarkEnd w:id="35"/>
+    </w:p>
+    <w:p/>
+    <w:p>
+      <w:pPr>
+        <w:rPr>
+          <w:rFonts w:ascii="Arial" w:hAnsi="Arial" w:cs="Arial"/>
+        </w:rPr>
+      </w:pPr>
+      <w:r>
+        <w:rPr>
+          <w:rFonts w:ascii="Arial" w:hAnsi="Arial" w:cs="Arial"/>
+        </w:rPr>
+        <w:t xml:space="preserve">Final validation </w:t>
+      </w:r>
+      <w:r>
+        <w:rPr>
+          <w:rFonts w:ascii="Arial" w:hAnsi="Arial" w:cs="Arial"/>
+        </w:rPr>
+        <w:t xml:space="preserve">and testing </w:t>
+      </w:r>
+      <w:r>
+        <w:rPr>
+          <w:rFonts w:ascii="Arial" w:hAnsi="Arial" w:cs="Arial"/>
+        </w:rPr>
+        <w:t xml:space="preserve">involved the artefact </w:t>
+      </w:r>
+      <w:r>
+        <w:rPr>
+          <w:rFonts w:ascii="Arial" w:hAnsi="Arial" w:cs="Arial"/>
+        </w:rPr>
+        <w:t>fulfilling</w:t>
+      </w:r>
+      <w:r>
+        <w:rPr>
+          <w:rFonts w:ascii="Arial" w:hAnsi="Arial" w:cs="Arial"/>
+        </w:rPr>
+        <w:t xml:space="preserve"> the project</w:t>
+      </w:r>
+      <w:r>
+        <w:rPr>
+          <w:rFonts w:ascii="Arial" w:hAnsi="Arial" w:cs="Arial"/>
+        </w:rPr>
+        <w:t xml:space="preserve"> aims and</w:t>
+      </w:r>
+      <w:r>
+        <w:rPr>
+          <w:rFonts w:ascii="Arial" w:hAnsi="Arial" w:cs="Arial"/>
+        </w:rPr>
+        <w:t xml:space="preserve"> objectives of enabling a motion-based controller that could control the cursor through handheld movement. </w:t>
+      </w:r>
+      <w:r>
+        <w:rPr>
+          <w:rFonts w:ascii="Arial" w:hAnsi="Arial" w:cs="Arial"/>
+        </w:rPr>
+        <w:t>As well as the controller working in custom based Unity game that allowed the player to play a game using the device.</w:t>
+      </w:r>
     </w:p>
     <w:p>
       <w:pPr>
@@ -11289,7 +12050,7 @@
           <w:szCs w:val="32"/>
         </w:rPr>
       </w:pPr>
-      <w:bookmarkStart w:id="35" w:name="_Toc228442247"/>
+      <w:bookmarkStart w:id="36" w:name="_Toc228442247"/>
       <w:r>
         <w:rPr>
           <w:sz w:val="32"/>
@@ -11304,19 +12065,2370 @@
         </w:rPr>
         <w:t>.1 Construction of the Artefact</w:t>
       </w:r>
-      <w:bookmarkEnd w:id="35"/>
-    </w:p>
-    <w:p>
-      <w:pPr>
-        <w:rPr>
-          <w:rFonts w:ascii="Arial" w:hAnsi="Arial" w:cs="Arial"/>
-        </w:rPr>
-      </w:pPr>
-      <w:r>
-        <w:rPr>
-          <w:rFonts w:ascii="Arial" w:hAnsi="Arial" w:cs="Arial"/>
-        </w:rPr>
-        <w:t>Break down the development process into individual steps, covering the tools, languages, and methods employed. Assess the key decisions made and the challenges encountered during construction. Furthermore, describe how the implemented artefact meets the problem statement and research questions outlined in the introduction.</w:t>
+      <w:bookmarkEnd w:id="36"/>
+    </w:p>
+    <w:p>
+      <w:pPr>
+        <w:pStyle w:val="Heading2"/>
+      </w:pPr>
+      <w:r>
+        <w:t>Controller Ideas and analysis</w:t>
+      </w:r>
+    </w:p>
+    <w:p>
+      <w:pPr>
+        <w:rPr>
+          <w:rFonts w:ascii="Arial" w:hAnsi="Arial" w:cs="Arial"/>
+        </w:rPr>
+      </w:pPr>
+      <w:r>
+        <w:rPr>
+          <w:rFonts w:ascii="Arial" w:hAnsi="Arial" w:cs="Arial"/>
+        </w:rPr>
+        <w:t>The construction of the artefact involved multiple stages of purchasing and putting together components</w:t>
+      </w:r>
+      <w:r>
+        <w:rPr>
+          <w:rFonts w:ascii="Arial" w:hAnsi="Arial" w:cs="Arial"/>
+        </w:rPr>
+        <w:t xml:space="preserve"> for both hardware and software. For the controller the first idea was to create a glove with the components on the gloves which meant having to move your whole arm or wrist for motion but after further discussion and analysis that could end up being very ineffective and could lead to arm tiredness and other problems like components not having solid protection.</w:t>
+      </w:r>
+      <w:r>
+        <w:rPr>
+          <w:rFonts w:ascii="Arial" w:hAnsi="Arial" w:cs="Arial"/>
+        </w:rPr>
+        <w:t xml:space="preserve"> </w:t>
+      </w:r>
+      <w:r>
+        <w:rPr>
+          <w:rFonts w:ascii="Arial" w:hAnsi="Arial" w:cs="Arial"/>
+        </w:rPr>
+        <w:t>So,</w:t>
+      </w:r>
+      <w:r>
+        <w:rPr>
+          <w:rFonts w:ascii="Arial" w:hAnsi="Arial" w:cs="Arial"/>
+        </w:rPr>
+        <w:t xml:space="preserve"> the design was changed to be more of a regular controller </w:t>
+      </w:r>
+      <w:r>
+        <w:rPr>
+          <w:rFonts w:ascii="Arial" w:hAnsi="Arial" w:cs="Arial"/>
+        </w:rPr>
+        <w:t>like</w:t>
+      </w:r>
+      <w:r>
+        <w:rPr>
+          <w:rFonts w:ascii="Arial" w:hAnsi="Arial" w:cs="Arial"/>
+        </w:rPr>
+        <w:t xml:space="preserve"> the Wii remote or any other TV remote so the player could hold it in their hand and comfortably move it around however they want and just place it down without having to put anything on.</w:t>
+      </w:r>
+    </w:p>
+    <w:p>
+      <w:pPr>
+        <w:rPr>
+          <w:rFonts w:ascii="Arial" w:hAnsi="Arial" w:cs="Arial"/>
+        </w:rPr>
+      </w:pPr>
+    </w:p>
+    <w:p>
+      <w:pPr>
+        <w:rPr>
+          <w:rFonts w:ascii="Arial" w:hAnsi="Arial" w:cs="Arial"/>
+        </w:rPr>
+      </w:pPr>
+    </w:p>
+    <w:p>
+      <w:pPr>
+        <w:rPr>
+          <w:rFonts w:ascii="Arial" w:hAnsi="Arial" w:cs="Arial"/>
+        </w:rPr>
+      </w:pPr>
+    </w:p>
+    <w:p>
+      <w:pPr>
+        <w:pStyle w:val="Heading2"/>
+      </w:pPr>
+      <w:r>
+        <w:lastRenderedPageBreak/>
+        <w:t>Tools and Languages</w:t>
+      </w:r>
+    </w:p>
+    <w:p>
+      <w:pPr>
+        <w:keepNext/>
+      </w:pPr>
+      <w:r>
+        <w:rPr>
+          <w:rFonts w:ascii="Arial" w:hAnsi="Arial" w:cs="Arial"/>
+        </w:rPr>
+        <w:t>The tools that were used during the project were Unity because of its simple and easy to use for game development as well as C</w:t>
+      </w:r>
+      <w:r>
+        <w:rPr>
+          <w:rFonts w:ascii="Arial" w:hAnsi="Arial" w:cs="Arial"/>
+          <w:lang w:val="en-US"/>
+        </w:rPr>
+        <w:t xml:space="preserve"># </w:t>
+      </w:r>
+      <w:r>
+        <w:rPr>
+          <w:rFonts w:ascii="Arial" w:hAnsi="Arial" w:cs="Arial"/>
+        </w:rPr>
+        <w:t>because of prior knowledge and recommendations when building a game especially for an alternative game controller.</w:t>
+      </w:r>
+      <w:r>
+        <w:rPr>
+          <w:rFonts w:ascii="Arial" w:hAnsi="Arial" w:cs="Arial"/>
+        </w:rPr>
+        <w:t xml:space="preserve"> For the controller itself Thonny python programming was used to ensure the Pi Pico WH and the MPU6050 communicated together and worked as a HID system. </w:t>
+      </w:r>
+      <w:r>
+        <w:rPr>
+          <w:rFonts w:ascii="Arial" w:hAnsi="Arial" w:cs="Arial"/>
+        </w:rPr>
+        <w:drawing>
+          <wp:inline distT="0" distB="0" distL="0" distR="0" wp14:anchorId="756ABD6E" wp14:editId="3FC57267">
+            <wp:extent cx="5474335" cy="5318760"/>
+            <wp:effectExtent l="0" t="0" r="0" b="0"/>
+            <wp:docPr id="520914851" name="Picture 1"/>
+            <wp:cNvGraphicFramePr>
+              <a:graphicFrameLocks xmlns:a="http://schemas.openxmlformats.org/drawingml/2006/main" noChangeAspect="1"/>
+            </wp:cNvGraphicFramePr>
+            <a:graphic xmlns:a="http://schemas.openxmlformats.org/drawingml/2006/main">
+              <a:graphicData uri="http://schemas.openxmlformats.org/drawingml/2006/picture">
+                <pic:pic xmlns:pic="http://schemas.openxmlformats.org/drawingml/2006/picture">
+                  <pic:nvPicPr>
+                    <pic:cNvPr id="520914851" name=""/>
+                    <pic:cNvPicPr/>
+                  </pic:nvPicPr>
+                  <pic:blipFill>
+                    <a:blip r:embed="rId12"/>
+                    <a:stretch>
+                      <a:fillRect/>
+                    </a:stretch>
+                  </pic:blipFill>
+                  <pic:spPr>
+                    <a:xfrm>
+                      <a:off x="0" y="0"/>
+                      <a:ext cx="5474335" cy="5318760"/>
+                    </a:xfrm>
+                    <a:prstGeom prst="rect">
+                      <a:avLst/>
+                    </a:prstGeom>
+                  </pic:spPr>
+                </pic:pic>
+              </a:graphicData>
+            </a:graphic>
+          </wp:inline>
+        </w:drawing>
+      </w:r>
+    </w:p>
+    <w:p>
+      <w:pPr>
+        <w:pStyle w:val="Caption"/>
+        <w:jc w:val="center"/>
+        <w:rPr>
+          <w:rFonts w:ascii="Arial" w:hAnsi="Arial" w:cs="Arial"/>
+          <w:sz w:val="22"/>
+          <w:szCs w:val="22"/>
+        </w:rPr>
+      </w:pPr>
+      <w:bookmarkStart w:id="37" w:name="_Toc228732797"/>
+      <w:r>
+        <w:rPr>
+          <w:sz w:val="22"/>
+          <w:szCs w:val="22"/>
+        </w:rPr>
+        <w:t xml:space="preserve">Figure </w:t>
+      </w:r>
+      <w:r>
+        <w:rPr>
+          <w:sz w:val="22"/>
+          <w:szCs w:val="22"/>
+        </w:rPr>
+        <w:fldChar w:fldCharType="begin"/>
+      </w:r>
+      <w:r>
+        <w:rPr>
+          <w:sz w:val="22"/>
+          <w:szCs w:val="22"/>
+        </w:rPr>
+        <w:instrText xml:space="preserve"> SEQ Figure \* ARABIC </w:instrText>
+      </w:r>
+      <w:r>
+        <w:rPr>
+          <w:sz w:val="22"/>
+          <w:szCs w:val="22"/>
+        </w:rPr>
+        <w:fldChar w:fldCharType="separate"/>
+      </w:r>
+      <w:r>
+        <w:rPr>
+          <w:noProof/>
+          <w:sz w:val="22"/>
+          <w:szCs w:val="22"/>
+        </w:rPr>
+        <w:t>5</w:t>
+      </w:r>
+      <w:r>
+        <w:rPr>
+          <w:sz w:val="22"/>
+          <w:szCs w:val="22"/>
+        </w:rPr>
+        <w:fldChar w:fldCharType="end"/>
+      </w:r>
+      <w:r>
+        <w:rPr>
+          <w:sz w:val="22"/>
+          <w:szCs w:val="22"/>
+        </w:rPr>
+        <w:t>. Thonny Pi Pico and MPU6050 Code</w:t>
+      </w:r>
+      <w:bookmarkEnd w:id="37"/>
+    </w:p>
+    <w:p>
+      <w:pPr>
+        <w:rPr>
+          <w:rFonts w:ascii="Arial" w:hAnsi="Arial" w:cs="Arial"/>
+        </w:rPr>
+      </w:pPr>
+    </w:p>
+    <w:p>
+      <w:pPr>
+        <w:rPr>
+          <w:rFonts w:ascii="Arial" w:hAnsi="Arial" w:cs="Arial"/>
+        </w:rPr>
+      </w:pPr>
+      <w:r>
+        <w:rPr>
+          <w:rFonts w:ascii="Arial" w:hAnsi="Arial" w:cs="Arial"/>
+        </w:rPr>
+        <w:t xml:space="preserve">The MPU6050 uses a gyroscope sensor that is essentially connected via I2C to detect any movement of the device. </w:t>
+      </w:r>
+      <w:r>
+        <w:rPr>
+          <w:rFonts w:ascii="Arial" w:hAnsi="Arial" w:cs="Arial"/>
+        </w:rPr>
+        <w:t xml:space="preserve">Essentially the gyroscope readings are from the </w:t>
+      </w:r>
+      <w:proofErr w:type="spellStart"/>
+      <w:r>
+        <w:rPr>
+          <w:rFonts w:ascii="Arial" w:hAnsi="Arial" w:cs="Arial"/>
+        </w:rPr>
+        <w:t>gx</w:t>
+      </w:r>
+      <w:proofErr w:type="spellEnd"/>
+      <w:r>
+        <w:rPr>
+          <w:rFonts w:ascii="Arial" w:hAnsi="Arial" w:cs="Arial"/>
+        </w:rPr>
+        <w:t xml:space="preserve">, </w:t>
+      </w:r>
+      <w:proofErr w:type="spellStart"/>
+      <w:r>
+        <w:rPr>
+          <w:rFonts w:ascii="Arial" w:hAnsi="Arial" w:cs="Arial"/>
+        </w:rPr>
+        <w:t>gy</w:t>
+      </w:r>
+      <w:proofErr w:type="spellEnd"/>
+      <w:r>
+        <w:rPr>
+          <w:rFonts w:ascii="Arial" w:hAnsi="Arial" w:cs="Arial"/>
+        </w:rPr>
+        <w:t xml:space="preserve">, </w:t>
+      </w:r>
+      <w:proofErr w:type="spellStart"/>
+      <w:r>
+        <w:rPr>
+          <w:rFonts w:ascii="Arial" w:hAnsi="Arial" w:cs="Arial"/>
+        </w:rPr>
+        <w:t>gz</w:t>
+      </w:r>
+      <w:proofErr w:type="spellEnd"/>
+      <w:r>
+        <w:rPr>
+          <w:rFonts w:ascii="Arial" w:hAnsi="Arial" w:cs="Arial"/>
+        </w:rPr>
+        <w:t xml:space="preserve"> = </w:t>
+      </w:r>
+      <w:proofErr w:type="spellStart"/>
+      <w:r>
+        <w:rPr>
+          <w:rFonts w:ascii="Arial" w:hAnsi="Arial" w:cs="Arial"/>
+        </w:rPr>
+        <w:t>mpu.gyro</w:t>
+      </w:r>
+      <w:proofErr w:type="spellEnd"/>
+      <w:r>
+        <w:rPr>
+          <w:rFonts w:ascii="Arial" w:hAnsi="Arial" w:cs="Arial"/>
+        </w:rPr>
+        <w:t xml:space="preserve">, so to correctly calculate the movement of motion using </w:t>
+      </w:r>
+      <w:r>
+        <w:rPr>
+          <w:rFonts w:ascii="Arial" w:hAnsi="Arial" w:cs="Arial"/>
+        </w:rPr>
+        <w:lastRenderedPageBreak/>
+        <w:t>target</w:t>
+      </w:r>
+      <w:r>
+        <w:rPr>
+          <w:rFonts w:ascii="Arial" w:hAnsi="Arial" w:cs="Arial"/>
+        </w:rPr>
+        <w:t>_</w:t>
+      </w:r>
+      <w:r>
+        <w:rPr>
+          <w:rFonts w:ascii="Arial" w:hAnsi="Arial" w:cs="Arial"/>
+        </w:rPr>
+        <w:t>x = int(</w:t>
+      </w:r>
+      <w:proofErr w:type="spellStart"/>
+      <w:r>
+        <w:rPr>
+          <w:rFonts w:ascii="Arial" w:hAnsi="Arial" w:cs="Arial"/>
+        </w:rPr>
+        <w:t>gz</w:t>
+      </w:r>
+      <w:proofErr w:type="spellEnd"/>
+      <w:r>
+        <w:rPr>
+          <w:rFonts w:ascii="Arial" w:hAnsi="Arial" w:cs="Arial"/>
+        </w:rPr>
+        <w:t xml:space="preserve"> * -30) and target</w:t>
+      </w:r>
+      <w:r>
+        <w:rPr>
+          <w:rFonts w:ascii="Arial" w:hAnsi="Arial" w:cs="Arial"/>
+        </w:rPr>
+        <w:t>_</w:t>
+      </w:r>
+      <w:r>
+        <w:rPr>
+          <w:rFonts w:ascii="Arial" w:hAnsi="Arial" w:cs="Arial"/>
+        </w:rPr>
+        <w:t>y = int(</w:t>
+      </w:r>
+      <w:proofErr w:type="spellStart"/>
+      <w:r>
+        <w:rPr>
+          <w:rFonts w:ascii="Arial" w:hAnsi="Arial" w:cs="Arial"/>
+        </w:rPr>
+        <w:t>gx</w:t>
+      </w:r>
+      <w:proofErr w:type="spellEnd"/>
+      <w:r>
+        <w:rPr>
+          <w:rFonts w:ascii="Arial" w:hAnsi="Arial" w:cs="Arial"/>
+        </w:rPr>
+        <w:t xml:space="preserve"> * -30) the processed movement data is transmitted to the computer using the USB type A cable to emulate the cursor.</w:t>
+      </w:r>
+      <w:r>
+        <w:rPr>
+          <w:rFonts w:ascii="Arial" w:hAnsi="Arial" w:cs="Arial"/>
+        </w:rPr>
+        <w:t xml:space="preserve"> Which is essentially how we get the correct motion logic when the player moves the wrist up/down the cursor will on screen goes up/down and same applies with left and right.</w:t>
+      </w:r>
+    </w:p>
+    <w:p>
+      <w:pPr>
+        <w:rPr>
+          <w:rFonts w:ascii="Arial" w:hAnsi="Arial" w:cs="Arial"/>
+        </w:rPr>
+      </w:pPr>
+      <w:r>
+        <w:rPr>
+          <w:rFonts w:ascii="Arial" w:hAnsi="Arial" w:cs="Arial"/>
+        </w:rPr>
+        <w:t xml:space="preserve">In addition, to improve the cursor stability and reduce the sensitive reads from the gyroscope a lerp was implemented. This would help give a more smooth and stable cursor movement and more accurate. A </w:t>
+      </w:r>
+      <w:r>
+        <w:rPr>
+          <w:rFonts w:ascii="Arial" w:hAnsi="Arial" w:cs="Arial"/>
+        </w:rPr>
+        <w:t>dead zone</w:t>
+      </w:r>
+      <w:r>
+        <w:rPr>
+          <w:rFonts w:ascii="Arial" w:hAnsi="Arial" w:cs="Arial"/>
+        </w:rPr>
+        <w:t xml:space="preserve"> threshold was also implemented </w:t>
+      </w:r>
+      <w:r>
+        <w:rPr>
+          <w:rFonts w:ascii="Arial" w:hAnsi="Arial" w:cs="Arial"/>
+        </w:rPr>
+        <w:t>to</w:t>
+      </w:r>
+      <w:r>
+        <w:rPr>
+          <w:rFonts w:ascii="Arial" w:hAnsi="Arial" w:cs="Arial"/>
+        </w:rPr>
+        <w:t xml:space="preserve"> stop any small movements by gyroscope readings so when the player wasn’t moving the controller there would be no unnecessary movements.</w:t>
+      </w:r>
+    </w:p>
+    <w:p>
+      <w:pPr>
+        <w:rPr>
+          <w:rFonts w:ascii="Arial" w:hAnsi="Arial" w:cs="Arial"/>
+        </w:rPr>
+      </w:pPr>
+      <w:r>
+        <w:rPr>
+          <w:rFonts w:ascii="Arial" w:hAnsi="Arial" w:cs="Arial"/>
+        </w:rPr>
+        <w:t xml:space="preserve">A 6x6 push button was also connected to the </w:t>
+      </w:r>
+      <w:r>
+        <w:rPr>
+          <w:rFonts w:ascii="Arial" w:hAnsi="Arial" w:cs="Arial"/>
+        </w:rPr>
+        <w:t>pins 13 and 19 to allow power and connect. A simple logic that allows for the player to interact like how a left click on a cursor would work.</w:t>
+      </w:r>
+    </w:p>
+    <w:p>
+      <w:pPr>
+        <w:rPr>
+          <w:rFonts w:ascii="Arial" w:hAnsi="Arial" w:cs="Arial"/>
+        </w:rPr>
+      </w:pPr>
+      <w:r>
+        <w:rPr>
+          <w:rFonts w:ascii="Arial" w:hAnsi="Arial" w:cs="Arial"/>
+        </w:rPr>
+        <w:t>For the unity game using C</w:t>
+      </w:r>
+      <w:r>
+        <w:rPr>
+          <w:rFonts w:ascii="Arial" w:hAnsi="Arial" w:cs="Arial"/>
+          <w:lang w:val="en-US"/>
+        </w:rPr>
+        <w:t xml:space="preserve"># </w:t>
+      </w:r>
+      <w:r>
+        <w:rPr>
+          <w:rFonts w:ascii="Arial" w:hAnsi="Arial" w:cs="Arial"/>
+        </w:rPr>
+        <w:t xml:space="preserve">for the scripts a simple arcade shooter game was developed to showcase how motion controls can be used and having a shooting mechanic where aim is important can showcase the controls of the motion-based controller and stress test as well as see how accurate it can be. This was done by having the player shoot at 3 enemies and defeat them before the enemies take the players health down to 0 this was the simple game logic and a good environment for the motion-based controller. </w:t>
+      </w:r>
+    </w:p>
+    <w:p>
+      <w:pPr>
+        <w:pStyle w:val="Heading2"/>
+      </w:pPr>
+      <w:r>
+        <w:t>Hardware assembly</w:t>
+      </w:r>
+    </w:p>
+    <w:p>
+      <w:pPr>
+        <w:rPr>
+          <w:rFonts w:ascii="Arial" w:hAnsi="Arial" w:cs="Arial"/>
+        </w:rPr>
+      </w:pPr>
+      <w:r>
+        <w:rPr>
+          <w:rFonts w:ascii="Arial" w:hAnsi="Arial" w:cs="Arial"/>
+        </w:rPr>
+        <w:t>After purchasing all the required items such as the breadboard, Flexible jumper wires, 6x6 buttons, Pi Pico WH and MPU6050 the production of the controller began. Starting with the breadboard placing the Pico and ensuring it is securely placed on top, once that was completed soldering the pins to the MPU6050 and placing it on the breadboard to ensure stability for powering the device as well as keeping it secure on the controller.</w:t>
+      </w:r>
+      <w:r>
+        <w:rPr>
+          <w:rFonts w:ascii="Arial" w:hAnsi="Arial" w:cs="Arial"/>
+        </w:rPr>
+        <w:t xml:space="preserve"> Lastly placing the buttons on the breadboard as well, once everything was set, all the flexible jumper wires were connected from the Pi Pico to the buttons and MPU6050. </w:t>
+      </w:r>
+    </w:p>
+    <w:p>
+      <w:pPr>
+        <w:rPr>
+          <w:rFonts w:ascii="Arial" w:hAnsi="Arial" w:cs="Arial"/>
+        </w:rPr>
+      </w:pPr>
+      <w:r>
+        <w:rPr>
+          <w:rFonts w:ascii="Arial" w:hAnsi="Arial" w:cs="Arial"/>
+        </w:rPr>
+        <w:t>Choosing the MPU6050 because of its cheap price as well as ease of use containing the ability for an accelerometer and gyroscope within it allowing for good readings of movements. The raspberry Pi Pico WH was chosen for its low cost and programmable USB HID technology, small size and MicroPython compatibility.</w:t>
+      </w:r>
+    </w:p>
+    <w:p/>
+    <w:p>
+      <w:pPr>
+        <w:rPr>
+          <w:rFonts w:ascii="Arial" w:hAnsi="Arial" w:cs="Arial"/>
+        </w:rPr>
+      </w:pPr>
+      <w:r>
+        <w:rPr>
+          <w:noProof/>
+        </w:rPr>
+        <w:lastRenderedPageBreak/>
+        <mc:AlternateContent>
+          <mc:Choice Requires="wps">
+            <w:drawing>
+              <wp:anchor distT="0" distB="0" distL="114300" distR="114300" simplePos="0" relativeHeight="251691008" behindDoc="0" locked="0" layoutInCell="1" allowOverlap="1" wp14:anchorId="31ED7D52" wp14:editId="342A3175">
+                <wp:simplePos x="0" y="0"/>
+                <wp:positionH relativeFrom="column">
+                  <wp:posOffset>-48260</wp:posOffset>
+                </wp:positionH>
+                <wp:positionV relativeFrom="paragraph">
+                  <wp:posOffset>3656965</wp:posOffset>
+                </wp:positionV>
+                <wp:extent cx="2023110" cy="635"/>
+                <wp:effectExtent l="0" t="0" r="0" b="0"/>
+                <wp:wrapSquare wrapText="bothSides"/>
+                <wp:docPr id="1061481945" name="Text Box 1"/>
+                <wp:cNvGraphicFramePr/>
+                <a:graphic xmlns:a="http://schemas.openxmlformats.org/drawingml/2006/main">
+                  <a:graphicData uri="http://schemas.microsoft.com/office/word/2010/wordprocessingShape">
+                    <wps:wsp>
+                      <wps:cNvSpPr txBox="1"/>
+                      <wps:spPr>
+                        <a:xfrm>
+                          <a:off x="0" y="0"/>
+                          <a:ext cx="2023110" cy="635"/>
+                        </a:xfrm>
+                        <a:prstGeom prst="rect">
+                          <a:avLst/>
+                        </a:prstGeom>
+                        <a:solidFill>
+                          <a:prstClr val="white"/>
+                        </a:solidFill>
+                        <a:ln>
+                          <a:noFill/>
+                        </a:ln>
+                      </wps:spPr>
+                      <wps:txbx>
+                        <w:txbxContent>
+                          <w:p>
+                            <w:pPr>
+                              <w:pStyle w:val="Caption"/>
+                              <w:jc w:val="center"/>
+                              <w:rPr>
+                                <w:rFonts w:ascii="Arial" w:hAnsi="Arial" w:cs="Arial"/>
+                                <w:noProof/>
+                                <w:sz w:val="22"/>
+                                <w:szCs w:val="22"/>
+                              </w:rPr>
+                            </w:pPr>
+                            <w:bookmarkStart w:id="38" w:name="_Toc228732798"/>
+                            <w:r>
+                              <w:rPr>
+                                <w:sz w:val="22"/>
+                                <w:szCs w:val="22"/>
+                              </w:rPr>
+                              <w:t xml:space="preserve">Figure </w:t>
+                            </w:r>
+                            <w:r>
+                              <w:rPr>
+                                <w:sz w:val="22"/>
+                                <w:szCs w:val="22"/>
+                              </w:rPr>
+                              <w:fldChar w:fldCharType="begin"/>
+                            </w:r>
+                            <w:r>
+                              <w:rPr>
+                                <w:sz w:val="22"/>
+                                <w:szCs w:val="22"/>
+                              </w:rPr>
+                              <w:instrText xml:space="preserve"> SEQ Figure \* ARABIC </w:instrText>
+                            </w:r>
+                            <w:r>
+                              <w:rPr>
+                                <w:sz w:val="22"/>
+                                <w:szCs w:val="22"/>
+                              </w:rPr>
+                              <w:fldChar w:fldCharType="separate"/>
+                            </w:r>
+                            <w:r>
+                              <w:rPr>
+                                <w:noProof/>
+                                <w:sz w:val="22"/>
+                                <w:szCs w:val="22"/>
+                              </w:rPr>
+                              <w:t>6</w:t>
+                            </w:r>
+                            <w:r>
+                              <w:rPr>
+                                <w:sz w:val="22"/>
+                                <w:szCs w:val="22"/>
+                              </w:rPr>
+                              <w:fldChar w:fldCharType="end"/>
+                            </w:r>
+                            <w:r>
+                              <w:rPr>
+                                <w:sz w:val="22"/>
+                                <w:szCs w:val="22"/>
+                              </w:rPr>
+                              <w:t>. Pi Pico WH</w:t>
+                            </w:r>
+                            <w:bookmarkEnd w:id="38"/>
+                          </w:p>
+                        </w:txbxContent>
+                      </wps:txbx>
+                      <wps:bodyPr rot="0" spcFirstLastPara="0" vertOverflow="overflow" horzOverflow="overflow" vert="horz" wrap="square" lIns="0" tIns="0" rIns="0" bIns="0" numCol="1" spcCol="0" rtlCol="0" fromWordArt="0" anchor="t" anchorCtr="0" forceAA="0" compatLnSpc="1">
+                        <a:prstTxWarp prst="textNoShape">
+                          <a:avLst/>
+                        </a:prstTxWarp>
+                        <a:spAutoFit/>
+                      </wps:bodyPr>
+                    </wps:wsp>
+                  </a:graphicData>
+                </a:graphic>
+              </wp:anchor>
+            </w:drawing>
+          </mc:Choice>
+          <mc:Fallback>
+            <w:pict>
+              <v:shape w14:anchorId="31ED7D52" id="_x0000_s1028" type="#_x0000_t202" style="position:absolute;margin-left:-3.8pt;margin-top:287.95pt;width:159.3pt;height:.05pt;z-index:251691008;visibility:visible;mso-wrap-style:square;mso-wrap-distance-left:9pt;mso-wrap-distance-top:0;mso-wrap-distance-right:9pt;mso-wrap-distance-bottom:0;mso-position-horizontal:absolute;mso-position-horizontal-relative:text;mso-position-vertical:absolute;mso-position-vertical-relative:text;v-text-anchor:top" o:gfxdata="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" stroked="f">
+                <v:textbox style="mso-fit-shape-to-text:t" inset="0,0,0,0">
+                  <w:txbxContent>
+                    <w:p>
+                      <w:pPr>
+                        <w:pStyle w:val="Caption"/>
+                        <w:jc w:val="center"/>
+                        <w:rPr>
+                          <w:rFonts w:ascii="Arial" w:hAnsi="Arial" w:cs="Arial"/>
+                          <w:noProof/>
+                          <w:sz w:val="22"/>
+                          <w:szCs w:val="22"/>
+                        </w:rPr>
+                      </w:pPr>
+                      <w:bookmarkStart w:id="39" w:name="_Toc228732798"/>
+                      <w:r>
+                        <w:rPr>
+                          <w:sz w:val="22"/>
+                          <w:szCs w:val="22"/>
+                        </w:rPr>
+                        <w:t xml:space="preserve">Figure </w:t>
+                      </w:r>
+                      <w:r>
+                        <w:rPr>
+                          <w:sz w:val="22"/>
+                          <w:szCs w:val="22"/>
+                        </w:rPr>
+                        <w:fldChar w:fldCharType="begin"/>
+                      </w:r>
+                      <w:r>
+                        <w:rPr>
+                          <w:sz w:val="22"/>
+                          <w:szCs w:val="22"/>
+                        </w:rPr>
+                        <w:instrText xml:space="preserve"> SEQ Figure \* ARABIC </w:instrText>
+                      </w:r>
+                      <w:r>
+                        <w:rPr>
+                          <w:sz w:val="22"/>
+                          <w:szCs w:val="22"/>
+                        </w:rPr>
+                        <w:fldChar w:fldCharType="separate"/>
+                      </w:r>
+                      <w:r>
+                        <w:rPr>
+                          <w:noProof/>
+                          <w:sz w:val="22"/>
+                          <w:szCs w:val="22"/>
+                        </w:rPr>
+                        <w:t>6</w:t>
+                      </w:r>
+                      <w:r>
+                        <w:rPr>
+                          <w:sz w:val="22"/>
+                          <w:szCs w:val="22"/>
+                        </w:rPr>
+                        <w:fldChar w:fldCharType="end"/>
+                      </w:r>
+                      <w:r>
+                        <w:rPr>
+                          <w:sz w:val="22"/>
+                          <w:szCs w:val="22"/>
+                        </w:rPr>
+                        <w:t>. Pi Pico WH</w:t>
+                      </w:r>
+                      <w:bookmarkEnd w:id="39"/>
+                    </w:p>
+                  </w:txbxContent>
+                </v:textbox>
+                <w10:wrap type="square"/>
+              </v:shape>
+            </w:pict>
+          </mc:Fallback>
+        </mc:AlternateContent>
+      </w:r>
+      <w:r>
+        <w:rPr>
+          <w:rFonts w:ascii="Arial" w:hAnsi="Arial" w:cs="Arial"/>
+          <w:noProof/>
+        </w:rPr>
+        <w:drawing>
+          <wp:anchor distT="0" distB="0" distL="114300" distR="114300" simplePos="0" relativeHeight="251681792" behindDoc="0" locked="0" layoutInCell="1" allowOverlap="1" wp14:anchorId="34C0F177" wp14:editId="17E499CA">
+            <wp:simplePos x="0" y="0"/>
+            <wp:positionH relativeFrom="column">
+              <wp:posOffset>-48832</wp:posOffset>
+            </wp:positionH>
+            <wp:positionV relativeFrom="paragraph">
+              <wp:posOffset>12742</wp:posOffset>
+            </wp:positionV>
+            <wp:extent cx="2023110" cy="3587115"/>
+            <wp:effectExtent l="0" t="0" r="0" b="0"/>
+            <wp:wrapSquare wrapText="bothSides"/>
+            <wp:docPr id="1798221473" name="Picture 11"/>
+            <wp:cNvGraphicFramePr>
+              <a:graphicFrameLocks xmlns:a="http://schemas.openxmlformats.org/drawingml/2006/main" noChangeAspect="1"/>
+            </wp:cNvGraphicFramePr>
+            <a:graphic xmlns:a="http://schemas.openxmlformats.org/drawingml/2006/main">
+              <a:graphicData uri="http://schemas.openxmlformats.org/drawingml/2006/picture">
+                <pic:pic xmlns:pic="http://schemas.openxmlformats.org/drawingml/2006/picture">
+                  <pic:nvPicPr>
+                    <pic:cNvPr id="0" name="Picture 7"/>
+                    <pic:cNvPicPr>
+                      <a:picLocks noChangeAspect="1" noChangeArrowheads="1"/>
+                    </pic:cNvPicPr>
+                  </pic:nvPicPr>
+                  <pic:blipFill>
+                    <a:blip r:embed="rId13" cstate="print">
+                      <a:extLst>
+                        <a:ext uri="{28A0092B-C50C-407E-A947-70E740481C1C}">
+                          <a14:useLocalDpi xmlns:a14="http://schemas.microsoft.com/office/drawing/2010/main" val="0"/>
+                        </a:ext>
+                      </a:extLst>
+                    </a:blip>
+                    <a:srcRect/>
+                    <a:stretch>
+                      <a:fillRect/>
+                    </a:stretch>
+                  </pic:blipFill>
+                  <pic:spPr bwMode="auto">
+                    <a:xfrm>
+                      <a:off x="0" y="0"/>
+                      <a:ext cx="2023110" cy="3587115"/>
+                    </a:xfrm>
+                    <a:prstGeom prst="rect">
+                      <a:avLst/>
+                    </a:prstGeom>
+                    <a:noFill/>
+                    <a:ln>
+                      <a:noFill/>
+                    </a:ln>
+                  </pic:spPr>
+                </pic:pic>
+              </a:graphicData>
+            </a:graphic>
+            <wp14:sizeRelH relativeFrom="page">
+              <wp14:pctWidth>0</wp14:pctWidth>
+            </wp14:sizeRelH>
+            <wp14:sizeRelV relativeFrom="page">
+              <wp14:pctHeight>0</wp14:pctHeight>
+            </wp14:sizeRelV>
+          </wp:anchor>
+        </w:drawing>
+      </w:r>
+      <w:r>
+        <w:rPr>
+          <w:noProof/>
+        </w:rPr>
+        <mc:AlternateContent>
+          <mc:Choice Requires="wps">
+            <w:drawing>
+              <wp:anchor distT="0" distB="0" distL="114300" distR="114300" simplePos="0" relativeHeight="251688960" behindDoc="0" locked="0" layoutInCell="1" allowOverlap="1" wp14:anchorId="23A0D174" wp14:editId="6D850E1A">
+                <wp:simplePos x="0" y="0"/>
+                <wp:positionH relativeFrom="column">
+                  <wp:posOffset>2350770</wp:posOffset>
+                </wp:positionH>
+                <wp:positionV relativeFrom="paragraph">
+                  <wp:posOffset>2021205</wp:posOffset>
+                </wp:positionV>
+                <wp:extent cx="3084830" cy="635"/>
+                <wp:effectExtent l="0" t="0" r="0" b="0"/>
+                <wp:wrapSquare wrapText="bothSides"/>
+                <wp:docPr id="512207028" name="Text Box 1"/>
+                <wp:cNvGraphicFramePr/>
+                <a:graphic xmlns:a="http://schemas.openxmlformats.org/drawingml/2006/main">
+                  <a:graphicData uri="http://schemas.microsoft.com/office/word/2010/wordprocessingShape">
+                    <wps:wsp>
+                      <wps:cNvSpPr txBox="1"/>
+                      <wps:spPr>
+                        <a:xfrm>
+                          <a:off x="0" y="0"/>
+                          <a:ext cx="3084830" cy="635"/>
+                        </a:xfrm>
+                        <a:prstGeom prst="rect">
+                          <a:avLst/>
+                        </a:prstGeom>
+                        <a:solidFill>
+                          <a:prstClr val="white"/>
+                        </a:solidFill>
+                        <a:ln>
+                          <a:noFill/>
+                        </a:ln>
+                      </wps:spPr>
+                      <wps:txbx>
+                        <w:txbxContent>
+                          <w:p>
+                            <w:pPr>
+                              <w:pStyle w:val="Caption"/>
+                              <w:jc w:val="center"/>
+                              <w:rPr>
+                                <w:rFonts w:ascii="Arial" w:hAnsi="Arial" w:cs="Arial"/>
+                                <w:noProof/>
+                                <w:sz w:val="22"/>
+                                <w:szCs w:val="22"/>
+                              </w:rPr>
+                            </w:pPr>
+                            <w:bookmarkStart w:id="40" w:name="_Toc228732799"/>
+                            <w:r>
+                              <w:rPr>
+                                <w:sz w:val="22"/>
+                                <w:szCs w:val="22"/>
+                              </w:rPr>
+                              <w:t xml:space="preserve">Figure </w:t>
+                            </w:r>
+                            <w:r>
+                              <w:rPr>
+                                <w:sz w:val="22"/>
+                                <w:szCs w:val="22"/>
+                              </w:rPr>
+                              <w:fldChar w:fldCharType="begin"/>
+                            </w:r>
+                            <w:r>
+                              <w:rPr>
+                                <w:sz w:val="22"/>
+                                <w:szCs w:val="22"/>
+                              </w:rPr>
+                              <w:instrText xml:space="preserve"> SEQ Figure \* ARABIC </w:instrText>
+                            </w:r>
+                            <w:r>
+                              <w:rPr>
+                                <w:sz w:val="22"/>
+                                <w:szCs w:val="22"/>
+                              </w:rPr>
+                              <w:fldChar w:fldCharType="separate"/>
+                            </w:r>
+                            <w:r>
+                              <w:rPr>
+                                <w:noProof/>
+                                <w:sz w:val="22"/>
+                                <w:szCs w:val="22"/>
+                              </w:rPr>
+                              <w:t>7</w:t>
+                            </w:r>
+                            <w:r>
+                              <w:rPr>
+                                <w:sz w:val="22"/>
+                                <w:szCs w:val="22"/>
+                              </w:rPr>
+                              <w:fldChar w:fldCharType="end"/>
+                            </w:r>
+                            <w:r>
+                              <w:rPr>
+                                <w:sz w:val="22"/>
+                                <w:szCs w:val="22"/>
+                              </w:rPr>
+                              <w:t>. Soldering Iron Pen</w:t>
+                            </w:r>
+                            <w:bookmarkEnd w:id="40"/>
+                          </w:p>
+                        </w:txbxContent>
+                      </wps:txbx>
+                      <wps:bodyPr rot="0" spcFirstLastPara="0" vertOverflow="overflow" horzOverflow="overflow" vert="horz" wrap="square" lIns="0" tIns="0" rIns="0" bIns="0" numCol="1" spcCol="0" rtlCol="0" fromWordArt="0" anchor="t" anchorCtr="0" forceAA="0" compatLnSpc="1">
+                        <a:prstTxWarp prst="textNoShape">
+                          <a:avLst/>
+                        </a:prstTxWarp>
+                        <a:spAutoFit/>
+                      </wps:bodyPr>
+                    </wps:wsp>
+                  </a:graphicData>
+                </a:graphic>
+              </wp:anchor>
+            </w:drawing>
+          </mc:Choice>
+          <mc:Fallback>
+            <w:pict>
+              <v:shape w14:anchorId="23A0D174" id="_x0000_s1029" type="#_x0000_t202" style="position:absolute;margin-left:185.1pt;margin-top:159.15pt;width:242.9pt;height:.05pt;z-index:251688960;visibility:visible;mso-wrap-style:square;mso-wrap-distance-left:9pt;mso-wrap-distance-top:0;mso-wrap-distance-right:9pt;mso-wrap-distance-bottom:0;mso-position-horizontal:absolute;mso-position-horizontal-relative:text;mso-position-vertical:absolute;mso-position-vertical-relative:text;v-text-anchor:top" o:gfxdata="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" stroked="f">
+                <v:textbox style="mso-fit-shape-to-text:t" inset="0,0,0,0">
+                  <w:txbxContent>
+                    <w:p>
+                      <w:pPr>
+                        <w:pStyle w:val="Caption"/>
+                        <w:jc w:val="center"/>
+                        <w:rPr>
+                          <w:rFonts w:ascii="Arial" w:hAnsi="Arial" w:cs="Arial"/>
+                          <w:noProof/>
+                          <w:sz w:val="22"/>
+                          <w:szCs w:val="22"/>
+                        </w:rPr>
+                      </w:pPr>
+                      <w:bookmarkStart w:id="41" w:name="_Toc228732799"/>
+                      <w:r>
+                        <w:rPr>
+                          <w:sz w:val="22"/>
+                          <w:szCs w:val="22"/>
+                        </w:rPr>
+                        <w:t xml:space="preserve">Figure </w:t>
+                      </w:r>
+                      <w:r>
+                        <w:rPr>
+                          <w:sz w:val="22"/>
+                          <w:szCs w:val="22"/>
+                        </w:rPr>
+                        <w:fldChar w:fldCharType="begin"/>
+                      </w:r>
+                      <w:r>
+                        <w:rPr>
+                          <w:sz w:val="22"/>
+                          <w:szCs w:val="22"/>
+                        </w:rPr>
+                        <w:instrText xml:space="preserve"> SEQ Figure \* ARABIC </w:instrText>
+                      </w:r>
+                      <w:r>
+                        <w:rPr>
+                          <w:sz w:val="22"/>
+                          <w:szCs w:val="22"/>
+                        </w:rPr>
+                        <w:fldChar w:fldCharType="separate"/>
+                      </w:r>
+                      <w:r>
+                        <w:rPr>
+                          <w:noProof/>
+                          <w:sz w:val="22"/>
+                          <w:szCs w:val="22"/>
+                        </w:rPr>
+                        <w:t>7</w:t>
+                      </w:r>
+                      <w:r>
+                        <w:rPr>
+                          <w:sz w:val="22"/>
+                          <w:szCs w:val="22"/>
+                        </w:rPr>
+                        <w:fldChar w:fldCharType="end"/>
+                      </w:r>
+                      <w:r>
+                        <w:rPr>
+                          <w:sz w:val="22"/>
+                          <w:szCs w:val="22"/>
+                        </w:rPr>
+                        <w:t>. Soldering Iron Pen</w:t>
+                      </w:r>
+                      <w:bookmarkEnd w:id="41"/>
+                    </w:p>
+                  </w:txbxContent>
+                </v:textbox>
+                <w10:wrap type="square"/>
+              </v:shape>
+            </w:pict>
+          </mc:Fallback>
+        </mc:AlternateContent>
+      </w:r>
+      <w:r>
+        <w:rPr>
+          <w:rFonts w:ascii="Arial" w:hAnsi="Arial" w:cs="Arial"/>
+          <w:noProof/>
+        </w:rPr>
+        <w:drawing>
+          <wp:anchor distT="0" distB="0" distL="114300" distR="114300" simplePos="0" relativeHeight="251669504" behindDoc="0" locked="0" layoutInCell="1" allowOverlap="1" wp14:anchorId="70807573" wp14:editId="723F2E9C">
+            <wp:simplePos x="0" y="0"/>
+            <wp:positionH relativeFrom="margin">
+              <wp:posOffset>2350770</wp:posOffset>
+            </wp:positionH>
+            <wp:positionV relativeFrom="paragraph">
+              <wp:posOffset>223520</wp:posOffset>
+            </wp:positionV>
+            <wp:extent cx="3084830" cy="1740535"/>
+            <wp:effectExtent l="0" t="0" r="1270" b="0"/>
+            <wp:wrapSquare wrapText="bothSides"/>
+            <wp:docPr id="1596498734" name="Picture 6"/>
+            <wp:cNvGraphicFramePr>
+              <a:graphicFrameLocks xmlns:a="http://schemas.openxmlformats.org/drawingml/2006/main" noChangeAspect="1"/>
+            </wp:cNvGraphicFramePr>
+            <a:graphic xmlns:a="http://schemas.openxmlformats.org/drawingml/2006/main">
+              <a:graphicData uri="http://schemas.openxmlformats.org/drawingml/2006/picture">
+                <pic:pic xmlns:pic="http://schemas.openxmlformats.org/drawingml/2006/picture">
+                  <pic:nvPicPr>
+                    <pic:cNvPr id="0" name="Picture 2"/>
+                    <pic:cNvPicPr>
+                      <a:picLocks noChangeAspect="1" noChangeArrowheads="1"/>
+                    </pic:cNvPicPr>
+                  </pic:nvPicPr>
+                  <pic:blipFill>
+                    <a:blip r:embed="rId14" cstate="print">
+                      <a:extLst>
+                        <a:ext uri="{28A0092B-C50C-407E-A947-70E740481C1C}">
+                          <a14:useLocalDpi xmlns:a14="http://schemas.microsoft.com/office/drawing/2010/main" val="0"/>
+                        </a:ext>
+                      </a:extLst>
+                    </a:blip>
+                    <a:srcRect/>
+                    <a:stretch>
+                      <a:fillRect/>
+                    </a:stretch>
+                  </pic:blipFill>
+                  <pic:spPr bwMode="auto">
+                    <a:xfrm>
+                      <a:off x="0" y="0"/>
+                      <a:ext cx="3084830" cy="1740535"/>
+                    </a:xfrm>
+                    <a:prstGeom prst="rect">
+                      <a:avLst/>
+                    </a:prstGeom>
+                    <a:noFill/>
+                    <a:ln>
+                      <a:noFill/>
+                    </a:ln>
+                  </pic:spPr>
+                </pic:pic>
+              </a:graphicData>
+            </a:graphic>
+            <wp14:sizeRelH relativeFrom="page">
+              <wp14:pctWidth>0</wp14:pctWidth>
+            </wp14:sizeRelH>
+            <wp14:sizeRelV relativeFrom="page">
+              <wp14:pctHeight>0</wp14:pctHeight>
+            </wp14:sizeRelV>
+          </wp:anchor>
+        </w:drawing>
+      </w:r>
+    </w:p>
+    <w:p>
+      <w:pPr>
+        <w:rPr>
+          <w:rFonts w:ascii="Arial" w:hAnsi="Arial" w:cs="Arial"/>
+        </w:rPr>
+      </w:pPr>
+    </w:p>
+    <w:p>
+      <w:pPr>
+        <w:rPr>
+          <w:rFonts w:ascii="Arial" w:hAnsi="Arial" w:cs="Arial"/>
+        </w:rPr>
+      </w:pPr>
+    </w:p>
+    <w:p>
+      <w:pPr>
+        <w:rPr>
+          <w:rFonts w:ascii="Arial" w:hAnsi="Arial" w:cs="Arial"/>
+        </w:rPr>
+      </w:pPr>
+    </w:p>
+    <w:p>
+      <w:pPr>
+        <w:rPr>
+          <w:rFonts w:ascii="Arial" w:hAnsi="Arial" w:cs="Arial"/>
+        </w:rPr>
+      </w:pPr>
+      <w:r>
+        <w:rPr>
+          <w:noProof/>
+        </w:rPr>
+        <mc:AlternateContent>
+          <mc:Choice Requires="wps">
+            <w:drawing>
+              <wp:anchor distT="0" distB="0" distL="114300" distR="114300" simplePos="0" relativeHeight="251695104" behindDoc="0" locked="0" layoutInCell="1" allowOverlap="1" wp14:anchorId="07D4E9E0" wp14:editId="3A9BADDF">
+                <wp:simplePos x="0" y="0"/>
+                <wp:positionH relativeFrom="column">
+                  <wp:posOffset>3356610</wp:posOffset>
+                </wp:positionH>
+                <wp:positionV relativeFrom="paragraph">
+                  <wp:posOffset>3821430</wp:posOffset>
+                </wp:positionV>
+                <wp:extent cx="1999615" cy="635"/>
+                <wp:effectExtent l="0" t="0" r="0" b="0"/>
+                <wp:wrapSquare wrapText="bothSides"/>
+                <wp:docPr id="815898589" name="Text Box 1"/>
+                <wp:cNvGraphicFramePr/>
+                <a:graphic xmlns:a="http://schemas.openxmlformats.org/drawingml/2006/main">
+                  <a:graphicData uri="http://schemas.microsoft.com/office/word/2010/wordprocessingShape">
+                    <wps:wsp>
+                      <wps:cNvSpPr txBox="1"/>
+                      <wps:spPr>
+                        <a:xfrm>
+                          <a:off x="0" y="0"/>
+                          <a:ext cx="1999615" cy="635"/>
+                        </a:xfrm>
+                        <a:prstGeom prst="rect">
+                          <a:avLst/>
+                        </a:prstGeom>
+                        <a:solidFill>
+                          <a:prstClr val="white"/>
+                        </a:solidFill>
+                        <a:ln>
+                          <a:noFill/>
+                        </a:ln>
+                      </wps:spPr>
+                      <wps:txbx>
+                        <w:txbxContent>
+                          <w:p>
+                            <w:pPr>
+                              <w:pStyle w:val="Caption"/>
+                              <w:jc w:val="center"/>
+                              <w:rPr>
+                                <w:rFonts w:ascii="Arial" w:hAnsi="Arial" w:cs="Arial"/>
+                                <w:noProof/>
+                                <w:sz w:val="22"/>
+                                <w:szCs w:val="22"/>
+                              </w:rPr>
+                            </w:pPr>
+                            <w:bookmarkStart w:id="42" w:name="_Toc228732800"/>
+                            <w:r>
+                              <w:rPr>
+                                <w:sz w:val="22"/>
+                                <w:szCs w:val="22"/>
+                              </w:rPr>
+                              <w:t xml:space="preserve">Figure </w:t>
+                            </w:r>
+                            <w:r>
+                              <w:rPr>
+                                <w:sz w:val="22"/>
+                                <w:szCs w:val="22"/>
+                              </w:rPr>
+                              <w:fldChar w:fldCharType="begin"/>
+                            </w:r>
+                            <w:r>
+                              <w:rPr>
+                                <w:sz w:val="22"/>
+                                <w:szCs w:val="22"/>
+                              </w:rPr>
+                              <w:instrText xml:space="preserve"> SEQ Figure \* ARABIC </w:instrText>
+                            </w:r>
+                            <w:r>
+                              <w:rPr>
+                                <w:sz w:val="22"/>
+                                <w:szCs w:val="22"/>
+                              </w:rPr>
+                              <w:fldChar w:fldCharType="separate"/>
+                            </w:r>
+                            <w:r>
+                              <w:rPr>
+                                <w:noProof/>
+                                <w:sz w:val="22"/>
+                                <w:szCs w:val="22"/>
+                              </w:rPr>
+                              <w:t>8</w:t>
+                            </w:r>
+                            <w:r>
+                              <w:rPr>
+                                <w:sz w:val="22"/>
+                                <w:szCs w:val="22"/>
+                              </w:rPr>
+                              <w:fldChar w:fldCharType="end"/>
+                            </w:r>
+                            <w:r>
+                              <w:rPr>
+                                <w:sz w:val="22"/>
+                                <w:szCs w:val="22"/>
+                              </w:rPr>
+                              <w:t>. BreadBoard</w:t>
+                            </w:r>
+                            <w:bookmarkEnd w:id="42"/>
+                          </w:p>
+                        </w:txbxContent>
+                      </wps:txbx>
+                      <wps:bodyPr rot="0" spcFirstLastPara="0" vertOverflow="overflow" horzOverflow="overflow" vert="horz" wrap="square" lIns="0" tIns="0" rIns="0" bIns="0" numCol="1" spcCol="0" rtlCol="0" fromWordArt="0" anchor="t" anchorCtr="0" forceAA="0" compatLnSpc="1">
+                        <a:prstTxWarp prst="textNoShape">
+                          <a:avLst/>
+                        </a:prstTxWarp>
+                        <a:spAutoFit/>
+                      </wps:bodyPr>
+                    </wps:wsp>
+                  </a:graphicData>
+                </a:graphic>
+              </wp:anchor>
+            </w:drawing>
+          </mc:Choice>
+          <mc:Fallback>
+            <w:pict>
+              <v:shape w14:anchorId="07D4E9E0" id="_x0000_s1030" type="#_x0000_t202" style="position:absolute;margin-left:264.3pt;margin-top:300.9pt;width:157.45pt;height:.05pt;z-index:251695104;visibility:visible;mso-wrap-style:square;mso-wrap-distance-left:9pt;mso-wrap-distance-top:0;mso-wrap-distance-right:9pt;mso-wrap-distance-bottom:0;mso-position-horizontal:absolute;mso-position-horizontal-relative:text;mso-position-vertical:absolute;mso-position-vertical-relative:text;v-text-anchor:top" o:gfxdata="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" stroked="f">
+                <v:textbox style="mso-fit-shape-to-text:t" inset="0,0,0,0">
+                  <w:txbxContent>
+                    <w:p>
+                      <w:pPr>
+                        <w:pStyle w:val="Caption"/>
+                        <w:jc w:val="center"/>
+                        <w:rPr>
+                          <w:rFonts w:ascii="Arial" w:hAnsi="Arial" w:cs="Arial"/>
+                          <w:noProof/>
+                          <w:sz w:val="22"/>
+                          <w:szCs w:val="22"/>
+                        </w:rPr>
+                      </w:pPr>
+                      <w:bookmarkStart w:id="43" w:name="_Toc228732800"/>
+                      <w:r>
+                        <w:rPr>
+                          <w:sz w:val="22"/>
+                          <w:szCs w:val="22"/>
+                        </w:rPr>
+                        <w:t xml:space="preserve">Figure </w:t>
+                      </w:r>
+                      <w:r>
+                        <w:rPr>
+                          <w:sz w:val="22"/>
+                          <w:szCs w:val="22"/>
+                        </w:rPr>
+                        <w:fldChar w:fldCharType="begin"/>
+                      </w:r>
+                      <w:r>
+                        <w:rPr>
+                          <w:sz w:val="22"/>
+                          <w:szCs w:val="22"/>
+                        </w:rPr>
+                        <w:instrText xml:space="preserve"> SEQ Figure \* ARABIC </w:instrText>
+                      </w:r>
+                      <w:r>
+                        <w:rPr>
+                          <w:sz w:val="22"/>
+                          <w:szCs w:val="22"/>
+                        </w:rPr>
+                        <w:fldChar w:fldCharType="separate"/>
+                      </w:r>
+                      <w:r>
+                        <w:rPr>
+                          <w:noProof/>
+                          <w:sz w:val="22"/>
+                          <w:szCs w:val="22"/>
+                        </w:rPr>
+                        <w:t>8</w:t>
+                      </w:r>
+                      <w:r>
+                        <w:rPr>
+                          <w:sz w:val="22"/>
+                          <w:szCs w:val="22"/>
+                        </w:rPr>
+                        <w:fldChar w:fldCharType="end"/>
+                      </w:r>
+                      <w:r>
+                        <w:rPr>
+                          <w:sz w:val="22"/>
+                          <w:szCs w:val="22"/>
+                        </w:rPr>
+                        <w:t>. BreadBoard</w:t>
+                      </w:r>
+                      <w:bookmarkEnd w:id="43"/>
+                    </w:p>
+                  </w:txbxContent>
+                </v:textbox>
+                <w10:wrap type="square"/>
+              </v:shape>
+            </w:pict>
+          </mc:Fallback>
+        </mc:AlternateContent>
+      </w:r>
+      <w:r>
+        <w:rPr>
+          <w:rFonts w:ascii="Arial" w:hAnsi="Arial" w:cs="Arial"/>
+          <w:noProof/>
+        </w:rPr>
+        <w:drawing>
+          <wp:anchor distT="0" distB="0" distL="114300" distR="114300" simplePos="0" relativeHeight="251670528" behindDoc="0" locked="0" layoutInCell="1" allowOverlap="1" wp14:anchorId="16985938" wp14:editId="36F1BFDF">
+            <wp:simplePos x="0" y="0"/>
+            <wp:positionH relativeFrom="margin">
+              <wp:posOffset>3356770</wp:posOffset>
+            </wp:positionH>
+            <wp:positionV relativeFrom="paragraph">
+              <wp:posOffset>216891</wp:posOffset>
+            </wp:positionV>
+            <wp:extent cx="1999615" cy="3547745"/>
+            <wp:effectExtent l="0" t="0" r="635" b="0"/>
+            <wp:wrapSquare wrapText="bothSides"/>
+            <wp:docPr id="1924980423" name="Picture 7"/>
+            <wp:cNvGraphicFramePr>
+              <a:graphicFrameLocks xmlns:a="http://schemas.openxmlformats.org/drawingml/2006/main" noChangeAspect="1"/>
+            </wp:cNvGraphicFramePr>
+            <a:graphic xmlns:a="http://schemas.openxmlformats.org/drawingml/2006/main">
+              <a:graphicData uri="http://schemas.openxmlformats.org/drawingml/2006/picture">
+                <pic:pic xmlns:pic="http://schemas.openxmlformats.org/drawingml/2006/picture">
+                  <pic:nvPicPr>
+                    <pic:cNvPr id="0" name="Picture 3"/>
+                    <pic:cNvPicPr>
+                      <a:picLocks noChangeAspect="1" noChangeArrowheads="1"/>
+                    </pic:cNvPicPr>
+                  </pic:nvPicPr>
+                  <pic:blipFill>
+                    <a:blip r:embed="rId15" cstate="print">
+                      <a:extLst>
+                        <a:ext uri="{28A0092B-C50C-407E-A947-70E740481C1C}">
+                          <a14:useLocalDpi xmlns:a14="http://schemas.microsoft.com/office/drawing/2010/main" val="0"/>
+                        </a:ext>
+                      </a:extLst>
+                    </a:blip>
+                    <a:srcRect/>
+                    <a:stretch>
+                      <a:fillRect/>
+                    </a:stretch>
+                  </pic:blipFill>
+                  <pic:spPr bwMode="auto">
+                    <a:xfrm>
+                      <a:off x="0" y="0"/>
+                      <a:ext cx="1999615" cy="3547745"/>
+                    </a:xfrm>
+                    <a:prstGeom prst="rect">
+                      <a:avLst/>
+                    </a:prstGeom>
+                    <a:noFill/>
+                    <a:ln>
+                      <a:noFill/>
+                    </a:ln>
+                  </pic:spPr>
+                </pic:pic>
+              </a:graphicData>
+            </a:graphic>
+            <wp14:sizeRelH relativeFrom="page">
+              <wp14:pctWidth>0</wp14:pctWidth>
+            </wp14:sizeRelH>
+            <wp14:sizeRelV relativeFrom="page">
+              <wp14:pctHeight>0</wp14:pctHeight>
+            </wp14:sizeRelV>
+          </wp:anchor>
+        </w:drawing>
+      </w:r>
+    </w:p>
+    <w:p>
+      <w:pPr>
+        <w:rPr>
+          <w:rFonts w:ascii="Arial" w:hAnsi="Arial" w:cs="Arial"/>
+        </w:rPr>
+      </w:pPr>
+    </w:p>
+    <w:p>
+      <w:pPr>
+        <w:rPr>
+          <w:rFonts w:ascii="Arial" w:hAnsi="Arial" w:cs="Arial"/>
+        </w:rPr>
+      </w:pPr>
+    </w:p>
+    <w:p>
+      <w:pPr>
+        <w:rPr>
+          <w:rFonts w:ascii="Arial" w:hAnsi="Arial" w:cs="Arial"/>
+        </w:rPr>
+      </w:pPr>
+    </w:p>
+    <w:p>
+      <w:pPr>
+        <w:rPr>
+          <w:rFonts w:ascii="Arial" w:hAnsi="Arial" w:cs="Arial"/>
+        </w:rPr>
+      </w:pPr>
+    </w:p>
+    <w:p>
+      <w:pPr>
+        <w:rPr>
+          <w:rFonts w:ascii="Arial" w:hAnsi="Arial" w:cs="Arial"/>
+        </w:rPr>
+      </w:pPr>
+      <w:r>
+        <w:rPr>
+          <w:noProof/>
+        </w:rPr>
+        <mc:AlternateContent>
+          <mc:Choice Requires="wps">
+            <w:drawing>
+              <wp:anchor distT="0" distB="0" distL="114300" distR="114300" simplePos="0" relativeHeight="251693056" behindDoc="0" locked="0" layoutInCell="1" allowOverlap="1" wp14:anchorId="6A66EE28" wp14:editId="381E46E7">
+                <wp:simplePos x="0" y="0"/>
+                <wp:positionH relativeFrom="column">
+                  <wp:posOffset>179705</wp:posOffset>
+                </wp:positionH>
+                <wp:positionV relativeFrom="paragraph">
+                  <wp:posOffset>2853055</wp:posOffset>
+                </wp:positionV>
+                <wp:extent cx="1541145" cy="635"/>
+                <wp:effectExtent l="0" t="0" r="0" b="0"/>
+                <wp:wrapSquare wrapText="bothSides"/>
+                <wp:docPr id="469764250" name="Text Box 1"/>
+                <wp:cNvGraphicFramePr/>
+                <a:graphic xmlns:a="http://schemas.openxmlformats.org/drawingml/2006/main">
+                  <a:graphicData uri="http://schemas.microsoft.com/office/word/2010/wordprocessingShape">
+                    <wps:wsp>
+                      <wps:cNvSpPr txBox="1"/>
+                      <wps:spPr>
+                        <a:xfrm>
+                          <a:off x="0" y="0"/>
+                          <a:ext cx="1541145" cy="635"/>
+                        </a:xfrm>
+                        <a:prstGeom prst="rect">
+                          <a:avLst/>
+                        </a:prstGeom>
+                        <a:solidFill>
+                          <a:prstClr val="white"/>
+                        </a:solidFill>
+                        <a:ln>
+                          <a:noFill/>
+                        </a:ln>
+                      </wps:spPr>
+                      <wps:txbx>
+                        <w:txbxContent>
+                          <w:p>
+                            <w:pPr>
+                              <w:pStyle w:val="Caption"/>
+                              <w:jc w:val="center"/>
+                              <w:rPr>
+                                <w:rFonts w:ascii="Arial" w:hAnsi="Arial" w:cs="Arial"/>
+                                <w:noProof/>
+                                <w:sz w:val="22"/>
+                                <w:szCs w:val="22"/>
+                              </w:rPr>
+                            </w:pPr>
+                            <w:bookmarkStart w:id="44" w:name="_Toc228732801"/>
+                            <w:r>
+                              <w:rPr>
+                                <w:sz w:val="22"/>
+                                <w:szCs w:val="22"/>
+                              </w:rPr>
+                              <w:t xml:space="preserve">Figure </w:t>
+                            </w:r>
+                            <w:r>
+                              <w:rPr>
+                                <w:sz w:val="22"/>
+                                <w:szCs w:val="22"/>
+                              </w:rPr>
+                              <w:fldChar w:fldCharType="begin"/>
+                            </w:r>
+                            <w:r>
+                              <w:rPr>
+                                <w:sz w:val="22"/>
+                                <w:szCs w:val="22"/>
+                              </w:rPr>
+                              <w:instrText xml:space="preserve"> SEQ Figure \* ARABIC </w:instrText>
+                            </w:r>
+                            <w:r>
+                              <w:rPr>
+                                <w:sz w:val="22"/>
+                                <w:szCs w:val="22"/>
+                              </w:rPr>
+                              <w:fldChar w:fldCharType="separate"/>
+                            </w:r>
+                            <w:r>
+                              <w:rPr>
+                                <w:noProof/>
+                                <w:sz w:val="22"/>
+                                <w:szCs w:val="22"/>
+                              </w:rPr>
+                              <w:t>9</w:t>
+                            </w:r>
+                            <w:r>
+                              <w:rPr>
+                                <w:sz w:val="22"/>
+                                <w:szCs w:val="22"/>
+                              </w:rPr>
+                              <w:fldChar w:fldCharType="end"/>
+                            </w:r>
+                            <w:r>
+                              <w:rPr>
+                                <w:sz w:val="22"/>
+                                <w:szCs w:val="22"/>
+                              </w:rPr>
+                              <w:t>. MPU6050 / Pins</w:t>
+                            </w:r>
+                            <w:bookmarkEnd w:id="44"/>
+                          </w:p>
+                        </w:txbxContent>
+                      </wps:txbx>
+                      <wps:bodyPr rot="0" spcFirstLastPara="0" vertOverflow="overflow" horzOverflow="overflow" vert="horz" wrap="square" lIns="0" tIns="0" rIns="0" bIns="0" numCol="1" spcCol="0" rtlCol="0" fromWordArt="0" anchor="t" anchorCtr="0" forceAA="0" compatLnSpc="1">
+                        <a:prstTxWarp prst="textNoShape">
+                          <a:avLst/>
+                        </a:prstTxWarp>
+                        <a:spAutoFit/>
+                      </wps:bodyPr>
+                    </wps:wsp>
+                  </a:graphicData>
+                </a:graphic>
+              </wp:anchor>
+            </w:drawing>
+          </mc:Choice>
+          <mc:Fallback>
+            <w:pict>
+              <v:shape w14:anchorId="6A66EE28" id="_x0000_s1031" type="#_x0000_t202" style="position:absolute;margin-left:14.15pt;margin-top:224.65pt;width:121.35pt;height:.05pt;z-index:251693056;visibility:visible;mso-wrap-style:square;mso-wrap-distance-left:9pt;mso-wrap-distance-top:0;mso-wrap-distance-right:9pt;mso-wrap-distance-bottom:0;mso-position-horizontal:absolute;mso-position-horizontal-relative:text;mso-position-vertical:absolute;mso-position-vertical-relative:text;v-text-anchor:top" o:gfxdata="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" stroked="f">
+                <v:textbox style="mso-fit-shape-to-text:t" inset="0,0,0,0">
+                  <w:txbxContent>
+                    <w:p>
+                      <w:pPr>
+                        <w:pStyle w:val="Caption"/>
+                        <w:jc w:val="center"/>
+                        <w:rPr>
+                          <w:rFonts w:ascii="Arial" w:hAnsi="Arial" w:cs="Arial"/>
+                          <w:noProof/>
+                          <w:sz w:val="22"/>
+                          <w:szCs w:val="22"/>
+                        </w:rPr>
+                      </w:pPr>
+                      <w:bookmarkStart w:id="45" w:name="_Toc228732801"/>
+                      <w:r>
+                        <w:rPr>
+                          <w:sz w:val="22"/>
+                          <w:szCs w:val="22"/>
+                        </w:rPr>
+                        <w:t xml:space="preserve">Figure </w:t>
+                      </w:r>
+                      <w:r>
+                        <w:rPr>
+                          <w:sz w:val="22"/>
+                          <w:szCs w:val="22"/>
+                        </w:rPr>
+                        <w:fldChar w:fldCharType="begin"/>
+                      </w:r>
+                      <w:r>
+                        <w:rPr>
+                          <w:sz w:val="22"/>
+                          <w:szCs w:val="22"/>
+                        </w:rPr>
+                        <w:instrText xml:space="preserve"> SEQ Figure \* ARABIC </w:instrText>
+                      </w:r>
+                      <w:r>
+                        <w:rPr>
+                          <w:sz w:val="22"/>
+                          <w:szCs w:val="22"/>
+                        </w:rPr>
+                        <w:fldChar w:fldCharType="separate"/>
+                      </w:r>
+                      <w:r>
+                        <w:rPr>
+                          <w:noProof/>
+                          <w:sz w:val="22"/>
+                          <w:szCs w:val="22"/>
+                        </w:rPr>
+                        <w:t>9</w:t>
+                      </w:r>
+                      <w:r>
+                        <w:rPr>
+                          <w:sz w:val="22"/>
+                          <w:szCs w:val="22"/>
+                        </w:rPr>
+                        <w:fldChar w:fldCharType="end"/>
+                      </w:r>
+                      <w:r>
+                        <w:rPr>
+                          <w:sz w:val="22"/>
+                          <w:szCs w:val="22"/>
+                        </w:rPr>
+                        <w:t>. MPU6050 / Pins</w:t>
+                      </w:r>
+                      <w:bookmarkEnd w:id="45"/>
+                    </w:p>
+                  </w:txbxContent>
+                </v:textbox>
+                <w10:wrap type="square"/>
+              </v:shape>
+            </w:pict>
+          </mc:Fallback>
+        </mc:AlternateContent>
+      </w:r>
+      <w:r>
+        <w:rPr>
+          <w:rFonts w:ascii="Arial" w:hAnsi="Arial" w:cs="Arial"/>
+          <w:noProof/>
+        </w:rPr>
+        <w:drawing>
+          <wp:anchor distT="0" distB="0" distL="114300" distR="114300" simplePos="0" relativeHeight="251671552" behindDoc="0" locked="0" layoutInCell="1" allowOverlap="1" wp14:anchorId="3A6D076F" wp14:editId="7D7155B3">
+            <wp:simplePos x="0" y="0"/>
+            <wp:positionH relativeFrom="margin">
+              <wp:posOffset>180229</wp:posOffset>
+            </wp:positionH>
+            <wp:positionV relativeFrom="paragraph">
+              <wp:posOffset>62927</wp:posOffset>
+            </wp:positionV>
+            <wp:extent cx="1541145" cy="2733040"/>
+            <wp:effectExtent l="0" t="0" r="1905" b="0"/>
+            <wp:wrapSquare wrapText="bothSides"/>
+            <wp:docPr id="578939173" name="Picture 8"/>
+            <wp:cNvGraphicFramePr>
+              <a:graphicFrameLocks xmlns:a="http://schemas.openxmlformats.org/drawingml/2006/main" noChangeAspect="1"/>
+            </wp:cNvGraphicFramePr>
+            <a:graphic xmlns:a="http://schemas.openxmlformats.org/drawingml/2006/main">
+              <a:graphicData uri="http://schemas.openxmlformats.org/drawingml/2006/picture">
+                <pic:pic xmlns:pic="http://schemas.openxmlformats.org/drawingml/2006/picture">
+                  <pic:nvPicPr>
+                    <pic:cNvPr id="0" name="Picture 4"/>
+                    <pic:cNvPicPr>
+                      <a:picLocks noChangeAspect="1" noChangeArrowheads="1"/>
+                    </pic:cNvPicPr>
+                  </pic:nvPicPr>
+                  <pic:blipFill>
+                    <a:blip r:embed="rId16" cstate="print">
+                      <a:extLst>
+                        <a:ext uri="{28A0092B-C50C-407E-A947-70E740481C1C}">
+                          <a14:useLocalDpi xmlns:a14="http://schemas.microsoft.com/office/drawing/2010/main" val="0"/>
+                        </a:ext>
+                      </a:extLst>
+                    </a:blip>
+                    <a:srcRect/>
+                    <a:stretch>
+                      <a:fillRect/>
+                    </a:stretch>
+                  </pic:blipFill>
+                  <pic:spPr bwMode="auto">
+                    <a:xfrm>
+                      <a:off x="0" y="0"/>
+                      <a:ext cx="1541145" cy="2733040"/>
+                    </a:xfrm>
+                    <a:prstGeom prst="rect">
+                      <a:avLst/>
+                    </a:prstGeom>
+                    <a:noFill/>
+                    <a:ln>
+                      <a:noFill/>
+                    </a:ln>
+                  </pic:spPr>
+                </pic:pic>
+              </a:graphicData>
+            </a:graphic>
+            <wp14:sizeRelH relativeFrom="page">
+              <wp14:pctWidth>0</wp14:pctWidth>
+            </wp14:sizeRelH>
+            <wp14:sizeRelV relativeFrom="page">
+              <wp14:pctHeight>0</wp14:pctHeight>
+            </wp14:sizeRelV>
+          </wp:anchor>
+        </w:drawing>
+      </w:r>
+    </w:p>
+    <w:p>
+      <w:pPr>
+        <w:rPr>
+          <w:rFonts w:ascii="Arial" w:hAnsi="Arial" w:cs="Arial"/>
+        </w:rPr>
+      </w:pPr>
+    </w:p>
+    <w:p>
+      <w:pPr>
+        <w:rPr>
+          <w:rFonts w:ascii="Arial" w:hAnsi="Arial" w:cs="Arial"/>
+        </w:rPr>
+      </w:pPr>
+    </w:p>
+    <w:p>
+      <w:pPr>
+        <w:rPr>
+          <w:rFonts w:ascii="Arial" w:hAnsi="Arial" w:cs="Arial"/>
+        </w:rPr>
+      </w:pPr>
+    </w:p>
+    <w:p>
+      <w:pPr>
+        <w:rPr>
+          <w:rFonts w:ascii="Arial" w:hAnsi="Arial" w:cs="Arial"/>
+        </w:rPr>
+      </w:pPr>
+    </w:p>
+    <w:p>
+      <w:pPr>
+        <w:rPr>
+          <w:rFonts w:ascii="Arial" w:hAnsi="Arial" w:cs="Arial"/>
+        </w:rPr>
+      </w:pPr>
+    </w:p>
+    <w:p>
+      <w:pPr>
+        <w:rPr>
+          <w:rFonts w:ascii="Arial" w:hAnsi="Arial" w:cs="Arial"/>
+        </w:rPr>
+      </w:pPr>
+    </w:p>
+    <w:p>
+      <w:pPr>
+        <w:rPr>
+          <w:rFonts w:ascii="Arial" w:hAnsi="Arial" w:cs="Arial"/>
+        </w:rPr>
+      </w:pPr>
+    </w:p>
+    <w:p>
+      <w:pPr>
+        <w:rPr>
+          <w:rFonts w:ascii="Arial" w:hAnsi="Arial" w:cs="Arial"/>
+        </w:rPr>
+      </w:pPr>
+    </w:p>
+    <w:p>
+      <w:pPr>
+        <w:rPr>
+          <w:rFonts w:ascii="Arial" w:hAnsi="Arial" w:cs="Arial"/>
+        </w:rPr>
+      </w:pPr>
+    </w:p>
+    <w:p>
+      <w:pPr>
+        <w:rPr>
+          <w:rFonts w:ascii="Arial" w:hAnsi="Arial" w:cs="Arial"/>
+        </w:rPr>
+      </w:pPr>
+    </w:p>
+    <w:p>
+      <w:pPr>
+        <w:rPr>
+          <w:rFonts w:ascii="Arial" w:hAnsi="Arial" w:cs="Arial"/>
+        </w:rPr>
+      </w:pPr>
+    </w:p>
+    <w:p>
+      <w:pPr>
+        <w:pStyle w:val="Heading2"/>
+        <w:rPr>
+          <w:noProof/>
+        </w:rPr>
+      </w:pPr>
+    </w:p>
+    <w:p>
+      <w:pPr>
+        <w:pStyle w:val="Heading2"/>
+      </w:pPr>
+      <w:r>
+        <w:rPr>
+          <w:noProof/>
+        </w:rPr>
+        <mc:AlternateContent>
+          <mc:Choice Requires="wps">
+            <w:drawing>
+              <wp:anchor distT="0" distB="0" distL="114300" distR="114300" simplePos="0" relativeHeight="251700224" behindDoc="0" locked="0" layoutInCell="1" allowOverlap="1" wp14:anchorId="33C55320" wp14:editId="3EEAEC36">
+                <wp:simplePos x="0" y="0"/>
+                <wp:positionH relativeFrom="column">
+                  <wp:posOffset>2935605</wp:posOffset>
+                </wp:positionH>
+                <wp:positionV relativeFrom="paragraph">
+                  <wp:posOffset>3406775</wp:posOffset>
+                </wp:positionV>
+                <wp:extent cx="2260600" cy="635"/>
+                <wp:effectExtent l="0" t="0" r="0" b="0"/>
+                <wp:wrapSquare wrapText="bothSides"/>
+                <wp:docPr id="2013027922" name="Text Box 1"/>
+                <wp:cNvGraphicFramePr/>
+                <a:graphic xmlns:a="http://schemas.openxmlformats.org/drawingml/2006/main">
+                  <a:graphicData uri="http://schemas.microsoft.com/office/word/2010/wordprocessingShape">
+                    <wps:wsp>
+                      <wps:cNvSpPr txBox="1"/>
+                      <wps:spPr>
+                        <a:xfrm>
+                          <a:off x="0" y="0"/>
+                          <a:ext cx="2260600" cy="635"/>
+                        </a:xfrm>
+                        <a:prstGeom prst="rect">
+                          <a:avLst/>
+                        </a:prstGeom>
+                        <a:solidFill>
+                          <a:prstClr val="white"/>
+                        </a:solidFill>
+                        <a:ln>
+                          <a:noFill/>
+                        </a:ln>
+                      </wps:spPr>
+                      <wps:txbx>
+                        <w:txbxContent>
+                          <w:p>
+                            <w:pPr>
+                              <w:pStyle w:val="Caption"/>
+                              <w:jc w:val="center"/>
+                              <w:rPr>
+                                <w:noProof/>
+                                <w:sz w:val="22"/>
+                                <w:szCs w:val="22"/>
+                              </w:rPr>
+                            </w:pPr>
+                            <w:bookmarkStart w:id="46" w:name="_Toc228732802"/>
+                            <w:r>
+                              <w:rPr>
+                                <w:sz w:val="22"/>
+                                <w:szCs w:val="22"/>
+                              </w:rPr>
+                              <w:t xml:space="preserve">Figure </w:t>
+                            </w:r>
+                            <w:r>
+                              <w:rPr>
+                                <w:sz w:val="22"/>
+                                <w:szCs w:val="22"/>
+                              </w:rPr>
+                              <w:fldChar w:fldCharType="begin"/>
+                            </w:r>
+                            <w:r>
+                              <w:rPr>
+                                <w:sz w:val="22"/>
+                                <w:szCs w:val="22"/>
+                              </w:rPr>
+                              <w:instrText xml:space="preserve"> SEQ Figure \* ARABIC </w:instrText>
+                            </w:r>
+                            <w:r>
+                              <w:rPr>
+                                <w:sz w:val="22"/>
+                                <w:szCs w:val="22"/>
+                              </w:rPr>
+                              <w:fldChar w:fldCharType="separate"/>
+                            </w:r>
+                            <w:r>
+                              <w:rPr>
+                                <w:noProof/>
+                                <w:sz w:val="22"/>
+                                <w:szCs w:val="22"/>
+                              </w:rPr>
+                              <w:t>10</w:t>
+                            </w:r>
+                            <w:r>
+                              <w:rPr>
+                                <w:sz w:val="22"/>
+                                <w:szCs w:val="22"/>
+                              </w:rPr>
+                              <w:fldChar w:fldCharType="end"/>
+                            </w:r>
+                            <w:r>
+                              <w:rPr>
+                                <w:sz w:val="22"/>
+                                <w:szCs w:val="22"/>
+                              </w:rPr>
+                              <w:t>. 3D Printed Case and Lid</w:t>
+                            </w:r>
+                            <w:bookmarkEnd w:id="46"/>
+                          </w:p>
+                        </w:txbxContent>
+                      </wps:txbx>
+                      <wps:bodyPr rot="0" spcFirstLastPara="0" vertOverflow="overflow" horzOverflow="overflow" vert="horz" wrap="square" lIns="0" tIns="0" rIns="0" bIns="0" numCol="1" spcCol="0" rtlCol="0" fromWordArt="0" anchor="t" anchorCtr="0" forceAA="0" compatLnSpc="1">
+                        <a:prstTxWarp prst="textNoShape">
+                          <a:avLst/>
+                        </a:prstTxWarp>
+                        <a:spAutoFit/>
+                      </wps:bodyPr>
+                    </wps:wsp>
+                  </a:graphicData>
+                </a:graphic>
+              </wp:anchor>
+            </w:drawing>
+          </mc:Choice>
+          <mc:Fallback>
+            <w:pict>
+              <v:shape w14:anchorId="33C55320" id="_x0000_s1032" type="#_x0000_t202" style="position:absolute;margin-left:231.15pt;margin-top:268.25pt;width:178pt;height:.05pt;z-index:251700224;visibility:visible;mso-wrap-style:square;mso-wrap-distance-left:9pt;mso-wrap-distance-top:0;mso-wrap-distance-right:9pt;mso-wrap-distance-bottom:0;mso-position-horizontal:absolute;mso-position-horizontal-relative:text;mso-position-vertical:absolute;mso-position-vertical-relative:text;v-text-anchor:top" o:gfxdata="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" stroked="f">
+                <v:textbox style="mso-fit-shape-to-text:t" inset="0,0,0,0">
+                  <w:txbxContent>
+                    <w:p>
+                      <w:pPr>
+                        <w:pStyle w:val="Caption"/>
+                        <w:jc w:val="center"/>
+                        <w:rPr>
+                          <w:noProof/>
+                          <w:sz w:val="22"/>
+                          <w:szCs w:val="22"/>
+                        </w:rPr>
+                      </w:pPr>
+                      <w:bookmarkStart w:id="47" w:name="_Toc228732802"/>
+                      <w:r>
+                        <w:rPr>
+                          <w:sz w:val="22"/>
+                          <w:szCs w:val="22"/>
+                        </w:rPr>
+                        <w:t xml:space="preserve">Figure </w:t>
+                      </w:r>
+                      <w:r>
+                        <w:rPr>
+                          <w:sz w:val="22"/>
+                          <w:szCs w:val="22"/>
+                        </w:rPr>
+                        <w:fldChar w:fldCharType="begin"/>
+                      </w:r>
+                      <w:r>
+                        <w:rPr>
+                          <w:sz w:val="22"/>
+                          <w:szCs w:val="22"/>
+                        </w:rPr>
+                        <w:instrText xml:space="preserve"> SEQ Figure \* ARABIC </w:instrText>
+                      </w:r>
+                      <w:r>
+                        <w:rPr>
+                          <w:sz w:val="22"/>
+                          <w:szCs w:val="22"/>
+                        </w:rPr>
+                        <w:fldChar w:fldCharType="separate"/>
+                      </w:r>
+                      <w:r>
+                        <w:rPr>
+                          <w:noProof/>
+                          <w:sz w:val="22"/>
+                          <w:szCs w:val="22"/>
+                        </w:rPr>
+                        <w:t>10</w:t>
+                      </w:r>
+                      <w:r>
+                        <w:rPr>
+                          <w:sz w:val="22"/>
+                          <w:szCs w:val="22"/>
+                        </w:rPr>
+                        <w:fldChar w:fldCharType="end"/>
+                      </w:r>
+                      <w:r>
+                        <w:rPr>
+                          <w:sz w:val="22"/>
+                          <w:szCs w:val="22"/>
+                        </w:rPr>
+                        <w:t>. 3D Printed Case and Lid</w:t>
+                      </w:r>
+                      <w:bookmarkEnd w:id="47"/>
+                    </w:p>
+                  </w:txbxContent>
+                </v:textbox>
+                <w10:wrap type="square"/>
+              </v:shape>
+            </w:pict>
+          </mc:Fallback>
+        </mc:AlternateContent>
+      </w:r>
+      <w:r>
+        <w:rPr>
+          <w:noProof/>
+        </w:rPr>
+        <w:drawing>
+          <wp:anchor distT="0" distB="0" distL="114300" distR="114300" simplePos="0" relativeHeight="251698176" behindDoc="0" locked="0" layoutInCell="1" allowOverlap="1" wp14:anchorId="6C824DD2" wp14:editId="333E80C9">
+            <wp:simplePos x="0" y="0"/>
+            <wp:positionH relativeFrom="column">
+              <wp:posOffset>2935605</wp:posOffset>
+            </wp:positionH>
+            <wp:positionV relativeFrom="paragraph">
+              <wp:posOffset>8890</wp:posOffset>
+            </wp:positionV>
+            <wp:extent cx="2260600" cy="3340735"/>
+            <wp:effectExtent l="0" t="0" r="6350" b="0"/>
+            <wp:wrapSquare wrapText="bothSides"/>
+            <wp:docPr id="1538649558" name="Picture 15"/>
+            <wp:cNvGraphicFramePr>
+              <a:graphicFrameLocks xmlns:a="http://schemas.openxmlformats.org/drawingml/2006/main" noChangeAspect="1"/>
+            </wp:cNvGraphicFramePr>
+            <a:graphic xmlns:a="http://schemas.openxmlformats.org/drawingml/2006/main">
+              <a:graphicData uri="http://schemas.openxmlformats.org/drawingml/2006/picture">
+                <pic:pic xmlns:pic="http://schemas.openxmlformats.org/drawingml/2006/picture">
+                  <pic:nvPicPr>
+                    <pic:cNvPr id="0" name="Picture 11"/>
+                    <pic:cNvPicPr>
+                      <a:picLocks noChangeAspect="1" noChangeArrowheads="1"/>
+                    </pic:cNvPicPr>
+                  </pic:nvPicPr>
+                  <pic:blipFill rotWithShape="1">
+                    <a:blip r:embed="rId17" cstate="print">
+                      <a:extLst>
+                        <a:ext uri="{28A0092B-C50C-407E-A947-70E740481C1C}">
+                          <a14:useLocalDpi xmlns:a14="http://schemas.microsoft.com/office/drawing/2010/main" val="0"/>
+                        </a:ext>
+                      </a:extLst>
+                    </a:blip>
+                    <a:srcRect b="16476"/>
+                    <a:stretch>
+                      <a:fillRect/>
+                    </a:stretch>
+                  </pic:blipFill>
+                  <pic:spPr bwMode="auto">
+                    <a:xfrm>
+                      <a:off x="0" y="0"/>
+                      <a:ext cx="2260600" cy="3340735"/>
+                    </a:xfrm>
+                    <a:prstGeom prst="rect">
+                      <a:avLst/>
+                    </a:prstGeom>
+                    <a:noFill/>
+                    <a:ln>
+                      <a:noFill/>
+                    </a:ln>
+                    <a:extLst>
+                      <a:ext uri="{53640926-AAD7-44D8-BBD7-CCE9431645EC}">
+                        <a14:shadowObscured xmlns:a14="http://schemas.microsoft.com/office/drawing/2010/main"/>
+                      </a:ext>
+                    </a:extLst>
+                  </pic:spPr>
+                </pic:pic>
+              </a:graphicData>
+            </a:graphic>
+            <wp14:sizeRelH relativeFrom="page">
+              <wp14:pctWidth>0</wp14:pctWidth>
+            </wp14:sizeRelH>
+            <wp14:sizeRelV relativeFrom="page">
+              <wp14:pctHeight>0</wp14:pctHeight>
+            </wp14:sizeRelV>
+          </wp:anchor>
+        </w:drawing>
+      </w:r>
+      <w:r>
+        <w:rPr>
+          <w:noProof/>
+        </w:rPr>
+        <mc:AlternateContent>
+          <mc:Choice Requires="wps">
+            <w:drawing>
+              <wp:anchor distT="0" distB="0" distL="114300" distR="114300" simplePos="0" relativeHeight="251697152" behindDoc="0" locked="0" layoutInCell="1" allowOverlap="1" wp14:anchorId="3A948469" wp14:editId="0B1B9AC3">
+                <wp:simplePos x="0" y="0"/>
+                <wp:positionH relativeFrom="column">
+                  <wp:posOffset>-90170</wp:posOffset>
+                </wp:positionH>
+                <wp:positionV relativeFrom="paragraph">
+                  <wp:posOffset>3576320</wp:posOffset>
+                </wp:positionV>
+                <wp:extent cx="1989455" cy="635"/>
+                <wp:effectExtent l="0" t="0" r="0" b="0"/>
+                <wp:wrapSquare wrapText="bothSides"/>
+                <wp:docPr id="2040479908" name="Text Box 1"/>
+                <wp:cNvGraphicFramePr/>
+                <a:graphic xmlns:a="http://schemas.openxmlformats.org/drawingml/2006/main">
+                  <a:graphicData uri="http://schemas.microsoft.com/office/word/2010/wordprocessingShape">
+                    <wps:wsp>
+                      <wps:cNvSpPr txBox="1"/>
+                      <wps:spPr>
+                        <a:xfrm>
+                          <a:off x="0" y="0"/>
+                          <a:ext cx="1989455" cy="635"/>
+                        </a:xfrm>
+                        <a:prstGeom prst="rect">
+                          <a:avLst/>
+                        </a:prstGeom>
+                        <a:solidFill>
+                          <a:prstClr val="white"/>
+                        </a:solidFill>
+                        <a:ln>
+                          <a:noFill/>
+                        </a:ln>
+                      </wps:spPr>
+                      <wps:txbx>
+                        <w:txbxContent>
+                          <w:p>
+                            <w:pPr>
+                              <w:pStyle w:val="Caption"/>
+                              <w:jc w:val="center"/>
+                              <w:rPr>
+                                <w:rFonts w:ascii="Arial" w:hAnsi="Arial" w:cs="Arial"/>
+                                <w:noProof/>
+                                <w:sz w:val="22"/>
+                                <w:szCs w:val="22"/>
+                              </w:rPr>
+                            </w:pPr>
+                            <w:bookmarkStart w:id="48" w:name="_Toc228732803"/>
+                            <w:r>
+                              <w:rPr>
+                                <w:sz w:val="22"/>
+                                <w:szCs w:val="22"/>
+                              </w:rPr>
+                              <w:t xml:space="preserve">Figure </w:t>
+                            </w:r>
+                            <w:r>
+                              <w:rPr>
+                                <w:sz w:val="22"/>
+                                <w:szCs w:val="22"/>
+                              </w:rPr>
+                              <w:fldChar w:fldCharType="begin"/>
+                            </w:r>
+                            <w:r>
+                              <w:rPr>
+                                <w:sz w:val="22"/>
+                                <w:szCs w:val="22"/>
+                              </w:rPr>
+                              <w:instrText xml:space="preserve"> SEQ Figure \* ARABIC </w:instrText>
+                            </w:r>
+                            <w:r>
+                              <w:rPr>
+                                <w:sz w:val="22"/>
+                                <w:szCs w:val="22"/>
+                              </w:rPr>
+                              <w:fldChar w:fldCharType="separate"/>
+                            </w:r>
+                            <w:r>
+                              <w:rPr>
+                                <w:noProof/>
+                                <w:sz w:val="22"/>
+                                <w:szCs w:val="22"/>
+                              </w:rPr>
+                              <w:t>11</w:t>
+                            </w:r>
+                            <w:r>
+                              <w:rPr>
+                                <w:sz w:val="22"/>
+                                <w:szCs w:val="22"/>
+                              </w:rPr>
+                              <w:fldChar w:fldCharType="end"/>
+                            </w:r>
+                            <w:r>
+                              <w:rPr>
+                                <w:sz w:val="22"/>
+                                <w:szCs w:val="22"/>
+                              </w:rPr>
+                              <w:t>. Jumper Wires / Buttons</w:t>
+                            </w:r>
+                            <w:bookmarkEnd w:id="48"/>
+                          </w:p>
+                        </w:txbxContent>
+                      </wps:txbx>
+                      <wps:bodyPr rot="0" spcFirstLastPara="0" vertOverflow="overflow" horzOverflow="overflow" vert="horz" wrap="square" lIns="0" tIns="0" rIns="0" bIns="0" numCol="1" spcCol="0" rtlCol="0" fromWordArt="0" anchor="t" anchorCtr="0" forceAA="0" compatLnSpc="1">
+                        <a:prstTxWarp prst="textNoShape">
+                          <a:avLst/>
+                        </a:prstTxWarp>
+                        <a:spAutoFit/>
+                      </wps:bodyPr>
+                    </wps:wsp>
+                  </a:graphicData>
+                </a:graphic>
+              </wp:anchor>
+            </w:drawing>
+          </mc:Choice>
+          <mc:Fallback>
+            <w:pict>
+              <v:shape w14:anchorId="3A948469" id="_x0000_s1033" type="#_x0000_t202" style="position:absolute;margin-left:-7.1pt;margin-top:281.6pt;width:156.65pt;height:.05pt;z-index:251697152;visibility:visible;mso-wrap-style:square;mso-wrap-distance-left:9pt;mso-wrap-distance-top:0;mso-wrap-distance-right:9pt;mso-wrap-distance-bottom:0;mso-position-horizontal:absolute;mso-position-horizontal-relative:text;mso-position-vertical:absolute;mso-position-vertical-relative:text;v-text-anchor:top" o:gfxdata="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" stroked="f">
+                <v:textbox style="mso-fit-shape-to-text:t" inset="0,0,0,0">
+                  <w:txbxContent>
+                    <w:p>
+                      <w:pPr>
+                        <w:pStyle w:val="Caption"/>
+                        <w:jc w:val="center"/>
+                        <w:rPr>
+                          <w:rFonts w:ascii="Arial" w:hAnsi="Arial" w:cs="Arial"/>
+                          <w:noProof/>
+                          <w:sz w:val="22"/>
+                          <w:szCs w:val="22"/>
+                        </w:rPr>
+                      </w:pPr>
+                      <w:bookmarkStart w:id="49" w:name="_Toc228732803"/>
+                      <w:r>
+                        <w:rPr>
+                          <w:sz w:val="22"/>
+                          <w:szCs w:val="22"/>
+                        </w:rPr>
+                        <w:t xml:space="preserve">Figure </w:t>
+                      </w:r>
+                      <w:r>
+                        <w:rPr>
+                          <w:sz w:val="22"/>
+                          <w:szCs w:val="22"/>
+                        </w:rPr>
+                        <w:fldChar w:fldCharType="begin"/>
+                      </w:r>
+                      <w:r>
+                        <w:rPr>
+                          <w:sz w:val="22"/>
+                          <w:szCs w:val="22"/>
+                        </w:rPr>
+                        <w:instrText xml:space="preserve"> SEQ Figure \* ARABIC </w:instrText>
+                      </w:r>
+                      <w:r>
+                        <w:rPr>
+                          <w:sz w:val="22"/>
+                          <w:szCs w:val="22"/>
+                        </w:rPr>
+                        <w:fldChar w:fldCharType="separate"/>
+                      </w:r>
+                      <w:r>
+                        <w:rPr>
+                          <w:noProof/>
+                          <w:sz w:val="22"/>
+                          <w:szCs w:val="22"/>
+                        </w:rPr>
+                        <w:t>11</w:t>
+                      </w:r>
+                      <w:r>
+                        <w:rPr>
+                          <w:sz w:val="22"/>
+                          <w:szCs w:val="22"/>
+                        </w:rPr>
+                        <w:fldChar w:fldCharType="end"/>
+                      </w:r>
+                      <w:r>
+                        <w:rPr>
+                          <w:sz w:val="22"/>
+                          <w:szCs w:val="22"/>
+                        </w:rPr>
+                        <w:t>. Jumper Wires / Buttons</w:t>
+                      </w:r>
+                      <w:bookmarkEnd w:id="49"/>
+                    </w:p>
+                  </w:txbxContent>
+                </v:textbox>
+                <w10:wrap type="square"/>
+              </v:shape>
+            </w:pict>
+          </mc:Fallback>
+        </mc:AlternateContent>
+      </w:r>
+      <w:r>
+        <w:rPr>
+          <w:rFonts w:ascii="Arial" w:hAnsi="Arial" w:cs="Arial"/>
+          <w:noProof/>
+        </w:rPr>
+        <w:drawing>
+          <wp:anchor distT="0" distB="0" distL="114300" distR="114300" simplePos="0" relativeHeight="251672576" behindDoc="0" locked="0" layoutInCell="1" allowOverlap="1" wp14:anchorId="213AE72D" wp14:editId="67B2EACD">
+            <wp:simplePos x="0" y="0"/>
+            <wp:positionH relativeFrom="margin">
+              <wp:posOffset>-90436</wp:posOffset>
+            </wp:positionH>
+            <wp:positionV relativeFrom="paragraph">
+              <wp:posOffset>-209</wp:posOffset>
+            </wp:positionV>
+            <wp:extent cx="1989455" cy="3519170"/>
+            <wp:effectExtent l="0" t="0" r="0" b="5080"/>
+            <wp:wrapSquare wrapText="bothSides"/>
+            <wp:docPr id="1950078594" name="Picture 9"/>
+            <wp:cNvGraphicFramePr>
+              <a:graphicFrameLocks xmlns:a="http://schemas.openxmlformats.org/drawingml/2006/main" noChangeAspect="1"/>
+            </wp:cNvGraphicFramePr>
+            <a:graphic xmlns:a="http://schemas.openxmlformats.org/drawingml/2006/main">
+              <a:graphicData uri="http://schemas.openxmlformats.org/drawingml/2006/picture">
+                <pic:pic xmlns:pic="http://schemas.openxmlformats.org/drawingml/2006/picture">
+                  <pic:nvPicPr>
+                    <pic:cNvPr id="0" name="Picture 5"/>
+                    <pic:cNvPicPr>
+                      <a:picLocks noChangeAspect="1" noChangeArrowheads="1"/>
+                    </pic:cNvPicPr>
+                  </pic:nvPicPr>
+                  <pic:blipFill>
+                    <a:blip r:embed="rId18" cstate="print">
+                      <a:extLst>
+                        <a:ext uri="{28A0092B-C50C-407E-A947-70E740481C1C}">
+                          <a14:useLocalDpi xmlns:a14="http://schemas.microsoft.com/office/drawing/2010/main" val="0"/>
+                        </a:ext>
+                      </a:extLst>
+                    </a:blip>
+                    <a:srcRect/>
+                    <a:stretch>
+                      <a:fillRect/>
+                    </a:stretch>
+                  </pic:blipFill>
+                  <pic:spPr bwMode="auto">
+                    <a:xfrm>
+                      <a:off x="0" y="0"/>
+                      <a:ext cx="1989455" cy="3519170"/>
+                    </a:xfrm>
+                    <a:prstGeom prst="rect">
+                      <a:avLst/>
+                    </a:prstGeom>
+                    <a:noFill/>
+                    <a:ln>
+                      <a:noFill/>
+                    </a:ln>
+                  </pic:spPr>
+                </pic:pic>
+              </a:graphicData>
+            </a:graphic>
+            <wp14:sizeRelH relativeFrom="page">
+              <wp14:pctWidth>0</wp14:pctWidth>
+            </wp14:sizeRelH>
+            <wp14:sizeRelV relativeFrom="page">
+              <wp14:pctHeight>0</wp14:pctHeight>
+            </wp14:sizeRelV>
+          </wp:anchor>
+        </w:drawing>
+      </w:r>
+    </w:p>
+    <w:p>
+      <w:pPr>
+        <w:pStyle w:val="Heading2"/>
+      </w:pPr>
+    </w:p>
+    <w:p>
+      <w:pPr>
+        <w:pStyle w:val="Heading2"/>
+      </w:pPr>
+    </w:p>
+    <w:p>
+      <w:pPr>
+        <w:pStyle w:val="Heading2"/>
+      </w:pPr>
+    </w:p>
+    <w:p>
+      <w:pPr>
+        <w:pStyle w:val="Heading2"/>
+      </w:pPr>
+    </w:p>
+    <w:p>
+      <w:pPr>
+        <w:pStyle w:val="Heading2"/>
+      </w:pPr>
+    </w:p>
+    <w:p>
+      <w:pPr>
+        <w:pStyle w:val="Heading2"/>
+      </w:pPr>
+    </w:p>
+    <w:p/>
+    <w:p/>
+    <w:p/>
+    <w:p/>
+    <w:p>
+      <w:pPr>
+        <w:pStyle w:val="Heading2"/>
+      </w:pPr>
+    </w:p>
+    <w:p>
+      <w:pPr>
+        <w:pStyle w:val="Heading2"/>
+      </w:pPr>
+      <w:r>
+        <w:t>Testing and Refinement</w:t>
+      </w:r>
+    </w:p>
+    <w:p>
+      <w:pPr>
+        <w:rPr>
+          <w:rFonts w:ascii="Arial" w:hAnsi="Arial" w:cs="Arial"/>
+        </w:rPr>
+      </w:pPr>
+      <w:r>
+        <w:rPr>
+          <w:rFonts w:ascii="Arial" w:hAnsi="Arial" w:cs="Arial"/>
+        </w:rPr>
+        <w:t>Multiple tests were done to ensure that the controller was well connected physically and software, ensuring the cables were well connected and didn’t go lose when the player would use motion control. Furthermore, testing was conducted so ensure the controller worked as fast as possible reading data accurately.</w:t>
+      </w:r>
+      <w:bookmarkStart w:id="50" w:name="_Toc228442248"/>
+    </w:p>
+    <w:p>
+      <w:pPr>
+        <w:pStyle w:val="Heading2"/>
+      </w:pPr>
+      <w:r>
+        <w:t>Challenges Encountered</w:t>
+      </w:r>
+    </w:p>
+    <w:p>
+      <w:pPr>
+        <w:rPr>
+          <w:rFonts w:ascii="Arial" w:hAnsi="Arial" w:cs="Arial"/>
+        </w:rPr>
+      </w:pPr>
+      <w:r>
+        <w:rPr>
+          <w:rFonts w:ascii="Arial" w:hAnsi="Arial" w:cs="Arial"/>
+        </w:rPr>
+        <w:t>Some of the problems that was encountered was the lack of removing delay within the controller so when the player moved the controller to far the cursor would be the same on screen but the controller would be in a completely different direction so the gyro was off centre, this is due the limitations of the MPU6050 being an older hardware high latency  and drift.</w:t>
+      </w:r>
+    </w:p>
+    <w:p/>
+    <w:p/>
+    <w:p>
+      <w:pPr>
+        <w:pStyle w:val="Heading2"/>
+      </w:pPr>
+      <w:r>
+        <w:lastRenderedPageBreak/>
+        <w:t xml:space="preserve">Artefact </w:t>
+      </w:r>
+      <w:r>
+        <w:t>Problem Statement</w:t>
+      </w:r>
+    </w:p>
+    <w:p>
+      <w:pPr>
+        <w:rPr>
+          <w:rFonts w:ascii="Arial" w:hAnsi="Arial" w:cs="Arial"/>
+        </w:rPr>
+      </w:pPr>
+      <w:r>
+        <w:rPr>
+          <w:rFonts w:ascii="Arial" w:hAnsi="Arial" w:cs="Arial"/>
+        </w:rPr>
+        <w:t>Going back to the introduction there were a few things that the artefact was supposed to address such as the hardware advantages/disadvantages, does it change the players immersion and experience, the performance of the controller was it sustainable and ergonomically usable. This will be talked about further into detail in the next few sections.</w:t>
+      </w:r>
+      <w:r>
+        <w:rPr>
+          <w:rFonts w:ascii="Arial" w:hAnsi="Arial" w:cs="Arial"/>
+        </w:rPr>
+        <w:t xml:space="preserve"> But to simply explain the controller design was </w:t>
+      </w:r>
+      <w:r>
+        <w:rPr>
+          <w:rFonts w:ascii="Arial" w:hAnsi="Arial" w:cs="Arial"/>
+        </w:rPr>
+        <w:t>good,</w:t>
+      </w:r>
+      <w:r>
+        <w:rPr>
+          <w:rFonts w:ascii="Arial" w:hAnsi="Arial" w:cs="Arial"/>
+        </w:rPr>
+        <w:t xml:space="preserve"> but improvements could be made, the button could be changed to be much larger and more stable, as well as fixing the delay and drift when moving to far and some players found the controller to be fun.</w:t>
       </w:r>
     </w:p>
     <w:p>
@@ -11327,7 +14439,6 @@
           <w:szCs w:val="32"/>
         </w:rPr>
       </w:pPr>
-      <w:bookmarkStart w:id="36" w:name="_Toc228442248"/>
       <w:r>
         <w:rPr>
           <w:sz w:val="32"/>
@@ -11356,8 +14467,127 @@
         </w:rPr>
         <w:t xml:space="preserve"> Validation and Testing</w:t>
       </w:r>
-      <w:bookmarkEnd w:id="36"/>
-    </w:p>
+      <w:bookmarkEnd w:id="50"/>
+    </w:p>
+    <w:p>
+      <w:r>
+        <w:t xml:space="preserve">Multiple tests were performed keeping the data anonymous the testers were sat down and read an information sheet about the project as well as signing a consent form to inform that they agree with being a tester. Once the documents were read and signed, they were given the custom based controller and the game to play after testing they would also be required to take part in </w:t>
+      </w:r>
+      <w:r>
+        <w:t>an</w:t>
+      </w:r>
+      <w:r>
+        <w:t xml:space="preserve"> online form which would have a variety of questions as well as opportunities for them to give thoughts about the artefact. </w:t>
+      </w:r>
+    </w:p>
+    <w:p>
+      <w:pPr>
+        <w:keepNext/>
+      </w:pPr>
+      <w:r>
+        <w:drawing>
+          <wp:inline distT="0" distB="0" distL="0" distR="0" wp14:anchorId="3EE07448" wp14:editId="3A5E1277">
+            <wp:extent cx="5474335" cy="942340"/>
+            <wp:effectExtent l="0" t="0" r="0" b="0"/>
+            <wp:docPr id="808108016" name="Picture 1"/>
+            <wp:cNvGraphicFramePr>
+              <a:graphicFrameLocks xmlns:a="http://schemas.openxmlformats.org/drawingml/2006/main" noChangeAspect="1"/>
+            </wp:cNvGraphicFramePr>
+            <a:graphic xmlns:a="http://schemas.openxmlformats.org/drawingml/2006/main">
+              <a:graphicData uri="http://schemas.openxmlformats.org/drawingml/2006/picture">
+                <pic:pic xmlns:pic="http://schemas.openxmlformats.org/drawingml/2006/picture">
+                  <pic:nvPicPr>
+                    <pic:cNvPr id="808108016" name=""/>
+                    <pic:cNvPicPr/>
+                  </pic:nvPicPr>
+                  <pic:blipFill>
+                    <a:blip r:embed="rId19"/>
+                    <a:stretch>
+                      <a:fillRect/>
+                    </a:stretch>
+                  </pic:blipFill>
+                  <pic:spPr>
+                    <a:xfrm>
+                      <a:off x="0" y="0"/>
+                      <a:ext cx="5474335" cy="942340"/>
+                    </a:xfrm>
+                    <a:prstGeom prst="rect">
+                      <a:avLst/>
+                    </a:prstGeom>
+                  </pic:spPr>
+                </pic:pic>
+              </a:graphicData>
+            </a:graphic>
+          </wp:inline>
+        </w:drawing>
+      </w:r>
+    </w:p>
+    <w:p>
+      <w:pPr>
+        <w:pStyle w:val="Caption"/>
+        <w:jc w:val="center"/>
+        <w:rPr>
+          <w:sz w:val="22"/>
+          <w:szCs w:val="22"/>
+        </w:rPr>
+      </w:pPr>
+      <w:bookmarkStart w:id="51" w:name="_Toc228732804"/>
+      <w:r>
+        <w:rPr>
+          <w:sz w:val="22"/>
+          <w:szCs w:val="22"/>
+        </w:rPr>
+        <w:t xml:space="preserve">Figure </w:t>
+      </w:r>
+      <w:r>
+        <w:rPr>
+          <w:sz w:val="22"/>
+          <w:szCs w:val="22"/>
+        </w:rPr>
+        <w:fldChar w:fldCharType="begin"/>
+      </w:r>
+      <w:r>
+        <w:rPr>
+          <w:sz w:val="22"/>
+          <w:szCs w:val="22"/>
+        </w:rPr>
+        <w:instrText xml:space="preserve"> SEQ Figure \* ARABIC </w:instrText>
+      </w:r>
+      <w:r>
+        <w:rPr>
+          <w:sz w:val="22"/>
+          <w:szCs w:val="22"/>
+        </w:rPr>
+        <w:fldChar w:fldCharType="separate"/>
+      </w:r>
+      <w:r>
+        <w:rPr>
+          <w:noProof/>
+          <w:sz w:val="22"/>
+          <w:szCs w:val="22"/>
+        </w:rPr>
+        <w:t>12</w:t>
+      </w:r>
+      <w:r>
+        <w:rPr>
+          <w:sz w:val="22"/>
+          <w:szCs w:val="22"/>
+        </w:rPr>
+        <w:fldChar w:fldCharType="end"/>
+      </w:r>
+      <w:r>
+        <w:rPr>
+          <w:sz w:val="22"/>
+          <w:szCs w:val="22"/>
+        </w:rPr>
+        <w:t>. Number of testers</w:t>
+      </w:r>
+      <w:bookmarkEnd w:id="51"/>
+    </w:p>
+    <w:p/>
+    <w:p/>
+    <w:p/>
+    <w:p/>
     <w:p>
       <w:pPr>
         <w:rPr>
@@ -11379,12 +14609,13 @@
           <w:szCs w:val="32"/>
         </w:rPr>
       </w:pPr>
-      <w:bookmarkStart w:id="37" w:name="_Toc228442249"/>
+      <w:bookmarkStart w:id="52" w:name="_Toc228442249"/>
       <w:r>
         <w:rPr>
           <w:sz w:val="32"/>
           <w:szCs w:val="32"/>
         </w:rPr>
+        <w:lastRenderedPageBreak/>
         <w:t>7</w:t>
       </w:r>
       <w:r>
@@ -11394,7 +14625,7 @@
         </w:rPr>
         <w:t>. Critical Evaluation</w:t>
       </w:r>
-      <w:bookmarkEnd w:id="37"/>
+      <w:bookmarkEnd w:id="52"/>
     </w:p>
     <w:p>
       <w:pPr>
@@ -11417,7 +14648,7 @@
           <w:szCs w:val="32"/>
         </w:rPr>
       </w:pPr>
-      <w:bookmarkStart w:id="38" w:name="_Toc228442250"/>
+      <w:bookmarkStart w:id="53" w:name="_Toc228442250"/>
       <w:r>
         <w:rPr>
           <w:sz w:val="32"/>
@@ -11425,7 +14656,7 @@
         </w:rPr>
         <w:t>7.2 Impact</w:t>
       </w:r>
-      <w:bookmarkEnd w:id="38"/>
+      <w:bookmarkEnd w:id="53"/>
     </w:p>
     <w:p>
       <w:pPr>
@@ -11448,13 +14679,12 @@
           <w:szCs w:val="32"/>
         </w:rPr>
       </w:pPr>
-      <w:bookmarkStart w:id="39" w:name="_Toc228442251"/>
+      <w:bookmarkStart w:id="54" w:name="_Toc228442251"/>
       <w:r>
         <w:rPr>
           <w:sz w:val="32"/>
           <w:szCs w:val="32"/>
         </w:rPr>
-        <w:lastRenderedPageBreak/>
         <w:t>8</w:t>
       </w:r>
       <w:r>
@@ -11464,7 +14694,7 @@
         </w:rPr>
         <w:t>. Conclusion</w:t>
       </w:r>
-      <w:bookmarkEnd w:id="39"/>
+      <w:bookmarkEnd w:id="54"/>
     </w:p>
     <w:p>
       <w:pPr>
@@ -11487,7 +14717,7 @@
           <w:szCs w:val="32"/>
         </w:rPr>
       </w:pPr>
-      <w:bookmarkStart w:id="40" w:name="_Toc228442252"/>
+      <w:bookmarkStart w:id="55" w:name="_Toc228442252"/>
       <w:r>
         <w:rPr>
           <w:sz w:val="32"/>
@@ -11502,7 +14732,7 @@
         </w:rPr>
         <w:t>Limitations</w:t>
       </w:r>
-      <w:bookmarkEnd w:id="40"/>
+      <w:bookmarkEnd w:id="55"/>
       <w:r>
         <w:rPr>
           <w:sz w:val="32"/>
@@ -11618,7 +14848,7 @@
           <w:szCs w:val="32"/>
         </w:rPr>
       </w:pPr>
-      <w:bookmarkStart w:id="41" w:name="_Toc228442253"/>
+      <w:bookmarkStart w:id="56" w:name="_Toc228442253"/>
       <w:r>
         <w:rPr>
           <w:sz w:val="32"/>
@@ -11633,7 +14863,7 @@
         </w:rPr>
         <w:t>Future Work</w:t>
       </w:r>
-      <w:bookmarkEnd w:id="41"/>
+      <w:bookmarkEnd w:id="56"/>
       <w:r>
         <w:rPr>
           <w:sz w:val="32"/>
@@ -11675,15 +14905,16 @@
           <w:szCs w:val="32"/>
         </w:rPr>
       </w:pPr>
-      <w:bookmarkStart w:id="42" w:name="_Toc228442254"/>
+      <w:bookmarkStart w:id="57" w:name="_Toc228442254"/>
       <w:r>
         <w:rPr>
           <w:sz w:val="32"/>
           <w:szCs w:val="32"/>
         </w:rPr>
+        <w:lastRenderedPageBreak/>
         <w:t>Appendices</w:t>
       </w:r>
-      <w:bookmarkEnd w:id="42"/>
+      <w:bookmarkEnd w:id="57"/>
     </w:p>
     <w:p>
       <w:pPr>
@@ -11715,7 +14946,6 @@
         <w:rPr>
           <w:noProof/>
         </w:rPr>
-        <w:lastRenderedPageBreak/>
         <w:drawing>
           <wp:inline distT="0" distB="0" distL="0" distR="0" wp14:anchorId="6A849334" wp14:editId="796A8A3A">
             <wp:extent cx="5474335" cy="2437130"/>
@@ -11732,7 +14962,7 @@
                     <pic:cNvPicPr/>
                   </pic:nvPicPr>
                   <pic:blipFill>
-                    <a:blip r:embed="rId11"/>
+                    <a:blip r:embed="rId20"/>
                     <a:stretch>
                       <a:fillRect/>
                     </a:stretch>
@@ -11763,7 +14993,7 @@
           <w:szCs w:val="22"/>
         </w:rPr>
       </w:pPr>
-      <w:bookmarkStart w:id="43" w:name="_Toc228625651"/>
+      <w:bookmarkStart w:id="58" w:name="_Toc228732805"/>
       <w:r>
         <w:rPr>
           <w:sz w:val="22"/>
@@ -11798,7 +15028,7 @@
           <w:sz w:val="22"/>
           <w:szCs w:val="22"/>
         </w:rPr>
-        <w:t>4</w:t>
+        <w:t>13</w:t>
       </w:r>
       <w:r>
         <w:rPr>
@@ -11814,7 +15044,7 @@
         </w:rPr>
         <w:t>. Gantt Chart Project Timeline</w:t>
       </w:r>
-      <w:bookmarkEnd w:id="43"/>
+      <w:bookmarkEnd w:id="58"/>
     </w:p>
     <w:p>
       <w:pPr>
@@ -11989,6 +15219,7 @@
               <w:rPr>
                 <w:rFonts w:ascii="Arial" w:hAnsi="Arial" w:cs="Arial"/>
               </w:rPr>
+              <w:lastRenderedPageBreak/>
               <w:t>Potential Risk</w:t>
             </w:r>
           </w:p>
@@ -12080,7 +15311,6 @@
               <w:rPr>
                 <w:rFonts w:ascii="Arial" w:hAnsi="Arial" w:cs="Arial"/>
               </w:rPr>
-              <w:lastRenderedPageBreak/>
               <w:t>e.g., Delay in receiving access to required datasets</w:t>
             </w:r>
           </w:p>
@@ -12448,7 +15678,7 @@
         </w:rPr>
       </w:pPr>
     </w:p>
-    <w:bookmarkStart w:id="44" w:name="_Toc228442255" w:displacedByCustomXml="next"/>
+    <w:bookmarkStart w:id="59" w:name="_Toc228442255" w:displacedByCustomXml="next"/>
     <w:sdt>
       <w:sdtPr>
         <w:rPr>
@@ -12485,7 +15715,7 @@
             </w:rPr>
             <w:t>References</w:t>
           </w:r>
-          <w:bookmarkEnd w:id="44"/>
+          <w:bookmarkEnd w:id="59"/>
         </w:p>
         <w:sdt>
           <w:sdtPr>
@@ -12680,7 +15910,7 @@
       </w:pPr>
     </w:p>
     <w:sectPr>
-      <w:headerReference w:type="default" r:id="rId12"/>
+      <w:headerReference w:type="default" r:id="rId21"/>
       <w:type w:val="continuous"/>
       <w:pgSz w:w="11910" w:h="16840"/>
       <w:pgMar w:top="2365" w:right="1361" w:bottom="1361" w:left="1361" w:header="992" w:footer="987" w:gutter="567"/>
@@ -14574,6 +17804,7 @@
   <w:style w:type="paragraph" w:default="1" w:styleId="Normal">
     <w:name w:val="Normal"/>
     <w:qFormat/>
+    <w:rsid w:val="00494A08"/>
   </w:style>
   <w:style w:type="paragraph" w:styleId="Heading1">
     <w:name w:val="heading 1"/>
@@ -14774,6 +18005,7 @@
   <w:style w:type="character" w:default="1" w:styleId="DefaultParagraphFont">
     <w:name w:val="Default Paragraph Font"/>
     <w:uiPriority w:val="1"/>
+    <w:semiHidden/>
     <w:unhideWhenUsed/>
   </w:style>
   <w:style w:type="table" w:default="1" w:styleId="TableNormal">

--- a/Final Report Documentation/25-26 Project Final Report.docx
+++ b/Final Report Documentation/25-26 Project Final Report.docx
@@ -867,13 +867,13 @@
           <w:r>
             <w:fldChar w:fldCharType="separate"/>
           </w:r>
-          <w:hyperlink w:anchor="_Toc228442226" w:history="1">
+          <w:hyperlink w:anchor="_Toc228786124" w:history="1">
             <w:r>
               <w:rPr>
                 <w:rStyle w:val="Hyperlink"/>
                 <w:noProof/>
               </w:rPr>
-              <w:t>1.0 Introduction and Context</w:t>
+              <w:t>List of Figures</w:t>
             </w:r>
             <w:r>
               <w:rPr>
@@ -894,7 +894,7 @@
                 <w:noProof/>
                 <w:webHidden/>
               </w:rPr>
-              <w:instrText xml:space="preserve"> PAGEREF _Toc228442226 \h </w:instrText>
+              <w:instrText xml:space="preserve"> PAGEREF _Toc228786124 \h </w:instrText>
             </w:r>
             <w:r>
               <w:rPr>
@@ -914,7 +914,7 @@
                 <w:noProof/>
                 <w:webHidden/>
               </w:rPr>
-              <w:t>4</w:t>
+              <w:t>3</w:t>
             </w:r>
             <w:r>
               <w:rPr>
@@ -937,13 +937,13 @@
               <w:lang w:eastAsia="en-GB"/>
             </w:rPr>
           </w:pPr>
-          <w:hyperlink w:anchor="_Toc228442227" w:history="1">
+          <w:hyperlink w:anchor="_Toc228786125" w:history="1">
             <w:r>
               <w:rPr>
                 <w:rStyle w:val="Hyperlink"/>
                 <w:noProof/>
               </w:rPr>
-              <w:t>1.1 Problem Statement</w:t>
+              <w:t>List of Tables</w:t>
             </w:r>
             <w:r>
               <w:rPr>
@@ -964,7 +964,7 @@
                 <w:noProof/>
                 <w:webHidden/>
               </w:rPr>
-              <w:instrText xml:space="preserve"> PAGEREF _Toc228442227 \h </w:instrText>
+              <w:instrText xml:space="preserve"> PAGEREF _Toc228786125 \h </w:instrText>
             </w:r>
             <w:r>
               <w:rPr>
@@ -1007,12 +1007,152 @@
               <w:lang w:eastAsia="en-GB"/>
             </w:rPr>
           </w:pPr>
-          <w:hyperlink w:anchor="_Toc228442228" w:history="1">
+          <w:hyperlink w:anchor="_Toc228786126" w:history="1">
             <w:r>
               <w:rPr>
                 <w:rStyle w:val="Hyperlink"/>
                 <w:noProof/>
               </w:rPr>
+              <w:t>1.0 Introduction and Context</w:t>
+            </w:r>
+            <w:r>
+              <w:rPr>
+                <w:noProof/>
+                <w:webHidden/>
+              </w:rPr>
+              <w:tab/>
+            </w:r>
+            <w:r>
+              <w:rPr>
+                <w:noProof/>
+                <w:webHidden/>
+              </w:rPr>
+              <w:fldChar w:fldCharType="begin"/>
+            </w:r>
+            <w:r>
+              <w:rPr>
+                <w:noProof/>
+                <w:webHidden/>
+              </w:rPr>
+              <w:instrText xml:space="preserve"> PAGEREF _Toc228786126 \h </w:instrText>
+            </w:r>
+            <w:r>
+              <w:rPr>
+                <w:noProof/>
+                <w:webHidden/>
+              </w:rPr>
+            </w:r>
+            <w:r>
+              <w:rPr>
+                <w:noProof/>
+                <w:webHidden/>
+              </w:rPr>
+              <w:fldChar w:fldCharType="separate"/>
+            </w:r>
+            <w:r>
+              <w:rPr>
+                <w:noProof/>
+                <w:webHidden/>
+              </w:rPr>
+              <w:t>5</w:t>
+            </w:r>
+            <w:r>
+              <w:rPr>
+                <w:noProof/>
+                <w:webHidden/>
+              </w:rPr>
+              <w:fldChar w:fldCharType="end"/>
+            </w:r>
+          </w:hyperlink>
+        </w:p>
+        <w:p>
+          <w:pPr>
+            <w:pStyle w:val="TOC1"/>
+            <w:tabs>
+              <w:tab w:val="right" w:leader="dot" w:pos="8935"/>
+            </w:tabs>
+            <w:rPr>
+              <w:rFonts w:eastAsiaTheme="minorEastAsia"/>
+              <w:noProof/>
+              <w:lang w:eastAsia="en-GB"/>
+            </w:rPr>
+          </w:pPr>
+          <w:hyperlink w:anchor="_Toc228786127" w:history="1">
+            <w:r>
+              <w:rPr>
+                <w:rStyle w:val="Hyperlink"/>
+                <w:noProof/>
+              </w:rPr>
+              <w:t>1.1 Problem Statement</w:t>
+            </w:r>
+            <w:r>
+              <w:rPr>
+                <w:noProof/>
+                <w:webHidden/>
+              </w:rPr>
+              <w:tab/>
+            </w:r>
+            <w:r>
+              <w:rPr>
+                <w:noProof/>
+                <w:webHidden/>
+              </w:rPr>
+              <w:fldChar w:fldCharType="begin"/>
+            </w:r>
+            <w:r>
+              <w:rPr>
+                <w:noProof/>
+                <w:webHidden/>
+              </w:rPr>
+              <w:instrText xml:space="preserve"> PAGEREF _Toc228786127 \h </w:instrText>
+            </w:r>
+            <w:r>
+              <w:rPr>
+                <w:noProof/>
+                <w:webHidden/>
+              </w:rPr>
+            </w:r>
+            <w:r>
+              <w:rPr>
+                <w:noProof/>
+                <w:webHidden/>
+              </w:rPr>
+              <w:fldChar w:fldCharType="separate"/>
+            </w:r>
+            <w:r>
+              <w:rPr>
+                <w:noProof/>
+                <w:webHidden/>
+              </w:rPr>
+              <w:t>5</w:t>
+            </w:r>
+            <w:r>
+              <w:rPr>
+                <w:noProof/>
+                <w:webHidden/>
+              </w:rPr>
+              <w:fldChar w:fldCharType="end"/>
+            </w:r>
+          </w:hyperlink>
+        </w:p>
+        <w:p>
+          <w:pPr>
+            <w:pStyle w:val="TOC1"/>
+            <w:tabs>
+              <w:tab w:val="right" w:leader="dot" w:pos="8935"/>
+            </w:tabs>
+            <w:rPr>
+              <w:rFonts w:eastAsiaTheme="minorEastAsia"/>
+              <w:noProof/>
+              <w:lang w:eastAsia="en-GB"/>
+            </w:rPr>
+          </w:pPr>
+          <w:hyperlink w:anchor="_Toc228786128" w:history="1">
+            <w:r>
+              <w:rPr>
+                <w:rStyle w:val="Hyperlink"/>
+                <w:noProof/>
+              </w:rPr>
               <w:t>2.0 Review of Existing Knowledge</w:t>
             </w:r>
             <w:r>
@@ -1034,7 +1174,7 @@
                 <w:noProof/>
                 <w:webHidden/>
               </w:rPr>
-              <w:instrText xml:space="preserve"> PAGEREF _Toc228442228 \h </w:instrText>
+              <w:instrText xml:space="preserve"> PAGEREF _Toc228786128 \h </w:instrText>
             </w:r>
             <w:r>
               <w:rPr>
@@ -1054,7 +1194,7 @@
                 <w:noProof/>
                 <w:webHidden/>
               </w:rPr>
-              <w:t>5</w:t>
+              <w:t>6</w:t>
             </w:r>
             <w:r>
               <w:rPr>
@@ -1077,7 +1217,7 @@
               <w:lang w:eastAsia="en-GB"/>
             </w:rPr>
           </w:pPr>
-          <w:hyperlink w:anchor="_Toc228442229" w:history="1">
+          <w:hyperlink w:anchor="_Toc228786129" w:history="1">
             <w:r>
               <w:rPr>
                 <w:rStyle w:val="Hyperlink"/>
@@ -1104,7 +1244,7 @@
                 <w:noProof/>
                 <w:webHidden/>
               </w:rPr>
-              <w:instrText xml:space="preserve"> PAGEREF _Toc228442229 \h </w:instrText>
+              <w:instrText xml:space="preserve"> PAGEREF _Toc228786129 \h </w:instrText>
             </w:r>
             <w:r>
               <w:rPr>
@@ -1124,7 +1264,7 @@
                 <w:noProof/>
                 <w:webHidden/>
               </w:rPr>
-              <w:t>5</w:t>
+              <w:t>6</w:t>
             </w:r>
             <w:r>
               <w:rPr>
@@ -1147,7 +1287,7 @@
               <w:lang w:eastAsia="en-GB"/>
             </w:rPr>
           </w:pPr>
-          <w:hyperlink w:anchor="_Toc228442230" w:history="1">
+          <w:hyperlink w:anchor="_Toc228786130" w:history="1">
             <w:r>
               <w:rPr>
                 <w:rStyle w:val="Hyperlink"/>
@@ -1174,7 +1314,7 @@
                 <w:noProof/>
                 <w:webHidden/>
               </w:rPr>
-              <w:instrText xml:space="preserve"> PAGEREF _Toc228442230 \h </w:instrText>
+              <w:instrText xml:space="preserve"> PAGEREF _Toc228786130 \h </w:instrText>
             </w:r>
             <w:r>
               <w:rPr>
@@ -1194,7 +1334,7 @@
                 <w:noProof/>
                 <w:webHidden/>
               </w:rPr>
-              <w:t>5</w:t>
+              <w:t>6</w:t>
             </w:r>
             <w:r>
               <w:rPr>
@@ -1217,7 +1357,7 @@
               <w:lang w:eastAsia="en-GB"/>
             </w:rPr>
           </w:pPr>
-          <w:hyperlink w:anchor="_Toc228442231" w:history="1">
+          <w:hyperlink w:anchor="_Toc228786131" w:history="1">
             <w:r>
               <w:rPr>
                 <w:rStyle w:val="Hyperlink"/>
@@ -1244,7 +1384,7 @@
                 <w:noProof/>
                 <w:webHidden/>
               </w:rPr>
-              <w:instrText xml:space="preserve"> PAGEREF _Toc228442231 \h </w:instrText>
+              <w:instrText xml:space="preserve"> PAGEREF _Toc228786131 \h </w:instrText>
             </w:r>
             <w:r>
               <w:rPr>
@@ -1264,7 +1404,7 @@
                 <w:noProof/>
                 <w:webHidden/>
               </w:rPr>
-              <w:t>5</w:t>
+              <w:t>6</w:t>
             </w:r>
             <w:r>
               <w:rPr>
@@ -1287,7 +1427,7 @@
               <w:lang w:eastAsia="en-GB"/>
             </w:rPr>
           </w:pPr>
-          <w:hyperlink w:anchor="_Toc228442232" w:history="1">
+          <w:hyperlink w:anchor="_Toc228786132" w:history="1">
             <w:r>
               <w:rPr>
                 <w:rStyle w:val="Hyperlink"/>
@@ -1314,7 +1454,7 @@
                 <w:noProof/>
                 <w:webHidden/>
               </w:rPr>
-              <w:instrText xml:space="preserve"> PAGEREF _Toc228442232 \h </w:instrText>
+              <w:instrText xml:space="preserve"> PAGEREF _Toc228786132 \h </w:instrText>
             </w:r>
             <w:r>
               <w:rPr>
@@ -1334,7 +1474,7 @@
                 <w:noProof/>
                 <w:webHidden/>
               </w:rPr>
-              <w:t>6</w:t>
+              <w:t>7</w:t>
             </w:r>
             <w:r>
               <w:rPr>
@@ -1357,7 +1497,7 @@
               <w:lang w:eastAsia="en-GB"/>
             </w:rPr>
           </w:pPr>
-          <w:hyperlink w:anchor="_Toc228442233" w:history="1">
+          <w:hyperlink w:anchor="_Toc228786133" w:history="1">
             <w:r>
               <w:rPr>
                 <w:rStyle w:val="Hyperlink"/>
@@ -1384,7 +1524,7 @@
                 <w:noProof/>
                 <w:webHidden/>
               </w:rPr>
-              <w:instrText xml:space="preserve"> PAGEREF _Toc228442233 \h </w:instrText>
+              <w:instrText xml:space="preserve"> PAGEREF _Toc228786133 \h </w:instrText>
             </w:r>
             <w:r>
               <w:rPr>
@@ -1404,7 +1544,7 @@
                 <w:noProof/>
                 <w:webHidden/>
               </w:rPr>
-              <w:t>6</w:t>
+              <w:t>7</w:t>
             </w:r>
             <w:r>
               <w:rPr>
@@ -1427,7 +1567,7 @@
               <w:lang w:eastAsia="en-GB"/>
             </w:rPr>
           </w:pPr>
-          <w:hyperlink w:anchor="_Toc228442234" w:history="1">
+          <w:hyperlink w:anchor="_Toc228786134" w:history="1">
             <w:r>
               <w:rPr>
                 <w:rStyle w:val="Hyperlink"/>
@@ -1454,7 +1594,7 @@
                 <w:noProof/>
                 <w:webHidden/>
               </w:rPr>
-              <w:instrText xml:space="preserve"> PAGEREF _Toc228442234 \h </w:instrText>
+              <w:instrText xml:space="preserve"> PAGEREF _Toc228786134 \h </w:instrText>
             </w:r>
             <w:r>
               <w:rPr>
@@ -1474,7 +1614,7 @@
                 <w:noProof/>
                 <w:webHidden/>
               </w:rPr>
-              <w:t>7</w:t>
+              <w:t>8</w:t>
             </w:r>
             <w:r>
               <w:rPr>
@@ -1497,7 +1637,7 @@
               <w:lang w:eastAsia="en-GB"/>
             </w:rPr>
           </w:pPr>
-          <w:hyperlink w:anchor="_Toc228442235" w:history="1">
+          <w:hyperlink w:anchor="_Toc228786135" w:history="1">
             <w:r>
               <w:rPr>
                 <w:rStyle w:val="Hyperlink"/>
@@ -1524,7 +1664,7 @@
                 <w:noProof/>
                 <w:webHidden/>
               </w:rPr>
-              <w:instrText xml:space="preserve"> PAGEREF _Toc228442235 \h </w:instrText>
+              <w:instrText xml:space="preserve"> PAGEREF _Toc228786135 \h </w:instrText>
             </w:r>
             <w:r>
               <w:rPr>
@@ -1544,7 +1684,7 @@
                 <w:noProof/>
                 <w:webHidden/>
               </w:rPr>
-              <w:t>7</w:t>
+              <w:t>8</w:t>
             </w:r>
             <w:r>
               <w:rPr>
@@ -1567,7 +1707,7 @@
               <w:lang w:eastAsia="en-GB"/>
             </w:rPr>
           </w:pPr>
-          <w:hyperlink w:anchor="_Toc228442236" w:history="1">
+          <w:hyperlink w:anchor="_Toc228786136" w:history="1">
             <w:r>
               <w:rPr>
                 <w:rStyle w:val="Hyperlink"/>
@@ -1594,7 +1734,7 @@
                 <w:noProof/>
                 <w:webHidden/>
               </w:rPr>
-              <w:instrText xml:space="preserve"> PAGEREF _Toc228442236 \h </w:instrText>
+              <w:instrText xml:space="preserve"> PAGEREF _Toc228786136 \h </w:instrText>
             </w:r>
             <w:r>
               <w:rPr>
@@ -1614,7 +1754,7 @@
                 <w:noProof/>
                 <w:webHidden/>
               </w:rPr>
-              <w:t>8</w:t>
+              <w:t>9</w:t>
             </w:r>
             <w:r>
               <w:rPr>
@@ -1637,7 +1777,7 @@
               <w:lang w:eastAsia="en-GB"/>
             </w:rPr>
           </w:pPr>
-          <w:hyperlink w:anchor="_Toc228442237" w:history="1">
+          <w:hyperlink w:anchor="_Toc228786137" w:history="1">
             <w:r>
               <w:rPr>
                 <w:rStyle w:val="Hyperlink"/>
@@ -1664,7 +1804,7 @@
                 <w:noProof/>
                 <w:webHidden/>
               </w:rPr>
-              <w:instrText xml:space="preserve"> PAGEREF _Toc228442237 \h </w:instrText>
+              <w:instrText xml:space="preserve"> PAGEREF _Toc228786137 \h </w:instrText>
             </w:r>
             <w:r>
               <w:rPr>
@@ -1684,7 +1824,7 @@
                 <w:noProof/>
                 <w:webHidden/>
               </w:rPr>
-              <w:t>8</w:t>
+              <w:t>9</w:t>
             </w:r>
             <w:r>
               <w:rPr>
@@ -1707,7 +1847,7 @@
               <w:lang w:eastAsia="en-GB"/>
             </w:rPr>
           </w:pPr>
-          <w:hyperlink w:anchor="_Toc228442238" w:history="1">
+          <w:hyperlink w:anchor="_Toc228786138" w:history="1">
             <w:r>
               <w:rPr>
                 <w:rStyle w:val="Hyperlink"/>
@@ -1734,7 +1874,7 @@
                 <w:noProof/>
                 <w:webHidden/>
               </w:rPr>
-              <w:instrText xml:space="preserve"> PAGEREF _Toc228442238 \h </w:instrText>
+              <w:instrText xml:space="preserve"> PAGEREF _Toc228786138 \h </w:instrText>
             </w:r>
             <w:r>
               <w:rPr>
@@ -1754,7 +1894,7 @@
                 <w:noProof/>
                 <w:webHidden/>
               </w:rPr>
-              <w:t>8</w:t>
+              <w:t>9</w:t>
             </w:r>
             <w:r>
               <w:rPr>
@@ -1777,7 +1917,7 @@
               <w:lang w:eastAsia="en-GB"/>
             </w:rPr>
           </w:pPr>
-          <w:hyperlink w:anchor="_Toc228442239" w:history="1">
+          <w:hyperlink w:anchor="_Toc228786139" w:history="1">
             <w:r>
               <w:rPr>
                 <w:rStyle w:val="Hyperlink"/>
@@ -1804,7 +1944,7 @@
                 <w:noProof/>
                 <w:webHidden/>
               </w:rPr>
-              <w:instrText xml:space="preserve"> PAGEREF _Toc228442239 \h </w:instrText>
+              <w:instrText xml:space="preserve"> PAGEREF _Toc228786139 \h </w:instrText>
             </w:r>
             <w:r>
               <w:rPr>
@@ -1824,7 +1964,7 @@
                 <w:noProof/>
                 <w:webHidden/>
               </w:rPr>
-              <w:t>8</w:t>
+              <w:t>9</w:t>
             </w:r>
             <w:r>
               <w:rPr>
@@ -1847,7 +1987,7 @@
               <w:lang w:eastAsia="en-GB"/>
             </w:rPr>
           </w:pPr>
-          <w:hyperlink w:anchor="_Toc228442240" w:history="1">
+          <w:hyperlink w:anchor="_Toc228786140" w:history="1">
             <w:r>
               <w:rPr>
                 <w:rStyle w:val="Hyperlink"/>
@@ -1874,7 +2014,7 @@
                 <w:noProof/>
                 <w:webHidden/>
               </w:rPr>
-              <w:instrText xml:space="preserve"> PAGEREF _Toc228442240 \h </w:instrText>
+              <w:instrText xml:space="preserve"> PAGEREF _Toc228786140 \h </w:instrText>
             </w:r>
             <w:r>
               <w:rPr>
@@ -1894,7 +2034,7 @@
                 <w:noProof/>
                 <w:webHidden/>
               </w:rPr>
-              <w:t>9</w:t>
+              <w:t>10</w:t>
             </w:r>
             <w:r>
               <w:rPr>
@@ -1917,7 +2057,7 @@
               <w:lang w:eastAsia="en-GB"/>
             </w:rPr>
           </w:pPr>
-          <w:hyperlink w:anchor="_Toc228442241" w:history="1">
+          <w:hyperlink w:anchor="_Toc228786141" w:history="1">
             <w:r>
               <w:rPr>
                 <w:rStyle w:val="Hyperlink"/>
@@ -1944,7 +2084,7 @@
                 <w:noProof/>
                 <w:webHidden/>
               </w:rPr>
-              <w:instrText xml:space="preserve"> PAGEREF _Toc228442241 \h </w:instrText>
+              <w:instrText xml:space="preserve"> PAGEREF _Toc228786141 \h </w:instrText>
             </w:r>
             <w:r>
               <w:rPr>
@@ -1964,7 +2104,7 @@
                 <w:noProof/>
                 <w:webHidden/>
               </w:rPr>
-              <w:t>10</w:t>
+              <w:t>11</w:t>
             </w:r>
             <w:r>
               <w:rPr>
@@ -1987,13 +2127,13 @@
               <w:lang w:eastAsia="en-GB"/>
             </w:rPr>
           </w:pPr>
-          <w:hyperlink w:anchor="_Toc228442242" w:history="1">
+          <w:hyperlink w:anchor="_Toc228786142" w:history="1">
             <w:r>
               <w:rPr>
                 <w:rStyle w:val="Hyperlink"/>
                 <w:noProof/>
               </w:rPr>
-              <w:t>4.2 Project Timeline</w:t>
+              <w:t>5. Artefact Design</w:t>
             </w:r>
             <w:r>
               <w:rPr>
@@ -2014,7 +2154,7 @@
                 <w:noProof/>
                 <w:webHidden/>
               </w:rPr>
-              <w:instrText xml:space="preserve"> PAGEREF _Toc228442242 \h </w:instrText>
+              <w:instrText xml:space="preserve"> PAGEREF _Toc228786142 \h </w:instrText>
             </w:r>
             <w:r>
               <w:rPr>
@@ -2034,7 +2174,7 @@
                 <w:noProof/>
                 <w:webHidden/>
               </w:rPr>
-              <w:t>10</w:t>
+              <w:t>11</w:t>
             </w:r>
             <w:r>
               <w:rPr>
@@ -2057,13 +2197,13 @@
               <w:lang w:eastAsia="en-GB"/>
             </w:rPr>
           </w:pPr>
-          <w:hyperlink w:anchor="_Toc228442243" w:history="1">
+          <w:hyperlink w:anchor="_Toc228786143" w:history="1">
             <w:r>
               <w:rPr>
                 <w:rStyle w:val="Hyperlink"/>
                 <w:noProof/>
               </w:rPr>
-              <w:t>5. Artefact Design</w:t>
+              <w:t>5.1 Design Specifications</w:t>
             </w:r>
             <w:r>
               <w:rPr>
@@ -2084,7 +2224,7 @@
                 <w:noProof/>
                 <w:webHidden/>
               </w:rPr>
-              <w:instrText xml:space="preserve"> PAGEREF _Toc228442243 \h </w:instrText>
+              <w:instrText xml:space="preserve"> PAGEREF _Toc228786143 \h </w:instrText>
             </w:r>
             <w:r>
               <w:rPr>
@@ -2104,7 +2244,7 @@
                 <w:noProof/>
                 <w:webHidden/>
               </w:rPr>
-              <w:t>11</w:t>
+              <w:t>12</w:t>
             </w:r>
             <w:r>
               <w:rPr>
@@ -2127,13 +2267,13 @@
               <w:lang w:eastAsia="en-GB"/>
             </w:rPr>
           </w:pPr>
-          <w:hyperlink w:anchor="_Toc228442244" w:history="1">
+          <w:hyperlink w:anchor="_Toc228786144" w:history="1">
             <w:r>
               <w:rPr>
                 <w:rStyle w:val="Hyperlink"/>
                 <w:noProof/>
               </w:rPr>
-              <w:t>5.1 Design Specifications</w:t>
+              <w:t>5.2 Artefact's Structure/ Architecture / Framework</w:t>
             </w:r>
             <w:r>
               <w:rPr>
@@ -2154,7 +2294,7 @@
                 <w:noProof/>
                 <w:webHidden/>
               </w:rPr>
-              <w:instrText xml:space="preserve"> PAGEREF _Toc228442244 \h </w:instrText>
+              <w:instrText xml:space="preserve"> PAGEREF _Toc228786144 \h </w:instrText>
             </w:r>
             <w:r>
               <w:rPr>
@@ -2174,7 +2314,7 @@
                 <w:noProof/>
                 <w:webHidden/>
               </w:rPr>
-              <w:t>11</w:t>
+              <w:t>13</w:t>
             </w:r>
             <w:r>
               <w:rPr>
@@ -2197,13 +2337,13 @@
               <w:lang w:eastAsia="en-GB"/>
             </w:rPr>
           </w:pPr>
-          <w:hyperlink w:anchor="_Toc228442245" w:history="1">
+          <w:hyperlink w:anchor="_Toc228786145" w:history="1">
             <w:r>
               <w:rPr>
                 <w:rStyle w:val="Hyperlink"/>
                 <w:noProof/>
               </w:rPr>
-              <w:t>5.2 Artefact's Structure/ Architecture / Framework</w:t>
+              <w:t>6. Implementation</w:t>
             </w:r>
             <w:r>
               <w:rPr>
@@ -2224,7 +2364,7 @@
                 <w:noProof/>
                 <w:webHidden/>
               </w:rPr>
-              <w:instrText xml:space="preserve"> PAGEREF _Toc228442245 \h </w:instrText>
+              <w:instrText xml:space="preserve"> PAGEREF _Toc228786145 \h </w:instrText>
             </w:r>
             <w:r>
               <w:rPr>
@@ -2244,7 +2384,7 @@
                 <w:noProof/>
                 <w:webHidden/>
               </w:rPr>
-              <w:t>11</w:t>
+              <w:t>15</w:t>
             </w:r>
             <w:r>
               <w:rPr>
@@ -2267,13 +2407,13 @@
               <w:lang w:eastAsia="en-GB"/>
             </w:rPr>
           </w:pPr>
-          <w:hyperlink w:anchor="_Toc228442246" w:history="1">
+          <w:hyperlink w:anchor="_Toc228786146" w:history="1">
             <w:r>
               <w:rPr>
                 <w:rStyle w:val="Hyperlink"/>
                 <w:noProof/>
               </w:rPr>
-              <w:t>6. Implementation</w:t>
+              <w:t>6.1 Construction of the Artefact</w:t>
             </w:r>
             <w:r>
               <w:rPr>
@@ -2294,7 +2434,7 @@
                 <w:noProof/>
                 <w:webHidden/>
               </w:rPr>
-              <w:instrText xml:space="preserve"> PAGEREF _Toc228442246 \h </w:instrText>
+              <w:instrText xml:space="preserve"> PAGEREF _Toc228786146 \h </w:instrText>
             </w:r>
             <w:r>
               <w:rPr>
@@ -2314,7 +2454,427 @@
                 <w:noProof/>
                 <w:webHidden/>
               </w:rPr>
-              <w:t>11</w:t>
+              <w:t>16</w:t>
+            </w:r>
+            <w:r>
+              <w:rPr>
+                <w:noProof/>
+                <w:webHidden/>
+              </w:rPr>
+              <w:fldChar w:fldCharType="end"/>
+            </w:r>
+          </w:hyperlink>
+        </w:p>
+        <w:p>
+          <w:pPr>
+            <w:pStyle w:val="TOC2"/>
+            <w:tabs>
+              <w:tab w:val="right" w:leader="dot" w:pos="8935"/>
+            </w:tabs>
+            <w:rPr>
+              <w:rFonts w:eastAsiaTheme="minorEastAsia"/>
+              <w:noProof/>
+              <w:lang w:eastAsia="en-GB"/>
+            </w:rPr>
+          </w:pPr>
+          <w:hyperlink w:anchor="_Toc228786147" w:history="1">
+            <w:r>
+              <w:rPr>
+                <w:rStyle w:val="Hyperlink"/>
+                <w:noProof/>
+              </w:rPr>
+              <w:t>Controller Ideas and analysis</w:t>
+            </w:r>
+            <w:r>
+              <w:rPr>
+                <w:noProof/>
+                <w:webHidden/>
+              </w:rPr>
+              <w:tab/>
+            </w:r>
+            <w:r>
+              <w:rPr>
+                <w:noProof/>
+                <w:webHidden/>
+              </w:rPr>
+              <w:fldChar w:fldCharType="begin"/>
+            </w:r>
+            <w:r>
+              <w:rPr>
+                <w:noProof/>
+                <w:webHidden/>
+              </w:rPr>
+              <w:instrText xml:space="preserve"> PAGEREF _Toc228786147 \h </w:instrText>
+            </w:r>
+            <w:r>
+              <w:rPr>
+                <w:noProof/>
+                <w:webHidden/>
+              </w:rPr>
+            </w:r>
+            <w:r>
+              <w:rPr>
+                <w:noProof/>
+                <w:webHidden/>
+              </w:rPr>
+              <w:fldChar w:fldCharType="separate"/>
+            </w:r>
+            <w:r>
+              <w:rPr>
+                <w:noProof/>
+                <w:webHidden/>
+              </w:rPr>
+              <w:t>16</w:t>
+            </w:r>
+            <w:r>
+              <w:rPr>
+                <w:noProof/>
+                <w:webHidden/>
+              </w:rPr>
+              <w:fldChar w:fldCharType="end"/>
+            </w:r>
+          </w:hyperlink>
+        </w:p>
+        <w:p>
+          <w:pPr>
+            <w:pStyle w:val="TOC2"/>
+            <w:tabs>
+              <w:tab w:val="right" w:leader="dot" w:pos="8935"/>
+            </w:tabs>
+            <w:rPr>
+              <w:rFonts w:eastAsiaTheme="minorEastAsia"/>
+              <w:noProof/>
+              <w:lang w:eastAsia="en-GB"/>
+            </w:rPr>
+          </w:pPr>
+          <w:hyperlink w:anchor="_Toc228786148" w:history="1">
+            <w:r>
+              <w:rPr>
+                <w:rStyle w:val="Hyperlink"/>
+                <w:noProof/>
+              </w:rPr>
+              <w:t>Tools and Languages</w:t>
+            </w:r>
+            <w:r>
+              <w:rPr>
+                <w:noProof/>
+                <w:webHidden/>
+              </w:rPr>
+              <w:tab/>
+            </w:r>
+            <w:r>
+              <w:rPr>
+                <w:noProof/>
+                <w:webHidden/>
+              </w:rPr>
+              <w:fldChar w:fldCharType="begin"/>
+            </w:r>
+            <w:r>
+              <w:rPr>
+                <w:noProof/>
+                <w:webHidden/>
+              </w:rPr>
+              <w:instrText xml:space="preserve"> PAGEREF _Toc228786148 \h </w:instrText>
+            </w:r>
+            <w:r>
+              <w:rPr>
+                <w:noProof/>
+                <w:webHidden/>
+              </w:rPr>
+            </w:r>
+            <w:r>
+              <w:rPr>
+                <w:noProof/>
+                <w:webHidden/>
+              </w:rPr>
+              <w:fldChar w:fldCharType="separate"/>
+            </w:r>
+            <w:r>
+              <w:rPr>
+                <w:noProof/>
+                <w:webHidden/>
+              </w:rPr>
+              <w:t>16</w:t>
+            </w:r>
+            <w:r>
+              <w:rPr>
+                <w:noProof/>
+                <w:webHidden/>
+              </w:rPr>
+              <w:fldChar w:fldCharType="end"/>
+            </w:r>
+          </w:hyperlink>
+        </w:p>
+        <w:p>
+          <w:pPr>
+            <w:pStyle w:val="TOC2"/>
+            <w:tabs>
+              <w:tab w:val="right" w:leader="dot" w:pos="8935"/>
+            </w:tabs>
+            <w:rPr>
+              <w:rFonts w:eastAsiaTheme="minorEastAsia"/>
+              <w:noProof/>
+              <w:lang w:eastAsia="en-GB"/>
+            </w:rPr>
+          </w:pPr>
+          <w:hyperlink w:anchor="_Toc228786149" w:history="1">
+            <w:r>
+              <w:rPr>
+                <w:rStyle w:val="Hyperlink"/>
+                <w:noProof/>
+              </w:rPr>
+              <w:t>Hardware assembly</w:t>
+            </w:r>
+            <w:r>
+              <w:rPr>
+                <w:noProof/>
+                <w:webHidden/>
+              </w:rPr>
+              <w:tab/>
+            </w:r>
+            <w:r>
+              <w:rPr>
+                <w:noProof/>
+                <w:webHidden/>
+              </w:rPr>
+              <w:fldChar w:fldCharType="begin"/>
+            </w:r>
+            <w:r>
+              <w:rPr>
+                <w:noProof/>
+                <w:webHidden/>
+              </w:rPr>
+              <w:instrText xml:space="preserve"> PAGEREF _Toc228786149 \h </w:instrText>
+            </w:r>
+            <w:r>
+              <w:rPr>
+                <w:noProof/>
+                <w:webHidden/>
+              </w:rPr>
+            </w:r>
+            <w:r>
+              <w:rPr>
+                <w:noProof/>
+                <w:webHidden/>
+              </w:rPr>
+              <w:fldChar w:fldCharType="separate"/>
+            </w:r>
+            <w:r>
+              <w:rPr>
+                <w:noProof/>
+                <w:webHidden/>
+              </w:rPr>
+              <w:t>18</w:t>
+            </w:r>
+            <w:r>
+              <w:rPr>
+                <w:noProof/>
+                <w:webHidden/>
+              </w:rPr>
+              <w:fldChar w:fldCharType="end"/>
+            </w:r>
+          </w:hyperlink>
+        </w:p>
+        <w:p>
+          <w:pPr>
+            <w:pStyle w:val="TOC2"/>
+            <w:tabs>
+              <w:tab w:val="right" w:leader="dot" w:pos="8935"/>
+            </w:tabs>
+            <w:rPr>
+              <w:rFonts w:eastAsiaTheme="minorEastAsia"/>
+              <w:noProof/>
+              <w:lang w:eastAsia="en-GB"/>
+            </w:rPr>
+          </w:pPr>
+          <w:hyperlink w:anchor="_Toc228786150" w:history="1">
+            <w:r>
+              <w:rPr>
+                <w:rStyle w:val="Hyperlink"/>
+                <w:noProof/>
+              </w:rPr>
+              <w:t>Testing and Refinement</w:t>
+            </w:r>
+            <w:r>
+              <w:rPr>
+                <w:noProof/>
+                <w:webHidden/>
+              </w:rPr>
+              <w:tab/>
+            </w:r>
+            <w:r>
+              <w:rPr>
+                <w:noProof/>
+                <w:webHidden/>
+              </w:rPr>
+              <w:fldChar w:fldCharType="begin"/>
+            </w:r>
+            <w:r>
+              <w:rPr>
+                <w:noProof/>
+                <w:webHidden/>
+              </w:rPr>
+              <w:instrText xml:space="preserve"> PAGEREF _Toc228786150 \h </w:instrText>
+            </w:r>
+            <w:r>
+              <w:rPr>
+                <w:noProof/>
+                <w:webHidden/>
+              </w:rPr>
+            </w:r>
+            <w:r>
+              <w:rPr>
+                <w:noProof/>
+                <w:webHidden/>
+              </w:rPr>
+              <w:fldChar w:fldCharType="separate"/>
+            </w:r>
+            <w:r>
+              <w:rPr>
+                <w:noProof/>
+                <w:webHidden/>
+              </w:rPr>
+              <w:t>21</w:t>
+            </w:r>
+            <w:r>
+              <w:rPr>
+                <w:noProof/>
+                <w:webHidden/>
+              </w:rPr>
+              <w:fldChar w:fldCharType="end"/>
+            </w:r>
+          </w:hyperlink>
+        </w:p>
+        <w:p>
+          <w:pPr>
+            <w:pStyle w:val="TOC2"/>
+            <w:tabs>
+              <w:tab w:val="right" w:leader="dot" w:pos="8935"/>
+            </w:tabs>
+            <w:rPr>
+              <w:rFonts w:eastAsiaTheme="minorEastAsia"/>
+              <w:noProof/>
+              <w:lang w:eastAsia="en-GB"/>
+            </w:rPr>
+          </w:pPr>
+          <w:hyperlink w:anchor="_Toc228786151" w:history="1">
+            <w:r>
+              <w:rPr>
+                <w:rStyle w:val="Hyperlink"/>
+                <w:noProof/>
+              </w:rPr>
+              <w:t>Challenges Encountered</w:t>
+            </w:r>
+            <w:r>
+              <w:rPr>
+                <w:noProof/>
+                <w:webHidden/>
+              </w:rPr>
+              <w:tab/>
+            </w:r>
+            <w:r>
+              <w:rPr>
+                <w:noProof/>
+                <w:webHidden/>
+              </w:rPr>
+              <w:fldChar w:fldCharType="begin"/>
+            </w:r>
+            <w:r>
+              <w:rPr>
+                <w:noProof/>
+                <w:webHidden/>
+              </w:rPr>
+              <w:instrText xml:space="preserve"> PAGEREF _Toc228786151 \h </w:instrText>
+            </w:r>
+            <w:r>
+              <w:rPr>
+                <w:noProof/>
+                <w:webHidden/>
+              </w:rPr>
+            </w:r>
+            <w:r>
+              <w:rPr>
+                <w:noProof/>
+                <w:webHidden/>
+              </w:rPr>
+              <w:fldChar w:fldCharType="separate"/>
+            </w:r>
+            <w:r>
+              <w:rPr>
+                <w:noProof/>
+                <w:webHidden/>
+              </w:rPr>
+              <w:t>21</w:t>
+            </w:r>
+            <w:r>
+              <w:rPr>
+                <w:noProof/>
+                <w:webHidden/>
+              </w:rPr>
+              <w:fldChar w:fldCharType="end"/>
+            </w:r>
+          </w:hyperlink>
+        </w:p>
+        <w:p>
+          <w:pPr>
+            <w:pStyle w:val="TOC2"/>
+            <w:tabs>
+              <w:tab w:val="right" w:leader="dot" w:pos="8935"/>
+            </w:tabs>
+            <w:rPr>
+              <w:rFonts w:eastAsiaTheme="minorEastAsia"/>
+              <w:noProof/>
+              <w:lang w:eastAsia="en-GB"/>
+            </w:rPr>
+          </w:pPr>
+          <w:hyperlink w:anchor="_Toc228786152" w:history="1">
+            <w:r>
+              <w:rPr>
+                <w:rStyle w:val="Hyperlink"/>
+                <w:noProof/>
+              </w:rPr>
+              <w:t>Artefact Problem Statement</w:t>
+            </w:r>
+            <w:r>
+              <w:rPr>
+                <w:noProof/>
+                <w:webHidden/>
+              </w:rPr>
+              <w:tab/>
+            </w:r>
+            <w:r>
+              <w:rPr>
+                <w:noProof/>
+                <w:webHidden/>
+              </w:rPr>
+              <w:fldChar w:fldCharType="begin"/>
+            </w:r>
+            <w:r>
+              <w:rPr>
+                <w:noProof/>
+                <w:webHidden/>
+              </w:rPr>
+              <w:instrText xml:space="preserve"> PAGEREF _Toc228786152 \h </w:instrText>
+            </w:r>
+            <w:r>
+              <w:rPr>
+                <w:noProof/>
+                <w:webHidden/>
+              </w:rPr>
+            </w:r>
+            <w:r>
+              <w:rPr>
+                <w:noProof/>
+                <w:webHidden/>
+              </w:rPr>
+              <w:fldChar w:fldCharType="separate"/>
+            </w:r>
+            <w:r>
+              <w:rPr>
+                <w:noProof/>
+                <w:webHidden/>
+              </w:rPr>
+              <w:t>21</w:t>
             </w:r>
             <w:r>
               <w:rPr>
@@ -2337,13 +2897,13 @@
               <w:lang w:eastAsia="en-GB"/>
             </w:rPr>
           </w:pPr>
-          <w:hyperlink w:anchor="_Toc228442247" w:history="1">
+          <w:hyperlink w:anchor="_Toc228786153" w:history="1">
             <w:r>
               <w:rPr>
                 <w:rStyle w:val="Hyperlink"/>
                 <w:noProof/>
               </w:rPr>
-              <w:t>6.1 Construction of the Artefact</w:t>
+              <w:t>6.2 Validation and Testing</w:t>
             </w:r>
             <w:r>
               <w:rPr>
@@ -2364,7 +2924,7 @@
                 <w:noProof/>
                 <w:webHidden/>
               </w:rPr>
-              <w:instrText xml:space="preserve"> PAGEREF _Toc228442247 \h </w:instrText>
+              <w:instrText xml:space="preserve"> PAGEREF _Toc228786153 \h </w:instrText>
             </w:r>
             <w:r>
               <w:rPr>
@@ -2384,7 +2944,7 @@
                 <w:noProof/>
                 <w:webHidden/>
               </w:rPr>
-              <w:t>11</w:t>
+              <w:t>21</w:t>
             </w:r>
             <w:r>
               <w:rPr>
@@ -2407,13 +2967,13 @@
               <w:lang w:eastAsia="en-GB"/>
             </w:rPr>
           </w:pPr>
-          <w:hyperlink w:anchor="_Toc228442248" w:history="1">
+          <w:hyperlink w:anchor="_Toc228786154" w:history="1">
             <w:r>
               <w:rPr>
                 <w:rStyle w:val="Hyperlink"/>
                 <w:noProof/>
               </w:rPr>
-              <w:t>6.2 Validation and Testing</w:t>
+              <w:t>7. Critical Evaluation</w:t>
             </w:r>
             <w:r>
               <w:rPr>
@@ -2434,7 +2994,7 @@
                 <w:noProof/>
                 <w:webHidden/>
               </w:rPr>
-              <w:instrText xml:space="preserve"> PAGEREF _Toc228442248 \h </w:instrText>
+              <w:instrText xml:space="preserve"> PAGEREF _Toc228786154 \h </w:instrText>
             </w:r>
             <w:r>
               <w:rPr>
@@ -2454,7 +3014,287 @@
                 <w:noProof/>
                 <w:webHidden/>
               </w:rPr>
-              <w:t>11</w:t>
+              <w:t>26</w:t>
+            </w:r>
+            <w:r>
+              <w:rPr>
+                <w:noProof/>
+                <w:webHidden/>
+              </w:rPr>
+              <w:fldChar w:fldCharType="end"/>
+            </w:r>
+          </w:hyperlink>
+        </w:p>
+        <w:p>
+          <w:pPr>
+            <w:pStyle w:val="TOC2"/>
+            <w:tabs>
+              <w:tab w:val="right" w:leader="dot" w:pos="8935"/>
+            </w:tabs>
+            <w:rPr>
+              <w:rFonts w:eastAsiaTheme="minorEastAsia"/>
+              <w:noProof/>
+              <w:lang w:eastAsia="en-GB"/>
+            </w:rPr>
+          </w:pPr>
+          <w:hyperlink w:anchor="_Toc228786155" w:history="1">
+            <w:r>
+              <w:rPr>
+                <w:rStyle w:val="Hyperlink"/>
+                <w:noProof/>
+              </w:rPr>
+              <w:t>Success of the artefact</w:t>
+            </w:r>
+            <w:r>
+              <w:rPr>
+                <w:noProof/>
+                <w:webHidden/>
+              </w:rPr>
+              <w:tab/>
+            </w:r>
+            <w:r>
+              <w:rPr>
+                <w:noProof/>
+                <w:webHidden/>
+              </w:rPr>
+              <w:fldChar w:fldCharType="begin"/>
+            </w:r>
+            <w:r>
+              <w:rPr>
+                <w:noProof/>
+                <w:webHidden/>
+              </w:rPr>
+              <w:instrText xml:space="preserve"> PAGEREF _Toc228786155 \h </w:instrText>
+            </w:r>
+            <w:r>
+              <w:rPr>
+                <w:noProof/>
+                <w:webHidden/>
+              </w:rPr>
+            </w:r>
+            <w:r>
+              <w:rPr>
+                <w:noProof/>
+                <w:webHidden/>
+              </w:rPr>
+              <w:fldChar w:fldCharType="separate"/>
+            </w:r>
+            <w:r>
+              <w:rPr>
+                <w:noProof/>
+                <w:webHidden/>
+              </w:rPr>
+              <w:t>26</w:t>
+            </w:r>
+            <w:r>
+              <w:rPr>
+                <w:noProof/>
+                <w:webHidden/>
+              </w:rPr>
+              <w:fldChar w:fldCharType="end"/>
+            </w:r>
+          </w:hyperlink>
+        </w:p>
+        <w:p>
+          <w:pPr>
+            <w:pStyle w:val="TOC2"/>
+            <w:tabs>
+              <w:tab w:val="right" w:leader="dot" w:pos="8935"/>
+            </w:tabs>
+            <w:rPr>
+              <w:rFonts w:eastAsiaTheme="minorEastAsia"/>
+              <w:noProof/>
+              <w:lang w:eastAsia="en-GB"/>
+            </w:rPr>
+          </w:pPr>
+          <w:hyperlink w:anchor="_Toc228786156" w:history="1">
+            <w:r>
+              <w:rPr>
+                <w:rStyle w:val="Hyperlink"/>
+                <w:noProof/>
+              </w:rPr>
+              <w:t>Significance</w:t>
+            </w:r>
+            <w:r>
+              <w:rPr>
+                <w:noProof/>
+                <w:webHidden/>
+              </w:rPr>
+              <w:tab/>
+            </w:r>
+            <w:r>
+              <w:rPr>
+                <w:noProof/>
+                <w:webHidden/>
+              </w:rPr>
+              <w:fldChar w:fldCharType="begin"/>
+            </w:r>
+            <w:r>
+              <w:rPr>
+                <w:noProof/>
+                <w:webHidden/>
+              </w:rPr>
+              <w:instrText xml:space="preserve"> PAGEREF _Toc228786156 \h </w:instrText>
+            </w:r>
+            <w:r>
+              <w:rPr>
+                <w:noProof/>
+                <w:webHidden/>
+              </w:rPr>
+            </w:r>
+            <w:r>
+              <w:rPr>
+                <w:noProof/>
+                <w:webHidden/>
+              </w:rPr>
+              <w:fldChar w:fldCharType="separate"/>
+            </w:r>
+            <w:r>
+              <w:rPr>
+                <w:noProof/>
+                <w:webHidden/>
+              </w:rPr>
+              <w:t>26</w:t>
+            </w:r>
+            <w:r>
+              <w:rPr>
+                <w:noProof/>
+                <w:webHidden/>
+              </w:rPr>
+              <w:fldChar w:fldCharType="end"/>
+            </w:r>
+          </w:hyperlink>
+        </w:p>
+        <w:p>
+          <w:pPr>
+            <w:pStyle w:val="TOC2"/>
+            <w:tabs>
+              <w:tab w:val="right" w:leader="dot" w:pos="8935"/>
+            </w:tabs>
+            <w:rPr>
+              <w:rFonts w:eastAsiaTheme="minorEastAsia"/>
+              <w:noProof/>
+              <w:lang w:eastAsia="en-GB"/>
+            </w:rPr>
+          </w:pPr>
+          <w:hyperlink w:anchor="_Toc228786157" w:history="1">
+            <w:r>
+              <w:rPr>
+                <w:rStyle w:val="Hyperlink"/>
+                <w:noProof/>
+              </w:rPr>
+              <w:t>Comparison to similar technology</w:t>
+            </w:r>
+            <w:r>
+              <w:rPr>
+                <w:noProof/>
+                <w:webHidden/>
+              </w:rPr>
+              <w:tab/>
+            </w:r>
+            <w:r>
+              <w:rPr>
+                <w:noProof/>
+                <w:webHidden/>
+              </w:rPr>
+              <w:fldChar w:fldCharType="begin"/>
+            </w:r>
+            <w:r>
+              <w:rPr>
+                <w:noProof/>
+                <w:webHidden/>
+              </w:rPr>
+              <w:instrText xml:space="preserve"> PAGEREF _Toc228786157 \h </w:instrText>
+            </w:r>
+            <w:r>
+              <w:rPr>
+                <w:noProof/>
+                <w:webHidden/>
+              </w:rPr>
+            </w:r>
+            <w:r>
+              <w:rPr>
+                <w:noProof/>
+                <w:webHidden/>
+              </w:rPr>
+              <w:fldChar w:fldCharType="separate"/>
+            </w:r>
+            <w:r>
+              <w:rPr>
+                <w:noProof/>
+                <w:webHidden/>
+              </w:rPr>
+              <w:t>26</w:t>
+            </w:r>
+            <w:r>
+              <w:rPr>
+                <w:noProof/>
+                <w:webHidden/>
+              </w:rPr>
+              <w:fldChar w:fldCharType="end"/>
+            </w:r>
+          </w:hyperlink>
+        </w:p>
+        <w:p>
+          <w:pPr>
+            <w:pStyle w:val="TOC2"/>
+            <w:tabs>
+              <w:tab w:val="right" w:leader="dot" w:pos="8935"/>
+            </w:tabs>
+            <w:rPr>
+              <w:rFonts w:eastAsiaTheme="minorEastAsia"/>
+              <w:noProof/>
+              <w:lang w:eastAsia="en-GB"/>
+            </w:rPr>
+          </w:pPr>
+          <w:hyperlink w:anchor="_Toc228786158" w:history="1">
+            <w:r>
+              <w:rPr>
+                <w:rStyle w:val="Hyperlink"/>
+                <w:noProof/>
+              </w:rPr>
+              <w:t>Advntages and contributions</w:t>
+            </w:r>
+            <w:r>
+              <w:rPr>
+                <w:noProof/>
+                <w:webHidden/>
+              </w:rPr>
+              <w:tab/>
+            </w:r>
+            <w:r>
+              <w:rPr>
+                <w:noProof/>
+                <w:webHidden/>
+              </w:rPr>
+              <w:fldChar w:fldCharType="begin"/>
+            </w:r>
+            <w:r>
+              <w:rPr>
+                <w:noProof/>
+                <w:webHidden/>
+              </w:rPr>
+              <w:instrText xml:space="preserve"> PAGEREF _Toc228786158 \h </w:instrText>
+            </w:r>
+            <w:r>
+              <w:rPr>
+                <w:noProof/>
+                <w:webHidden/>
+              </w:rPr>
+            </w:r>
+            <w:r>
+              <w:rPr>
+                <w:noProof/>
+                <w:webHidden/>
+              </w:rPr>
+              <w:fldChar w:fldCharType="separate"/>
+            </w:r>
+            <w:r>
+              <w:rPr>
+                <w:noProof/>
+                <w:webHidden/>
+              </w:rPr>
+              <w:t>26</w:t>
             </w:r>
             <w:r>
               <w:rPr>
@@ -2477,13 +3317,13 @@
               <w:lang w:eastAsia="en-GB"/>
             </w:rPr>
           </w:pPr>
-          <w:hyperlink w:anchor="_Toc228442249" w:history="1">
+          <w:hyperlink w:anchor="_Toc228786159" w:history="1">
             <w:r>
               <w:rPr>
                 <w:rStyle w:val="Hyperlink"/>
                 <w:noProof/>
               </w:rPr>
-              <w:t>7. Critical Evaluation</w:t>
+              <w:t>7.2 Impact</w:t>
             </w:r>
             <w:r>
               <w:rPr>
@@ -2504,7 +3344,7 @@
                 <w:noProof/>
                 <w:webHidden/>
               </w:rPr>
-              <w:instrText xml:space="preserve"> PAGEREF _Toc228442249 \h </w:instrText>
+              <w:instrText xml:space="preserve"> PAGEREF _Toc228786159 \h </w:instrText>
             </w:r>
             <w:r>
               <w:rPr>
@@ -2524,7 +3364,7 @@
                 <w:noProof/>
                 <w:webHidden/>
               </w:rPr>
-              <w:t>12</w:t>
+              <w:t>27</w:t>
             </w:r>
             <w:r>
               <w:rPr>
@@ -2547,13 +3387,13 @@
               <w:lang w:eastAsia="en-GB"/>
             </w:rPr>
           </w:pPr>
-          <w:hyperlink w:anchor="_Toc228442250" w:history="1">
+          <w:hyperlink w:anchor="_Toc228786160" w:history="1">
             <w:r>
               <w:rPr>
                 <w:rStyle w:val="Hyperlink"/>
                 <w:noProof/>
               </w:rPr>
-              <w:t>7.2 Impact</w:t>
+              <w:t>8. Conclusion</w:t>
             </w:r>
             <w:r>
               <w:rPr>
@@ -2574,7 +3414,7 @@
                 <w:noProof/>
                 <w:webHidden/>
               </w:rPr>
-              <w:instrText xml:space="preserve"> PAGEREF _Toc228442250 \h </w:instrText>
+              <w:instrText xml:space="preserve"> PAGEREF _Toc228786160 \h </w:instrText>
             </w:r>
             <w:r>
               <w:rPr>
@@ -2594,7 +3434,7 @@
                 <w:noProof/>
                 <w:webHidden/>
               </w:rPr>
-              <w:t>12</w:t>
+              <w:t>27</w:t>
             </w:r>
             <w:r>
               <w:rPr>
@@ -2617,13 +3457,13 @@
               <w:lang w:eastAsia="en-GB"/>
             </w:rPr>
           </w:pPr>
-          <w:hyperlink w:anchor="_Toc228442251" w:history="1">
+          <w:hyperlink w:anchor="_Toc228786161" w:history="1">
             <w:r>
               <w:rPr>
                 <w:rStyle w:val="Hyperlink"/>
                 <w:noProof/>
               </w:rPr>
-              <w:t>8. Conclusion</w:t>
+              <w:t>8.1 Limitations</w:t>
             </w:r>
             <w:r>
               <w:rPr>
@@ -2644,7 +3484,7 @@
                 <w:noProof/>
                 <w:webHidden/>
               </w:rPr>
-              <w:instrText xml:space="preserve"> PAGEREF _Toc228442251 \h </w:instrText>
+              <w:instrText xml:space="preserve"> PAGEREF _Toc228786161 \h </w:instrText>
             </w:r>
             <w:r>
               <w:rPr>
@@ -2664,7 +3504,7 @@
                 <w:noProof/>
                 <w:webHidden/>
               </w:rPr>
-              <w:t>12</w:t>
+              <w:t>27</w:t>
             </w:r>
             <w:r>
               <w:rPr>
@@ -2687,13 +3527,13 @@
               <w:lang w:eastAsia="en-GB"/>
             </w:rPr>
           </w:pPr>
-          <w:hyperlink w:anchor="_Toc228442252" w:history="1">
+          <w:hyperlink w:anchor="_Toc228786162" w:history="1">
             <w:r>
               <w:rPr>
                 <w:rStyle w:val="Hyperlink"/>
                 <w:noProof/>
               </w:rPr>
-              <w:t>8.1 Limitations</w:t>
+              <w:t>8.2 Future Work</w:t>
             </w:r>
             <w:r>
               <w:rPr>
@@ -2714,7 +3554,7 @@
                 <w:noProof/>
                 <w:webHidden/>
               </w:rPr>
-              <w:instrText xml:space="preserve"> PAGEREF _Toc228442252 \h </w:instrText>
+              <w:instrText xml:space="preserve"> PAGEREF _Toc228786162 \h </w:instrText>
             </w:r>
             <w:r>
               <w:rPr>
@@ -2734,7 +3574,7 @@
                 <w:noProof/>
                 <w:webHidden/>
               </w:rPr>
-              <w:t>12</w:t>
+              <w:t>28</w:t>
             </w:r>
             <w:r>
               <w:rPr>
@@ -2757,13 +3597,13 @@
               <w:lang w:eastAsia="en-GB"/>
             </w:rPr>
           </w:pPr>
-          <w:hyperlink w:anchor="_Toc228442253" w:history="1">
+          <w:hyperlink w:anchor="_Toc228786163" w:history="1">
             <w:r>
               <w:rPr>
                 <w:rStyle w:val="Hyperlink"/>
                 <w:noProof/>
               </w:rPr>
-              <w:t>8.2 Future Work</w:t>
+              <w:t>Appendices</w:t>
             </w:r>
             <w:r>
               <w:rPr>
@@ -2784,7 +3624,7 @@
                 <w:noProof/>
                 <w:webHidden/>
               </w:rPr>
-              <w:instrText xml:space="preserve"> PAGEREF _Toc228442253 \h </w:instrText>
+              <w:instrText xml:space="preserve"> PAGEREF _Toc228786163 \h </w:instrText>
             </w:r>
             <w:r>
               <w:rPr>
@@ -2804,7 +3644,7 @@
                 <w:noProof/>
                 <w:webHidden/>
               </w:rPr>
-              <w:t>12</w:t>
+              <w:t>28</w:t>
             </w:r>
             <w:r>
               <w:rPr>
@@ -2827,13 +3667,13 @@
               <w:lang w:eastAsia="en-GB"/>
             </w:rPr>
           </w:pPr>
-          <w:hyperlink w:anchor="_Toc228442254" w:history="1">
+          <w:hyperlink w:anchor="_Toc228786164" w:history="1">
             <w:r>
               <w:rPr>
                 <w:rStyle w:val="Hyperlink"/>
                 <w:noProof/>
               </w:rPr>
-              <w:t>Appendices</w:t>
+              <w:t>References</w:t>
             </w:r>
             <w:r>
               <w:rPr>
@@ -2854,7 +3694,7 @@
                 <w:noProof/>
                 <w:webHidden/>
               </w:rPr>
-              <w:instrText xml:space="preserve"> PAGEREF _Toc228442254 \h </w:instrText>
+              <w:instrText xml:space="preserve"> PAGEREF _Toc228786164 \h </w:instrText>
             </w:r>
             <w:r>
               <w:rPr>
@@ -2874,77 +3714,7 @@
                 <w:noProof/>
                 <w:webHidden/>
               </w:rPr>
-              <w:t>13</w:t>
-            </w:r>
-            <w:r>
-              <w:rPr>
-                <w:noProof/>
-                <w:webHidden/>
-              </w:rPr>
-              <w:fldChar w:fldCharType="end"/>
-            </w:r>
-          </w:hyperlink>
-        </w:p>
-        <w:p>
-          <w:pPr>
-            <w:pStyle w:val="TOC1"/>
-            <w:tabs>
-              <w:tab w:val="right" w:leader="dot" w:pos="8935"/>
-            </w:tabs>
-            <w:rPr>
-              <w:rFonts w:eastAsiaTheme="minorEastAsia"/>
-              <w:noProof/>
-              <w:lang w:eastAsia="en-GB"/>
-            </w:rPr>
-          </w:pPr>
-          <w:hyperlink w:anchor="_Toc228442255" w:history="1">
-            <w:r>
-              <w:rPr>
-                <w:rStyle w:val="Hyperlink"/>
-                <w:noProof/>
-              </w:rPr>
-              <w:t>References</w:t>
-            </w:r>
-            <w:r>
-              <w:rPr>
-                <w:noProof/>
-                <w:webHidden/>
-              </w:rPr>
-              <w:tab/>
-            </w:r>
-            <w:r>
-              <w:rPr>
-                <w:noProof/>
-                <w:webHidden/>
-              </w:rPr>
-              <w:fldChar w:fldCharType="begin"/>
-            </w:r>
-            <w:r>
-              <w:rPr>
-                <w:noProof/>
-                <w:webHidden/>
-              </w:rPr>
-              <w:instrText xml:space="preserve"> PAGEREF _Toc228442255 \h </w:instrText>
-            </w:r>
-            <w:r>
-              <w:rPr>
-                <w:noProof/>
-                <w:webHidden/>
-              </w:rPr>
-            </w:r>
-            <w:r>
-              <w:rPr>
-                <w:noProof/>
-                <w:webHidden/>
-              </w:rPr>
-              <w:fldChar w:fldCharType="separate"/>
-            </w:r>
-            <w:r>
-              <w:rPr>
-                <w:noProof/>
-                <w:webHidden/>
-              </w:rPr>
-              <w:t>14</w:t>
+              <w:t>30</w:t>
             </w:r>
             <w:r>
               <w:rPr>
@@ -2978,6 +3748,7 @@
           <w:szCs w:val="32"/>
         </w:rPr>
       </w:pPr>
+      <w:bookmarkStart w:id="7" w:name="_Toc228786124"/>
       <w:r>
         <w:rPr>
           <w:sz w:val="32"/>
@@ -2985,6 +3756,7 @@
         </w:rPr>
         <w:t>List of Figures</w:t>
       </w:r>
+      <w:bookmarkEnd w:id="7"/>
     </w:p>
     <w:p>
       <w:pPr>
@@ -3028,7 +3800,7 @@
         </w:rPr>
         <w:fldChar w:fldCharType="separate"/>
       </w:r>
-      <w:hyperlink w:anchor="_Toc228732793" w:history="1">
+      <w:hyperlink w:anchor="_Toc228786103" w:history="1">
         <w:r>
           <w:rPr>
             <w:rStyle w:val="Hyperlink"/>
@@ -3055,147 +3827,7 @@
             <w:noProof/>
             <w:webHidden/>
           </w:rPr>
-          <w:instrText xml:space="preserve"> PAGEREF _Toc228732793 \h </w:instrText>
-        </w:r>
-        <w:r>
-          <w:rPr>
-            <w:noProof/>
-            <w:webHidden/>
-          </w:rPr>
-        </w:r>
-        <w:r>
-          <w:rPr>
-            <w:noProof/>
-            <w:webHidden/>
-          </w:rPr>
-          <w:fldChar w:fldCharType="separate"/>
-        </w:r>
-        <w:r>
-          <w:rPr>
-            <w:noProof/>
-            <w:webHidden/>
-          </w:rPr>
-          <w:t>11</w:t>
-        </w:r>
-        <w:r>
-          <w:rPr>
-            <w:noProof/>
-            <w:webHidden/>
-          </w:rPr>
-          <w:fldChar w:fldCharType="end"/>
-        </w:r>
-      </w:hyperlink>
-    </w:p>
-    <w:p>
-      <w:pPr>
-        <w:pStyle w:val="TableofFigures"/>
-        <w:tabs>
-          <w:tab w:val="right" w:leader="dot" w:pos="8935"/>
-        </w:tabs>
-        <w:rPr>
-          <w:rFonts w:eastAsiaTheme="minorEastAsia"/>
-          <w:noProof/>
-          <w:lang w:eastAsia="en-GB"/>
-        </w:rPr>
-      </w:pPr>
-      <w:hyperlink w:anchor="_Toc228732794" w:history="1">
-        <w:r>
-          <w:rPr>
-            <w:rStyle w:val="Hyperlink"/>
-            <w:noProof/>
-          </w:rPr>
-          <w:t>Figure 2. Design of case with Lid</w:t>
-        </w:r>
-        <w:r>
-          <w:rPr>
-            <w:noProof/>
-            <w:webHidden/>
-          </w:rPr>
-          <w:tab/>
-        </w:r>
-        <w:r>
-          <w:rPr>
-            <w:noProof/>
-            <w:webHidden/>
-          </w:rPr>
-          <w:fldChar w:fldCharType="begin"/>
-        </w:r>
-        <w:r>
-          <w:rPr>
-            <w:noProof/>
-            <w:webHidden/>
-          </w:rPr>
-          <w:instrText xml:space="preserve"> PAGEREF _Toc228732794 \h </w:instrText>
-        </w:r>
-        <w:r>
-          <w:rPr>
-            <w:noProof/>
-            <w:webHidden/>
-          </w:rPr>
-        </w:r>
-        <w:r>
-          <w:rPr>
-            <w:noProof/>
-            <w:webHidden/>
-          </w:rPr>
-          <w:fldChar w:fldCharType="separate"/>
-        </w:r>
-        <w:r>
-          <w:rPr>
-            <w:noProof/>
-            <w:webHidden/>
-          </w:rPr>
-          <w:t>11</w:t>
-        </w:r>
-        <w:r>
-          <w:rPr>
-            <w:noProof/>
-            <w:webHidden/>
-          </w:rPr>
-          <w:fldChar w:fldCharType="end"/>
-        </w:r>
-      </w:hyperlink>
-    </w:p>
-    <w:p>
-      <w:pPr>
-        <w:pStyle w:val="TableofFigures"/>
-        <w:tabs>
-          <w:tab w:val="right" w:leader="dot" w:pos="8935"/>
-        </w:tabs>
-        <w:rPr>
-          <w:rFonts w:eastAsiaTheme="minorEastAsia"/>
-          <w:noProof/>
-          <w:lang w:eastAsia="en-GB"/>
-        </w:rPr>
-      </w:pPr>
-      <w:hyperlink w:anchor="_Toc228732795" w:history="1">
-        <w:r>
-          <w:rPr>
-            <w:rStyle w:val="Hyperlink"/>
-            <w:noProof/>
-          </w:rPr>
-          <w:t>Figure 3. System Architecture</w:t>
-        </w:r>
-        <w:r>
-          <w:rPr>
-            <w:noProof/>
-            <w:webHidden/>
-          </w:rPr>
-          <w:tab/>
-        </w:r>
-        <w:r>
-          <w:rPr>
-            <w:noProof/>
-            <w:webHidden/>
-          </w:rPr>
-          <w:fldChar w:fldCharType="begin"/>
-        </w:r>
-        <w:r>
-          <w:rPr>
-            <w:noProof/>
-            <w:webHidden/>
-          </w:rPr>
-          <w:instrText xml:space="preserve"> PAGEREF _Toc228732795 \h </w:instrText>
+          <w:instrText xml:space="preserve"> PAGEREF _Toc228786103 \h </w:instrText>
         </w:r>
         <w:r>
           <w:rPr>
@@ -3238,7 +3870,147 @@
           <w:lang w:eastAsia="en-GB"/>
         </w:rPr>
       </w:pPr>
-      <w:hyperlink w:anchor="_Toc228732796" w:history="1">
+      <w:hyperlink w:anchor="_Toc228786104" w:history="1">
+        <w:r>
+          <w:rPr>
+            <w:rStyle w:val="Hyperlink"/>
+            <w:noProof/>
+          </w:rPr>
+          <w:t>Figure 2. Design of case with Lid</w:t>
+        </w:r>
+        <w:r>
+          <w:rPr>
+            <w:noProof/>
+            <w:webHidden/>
+          </w:rPr>
+          <w:tab/>
+        </w:r>
+        <w:r>
+          <w:rPr>
+            <w:noProof/>
+            <w:webHidden/>
+          </w:rPr>
+          <w:fldChar w:fldCharType="begin"/>
+        </w:r>
+        <w:r>
+          <w:rPr>
+            <w:noProof/>
+            <w:webHidden/>
+          </w:rPr>
+          <w:instrText xml:space="preserve"> PAGEREF _Toc228786104 \h </w:instrText>
+        </w:r>
+        <w:r>
+          <w:rPr>
+            <w:noProof/>
+            <w:webHidden/>
+          </w:rPr>
+        </w:r>
+        <w:r>
+          <w:rPr>
+            <w:noProof/>
+            <w:webHidden/>
+          </w:rPr>
+          <w:fldChar w:fldCharType="separate"/>
+        </w:r>
+        <w:r>
+          <w:rPr>
+            <w:noProof/>
+            <w:webHidden/>
+          </w:rPr>
+          <w:t>12</w:t>
+        </w:r>
+        <w:r>
+          <w:rPr>
+            <w:noProof/>
+            <w:webHidden/>
+          </w:rPr>
+          <w:fldChar w:fldCharType="end"/>
+        </w:r>
+      </w:hyperlink>
+    </w:p>
+    <w:p>
+      <w:pPr>
+        <w:pStyle w:val="TableofFigures"/>
+        <w:tabs>
+          <w:tab w:val="right" w:leader="dot" w:pos="8935"/>
+        </w:tabs>
+        <w:rPr>
+          <w:rFonts w:eastAsiaTheme="minorEastAsia"/>
+          <w:noProof/>
+          <w:lang w:eastAsia="en-GB"/>
+        </w:rPr>
+      </w:pPr>
+      <w:hyperlink w:anchor="_Toc228786105" w:history="1">
+        <w:r>
+          <w:rPr>
+            <w:rStyle w:val="Hyperlink"/>
+            <w:noProof/>
+          </w:rPr>
+          <w:t>Figure 3. System Architecture</w:t>
+        </w:r>
+        <w:r>
+          <w:rPr>
+            <w:noProof/>
+            <w:webHidden/>
+          </w:rPr>
+          <w:tab/>
+        </w:r>
+        <w:r>
+          <w:rPr>
+            <w:noProof/>
+            <w:webHidden/>
+          </w:rPr>
+          <w:fldChar w:fldCharType="begin"/>
+        </w:r>
+        <w:r>
+          <w:rPr>
+            <w:noProof/>
+            <w:webHidden/>
+          </w:rPr>
+          <w:instrText xml:space="preserve"> PAGEREF _Toc228786105 \h </w:instrText>
+        </w:r>
+        <w:r>
+          <w:rPr>
+            <w:noProof/>
+            <w:webHidden/>
+          </w:rPr>
+        </w:r>
+        <w:r>
+          <w:rPr>
+            <w:noProof/>
+            <w:webHidden/>
+          </w:rPr>
+          <w:fldChar w:fldCharType="separate"/>
+        </w:r>
+        <w:r>
+          <w:rPr>
+            <w:noProof/>
+            <w:webHidden/>
+          </w:rPr>
+          <w:t>13</w:t>
+        </w:r>
+        <w:r>
+          <w:rPr>
+            <w:noProof/>
+            <w:webHidden/>
+          </w:rPr>
+          <w:fldChar w:fldCharType="end"/>
+        </w:r>
+      </w:hyperlink>
+    </w:p>
+    <w:p>
+      <w:pPr>
+        <w:pStyle w:val="TableofFigures"/>
+        <w:tabs>
+          <w:tab w:val="right" w:leader="dot" w:pos="8935"/>
+        </w:tabs>
+        <w:rPr>
+          <w:rFonts w:eastAsiaTheme="minorEastAsia"/>
+          <w:noProof/>
+          <w:lang w:eastAsia="en-GB"/>
+        </w:rPr>
+      </w:pPr>
+      <w:hyperlink w:anchor="_Toc228786106" w:history="1">
         <w:r>
           <w:rPr>
             <w:rStyle w:val="Hyperlink"/>
@@ -3265,77 +4037,7 @@
             <w:noProof/>
             <w:webHidden/>
           </w:rPr>
-          <w:instrText xml:space="preserve"> PAGEREF _Toc228732796 \h </w:instrText>
-        </w:r>
-        <w:r>
-          <w:rPr>
-            <w:noProof/>
-            <w:webHidden/>
-          </w:rPr>
-        </w:r>
-        <w:r>
-          <w:rPr>
-            <w:noProof/>
-            <w:webHidden/>
-          </w:rPr>
-          <w:fldChar w:fldCharType="separate"/>
-        </w:r>
-        <w:r>
-          <w:rPr>
-            <w:noProof/>
-            <w:webHidden/>
-          </w:rPr>
-          <w:t>15</w:t>
-        </w:r>
-        <w:r>
-          <w:rPr>
-            <w:noProof/>
-            <w:webHidden/>
-          </w:rPr>
-          <w:fldChar w:fldCharType="end"/>
-        </w:r>
-      </w:hyperlink>
-    </w:p>
-    <w:p>
-      <w:pPr>
-        <w:pStyle w:val="TableofFigures"/>
-        <w:tabs>
-          <w:tab w:val="right" w:leader="dot" w:pos="8935"/>
-        </w:tabs>
-        <w:rPr>
-          <w:rFonts w:eastAsiaTheme="minorEastAsia"/>
-          <w:noProof/>
-          <w:lang w:eastAsia="en-GB"/>
-        </w:rPr>
-      </w:pPr>
-      <w:hyperlink w:anchor="_Toc228732797" w:history="1">
-        <w:r>
-          <w:rPr>
-            <w:rStyle w:val="Hyperlink"/>
-            <w:noProof/>
-          </w:rPr>
-          <w:t>Figure 5. Thonny Pi Pico and MPU6050 Code</w:t>
-        </w:r>
-        <w:r>
-          <w:rPr>
-            <w:noProof/>
-            <w:webHidden/>
-          </w:rPr>
-          <w:tab/>
-        </w:r>
-        <w:r>
-          <w:rPr>
-            <w:noProof/>
-            <w:webHidden/>
-          </w:rPr>
-          <w:fldChar w:fldCharType="begin"/>
-        </w:r>
-        <w:r>
-          <w:rPr>
-            <w:noProof/>
-            <w:webHidden/>
-          </w:rPr>
-          <w:instrText xml:space="preserve"> PAGEREF _Toc228732797 \h </w:instrText>
+          <w:instrText xml:space="preserve"> PAGEREF _Toc228786106 \h </w:instrText>
         </w:r>
         <w:r>
           <w:rPr>
@@ -3378,13 +4080,13 @@
           <w:lang w:eastAsia="en-GB"/>
         </w:rPr>
       </w:pPr>
-      <w:hyperlink w:anchor="_Toc228732798" w:history="1">
+      <w:hyperlink w:anchor="_Toc228786107" w:history="1">
         <w:r>
           <w:rPr>
             <w:rStyle w:val="Hyperlink"/>
             <w:noProof/>
           </w:rPr>
-          <w:t>Figure 6. Pi Pico WH</w:t>
+          <w:t>Figure 5. Thonny Pi Pico and MPU6050 Code</w:t>
         </w:r>
         <w:r>
           <w:rPr>
@@ -3405,7 +4107,77 @@
             <w:noProof/>
             <w:webHidden/>
           </w:rPr>
-          <w:instrText xml:space="preserve"> PAGEREF _Toc228732798 \h </w:instrText>
+          <w:instrText xml:space="preserve"> PAGEREF _Toc228786107 \h </w:instrText>
+        </w:r>
+        <w:r>
+          <w:rPr>
+            <w:noProof/>
+            <w:webHidden/>
+          </w:rPr>
+        </w:r>
+        <w:r>
+          <w:rPr>
+            <w:noProof/>
+            <w:webHidden/>
+          </w:rPr>
+          <w:fldChar w:fldCharType="separate"/>
+        </w:r>
+        <w:r>
+          <w:rPr>
+            <w:noProof/>
+            <w:webHidden/>
+          </w:rPr>
+          <w:t>17</w:t>
+        </w:r>
+        <w:r>
+          <w:rPr>
+            <w:noProof/>
+            <w:webHidden/>
+          </w:rPr>
+          <w:fldChar w:fldCharType="end"/>
+        </w:r>
+      </w:hyperlink>
+    </w:p>
+    <w:p>
+      <w:pPr>
+        <w:pStyle w:val="TableofFigures"/>
+        <w:tabs>
+          <w:tab w:val="right" w:leader="dot" w:pos="8935"/>
+        </w:tabs>
+        <w:rPr>
+          <w:rFonts w:eastAsiaTheme="minorEastAsia"/>
+          <w:noProof/>
+          <w:lang w:eastAsia="en-GB"/>
+        </w:rPr>
+      </w:pPr>
+      <w:hyperlink w:anchor="_Toc228786108" w:history="1">
+        <w:r>
+          <w:rPr>
+            <w:rStyle w:val="Hyperlink"/>
+            <w:noProof/>
+          </w:rPr>
+          <w:t>Figure 6. Scene of Match Room</w:t>
+        </w:r>
+        <w:r>
+          <w:rPr>
+            <w:noProof/>
+            <w:webHidden/>
+          </w:rPr>
+          <w:tab/>
+        </w:r>
+        <w:r>
+          <w:rPr>
+            <w:noProof/>
+            <w:webHidden/>
+          </w:rPr>
+          <w:fldChar w:fldCharType="begin"/>
+        </w:r>
+        <w:r>
+          <w:rPr>
+            <w:noProof/>
+            <w:webHidden/>
+          </w:rPr>
+          <w:instrText xml:space="preserve"> PAGEREF _Toc228786108 \h </w:instrText>
         </w:r>
         <w:r>
           <w:rPr>
@@ -3448,13 +4220,13 @@
           <w:lang w:eastAsia="en-GB"/>
         </w:rPr>
       </w:pPr>
-      <w:hyperlink w:anchor="_Toc228732799" w:history="1">
+      <w:hyperlink w:anchor="_Toc228786109" w:history="1">
         <w:r>
           <w:rPr>
             <w:rStyle w:val="Hyperlink"/>
             <w:noProof/>
           </w:rPr>
-          <w:t>Figure 7. Soldering Iron Pen</w:t>
+          <w:t>Figure 7. Pi Pico WH</w:t>
         </w:r>
         <w:r>
           <w:rPr>
@@ -3475,217 +4247,7 @@
             <w:noProof/>
             <w:webHidden/>
           </w:rPr>
-          <w:instrText xml:space="preserve"> PAGEREF _Toc228732799 \h </w:instrText>
-        </w:r>
-        <w:r>
-          <w:rPr>
-            <w:noProof/>
-            <w:webHidden/>
-          </w:rPr>
-        </w:r>
-        <w:r>
-          <w:rPr>
-            <w:noProof/>
-            <w:webHidden/>
-          </w:rPr>
-          <w:fldChar w:fldCharType="separate"/>
-        </w:r>
-        <w:r>
-          <w:rPr>
-            <w:noProof/>
-            <w:webHidden/>
-          </w:rPr>
-          <w:t>18</w:t>
-        </w:r>
-        <w:r>
-          <w:rPr>
-            <w:noProof/>
-            <w:webHidden/>
-          </w:rPr>
-          <w:fldChar w:fldCharType="end"/>
-        </w:r>
-      </w:hyperlink>
-    </w:p>
-    <w:p>
-      <w:pPr>
-        <w:pStyle w:val="TableofFigures"/>
-        <w:tabs>
-          <w:tab w:val="right" w:leader="dot" w:pos="8935"/>
-        </w:tabs>
-        <w:rPr>
-          <w:rFonts w:eastAsiaTheme="minorEastAsia"/>
-          <w:noProof/>
-          <w:lang w:eastAsia="en-GB"/>
-        </w:rPr>
-      </w:pPr>
-      <w:hyperlink w:anchor="_Toc228732800" w:history="1">
-        <w:r>
-          <w:rPr>
-            <w:rStyle w:val="Hyperlink"/>
-            <w:noProof/>
-          </w:rPr>
-          <w:t>Figure 8. BreadBoard</w:t>
-        </w:r>
-        <w:r>
-          <w:rPr>
-            <w:noProof/>
-            <w:webHidden/>
-          </w:rPr>
-          <w:tab/>
-        </w:r>
-        <w:r>
-          <w:rPr>
-            <w:noProof/>
-            <w:webHidden/>
-          </w:rPr>
-          <w:fldChar w:fldCharType="begin"/>
-        </w:r>
-        <w:r>
-          <w:rPr>
-            <w:noProof/>
-            <w:webHidden/>
-          </w:rPr>
-          <w:instrText xml:space="preserve"> PAGEREF _Toc228732800 \h </w:instrText>
-        </w:r>
-        <w:r>
-          <w:rPr>
-            <w:noProof/>
-            <w:webHidden/>
-          </w:rPr>
-        </w:r>
-        <w:r>
-          <w:rPr>
-            <w:noProof/>
-            <w:webHidden/>
-          </w:rPr>
-          <w:fldChar w:fldCharType="separate"/>
-        </w:r>
-        <w:r>
-          <w:rPr>
-            <w:noProof/>
-            <w:webHidden/>
-          </w:rPr>
-          <w:t>18</w:t>
-        </w:r>
-        <w:r>
-          <w:rPr>
-            <w:noProof/>
-            <w:webHidden/>
-          </w:rPr>
-          <w:fldChar w:fldCharType="end"/>
-        </w:r>
-      </w:hyperlink>
-    </w:p>
-    <w:p>
-      <w:pPr>
-        <w:pStyle w:val="TableofFigures"/>
-        <w:tabs>
-          <w:tab w:val="right" w:leader="dot" w:pos="8935"/>
-        </w:tabs>
-        <w:rPr>
-          <w:rFonts w:eastAsiaTheme="minorEastAsia"/>
-          <w:noProof/>
-          <w:lang w:eastAsia="en-GB"/>
-        </w:rPr>
-      </w:pPr>
-      <w:hyperlink w:anchor="_Toc228732801" w:history="1">
-        <w:r>
-          <w:rPr>
-            <w:rStyle w:val="Hyperlink"/>
-            <w:noProof/>
-          </w:rPr>
-          <w:t>Figure 9. MPU6050 / Pins</w:t>
-        </w:r>
-        <w:r>
-          <w:rPr>
-            <w:noProof/>
-            <w:webHidden/>
-          </w:rPr>
-          <w:tab/>
-        </w:r>
-        <w:r>
-          <w:rPr>
-            <w:noProof/>
-            <w:webHidden/>
-          </w:rPr>
-          <w:fldChar w:fldCharType="begin"/>
-        </w:r>
-        <w:r>
-          <w:rPr>
-            <w:noProof/>
-            <w:webHidden/>
-          </w:rPr>
-          <w:instrText xml:space="preserve"> PAGEREF _Toc228732801 \h </w:instrText>
-        </w:r>
-        <w:r>
-          <w:rPr>
-            <w:noProof/>
-            <w:webHidden/>
-          </w:rPr>
-        </w:r>
-        <w:r>
-          <w:rPr>
-            <w:noProof/>
-            <w:webHidden/>
-          </w:rPr>
-          <w:fldChar w:fldCharType="separate"/>
-        </w:r>
-        <w:r>
-          <w:rPr>
-            <w:noProof/>
-            <w:webHidden/>
-          </w:rPr>
-          <w:t>18</w:t>
-        </w:r>
-        <w:r>
-          <w:rPr>
-            <w:noProof/>
-            <w:webHidden/>
-          </w:rPr>
-          <w:fldChar w:fldCharType="end"/>
-        </w:r>
-      </w:hyperlink>
-    </w:p>
-    <w:p>
-      <w:pPr>
-        <w:pStyle w:val="TableofFigures"/>
-        <w:tabs>
-          <w:tab w:val="right" w:leader="dot" w:pos="8935"/>
-        </w:tabs>
-        <w:rPr>
-          <w:rFonts w:eastAsiaTheme="minorEastAsia"/>
-          <w:noProof/>
-          <w:lang w:eastAsia="en-GB"/>
-        </w:rPr>
-      </w:pPr>
-      <w:hyperlink w:anchor="_Toc228732802" w:history="1">
-        <w:r>
-          <w:rPr>
-            <w:rStyle w:val="Hyperlink"/>
-            <w:noProof/>
-          </w:rPr>
-          <w:t>Figure 10. 3D Printed Case and Lid</w:t>
-        </w:r>
-        <w:r>
-          <w:rPr>
-            <w:noProof/>
-            <w:webHidden/>
-          </w:rPr>
-          <w:tab/>
-        </w:r>
-        <w:r>
-          <w:rPr>
-            <w:noProof/>
-            <w:webHidden/>
-          </w:rPr>
-          <w:fldChar w:fldCharType="begin"/>
-        </w:r>
-        <w:r>
-          <w:rPr>
-            <w:noProof/>
-            <w:webHidden/>
-          </w:rPr>
-          <w:instrText xml:space="preserve"> PAGEREF _Toc228732802 \h </w:instrText>
+          <w:instrText xml:space="preserve"> PAGEREF _Toc228786109 \h </w:instrText>
         </w:r>
         <w:r>
           <w:rPr>
@@ -3728,13 +4290,13 @@
           <w:lang w:eastAsia="en-GB"/>
         </w:rPr>
       </w:pPr>
-      <w:hyperlink w:anchor="_Toc228732803" w:history="1">
+      <w:hyperlink w:anchor="_Toc228786110" w:history="1">
         <w:r>
           <w:rPr>
             <w:rStyle w:val="Hyperlink"/>
             <w:noProof/>
           </w:rPr>
-          <w:t>Figure 11. Jumper Wires / Buttons</w:t>
+          <w:t>Figure 8. Soldering Iron Pen</w:t>
         </w:r>
         <w:r>
           <w:rPr>
@@ -3755,7 +4317,7 @@
             <w:noProof/>
             <w:webHidden/>
           </w:rPr>
-          <w:instrText xml:space="preserve"> PAGEREF _Toc228732803 \h </w:instrText>
+          <w:instrText xml:space="preserve"> PAGEREF _Toc228786110 \h </w:instrText>
         </w:r>
         <w:r>
           <w:rPr>
@@ -3798,27 +4360,13 @@
           <w:lang w:eastAsia="en-GB"/>
         </w:rPr>
       </w:pPr>
-      <w:hyperlink w:anchor="_Toc228732804" w:history="1">
+      <w:hyperlink w:anchor="_Toc228786111" w:history="1">
         <w:r>
           <w:rPr>
             <w:rStyle w:val="Hyperlink"/>
             <w:noProof/>
           </w:rPr>
-          <w:t>Figure 12. Number of</w:t>
-        </w:r>
-        <w:r>
-          <w:rPr>
-            <w:rStyle w:val="Hyperlink"/>
-            <w:noProof/>
-          </w:rPr>
-          <w:t xml:space="preserve"> </w:t>
-        </w:r>
-        <w:r>
-          <w:rPr>
-            <w:rStyle w:val="Hyperlink"/>
-            <w:noProof/>
-          </w:rPr>
-          <w:t>testers</w:t>
+          <w:t>Figure 9. BreadBoard</w:t>
         </w:r>
         <w:r>
           <w:rPr>
@@ -3839,7 +4387,7 @@
             <w:noProof/>
             <w:webHidden/>
           </w:rPr>
-          <w:instrText xml:space="preserve"> PAGEREF _Toc228732804 \h </w:instrText>
+          <w:instrText xml:space="preserve"> PAGEREF _Toc228786111 \h </w:instrText>
         </w:r>
         <w:r>
           <w:rPr>
@@ -3882,13 +4430,13 @@
           <w:lang w:eastAsia="en-GB"/>
         </w:rPr>
       </w:pPr>
-      <w:hyperlink w:anchor="_Toc228732805" w:history="1">
+      <w:hyperlink w:anchor="_Toc228786112" w:history="1">
         <w:r>
           <w:rPr>
             <w:rStyle w:val="Hyperlink"/>
             <w:noProof/>
           </w:rPr>
-          <w:t>Figure 13. Gantt Chart Project Timeline</w:t>
+          <w:t>Figure 10. MPU6050 / Pins</w:t>
         </w:r>
         <w:r>
           <w:rPr>
@@ -3909,7 +4457,315 @@
             <w:noProof/>
             <w:webHidden/>
           </w:rPr>
-          <w:instrText xml:space="preserve"> PAGEREF _Toc228732805 \h </w:instrText>
+          <w:instrText xml:space="preserve"> PAGEREF _Toc228786112 \h </w:instrText>
+        </w:r>
+        <w:r>
+          <w:rPr>
+            <w:noProof/>
+            <w:webHidden/>
+          </w:rPr>
+        </w:r>
+        <w:r>
+          <w:rPr>
+            <w:noProof/>
+            <w:webHidden/>
+          </w:rPr>
+          <w:fldChar w:fldCharType="separate"/>
+        </w:r>
+        <w:r>
+          <w:rPr>
+            <w:noProof/>
+            <w:webHidden/>
+          </w:rPr>
+          <w:t>20</w:t>
+        </w:r>
+        <w:r>
+          <w:rPr>
+            <w:noProof/>
+            <w:webHidden/>
+          </w:rPr>
+          <w:fldChar w:fldCharType="end"/>
+        </w:r>
+      </w:hyperlink>
+    </w:p>
+    <w:p>
+      <w:pPr>
+        <w:pStyle w:val="TableofFigures"/>
+        <w:tabs>
+          <w:tab w:val="right" w:leader="dot" w:pos="8935"/>
+        </w:tabs>
+        <w:rPr>
+          <w:rFonts w:eastAsiaTheme="minorEastAsia"/>
+          <w:noProof/>
+          <w:lang w:eastAsia="en-GB"/>
+        </w:rPr>
+      </w:pPr>
+      <w:hyperlink w:anchor="_Toc228786113" w:history="1">
+        <w:r>
+          <w:rPr>
+            <w:rStyle w:val="Hyperlink"/>
+            <w:noProof/>
+          </w:rPr>
+          <w:t>Figure 11. 3D Printe</w:t>
+        </w:r>
+        <w:r>
+          <w:rPr>
+            <w:rStyle w:val="Hyperlink"/>
+            <w:noProof/>
+          </w:rPr>
+          <w:t>d</w:t>
+        </w:r>
+        <w:r>
+          <w:rPr>
+            <w:rStyle w:val="Hyperlink"/>
+            <w:noProof/>
+          </w:rPr>
+          <w:t xml:space="preserve"> Case and Lid</w:t>
+        </w:r>
+        <w:r>
+          <w:rPr>
+            <w:noProof/>
+            <w:webHidden/>
+          </w:rPr>
+          <w:tab/>
+        </w:r>
+        <w:r>
+          <w:rPr>
+            <w:noProof/>
+            <w:webHidden/>
+          </w:rPr>
+          <w:fldChar w:fldCharType="begin"/>
+        </w:r>
+        <w:r>
+          <w:rPr>
+            <w:noProof/>
+            <w:webHidden/>
+          </w:rPr>
+          <w:instrText xml:space="preserve"> PAGEREF _Toc228786113 \h </w:instrText>
+        </w:r>
+        <w:r>
+          <w:rPr>
+            <w:noProof/>
+            <w:webHidden/>
+          </w:rPr>
+        </w:r>
+        <w:r>
+          <w:rPr>
+            <w:noProof/>
+            <w:webHidden/>
+          </w:rPr>
+          <w:fldChar w:fldCharType="separate"/>
+        </w:r>
+        <w:r>
+          <w:rPr>
+            <w:noProof/>
+            <w:webHidden/>
+          </w:rPr>
+          <w:t>20</w:t>
+        </w:r>
+        <w:r>
+          <w:rPr>
+            <w:noProof/>
+            <w:webHidden/>
+          </w:rPr>
+          <w:fldChar w:fldCharType="end"/>
+        </w:r>
+      </w:hyperlink>
+    </w:p>
+    <w:p>
+      <w:pPr>
+        <w:pStyle w:val="TableofFigures"/>
+        <w:tabs>
+          <w:tab w:val="right" w:leader="dot" w:pos="8935"/>
+        </w:tabs>
+        <w:rPr>
+          <w:rFonts w:eastAsiaTheme="minorEastAsia"/>
+          <w:noProof/>
+          <w:lang w:eastAsia="en-GB"/>
+        </w:rPr>
+      </w:pPr>
+      <w:hyperlink w:anchor="_Toc228786114" w:history="1">
+        <w:r>
+          <w:rPr>
+            <w:rStyle w:val="Hyperlink"/>
+            <w:noProof/>
+          </w:rPr>
+          <w:t>Figure 12. Jumper Wires / Buttons</w:t>
+        </w:r>
+        <w:r>
+          <w:rPr>
+            <w:noProof/>
+            <w:webHidden/>
+          </w:rPr>
+          <w:tab/>
+        </w:r>
+        <w:r>
+          <w:rPr>
+            <w:noProof/>
+            <w:webHidden/>
+          </w:rPr>
+          <w:fldChar w:fldCharType="begin"/>
+        </w:r>
+        <w:r>
+          <w:rPr>
+            <w:noProof/>
+            <w:webHidden/>
+          </w:rPr>
+          <w:instrText xml:space="preserve"> PAGEREF _Toc228786114 \h </w:instrText>
+        </w:r>
+        <w:r>
+          <w:rPr>
+            <w:noProof/>
+            <w:webHidden/>
+          </w:rPr>
+        </w:r>
+        <w:r>
+          <w:rPr>
+            <w:noProof/>
+            <w:webHidden/>
+          </w:rPr>
+          <w:fldChar w:fldCharType="separate"/>
+        </w:r>
+        <w:r>
+          <w:rPr>
+            <w:noProof/>
+            <w:webHidden/>
+          </w:rPr>
+          <w:t>20</w:t>
+        </w:r>
+        <w:r>
+          <w:rPr>
+            <w:noProof/>
+            <w:webHidden/>
+          </w:rPr>
+          <w:fldChar w:fldCharType="end"/>
+        </w:r>
+      </w:hyperlink>
+    </w:p>
+    <w:p>
+      <w:pPr>
+        <w:pStyle w:val="TableofFigures"/>
+        <w:tabs>
+          <w:tab w:val="right" w:leader="dot" w:pos="8935"/>
+        </w:tabs>
+        <w:rPr>
+          <w:rFonts w:eastAsiaTheme="minorEastAsia"/>
+          <w:noProof/>
+          <w:lang w:eastAsia="en-GB"/>
+        </w:rPr>
+      </w:pPr>
+      <w:hyperlink w:anchor="_Toc228786115" w:history="1">
+        <w:r>
+          <w:rPr>
+            <w:rStyle w:val="Hyperlink"/>
+            <w:noProof/>
+          </w:rPr>
+          <w:t>Figure 13. Num</w:t>
+        </w:r>
+        <w:r>
+          <w:rPr>
+            <w:rStyle w:val="Hyperlink"/>
+            <w:noProof/>
+          </w:rPr>
+          <w:t>b</w:t>
+        </w:r>
+        <w:r>
+          <w:rPr>
+            <w:rStyle w:val="Hyperlink"/>
+            <w:noProof/>
+          </w:rPr>
+          <w:t>er of testers</w:t>
+        </w:r>
+        <w:r>
+          <w:rPr>
+            <w:noProof/>
+            <w:webHidden/>
+          </w:rPr>
+          <w:tab/>
+        </w:r>
+        <w:r>
+          <w:rPr>
+            <w:noProof/>
+            <w:webHidden/>
+          </w:rPr>
+          <w:fldChar w:fldCharType="begin"/>
+        </w:r>
+        <w:r>
+          <w:rPr>
+            <w:noProof/>
+            <w:webHidden/>
+          </w:rPr>
+          <w:instrText xml:space="preserve"> PAGEREF _Toc228786115 \h </w:instrText>
+        </w:r>
+        <w:r>
+          <w:rPr>
+            <w:noProof/>
+            <w:webHidden/>
+          </w:rPr>
+        </w:r>
+        <w:r>
+          <w:rPr>
+            <w:noProof/>
+            <w:webHidden/>
+          </w:rPr>
+          <w:fldChar w:fldCharType="separate"/>
+        </w:r>
+        <w:r>
+          <w:rPr>
+            <w:noProof/>
+            <w:webHidden/>
+          </w:rPr>
+          <w:t>21</w:t>
+        </w:r>
+        <w:r>
+          <w:rPr>
+            <w:noProof/>
+            <w:webHidden/>
+          </w:rPr>
+          <w:fldChar w:fldCharType="end"/>
+        </w:r>
+      </w:hyperlink>
+    </w:p>
+    <w:p>
+      <w:pPr>
+        <w:pStyle w:val="TableofFigures"/>
+        <w:tabs>
+          <w:tab w:val="right" w:leader="dot" w:pos="8935"/>
+        </w:tabs>
+        <w:rPr>
+          <w:rFonts w:eastAsiaTheme="minorEastAsia"/>
+          <w:noProof/>
+          <w:lang w:eastAsia="en-GB"/>
+        </w:rPr>
+      </w:pPr>
+      <w:hyperlink w:anchor="_Toc228786116" w:history="1">
+        <w:r>
+          <w:rPr>
+            <w:rStyle w:val="Hyperlink"/>
+            <w:noProof/>
+          </w:rPr>
+          <w:t>Figure 14. Would they use the controller Question</w:t>
+        </w:r>
+        <w:r>
+          <w:rPr>
+            <w:noProof/>
+            <w:webHidden/>
+          </w:rPr>
+          <w:tab/>
+        </w:r>
+        <w:r>
+          <w:rPr>
+            <w:noProof/>
+            <w:webHidden/>
+          </w:rPr>
+          <w:fldChar w:fldCharType="begin"/>
+        </w:r>
+        <w:r>
+          <w:rPr>
+            <w:noProof/>
+            <w:webHidden/>
+          </w:rPr>
+          <w:instrText xml:space="preserve"> PAGEREF _Toc228786116 \h </w:instrText>
         </w:r>
         <w:r>
           <w:rPr>
@@ -3942,6 +4798,496 @@
     </w:p>
     <w:p>
       <w:pPr>
+        <w:pStyle w:val="TableofFigures"/>
+        <w:tabs>
+          <w:tab w:val="right" w:leader="dot" w:pos="8935"/>
+        </w:tabs>
+        <w:rPr>
+          <w:rFonts w:eastAsiaTheme="minorEastAsia"/>
+          <w:noProof/>
+          <w:lang w:eastAsia="en-GB"/>
+        </w:rPr>
+      </w:pPr>
+      <w:hyperlink w:anchor="_Toc228786117" w:history="1">
+        <w:r>
+          <w:rPr>
+            <w:rStyle w:val="Hyperlink"/>
+            <w:noProof/>
+          </w:rPr>
+          <w:t>Figure 15. Controller Feel Question</w:t>
+        </w:r>
+        <w:r>
+          <w:rPr>
+            <w:noProof/>
+            <w:webHidden/>
+          </w:rPr>
+          <w:tab/>
+        </w:r>
+        <w:r>
+          <w:rPr>
+            <w:noProof/>
+            <w:webHidden/>
+          </w:rPr>
+          <w:fldChar w:fldCharType="begin"/>
+        </w:r>
+        <w:r>
+          <w:rPr>
+            <w:noProof/>
+            <w:webHidden/>
+          </w:rPr>
+          <w:instrText xml:space="preserve"> PAGEREF _Toc228786117 \h </w:instrText>
+        </w:r>
+        <w:r>
+          <w:rPr>
+            <w:noProof/>
+            <w:webHidden/>
+          </w:rPr>
+        </w:r>
+        <w:r>
+          <w:rPr>
+            <w:noProof/>
+            <w:webHidden/>
+          </w:rPr>
+          <w:fldChar w:fldCharType="separate"/>
+        </w:r>
+        <w:r>
+          <w:rPr>
+            <w:noProof/>
+            <w:webHidden/>
+          </w:rPr>
+          <w:t>22</w:t>
+        </w:r>
+        <w:r>
+          <w:rPr>
+            <w:noProof/>
+            <w:webHidden/>
+          </w:rPr>
+          <w:fldChar w:fldCharType="end"/>
+        </w:r>
+      </w:hyperlink>
+    </w:p>
+    <w:p>
+      <w:pPr>
+        <w:pStyle w:val="TableofFigures"/>
+        <w:tabs>
+          <w:tab w:val="right" w:leader="dot" w:pos="8935"/>
+        </w:tabs>
+        <w:rPr>
+          <w:rFonts w:eastAsiaTheme="minorEastAsia"/>
+          <w:noProof/>
+          <w:lang w:eastAsia="en-GB"/>
+        </w:rPr>
+      </w:pPr>
+      <w:hyperlink w:anchor="_Toc228786118" w:history="1">
+        <w:r>
+          <w:rPr>
+            <w:rStyle w:val="Hyperlink"/>
+            <w:noProof/>
+          </w:rPr>
+          <w:t>Figure 16. Controller Responses</w:t>
+        </w:r>
+        <w:r>
+          <w:rPr>
+            <w:noProof/>
+            <w:webHidden/>
+          </w:rPr>
+          <w:tab/>
+        </w:r>
+        <w:r>
+          <w:rPr>
+            <w:noProof/>
+            <w:webHidden/>
+          </w:rPr>
+          <w:fldChar w:fldCharType="begin"/>
+        </w:r>
+        <w:r>
+          <w:rPr>
+            <w:noProof/>
+            <w:webHidden/>
+          </w:rPr>
+          <w:instrText xml:space="preserve"> PAGEREF _Toc228786118 \h </w:instrText>
+        </w:r>
+        <w:r>
+          <w:rPr>
+            <w:noProof/>
+            <w:webHidden/>
+          </w:rPr>
+        </w:r>
+        <w:r>
+          <w:rPr>
+            <w:noProof/>
+            <w:webHidden/>
+          </w:rPr>
+          <w:fldChar w:fldCharType="separate"/>
+        </w:r>
+        <w:r>
+          <w:rPr>
+            <w:noProof/>
+            <w:webHidden/>
+          </w:rPr>
+          <w:t>23</w:t>
+        </w:r>
+        <w:r>
+          <w:rPr>
+            <w:noProof/>
+            <w:webHidden/>
+          </w:rPr>
+          <w:fldChar w:fldCharType="end"/>
+        </w:r>
+      </w:hyperlink>
+    </w:p>
+    <w:p>
+      <w:pPr>
+        <w:pStyle w:val="TableofFigures"/>
+        <w:tabs>
+          <w:tab w:val="right" w:leader="dot" w:pos="8935"/>
+        </w:tabs>
+        <w:rPr>
+          <w:rFonts w:eastAsiaTheme="minorEastAsia"/>
+          <w:noProof/>
+          <w:lang w:eastAsia="en-GB"/>
+        </w:rPr>
+      </w:pPr>
+      <w:hyperlink w:anchor="_Toc228786119" w:history="1">
+        <w:r>
+          <w:rPr>
+            <w:rStyle w:val="Hyperlink"/>
+            <w:noProof/>
+          </w:rPr>
+          <w:t>Figure 17. Controller Improvements</w:t>
+        </w:r>
+        <w:r>
+          <w:rPr>
+            <w:noProof/>
+            <w:webHidden/>
+          </w:rPr>
+          <w:tab/>
+        </w:r>
+        <w:r>
+          <w:rPr>
+            <w:noProof/>
+            <w:webHidden/>
+          </w:rPr>
+          <w:fldChar w:fldCharType="begin"/>
+        </w:r>
+        <w:r>
+          <w:rPr>
+            <w:noProof/>
+            <w:webHidden/>
+          </w:rPr>
+          <w:instrText xml:space="preserve"> PAGEREF _Toc228786119 \h </w:instrText>
+        </w:r>
+        <w:r>
+          <w:rPr>
+            <w:noProof/>
+            <w:webHidden/>
+          </w:rPr>
+        </w:r>
+        <w:r>
+          <w:rPr>
+            <w:noProof/>
+            <w:webHidden/>
+          </w:rPr>
+          <w:fldChar w:fldCharType="separate"/>
+        </w:r>
+        <w:r>
+          <w:rPr>
+            <w:noProof/>
+            <w:webHidden/>
+          </w:rPr>
+          <w:t>23</w:t>
+        </w:r>
+        <w:r>
+          <w:rPr>
+            <w:noProof/>
+            <w:webHidden/>
+          </w:rPr>
+          <w:fldChar w:fldCharType="end"/>
+        </w:r>
+      </w:hyperlink>
+    </w:p>
+    <w:p>
+      <w:pPr>
+        <w:pStyle w:val="TableofFigures"/>
+        <w:tabs>
+          <w:tab w:val="right" w:leader="dot" w:pos="8935"/>
+        </w:tabs>
+        <w:rPr>
+          <w:rFonts w:eastAsiaTheme="minorEastAsia"/>
+          <w:noProof/>
+          <w:lang w:eastAsia="en-GB"/>
+        </w:rPr>
+      </w:pPr>
+      <w:hyperlink w:anchor="_Toc228786120" w:history="1">
+        <w:r>
+          <w:rPr>
+            <w:rStyle w:val="Hyperlink"/>
+            <w:noProof/>
+          </w:rPr>
+          <w:t>Figure 18. Design of the controller</w:t>
+        </w:r>
+        <w:r>
+          <w:rPr>
+            <w:noProof/>
+            <w:webHidden/>
+          </w:rPr>
+          <w:tab/>
+        </w:r>
+        <w:r>
+          <w:rPr>
+            <w:noProof/>
+            <w:webHidden/>
+          </w:rPr>
+          <w:fldChar w:fldCharType="begin"/>
+        </w:r>
+        <w:r>
+          <w:rPr>
+            <w:noProof/>
+            <w:webHidden/>
+          </w:rPr>
+          <w:instrText xml:space="preserve"> PAGEREF _Toc228786120 \h </w:instrText>
+        </w:r>
+        <w:r>
+          <w:rPr>
+            <w:noProof/>
+            <w:webHidden/>
+          </w:rPr>
+        </w:r>
+        <w:r>
+          <w:rPr>
+            <w:noProof/>
+            <w:webHidden/>
+          </w:rPr>
+          <w:fldChar w:fldCharType="separate"/>
+        </w:r>
+        <w:r>
+          <w:rPr>
+            <w:noProof/>
+            <w:webHidden/>
+          </w:rPr>
+          <w:t>24</w:t>
+        </w:r>
+        <w:r>
+          <w:rPr>
+            <w:noProof/>
+            <w:webHidden/>
+          </w:rPr>
+          <w:fldChar w:fldCharType="end"/>
+        </w:r>
+      </w:hyperlink>
+    </w:p>
+    <w:p>
+      <w:pPr>
+        <w:pStyle w:val="TableofFigures"/>
+        <w:tabs>
+          <w:tab w:val="right" w:leader="dot" w:pos="8935"/>
+        </w:tabs>
+        <w:rPr>
+          <w:rFonts w:eastAsiaTheme="minorEastAsia"/>
+          <w:noProof/>
+          <w:lang w:eastAsia="en-GB"/>
+        </w:rPr>
+      </w:pPr>
+      <w:hyperlink w:anchor="_Toc228786121" w:history="1">
+        <w:r>
+          <w:rPr>
+            <w:rStyle w:val="Hyperlink"/>
+            <w:noProof/>
+          </w:rPr>
+          <w:t>Figure 19. Immersion Question</w:t>
+        </w:r>
+        <w:r>
+          <w:rPr>
+            <w:noProof/>
+            <w:webHidden/>
+          </w:rPr>
+          <w:tab/>
+        </w:r>
+        <w:r>
+          <w:rPr>
+            <w:noProof/>
+            <w:webHidden/>
+          </w:rPr>
+          <w:fldChar w:fldCharType="begin"/>
+        </w:r>
+        <w:r>
+          <w:rPr>
+            <w:noProof/>
+            <w:webHidden/>
+          </w:rPr>
+          <w:instrText xml:space="preserve"> PAGEREF _Toc228786121 \h </w:instrText>
+        </w:r>
+        <w:r>
+          <w:rPr>
+            <w:noProof/>
+            <w:webHidden/>
+          </w:rPr>
+        </w:r>
+        <w:r>
+          <w:rPr>
+            <w:noProof/>
+            <w:webHidden/>
+          </w:rPr>
+          <w:fldChar w:fldCharType="separate"/>
+        </w:r>
+        <w:r>
+          <w:rPr>
+            <w:noProof/>
+            <w:webHidden/>
+          </w:rPr>
+          <w:t>24</w:t>
+        </w:r>
+        <w:r>
+          <w:rPr>
+            <w:noProof/>
+            <w:webHidden/>
+          </w:rPr>
+          <w:fldChar w:fldCharType="end"/>
+        </w:r>
+      </w:hyperlink>
+    </w:p>
+    <w:p>
+      <w:pPr>
+        <w:pStyle w:val="TableofFigures"/>
+        <w:tabs>
+          <w:tab w:val="right" w:leader="dot" w:pos="8935"/>
+        </w:tabs>
+        <w:rPr>
+          <w:rFonts w:eastAsiaTheme="minorEastAsia"/>
+          <w:noProof/>
+          <w:lang w:eastAsia="en-GB"/>
+        </w:rPr>
+      </w:pPr>
+      <w:hyperlink w:anchor="_Toc228786122" w:history="1">
+        <w:r>
+          <w:rPr>
+            <w:rStyle w:val="Hyperlink"/>
+            <w:noProof/>
+          </w:rPr>
+          <w:t>Figure 20. Experience and Exploring Questions</w:t>
+        </w:r>
+        <w:r>
+          <w:rPr>
+            <w:noProof/>
+            <w:webHidden/>
+          </w:rPr>
+          <w:tab/>
+        </w:r>
+        <w:r>
+          <w:rPr>
+            <w:noProof/>
+            <w:webHidden/>
+          </w:rPr>
+          <w:fldChar w:fldCharType="begin"/>
+        </w:r>
+        <w:r>
+          <w:rPr>
+            <w:noProof/>
+            <w:webHidden/>
+          </w:rPr>
+          <w:instrText xml:space="preserve"> PAGEREF _Toc228786122 \h </w:instrText>
+        </w:r>
+        <w:r>
+          <w:rPr>
+            <w:noProof/>
+            <w:webHidden/>
+          </w:rPr>
+        </w:r>
+        <w:r>
+          <w:rPr>
+            <w:noProof/>
+            <w:webHidden/>
+          </w:rPr>
+          <w:fldChar w:fldCharType="separate"/>
+        </w:r>
+        <w:r>
+          <w:rPr>
+            <w:noProof/>
+            <w:webHidden/>
+          </w:rPr>
+          <w:t>25</w:t>
+        </w:r>
+        <w:r>
+          <w:rPr>
+            <w:noProof/>
+            <w:webHidden/>
+          </w:rPr>
+          <w:fldChar w:fldCharType="end"/>
+        </w:r>
+      </w:hyperlink>
+    </w:p>
+    <w:p>
+      <w:pPr>
+        <w:pStyle w:val="TableofFigures"/>
+        <w:tabs>
+          <w:tab w:val="right" w:leader="dot" w:pos="8935"/>
+        </w:tabs>
+        <w:rPr>
+          <w:rFonts w:eastAsiaTheme="minorEastAsia"/>
+          <w:noProof/>
+          <w:lang w:eastAsia="en-GB"/>
+        </w:rPr>
+      </w:pPr>
+      <w:hyperlink w:anchor="_Toc228786123" w:history="1">
+        <w:r>
+          <w:rPr>
+            <w:rStyle w:val="Hyperlink"/>
+            <w:noProof/>
+          </w:rPr>
+          <w:t>Figure 21. Gantt Chart Project Timeline</w:t>
+        </w:r>
+        <w:r>
+          <w:rPr>
+            <w:noProof/>
+            <w:webHidden/>
+          </w:rPr>
+          <w:tab/>
+        </w:r>
+        <w:r>
+          <w:rPr>
+            <w:noProof/>
+            <w:webHidden/>
+          </w:rPr>
+          <w:fldChar w:fldCharType="begin"/>
+        </w:r>
+        <w:r>
+          <w:rPr>
+            <w:noProof/>
+            <w:webHidden/>
+          </w:rPr>
+          <w:instrText xml:space="preserve"> PAGEREF _Toc228786123 \h </w:instrText>
+        </w:r>
+        <w:r>
+          <w:rPr>
+            <w:noProof/>
+            <w:webHidden/>
+          </w:rPr>
+        </w:r>
+        <w:r>
+          <w:rPr>
+            <w:noProof/>
+            <w:webHidden/>
+          </w:rPr>
+          <w:fldChar w:fldCharType="separate"/>
+        </w:r>
+        <w:r>
+          <w:rPr>
+            <w:noProof/>
+            <w:webHidden/>
+          </w:rPr>
+          <w:t>28</w:t>
+        </w:r>
+        <w:r>
+          <w:rPr>
+            <w:noProof/>
+            <w:webHidden/>
+          </w:rPr>
+          <w:fldChar w:fldCharType="end"/>
+        </w:r>
+      </w:hyperlink>
+    </w:p>
+    <w:p>
+      <w:pPr>
         <w:rPr>
           <w:rFonts w:ascii="Arial" w:hAnsi="Arial" w:cs="Arial"/>
           <w:b/>
@@ -3969,6 +5315,7 @@
           <w:szCs w:val="32"/>
         </w:rPr>
       </w:pPr>
+      <w:bookmarkStart w:id="8" w:name="_Toc228786125"/>
       <w:r>
         <w:rPr>
           <w:sz w:val="32"/>
@@ -3976,6 +5323,7 @@
         </w:rPr>
         <w:t>List of Tables</w:t>
       </w:r>
+      <w:bookmarkEnd w:id="8"/>
     </w:p>
     <w:p>
       <w:pPr>
@@ -4019,7 +5367,7 @@
         </w:rPr>
         <w:fldChar w:fldCharType="separate"/>
       </w:r>
-      <w:hyperlink w:anchor="_Toc228626371" w:history="1">
+      <w:hyperlink w:anchor="_Toc228786098" w:history="1">
         <w:r>
           <w:rPr>
             <w:rStyle w:val="Hyperlink"/>
@@ -4046,77 +5394,7 @@
             <w:noProof/>
             <w:webHidden/>
           </w:rPr>
-          <w:instrText xml:space="preserve"> PAGEREF _Toc228626371 \h </w:instrText>
-        </w:r>
-        <w:r>
-          <w:rPr>
-            <w:noProof/>
-            <w:webHidden/>
-          </w:rPr>
-        </w:r>
-        <w:r>
-          <w:rPr>
-            <w:noProof/>
-            <w:webHidden/>
-          </w:rPr>
-          <w:fldChar w:fldCharType="separate"/>
-        </w:r>
-        <w:r>
-          <w:rPr>
-            <w:noProof/>
-            <w:webHidden/>
-          </w:rPr>
-          <w:t>12</w:t>
-        </w:r>
-        <w:r>
-          <w:rPr>
-            <w:noProof/>
-            <w:webHidden/>
-          </w:rPr>
-          <w:fldChar w:fldCharType="end"/>
-        </w:r>
-      </w:hyperlink>
-    </w:p>
-    <w:p>
-      <w:pPr>
-        <w:pStyle w:val="TableofFigures"/>
-        <w:tabs>
-          <w:tab w:val="right" w:leader="dot" w:pos="8935"/>
-        </w:tabs>
-        <w:rPr>
-          <w:rFonts w:eastAsiaTheme="minorEastAsia"/>
-          <w:noProof/>
-          <w:lang w:eastAsia="en-GB"/>
-        </w:rPr>
-      </w:pPr>
-      <w:hyperlink w:anchor="_Toc228626372" w:history="1">
-        <w:r>
-          <w:rPr>
-            <w:rStyle w:val="Hyperlink"/>
-            <w:noProof/>
-          </w:rPr>
-          <w:t>Table 2. Key Components</w:t>
-        </w:r>
-        <w:r>
-          <w:rPr>
-            <w:noProof/>
-            <w:webHidden/>
-          </w:rPr>
-          <w:tab/>
-        </w:r>
-        <w:r>
-          <w:rPr>
-            <w:noProof/>
-            <w:webHidden/>
-          </w:rPr>
-          <w:fldChar w:fldCharType="begin"/>
-        </w:r>
-        <w:r>
-          <w:rPr>
-            <w:noProof/>
-            <w:webHidden/>
-          </w:rPr>
-          <w:instrText xml:space="preserve"> PAGEREF _Toc228626372 \h </w:instrText>
+          <w:instrText xml:space="preserve"> PAGEREF _Toc228786098 \h </w:instrText>
         </w:r>
         <w:r>
           <w:rPr>
@@ -4159,7 +5437,77 @@
           <w:lang w:eastAsia="en-GB"/>
         </w:rPr>
       </w:pPr>
-      <w:hyperlink w:anchor="_Toc228626373" w:history="1">
+      <w:hyperlink w:anchor="_Toc228786099" w:history="1">
+        <w:r>
+          <w:rPr>
+            <w:rStyle w:val="Hyperlink"/>
+            <w:noProof/>
+          </w:rPr>
+          <w:t>Table 2. Key Components</w:t>
+        </w:r>
+        <w:r>
+          <w:rPr>
+            <w:noProof/>
+            <w:webHidden/>
+          </w:rPr>
+          <w:tab/>
+        </w:r>
+        <w:r>
+          <w:rPr>
+            <w:noProof/>
+            <w:webHidden/>
+          </w:rPr>
+          <w:fldChar w:fldCharType="begin"/>
+        </w:r>
+        <w:r>
+          <w:rPr>
+            <w:noProof/>
+            <w:webHidden/>
+          </w:rPr>
+          <w:instrText xml:space="preserve"> PAGEREF _Toc228786099 \h </w:instrText>
+        </w:r>
+        <w:r>
+          <w:rPr>
+            <w:noProof/>
+            <w:webHidden/>
+          </w:rPr>
+        </w:r>
+        <w:r>
+          <w:rPr>
+            <w:noProof/>
+            <w:webHidden/>
+          </w:rPr>
+          <w:fldChar w:fldCharType="separate"/>
+        </w:r>
+        <w:r>
+          <w:rPr>
+            <w:noProof/>
+            <w:webHidden/>
+          </w:rPr>
+          <w:t>14</w:t>
+        </w:r>
+        <w:r>
+          <w:rPr>
+            <w:noProof/>
+            <w:webHidden/>
+          </w:rPr>
+          <w:fldChar w:fldCharType="end"/>
+        </w:r>
+      </w:hyperlink>
+    </w:p>
+    <w:p>
+      <w:pPr>
+        <w:pStyle w:val="TableofFigures"/>
+        <w:tabs>
+          <w:tab w:val="right" w:leader="dot" w:pos="8935"/>
+        </w:tabs>
+        <w:rPr>
+          <w:rFonts w:eastAsiaTheme="minorEastAsia"/>
+          <w:noProof/>
+          <w:lang w:eastAsia="en-GB"/>
+        </w:rPr>
+      </w:pPr>
+      <w:hyperlink w:anchor="_Toc228786100" w:history="1">
         <w:r>
           <w:rPr>
             <w:rStyle w:val="Hyperlink"/>
@@ -4186,7 +5534,7 @@
             <w:noProof/>
             <w:webHidden/>
           </w:rPr>
-          <w:instrText xml:space="preserve"> PAGEREF _Toc228626373 \h </w:instrText>
+          <w:instrText xml:space="preserve"> PAGEREF _Toc228786100 \h </w:instrText>
         </w:r>
         <w:r>
           <w:rPr>
@@ -4206,7 +5554,7 @@
             <w:noProof/>
             <w:webHidden/>
           </w:rPr>
-          <w:t>13</w:t>
+          <w:t>14</w:t>
         </w:r>
         <w:r>
           <w:rPr>
@@ -4219,6 +5567,76 @@
     </w:p>
     <w:p>
       <w:pPr>
+        <w:pStyle w:val="TableofFigures"/>
+        <w:tabs>
+          <w:tab w:val="right" w:leader="dot" w:pos="8935"/>
+        </w:tabs>
+        <w:rPr>
+          <w:rFonts w:eastAsiaTheme="minorEastAsia"/>
+          <w:noProof/>
+          <w:lang w:eastAsia="en-GB"/>
+        </w:rPr>
+      </w:pPr>
+      <w:hyperlink w:anchor="_Toc228786101" w:history="1">
+        <w:r>
+          <w:rPr>
+            <w:rStyle w:val="Hyperlink"/>
+            <w:noProof/>
+          </w:rPr>
+          <w:t>Table 4. Risk Assessment and Mitigation</w:t>
+        </w:r>
+        <w:r>
+          <w:rPr>
+            <w:noProof/>
+            <w:webHidden/>
+          </w:rPr>
+          <w:tab/>
+        </w:r>
+        <w:r>
+          <w:rPr>
+            <w:noProof/>
+            <w:webHidden/>
+          </w:rPr>
+          <w:fldChar w:fldCharType="begin"/>
+        </w:r>
+        <w:r>
+          <w:rPr>
+            <w:noProof/>
+            <w:webHidden/>
+          </w:rPr>
+          <w:instrText xml:space="preserve"> PAGEREF _Toc228786101 \h </w:instrText>
+        </w:r>
+        <w:r>
+          <w:rPr>
+            <w:noProof/>
+            <w:webHidden/>
+          </w:rPr>
+        </w:r>
+        <w:r>
+          <w:rPr>
+            <w:noProof/>
+            <w:webHidden/>
+          </w:rPr>
+          <w:fldChar w:fldCharType="separate"/>
+        </w:r>
+        <w:r>
+          <w:rPr>
+            <w:noProof/>
+            <w:webHidden/>
+          </w:rPr>
+          <w:t>29</w:t>
+        </w:r>
+        <w:r>
+          <w:rPr>
+            <w:noProof/>
+            <w:webHidden/>
+          </w:rPr>
+          <w:fldChar w:fldCharType="end"/>
+        </w:r>
+      </w:hyperlink>
+    </w:p>
+    <w:p>
+      <w:pPr>
         <w:rPr>
           <w:rFonts w:ascii="Arial" w:hAnsi="Arial" w:cs="Arial"/>
           <w:b/>
@@ -4246,8 +5664,22 @@
           <w:szCs w:val="32"/>
         </w:rPr>
       </w:pPr>
-      <w:bookmarkStart w:id="7" w:name="_Toc228442226"/>
-    </w:p>
+    </w:p>
+    <w:p/>
+    <w:p/>
+    <w:p/>
+    <w:p/>
+    <w:p/>
+    <w:p/>
+    <w:p/>
+    <w:p/>
+    <w:p/>
+    <w:p/>
+    <w:p/>
+    <w:p/>
+    <w:p/>
+    <w:p/>
+    <w:p/>
     <w:p>
       <w:pPr>
         <w:pStyle w:val="Heading1"/>
@@ -4256,6 +5688,7 @@
           <w:szCs w:val="32"/>
         </w:rPr>
       </w:pPr>
+      <w:bookmarkStart w:id="9" w:name="_Toc228786126"/>
       <w:r>
         <w:rPr>
           <w:sz w:val="32"/>
@@ -4270,7 +5703,7 @@
         </w:rPr>
         <w:t>Introduction and Context</w:t>
       </w:r>
-      <w:bookmarkEnd w:id="7"/>
+      <w:bookmarkEnd w:id="9"/>
     </w:p>
     <w:p>
       <w:pPr>
@@ -4359,7 +5792,7 @@
           <w:szCs w:val="32"/>
         </w:rPr>
       </w:pPr>
-      <w:bookmarkStart w:id="8" w:name="_Toc228442227"/>
+      <w:bookmarkStart w:id="10" w:name="_Toc228786127"/>
       <w:r>
         <w:rPr>
           <w:sz w:val="32"/>
@@ -4381,7 +5814,7 @@
         </w:rPr>
         <w:t xml:space="preserve"> Problem Statement</w:t>
       </w:r>
-      <w:bookmarkEnd w:id="8"/>
+      <w:bookmarkEnd w:id="10"/>
     </w:p>
     <w:p>
       <w:r>
@@ -4530,7 +5963,14 @@
         <w:rPr>
           <w:rFonts w:ascii="Arial" w:hAnsi="Arial" w:cs="Arial"/>
         </w:rPr>
-        <w:t>feed into the needs of the consumers that can support a wider range of players while still maintaining effective gameplay interaction</w:t>
+        <w:t xml:space="preserve">feed into the needs of the consumers that can support a wider range of players while still maintaining effective </w:t>
+      </w:r>
+      <w:r>
+        <w:rPr>
+          <w:rFonts w:ascii="Arial" w:hAnsi="Arial" w:cs="Arial"/>
+        </w:rPr>
+        <w:lastRenderedPageBreak/>
+        <w:t>gameplay interaction</w:t>
       </w:r>
       <w:r>
         <w:rPr>
@@ -4542,14 +5982,7 @@
         <w:rPr>
           <w:rFonts w:ascii="Arial" w:hAnsi="Arial" w:cs="Arial"/>
         </w:rPr>
-        <w:t xml:space="preserve">This project aims to study and address the issue by </w:t>
-      </w:r>
-      <w:r>
-        <w:rPr>
-          <w:rFonts w:ascii="Arial" w:hAnsi="Arial" w:cs="Arial"/>
-        </w:rPr>
-        <w:lastRenderedPageBreak/>
-        <w:t>developing a custom controller that will be designed along with a game environment, enabling a more interactive and integrated player experience.</w:t>
+        <w:t>This project aims to study and address the issue by developing a custom controller that will be designed along with a game environment, enabling a more interactive and integrated player experience.</w:t>
       </w:r>
     </w:p>
     <w:p>
@@ -4560,7 +5993,7 @@
           <w:szCs w:val="32"/>
         </w:rPr>
       </w:pPr>
-      <w:bookmarkStart w:id="9" w:name="_Toc228442228"/>
+      <w:bookmarkStart w:id="11" w:name="_Toc228786128"/>
       <w:r>
         <w:rPr>
           <w:sz w:val="32"/>
@@ -4568,17 +6001,17 @@
         </w:rPr>
         <w:t>2.0 Review of Existing Knowledge</w:t>
       </w:r>
-      <w:bookmarkEnd w:id="9"/>
+      <w:bookmarkEnd w:id="11"/>
     </w:p>
     <w:p>
       <w:pPr>
         <w:pStyle w:val="Heading2"/>
       </w:pPr>
-      <w:bookmarkStart w:id="10" w:name="_Toc228442229"/>
+      <w:bookmarkStart w:id="12" w:name="_Toc228786129"/>
       <w:r>
         <w:t>Technical Development</w:t>
       </w:r>
-      <w:bookmarkEnd w:id="10"/>
+      <w:bookmarkEnd w:id="12"/>
     </w:p>
     <w:p>
       <w:pPr>
@@ -4792,11 +6225,11 @@
       <w:pPr>
         <w:pStyle w:val="Heading2"/>
       </w:pPr>
-      <w:bookmarkStart w:id="11" w:name="_Toc228442230"/>
+      <w:bookmarkStart w:id="13" w:name="_Toc228786130"/>
       <w:r>
         <w:t>Immersion</w:t>
       </w:r>
-      <w:bookmarkEnd w:id="11"/>
+      <w:bookmarkEnd w:id="13"/>
     </w:p>
     <w:p>
       <w:pPr>
@@ -5016,11 +6449,11 @@
       <w:pPr>
         <w:pStyle w:val="Heading2"/>
       </w:pPr>
-      <w:bookmarkStart w:id="12" w:name="_Toc228442231"/>
+      <w:bookmarkStart w:id="14" w:name="_Toc228786131"/>
       <w:r>
         <w:t>Alternative Game Controllers</w:t>
       </w:r>
-      <w:bookmarkEnd w:id="12"/>
+      <w:bookmarkEnd w:id="14"/>
     </w:p>
     <w:p>
       <w:pPr>
@@ -5396,19 +6829,22 @@
         <w:t>. These</w:t>
       </w:r>
       <w:r>
-        <w:t xml:space="preserve"> are aspects that a lot of game studios have in mind when developing their games. There is also the physical form equipment that contributes to these forms of immersion for players, and one of the most important aspects is the input system that allows players to be immersed in the games they play. Having a comfortable controller is just as important as being able to play the game.</w:t>
+        <w:t xml:space="preserve"> are aspects that a lot of game studios have in mind when developing their games. There is also the physical form equipment that contributes to these forms of immersion for players, and one of the most important aspects is the input system that allows players to be immersed in the games they play. Having a comfortable controller is </w:t>
+      </w:r>
+      <w:r>
+        <w:lastRenderedPageBreak/>
+        <w:t>just as important as being able to play the game.</w:t>
       </w:r>
     </w:p>
     <w:p>
       <w:pPr>
         <w:pStyle w:val="Heading2"/>
       </w:pPr>
-      <w:bookmarkStart w:id="13" w:name="_Toc228442232"/>
-      <w:r>
-        <w:lastRenderedPageBreak/>
+      <w:bookmarkStart w:id="15" w:name="_Toc228786132"/>
+      <w:r>
         <w:t>Accessibility</w:t>
       </w:r>
-      <w:bookmarkEnd w:id="13"/>
+      <w:bookmarkEnd w:id="15"/>
     </w:p>
     <w:p>
       <w:pPr>
@@ -5461,7 +6897,7 @@
           <w:szCs w:val="32"/>
         </w:rPr>
       </w:pPr>
-      <w:bookmarkStart w:id="14" w:name="_Toc228442233"/>
+      <w:bookmarkStart w:id="16" w:name="_Toc228786133"/>
       <w:r>
         <w:rPr>
           <w:sz w:val="32"/>
@@ -5483,7 +6919,7 @@
         </w:rPr>
         <w:t xml:space="preserve"> Critical Analysis and Gap Identification</w:t>
       </w:r>
-      <w:bookmarkEnd w:id="14"/>
+      <w:bookmarkEnd w:id="16"/>
     </w:p>
     <w:p>
       <w:pPr>
@@ -6820,7 +8256,7 @@
           <w:szCs w:val="32"/>
         </w:rPr>
       </w:pPr>
-      <w:bookmarkStart w:id="15" w:name="_Toc228442234"/>
+      <w:bookmarkStart w:id="17" w:name="_Toc228786134"/>
       <w:r>
         <w:rPr>
           <w:sz w:val="32"/>
@@ -6842,7 +8278,7 @@
         </w:rPr>
         <w:t xml:space="preserve"> Project Justification</w:t>
       </w:r>
-      <w:bookmarkEnd w:id="15"/>
+      <w:bookmarkEnd w:id="17"/>
     </w:p>
     <w:p>
       <w:pPr>
@@ -7335,7 +8771,7 @@
           <w:szCs w:val="32"/>
         </w:rPr>
       </w:pPr>
-      <w:bookmarkStart w:id="16" w:name="_Toc228442235"/>
+      <w:bookmarkStart w:id="18" w:name="_Toc228786135"/>
       <w:r>
         <w:rPr>
           <w:sz w:val="32"/>
@@ -7357,7 +8793,7 @@
         </w:rPr>
         <w:t>Aims, Objectives, and Scope</w:t>
       </w:r>
-      <w:bookmarkEnd w:id="16"/>
+      <w:bookmarkEnd w:id="18"/>
     </w:p>
     <w:p>
       <w:pPr>
@@ -7507,7 +8943,7 @@
           <w:szCs w:val="32"/>
         </w:rPr>
       </w:pPr>
-      <w:bookmarkStart w:id="17" w:name="_Toc228442236"/>
+      <w:bookmarkStart w:id="19" w:name="_Toc228786136"/>
       <w:r>
         <w:rPr>
           <w:sz w:val="32"/>
@@ -7515,7 +8951,7 @@
         </w:rPr>
         <w:t>3.1 Project Aim</w:t>
       </w:r>
-      <w:bookmarkEnd w:id="17"/>
+      <w:bookmarkEnd w:id="19"/>
     </w:p>
     <w:p>
       <w:pPr>
@@ -7562,7 +8998,7 @@
           <w:szCs w:val="32"/>
         </w:rPr>
       </w:pPr>
-      <w:bookmarkStart w:id="18" w:name="_Toc228442237"/>
+      <w:bookmarkStart w:id="20" w:name="_Toc228786137"/>
       <w:r>
         <w:rPr>
           <w:sz w:val="32"/>
@@ -7584,7 +9020,7 @@
         </w:rPr>
         <w:t>Objectives</w:t>
       </w:r>
-      <w:bookmarkEnd w:id="18"/>
+      <w:bookmarkEnd w:id="20"/>
     </w:p>
     <w:p>
       <w:pPr>
@@ -8314,7 +9750,7 @@
           <w:szCs w:val="32"/>
         </w:rPr>
       </w:pPr>
-      <w:bookmarkStart w:id="19" w:name="_Toc228442238"/>
+      <w:bookmarkStart w:id="21" w:name="_Toc228786138"/>
       <w:r>
         <w:rPr>
           <w:sz w:val="32"/>
@@ -8336,7 +9772,7 @@
         </w:rPr>
         <w:t>Scope</w:t>
       </w:r>
-      <w:bookmarkEnd w:id="19"/>
+      <w:bookmarkEnd w:id="21"/>
     </w:p>
     <w:p>
       <w:pPr>
@@ -8482,7 +9918,7 @@
           <w:szCs w:val="32"/>
         </w:rPr>
       </w:pPr>
-      <w:bookmarkStart w:id="20" w:name="_Toc228442239"/>
+      <w:bookmarkStart w:id="22" w:name="_Toc228786139"/>
       <w:r>
         <w:rPr>
           <w:sz w:val="32"/>
@@ -8497,7 +9933,7 @@
         </w:rPr>
         <w:t>Project Design</w:t>
       </w:r>
-      <w:bookmarkEnd w:id="20"/>
+      <w:bookmarkEnd w:id="22"/>
     </w:p>
     <w:p>
       <w:pPr>
@@ -8555,7 +9991,7 @@
           <w:szCs w:val="32"/>
         </w:rPr>
       </w:pPr>
-      <w:bookmarkStart w:id="21" w:name="_Toc228442240"/>
+      <w:bookmarkStart w:id="23" w:name="_Toc228786140"/>
       <w:r>
         <w:rPr>
           <w:sz w:val="32"/>
@@ -8563,7 +9999,7 @@
         </w:rPr>
         <w:t>4.1 Design and Methods</w:t>
       </w:r>
-      <w:bookmarkEnd w:id="21"/>
+      <w:bookmarkEnd w:id="23"/>
     </w:p>
     <w:p>
       <w:pPr>
@@ -9433,7 +10869,7 @@
           <w:szCs w:val="32"/>
         </w:rPr>
       </w:pPr>
-      <w:bookmarkStart w:id="22" w:name="_Toc228442241"/>
+      <w:bookmarkStart w:id="24" w:name="_Toc228786141"/>
       <w:r>
         <w:rPr>
           <w:sz w:val="32"/>
@@ -9442,7 +10878,7 @@
         <w:lastRenderedPageBreak/>
         <w:t>4.2 Justification of Methods</w:t>
       </w:r>
-      <w:bookmarkEnd w:id="22"/>
+      <w:bookmarkEnd w:id="24"/>
     </w:p>
     <w:p>
       <w:pPr>
@@ -9509,7 +10945,7 @@
           <w:szCs w:val="32"/>
         </w:rPr>
       </w:pPr>
-      <w:bookmarkStart w:id="23" w:name="_Toc228442243"/>
+      <w:bookmarkStart w:id="25" w:name="_Toc228786142"/>
       <w:r>
         <w:rPr>
           <w:sz w:val="32"/>
@@ -9524,7 +10960,7 @@
         </w:rPr>
         <w:t>. Artefact Design</w:t>
       </w:r>
-      <w:bookmarkEnd w:id="23"/>
+      <w:bookmarkEnd w:id="25"/>
     </w:p>
     <w:p>
       <w:pPr>
@@ -9564,12 +11000,14 @@
         </w:rPr>
         <w:t xml:space="preserve">The case was designed using a software called </w:t>
       </w:r>
+      <w:proofErr w:type="spellStart"/>
       <w:r>
         <w:rPr>
           <w:rFonts w:ascii="Arial" w:hAnsi="Arial" w:cs="Arial"/>
         </w:rPr>
         <w:t>FreeCad</w:t>
       </w:r>
+      <w:proofErr w:type="spellEnd"/>
       <w:r>
         <w:rPr>
           <w:rFonts w:ascii="Arial" w:hAnsi="Arial" w:cs="Arial"/>
@@ -9580,7 +11018,21 @@
         <w:rPr>
           <w:rFonts w:ascii="Arial" w:hAnsi="Arial" w:cs="Arial"/>
         </w:rPr>
-        <w:t xml:space="preserve">the Bambulab P1s </w:t>
+        <w:t xml:space="preserve">the </w:t>
+      </w:r>
+      <w:proofErr w:type="spellStart"/>
+      <w:r>
+        <w:rPr>
+          <w:rFonts w:ascii="Arial" w:hAnsi="Arial" w:cs="Arial"/>
+        </w:rPr>
+        <w:t>Bambulab</w:t>
+      </w:r>
+      <w:proofErr w:type="spellEnd"/>
+      <w:r>
+        <w:rPr>
+          <w:rFonts w:ascii="Arial" w:hAnsi="Arial" w:cs="Arial"/>
+        </w:rPr>
+        <w:t xml:space="preserve"> P1s </w:t>
       </w:r>
       <w:r>
         <w:rPr>
@@ -9671,7 +11123,8 @@
                                 <w:szCs w:val="22"/>
                               </w:rPr>
                             </w:pPr>
-                            <w:bookmarkStart w:id="24" w:name="_Toc228732793"/>
+                            <w:bookmarkStart w:id="26" w:name="_Toc228782539"/>
+                            <w:bookmarkStart w:id="27" w:name="_Toc228786103"/>
                             <w:r>
                               <w:rPr>
                                 <w:sz w:val="22"/>
@@ -9722,7 +11175,8 @@
                               </w:rPr>
                               <w:t>. Components within the Case</w:t>
                             </w:r>
-                            <w:bookmarkEnd w:id="24"/>
+                            <w:bookmarkEnd w:id="26"/>
+                            <w:bookmarkEnd w:id="27"/>
                           </w:p>
                         </w:txbxContent>
                       </wps:txbx>
@@ -9756,7 +11210,8 @@
                           <w:szCs w:val="22"/>
                         </w:rPr>
                       </w:pPr>
-                      <w:bookmarkStart w:id="25" w:name="_Toc228732793"/>
+                      <w:bookmarkStart w:id="28" w:name="_Toc228782539"/>
+                      <w:bookmarkStart w:id="29" w:name="_Toc228786103"/>
                       <w:r>
                         <w:rPr>
                           <w:sz w:val="22"/>
@@ -9807,7 +11262,8 @@
                         </w:rPr>
                         <w:t>. Components within the Case</w:t>
                       </w:r>
-                      <w:bookmarkEnd w:id="25"/>
+                      <w:bookmarkEnd w:id="28"/>
+                      <w:bookmarkEnd w:id="29"/>
                     </w:p>
                   </w:txbxContent>
                 </v:textbox>
@@ -9934,7 +11390,8 @@
                                 <w:szCs w:val="22"/>
                               </w:rPr>
                             </w:pPr>
-                            <w:bookmarkStart w:id="26" w:name="_Toc228732794"/>
+                            <w:bookmarkStart w:id="30" w:name="_Toc228782540"/>
+                            <w:bookmarkStart w:id="31" w:name="_Toc228786104"/>
                             <w:r>
                               <w:rPr>
                                 <w:sz w:val="22"/>
@@ -9985,7 +11442,8 @@
                               </w:rPr>
                               <w:t>. Design of case with Lid</w:t>
                             </w:r>
-                            <w:bookmarkEnd w:id="26"/>
+                            <w:bookmarkEnd w:id="30"/>
+                            <w:bookmarkEnd w:id="31"/>
                           </w:p>
                         </w:txbxContent>
                       </wps:txbx>
@@ -10015,7 +11473,8 @@
                           <w:szCs w:val="22"/>
                         </w:rPr>
                       </w:pPr>
-                      <w:bookmarkStart w:id="27" w:name="_Toc228732794"/>
+                      <w:bookmarkStart w:id="32" w:name="_Toc228782540"/>
+                      <w:bookmarkStart w:id="33" w:name="_Toc228786104"/>
                       <w:r>
                         <w:rPr>
                           <w:sz w:val="22"/>
@@ -10066,7 +11525,8 @@
                         </w:rPr>
                         <w:t>. Design of case with Lid</w:t>
                       </w:r>
-                      <w:bookmarkEnd w:id="27"/>
+                      <w:bookmarkEnd w:id="32"/>
+                      <w:bookmarkEnd w:id="33"/>
                     </w:p>
                   </w:txbxContent>
                 </v:textbox>
@@ -10166,7 +11626,7 @@
           <w:szCs w:val="32"/>
         </w:rPr>
       </w:pPr>
-      <w:bookmarkStart w:id="28" w:name="_Toc228442244"/>
+      <w:bookmarkStart w:id="34" w:name="_Toc228786143"/>
       <w:r>
         <w:rPr>
           <w:sz w:val="32"/>
@@ -10181,7 +11641,7 @@
         </w:rPr>
         <w:t>.1 Design Specifications</w:t>
       </w:r>
-      <w:bookmarkEnd w:id="28"/>
+      <w:bookmarkEnd w:id="34"/>
     </w:p>
     <w:tbl>
       <w:tblPr>
@@ -10644,7 +12104,7 @@
           <w:szCs w:val="22"/>
         </w:rPr>
       </w:pPr>
-      <w:bookmarkStart w:id="29" w:name="_Toc228626371"/>
+      <w:bookmarkStart w:id="35" w:name="_Toc228786098"/>
       <w:r>
         <w:rPr>
           <w:sz w:val="22"/>
@@ -10695,7 +12155,7 @@
         </w:rPr>
         <w:t xml:space="preserve"> - Table of Design Specifications</w:t>
       </w:r>
-      <w:bookmarkEnd w:id="29"/>
+      <w:bookmarkEnd w:id="35"/>
     </w:p>
     <w:p>
       <w:pPr>
@@ -10705,7 +12165,7 @@
           <w:szCs w:val="32"/>
         </w:rPr>
       </w:pPr>
-      <w:bookmarkStart w:id="30" w:name="_Toc228442245"/>
+      <w:bookmarkStart w:id="36" w:name="_Toc228786144"/>
       <w:r>
         <w:rPr>
           <w:sz w:val="32"/>
@@ -10734,7 +12194,7 @@
         </w:rPr>
         <w:t xml:space="preserve"> Architecture / Framework</w:t>
       </w:r>
-      <w:bookmarkEnd w:id="30"/>
+      <w:bookmarkEnd w:id="36"/>
     </w:p>
     <w:p>
       <w:r>
@@ -10803,7 +12263,7 @@
           <w:szCs w:val="22"/>
         </w:rPr>
       </w:pPr>
-      <w:bookmarkStart w:id="31" w:name="_Toc228732795"/>
+      <w:bookmarkStart w:id="37" w:name="_Toc228786105"/>
       <w:r>
         <w:rPr>
           <w:sz w:val="22"/>
@@ -10854,7 +12314,7 @@
         </w:rPr>
         <w:t>. System Architecture</w:t>
       </w:r>
-      <w:bookmarkEnd w:id="31"/>
+      <w:bookmarkEnd w:id="37"/>
     </w:p>
     <w:tbl>
       <w:tblPr>
@@ -11259,7 +12719,7 @@
           <w:szCs w:val="22"/>
         </w:rPr>
       </w:pPr>
-      <w:bookmarkStart w:id="32" w:name="_Toc228626372"/>
+      <w:bookmarkStart w:id="38" w:name="_Toc228786099"/>
       <w:r>
         <w:rPr>
           <w:sz w:val="22"/>
@@ -11310,7 +12770,7 @@
         </w:rPr>
         <w:t>. Key Components</w:t>
       </w:r>
-      <w:bookmarkEnd w:id="32"/>
+      <w:bookmarkEnd w:id="38"/>
     </w:p>
     <w:tbl>
       <w:tblPr>
@@ -11395,11 +12855,19 @@
               </w:rPr>
               <w:t xml:space="preserve">PLA filament manufactured using </w:t>
             </w:r>
+            <w:proofErr w:type="spellStart"/>
             <w:r>
               <w:rPr>
                 <w:rFonts w:ascii="Arial" w:hAnsi="Arial" w:cs="Arial"/>
               </w:rPr>
-              <w:t>Bambulab P1S</w:t>
+              <w:t>Bambulab</w:t>
+            </w:r>
+            <w:proofErr w:type="spellEnd"/>
+            <w:r>
+              <w:rPr>
+                <w:rFonts w:ascii="Arial" w:hAnsi="Arial" w:cs="Arial"/>
+              </w:rPr>
+              <w:t xml:space="preserve"> P1S</w:t>
             </w:r>
             <w:r>
               <w:rPr>
@@ -11439,11 +12907,19 @@
                 <w:rFonts w:ascii="Arial" w:hAnsi="Arial" w:cs="Arial"/>
               </w:rPr>
             </w:pPr>
+            <w:proofErr w:type="spellStart"/>
             <w:r>
               <w:rPr>
                 <w:rFonts w:ascii="Arial" w:hAnsi="Arial" w:cs="Arial"/>
               </w:rPr>
-              <w:t>MicroPython (Thonny) and C</w:t>
+              <w:t>MicroPython</w:t>
+            </w:r>
+            <w:proofErr w:type="spellEnd"/>
+            <w:r>
+              <w:rPr>
+                <w:rFonts w:ascii="Arial" w:hAnsi="Arial" w:cs="Arial"/>
+              </w:rPr>
+              <w:t xml:space="preserve"> (Thonny) and C</w:t>
             </w:r>
             <w:r>
               <w:rPr>
@@ -11587,7 +13063,7 @@
           <w:szCs w:val="22"/>
         </w:rPr>
       </w:pPr>
-      <w:bookmarkStart w:id="33" w:name="_Toc228626373"/>
+      <w:bookmarkStart w:id="39" w:name="_Toc228786100"/>
       <w:r>
         <w:rPr>
           <w:sz w:val="22"/>
@@ -11638,7 +13114,7 @@
         </w:rPr>
         <w:t>. Technologies and Materials Used</w:t>
       </w:r>
-      <w:bookmarkEnd w:id="33"/>
+      <w:bookmarkEnd w:id="39"/>
     </w:p>
     <w:p>
       <w:pPr>
@@ -11700,7 +13176,21 @@
         <w:rPr>
           <w:rFonts w:ascii="Arial" w:hAnsi="Arial" w:cs="Arial"/>
         </w:rPr>
-        <w:t>The MicroPython Program that is installed and running on the Pico WH ensures it reads the sensor readings from the MPU6050 and converts them into cursor movement. This data is transmitted to the computer through a USB type B essentially allowing the device to control the cursor movement using motion control. Furthermore, the 6x6 push buttons</w:t>
+        <w:t xml:space="preserve">The </w:t>
+      </w:r>
+      <w:proofErr w:type="spellStart"/>
+      <w:r>
+        <w:rPr>
+          <w:rFonts w:ascii="Arial" w:hAnsi="Arial" w:cs="Arial"/>
+        </w:rPr>
+        <w:t>MicroPython</w:t>
+      </w:r>
+      <w:proofErr w:type="spellEnd"/>
+      <w:r>
+        <w:rPr>
+          <w:rFonts w:ascii="Arial" w:hAnsi="Arial" w:cs="Arial"/>
+        </w:rPr>
+        <w:t xml:space="preserve"> Program that is installed and running on the Pico WH ensures it reads the sensor readings from the MPU6050 and converts them into cursor movement. This data is transmitted to the computer through a USB type B essentially allowing the device to control the cursor movement using motion control. Furthermore, the 6x6 push buttons</w:t>
       </w:r>
       <w:r>
         <w:rPr>
@@ -11736,7 +13226,7 @@
           <w:szCs w:val="32"/>
         </w:rPr>
       </w:pPr>
-      <w:bookmarkStart w:id="34" w:name="_Toc228442246"/>
+      <w:bookmarkStart w:id="40" w:name="_Toc228786145"/>
       <w:r>
         <w:rPr>
           <w:sz w:val="32"/>
@@ -11751,7 +13241,7 @@
         </w:rPr>
         <w:t>. Implementation</w:t>
       </w:r>
-      <w:bookmarkEnd w:id="34"/>
+      <w:bookmarkEnd w:id="40"/>
     </w:p>
     <w:p>
       <w:pPr>
@@ -11886,6 +13376,9 @@
         <w:keepNext/>
       </w:pPr>
       <w:r>
+        <w:rPr>
+          <w:noProof/>
+        </w:rPr>
         <w:lastRenderedPageBreak/>
         <w:drawing>
           <wp:inline distT="0" distB="0" distL="0" distR="0" wp14:anchorId="54CB800A" wp14:editId="3DD168E8">
@@ -11933,7 +13426,7 @@
           <w:szCs w:val="22"/>
         </w:rPr>
       </w:pPr>
-      <w:bookmarkStart w:id="35" w:name="_Toc228732796"/>
+      <w:bookmarkStart w:id="41" w:name="_Toc228786106"/>
       <w:r>
         <w:rPr>
           <w:sz w:val="22"/>
@@ -11982,9 +13475,25 @@
           <w:sz w:val="22"/>
           <w:szCs w:val="22"/>
         </w:rPr>
-        <w:t>. FreeCad Case Design</w:t>
-      </w:r>
-      <w:bookmarkEnd w:id="35"/>
+        <w:t xml:space="preserve">. </w:t>
+      </w:r>
+      <w:proofErr w:type="spellStart"/>
+      <w:r>
+        <w:rPr>
+          <w:sz w:val="22"/>
+          <w:szCs w:val="22"/>
+        </w:rPr>
+        <w:t>FreeCad</w:t>
+      </w:r>
+      <w:proofErr w:type="spellEnd"/>
+      <w:r>
+        <w:rPr>
+          <w:sz w:val="22"/>
+          <w:szCs w:val="22"/>
+        </w:rPr>
+        <w:t xml:space="preserve"> Case Design</w:t>
+      </w:r>
+      <w:bookmarkEnd w:id="41"/>
     </w:p>
     <w:p/>
     <w:p>
@@ -12050,7 +13559,7 @@
           <w:szCs w:val="32"/>
         </w:rPr>
       </w:pPr>
-      <w:bookmarkStart w:id="36" w:name="_Toc228442247"/>
+      <w:bookmarkStart w:id="42" w:name="_Toc228786146"/>
       <w:r>
         <w:rPr>
           <w:sz w:val="32"/>
@@ -12065,33 +13574,29 @@
         </w:rPr>
         <w:t>.1 Construction of the Artefact</w:t>
       </w:r>
-      <w:bookmarkEnd w:id="36"/>
+      <w:bookmarkEnd w:id="42"/>
     </w:p>
     <w:p>
       <w:pPr>
         <w:pStyle w:val="Heading2"/>
       </w:pPr>
+      <w:bookmarkStart w:id="43" w:name="_Toc228786147"/>
       <w:r>
         <w:t>Controller Ideas and analysis</w:t>
       </w:r>
-    </w:p>
-    <w:p>
-      <w:pPr>
-        <w:rPr>
-          <w:rFonts w:ascii="Arial" w:hAnsi="Arial" w:cs="Arial"/>
-        </w:rPr>
-      </w:pPr>
-      <w:r>
-        <w:rPr>
-          <w:rFonts w:ascii="Arial" w:hAnsi="Arial" w:cs="Arial"/>
-        </w:rPr>
-        <w:t>The construction of the artefact involved multiple stages of purchasing and putting together components</w:t>
-      </w:r>
-      <w:r>
-        <w:rPr>
-          <w:rFonts w:ascii="Arial" w:hAnsi="Arial" w:cs="Arial"/>
-        </w:rPr>
-        <w:t xml:space="preserve"> for both hardware and software. For the controller the first idea was to create a glove with the components on the gloves which meant having to move your whole arm or wrist for motion but after further discussion and analysis that could end up being very ineffective and could lead to arm tiredness and other problems like components not having solid protection.</w:t>
+      <w:bookmarkEnd w:id="43"/>
+    </w:p>
+    <w:p>
+      <w:pPr>
+        <w:rPr>
+          <w:rFonts w:ascii="Arial" w:hAnsi="Arial" w:cs="Arial"/>
+        </w:rPr>
+      </w:pPr>
+      <w:r>
+        <w:rPr>
+          <w:rFonts w:ascii="Arial" w:hAnsi="Arial" w:cs="Arial"/>
+        </w:rPr>
+        <w:t>The construction of the artefact involved multiple stages of purchasing and putting together components for both hardware and software. For the controller the first idea was to create a glove with the components on the gloves which meant having to move your whole arm or wrist for motion but after further discussion and analysis that could end up being very ineffective and could lead to arm tiredness and other problems like components not having solid protection.</w:t>
       </w:r>
       <w:r>
         <w:rPr>
@@ -12126,56 +13631,43 @@
     </w:p>
     <w:p>
       <w:pPr>
-        <w:rPr>
-          <w:rFonts w:ascii="Arial" w:hAnsi="Arial" w:cs="Arial"/>
-        </w:rPr>
-      </w:pPr>
-    </w:p>
-    <w:p>
-      <w:pPr>
-        <w:rPr>
-          <w:rFonts w:ascii="Arial" w:hAnsi="Arial" w:cs="Arial"/>
-        </w:rPr>
-      </w:pPr>
-    </w:p>
-    <w:p>
-      <w:pPr>
-        <w:rPr>
-          <w:rFonts w:ascii="Arial" w:hAnsi="Arial" w:cs="Arial"/>
-        </w:rPr>
-      </w:pPr>
-    </w:p>
-    <w:p>
-      <w:pPr>
         <w:pStyle w:val="Heading2"/>
       </w:pPr>
-      <w:r>
+      <w:bookmarkStart w:id="44" w:name="_Toc228786148"/>
+      <w:r>
+        <w:t>Tools and Languages</w:t>
+      </w:r>
+      <w:bookmarkEnd w:id="44"/>
+    </w:p>
+    <w:p>
+      <w:pPr>
+        <w:keepNext/>
+      </w:pPr>
+      <w:r>
+        <w:rPr>
+          <w:rFonts w:ascii="Arial" w:hAnsi="Arial" w:cs="Arial"/>
+        </w:rPr>
+        <w:t>The tools that were used during the project were Unity because of its simple and easy to use for game development as well as C</w:t>
+      </w:r>
+      <w:r>
+        <w:rPr>
+          <w:rFonts w:ascii="Arial" w:hAnsi="Arial" w:cs="Arial"/>
+          <w:lang w:val="en-US"/>
+        </w:rPr>
+        <w:t xml:space="preserve"># </w:t>
+      </w:r>
+      <w:r>
+        <w:rPr>
+          <w:rFonts w:ascii="Arial" w:hAnsi="Arial" w:cs="Arial"/>
+        </w:rPr>
+        <w:t xml:space="preserve">because of prior knowledge and recommendations when building a game especially for an alternative game </w:t>
+      </w:r>
+      <w:r>
+        <w:rPr>
+          <w:rFonts w:ascii="Arial" w:hAnsi="Arial" w:cs="Arial"/>
+        </w:rPr>
         <w:lastRenderedPageBreak/>
-        <w:t>Tools and Languages</w:t>
-      </w:r>
-    </w:p>
-    <w:p>
-      <w:pPr>
-        <w:keepNext/>
-      </w:pPr>
-      <w:r>
-        <w:rPr>
-          <w:rFonts w:ascii="Arial" w:hAnsi="Arial" w:cs="Arial"/>
-        </w:rPr>
-        <w:t>The tools that were used during the project were Unity because of its simple and easy to use for game development as well as C</w:t>
-      </w:r>
-      <w:r>
-        <w:rPr>
-          <w:rFonts w:ascii="Arial" w:hAnsi="Arial" w:cs="Arial"/>
-          <w:lang w:val="en-US"/>
-        </w:rPr>
-        <w:t xml:space="preserve"># </w:t>
-      </w:r>
-      <w:r>
-        <w:rPr>
-          <w:rFonts w:ascii="Arial" w:hAnsi="Arial" w:cs="Arial"/>
-        </w:rPr>
-        <w:t>because of prior knowledge and recommendations when building a game especially for an alternative game controller.</w:t>
+        <w:t>controller.</w:t>
       </w:r>
       <w:r>
         <w:rPr>
@@ -12186,6 +13678,7 @@
       <w:r>
         <w:rPr>
           <w:rFonts w:ascii="Arial" w:hAnsi="Arial" w:cs="Arial"/>
+          <w:noProof/>
         </w:rPr>
         <w:drawing>
           <wp:inline distT="0" distB="0" distL="0" distR="0" wp14:anchorId="756ABD6E" wp14:editId="3FC57267">
@@ -12234,7 +13727,7 @@
           <w:szCs w:val="22"/>
         </w:rPr>
       </w:pPr>
-      <w:bookmarkStart w:id="37" w:name="_Toc228732797"/>
+      <w:bookmarkStart w:id="45" w:name="_Toc228786107"/>
       <w:r>
         <w:rPr>
           <w:sz w:val="22"/>
@@ -12285,7 +13778,7 @@
         </w:rPr>
         <w:t>. Thonny Pi Pico and MPU6050 Code</w:t>
       </w:r>
-      <w:bookmarkEnd w:id="37"/>
+      <w:bookmarkEnd w:id="45"/>
     </w:p>
     <w:p>
       <w:pPr>
@@ -12368,192 +13861,352 @@
         </w:rPr>
         <w:t xml:space="preserve">, so to correctly calculate the movement of motion using </w:t>
       </w:r>
+      <w:proofErr w:type="spellStart"/>
+      <w:r>
+        <w:rPr>
+          <w:rFonts w:ascii="Arial" w:hAnsi="Arial" w:cs="Arial"/>
+        </w:rPr>
+        <w:t>target</w:t>
+      </w:r>
+      <w:r>
+        <w:rPr>
+          <w:rFonts w:ascii="Arial" w:hAnsi="Arial" w:cs="Arial"/>
+        </w:rPr>
+        <w:t>_</w:t>
+      </w:r>
+      <w:r>
+        <w:rPr>
+          <w:rFonts w:ascii="Arial" w:hAnsi="Arial" w:cs="Arial"/>
+        </w:rPr>
+        <w:t>x</w:t>
+      </w:r>
+      <w:proofErr w:type="spellEnd"/>
+      <w:r>
+        <w:rPr>
+          <w:rFonts w:ascii="Arial" w:hAnsi="Arial" w:cs="Arial"/>
+        </w:rPr>
+        <w:t xml:space="preserve"> = int(</w:t>
+      </w:r>
+      <w:proofErr w:type="spellStart"/>
+      <w:r>
+        <w:rPr>
+          <w:rFonts w:ascii="Arial" w:hAnsi="Arial" w:cs="Arial"/>
+        </w:rPr>
+        <w:t>gz</w:t>
+      </w:r>
+      <w:proofErr w:type="spellEnd"/>
+      <w:r>
+        <w:rPr>
+          <w:rFonts w:ascii="Arial" w:hAnsi="Arial" w:cs="Arial"/>
+        </w:rPr>
+        <w:t xml:space="preserve"> * -30) and </w:t>
+      </w:r>
+      <w:proofErr w:type="spellStart"/>
+      <w:r>
+        <w:rPr>
+          <w:rFonts w:ascii="Arial" w:hAnsi="Arial" w:cs="Arial"/>
+        </w:rPr>
+        <w:t>target</w:t>
+      </w:r>
+      <w:r>
+        <w:rPr>
+          <w:rFonts w:ascii="Arial" w:hAnsi="Arial" w:cs="Arial"/>
+        </w:rPr>
+        <w:t>_</w:t>
+      </w:r>
+      <w:r>
+        <w:rPr>
+          <w:rFonts w:ascii="Arial" w:hAnsi="Arial" w:cs="Arial"/>
+        </w:rPr>
+        <w:t>y</w:t>
+      </w:r>
+      <w:proofErr w:type="spellEnd"/>
+      <w:r>
+        <w:rPr>
+          <w:rFonts w:ascii="Arial" w:hAnsi="Arial" w:cs="Arial"/>
+        </w:rPr>
+        <w:t xml:space="preserve"> = int(</w:t>
+      </w:r>
+      <w:proofErr w:type="spellStart"/>
+      <w:r>
+        <w:rPr>
+          <w:rFonts w:ascii="Arial" w:hAnsi="Arial" w:cs="Arial"/>
+        </w:rPr>
+        <w:t>gx</w:t>
+      </w:r>
+      <w:proofErr w:type="spellEnd"/>
+      <w:r>
+        <w:rPr>
+          <w:rFonts w:ascii="Arial" w:hAnsi="Arial" w:cs="Arial"/>
+        </w:rPr>
+        <w:t xml:space="preserve"> * -30) the processed movement data is transmitted to the computer using the USB type A cable to emulate the cursor.</w:t>
+      </w:r>
+      <w:r>
+        <w:rPr>
+          <w:rFonts w:ascii="Arial" w:hAnsi="Arial" w:cs="Arial"/>
+        </w:rPr>
+        <w:t xml:space="preserve"> Which is essentially how we get the correct motion logic when the player moves the wrist up/down the cursor will on screen goes up/down and same applies with left and right.</w:t>
+      </w:r>
+    </w:p>
+    <w:p>
+      <w:pPr>
+        <w:rPr>
+          <w:rFonts w:ascii="Arial" w:hAnsi="Arial" w:cs="Arial"/>
+        </w:rPr>
+      </w:pPr>
       <w:r>
         <w:rPr>
           <w:rFonts w:ascii="Arial" w:hAnsi="Arial" w:cs="Arial"/>
         </w:rPr>
         <w:lastRenderedPageBreak/>
-        <w:t>target</w:t>
-      </w:r>
-      <w:r>
-        <w:rPr>
-          <w:rFonts w:ascii="Arial" w:hAnsi="Arial" w:cs="Arial"/>
-        </w:rPr>
-        <w:t>_</w:t>
-      </w:r>
-      <w:r>
-        <w:rPr>
-          <w:rFonts w:ascii="Arial" w:hAnsi="Arial" w:cs="Arial"/>
-        </w:rPr>
-        <w:t>x = int(</w:t>
+        <w:t xml:space="preserve">In addition, to improve the cursor stability and reduce the sensitive reads from the gyroscope a lerp was implemented. This would help give a more smooth and stable cursor movement and more accurate. A </w:t>
+      </w:r>
+      <w:r>
+        <w:rPr>
+          <w:rFonts w:ascii="Arial" w:hAnsi="Arial" w:cs="Arial"/>
+        </w:rPr>
+        <w:t>dead zone</w:t>
+      </w:r>
+      <w:r>
+        <w:rPr>
+          <w:rFonts w:ascii="Arial" w:hAnsi="Arial" w:cs="Arial"/>
+        </w:rPr>
+        <w:t xml:space="preserve"> threshold was also implemented </w:t>
+      </w:r>
+      <w:r>
+        <w:rPr>
+          <w:rFonts w:ascii="Arial" w:hAnsi="Arial" w:cs="Arial"/>
+        </w:rPr>
+        <w:t>to</w:t>
+      </w:r>
+      <w:r>
+        <w:rPr>
+          <w:rFonts w:ascii="Arial" w:hAnsi="Arial" w:cs="Arial"/>
+        </w:rPr>
+        <w:t xml:space="preserve"> stop any small movements by gyroscope readings so when the player wasn’t moving the controller there would be no unnecessary movements.</w:t>
+      </w:r>
+    </w:p>
+    <w:p>
+      <w:pPr>
+        <w:rPr>
+          <w:rFonts w:ascii="Arial" w:hAnsi="Arial" w:cs="Arial"/>
+        </w:rPr>
+      </w:pPr>
+      <w:r>
+        <w:rPr>
+          <w:rFonts w:ascii="Arial" w:hAnsi="Arial" w:cs="Arial"/>
+        </w:rPr>
+        <w:t xml:space="preserve">A 6x6 push button was also connected to the </w:t>
+      </w:r>
+      <w:r>
+        <w:rPr>
+          <w:rFonts w:ascii="Arial" w:hAnsi="Arial" w:cs="Arial"/>
+        </w:rPr>
+        <w:t>pins 13 and 19 to allow power and connect. A simple logic that allows for the player to interact like how a left click on a cursor would work.</w:t>
+      </w:r>
+    </w:p>
+    <w:p>
+      <w:pPr>
+        <w:rPr>
+          <w:rFonts w:ascii="Arial" w:hAnsi="Arial" w:cs="Arial"/>
+        </w:rPr>
+      </w:pPr>
+      <w:r>
+        <w:rPr>
+          <w:rFonts w:ascii="Arial" w:hAnsi="Arial" w:cs="Arial"/>
+        </w:rPr>
+        <w:t>For the unity game using C</w:t>
+      </w:r>
+      <w:r>
+        <w:rPr>
+          <w:rFonts w:ascii="Arial" w:hAnsi="Arial" w:cs="Arial"/>
+          <w:lang w:val="en-US"/>
+        </w:rPr>
+        <w:t xml:space="preserve"># </w:t>
+      </w:r>
+      <w:r>
+        <w:rPr>
+          <w:rFonts w:ascii="Arial" w:hAnsi="Arial" w:cs="Arial"/>
+        </w:rPr>
+        <w:t xml:space="preserve">for the scripts a simple arcade shooter game was developed to showcase how motion controls can be used and having a shooting mechanic where aim is important can showcase the controls of the motion-based controller and stress test as well as see how accurate it can be. This was done by having the player shoot at 3 enemies and defeat them before the enemies take the players health down to 0 this was the simple game logic and a good environment for the motion-based controller. </w:t>
+      </w:r>
+    </w:p>
+    <w:p>
+      <w:pPr>
+        <w:keepNext/>
+      </w:pPr>
+      <w:r>
+        <w:rPr>
+          <w:rFonts w:ascii="Arial" w:hAnsi="Arial" w:cs="Arial"/>
+        </w:rPr>
+        <w:drawing>
+          <wp:inline distT="0" distB="0" distL="0" distR="0" wp14:anchorId="6470DE15" wp14:editId="5C2517D9">
+            <wp:extent cx="5474335" cy="3063875"/>
+            <wp:effectExtent l="0" t="0" r="0" b="3175"/>
+            <wp:docPr id="1844204893" name="Picture 1"/>
+            <wp:cNvGraphicFramePr>
+              <a:graphicFrameLocks xmlns:a="http://schemas.openxmlformats.org/drawingml/2006/main" noChangeAspect="1"/>
+            </wp:cNvGraphicFramePr>
+            <a:graphic xmlns:a="http://schemas.openxmlformats.org/drawingml/2006/main">
+              <a:graphicData uri="http://schemas.openxmlformats.org/drawingml/2006/picture">
+                <pic:pic xmlns:pic="http://schemas.openxmlformats.org/drawingml/2006/picture">
+                  <pic:nvPicPr>
+                    <pic:cNvPr id="1844204893" name=""/>
+                    <pic:cNvPicPr/>
+                  </pic:nvPicPr>
+                  <pic:blipFill>
+                    <a:blip r:embed="rId13"/>
+                    <a:stretch>
+                      <a:fillRect/>
+                    </a:stretch>
+                  </pic:blipFill>
+                  <pic:spPr>
+                    <a:xfrm>
+                      <a:off x="0" y="0"/>
+                      <a:ext cx="5474335" cy="3063875"/>
+                    </a:xfrm>
+                    <a:prstGeom prst="rect">
+                      <a:avLst/>
+                    </a:prstGeom>
+                  </pic:spPr>
+                </pic:pic>
+              </a:graphicData>
+            </a:graphic>
+          </wp:inline>
+        </w:drawing>
+      </w:r>
+    </w:p>
+    <w:p>
+      <w:pPr>
+        <w:pStyle w:val="Caption"/>
+        <w:jc w:val="center"/>
+        <w:rPr>
+          <w:rFonts w:ascii="Arial" w:hAnsi="Arial" w:cs="Arial"/>
+          <w:sz w:val="22"/>
+          <w:szCs w:val="22"/>
+        </w:rPr>
+      </w:pPr>
+      <w:bookmarkStart w:id="46" w:name="_Toc228786108"/>
+      <w:r>
+        <w:rPr>
+          <w:sz w:val="22"/>
+          <w:szCs w:val="22"/>
+        </w:rPr>
+        <w:t xml:space="preserve">Figure </w:t>
+      </w:r>
+      <w:r>
+        <w:rPr>
+          <w:sz w:val="22"/>
+          <w:szCs w:val="22"/>
+        </w:rPr>
+        <w:fldChar w:fldCharType="begin"/>
+      </w:r>
+      <w:r>
+        <w:rPr>
+          <w:sz w:val="22"/>
+          <w:szCs w:val="22"/>
+        </w:rPr>
+        <w:instrText xml:space="preserve"> SEQ Figure \* ARABIC </w:instrText>
+      </w:r>
+      <w:r>
+        <w:rPr>
+          <w:sz w:val="22"/>
+          <w:szCs w:val="22"/>
+        </w:rPr>
+        <w:fldChar w:fldCharType="separate"/>
+      </w:r>
+      <w:r>
+        <w:rPr>
+          <w:noProof/>
+          <w:sz w:val="22"/>
+          <w:szCs w:val="22"/>
+        </w:rPr>
+        <w:t>6</w:t>
+      </w:r>
+      <w:r>
+        <w:rPr>
+          <w:sz w:val="22"/>
+          <w:szCs w:val="22"/>
+        </w:rPr>
+        <w:fldChar w:fldCharType="end"/>
+      </w:r>
+      <w:r>
+        <w:rPr>
+          <w:sz w:val="22"/>
+          <w:szCs w:val="22"/>
+        </w:rPr>
+        <w:t>. Scene of Match Room</w:t>
+      </w:r>
+      <w:bookmarkEnd w:id="46"/>
+    </w:p>
+    <w:p>
+      <w:pPr>
+        <w:rPr>
+          <w:rFonts w:ascii="Arial" w:hAnsi="Arial" w:cs="Arial"/>
+        </w:rPr>
+      </w:pPr>
+    </w:p>
+    <w:p>
+      <w:pPr>
+        <w:pStyle w:val="Heading2"/>
+      </w:pPr>
+      <w:bookmarkStart w:id="47" w:name="_Toc228786149"/>
+      <w:r>
+        <w:t>Hardware assembly</w:t>
+      </w:r>
+      <w:bookmarkEnd w:id="47"/>
+    </w:p>
+    <w:p>
+      <w:pPr>
+        <w:rPr>
+          <w:rFonts w:ascii="Arial" w:hAnsi="Arial" w:cs="Arial"/>
+        </w:rPr>
+      </w:pPr>
+      <w:r>
+        <w:rPr>
+          <w:rFonts w:ascii="Arial" w:hAnsi="Arial" w:cs="Arial"/>
+        </w:rPr>
+        <w:t xml:space="preserve">After purchasing all the required items such as the breadboard, Flexible jumper wires, 6x6 buttons, Pi Pico WH and MPU6050 the production of the controller began. Starting with the breadboard placing the Pico and ensuring it is securely placed on top, once that was completed soldering the pins to the MPU6050 and </w:t>
+      </w:r>
+      <w:r>
+        <w:rPr>
+          <w:rFonts w:ascii="Arial" w:hAnsi="Arial" w:cs="Arial"/>
+        </w:rPr>
+        <w:lastRenderedPageBreak/>
+        <w:t>placing it on the breadboard to ensure stability for powering the device as well as keeping it secure on the controller.</w:t>
+      </w:r>
+      <w:r>
+        <w:rPr>
+          <w:rFonts w:ascii="Arial" w:hAnsi="Arial" w:cs="Arial"/>
+        </w:rPr>
+        <w:t xml:space="preserve"> Lastly placing the buttons on the breadboard as well, once everything was set, all the flexible jumper wires were connected from the Pi Pico to the buttons and MPU6050. </w:t>
+      </w:r>
+    </w:p>
+    <w:p>
+      <w:pPr>
+        <w:rPr>
+          <w:rFonts w:ascii="Arial" w:hAnsi="Arial" w:cs="Arial"/>
+        </w:rPr>
+      </w:pPr>
+      <w:r>
+        <w:rPr>
+          <w:rFonts w:ascii="Arial" w:hAnsi="Arial" w:cs="Arial"/>
+        </w:rPr>
+        <w:t xml:space="preserve">Choosing the MPU6050 because of its cheap price as well as ease of use containing the ability for an accelerometer and gyroscope within it allowing for good readings of movements. The raspberry Pi Pico WH was chosen for its low cost and programmable USB HID technology, small size and </w:t>
       </w:r>
       <w:proofErr w:type="spellStart"/>
       <w:r>
         <w:rPr>
           <w:rFonts w:ascii="Arial" w:hAnsi="Arial" w:cs="Arial"/>
         </w:rPr>
-        <w:t>gz</w:t>
+        <w:t>MicroPython</w:t>
       </w:r>
       <w:proofErr w:type="spellEnd"/>
       <w:r>
         <w:rPr>
           <w:rFonts w:ascii="Arial" w:hAnsi="Arial" w:cs="Arial"/>
         </w:rPr>
-        <w:t xml:space="preserve"> * -30) and target</w:t>
-      </w:r>
-      <w:r>
-        <w:rPr>
-          <w:rFonts w:ascii="Arial" w:hAnsi="Arial" w:cs="Arial"/>
-        </w:rPr>
-        <w:t>_</w:t>
-      </w:r>
-      <w:r>
-        <w:rPr>
-          <w:rFonts w:ascii="Arial" w:hAnsi="Arial" w:cs="Arial"/>
-        </w:rPr>
-        <w:t>y = int(</w:t>
-      </w:r>
-      <w:proofErr w:type="spellStart"/>
-      <w:r>
-        <w:rPr>
-          <w:rFonts w:ascii="Arial" w:hAnsi="Arial" w:cs="Arial"/>
-        </w:rPr>
-        <w:t>gx</w:t>
-      </w:r>
-      <w:proofErr w:type="spellEnd"/>
-      <w:r>
-        <w:rPr>
-          <w:rFonts w:ascii="Arial" w:hAnsi="Arial" w:cs="Arial"/>
-        </w:rPr>
-        <w:t xml:space="preserve"> * -30) the processed movement data is transmitted to the computer using the USB type A cable to emulate the cursor.</w:t>
-      </w:r>
-      <w:r>
-        <w:rPr>
-          <w:rFonts w:ascii="Arial" w:hAnsi="Arial" w:cs="Arial"/>
-        </w:rPr>
-        <w:t xml:space="preserve"> Which is essentially how we get the correct motion logic when the player moves the wrist up/down the cursor will on screen goes up/down and same applies with left and right.</w:t>
-      </w:r>
-    </w:p>
-    <w:p>
-      <w:pPr>
-        <w:rPr>
-          <w:rFonts w:ascii="Arial" w:hAnsi="Arial" w:cs="Arial"/>
-        </w:rPr>
-      </w:pPr>
-      <w:r>
-        <w:rPr>
-          <w:rFonts w:ascii="Arial" w:hAnsi="Arial" w:cs="Arial"/>
-        </w:rPr>
-        <w:t xml:space="preserve">In addition, to improve the cursor stability and reduce the sensitive reads from the gyroscope a lerp was implemented. This would help give a more smooth and stable cursor movement and more accurate. A </w:t>
-      </w:r>
-      <w:r>
-        <w:rPr>
-          <w:rFonts w:ascii="Arial" w:hAnsi="Arial" w:cs="Arial"/>
-        </w:rPr>
-        <w:t>dead zone</w:t>
-      </w:r>
-      <w:r>
-        <w:rPr>
-          <w:rFonts w:ascii="Arial" w:hAnsi="Arial" w:cs="Arial"/>
-        </w:rPr>
-        <w:t xml:space="preserve"> threshold was also implemented </w:t>
-      </w:r>
-      <w:r>
-        <w:rPr>
-          <w:rFonts w:ascii="Arial" w:hAnsi="Arial" w:cs="Arial"/>
-        </w:rPr>
-        <w:t>to</w:t>
-      </w:r>
-      <w:r>
-        <w:rPr>
-          <w:rFonts w:ascii="Arial" w:hAnsi="Arial" w:cs="Arial"/>
-        </w:rPr>
-        <w:t xml:space="preserve"> stop any small movements by gyroscope readings so when the player wasn’t moving the controller there would be no unnecessary movements.</w:t>
-      </w:r>
-    </w:p>
-    <w:p>
-      <w:pPr>
-        <w:rPr>
-          <w:rFonts w:ascii="Arial" w:hAnsi="Arial" w:cs="Arial"/>
-        </w:rPr>
-      </w:pPr>
-      <w:r>
-        <w:rPr>
-          <w:rFonts w:ascii="Arial" w:hAnsi="Arial" w:cs="Arial"/>
-        </w:rPr>
-        <w:t xml:space="preserve">A 6x6 push button was also connected to the </w:t>
-      </w:r>
-      <w:r>
-        <w:rPr>
-          <w:rFonts w:ascii="Arial" w:hAnsi="Arial" w:cs="Arial"/>
-        </w:rPr>
-        <w:t>pins 13 and 19 to allow power and connect. A simple logic that allows for the player to interact like how a left click on a cursor would work.</w:t>
-      </w:r>
-    </w:p>
-    <w:p>
-      <w:pPr>
-        <w:rPr>
-          <w:rFonts w:ascii="Arial" w:hAnsi="Arial" w:cs="Arial"/>
-        </w:rPr>
-      </w:pPr>
-      <w:r>
-        <w:rPr>
-          <w:rFonts w:ascii="Arial" w:hAnsi="Arial" w:cs="Arial"/>
-        </w:rPr>
-        <w:t>For the unity game using C</w:t>
-      </w:r>
-      <w:r>
-        <w:rPr>
-          <w:rFonts w:ascii="Arial" w:hAnsi="Arial" w:cs="Arial"/>
-          <w:lang w:val="en-US"/>
-        </w:rPr>
-        <w:t xml:space="preserve"># </w:t>
-      </w:r>
-      <w:r>
-        <w:rPr>
-          <w:rFonts w:ascii="Arial" w:hAnsi="Arial" w:cs="Arial"/>
-        </w:rPr>
-        <w:t xml:space="preserve">for the scripts a simple arcade shooter game was developed to showcase how motion controls can be used and having a shooting mechanic where aim is important can showcase the controls of the motion-based controller and stress test as well as see how accurate it can be. This was done by having the player shoot at 3 enemies and defeat them before the enemies take the players health down to 0 this was the simple game logic and a good environment for the motion-based controller. </w:t>
-      </w:r>
-    </w:p>
-    <w:p>
-      <w:pPr>
-        <w:pStyle w:val="Heading2"/>
-      </w:pPr>
-      <w:r>
-        <w:t>Hardware assembly</w:t>
-      </w:r>
-    </w:p>
-    <w:p>
-      <w:pPr>
-        <w:rPr>
-          <w:rFonts w:ascii="Arial" w:hAnsi="Arial" w:cs="Arial"/>
-        </w:rPr>
-      </w:pPr>
-      <w:r>
-        <w:rPr>
-          <w:rFonts w:ascii="Arial" w:hAnsi="Arial" w:cs="Arial"/>
-        </w:rPr>
-        <w:t>After purchasing all the required items such as the breadboard, Flexible jumper wires, 6x6 buttons, Pi Pico WH and MPU6050 the production of the controller began. Starting with the breadboard placing the Pico and ensuring it is securely placed on top, once that was completed soldering the pins to the MPU6050 and placing it on the breadboard to ensure stability for powering the device as well as keeping it secure on the controller.</w:t>
-      </w:r>
-      <w:r>
-        <w:rPr>
-          <w:rFonts w:ascii="Arial" w:hAnsi="Arial" w:cs="Arial"/>
-        </w:rPr>
-        <w:t xml:space="preserve"> Lastly placing the buttons on the breadboard as well, once everything was set, all the flexible jumper wires were connected from the Pi Pico to the buttons and MPU6050. </w:t>
-      </w:r>
-    </w:p>
-    <w:p>
-      <w:pPr>
-        <w:rPr>
-          <w:rFonts w:ascii="Arial" w:hAnsi="Arial" w:cs="Arial"/>
-        </w:rPr>
-      </w:pPr>
-      <w:r>
-        <w:rPr>
-          <w:rFonts w:ascii="Arial" w:hAnsi="Arial" w:cs="Arial"/>
-        </w:rPr>
-        <w:t>Choosing the MPU6050 because of its cheap price as well as ease of use containing the ability for an accelerometer and gyroscope within it allowing for good readings of movements. The raspberry Pi Pico WH was chosen for its low cost and programmable USB HID technology, small size and MicroPython compatibility.</w:t>
+        <w:t xml:space="preserve"> compatibility.</w:t>
       </w:r>
     </w:p>
     <w:p/>
@@ -12567,7 +14220,6 @@
         <w:rPr>
           <w:noProof/>
         </w:rPr>
-        <w:lastRenderedPageBreak/>
         <mc:AlternateContent>
           <mc:Choice Requires="wps">
             <w:drawing>
@@ -12616,7 +14268,8 @@
                                 <w:szCs w:val="22"/>
                               </w:rPr>
                             </w:pPr>
-                            <w:bookmarkStart w:id="38" w:name="_Toc228732798"/>
+                            <w:bookmarkStart w:id="48" w:name="_Toc228782545"/>
+                            <w:bookmarkStart w:id="49" w:name="_Toc228786109"/>
                             <w:r>
                               <w:rPr>
                                 <w:sz w:val="22"/>
@@ -12651,7 +14304,7 @@
                                 <w:sz w:val="22"/>
                                 <w:szCs w:val="22"/>
                               </w:rPr>
-                              <w:t>6</w:t>
+                              <w:t>7</w:t>
                             </w:r>
                             <w:r>
                               <w:rPr>
@@ -12667,7 +14320,8 @@
                               </w:rPr>
                               <w:t>. Pi Pico WH</w:t>
                             </w:r>
-                            <w:bookmarkEnd w:id="38"/>
+                            <w:bookmarkEnd w:id="48"/>
+                            <w:bookmarkEnd w:id="49"/>
                           </w:p>
                         </w:txbxContent>
                       </wps:txbx>
@@ -12699,7 +14353,8 @@
                           <w:szCs w:val="22"/>
                         </w:rPr>
                       </w:pPr>
-                      <w:bookmarkStart w:id="39" w:name="_Toc228732798"/>
+                      <w:bookmarkStart w:id="50" w:name="_Toc228782545"/>
+                      <w:bookmarkStart w:id="51" w:name="_Toc228786109"/>
                       <w:r>
                         <w:rPr>
                           <w:sz w:val="22"/>
@@ -12734,7 +14389,7 @@
                           <w:sz w:val="22"/>
                           <w:szCs w:val="22"/>
                         </w:rPr>
-                        <w:t>6</w:t>
+                        <w:t>7</w:t>
                       </w:r>
                       <w:r>
                         <w:rPr>
@@ -12750,7 +14405,8 @@
                         </w:rPr>
                         <w:t>. Pi Pico WH</w:t>
                       </w:r>
-                      <w:bookmarkEnd w:id="39"/>
+                      <w:bookmarkEnd w:id="50"/>
+                      <w:bookmarkEnd w:id="51"/>
                     </w:p>
                   </w:txbxContent>
                 </v:textbox>
@@ -12791,7 +14447,7 @@
                     </pic:cNvPicPr>
                   </pic:nvPicPr>
                   <pic:blipFill>
-                    <a:blip r:embed="rId13" cstate="print">
+                    <a:blip r:embed="rId14" cstate="print">
                       <a:extLst>
                         <a:ext uri="{28A0092B-C50C-407E-A947-70E740481C1C}">
                           <a14:useLocalDpi xmlns:a14="http://schemas.microsoft.com/office/drawing/2010/main" val="0"/>
@@ -12880,7 +14536,8 @@
                                 <w:szCs w:val="22"/>
                               </w:rPr>
                             </w:pPr>
-                            <w:bookmarkStart w:id="40" w:name="_Toc228732799"/>
+                            <w:bookmarkStart w:id="52" w:name="_Toc228782546"/>
+                            <w:bookmarkStart w:id="53" w:name="_Toc228786110"/>
                             <w:r>
                               <w:rPr>
                                 <w:sz w:val="22"/>
@@ -12915,7 +14572,7 @@
                                 <w:sz w:val="22"/>
                                 <w:szCs w:val="22"/>
                               </w:rPr>
-                              <w:t>7</w:t>
+                              <w:t>8</w:t>
                             </w:r>
                             <w:r>
                               <w:rPr>
@@ -12931,7 +14588,8 @@
                               </w:rPr>
                               <w:t>. Soldering Iron Pen</w:t>
                             </w:r>
-                            <w:bookmarkEnd w:id="40"/>
+                            <w:bookmarkEnd w:id="52"/>
+                            <w:bookmarkEnd w:id="53"/>
                           </w:p>
                         </w:txbxContent>
                       </wps:txbx>
@@ -12963,7 +14621,8 @@
                           <w:szCs w:val="22"/>
                         </w:rPr>
                       </w:pPr>
-                      <w:bookmarkStart w:id="41" w:name="_Toc228732799"/>
+                      <w:bookmarkStart w:id="54" w:name="_Toc228782546"/>
+                      <w:bookmarkStart w:id="55" w:name="_Toc228786110"/>
                       <w:r>
                         <w:rPr>
                           <w:sz w:val="22"/>
@@ -12998,7 +14657,7 @@
                           <w:sz w:val="22"/>
                           <w:szCs w:val="22"/>
                         </w:rPr>
-                        <w:t>7</w:t>
+                        <w:t>8</w:t>
                       </w:r>
                       <w:r>
                         <w:rPr>
@@ -13014,7 +14673,8 @@
                         </w:rPr>
                         <w:t>. Soldering Iron Pen</w:t>
                       </w:r>
-                      <w:bookmarkEnd w:id="41"/>
+                      <w:bookmarkEnd w:id="54"/>
+                      <w:bookmarkEnd w:id="55"/>
                     </w:p>
                   </w:txbxContent>
                 </v:textbox>
@@ -13055,7 +14715,7 @@
                     </pic:cNvPicPr>
                   </pic:nvPicPr>
                   <pic:blipFill>
-                    <a:blip r:embed="rId14" cstate="print">
+                    <a:blip r:embed="rId15" cstate="print">
                       <a:extLst>
                         <a:ext uri="{28A0092B-C50C-407E-A947-70E740481C1C}">
                           <a14:useLocalDpi xmlns:a14="http://schemas.microsoft.com/office/drawing/2010/main" val="0"/>
@@ -13124,6 +14784,7 @@
         <w:rPr>
           <w:noProof/>
         </w:rPr>
+        <w:lastRenderedPageBreak/>
         <mc:AlternateContent>
           <mc:Choice Requires="wps">
             <w:drawing>
@@ -13172,7 +14833,8 @@
                                 <w:szCs w:val="22"/>
                               </w:rPr>
                             </w:pPr>
-                            <w:bookmarkStart w:id="42" w:name="_Toc228732800"/>
+                            <w:bookmarkStart w:id="56" w:name="_Toc228782547"/>
+                            <w:bookmarkStart w:id="57" w:name="_Toc228786111"/>
                             <w:r>
                               <w:rPr>
                                 <w:sz w:val="22"/>
@@ -13207,7 +14869,7 @@
                                 <w:sz w:val="22"/>
                                 <w:szCs w:val="22"/>
                               </w:rPr>
-                              <w:t>8</w:t>
+                              <w:t>9</w:t>
                             </w:r>
                             <w:r>
                               <w:rPr>
@@ -13223,7 +14885,8 @@
                               </w:rPr>
                               <w:t>. BreadBoard</w:t>
                             </w:r>
-                            <w:bookmarkEnd w:id="42"/>
+                            <w:bookmarkEnd w:id="56"/>
+                            <w:bookmarkEnd w:id="57"/>
                           </w:p>
                         </w:txbxContent>
                       </wps:txbx>
@@ -13255,7 +14918,8 @@
                           <w:szCs w:val="22"/>
                         </w:rPr>
                       </w:pPr>
-                      <w:bookmarkStart w:id="43" w:name="_Toc228732800"/>
+                      <w:bookmarkStart w:id="58" w:name="_Toc228782547"/>
+                      <w:bookmarkStart w:id="59" w:name="_Toc228786111"/>
                       <w:r>
                         <w:rPr>
                           <w:sz w:val="22"/>
@@ -13290,7 +14954,7 @@
                           <w:sz w:val="22"/>
                           <w:szCs w:val="22"/>
                         </w:rPr>
-                        <w:t>8</w:t>
+                        <w:t>9</w:t>
                       </w:r>
                       <w:r>
                         <w:rPr>
@@ -13306,7 +14970,8 @@
                         </w:rPr>
                         <w:t>. BreadBoard</w:t>
                       </w:r>
-                      <w:bookmarkEnd w:id="43"/>
+                      <w:bookmarkEnd w:id="58"/>
+                      <w:bookmarkEnd w:id="59"/>
                     </w:p>
                   </w:txbxContent>
                 </v:textbox>
@@ -13347,7 +15012,7 @@
                     </pic:cNvPicPr>
                   </pic:nvPicPr>
                   <pic:blipFill>
-                    <a:blip r:embed="rId15" cstate="print">
+                    <a:blip r:embed="rId16" cstate="print">
                       <a:extLst>
                         <a:ext uri="{28A0092B-C50C-407E-A947-70E740481C1C}">
                           <a14:useLocalDpi xmlns:a14="http://schemas.microsoft.com/office/drawing/2010/main" val="0"/>
@@ -13471,360 +15136,8 @@
                                 <w:szCs w:val="22"/>
                               </w:rPr>
                             </w:pPr>
-                            <w:bookmarkStart w:id="44" w:name="_Toc228732801"/>
-                            <w:r>
-                              <w:rPr>
-                                <w:sz w:val="22"/>
-                                <w:szCs w:val="22"/>
-                              </w:rPr>
-                              <w:t xml:space="preserve">Figure </w:t>
-                            </w:r>
-                            <w:r>
-                              <w:rPr>
-                                <w:sz w:val="22"/>
-                                <w:szCs w:val="22"/>
-                              </w:rPr>
-                              <w:fldChar w:fldCharType="begin"/>
-                            </w:r>
-                            <w:r>
-                              <w:rPr>
-                                <w:sz w:val="22"/>
-                                <w:szCs w:val="22"/>
-                              </w:rPr>
-                              <w:instrText xml:space="preserve"> SEQ Figure \* ARABIC </w:instrText>
-                            </w:r>
-                            <w:r>
-                              <w:rPr>
-                                <w:sz w:val="22"/>
-                                <w:szCs w:val="22"/>
-                              </w:rPr>
-                              <w:fldChar w:fldCharType="separate"/>
-                            </w:r>
-                            <w:r>
-                              <w:rPr>
-                                <w:noProof/>
-                                <w:sz w:val="22"/>
-                                <w:szCs w:val="22"/>
-                              </w:rPr>
-                              <w:t>9</w:t>
-                            </w:r>
-                            <w:r>
-                              <w:rPr>
-                                <w:sz w:val="22"/>
-                                <w:szCs w:val="22"/>
-                              </w:rPr>
-                              <w:fldChar w:fldCharType="end"/>
-                            </w:r>
-                            <w:r>
-                              <w:rPr>
-                                <w:sz w:val="22"/>
-                                <w:szCs w:val="22"/>
-                              </w:rPr>
-                              <w:t>. MPU6050 / Pins</w:t>
-                            </w:r>
-                            <w:bookmarkEnd w:id="44"/>
-                          </w:p>
-                        </w:txbxContent>
-                      </wps:txbx>
-                      <wps:bodyPr rot="0" spcFirstLastPara="0" vertOverflow="overflow" horzOverflow="overflow" vert="horz" wrap="square" lIns="0" tIns="0" rIns="0" bIns="0" numCol="1" spcCol="0" rtlCol="0" fromWordArt="0" anchor="t" anchorCtr="0" forceAA="0" compatLnSpc="1">
-                        <a:prstTxWarp prst="textNoShape">
-                          <a:avLst/>
-                        </a:prstTxWarp>
-                        <a:spAutoFit/>
-                      </wps:bodyPr>
-                    </wps:wsp>
-                  </a:graphicData>
-                </a:graphic>
-              </wp:anchor>
-            </w:drawing>
-          </mc:Choice>
-          <mc:Fallback>
-            <w:pict>
-              <v:shape w14:anchorId="6A66EE28" id="_x0000_s1031" type="#_x0000_t202" style="position:absolute;margin-left:14.15pt;margin-top:224.65pt;width:121.35pt;height:.05pt;z-index:251693056;visibility:visible;mso-wrap-style:square;mso-wrap-distance-left:9pt;mso-wrap-distance-top:0;mso-wrap-distance-right:9pt;mso-wrap-distance-bottom:0;mso-position-horizontal:absolute;mso-position-horizontal-relative:text;mso-position-vertical:absolute;mso-position-vertical-relative:text;v-text-anchor:top" o:gfxdata="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" stroked="f">
-                <v:textbox style="mso-fit-shape-to-text:t" inset="0,0,0,0">
-                  <w:txbxContent>
-                    <w:p>
-                      <w:pPr>
-                        <w:pStyle w:val="Caption"/>
-                        <w:jc w:val="center"/>
-                        <w:rPr>
-                          <w:rFonts w:ascii="Arial" w:hAnsi="Arial" w:cs="Arial"/>
-                          <w:noProof/>
-                          <w:sz w:val="22"/>
-                          <w:szCs w:val="22"/>
-                        </w:rPr>
-                      </w:pPr>
-                      <w:bookmarkStart w:id="45" w:name="_Toc228732801"/>
-                      <w:r>
-                        <w:rPr>
-                          <w:sz w:val="22"/>
-                          <w:szCs w:val="22"/>
-                        </w:rPr>
-                        <w:t xml:space="preserve">Figure </w:t>
-                      </w:r>
-                      <w:r>
-                        <w:rPr>
-                          <w:sz w:val="22"/>
-                          <w:szCs w:val="22"/>
-                        </w:rPr>
-                        <w:fldChar w:fldCharType="begin"/>
-                      </w:r>
-                      <w:r>
-                        <w:rPr>
-                          <w:sz w:val="22"/>
-                          <w:szCs w:val="22"/>
-                        </w:rPr>
-                        <w:instrText xml:space="preserve"> SEQ Figure \* ARABIC </w:instrText>
-                      </w:r>
-                      <w:r>
-                        <w:rPr>
-                          <w:sz w:val="22"/>
-                          <w:szCs w:val="22"/>
-                        </w:rPr>
-                        <w:fldChar w:fldCharType="separate"/>
-                      </w:r>
-                      <w:r>
-                        <w:rPr>
-                          <w:noProof/>
-                          <w:sz w:val="22"/>
-                          <w:szCs w:val="22"/>
-                        </w:rPr>
-                        <w:t>9</w:t>
-                      </w:r>
-                      <w:r>
-                        <w:rPr>
-                          <w:sz w:val="22"/>
-                          <w:szCs w:val="22"/>
-                        </w:rPr>
-                        <w:fldChar w:fldCharType="end"/>
-                      </w:r>
-                      <w:r>
-                        <w:rPr>
-                          <w:sz w:val="22"/>
-                          <w:szCs w:val="22"/>
-                        </w:rPr>
-                        <w:t>. MPU6050 / Pins</w:t>
-                      </w:r>
-                      <w:bookmarkEnd w:id="45"/>
-                    </w:p>
-                  </w:txbxContent>
-                </v:textbox>
-                <w10:wrap type="square"/>
-              </v:shape>
-            </w:pict>
-          </mc:Fallback>
-        </mc:AlternateContent>
-      </w:r>
-      <w:r>
-        <w:rPr>
-          <w:rFonts w:ascii="Arial" w:hAnsi="Arial" w:cs="Arial"/>
-          <w:noProof/>
-        </w:rPr>
-        <w:drawing>
-          <wp:anchor distT="0" distB="0" distL="114300" distR="114300" simplePos="0" relativeHeight="251671552" behindDoc="0" locked="0" layoutInCell="1" allowOverlap="1" wp14:anchorId="3A6D076F" wp14:editId="7D7155B3">
-            <wp:simplePos x="0" y="0"/>
-            <wp:positionH relativeFrom="margin">
-              <wp:posOffset>180229</wp:posOffset>
-            </wp:positionH>
-            <wp:positionV relativeFrom="paragraph">
-              <wp:posOffset>62927</wp:posOffset>
-            </wp:positionV>
-            <wp:extent cx="1541145" cy="2733040"/>
-            <wp:effectExtent l="0" t="0" r="1905" b="0"/>
-            <wp:wrapSquare wrapText="bothSides"/>
-            <wp:docPr id="578939173" name="Picture 8"/>
-            <wp:cNvGraphicFramePr>
-              <a:graphicFrameLocks xmlns:a="http://schemas.openxmlformats.org/drawingml/2006/main" noChangeAspect="1"/>
-            </wp:cNvGraphicFramePr>
-            <a:graphic xmlns:a="http://schemas.openxmlformats.org/drawingml/2006/main">
-              <a:graphicData uri="http://schemas.openxmlformats.org/drawingml/2006/picture">
-                <pic:pic xmlns:pic="http://schemas.openxmlformats.org/drawingml/2006/picture">
-                  <pic:nvPicPr>
-                    <pic:cNvPr id="0" name="Picture 4"/>
-                    <pic:cNvPicPr>
-                      <a:picLocks noChangeAspect="1" noChangeArrowheads="1"/>
-                    </pic:cNvPicPr>
-                  </pic:nvPicPr>
-                  <pic:blipFill>
-                    <a:blip r:embed="rId16" cstate="print">
-                      <a:extLst>
-                        <a:ext uri="{28A0092B-C50C-407E-A947-70E740481C1C}">
-                          <a14:useLocalDpi xmlns:a14="http://schemas.microsoft.com/office/drawing/2010/main" val="0"/>
-                        </a:ext>
-                      </a:extLst>
-                    </a:blip>
-                    <a:srcRect/>
-                    <a:stretch>
-                      <a:fillRect/>
-                    </a:stretch>
-                  </pic:blipFill>
-                  <pic:spPr bwMode="auto">
-                    <a:xfrm>
-                      <a:off x="0" y="0"/>
-                      <a:ext cx="1541145" cy="2733040"/>
-                    </a:xfrm>
-                    <a:prstGeom prst="rect">
-                      <a:avLst/>
-                    </a:prstGeom>
-                    <a:noFill/>
-                    <a:ln>
-                      <a:noFill/>
-                    </a:ln>
-                  </pic:spPr>
-                </pic:pic>
-              </a:graphicData>
-            </a:graphic>
-            <wp14:sizeRelH relativeFrom="page">
-              <wp14:pctWidth>0</wp14:pctWidth>
-            </wp14:sizeRelH>
-            <wp14:sizeRelV relativeFrom="page">
-              <wp14:pctHeight>0</wp14:pctHeight>
-            </wp14:sizeRelV>
-          </wp:anchor>
-        </w:drawing>
-      </w:r>
-    </w:p>
-    <w:p>
-      <w:pPr>
-        <w:rPr>
-          <w:rFonts w:ascii="Arial" w:hAnsi="Arial" w:cs="Arial"/>
-        </w:rPr>
-      </w:pPr>
-    </w:p>
-    <w:p>
-      <w:pPr>
-        <w:rPr>
-          <w:rFonts w:ascii="Arial" w:hAnsi="Arial" w:cs="Arial"/>
-        </w:rPr>
-      </w:pPr>
-    </w:p>
-    <w:p>
-      <w:pPr>
-        <w:rPr>
-          <w:rFonts w:ascii="Arial" w:hAnsi="Arial" w:cs="Arial"/>
-        </w:rPr>
-      </w:pPr>
-    </w:p>
-    <w:p>
-      <w:pPr>
-        <w:rPr>
-          <w:rFonts w:ascii="Arial" w:hAnsi="Arial" w:cs="Arial"/>
-        </w:rPr>
-      </w:pPr>
-    </w:p>
-    <w:p>
-      <w:pPr>
-        <w:rPr>
-          <w:rFonts w:ascii="Arial" w:hAnsi="Arial" w:cs="Arial"/>
-        </w:rPr>
-      </w:pPr>
-    </w:p>
-    <w:p>
-      <w:pPr>
-        <w:rPr>
-          <w:rFonts w:ascii="Arial" w:hAnsi="Arial" w:cs="Arial"/>
-        </w:rPr>
-      </w:pPr>
-    </w:p>
-    <w:p>
-      <w:pPr>
-        <w:rPr>
-          <w:rFonts w:ascii="Arial" w:hAnsi="Arial" w:cs="Arial"/>
-        </w:rPr>
-      </w:pPr>
-    </w:p>
-    <w:p>
-      <w:pPr>
-        <w:rPr>
-          <w:rFonts w:ascii="Arial" w:hAnsi="Arial" w:cs="Arial"/>
-        </w:rPr>
-      </w:pPr>
-    </w:p>
-    <w:p>
-      <w:pPr>
-        <w:rPr>
-          <w:rFonts w:ascii="Arial" w:hAnsi="Arial" w:cs="Arial"/>
-        </w:rPr>
-      </w:pPr>
-    </w:p>
-    <w:p>
-      <w:pPr>
-        <w:rPr>
-          <w:rFonts w:ascii="Arial" w:hAnsi="Arial" w:cs="Arial"/>
-        </w:rPr>
-      </w:pPr>
-    </w:p>
-    <w:p>
-      <w:pPr>
-        <w:rPr>
-          <w:rFonts w:ascii="Arial" w:hAnsi="Arial" w:cs="Arial"/>
-        </w:rPr>
-      </w:pPr>
-    </w:p>
-    <w:p>
-      <w:pPr>
-        <w:pStyle w:val="Heading2"/>
-        <w:rPr>
-          <w:noProof/>
-        </w:rPr>
-      </w:pPr>
-    </w:p>
-    <w:p>
-      <w:pPr>
-        <w:pStyle w:val="Heading2"/>
-      </w:pPr>
-      <w:r>
-        <w:rPr>
-          <w:noProof/>
-        </w:rPr>
-        <mc:AlternateContent>
-          <mc:Choice Requires="wps">
-            <w:drawing>
-              <wp:anchor distT="0" distB="0" distL="114300" distR="114300" simplePos="0" relativeHeight="251700224" behindDoc="0" locked="0" layoutInCell="1" allowOverlap="1" wp14:anchorId="33C55320" wp14:editId="3EEAEC36">
-                <wp:simplePos x="0" y="0"/>
-                <wp:positionH relativeFrom="column">
-                  <wp:posOffset>2935605</wp:posOffset>
-                </wp:positionH>
-                <wp:positionV relativeFrom="paragraph">
-                  <wp:posOffset>3406775</wp:posOffset>
-                </wp:positionV>
-                <wp:extent cx="2260600" cy="635"/>
-                <wp:effectExtent l="0" t="0" r="0" b="0"/>
-                <wp:wrapSquare wrapText="bothSides"/>
-                <wp:docPr id="2013027922" name="Text Box 1"/>
-                <wp:cNvGraphicFramePr/>
-                <a:graphic xmlns:a="http://schemas.openxmlformats.org/drawingml/2006/main">
-                  <a:graphicData uri="http://schemas.microsoft.com/office/word/2010/wordprocessingShape">
-                    <wps:wsp>
-                      <wps:cNvSpPr txBox="1"/>
-                      <wps:spPr>
-                        <a:xfrm>
-                          <a:off x="0" y="0"/>
-                          <a:ext cx="2260600" cy="635"/>
-                        </a:xfrm>
-                        <a:prstGeom prst="rect">
-                          <a:avLst/>
-                        </a:prstGeom>
-                        <a:solidFill>
-                          <a:prstClr val="white"/>
-                        </a:solidFill>
-                        <a:ln>
-                          <a:noFill/>
-                        </a:ln>
-                      </wps:spPr>
-                      <wps:txbx>
-                        <w:txbxContent>
-                          <w:p>
-                            <w:pPr>
-                              <w:pStyle w:val="Caption"/>
-                              <w:jc w:val="center"/>
-                              <w:rPr>
-                                <w:noProof/>
-                                <w:sz w:val="22"/>
-                                <w:szCs w:val="22"/>
-                              </w:rPr>
-                            </w:pPr>
-                            <w:bookmarkStart w:id="46" w:name="_Toc228732802"/>
+                            <w:bookmarkStart w:id="60" w:name="_Toc228782548"/>
+                            <w:bookmarkStart w:id="61" w:name="_Toc228786112"/>
                             <w:r>
                               <w:rPr>
                                 <w:sz w:val="22"/>
@@ -13873,9 +15186,10 @@
                                 <w:sz w:val="22"/>
                                 <w:szCs w:val="22"/>
                               </w:rPr>
-                              <w:t>. 3D Printed Case and Lid</w:t>
+                              <w:t>. MPU6050 / Pins</w:t>
                             </w:r>
-                            <w:bookmarkEnd w:id="46"/>
+                            <w:bookmarkEnd w:id="60"/>
+                            <w:bookmarkEnd w:id="61"/>
                           </w:p>
                         </w:txbxContent>
                       </wps:txbx>
@@ -13893,7 +15207,7 @@
           </mc:Choice>
           <mc:Fallback>
             <w:pict>
-              <v:shape w14:anchorId="33C55320" id="_x0000_s1032" type="#_x0000_t202" style="position:absolute;margin-left:231.15pt;margin-top:268.25pt;width:178pt;height:.05pt;z-index:251700224;visibility:visible;mso-wrap-style:square;mso-wrap-distance-left:9pt;mso-wrap-distance-top:0;mso-wrap-distance-right:9pt;mso-wrap-distance-bottom:0;mso-position-horizontal:absolute;mso-position-horizontal-relative:text;mso-position-vertical:absolute;mso-position-vertical-relative:text;v-text-anchor:top" o:gfxdata="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" stroked="f">
+              <v:shape w14:anchorId="6A66EE28" id="_x0000_s1031" type="#_x0000_t202" style="position:absolute;margin-left:14.15pt;margin-top:224.65pt;width:121.35pt;height:.05pt;z-index:251693056;visibility:visible;mso-wrap-style:square;mso-wrap-distance-left:9pt;mso-wrap-distance-top:0;mso-wrap-distance-right:9pt;mso-wrap-distance-bottom:0;mso-position-horizontal:absolute;mso-position-horizontal-relative:text;mso-position-vertical:absolute;mso-position-vertical-relative:text;v-text-anchor:top" o:gfxdata="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" stroked="f">
                 <v:textbox style="mso-fit-shape-to-text:t" inset="0,0,0,0">
                   <w:txbxContent>
                     <w:p>
@@ -13901,12 +15215,14 @@
                         <w:pStyle w:val="Caption"/>
                         <w:jc w:val="center"/>
                         <w:rPr>
+                          <w:rFonts w:ascii="Arial" w:hAnsi="Arial" w:cs="Arial"/>
                           <w:noProof/>
                           <w:sz w:val="22"/>
                           <w:szCs w:val="22"/>
                         </w:rPr>
                       </w:pPr>
-                      <w:bookmarkStart w:id="47" w:name="_Toc228732802"/>
+                      <w:bookmarkStart w:id="62" w:name="_Toc228782548"/>
+                      <w:bookmarkStart w:id="63" w:name="_Toc228786112"/>
                       <w:r>
                         <w:rPr>
                           <w:sz w:val="22"/>
@@ -13955,9 +15271,10 @@
                           <w:sz w:val="22"/>
                           <w:szCs w:val="22"/>
                         </w:rPr>
-                        <w:t>. 3D Printed Case and Lid</w:t>
+                        <w:t>. MPU6050 / Pins</w:t>
                       </w:r>
-                      <w:bookmarkEnd w:id="47"/>
+                      <w:bookmarkEnd w:id="62"/>
+                      <w:bookmarkEnd w:id="63"/>
                     </w:p>
                   </w:txbxContent>
                 </v:textbox>
@@ -13969,19 +15286,157 @@
       </w:r>
       <w:r>
         <w:rPr>
+          <w:rFonts w:ascii="Arial" w:hAnsi="Arial" w:cs="Arial"/>
           <w:noProof/>
         </w:rPr>
         <w:drawing>
-          <wp:anchor distT="0" distB="0" distL="114300" distR="114300" simplePos="0" relativeHeight="251698176" behindDoc="0" locked="0" layoutInCell="1" allowOverlap="1" wp14:anchorId="6C824DD2" wp14:editId="333E80C9">
+          <wp:anchor distT="0" distB="0" distL="114300" distR="114300" simplePos="0" relativeHeight="251671552" behindDoc="0" locked="0" layoutInCell="1" allowOverlap="1" wp14:anchorId="3A6D076F" wp14:editId="7D7155B3">
+            <wp:simplePos x="0" y="0"/>
+            <wp:positionH relativeFrom="margin">
+              <wp:posOffset>180229</wp:posOffset>
+            </wp:positionH>
+            <wp:positionV relativeFrom="paragraph">
+              <wp:posOffset>62927</wp:posOffset>
+            </wp:positionV>
+            <wp:extent cx="1541145" cy="2733040"/>
+            <wp:effectExtent l="0" t="0" r="1905" b="0"/>
+            <wp:wrapSquare wrapText="bothSides"/>
+            <wp:docPr id="578939173" name="Picture 8"/>
+            <wp:cNvGraphicFramePr>
+              <a:graphicFrameLocks xmlns:a="http://schemas.openxmlformats.org/drawingml/2006/main" noChangeAspect="1"/>
+            </wp:cNvGraphicFramePr>
+            <a:graphic xmlns:a="http://schemas.openxmlformats.org/drawingml/2006/main">
+              <a:graphicData uri="http://schemas.openxmlformats.org/drawingml/2006/picture">
+                <pic:pic xmlns:pic="http://schemas.openxmlformats.org/drawingml/2006/picture">
+                  <pic:nvPicPr>
+                    <pic:cNvPr id="0" name="Picture 4"/>
+                    <pic:cNvPicPr>
+                      <a:picLocks noChangeAspect="1" noChangeArrowheads="1"/>
+                    </pic:cNvPicPr>
+                  </pic:nvPicPr>
+                  <pic:blipFill>
+                    <a:blip r:embed="rId17" cstate="print">
+                      <a:extLst>
+                        <a:ext uri="{28A0092B-C50C-407E-A947-70E740481C1C}">
+                          <a14:useLocalDpi xmlns:a14="http://schemas.microsoft.com/office/drawing/2010/main" val="0"/>
+                        </a:ext>
+                      </a:extLst>
+                    </a:blip>
+                    <a:srcRect/>
+                    <a:stretch>
+                      <a:fillRect/>
+                    </a:stretch>
+                  </pic:blipFill>
+                  <pic:spPr bwMode="auto">
+                    <a:xfrm>
+                      <a:off x="0" y="0"/>
+                      <a:ext cx="1541145" cy="2733040"/>
+                    </a:xfrm>
+                    <a:prstGeom prst="rect">
+                      <a:avLst/>
+                    </a:prstGeom>
+                    <a:noFill/>
+                    <a:ln>
+                      <a:noFill/>
+                    </a:ln>
+                  </pic:spPr>
+                </pic:pic>
+              </a:graphicData>
+            </a:graphic>
+            <wp14:sizeRelH relativeFrom="page">
+              <wp14:pctWidth>0</wp14:pctWidth>
+            </wp14:sizeRelH>
+            <wp14:sizeRelV relativeFrom="page">
+              <wp14:pctHeight>0</wp14:pctHeight>
+            </wp14:sizeRelV>
+          </wp:anchor>
+        </w:drawing>
+      </w:r>
+    </w:p>
+    <w:p>
+      <w:pPr>
+        <w:rPr>
+          <w:rFonts w:ascii="Arial" w:hAnsi="Arial" w:cs="Arial"/>
+        </w:rPr>
+      </w:pPr>
+    </w:p>
+    <w:p>
+      <w:pPr>
+        <w:rPr>
+          <w:rFonts w:ascii="Arial" w:hAnsi="Arial" w:cs="Arial"/>
+        </w:rPr>
+      </w:pPr>
+    </w:p>
+    <w:p>
+      <w:pPr>
+        <w:rPr>
+          <w:rFonts w:ascii="Arial" w:hAnsi="Arial" w:cs="Arial"/>
+        </w:rPr>
+      </w:pPr>
+    </w:p>
+    <w:p>
+      <w:pPr>
+        <w:rPr>
+          <w:rFonts w:ascii="Arial" w:hAnsi="Arial" w:cs="Arial"/>
+        </w:rPr>
+      </w:pPr>
+    </w:p>
+    <w:p>
+      <w:pPr>
+        <w:rPr>
+          <w:rFonts w:ascii="Arial" w:hAnsi="Arial" w:cs="Arial"/>
+        </w:rPr>
+      </w:pPr>
+    </w:p>
+    <w:p>
+      <w:pPr>
+        <w:rPr>
+          <w:rFonts w:ascii="Arial" w:hAnsi="Arial" w:cs="Arial"/>
+        </w:rPr>
+      </w:pPr>
+    </w:p>
+    <w:p>
+      <w:pPr>
+        <w:rPr>
+          <w:rFonts w:ascii="Arial" w:hAnsi="Arial" w:cs="Arial"/>
+        </w:rPr>
+      </w:pPr>
+    </w:p>
+    <w:p>
+      <w:pPr>
+        <w:rPr>
+          <w:rFonts w:ascii="Arial" w:hAnsi="Arial" w:cs="Arial"/>
+        </w:rPr>
+      </w:pPr>
+    </w:p>
+    <w:p>
+      <w:pPr>
+        <w:rPr>
+          <w:rFonts w:ascii="Arial" w:hAnsi="Arial" w:cs="Arial"/>
+        </w:rPr>
+      </w:pPr>
+    </w:p>
+    <w:p>
+      <w:pPr>
+        <w:rPr>
+          <w:rFonts w:ascii="Arial" w:hAnsi="Arial" w:cs="Arial"/>
+        </w:rPr>
+      </w:pPr>
+      <w:r>
+        <w:rPr>
+          <w:noProof/>
+        </w:rPr>
+        <w:drawing>
+          <wp:anchor distT="0" distB="0" distL="114300" distR="114300" simplePos="0" relativeHeight="251698176" behindDoc="0" locked="0" layoutInCell="1" allowOverlap="1" wp14:anchorId="6C824DD2" wp14:editId="14BC8345">
             <wp:simplePos x="0" y="0"/>
             <wp:positionH relativeFrom="column">
-              <wp:posOffset>2935605</wp:posOffset>
+              <wp:posOffset>2995930</wp:posOffset>
             </wp:positionH>
             <wp:positionV relativeFrom="paragraph">
-              <wp:posOffset>8890</wp:posOffset>
+              <wp:posOffset>8255</wp:posOffset>
             </wp:positionV>
-            <wp:extent cx="2260600" cy="3340735"/>
-            <wp:effectExtent l="0" t="0" r="6350" b="0"/>
+            <wp:extent cx="1918970" cy="2835910"/>
+            <wp:effectExtent l="0" t="0" r="5080" b="2540"/>
             <wp:wrapSquare wrapText="bothSides"/>
             <wp:docPr id="1538649558" name="Picture 15"/>
             <wp:cNvGraphicFramePr>
@@ -13997,7 +15452,7 @@
                     </pic:cNvPicPr>
                   </pic:nvPicPr>
                   <pic:blipFill rotWithShape="1">
-                    <a:blip r:embed="rId17" cstate="print">
+                    <a:blip r:embed="rId18" cstate="print">
                       <a:extLst>
                         <a:ext uri="{28A0092B-C50C-407E-A947-70E740481C1C}">
                           <a14:useLocalDpi xmlns:a14="http://schemas.microsoft.com/office/drawing/2010/main" val="0"/>
@@ -14012,7 +15467,7 @@
                   <pic:spPr bwMode="auto">
                     <a:xfrm>
                       <a:off x="0" y="0"/>
-                      <a:ext cx="2260600" cy="3340735"/>
+                      <a:ext cx="1918970" cy="2835910"/>
                     </a:xfrm>
                     <a:prstGeom prst="rect">
                       <a:avLst/>
@@ -14041,23 +15496,98 @@
       </w:r>
       <w:r>
         <w:rPr>
+          <w:rFonts w:ascii="Arial" w:hAnsi="Arial" w:cs="Arial"/>
+          <w:noProof/>
+        </w:rPr>
+        <w:drawing>
+          <wp:anchor distT="0" distB="0" distL="114300" distR="114300" simplePos="0" relativeHeight="251672576" behindDoc="0" locked="0" layoutInCell="1" allowOverlap="1" wp14:anchorId="213AE72D" wp14:editId="34073D04">
+            <wp:simplePos x="0" y="0"/>
+            <wp:positionH relativeFrom="margin">
+              <wp:posOffset>-189377</wp:posOffset>
+            </wp:positionH>
+            <wp:positionV relativeFrom="paragraph">
+              <wp:posOffset>332154</wp:posOffset>
+            </wp:positionV>
+            <wp:extent cx="1577340" cy="2790190"/>
+            <wp:effectExtent l="0" t="0" r="3810" b="0"/>
+            <wp:wrapSquare wrapText="bothSides"/>
+            <wp:docPr id="1950078594" name="Picture 9"/>
+            <wp:cNvGraphicFramePr>
+              <a:graphicFrameLocks xmlns:a="http://schemas.openxmlformats.org/drawingml/2006/main" noChangeAspect="1"/>
+            </wp:cNvGraphicFramePr>
+            <a:graphic xmlns:a="http://schemas.openxmlformats.org/drawingml/2006/main">
+              <a:graphicData uri="http://schemas.openxmlformats.org/drawingml/2006/picture">
+                <pic:pic xmlns:pic="http://schemas.openxmlformats.org/drawingml/2006/picture">
+                  <pic:nvPicPr>
+                    <pic:cNvPr id="0" name="Picture 5"/>
+                    <pic:cNvPicPr>
+                      <a:picLocks noChangeAspect="1" noChangeArrowheads="1"/>
+                    </pic:cNvPicPr>
+                  </pic:nvPicPr>
+                  <pic:blipFill>
+                    <a:blip r:embed="rId19" cstate="print">
+                      <a:extLst>
+                        <a:ext uri="{28A0092B-C50C-407E-A947-70E740481C1C}">
+                          <a14:useLocalDpi xmlns:a14="http://schemas.microsoft.com/office/drawing/2010/main" val="0"/>
+                        </a:ext>
+                      </a:extLst>
+                    </a:blip>
+                    <a:srcRect/>
+                    <a:stretch>
+                      <a:fillRect/>
+                    </a:stretch>
+                  </pic:blipFill>
+                  <pic:spPr bwMode="auto">
+                    <a:xfrm>
+                      <a:off x="0" y="0"/>
+                      <a:ext cx="1577340" cy="2790190"/>
+                    </a:xfrm>
+                    <a:prstGeom prst="rect">
+                      <a:avLst/>
+                    </a:prstGeom>
+                    <a:noFill/>
+                    <a:ln>
+                      <a:noFill/>
+                    </a:ln>
+                  </pic:spPr>
+                </pic:pic>
+              </a:graphicData>
+            </a:graphic>
+            <wp14:sizeRelH relativeFrom="page">
+              <wp14:pctWidth>0</wp14:pctWidth>
+            </wp14:sizeRelH>
+            <wp14:sizeRelV relativeFrom="page">
+              <wp14:pctHeight>0</wp14:pctHeight>
+            </wp14:sizeRelV>
+          </wp:anchor>
+        </w:drawing>
+      </w:r>
+    </w:p>
+    <w:p>
+      <w:pPr>
+        <w:rPr>
+          <w:rFonts w:ascii="Arial" w:hAnsi="Arial" w:cs="Arial"/>
+        </w:rPr>
+      </w:pPr>
+      <w:r>
+        <w:rPr>
           <w:noProof/>
         </w:rPr>
         <mc:AlternateContent>
           <mc:Choice Requires="wps">
             <w:drawing>
-              <wp:anchor distT="0" distB="0" distL="114300" distR="114300" simplePos="0" relativeHeight="251697152" behindDoc="0" locked="0" layoutInCell="1" allowOverlap="1" wp14:anchorId="3A948469" wp14:editId="0B1B9AC3">
+              <wp:anchor distT="0" distB="0" distL="114300" distR="114300" simplePos="0" relativeHeight="251700224" behindDoc="0" locked="0" layoutInCell="1" allowOverlap="1" wp14:anchorId="33C55320" wp14:editId="6088F4C7">
                 <wp:simplePos x="0" y="0"/>
                 <wp:positionH relativeFrom="column">
-                  <wp:posOffset>-90170</wp:posOffset>
+                  <wp:posOffset>2886487</wp:posOffset>
                 </wp:positionH>
                 <wp:positionV relativeFrom="paragraph">
-                  <wp:posOffset>3576320</wp:posOffset>
+                  <wp:posOffset>2658215</wp:posOffset>
                 </wp:positionV>
-                <wp:extent cx="1989455" cy="635"/>
+                <wp:extent cx="2260600" cy="635"/>
                 <wp:effectExtent l="0" t="0" r="0" b="0"/>
                 <wp:wrapSquare wrapText="bothSides"/>
-                <wp:docPr id="2040479908" name="Text Box 1"/>
+                <wp:docPr id="2013027922" name="Text Box 1"/>
                 <wp:cNvGraphicFramePr/>
                 <a:graphic xmlns:a="http://schemas.openxmlformats.org/drawingml/2006/main">
                   <a:graphicData uri="http://schemas.microsoft.com/office/word/2010/wordprocessingShape">
@@ -14066,7 +15596,7 @@
                       <wps:spPr>
                         <a:xfrm>
                           <a:off x="0" y="0"/>
-                          <a:ext cx="1989455" cy="635"/>
+                          <a:ext cx="2260600" cy="635"/>
                         </a:xfrm>
                         <a:prstGeom prst="rect">
                           <a:avLst/>
@@ -14085,13 +15615,13 @@
                               <w:pStyle w:val="Caption"/>
                               <w:jc w:val="center"/>
                               <w:rPr>
-                                <w:rFonts w:ascii="Arial" w:hAnsi="Arial" w:cs="Arial"/>
                                 <w:noProof/>
                                 <w:sz w:val="22"/>
                                 <w:szCs w:val="22"/>
                               </w:rPr>
                             </w:pPr>
-                            <w:bookmarkStart w:id="48" w:name="_Toc228732803"/>
+                            <w:bookmarkStart w:id="64" w:name="_Toc228782549"/>
+                            <w:bookmarkStart w:id="65" w:name="_Toc228786113"/>
                             <w:r>
                               <w:rPr>
                                 <w:sz w:val="22"/>
@@ -14140,9 +15670,10 @@
                                 <w:sz w:val="22"/>
                                 <w:szCs w:val="22"/>
                               </w:rPr>
-                              <w:t>. Jumper Wires / Buttons</w:t>
+                              <w:t>. 3D Printed Case and Lid</w:t>
                             </w:r>
-                            <w:bookmarkEnd w:id="48"/>
+                            <w:bookmarkEnd w:id="64"/>
+                            <w:bookmarkEnd w:id="65"/>
                           </w:p>
                         </w:txbxContent>
                       </wps:txbx>
@@ -14160,7 +15691,7 @@
           </mc:Choice>
           <mc:Fallback>
             <w:pict>
-              <v:shape w14:anchorId="3A948469" id="_x0000_s1033" type="#_x0000_t202" style="position:absolute;margin-left:-7.1pt;margin-top:281.6pt;width:156.65pt;height:.05pt;z-index:251697152;visibility:visible;mso-wrap-style:square;mso-wrap-distance-left:9pt;mso-wrap-distance-top:0;mso-wrap-distance-right:9pt;mso-wrap-distance-bottom:0;mso-position-horizontal:absolute;mso-position-horizontal-relative:text;mso-position-vertical:absolute;mso-position-vertical-relative:text;v-text-anchor:top" o:gfxdata="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" stroked="f">
+              <v:shape w14:anchorId="33C55320" id="_x0000_s1032" type="#_x0000_t202" style="position:absolute;margin-left:227.3pt;margin-top:209.3pt;width:178pt;height:.05pt;z-index:251700224;visibility:visible;mso-wrap-style:square;mso-wrap-distance-left:9pt;mso-wrap-distance-top:0;mso-wrap-distance-right:9pt;mso-wrap-distance-bottom:0;mso-position-horizontal:absolute;mso-position-horizontal-relative:text;mso-position-vertical:absolute;mso-position-vertical-relative:text;v-text-anchor:top" o:gfxdata="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" stroked="f">
                 <v:textbox style="mso-fit-shape-to-text:t" inset="0,0,0,0">
                   <w:txbxContent>
                     <w:p>
@@ -14168,13 +15699,13 @@
                         <w:pStyle w:val="Caption"/>
                         <w:jc w:val="center"/>
                         <w:rPr>
-                          <w:rFonts w:ascii="Arial" w:hAnsi="Arial" w:cs="Arial"/>
                           <w:noProof/>
                           <w:sz w:val="22"/>
                           <w:szCs w:val="22"/>
                         </w:rPr>
                       </w:pPr>
-                      <w:bookmarkStart w:id="49" w:name="_Toc228732803"/>
+                      <w:bookmarkStart w:id="66" w:name="_Toc228782549"/>
+                      <w:bookmarkStart w:id="67" w:name="_Toc228786113"/>
                       <w:r>
                         <w:rPr>
                           <w:sz w:val="22"/>
@@ -14223,9 +15754,10 @@
                           <w:sz w:val="22"/>
                           <w:szCs w:val="22"/>
                         </w:rPr>
-                        <w:t>. Jumper Wires / Buttons</w:t>
+                        <w:t>. 3D Printed Case and Lid</w:t>
                       </w:r>
-                      <w:bookmarkEnd w:id="49"/>
+                      <w:bookmarkEnd w:id="66"/>
+                      <w:bookmarkEnd w:id="67"/>
                     </w:p>
                   </w:txbxContent>
                 </v:textbox>
@@ -14237,81 +15769,210 @@
       </w:r>
       <w:r>
         <w:rPr>
-          <w:rFonts w:ascii="Arial" w:hAnsi="Arial" w:cs="Arial"/>
           <w:noProof/>
         </w:rPr>
-        <w:drawing>
-          <wp:anchor distT="0" distB="0" distL="114300" distR="114300" simplePos="0" relativeHeight="251672576" behindDoc="0" locked="0" layoutInCell="1" allowOverlap="1" wp14:anchorId="213AE72D" wp14:editId="67B2EACD">
-            <wp:simplePos x="0" y="0"/>
-            <wp:positionH relativeFrom="margin">
-              <wp:posOffset>-90436</wp:posOffset>
-            </wp:positionH>
-            <wp:positionV relativeFrom="paragraph">
-              <wp:posOffset>-209</wp:posOffset>
-            </wp:positionV>
-            <wp:extent cx="1989455" cy="3519170"/>
-            <wp:effectExtent l="0" t="0" r="0" b="5080"/>
-            <wp:wrapSquare wrapText="bothSides"/>
-            <wp:docPr id="1950078594" name="Picture 9"/>
-            <wp:cNvGraphicFramePr>
-              <a:graphicFrameLocks xmlns:a="http://schemas.openxmlformats.org/drawingml/2006/main" noChangeAspect="1"/>
-            </wp:cNvGraphicFramePr>
-            <a:graphic xmlns:a="http://schemas.openxmlformats.org/drawingml/2006/main">
-              <a:graphicData uri="http://schemas.openxmlformats.org/drawingml/2006/picture">
-                <pic:pic xmlns:pic="http://schemas.openxmlformats.org/drawingml/2006/picture">
-                  <pic:nvPicPr>
-                    <pic:cNvPr id="0" name="Picture 5"/>
-                    <pic:cNvPicPr>
-                      <a:picLocks noChangeAspect="1" noChangeArrowheads="1"/>
-                    </pic:cNvPicPr>
-                  </pic:nvPicPr>
-                  <pic:blipFill>
-                    <a:blip r:embed="rId18" cstate="print">
-                      <a:extLst>
-                        <a:ext uri="{28A0092B-C50C-407E-A947-70E740481C1C}">
-                          <a14:useLocalDpi xmlns:a14="http://schemas.microsoft.com/office/drawing/2010/main" val="0"/>
-                        </a:ext>
-                      </a:extLst>
-                    </a:blip>
-                    <a:srcRect/>
-                    <a:stretch>
-                      <a:fillRect/>
-                    </a:stretch>
-                  </pic:blipFill>
-                  <pic:spPr bwMode="auto">
-                    <a:xfrm>
-                      <a:off x="0" y="0"/>
-                      <a:ext cx="1989455" cy="3519170"/>
-                    </a:xfrm>
-                    <a:prstGeom prst="rect">
-                      <a:avLst/>
-                    </a:prstGeom>
-                    <a:noFill/>
-                    <a:ln>
-                      <a:noFill/>
-                    </a:ln>
-                  </pic:spPr>
-                </pic:pic>
-              </a:graphicData>
-            </a:graphic>
-            <wp14:sizeRelH relativeFrom="page">
-              <wp14:pctWidth>0</wp14:pctWidth>
-            </wp14:sizeRelH>
-            <wp14:sizeRelV relativeFrom="page">
-              <wp14:pctHeight>0</wp14:pctHeight>
-            </wp14:sizeRelV>
-          </wp:anchor>
-        </w:drawing>
-      </w:r>
-    </w:p>
-    <w:p>
-      <w:pPr>
-        <w:pStyle w:val="Heading2"/>
-      </w:pPr>
-    </w:p>
-    <w:p>
-      <w:pPr>
-        <w:pStyle w:val="Heading2"/>
+        <mc:AlternateContent>
+          <mc:Choice Requires="wps">
+            <w:drawing>
+              <wp:anchor distT="0" distB="0" distL="114300" distR="114300" simplePos="0" relativeHeight="251697152" behindDoc="0" locked="0" layoutInCell="1" allowOverlap="1" wp14:anchorId="3A948469" wp14:editId="55F6111A">
+                <wp:simplePos x="0" y="0"/>
+                <wp:positionH relativeFrom="page">
+                  <wp:posOffset>864158</wp:posOffset>
+                </wp:positionH>
+                <wp:positionV relativeFrom="paragraph">
+                  <wp:posOffset>2974606</wp:posOffset>
+                </wp:positionV>
+                <wp:extent cx="1989455" cy="635"/>
+                <wp:effectExtent l="0" t="0" r="0" b="8255"/>
+                <wp:wrapSquare wrapText="bothSides"/>
+                <wp:docPr id="2040479908" name="Text Box 1"/>
+                <wp:cNvGraphicFramePr/>
+                <a:graphic xmlns:a="http://schemas.openxmlformats.org/drawingml/2006/main">
+                  <a:graphicData uri="http://schemas.microsoft.com/office/word/2010/wordprocessingShape">
+                    <wps:wsp>
+                      <wps:cNvSpPr txBox="1"/>
+                      <wps:spPr>
+                        <a:xfrm>
+                          <a:off x="0" y="0"/>
+                          <a:ext cx="1989455" cy="635"/>
+                        </a:xfrm>
+                        <a:prstGeom prst="rect">
+                          <a:avLst/>
+                        </a:prstGeom>
+                        <a:solidFill>
+                          <a:prstClr val="white"/>
+                        </a:solidFill>
+                        <a:ln>
+                          <a:noFill/>
+                        </a:ln>
+                      </wps:spPr>
+                      <wps:txbx>
+                        <w:txbxContent>
+                          <w:p>
+                            <w:pPr>
+                              <w:pStyle w:val="Caption"/>
+                              <w:jc w:val="center"/>
+                              <w:rPr>
+                                <w:rFonts w:ascii="Arial" w:hAnsi="Arial" w:cs="Arial"/>
+                                <w:noProof/>
+                                <w:sz w:val="22"/>
+                                <w:szCs w:val="22"/>
+                              </w:rPr>
+                            </w:pPr>
+                            <w:bookmarkStart w:id="68" w:name="_Toc228782550"/>
+                            <w:bookmarkStart w:id="69" w:name="_Toc228786114"/>
+                            <w:r>
+                              <w:rPr>
+                                <w:sz w:val="22"/>
+                                <w:szCs w:val="22"/>
+                              </w:rPr>
+                              <w:t xml:space="preserve">Figure </w:t>
+                            </w:r>
+                            <w:r>
+                              <w:rPr>
+                                <w:sz w:val="22"/>
+                                <w:szCs w:val="22"/>
+                              </w:rPr>
+                              <w:fldChar w:fldCharType="begin"/>
+                            </w:r>
+                            <w:r>
+                              <w:rPr>
+                                <w:sz w:val="22"/>
+                                <w:szCs w:val="22"/>
+                              </w:rPr>
+                              <w:instrText xml:space="preserve"> SEQ Figure \* ARABIC </w:instrText>
+                            </w:r>
+                            <w:r>
+                              <w:rPr>
+                                <w:sz w:val="22"/>
+                                <w:szCs w:val="22"/>
+                              </w:rPr>
+                              <w:fldChar w:fldCharType="separate"/>
+                            </w:r>
+                            <w:r>
+                              <w:rPr>
+                                <w:noProof/>
+                                <w:sz w:val="22"/>
+                                <w:szCs w:val="22"/>
+                              </w:rPr>
+                              <w:t>12</w:t>
+                            </w:r>
+                            <w:r>
+                              <w:rPr>
+                                <w:sz w:val="22"/>
+                                <w:szCs w:val="22"/>
+                              </w:rPr>
+                              <w:fldChar w:fldCharType="end"/>
+                            </w:r>
+                            <w:r>
+                              <w:rPr>
+                                <w:sz w:val="22"/>
+                                <w:szCs w:val="22"/>
+                              </w:rPr>
+                              <w:t>. Jumper Wires / Buttons</w:t>
+                            </w:r>
+                            <w:bookmarkEnd w:id="68"/>
+                            <w:bookmarkEnd w:id="69"/>
+                          </w:p>
+                        </w:txbxContent>
+                      </wps:txbx>
+                      <wps:bodyPr rot="0" spcFirstLastPara="0" vertOverflow="overflow" horzOverflow="overflow" vert="horz" wrap="square" lIns="0" tIns="0" rIns="0" bIns="0" numCol="1" spcCol="0" rtlCol="0" fromWordArt="0" anchor="t" anchorCtr="0" forceAA="0" compatLnSpc="1">
+                        <a:prstTxWarp prst="textNoShape">
+                          <a:avLst/>
+                        </a:prstTxWarp>
+                        <a:spAutoFit/>
+                      </wps:bodyPr>
+                    </wps:wsp>
+                  </a:graphicData>
+                </a:graphic>
+              </wp:anchor>
+            </w:drawing>
+          </mc:Choice>
+          <mc:Fallback>
+            <w:pict>
+              <v:shape w14:anchorId="3A948469" id="_x0000_s1033" type="#_x0000_t202" style="position:absolute;margin-left:68.05pt;margin-top:234.2pt;width:156.65pt;height:.05pt;z-index:251697152;visibility:visible;mso-wrap-style:square;mso-wrap-distance-left:9pt;mso-wrap-distance-top:0;mso-wrap-distance-right:9pt;mso-wrap-distance-bottom:0;mso-position-horizontal:absolute;mso-position-horizontal-relative:page;mso-position-vertical:absolute;mso-position-vertical-relative:text;v-text-anchor:top" o:gfxdata="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" stroked="f">
+                <v:textbox style="mso-fit-shape-to-text:t" inset="0,0,0,0">
+                  <w:txbxContent>
+                    <w:p>
+                      <w:pPr>
+                        <w:pStyle w:val="Caption"/>
+                        <w:jc w:val="center"/>
+                        <w:rPr>
+                          <w:rFonts w:ascii="Arial" w:hAnsi="Arial" w:cs="Arial"/>
+                          <w:noProof/>
+                          <w:sz w:val="22"/>
+                          <w:szCs w:val="22"/>
+                        </w:rPr>
+                      </w:pPr>
+                      <w:bookmarkStart w:id="70" w:name="_Toc228782550"/>
+                      <w:bookmarkStart w:id="71" w:name="_Toc228786114"/>
+                      <w:r>
+                        <w:rPr>
+                          <w:sz w:val="22"/>
+                          <w:szCs w:val="22"/>
+                        </w:rPr>
+                        <w:t xml:space="preserve">Figure </w:t>
+                      </w:r>
+                      <w:r>
+                        <w:rPr>
+                          <w:sz w:val="22"/>
+                          <w:szCs w:val="22"/>
+                        </w:rPr>
+                        <w:fldChar w:fldCharType="begin"/>
+                      </w:r>
+                      <w:r>
+                        <w:rPr>
+                          <w:sz w:val="22"/>
+                          <w:szCs w:val="22"/>
+                        </w:rPr>
+                        <w:instrText xml:space="preserve"> SEQ Figure \* ARABIC </w:instrText>
+                      </w:r>
+                      <w:r>
+                        <w:rPr>
+                          <w:sz w:val="22"/>
+                          <w:szCs w:val="22"/>
+                        </w:rPr>
+                        <w:fldChar w:fldCharType="separate"/>
+                      </w:r>
+                      <w:r>
+                        <w:rPr>
+                          <w:noProof/>
+                          <w:sz w:val="22"/>
+                          <w:szCs w:val="22"/>
+                        </w:rPr>
+                        <w:t>12</w:t>
+                      </w:r>
+                      <w:r>
+                        <w:rPr>
+                          <w:sz w:val="22"/>
+                          <w:szCs w:val="22"/>
+                        </w:rPr>
+                        <w:fldChar w:fldCharType="end"/>
+                      </w:r>
+                      <w:r>
+                        <w:rPr>
+                          <w:sz w:val="22"/>
+                          <w:szCs w:val="22"/>
+                        </w:rPr>
+                        <w:t>. Jumper Wires / Buttons</w:t>
+                      </w:r>
+                      <w:bookmarkEnd w:id="70"/>
+                      <w:bookmarkEnd w:id="71"/>
+                    </w:p>
+                  </w:txbxContent>
+                </v:textbox>
+                <w10:wrap type="square" anchorx="page"/>
+              </v:shape>
+            </w:pict>
+          </mc:Fallback>
+        </mc:AlternateContent>
+      </w:r>
+    </w:p>
+    <w:p>
+      <w:pPr>
+        <w:rPr>
+          <w:rFonts w:ascii="Arial" w:hAnsi="Arial" w:cs="Arial"/>
+        </w:rPr>
       </w:pPr>
     </w:p>
     <w:p>
@@ -14336,69 +15997,65 @@
     </w:p>
     <w:p/>
     <w:p/>
-    <w:p/>
-    <w:p/>
     <w:p>
       <w:pPr>
         <w:pStyle w:val="Heading2"/>
       </w:pPr>
+      <w:bookmarkStart w:id="72" w:name="_Toc228786150"/>
+      <w:r>
+        <w:lastRenderedPageBreak/>
+        <w:t>Testing and Refinement</w:t>
+      </w:r>
+      <w:bookmarkEnd w:id="72"/>
+    </w:p>
+    <w:p>
+      <w:pPr>
+        <w:rPr>
+          <w:rFonts w:ascii="Arial" w:hAnsi="Arial" w:cs="Arial"/>
+        </w:rPr>
+      </w:pPr>
+      <w:r>
+        <w:rPr>
+          <w:rFonts w:ascii="Arial" w:hAnsi="Arial" w:cs="Arial"/>
+        </w:rPr>
+        <w:t>Multiple tests were done to ensure that the controller was well connected physically and software, ensuring the cables were well connected and didn’t go lose when the player would use motion control. Furthermore, testing was conducted so ensure the controller worked as fast as possible reading data accurately.</w:t>
+      </w:r>
     </w:p>
     <w:p>
       <w:pPr>
         <w:pStyle w:val="Heading2"/>
       </w:pPr>
-      <w:r>
-        <w:t>Testing and Refinement</w:t>
-      </w:r>
-    </w:p>
-    <w:p>
-      <w:pPr>
-        <w:rPr>
-          <w:rFonts w:ascii="Arial" w:hAnsi="Arial" w:cs="Arial"/>
-        </w:rPr>
-      </w:pPr>
-      <w:r>
-        <w:rPr>
-          <w:rFonts w:ascii="Arial" w:hAnsi="Arial" w:cs="Arial"/>
-        </w:rPr>
-        <w:t>Multiple tests were done to ensure that the controller was well connected physically and software, ensuring the cables were well connected and didn’t go lose when the player would use motion control. Furthermore, testing was conducted so ensure the controller worked as fast as possible reading data accurately.</w:t>
-      </w:r>
-      <w:bookmarkStart w:id="50" w:name="_Toc228442248"/>
+      <w:bookmarkStart w:id="73" w:name="_Toc228786151"/>
+      <w:r>
+        <w:t>Challenges Encountered</w:t>
+      </w:r>
+      <w:bookmarkEnd w:id="73"/>
+    </w:p>
+    <w:p>
+      <w:pPr>
+        <w:rPr>
+          <w:rFonts w:ascii="Arial" w:hAnsi="Arial" w:cs="Arial"/>
+        </w:rPr>
+      </w:pPr>
+      <w:r>
+        <w:rPr>
+          <w:rFonts w:ascii="Arial" w:hAnsi="Arial" w:cs="Arial"/>
+        </w:rPr>
+        <w:t>Some of the problems that was encountered was the lack of removing delay within the controller so when the player moved the controller to far the cursor would be the same on screen but the controller would be in a completely different direction so the gyro was off centre, this is due the limitations of the MPU6050 being an older hardware high latency  and drift.</w:t>
+      </w:r>
     </w:p>
     <w:p>
       <w:pPr>
         <w:pStyle w:val="Heading2"/>
       </w:pPr>
-      <w:r>
-        <w:t>Challenges Encountered</w:t>
-      </w:r>
-    </w:p>
-    <w:p>
-      <w:pPr>
-        <w:rPr>
-          <w:rFonts w:ascii="Arial" w:hAnsi="Arial" w:cs="Arial"/>
-        </w:rPr>
-      </w:pPr>
-      <w:r>
-        <w:rPr>
-          <w:rFonts w:ascii="Arial" w:hAnsi="Arial" w:cs="Arial"/>
-        </w:rPr>
-        <w:t>Some of the problems that was encountered was the lack of removing delay within the controller so when the player moved the controller to far the cursor would be the same on screen but the controller would be in a completely different direction so the gyro was off centre, this is due the limitations of the MPU6050 being an older hardware high latency  and drift.</w:t>
-      </w:r>
-    </w:p>
-    <w:p/>
-    <w:p/>
-    <w:p>
-      <w:pPr>
-        <w:pStyle w:val="Heading2"/>
-      </w:pPr>
-      <w:r>
-        <w:lastRenderedPageBreak/>
+      <w:bookmarkStart w:id="74" w:name="_Toc228786152"/>
+      <w:r>
         <w:t xml:space="preserve">Artefact </w:t>
       </w:r>
       <w:r>
         <w:t>Problem Statement</w:t>
       </w:r>
+      <w:bookmarkEnd w:id="74"/>
     </w:p>
     <w:p>
       <w:pPr>
@@ -14428,7 +16085,21 @@
         <w:rPr>
           <w:rFonts w:ascii="Arial" w:hAnsi="Arial" w:cs="Arial"/>
         </w:rPr>
-        <w:t xml:space="preserve"> but improvements could be made, the button could be changed to be much larger and more stable, as well as fixing the delay and drift when moving to far and some players found the controller to be fun.</w:t>
+        <w:t xml:space="preserve"> but improvements could be made, the button could be changed to be much larger and more stable, as well as fixing the delay and drift when moving </w:t>
+      </w:r>
+      <w:proofErr w:type="spellStart"/>
+      <w:r>
+        <w:rPr>
+          <w:rFonts w:ascii="Arial" w:hAnsi="Arial" w:cs="Arial"/>
+        </w:rPr>
+        <w:t>to</w:t>
+      </w:r>
+      <w:proofErr w:type="spellEnd"/>
+      <w:r>
+        <w:rPr>
+          <w:rFonts w:ascii="Arial" w:hAnsi="Arial" w:cs="Arial"/>
+        </w:rPr>
+        <w:t xml:space="preserve"> far and some players found the controller to be fun.</w:t>
       </w:r>
     </w:p>
     <w:p>
@@ -14439,6 +16110,7 @@
           <w:szCs w:val="32"/>
         </w:rPr>
       </w:pPr>
+      <w:bookmarkStart w:id="75" w:name="_Toc228786153"/>
       <w:r>
         <w:rPr>
           <w:sz w:val="32"/>
@@ -14467,16 +16139,30 @@
         </w:rPr>
         <w:t xml:space="preserve"> Validation and Testing</w:t>
       </w:r>
-      <w:bookmarkEnd w:id="50"/>
-    </w:p>
-    <w:p>
-      <w:r>
+      <w:bookmarkEnd w:id="75"/>
+    </w:p>
+    <w:p>
+      <w:pPr>
+        <w:rPr>
+          <w:rFonts w:ascii="Arial" w:hAnsi="Arial" w:cs="Arial"/>
+        </w:rPr>
+      </w:pPr>
+      <w:r>
+        <w:rPr>
+          <w:rFonts w:ascii="Arial" w:hAnsi="Arial" w:cs="Arial"/>
+        </w:rPr>
         <w:t xml:space="preserve">Multiple tests were performed keeping the data anonymous the testers were sat down and read an information sheet about the project as well as signing a consent form to inform that they agree with being a tester. Once the documents were read and signed, they were given the custom based controller and the game to play after testing they would also be required to take part in </w:t>
       </w:r>
       <w:r>
+        <w:rPr>
+          <w:rFonts w:ascii="Arial" w:hAnsi="Arial" w:cs="Arial"/>
+        </w:rPr>
         <w:t>an</w:t>
       </w:r>
       <w:r>
+        <w:rPr>
+          <w:rFonts w:ascii="Arial" w:hAnsi="Arial" w:cs="Arial"/>
+        </w:rPr>
         <w:t xml:space="preserve"> online form which would have a variety of questions as well as opportunities for them to give thoughts about the artefact. </w:t>
       </w:r>
     </w:p>
@@ -14485,6 +16171,9 @@
         <w:keepNext/>
       </w:pPr>
       <w:r>
+        <w:rPr>
+          <w:noProof/>
+        </w:rPr>
         <w:drawing>
           <wp:inline distT="0" distB="0" distL="0" distR="0" wp14:anchorId="3EE07448" wp14:editId="3A5E1277">
             <wp:extent cx="5474335" cy="942340"/>
@@ -14501,7 +16190,7 @@
                     <pic:cNvPicPr/>
                   </pic:nvPicPr>
                   <pic:blipFill>
-                    <a:blip r:embed="rId19"/>
+                    <a:blip r:embed="rId20"/>
                     <a:stretch>
                       <a:fillRect/>
                     </a:stretch>
@@ -14531,7 +16220,7 @@
           <w:szCs w:val="22"/>
         </w:rPr>
       </w:pPr>
-      <w:bookmarkStart w:id="51" w:name="_Toc228732804"/>
+      <w:bookmarkStart w:id="76" w:name="_Toc228786115"/>
       <w:r>
         <w:rPr>
           <w:sz w:val="22"/>
@@ -14566,7 +16255,7 @@
           <w:sz w:val="22"/>
           <w:szCs w:val="22"/>
         </w:rPr>
-        <w:t>12</w:t>
+        <w:t>13</w:t>
       </w:r>
       <w:r>
         <w:rPr>
@@ -14582,23 +16271,1069 @@
         </w:rPr>
         <w:t>. Number of testers</w:t>
       </w:r>
-      <w:bookmarkEnd w:id="51"/>
+      <w:bookmarkEnd w:id="76"/>
+    </w:p>
+    <w:p>
+      <w:pPr>
+        <w:keepNext/>
+      </w:pPr>
+      <w:r>
+        <w:rPr>
+          <w:rFonts w:ascii="Arial" w:hAnsi="Arial" w:cs="Arial"/>
+        </w:rPr>
+        <w:lastRenderedPageBreak/>
+        <w:t>There were questions based on the controller as well as the game where the controller was tested in, but the main results were from the questions surrounding the motion-based controller and how those results could be helpful to understand alternative game controllers. One of the questions were “would you use this motion-based controller instead of a traditional one?” and the results were split but most the testers went with depends.</w:t>
+      </w:r>
+      <w:r>
+        <w:t xml:space="preserve"> </w:t>
+      </w:r>
+      <w:r>
+        <w:drawing>
+          <wp:inline distT="0" distB="0" distL="0" distR="0" wp14:anchorId="12B6DF2B" wp14:editId="2034A0F5">
+            <wp:extent cx="5474335" cy="1569720"/>
+            <wp:effectExtent l="0" t="0" r="0" b="0"/>
+            <wp:docPr id="192921021" name="Picture 1"/>
+            <wp:cNvGraphicFramePr>
+              <a:graphicFrameLocks xmlns:a="http://schemas.openxmlformats.org/drawingml/2006/main" noChangeAspect="1"/>
+            </wp:cNvGraphicFramePr>
+            <a:graphic xmlns:a="http://schemas.openxmlformats.org/drawingml/2006/main">
+              <a:graphicData uri="http://schemas.openxmlformats.org/drawingml/2006/picture">
+                <pic:pic xmlns:pic="http://schemas.openxmlformats.org/drawingml/2006/picture">
+                  <pic:nvPicPr>
+                    <pic:cNvPr id="192921021" name=""/>
+                    <pic:cNvPicPr/>
+                  </pic:nvPicPr>
+                  <pic:blipFill>
+                    <a:blip r:embed="rId21"/>
+                    <a:stretch>
+                      <a:fillRect/>
+                    </a:stretch>
+                  </pic:blipFill>
+                  <pic:spPr>
+                    <a:xfrm>
+                      <a:off x="0" y="0"/>
+                      <a:ext cx="5474335" cy="1569720"/>
+                    </a:xfrm>
+                    <a:prstGeom prst="rect">
+                      <a:avLst/>
+                    </a:prstGeom>
+                  </pic:spPr>
+                </pic:pic>
+              </a:graphicData>
+            </a:graphic>
+          </wp:inline>
+        </w:drawing>
+      </w:r>
+    </w:p>
+    <w:p>
+      <w:pPr>
+        <w:pStyle w:val="Caption"/>
+        <w:jc w:val="center"/>
+        <w:rPr>
+          <w:sz w:val="22"/>
+          <w:szCs w:val="22"/>
+        </w:rPr>
+      </w:pPr>
+      <w:bookmarkStart w:id="77" w:name="_Toc228786116"/>
+      <w:r>
+        <w:rPr>
+          <w:sz w:val="22"/>
+          <w:szCs w:val="22"/>
+        </w:rPr>
+        <w:t xml:space="preserve">Figure </w:t>
+      </w:r>
+      <w:r>
+        <w:rPr>
+          <w:sz w:val="22"/>
+          <w:szCs w:val="22"/>
+        </w:rPr>
+        <w:fldChar w:fldCharType="begin"/>
+      </w:r>
+      <w:r>
+        <w:rPr>
+          <w:sz w:val="22"/>
+          <w:szCs w:val="22"/>
+        </w:rPr>
+        <w:instrText xml:space="preserve"> SEQ Figure \* ARABIC </w:instrText>
+      </w:r>
+      <w:r>
+        <w:rPr>
+          <w:sz w:val="22"/>
+          <w:szCs w:val="22"/>
+        </w:rPr>
+        <w:fldChar w:fldCharType="separate"/>
+      </w:r>
+      <w:r>
+        <w:rPr>
+          <w:noProof/>
+          <w:sz w:val="22"/>
+          <w:szCs w:val="22"/>
+        </w:rPr>
+        <w:t>14</w:t>
+      </w:r>
+      <w:r>
+        <w:rPr>
+          <w:sz w:val="22"/>
+          <w:szCs w:val="22"/>
+        </w:rPr>
+        <w:fldChar w:fldCharType="end"/>
+      </w:r>
+      <w:r>
+        <w:rPr>
+          <w:sz w:val="22"/>
+          <w:szCs w:val="22"/>
+        </w:rPr>
+        <w:t xml:space="preserve">. </w:t>
+      </w:r>
+      <w:r>
+        <w:rPr>
+          <w:sz w:val="22"/>
+          <w:szCs w:val="22"/>
+        </w:rPr>
+        <w:t>Would they use the controller Question</w:t>
+      </w:r>
+      <w:bookmarkEnd w:id="77"/>
+    </w:p>
+    <w:p>
+      <w:pPr>
+        <w:rPr>
+          <w:rFonts w:ascii="Arial" w:hAnsi="Arial" w:cs="Arial"/>
+        </w:rPr>
+      </w:pPr>
+      <w:r>
+        <w:rPr>
+          <w:rFonts w:ascii="Arial" w:hAnsi="Arial" w:cs="Arial"/>
+        </w:rPr>
+        <w:t xml:space="preserve">A lot of the answers were that it would depend on the game they would play and if it makes sense, this could be related back to an earlier in the immersion section of the report where it would be beneficial if the game that players played would have supported for the controller and give them an advantage or make it fun to use. So alternative game controllers are </w:t>
+      </w:r>
+      <w:r>
+        <w:rPr>
+          <w:rFonts w:ascii="Arial" w:hAnsi="Arial" w:cs="Arial"/>
+        </w:rPr>
+        <w:t>usable,</w:t>
+      </w:r>
+      <w:r>
+        <w:rPr>
+          <w:rFonts w:ascii="Arial" w:hAnsi="Arial" w:cs="Arial"/>
+        </w:rPr>
+        <w:t xml:space="preserve"> and players do like to use </w:t>
+      </w:r>
+      <w:r>
+        <w:rPr>
+          <w:rFonts w:ascii="Arial" w:hAnsi="Arial" w:cs="Arial"/>
+        </w:rPr>
+        <w:t>them,</w:t>
+      </w:r>
+      <w:r>
+        <w:rPr>
+          <w:rFonts w:ascii="Arial" w:hAnsi="Arial" w:cs="Arial"/>
+        </w:rPr>
+        <w:t xml:space="preserve"> but they would need </w:t>
+      </w:r>
+      <w:r>
+        <w:rPr>
+          <w:rFonts w:ascii="Arial" w:hAnsi="Arial" w:cs="Arial"/>
+        </w:rPr>
+        <w:t>a</w:t>
+      </w:r>
+      <w:r>
+        <w:rPr>
+          <w:rFonts w:ascii="Arial" w:hAnsi="Arial" w:cs="Arial"/>
+        </w:rPr>
+        <w:t xml:space="preserve"> motive to use them. </w:t>
+      </w:r>
+    </w:p>
+    <w:p>
+      <w:pPr>
+        <w:rPr>
+          <w:rFonts w:ascii="Arial" w:hAnsi="Arial" w:cs="Arial"/>
+        </w:rPr>
+      </w:pPr>
+      <w:r>
+        <w:rPr>
+          <w:rFonts w:ascii="Arial" w:hAnsi="Arial" w:cs="Arial"/>
+        </w:rPr>
+        <w:t xml:space="preserve">The next </w:t>
+      </w:r>
+      <w:r>
+        <w:rPr>
+          <w:rFonts w:ascii="Arial" w:hAnsi="Arial" w:cs="Arial"/>
+        </w:rPr>
+        <w:t xml:space="preserve">set of </w:t>
+      </w:r>
+      <w:r>
+        <w:rPr>
+          <w:rFonts w:ascii="Arial" w:hAnsi="Arial" w:cs="Arial"/>
+        </w:rPr>
+        <w:t>question</w:t>
+      </w:r>
+      <w:r>
+        <w:rPr>
+          <w:rFonts w:ascii="Arial" w:hAnsi="Arial" w:cs="Arial"/>
+        </w:rPr>
+        <w:t>s</w:t>
+      </w:r>
+      <w:r>
+        <w:rPr>
+          <w:rFonts w:ascii="Arial" w:hAnsi="Arial" w:cs="Arial"/>
+        </w:rPr>
+        <w:t xml:space="preserve"> </w:t>
+      </w:r>
+      <w:r>
+        <w:rPr>
+          <w:rFonts w:ascii="Arial" w:hAnsi="Arial" w:cs="Arial"/>
+        </w:rPr>
+        <w:t xml:space="preserve">are </w:t>
+      </w:r>
+      <w:r>
+        <w:rPr>
+          <w:rFonts w:ascii="Arial" w:hAnsi="Arial" w:cs="Arial"/>
+        </w:rPr>
+        <w:t>mainly about the performance of the controller</w:t>
+      </w:r>
+      <w:r>
+        <w:rPr>
+          <w:rFonts w:ascii="Arial" w:hAnsi="Arial" w:cs="Arial"/>
+        </w:rPr>
+        <w:t xml:space="preserve">. </w:t>
+      </w:r>
+      <w:r>
+        <w:rPr>
+          <w:rFonts w:ascii="Arial" w:hAnsi="Arial" w:cs="Arial"/>
+        </w:rPr>
+        <w:t xml:space="preserve"> “How do the controls feel overall?” 46% said that the </w:t>
+      </w:r>
+      <w:r>
+        <w:rPr>
+          <w:rFonts w:ascii="Arial" w:hAnsi="Arial" w:cs="Arial"/>
+        </w:rPr>
+        <w:t>motion-based</w:t>
+      </w:r>
+      <w:r>
+        <w:rPr>
+          <w:rFonts w:ascii="Arial" w:hAnsi="Arial" w:cs="Arial"/>
+        </w:rPr>
+        <w:t xml:space="preserve"> controller was okay because of the delay and drift that the gyro had when moving to far from the screen and this would mean the controller wouldn’t be correctly moving the cursor on screen and making it awkward.</w:t>
+      </w:r>
+      <w:r>
+        <w:rPr>
+          <w:rFonts w:ascii="Arial" w:hAnsi="Arial" w:cs="Arial"/>
+        </w:rPr>
+        <w:t xml:space="preserve"> 38% said that the controller was smooth based of startup movement the gyro wasn’t always off centre and for the most part the controller responded to fast movement and was accurate when moving.</w:t>
+      </w:r>
+    </w:p>
+    <w:p>
+      <w:pPr>
+        <w:keepNext/>
+      </w:pPr>
+      <w:r>
+        <w:drawing>
+          <wp:inline distT="0" distB="0" distL="0" distR="0" wp14:anchorId="2829D145" wp14:editId="6E01AA2B">
+            <wp:extent cx="5474335" cy="1513205"/>
+            <wp:effectExtent l="0" t="0" r="0" b="0"/>
+            <wp:docPr id="136233975" name="Picture 1"/>
+            <wp:cNvGraphicFramePr>
+              <a:graphicFrameLocks xmlns:a="http://schemas.openxmlformats.org/drawingml/2006/main" noChangeAspect="1"/>
+            </wp:cNvGraphicFramePr>
+            <a:graphic xmlns:a="http://schemas.openxmlformats.org/drawingml/2006/main">
+              <a:graphicData uri="http://schemas.openxmlformats.org/drawingml/2006/picture">
+                <pic:pic xmlns:pic="http://schemas.openxmlformats.org/drawingml/2006/picture">
+                  <pic:nvPicPr>
+                    <pic:cNvPr id="136233975" name=""/>
+                    <pic:cNvPicPr/>
+                  </pic:nvPicPr>
+                  <pic:blipFill>
+                    <a:blip r:embed="rId22"/>
+                    <a:stretch>
+                      <a:fillRect/>
+                    </a:stretch>
+                  </pic:blipFill>
+                  <pic:spPr>
+                    <a:xfrm>
+                      <a:off x="0" y="0"/>
+                      <a:ext cx="5474335" cy="1513205"/>
+                    </a:xfrm>
+                    <a:prstGeom prst="rect">
+                      <a:avLst/>
+                    </a:prstGeom>
+                  </pic:spPr>
+                </pic:pic>
+              </a:graphicData>
+            </a:graphic>
+          </wp:inline>
+        </w:drawing>
+      </w:r>
+    </w:p>
+    <w:p>
+      <w:pPr>
+        <w:pStyle w:val="Caption"/>
+        <w:jc w:val="center"/>
+        <w:rPr>
+          <w:sz w:val="22"/>
+          <w:szCs w:val="22"/>
+        </w:rPr>
+      </w:pPr>
+      <w:bookmarkStart w:id="78" w:name="_Toc228786117"/>
+      <w:r>
+        <w:rPr>
+          <w:sz w:val="22"/>
+          <w:szCs w:val="22"/>
+        </w:rPr>
+        <w:t xml:space="preserve">Figure </w:t>
+      </w:r>
+      <w:r>
+        <w:rPr>
+          <w:sz w:val="22"/>
+          <w:szCs w:val="22"/>
+        </w:rPr>
+        <w:fldChar w:fldCharType="begin"/>
+      </w:r>
+      <w:r>
+        <w:rPr>
+          <w:sz w:val="22"/>
+          <w:szCs w:val="22"/>
+        </w:rPr>
+        <w:instrText xml:space="preserve"> SEQ Figure \* ARABIC </w:instrText>
+      </w:r>
+      <w:r>
+        <w:rPr>
+          <w:sz w:val="22"/>
+          <w:szCs w:val="22"/>
+        </w:rPr>
+        <w:fldChar w:fldCharType="separate"/>
+      </w:r>
+      <w:r>
+        <w:rPr>
+          <w:noProof/>
+          <w:sz w:val="22"/>
+          <w:szCs w:val="22"/>
+        </w:rPr>
+        <w:t>15</w:t>
+      </w:r>
+      <w:r>
+        <w:rPr>
+          <w:sz w:val="22"/>
+          <w:szCs w:val="22"/>
+        </w:rPr>
+        <w:fldChar w:fldCharType="end"/>
+      </w:r>
+      <w:r>
+        <w:rPr>
+          <w:sz w:val="22"/>
+          <w:szCs w:val="22"/>
+        </w:rPr>
+        <w:t>. Controller Feel Question</w:t>
+      </w:r>
+      <w:bookmarkEnd w:id="78"/>
+    </w:p>
+    <w:p>
+      <w:pPr>
+        <w:rPr>
+          <w:rFonts w:ascii="Arial" w:hAnsi="Arial" w:cs="Arial"/>
+        </w:rPr>
+      </w:pPr>
+      <w:r>
+        <w:rPr>
+          <w:rFonts w:ascii="Arial" w:hAnsi="Arial" w:cs="Arial"/>
+        </w:rPr>
+        <w:lastRenderedPageBreak/>
+        <w:t xml:space="preserve">The next question was “how responsive are the controls? 1 being not at all and 10 being very </w:t>
+      </w:r>
+      <w:r>
+        <w:rPr>
+          <w:rFonts w:ascii="Arial" w:hAnsi="Arial" w:cs="Arial"/>
+        </w:rPr>
+        <w:t>responsive” And</w:t>
+      </w:r>
+      <w:r>
+        <w:rPr>
+          <w:rFonts w:ascii="Arial" w:hAnsi="Arial" w:cs="Arial"/>
+        </w:rPr>
+        <w:t xml:space="preserve"> the average rating of this was higher than expected with a 7.58 Rating out of 10 which shows the controller for the most part is very responsive and with further upgrades could be improved.</w:t>
+      </w:r>
+      <w:r>
+        <w:rPr>
+          <w:rFonts w:ascii="Arial" w:hAnsi="Arial" w:cs="Arial"/>
+        </w:rPr>
+        <w:t xml:space="preserve"> 100% of the testers all said that the controls were very easy to learn.</w:t>
+      </w:r>
+    </w:p>
+    <w:p>
+      <w:pPr>
+        <w:rPr>
+          <w:rFonts w:ascii="Arial" w:hAnsi="Arial" w:cs="Arial"/>
+        </w:rPr>
+      </w:pPr>
+      <w:r>
+        <w:rPr>
+          <w:rFonts w:ascii="Arial" w:hAnsi="Arial" w:cs="Arial"/>
+        </w:rPr>
+        <w:t xml:space="preserve">A lot of the testers also thought that the controls were good and </w:t>
+      </w:r>
+      <w:proofErr w:type="spellStart"/>
+      <w:r>
+        <w:rPr>
+          <w:rFonts w:ascii="Arial" w:hAnsi="Arial" w:cs="Arial"/>
+        </w:rPr>
+        <w:t>well made</w:t>
+      </w:r>
+      <w:proofErr w:type="spellEnd"/>
+      <w:r>
+        <w:rPr>
+          <w:rFonts w:ascii="Arial" w:hAnsi="Arial" w:cs="Arial"/>
+        </w:rPr>
+        <w:t xml:space="preserve"> but common answers like the gyro seem to be misaligned when moving too much, and once they learnt the recentre mechanic that was implemented to help with the gyro delay and drift it made the experience better. </w:t>
+      </w:r>
+      <w:r>
+        <w:rPr>
+          <w:rFonts w:ascii="Arial" w:hAnsi="Arial" w:cs="Arial"/>
+        </w:rPr>
+        <w:t xml:space="preserve"> But fixing these issues could potentially improve the experience even more.</w:t>
+      </w:r>
+    </w:p>
+    <w:p>
+      <w:pPr>
+        <w:keepNext/>
+        <w:jc w:val="center"/>
+      </w:pPr>
+      <w:r>
+        <w:drawing>
+          <wp:inline distT="0" distB="0" distL="0" distR="0" wp14:anchorId="3F225341" wp14:editId="6E648AD2">
+            <wp:extent cx="4943475" cy="2589576"/>
+            <wp:effectExtent l="0" t="0" r="0" b="1270"/>
+            <wp:docPr id="1122633921" name="Picture 1"/>
+            <wp:cNvGraphicFramePr>
+              <a:graphicFrameLocks xmlns:a="http://schemas.openxmlformats.org/drawingml/2006/main" noChangeAspect="1"/>
+            </wp:cNvGraphicFramePr>
+            <a:graphic xmlns:a="http://schemas.openxmlformats.org/drawingml/2006/main">
+              <a:graphicData uri="http://schemas.openxmlformats.org/drawingml/2006/picture">
+                <pic:pic xmlns:pic="http://schemas.openxmlformats.org/drawingml/2006/picture">
+                  <pic:nvPicPr>
+                    <pic:cNvPr id="1122633921" name=""/>
+                    <pic:cNvPicPr/>
+                  </pic:nvPicPr>
+                  <pic:blipFill>
+                    <a:blip r:embed="rId23"/>
+                    <a:stretch>
+                      <a:fillRect/>
+                    </a:stretch>
+                  </pic:blipFill>
+                  <pic:spPr>
+                    <a:xfrm>
+                      <a:off x="0" y="0"/>
+                      <a:ext cx="4944842" cy="2590292"/>
+                    </a:xfrm>
+                    <a:prstGeom prst="rect">
+                      <a:avLst/>
+                    </a:prstGeom>
+                  </pic:spPr>
+                </pic:pic>
+              </a:graphicData>
+            </a:graphic>
+          </wp:inline>
+        </w:drawing>
+      </w:r>
+    </w:p>
+    <w:p>
+      <w:pPr>
+        <w:pStyle w:val="Caption"/>
+        <w:jc w:val="center"/>
+        <w:rPr>
+          <w:sz w:val="22"/>
+          <w:szCs w:val="22"/>
+        </w:rPr>
+      </w:pPr>
+      <w:bookmarkStart w:id="79" w:name="_Toc228786118"/>
+      <w:r>
+        <w:rPr>
+          <w:sz w:val="22"/>
+          <w:szCs w:val="22"/>
+        </w:rPr>
+        <w:t xml:space="preserve">Figure </w:t>
+      </w:r>
+      <w:r>
+        <w:rPr>
+          <w:sz w:val="22"/>
+          <w:szCs w:val="22"/>
+        </w:rPr>
+        <w:fldChar w:fldCharType="begin"/>
+      </w:r>
+      <w:r>
+        <w:rPr>
+          <w:sz w:val="22"/>
+          <w:szCs w:val="22"/>
+        </w:rPr>
+        <w:instrText xml:space="preserve"> SEQ Figure \* ARABIC </w:instrText>
+      </w:r>
+      <w:r>
+        <w:rPr>
+          <w:sz w:val="22"/>
+          <w:szCs w:val="22"/>
+        </w:rPr>
+        <w:fldChar w:fldCharType="separate"/>
+      </w:r>
+      <w:r>
+        <w:rPr>
+          <w:noProof/>
+          <w:sz w:val="22"/>
+          <w:szCs w:val="22"/>
+        </w:rPr>
+        <w:t>16</w:t>
+      </w:r>
+      <w:r>
+        <w:rPr>
+          <w:sz w:val="22"/>
+          <w:szCs w:val="22"/>
+        </w:rPr>
+        <w:fldChar w:fldCharType="end"/>
+      </w:r>
+      <w:r>
+        <w:rPr>
+          <w:sz w:val="22"/>
+          <w:szCs w:val="22"/>
+        </w:rPr>
+        <w:t>. Controller Responses</w:t>
+      </w:r>
+      <w:bookmarkEnd w:id="79"/>
     </w:p>
     <w:p/>
-    <w:p/>
-    <w:p/>
-    <w:p/>
-    <w:p>
-      <w:pPr>
-        <w:rPr>
-          <w:rFonts w:ascii="Arial" w:hAnsi="Arial" w:cs="Arial"/>
-        </w:rPr>
-      </w:pPr>
-      <w:r>
-        <w:rPr>
-          <w:rFonts w:ascii="Arial" w:hAnsi="Arial" w:cs="Arial"/>
-        </w:rPr>
-        <w:t>Explain how you validated the artefact, providing evidence of its logical consistency, functionality, and performance. This could include test results, user feedback, or data analysis demonstrating it functions as intended.</w:t>
+    <w:p>
+      <w:pPr>
+        <w:keepNext/>
+        <w:jc w:val="center"/>
+      </w:pPr>
+      <w:r>
+        <w:drawing>
+          <wp:inline distT="0" distB="0" distL="0" distR="0" wp14:anchorId="42170E4B" wp14:editId="306FDDCF">
+            <wp:extent cx="4476750" cy="2243308"/>
+            <wp:effectExtent l="0" t="0" r="0" b="5080"/>
+            <wp:docPr id="719022304" name="Picture 1"/>
+            <wp:cNvGraphicFramePr>
+              <a:graphicFrameLocks xmlns:a="http://schemas.openxmlformats.org/drawingml/2006/main" noChangeAspect="1"/>
+            </wp:cNvGraphicFramePr>
+            <a:graphic xmlns:a="http://schemas.openxmlformats.org/drawingml/2006/main">
+              <a:graphicData uri="http://schemas.openxmlformats.org/drawingml/2006/picture">
+                <pic:pic xmlns:pic="http://schemas.openxmlformats.org/drawingml/2006/picture">
+                  <pic:nvPicPr>
+                    <pic:cNvPr id="719022304" name=""/>
+                    <pic:cNvPicPr/>
+                  </pic:nvPicPr>
+                  <pic:blipFill>
+                    <a:blip r:embed="rId24"/>
+                    <a:stretch>
+                      <a:fillRect/>
+                    </a:stretch>
+                  </pic:blipFill>
+                  <pic:spPr>
+                    <a:xfrm>
+                      <a:off x="0" y="0"/>
+                      <a:ext cx="4481063" cy="2245469"/>
+                    </a:xfrm>
+                    <a:prstGeom prst="rect">
+                      <a:avLst/>
+                    </a:prstGeom>
+                  </pic:spPr>
+                </pic:pic>
+              </a:graphicData>
+            </a:graphic>
+          </wp:inline>
+        </w:drawing>
+      </w:r>
+    </w:p>
+    <w:p>
+      <w:pPr>
+        <w:pStyle w:val="Caption"/>
+        <w:jc w:val="center"/>
+        <w:rPr>
+          <w:sz w:val="22"/>
+          <w:szCs w:val="22"/>
+        </w:rPr>
+      </w:pPr>
+      <w:bookmarkStart w:id="80" w:name="_Toc228786119"/>
+      <w:r>
+        <w:rPr>
+          <w:sz w:val="22"/>
+          <w:szCs w:val="22"/>
+        </w:rPr>
+        <w:t xml:space="preserve">Figure </w:t>
+      </w:r>
+      <w:r>
+        <w:rPr>
+          <w:sz w:val="22"/>
+          <w:szCs w:val="22"/>
+        </w:rPr>
+        <w:fldChar w:fldCharType="begin"/>
+      </w:r>
+      <w:r>
+        <w:rPr>
+          <w:sz w:val="22"/>
+          <w:szCs w:val="22"/>
+        </w:rPr>
+        <w:instrText xml:space="preserve"> SEQ Figure \* ARABIC </w:instrText>
+      </w:r>
+      <w:r>
+        <w:rPr>
+          <w:sz w:val="22"/>
+          <w:szCs w:val="22"/>
+        </w:rPr>
+        <w:fldChar w:fldCharType="separate"/>
+      </w:r>
+      <w:r>
+        <w:rPr>
+          <w:noProof/>
+          <w:sz w:val="22"/>
+          <w:szCs w:val="22"/>
+        </w:rPr>
+        <w:t>17</w:t>
+      </w:r>
+      <w:r>
+        <w:rPr>
+          <w:sz w:val="22"/>
+          <w:szCs w:val="22"/>
+        </w:rPr>
+        <w:fldChar w:fldCharType="end"/>
+      </w:r>
+      <w:r>
+        <w:rPr>
+          <w:sz w:val="22"/>
+          <w:szCs w:val="22"/>
+        </w:rPr>
+        <w:t>. Controller Improvements</w:t>
+      </w:r>
+      <w:bookmarkEnd w:id="80"/>
+    </w:p>
+    <w:p>
+      <w:pPr>
+        <w:keepNext/>
+        <w:jc w:val="center"/>
+      </w:pPr>
+      <w:r>
+        <w:lastRenderedPageBreak/>
+        <w:drawing>
+          <wp:inline distT="0" distB="0" distL="0" distR="0" wp14:anchorId="4B6E0103" wp14:editId="55ABB463">
+            <wp:extent cx="5474335" cy="2865120"/>
+            <wp:effectExtent l="0" t="0" r="0" b="0"/>
+            <wp:docPr id="596044717" name="Picture 1"/>
+            <wp:cNvGraphicFramePr>
+              <a:graphicFrameLocks xmlns:a="http://schemas.openxmlformats.org/drawingml/2006/main" noChangeAspect="1"/>
+            </wp:cNvGraphicFramePr>
+            <a:graphic xmlns:a="http://schemas.openxmlformats.org/drawingml/2006/main">
+              <a:graphicData uri="http://schemas.openxmlformats.org/drawingml/2006/picture">
+                <pic:pic xmlns:pic="http://schemas.openxmlformats.org/drawingml/2006/picture">
+                  <pic:nvPicPr>
+                    <pic:cNvPr id="596044717" name=""/>
+                    <pic:cNvPicPr/>
+                  </pic:nvPicPr>
+                  <pic:blipFill>
+                    <a:blip r:embed="rId25"/>
+                    <a:stretch>
+                      <a:fillRect/>
+                    </a:stretch>
+                  </pic:blipFill>
+                  <pic:spPr>
+                    <a:xfrm>
+                      <a:off x="0" y="0"/>
+                      <a:ext cx="5474335" cy="2865120"/>
+                    </a:xfrm>
+                    <a:prstGeom prst="rect">
+                      <a:avLst/>
+                    </a:prstGeom>
+                  </pic:spPr>
+                </pic:pic>
+              </a:graphicData>
+            </a:graphic>
+          </wp:inline>
+        </w:drawing>
+      </w:r>
+    </w:p>
+    <w:p>
+      <w:pPr>
+        <w:pStyle w:val="Caption"/>
+        <w:jc w:val="center"/>
+        <w:rPr>
+          <w:sz w:val="22"/>
+          <w:szCs w:val="22"/>
+        </w:rPr>
+      </w:pPr>
+      <w:bookmarkStart w:id="81" w:name="_Toc228786120"/>
+      <w:r>
+        <w:rPr>
+          <w:sz w:val="22"/>
+          <w:szCs w:val="22"/>
+        </w:rPr>
+        <w:t xml:space="preserve">Figure </w:t>
+      </w:r>
+      <w:r>
+        <w:rPr>
+          <w:sz w:val="22"/>
+          <w:szCs w:val="22"/>
+        </w:rPr>
+        <w:fldChar w:fldCharType="begin"/>
+      </w:r>
+      <w:r>
+        <w:rPr>
+          <w:sz w:val="22"/>
+          <w:szCs w:val="22"/>
+        </w:rPr>
+        <w:instrText xml:space="preserve"> SEQ Figure \* ARABIC </w:instrText>
+      </w:r>
+      <w:r>
+        <w:rPr>
+          <w:sz w:val="22"/>
+          <w:szCs w:val="22"/>
+        </w:rPr>
+        <w:fldChar w:fldCharType="separate"/>
+      </w:r>
+      <w:r>
+        <w:rPr>
+          <w:noProof/>
+          <w:sz w:val="22"/>
+          <w:szCs w:val="22"/>
+        </w:rPr>
+        <w:t>18</w:t>
+      </w:r>
+      <w:r>
+        <w:rPr>
+          <w:sz w:val="22"/>
+          <w:szCs w:val="22"/>
+        </w:rPr>
+        <w:fldChar w:fldCharType="end"/>
+      </w:r>
+      <w:r>
+        <w:rPr>
+          <w:sz w:val="22"/>
+          <w:szCs w:val="22"/>
+        </w:rPr>
+        <w:t>. Design of the controller</w:t>
+      </w:r>
+      <w:bookmarkEnd w:id="81"/>
+    </w:p>
+    <w:p>
+      <w:pPr>
+        <w:rPr>
+          <w:rFonts w:ascii="Arial" w:hAnsi="Arial" w:cs="Arial"/>
+        </w:rPr>
+      </w:pPr>
+      <w:r>
+        <w:rPr>
+          <w:rFonts w:ascii="Arial" w:hAnsi="Arial" w:cs="Arial"/>
+        </w:rPr>
+        <w:t xml:space="preserve">77% of testers said that they were somewhat confident using the motion-based controller and the other 23% said they were extremely confident indicating people are aware of this technology and with further improvements the controller can be really fun to use further implying that companies should invest into alternative game controllers as there is a massive group of players in the market that enjoy and it is still on the arise. </w:t>
+      </w:r>
+      <w:r>
+        <w:rPr>
+          <w:rFonts w:ascii="Arial" w:hAnsi="Arial" w:cs="Arial"/>
+        </w:rPr>
+        <w:t xml:space="preserve">The average rating overall from all testers came to about 7 /10 being the performance of the controller with the game was very good and the environment to test the controller was excellent. </w:t>
+      </w:r>
+    </w:p>
+    <w:p>
+      <w:pPr>
+        <w:rPr>
+          <w:rFonts w:ascii="Arial" w:hAnsi="Arial" w:cs="Arial"/>
+        </w:rPr>
+      </w:pPr>
+      <w:r>
+        <w:rPr>
+          <w:rFonts w:ascii="Arial" w:hAnsi="Arial" w:cs="Arial"/>
+        </w:rPr>
+        <w:t>The next question is very important as it allowed to answer one of the main questions in this research and that’s if alternative game controllers can help shape player experience and immersion and 69% of the testers said that it did feel immersive</w:t>
+      </w:r>
+      <w:r>
+        <w:rPr>
+          <w:rFonts w:ascii="Arial" w:hAnsi="Arial" w:cs="Arial"/>
+        </w:rPr>
+        <w:t>.</w:t>
+      </w:r>
+    </w:p>
+    <w:p>
+      <w:pPr>
+        <w:keepNext/>
+      </w:pPr>
+      <w:r>
+        <w:drawing>
+          <wp:inline distT="0" distB="0" distL="0" distR="0" wp14:anchorId="320640D3" wp14:editId="20615BD8">
+            <wp:extent cx="5124450" cy="1732125"/>
+            <wp:effectExtent l="0" t="0" r="0" b="1905"/>
+            <wp:docPr id="1407480362" name="Picture 1"/>
+            <wp:cNvGraphicFramePr>
+              <a:graphicFrameLocks xmlns:a="http://schemas.openxmlformats.org/drawingml/2006/main" noChangeAspect="1"/>
+            </wp:cNvGraphicFramePr>
+            <a:graphic xmlns:a="http://schemas.openxmlformats.org/drawingml/2006/main">
+              <a:graphicData uri="http://schemas.openxmlformats.org/drawingml/2006/picture">
+                <pic:pic xmlns:pic="http://schemas.openxmlformats.org/drawingml/2006/picture">
+                  <pic:nvPicPr>
+                    <pic:cNvPr id="1407480362" name=""/>
+                    <pic:cNvPicPr/>
+                  </pic:nvPicPr>
+                  <pic:blipFill>
+                    <a:blip r:embed="rId26"/>
+                    <a:stretch>
+                      <a:fillRect/>
+                    </a:stretch>
+                  </pic:blipFill>
+                  <pic:spPr>
+                    <a:xfrm>
+                      <a:off x="0" y="0"/>
+                      <a:ext cx="5126536" cy="1732830"/>
+                    </a:xfrm>
+                    <a:prstGeom prst="rect">
+                      <a:avLst/>
+                    </a:prstGeom>
+                  </pic:spPr>
+                </pic:pic>
+              </a:graphicData>
+            </a:graphic>
+          </wp:inline>
+        </w:drawing>
+      </w:r>
+    </w:p>
+    <w:p>
+      <w:pPr>
+        <w:pStyle w:val="Caption"/>
+        <w:jc w:val="center"/>
+        <w:rPr>
+          <w:sz w:val="22"/>
+          <w:szCs w:val="22"/>
+        </w:rPr>
+      </w:pPr>
+      <w:bookmarkStart w:id="82" w:name="_Toc228786121"/>
+      <w:r>
+        <w:rPr>
+          <w:sz w:val="22"/>
+          <w:szCs w:val="22"/>
+        </w:rPr>
+        <w:t xml:space="preserve">Figure </w:t>
+      </w:r>
+      <w:r>
+        <w:rPr>
+          <w:sz w:val="22"/>
+          <w:szCs w:val="22"/>
+        </w:rPr>
+        <w:fldChar w:fldCharType="begin"/>
+      </w:r>
+      <w:r>
+        <w:rPr>
+          <w:sz w:val="22"/>
+          <w:szCs w:val="22"/>
+        </w:rPr>
+        <w:instrText xml:space="preserve"> SEQ Figure \* ARABIC </w:instrText>
+      </w:r>
+      <w:r>
+        <w:rPr>
+          <w:sz w:val="22"/>
+          <w:szCs w:val="22"/>
+        </w:rPr>
+        <w:fldChar w:fldCharType="separate"/>
+      </w:r>
+      <w:r>
+        <w:rPr>
+          <w:noProof/>
+          <w:sz w:val="22"/>
+          <w:szCs w:val="22"/>
+        </w:rPr>
+        <w:t>19</w:t>
+      </w:r>
+      <w:r>
+        <w:rPr>
+          <w:sz w:val="22"/>
+          <w:szCs w:val="22"/>
+        </w:rPr>
+        <w:fldChar w:fldCharType="end"/>
+      </w:r>
+      <w:r>
+        <w:rPr>
+          <w:sz w:val="22"/>
+          <w:szCs w:val="22"/>
+        </w:rPr>
+        <w:t>. Immersion Question</w:t>
+      </w:r>
+      <w:bookmarkEnd w:id="82"/>
+    </w:p>
+    <w:p>
+      <w:pPr>
+        <w:keepNext/>
+      </w:pPr>
+      <w:r>
+        <w:rPr>
+          <w:rFonts w:ascii="Arial" w:hAnsi="Arial" w:cs="Arial"/>
+        </w:rPr>
+        <w:lastRenderedPageBreak/>
+        <w:t>A</w:t>
+      </w:r>
+      <w:r>
+        <w:rPr>
+          <w:rFonts w:ascii="Arial" w:hAnsi="Arial" w:cs="Arial"/>
+        </w:rPr>
+        <w:t xml:space="preserve"> lot of the testers said that they would consider exploring alternative game controllers. And that </w:t>
+      </w:r>
+      <w:r>
+        <w:rPr>
+          <w:rFonts w:ascii="Arial" w:hAnsi="Arial" w:cs="Arial"/>
+        </w:rPr>
+        <w:t>overall,</w:t>
+      </w:r>
+      <w:r>
+        <w:rPr>
+          <w:rFonts w:ascii="Arial" w:hAnsi="Arial" w:cs="Arial"/>
+        </w:rPr>
+        <w:t xml:space="preserve"> the experience using a custom motion-based controller was </w:t>
+      </w:r>
+      <w:r>
+        <w:rPr>
+          <w:rFonts w:ascii="Arial" w:hAnsi="Arial" w:cs="Arial"/>
+        </w:rPr>
+        <w:t>3.82 out of 5</w:t>
+      </w:r>
+      <w:r>
+        <w:rPr>
+          <w:rFonts w:ascii="Arial" w:hAnsi="Arial" w:cs="Arial"/>
+        </w:rPr>
+        <w:t>, showing that the controller did improve the game for them and that it was very impressive and once the issues were fixed it has massive potential to be extremely fun and useful in a lot of games.</w:t>
+      </w:r>
+      <w:r>
+        <w:drawing>
+          <wp:inline distT="0" distB="0" distL="0" distR="0" wp14:anchorId="53E78E81" wp14:editId="05050513">
+            <wp:extent cx="5474335" cy="3747770"/>
+            <wp:effectExtent l="0" t="0" r="0" b="5080"/>
+            <wp:docPr id="1010034325" name="Picture 1"/>
+            <wp:cNvGraphicFramePr>
+              <a:graphicFrameLocks xmlns:a="http://schemas.openxmlformats.org/drawingml/2006/main" noChangeAspect="1"/>
+            </wp:cNvGraphicFramePr>
+            <a:graphic xmlns:a="http://schemas.openxmlformats.org/drawingml/2006/main">
+              <a:graphicData uri="http://schemas.openxmlformats.org/drawingml/2006/picture">
+                <pic:pic xmlns:pic="http://schemas.openxmlformats.org/drawingml/2006/picture">
+                  <pic:nvPicPr>
+                    <pic:cNvPr id="1010034325" name=""/>
+                    <pic:cNvPicPr/>
+                  </pic:nvPicPr>
+                  <pic:blipFill>
+                    <a:blip r:embed="rId27"/>
+                    <a:stretch>
+                      <a:fillRect/>
+                    </a:stretch>
+                  </pic:blipFill>
+                  <pic:spPr>
+                    <a:xfrm>
+                      <a:off x="0" y="0"/>
+                      <a:ext cx="5474335" cy="3747770"/>
+                    </a:xfrm>
+                    <a:prstGeom prst="rect">
+                      <a:avLst/>
+                    </a:prstGeom>
+                  </pic:spPr>
+                </pic:pic>
+              </a:graphicData>
+            </a:graphic>
+          </wp:inline>
+        </w:drawing>
+      </w:r>
+    </w:p>
+    <w:p>
+      <w:pPr>
+        <w:pStyle w:val="Caption"/>
+        <w:jc w:val="center"/>
+        <w:rPr>
+          <w:sz w:val="22"/>
+          <w:szCs w:val="22"/>
+        </w:rPr>
+      </w:pPr>
+      <w:bookmarkStart w:id="83" w:name="_Toc228786122"/>
+      <w:r>
+        <w:rPr>
+          <w:sz w:val="22"/>
+          <w:szCs w:val="22"/>
+        </w:rPr>
+        <w:t xml:space="preserve">Figure </w:t>
+      </w:r>
+      <w:r>
+        <w:rPr>
+          <w:sz w:val="22"/>
+          <w:szCs w:val="22"/>
+        </w:rPr>
+        <w:fldChar w:fldCharType="begin"/>
+      </w:r>
+      <w:r>
+        <w:rPr>
+          <w:sz w:val="22"/>
+          <w:szCs w:val="22"/>
+        </w:rPr>
+        <w:instrText xml:space="preserve"> SEQ Figure \* ARABIC </w:instrText>
+      </w:r>
+      <w:r>
+        <w:rPr>
+          <w:sz w:val="22"/>
+          <w:szCs w:val="22"/>
+        </w:rPr>
+        <w:fldChar w:fldCharType="separate"/>
+      </w:r>
+      <w:r>
+        <w:rPr>
+          <w:noProof/>
+          <w:sz w:val="22"/>
+          <w:szCs w:val="22"/>
+        </w:rPr>
+        <w:t>20</w:t>
+      </w:r>
+      <w:r>
+        <w:rPr>
+          <w:sz w:val="22"/>
+          <w:szCs w:val="22"/>
+        </w:rPr>
+        <w:fldChar w:fldCharType="end"/>
+      </w:r>
+      <w:r>
+        <w:rPr>
+          <w:sz w:val="22"/>
+          <w:szCs w:val="22"/>
+        </w:rPr>
+        <w:t>. Experience and Exploring Questions</w:t>
+      </w:r>
+      <w:bookmarkEnd w:id="83"/>
+    </w:p>
+    <w:p>
+      <w:pPr>
+        <w:rPr>
+          <w:rFonts w:ascii="Arial" w:hAnsi="Arial" w:cs="Arial"/>
+        </w:rPr>
+      </w:pPr>
+      <w:r>
+        <w:rPr>
+          <w:rFonts w:ascii="Arial" w:hAnsi="Arial" w:cs="Arial"/>
+        </w:rPr>
+        <w:t>Lastly the final question was based on what the testers thought they could improve or change after using the controller in game. 44% of the testers said that the button could be improved to become more stable as well as bigger to feel more like a controller as well as reduce the size of the 3D printed case and of course improving the gyroscope to become more accurate and less drift.</w:t>
+      </w:r>
+      <w:r>
+        <w:rPr>
+          <w:rFonts w:ascii="Arial" w:hAnsi="Arial" w:cs="Arial"/>
+          <w:noProof/>
+        </w:rPr>
+        <w:t xml:space="preserve"> </w:t>
+      </w:r>
+    </w:p>
+    <w:p>
+      <w:pPr>
+        <w:rPr>
+          <w:rFonts w:ascii="Arial" w:hAnsi="Arial" w:cs="Arial"/>
+        </w:rPr>
+      </w:pPr>
+      <w:r>
+        <w:rPr>
+          <w:rFonts w:ascii="Arial" w:hAnsi="Arial" w:cs="Arial"/>
+        </w:rPr>
+        <w:t xml:space="preserve">Overall, the tests confirm that the motion-based controller is both functional and fun to use answering the questions that was researched about alternative game controllers and the artefact itself was designed well to work with the game environment that was created. While there were some limitations and improvements like the gyroscope and controller design, they did not prevent the testers from using it effectively. </w:t>
+      </w:r>
+      <w:r>
+        <w:rPr>
+          <w:rFonts w:ascii="Arial" w:hAnsi="Arial" w:cs="Arial"/>
+        </w:rPr>
+        <w:t>Instead,</w:t>
+      </w:r>
+      <w:r>
+        <w:rPr>
+          <w:rFonts w:ascii="Arial" w:hAnsi="Arial" w:cs="Arial"/>
+        </w:rPr>
+        <w:t xml:space="preserve"> they show further future improvements and the advantages of motion-based controllers and alternative controllers.</w:t>
       </w:r>
     </w:p>
     <w:p>
@@ -14609,7 +17344,7 @@
           <w:szCs w:val="32"/>
         </w:rPr>
       </w:pPr>
-      <w:bookmarkStart w:id="52" w:name="_Toc228442249"/>
+      <w:bookmarkStart w:id="84" w:name="_Toc228786154"/>
       <w:r>
         <w:rPr>
           <w:sz w:val="32"/>
@@ -14625,20 +17360,179 @@
         </w:rPr>
         <w:t>. Critical Evaluation</w:t>
       </w:r>
-      <w:bookmarkEnd w:id="52"/>
-    </w:p>
-    <w:p>
-      <w:pPr>
-        <w:rPr>
-          <w:rFonts w:ascii="Arial" w:hAnsi="Arial" w:cs="Arial"/>
-        </w:rPr>
-      </w:pPr>
-      <w:r>
-        <w:rPr>
-          <w:rFonts w:ascii="Arial" w:hAnsi="Arial" w:cs="Arial"/>
-        </w:rPr>
-        <w:t>Here is where you examine the success and significance of your work. Describe your artefact, what it does, and its significance in its context, whether that's societal, industrial, or academic. Additionally, discuss how your artefact differs from the similar systems or solutions you explored in your literature review. What are its distinct advantages or novel contributions?</w:t>
-      </w:r>
+      <w:bookmarkEnd w:id="84"/>
+    </w:p>
+    <w:p>
+      <w:pPr>
+        <w:rPr>
+          <w:rFonts w:ascii="Arial" w:hAnsi="Arial" w:cs="Arial"/>
+        </w:rPr>
+      </w:pPr>
+      <w:r>
+        <w:rPr>
+          <w:rFonts w:ascii="Arial" w:hAnsi="Arial" w:cs="Arial"/>
+        </w:rPr>
+        <w:t>The artefact is a handheld motion-based controller that allows the user to control the cursor on screen from any laptop or desktop using physical movement. It uses an MPU6050 gyroscope &amp; accelerometer and a Raspberry Pi Pico WH to detect and process the motion with a button for additional input.</w:t>
+      </w:r>
+    </w:p>
+    <w:p>
+      <w:pPr>
+        <w:pStyle w:val="Heading2"/>
+      </w:pPr>
+      <w:bookmarkStart w:id="85" w:name="_Toc228786155"/>
+      <w:r>
+        <w:t>Success of the artefact</w:t>
+      </w:r>
+      <w:bookmarkEnd w:id="85"/>
+    </w:p>
+    <w:p>
+      <w:pPr>
+        <w:rPr>
+          <w:rFonts w:ascii="Arial" w:hAnsi="Arial" w:cs="Arial"/>
+        </w:rPr>
+      </w:pPr>
+      <w:r>
+        <w:rPr>
+          <w:rFonts w:ascii="Arial" w:hAnsi="Arial" w:cs="Arial"/>
+        </w:rPr>
+        <w:t xml:space="preserve">The artefact was successfully completed and was able to achieve its core objectives. Testing showed it was functional, responsive and easy to learn with most testers agreeing that it improved player experience and immersion and they were able to use it effectively. </w:t>
+      </w:r>
+    </w:p>
+    <w:p>
+      <w:pPr>
+        <w:pStyle w:val="Heading2"/>
+      </w:pPr>
+      <w:bookmarkStart w:id="86" w:name="_Toc228786156"/>
+      <w:r>
+        <w:t>Significance</w:t>
+      </w:r>
+      <w:bookmarkEnd w:id="86"/>
+    </w:p>
+    <w:p>
+      <w:pPr>
+        <w:rPr>
+          <w:rFonts w:ascii="Arial" w:hAnsi="Arial" w:cs="Arial"/>
+        </w:rPr>
+      </w:pPr>
+      <w:r>
+        <w:rPr>
+          <w:rFonts w:ascii="Arial" w:hAnsi="Arial" w:cs="Arial"/>
+        </w:rPr>
+        <w:t>The artefact is significant as it helps understand a new way to play with alternative game controllers, it effectively demonstrates that motion-based controllers can enhance and engage player experience and immersion</w:t>
+      </w:r>
+      <w:r>
+        <w:rPr>
+          <w:rFonts w:ascii="Arial" w:hAnsi="Arial" w:cs="Arial"/>
+        </w:rPr>
+        <w:t xml:space="preserve">. In </w:t>
+      </w:r>
+      <w:r>
+        <w:rPr>
+          <w:rFonts w:ascii="Arial" w:hAnsi="Arial" w:cs="Arial"/>
+        </w:rPr>
+        <w:t>addition,</w:t>
+      </w:r>
+      <w:r>
+        <w:rPr>
+          <w:rFonts w:ascii="Arial" w:hAnsi="Arial" w:cs="Arial"/>
+        </w:rPr>
+        <w:t xml:space="preserve"> it can also show that these systems can be developed using low-cost, accessible components to help stop damage against the environment and help players who may want to use this technology to help them game if they are not able to or want to use traditional controllers.</w:t>
+      </w:r>
+    </w:p>
+    <w:p>
+      <w:pPr>
+        <w:pStyle w:val="Heading2"/>
+      </w:pPr>
+      <w:bookmarkStart w:id="87" w:name="_Toc228786157"/>
+      <w:r>
+        <w:t>Comparison to similar technology</w:t>
+      </w:r>
+      <w:bookmarkEnd w:id="87"/>
+    </w:p>
+    <w:p>
+      <w:pPr>
+        <w:rPr>
+          <w:rFonts w:ascii="Arial" w:hAnsi="Arial" w:cs="Arial"/>
+        </w:rPr>
+      </w:pPr>
+      <w:r>
+        <w:rPr>
+          <w:rFonts w:ascii="Arial" w:hAnsi="Arial" w:cs="Arial"/>
+        </w:rPr>
+        <w:t xml:space="preserve">The artefact compared to commercial technology shows that its more affordable and flexible to build and use, working as a general HID system. </w:t>
+      </w:r>
+      <w:r>
+        <w:rPr>
+          <w:rFonts w:ascii="Arial" w:hAnsi="Arial" w:cs="Arial"/>
+        </w:rPr>
+        <w:t>However,</w:t>
+      </w:r>
+      <w:r>
+        <w:rPr>
+          <w:rFonts w:ascii="Arial" w:hAnsi="Arial" w:cs="Arial"/>
+        </w:rPr>
+        <w:t xml:space="preserve"> it lacks the precision and advanced calibration that are found in VR systems and other alternative game controllers because of less components and cheaper options resulting in lower accuracy and drift issues.</w:t>
+      </w:r>
+    </w:p>
+    <w:p>
+      <w:pPr>
+        <w:pStyle w:val="Heading2"/>
+      </w:pPr>
+      <w:bookmarkStart w:id="88" w:name="_Toc228786158"/>
+      <w:r>
+        <w:t>Advntages and contributions</w:t>
+      </w:r>
+      <w:bookmarkEnd w:id="88"/>
+    </w:p>
+    <w:p>
+      <w:pPr>
+        <w:rPr>
+          <w:rFonts w:ascii="Arial" w:hAnsi="Arial" w:cs="Arial"/>
+        </w:rPr>
+      </w:pPr>
+      <w:r>
+        <w:rPr>
+          <w:rFonts w:ascii="Arial" w:hAnsi="Arial" w:cs="Arial"/>
+        </w:rPr>
+        <w:t>The advantages of the controller are that its low cost and easy to setup, supports easy immersive interaction, its portable and customizable and can help players who want to experience or those who may not be able to use traditional controllers easy access to alternative controllers to use.</w:t>
+      </w:r>
+      <w:r>
+        <w:rPr>
+          <w:rFonts w:ascii="Arial" w:hAnsi="Arial" w:cs="Arial"/>
+        </w:rPr>
+        <w:t xml:space="preserve"> The main contribution was to create </w:t>
+      </w:r>
+      <w:r>
+        <w:rPr>
+          <w:rFonts w:ascii="Arial" w:hAnsi="Arial" w:cs="Arial"/>
+        </w:rPr>
+        <w:t>an</w:t>
+      </w:r>
+      <w:r>
+        <w:rPr>
+          <w:rFonts w:ascii="Arial" w:hAnsi="Arial" w:cs="Arial"/>
+        </w:rPr>
+        <w:t xml:space="preserve"> </w:t>
+      </w:r>
+      <w:r>
+        <w:rPr>
+          <w:rFonts w:ascii="Arial" w:hAnsi="Arial" w:cs="Arial"/>
+        </w:rPr>
+        <w:t>easily</w:t>
+      </w:r>
+      <w:r>
+        <w:rPr>
+          <w:rFonts w:ascii="Arial" w:hAnsi="Arial" w:cs="Arial"/>
+        </w:rPr>
+        <w:t xml:space="preserve"> accessible alternative game controller for everyone showcasing that you don’t need to spend a lot of money, gives players who want and need alternative game controllers and still function effectively.</w:t>
+      </w:r>
+    </w:p>
+    <w:p>
+      <w:pPr>
+        <w:rPr>
+          <w:rFonts w:ascii="Arial" w:hAnsi="Arial" w:cs="Arial"/>
+        </w:rPr>
+      </w:pPr>
     </w:p>
     <w:p>
       <w:pPr>
@@ -14648,27 +17542,79 @@
           <w:szCs w:val="32"/>
         </w:rPr>
       </w:pPr>
-      <w:bookmarkStart w:id="53" w:name="_Toc228442250"/>
+      <w:bookmarkStart w:id="89" w:name="_Toc228786159"/>
       <w:r>
         <w:rPr>
           <w:sz w:val="32"/>
           <w:szCs w:val="32"/>
         </w:rPr>
+        <w:lastRenderedPageBreak/>
         <w:t>7.2 Impact</w:t>
       </w:r>
-      <w:bookmarkEnd w:id="53"/>
-    </w:p>
-    <w:p>
-      <w:pPr>
-        <w:rPr>
-          <w:rFonts w:ascii="Arial" w:hAnsi="Arial" w:cs="Arial"/>
-        </w:rPr>
-      </w:pPr>
-      <w:r>
-        <w:rPr>
-          <w:rFonts w:ascii="Arial" w:hAnsi="Arial" w:cs="Arial"/>
-        </w:rPr>
-        <w:t>Examine the actual or potential impact of your artefact. Does it address a problem for a particular community? Does it enhance a process within an industry? Does it bring a new perspective to academic discussion?</w:t>
+      <w:bookmarkEnd w:id="89"/>
+    </w:p>
+    <w:p>
+      <w:pPr>
+        <w:rPr>
+          <w:rFonts w:ascii="Arial" w:hAnsi="Arial" w:cs="Arial"/>
+        </w:rPr>
+      </w:pPr>
+      <w:r>
+        <w:rPr>
+          <w:rFonts w:ascii="Arial" w:hAnsi="Arial" w:cs="Arial"/>
+        </w:rPr>
+        <w:t>The artefact has potential impact on gaming in a whole massively changing how the player can play games clearly demonstrates the uses of alternative game controllers. It addresses the need for more immersive and engaging experience, especially for people who want to use something else but the traditional controller or keyboard and mice setup.</w:t>
+      </w:r>
+    </w:p>
+    <w:p>
+      <w:pPr>
+        <w:rPr>
+          <w:rFonts w:ascii="Arial" w:hAnsi="Arial" w:cs="Arial"/>
+        </w:rPr>
+      </w:pPr>
+      <w:r>
+        <w:rPr>
+          <w:rFonts w:ascii="Arial" w:hAnsi="Arial" w:cs="Arial"/>
+        </w:rPr>
+        <w:t>For many people seeking alternative game controllers means having a more interactive and physical way of playing video games. The test clearly shows that users are open to using alternative game controllers if it feeds their needs as well as helping people who may not be able to use traditional controllers or inputs because of limitations or disadvantages so having a controller that doesn’t require much where they can still feel immersed and have fun like anyone else is important.</w:t>
+      </w:r>
+    </w:p>
+    <w:p>
+      <w:pPr>
+        <w:rPr>
+          <w:rFonts w:ascii="Arial" w:hAnsi="Arial" w:cs="Arial"/>
+        </w:rPr>
+      </w:pPr>
+      <w:r>
+        <w:rPr>
+          <w:rFonts w:ascii="Arial" w:hAnsi="Arial" w:cs="Arial"/>
+        </w:rPr>
+        <w:t>From the industry view, the artefact shows the constant trends towards alternative game controllers especially motion control and immersive technology. Demonstrating that the artefact can be developed almost the same way but just much more cost effective and more accessible.</w:t>
+      </w:r>
+    </w:p>
+    <w:p>
+      <w:pPr>
+        <w:rPr>
+          <w:rFonts w:ascii="Arial" w:hAnsi="Arial" w:cs="Arial"/>
+        </w:rPr>
+      </w:pPr>
+      <w:r>
+        <w:rPr>
+          <w:rFonts w:ascii="Arial" w:hAnsi="Arial" w:cs="Arial"/>
+        </w:rPr>
+        <w:t xml:space="preserve">The artefact brings a new perspective to academic discussions as it contributes to usability and motion tracking technology and providing practical evidence and clear study and research into alternative game controllers. </w:t>
+      </w:r>
+      <w:r>
+        <w:rPr>
+          <w:rFonts w:ascii="Arial" w:hAnsi="Arial" w:cs="Arial"/>
+        </w:rPr>
+        <w:t>And</w:t>
+      </w:r>
+      <w:r>
+        <w:rPr>
+          <w:rFonts w:ascii="Arial" w:hAnsi="Arial" w:cs="Arial"/>
+        </w:rPr>
+        <w:t xml:space="preserve"> identifying the clear issues with using cheap components such as drift and calibration challenges.</w:t>
       </w:r>
     </w:p>
     <w:p>
@@ -14679,7 +17625,7 @@
           <w:szCs w:val="32"/>
         </w:rPr>
       </w:pPr>
-      <w:bookmarkStart w:id="54" w:name="_Toc228442251"/>
+      <w:bookmarkStart w:id="90" w:name="_Toc228786160"/>
       <w:r>
         <w:rPr>
           <w:sz w:val="32"/>
@@ -14694,19 +17640,52 @@
         </w:rPr>
         <w:t>. Conclusion</w:t>
       </w:r>
-      <w:bookmarkEnd w:id="54"/>
-    </w:p>
-    <w:p>
-      <w:pPr>
-        <w:rPr>
-          <w:rFonts w:ascii="Arial" w:hAnsi="Arial" w:cs="Arial"/>
-        </w:rPr>
-      </w:pPr>
-      <w:r>
-        <w:rPr>
-          <w:rFonts w:ascii="Arial" w:hAnsi="Arial" w:cs="Arial"/>
-        </w:rPr>
-        <w:t>Outline the project journey, reiterate the problem, approach, and key findings. Conclude by reflecting on the project's success and value.</w:t>
+      <w:bookmarkEnd w:id="90"/>
+    </w:p>
+    <w:p>
+      <w:pPr>
+        <w:rPr>
+          <w:rFonts w:ascii="Arial" w:hAnsi="Arial" w:cs="Arial"/>
+        </w:rPr>
+      </w:pPr>
+      <w:r>
+        <w:rPr>
+          <w:rFonts w:ascii="Arial" w:hAnsi="Arial" w:cs="Arial"/>
+        </w:rPr>
+        <w:t>The project aimed to investigate whether a new way to play with alternative game specifically motion-based controllers could provide improved immersion, player experience and accessibility compared to traditional controllers. The problem identified was that most standard controllers do not always support for all players and don’t meet expectations and limit immersion and accessibility for some users.</w:t>
+      </w:r>
+    </w:p>
+    <w:p>
+      <w:pPr>
+        <w:rPr>
+          <w:rFonts w:ascii="Arial" w:hAnsi="Arial" w:cs="Arial"/>
+        </w:rPr>
+      </w:pPr>
+      <w:r>
+        <w:rPr>
+          <w:rFonts w:ascii="Arial" w:hAnsi="Arial" w:cs="Arial"/>
+        </w:rPr>
+        <w:t>To address this, low-cost components were purchased to develop the motion-based controller and specifically designed in a way that it could be supported and tested in a Unity based game for the controller to showcase the capabilities and functionality. The project followed a structured approach with in-depth planning, research, design and development for both hardware and software and with clear user testing.</w:t>
+      </w:r>
+    </w:p>
+    <w:p>
+      <w:pPr>
+        <w:rPr>
+          <w:rFonts w:ascii="Arial" w:hAnsi="Arial" w:cs="Arial"/>
+        </w:rPr>
+      </w:pPr>
+      <w:r>
+        <w:rPr>
+          <w:rFonts w:ascii="Arial" w:hAnsi="Arial" w:cs="Arial"/>
+        </w:rPr>
+        <w:lastRenderedPageBreak/>
+        <w:t>Overall, the project can be considered successful as it met its core objectives and demonstrated that motion-based controllers and alternative game controllers alike can provide an engaging and immersive experience to traditional controllers.</w:t>
+      </w:r>
+      <w:r>
+        <w:rPr>
+          <w:rFonts w:ascii="Arial" w:hAnsi="Arial" w:cs="Arial"/>
+        </w:rPr>
+        <w:t xml:space="preserve"> As well as giving great data on players thoughts on alternative game controllers for future research and development.</w:t>
       </w:r>
     </w:p>
     <w:p>
@@ -14717,7 +17696,7 @@
           <w:szCs w:val="32"/>
         </w:rPr>
       </w:pPr>
-      <w:bookmarkStart w:id="55" w:name="_Toc228442252"/>
+      <w:bookmarkStart w:id="91" w:name="_Toc228786161"/>
       <w:r>
         <w:rPr>
           <w:sz w:val="32"/>
@@ -14732,7 +17711,7 @@
         </w:rPr>
         <w:t>Limitations</w:t>
       </w:r>
-      <w:bookmarkEnd w:id="55"/>
+      <w:bookmarkEnd w:id="91"/>
       <w:r>
         <w:rPr>
           <w:sz w:val="32"/>
@@ -14848,7 +17827,7 @@
           <w:szCs w:val="32"/>
         </w:rPr>
       </w:pPr>
-      <w:bookmarkStart w:id="56" w:name="_Toc228442253"/>
+      <w:bookmarkStart w:id="92" w:name="_Toc228786162"/>
       <w:r>
         <w:rPr>
           <w:sz w:val="32"/>
@@ -14863,7 +17842,7 @@
         </w:rPr>
         <w:t>Future Work</w:t>
       </w:r>
-      <w:bookmarkEnd w:id="56"/>
+      <w:bookmarkEnd w:id="92"/>
       <w:r>
         <w:rPr>
           <w:sz w:val="32"/>
@@ -14899,13 +17878,69 @@
     </w:p>
     <w:p>
       <w:pPr>
+        <w:rPr>
+          <w:rFonts w:ascii="Arial" w:hAnsi="Arial" w:cs="Arial"/>
+        </w:rPr>
+      </w:pPr>
+    </w:p>
+    <w:p>
+      <w:pPr>
+        <w:rPr>
+          <w:rFonts w:ascii="Arial" w:hAnsi="Arial" w:cs="Arial"/>
+        </w:rPr>
+      </w:pPr>
+    </w:p>
+    <w:p>
+      <w:pPr>
+        <w:rPr>
+          <w:rFonts w:ascii="Arial" w:hAnsi="Arial" w:cs="Arial"/>
+        </w:rPr>
+      </w:pPr>
+    </w:p>
+    <w:p>
+      <w:pPr>
+        <w:rPr>
+          <w:rFonts w:ascii="Arial" w:hAnsi="Arial" w:cs="Arial"/>
+        </w:rPr>
+      </w:pPr>
+    </w:p>
+    <w:p>
+      <w:pPr>
+        <w:rPr>
+          <w:rFonts w:ascii="Arial" w:hAnsi="Arial" w:cs="Arial"/>
+        </w:rPr>
+      </w:pPr>
+    </w:p>
+    <w:p>
+      <w:pPr>
+        <w:rPr>
+          <w:rFonts w:ascii="Arial" w:hAnsi="Arial" w:cs="Arial"/>
+        </w:rPr>
+      </w:pPr>
+    </w:p>
+    <w:p>
+      <w:pPr>
+        <w:rPr>
+          <w:rFonts w:ascii="Arial" w:hAnsi="Arial" w:cs="Arial"/>
+        </w:rPr>
+      </w:pPr>
+    </w:p>
+    <w:p>
+      <w:pPr>
+        <w:rPr>
+          <w:rFonts w:ascii="Arial" w:hAnsi="Arial" w:cs="Arial"/>
+        </w:rPr>
+      </w:pPr>
+    </w:p>
+    <w:p>
+      <w:pPr>
         <w:pStyle w:val="Heading1"/>
         <w:rPr>
           <w:sz w:val="32"/>
           <w:szCs w:val="32"/>
         </w:rPr>
       </w:pPr>
-      <w:bookmarkStart w:id="57" w:name="_Toc228442254"/>
+      <w:bookmarkStart w:id="93" w:name="_Toc228786163"/>
       <w:r>
         <w:rPr>
           <w:sz w:val="32"/>
@@ -14914,7 +17949,7 @@
         <w:lastRenderedPageBreak/>
         <w:t>Appendices</w:t>
       </w:r>
-      <w:bookmarkEnd w:id="57"/>
+      <w:bookmarkEnd w:id="93"/>
     </w:p>
     <w:p>
       <w:pPr>
@@ -14962,7 +17997,7 @@
                     <pic:cNvPicPr/>
                   </pic:nvPicPr>
                   <pic:blipFill>
-                    <a:blip r:embed="rId20"/>
+                    <a:blip r:embed="rId28"/>
                     <a:stretch>
                       <a:fillRect/>
                     </a:stretch>
@@ -14993,7 +18028,7 @@
           <w:szCs w:val="22"/>
         </w:rPr>
       </w:pPr>
-      <w:bookmarkStart w:id="58" w:name="_Toc228732805"/>
+      <w:bookmarkStart w:id="94" w:name="_Toc228786123"/>
       <w:r>
         <w:rPr>
           <w:sz w:val="22"/>
@@ -15028,7 +18063,7 @@
           <w:sz w:val="22"/>
           <w:szCs w:val="22"/>
         </w:rPr>
-        <w:t>13</w:t>
+        <w:t>21</w:t>
       </w:r>
       <w:r>
         <w:rPr>
@@ -15044,42 +18079,7 @@
         </w:rPr>
         <w:t>. Gantt Chart Project Timeline</w:t>
       </w:r>
-      <w:bookmarkEnd w:id="58"/>
-    </w:p>
-    <w:p>
-      <w:pPr>
-        <w:rPr>
-          <w:rFonts w:ascii="Arial" w:hAnsi="Arial" w:cs="Arial"/>
-        </w:rPr>
-      </w:pPr>
-    </w:p>
-    <w:p>
-      <w:pPr>
-        <w:rPr>
-          <w:rFonts w:ascii="Arial" w:hAnsi="Arial" w:cs="Arial"/>
-        </w:rPr>
-      </w:pPr>
-    </w:p>
-    <w:p>
-      <w:pPr>
-        <w:rPr>
-          <w:rFonts w:ascii="Arial" w:hAnsi="Arial" w:cs="Arial"/>
-        </w:rPr>
-      </w:pPr>
-    </w:p>
-    <w:p>
-      <w:pPr>
-        <w:rPr>
-          <w:rFonts w:ascii="Arial" w:hAnsi="Arial" w:cs="Arial"/>
-        </w:rPr>
-      </w:pPr>
-    </w:p>
-    <w:p>
-      <w:pPr>
-        <w:rPr>
-          <w:rFonts w:ascii="Arial" w:hAnsi="Arial" w:cs="Arial"/>
-        </w:rPr>
-      </w:pPr>
+      <w:bookmarkEnd w:id="94"/>
     </w:p>
     <w:p>
       <w:pPr>
@@ -15114,19 +18114,6 @@
       <w:pPr>
         <w:rPr>
           <w:rFonts w:ascii="Arial" w:hAnsi="Arial" w:cs="Arial"/>
-        </w:rPr>
-      </w:pPr>
-      <w:r>
-        <w:rPr>
-          <w:rFonts w:ascii="Arial" w:hAnsi="Arial" w:cs="Arial"/>
-        </w:rPr>
-        <w:t>This final section shows that you have considered your project's execution in a practical and responsible way.</w:t>
-      </w:r>
-    </w:p>
-    <w:p>
-      <w:pPr>
-        <w:rPr>
-          <w:rFonts w:ascii="Arial" w:hAnsi="Arial" w:cs="Arial"/>
           <w:b/>
           <w:bCs/>
         </w:rPr>
@@ -15150,7 +18137,13 @@
         <w:rPr>
           <w:rFonts w:ascii="Arial" w:hAnsi="Arial" w:cs="Arial"/>
         </w:rPr>
-        <w:t>Evaluate how realistic and achievable your project is. Think about the resources you have available, including time, access to necessary data, software or equipment, and your own skills. Give a brief explanation for why you are confident the project can be completed successfully within these constraints.</w:t>
+        <w:t>Choosing this project was a great choice because of prior knowledge about alternative controllers and existing code knowledge and working with hardware. The hardware and software that was used have good reputation and are easily accessible</w:t>
+      </w:r>
+      <w:r>
+        <w:rPr>
+          <w:rFonts w:ascii="Arial" w:hAnsi="Arial" w:cs="Arial"/>
+        </w:rPr>
+        <w:t>. Creating Gantt charts and in-depth planning to have the great story tot the project and have the best results possible by the end</w:t>
       </w:r>
     </w:p>
     <w:p>
@@ -15168,19 +18161,6 @@
           <w:bCs/>
         </w:rPr>
         <w:t>B.2. Updated Risk Analysis and Mitigation</w:t>
-      </w:r>
-    </w:p>
-    <w:p>
-      <w:pPr>
-        <w:rPr>
-          <w:rFonts w:ascii="Arial" w:hAnsi="Arial" w:cs="Arial"/>
-        </w:rPr>
-      </w:pPr>
-      <w:r>
-        <w:rPr>
-          <w:rFonts w:ascii="Arial" w:hAnsi="Arial" w:cs="Arial"/>
-        </w:rPr>
-        <w:t>Identify at least 3-4 potential risks that could threaten your project's success. For each risk, suggest a practical mitigation strategy to minimise its impact. The table below shows how you can present this in an effective way.</w:t>
       </w:r>
     </w:p>
     <w:tbl>
@@ -15191,10 +18171,10 @@
         <w:tblLook w:val="04A0" w:firstRow="1" w:lastRow="0" w:firstColumn="1" w:lastColumn="0" w:noHBand="0" w:noVBand="1"/>
       </w:tblPr>
       <w:tblGrid>
-        <w:gridCol w:w="1951"/>
-        <w:gridCol w:w="2156"/>
-        <w:gridCol w:w="2104"/>
-        <w:gridCol w:w="2410"/>
+        <w:gridCol w:w="2510"/>
+        <w:gridCol w:w="2075"/>
+        <w:gridCol w:w="2051"/>
+        <w:gridCol w:w="1985"/>
       </w:tblGrid>
       <w:tr>
         <w:trPr>
@@ -15219,7 +18199,6 @@
               <w:rPr>
                 <w:rFonts w:ascii="Arial" w:hAnsi="Arial" w:cs="Arial"/>
               </w:rPr>
-              <w:lastRenderedPageBreak/>
               <w:t>Potential Risk</w:t>
             </w:r>
           </w:p>
@@ -15302,16 +18281,81 @@
           </w:tcPr>
           <w:p>
             <w:pPr>
+              <w:pStyle w:val="TableParagraph"/>
+              <w:spacing w:line="278" w:lineRule="auto"/>
+              <w:ind w:left="297" w:right="98" w:hanging="152"/>
+              <w:rPr>
+                <w:i w:val="0"/>
+              </w:rPr>
+            </w:pPr>
+            <w:r>
+              <w:t>Hardware</w:t>
+            </w:r>
+            <w:r>
+              <w:rPr>
+                <w:spacing w:val="-14"/>
+              </w:rPr>
+              <w:t xml:space="preserve"> </w:t>
+            </w:r>
+            <w:r>
+              <w:t>malfunctioning, due</w:t>
+            </w:r>
+            <w:r>
+              <w:rPr>
+                <w:spacing w:val="-8"/>
+              </w:rPr>
+              <w:t xml:space="preserve"> </w:t>
+            </w:r>
+            <w:r>
+              <w:rPr>
+                <w:spacing w:val="-8"/>
+              </w:rPr>
+              <w:t>to faulty electronic components</w:t>
+            </w:r>
+          </w:p>
+          <w:p>
+            <w:pPr>
               <w:spacing w:after="160" w:line="278" w:lineRule="auto"/>
               <w:rPr>
                 <w:rFonts w:ascii="Arial" w:hAnsi="Arial" w:cs="Arial"/>
+                <w:sz w:val="22"/>
+                <w:szCs w:val="22"/>
               </w:rPr>
             </w:pPr>
             <w:r>
               <w:rPr>
                 <w:rFonts w:ascii="Arial" w:hAnsi="Arial" w:cs="Arial"/>
-              </w:rPr>
-              <w:t>e.g., Delay in receiving access to required datasets</w:t>
+                <w:sz w:val="22"/>
+                <w:szCs w:val="22"/>
+              </w:rPr>
+              <w:t>or</w:t>
+            </w:r>
+            <w:r>
+              <w:rPr>
+                <w:rFonts w:ascii="Arial" w:hAnsi="Arial" w:cs="Arial"/>
+                <w:spacing w:val="-3"/>
+                <w:sz w:val="22"/>
+                <w:szCs w:val="22"/>
+              </w:rPr>
+              <w:t xml:space="preserve"> </w:t>
+            </w:r>
+            <w:r>
+              <w:rPr>
+                <w:rFonts w:ascii="Arial" w:hAnsi="Arial" w:cs="Arial"/>
+                <w:spacing w:val="-2"/>
+                <w:sz w:val="22"/>
+                <w:szCs w:val="22"/>
+              </w:rPr>
+              <w:t>damag</w:t>
+            </w:r>
+            <w:r>
+              <w:rPr>
+                <w:rFonts w:ascii="Arial" w:hAnsi="Arial" w:cs="Arial"/>
+                <w:spacing w:val="-2"/>
+                <w:sz w:val="22"/>
+                <w:szCs w:val="22"/>
+              </w:rPr>
+              <w:t>ed</w:t>
             </w:r>
           </w:p>
         </w:tc>
@@ -15326,6 +18370,8 @@
               <w:cnfStyle w:val="000000100000" w:firstRow="0" w:lastRow="0" w:firstColumn="0" w:lastColumn="0" w:oddVBand="0" w:evenVBand="0" w:oddHBand="1" w:evenHBand="0" w:firstRowFirstColumn="0" w:firstRowLastColumn="0" w:lastRowFirstColumn="0" w:lastRowLastColumn="0"/>
               <w:rPr>
                 <w:rFonts w:ascii="Arial" w:hAnsi="Arial" w:cs="Arial"/>
+                <w:sz w:val="22"/>
+                <w:szCs w:val="22"/>
               </w:rPr>
             </w:pPr>
             <w:r>
@@ -15333,6 +18379,8 @@
                 <w:rFonts w:ascii="Arial" w:hAnsi="Arial" w:cs="Arial"/>
                 <w:i/>
                 <w:iCs/>
+                <w:sz w:val="22"/>
+                <w:szCs w:val="22"/>
               </w:rPr>
               <w:t>Medium</w:t>
             </w:r>
@@ -15349,6 +18397,8 @@
               <w:cnfStyle w:val="000000100000" w:firstRow="0" w:lastRow="0" w:firstColumn="0" w:lastColumn="0" w:oddVBand="0" w:evenVBand="0" w:oddHBand="1" w:evenHBand="0" w:firstRowFirstColumn="0" w:firstRowLastColumn="0" w:lastRowFirstColumn="0" w:lastRowLastColumn="0"/>
               <w:rPr>
                 <w:rFonts w:ascii="Arial" w:hAnsi="Arial" w:cs="Arial"/>
+                <w:sz w:val="22"/>
+                <w:szCs w:val="22"/>
               </w:rPr>
             </w:pPr>
             <w:r>
@@ -15356,6 +18406,8 @@
                 <w:rFonts w:ascii="Arial" w:hAnsi="Arial" w:cs="Arial"/>
                 <w:i/>
                 <w:iCs/>
+                <w:sz w:val="22"/>
+                <w:szCs w:val="22"/>
               </w:rPr>
               <w:t>High</w:t>
             </w:r>
@@ -15372,15 +18424,111 @@
               <w:cnfStyle w:val="000000100000" w:firstRow="0" w:lastRow="0" w:firstColumn="0" w:lastColumn="0" w:oddVBand="0" w:evenVBand="0" w:oddHBand="1" w:evenHBand="0" w:firstRowFirstColumn="0" w:firstRowLastColumn="0" w:lastRowFirstColumn="0" w:lastRowLastColumn="0"/>
               <w:rPr>
                 <w:rFonts w:ascii="Arial" w:hAnsi="Arial" w:cs="Arial"/>
+                <w:sz w:val="22"/>
+                <w:szCs w:val="22"/>
               </w:rPr>
             </w:pPr>
             <w:r>
               <w:rPr>
                 <w:rFonts w:ascii="Arial" w:hAnsi="Arial" w:cs="Arial"/>
                 <w:i/>
-                <w:iCs/>
-              </w:rPr>
-              <w:t>e.g., Identify alternative open-source datasets in parallel; start work on other objectives.</w:t>
+                <w:sz w:val="22"/>
+                <w:szCs w:val="22"/>
+              </w:rPr>
+              <w:t>Identify</w:t>
+            </w:r>
+            <w:r>
+              <w:rPr>
+                <w:rFonts w:ascii="Arial" w:hAnsi="Arial" w:cs="Arial"/>
+                <w:i/>
+                <w:spacing w:val="-14"/>
+                <w:sz w:val="22"/>
+                <w:szCs w:val="22"/>
+              </w:rPr>
+              <w:t xml:space="preserve"> </w:t>
+            </w:r>
+            <w:r>
+              <w:rPr>
+                <w:rFonts w:ascii="Arial" w:hAnsi="Arial" w:cs="Arial"/>
+                <w:i/>
+                <w:sz w:val="22"/>
+                <w:szCs w:val="22"/>
+              </w:rPr>
+              <w:t>the</w:t>
+            </w:r>
+            <w:r>
+              <w:rPr>
+                <w:rFonts w:ascii="Arial" w:hAnsi="Arial" w:cs="Arial"/>
+                <w:i/>
+                <w:spacing w:val="-14"/>
+                <w:sz w:val="22"/>
+                <w:szCs w:val="22"/>
+              </w:rPr>
+              <w:t xml:space="preserve"> </w:t>
+            </w:r>
+            <w:r>
+              <w:rPr>
+                <w:rFonts w:ascii="Arial" w:hAnsi="Arial" w:cs="Arial"/>
+                <w:i/>
+                <w:sz w:val="22"/>
+                <w:szCs w:val="22"/>
+              </w:rPr>
+              <w:t>best</w:t>
+            </w:r>
+            <w:r>
+              <w:rPr>
+                <w:rFonts w:ascii="Arial" w:hAnsi="Arial" w:cs="Arial"/>
+                <w:i/>
+                <w:spacing w:val="-14"/>
+                <w:sz w:val="22"/>
+                <w:szCs w:val="22"/>
+              </w:rPr>
+              <w:t xml:space="preserve"> </w:t>
+            </w:r>
+            <w:r>
+              <w:rPr>
+                <w:rFonts w:ascii="Arial" w:hAnsi="Arial" w:cs="Arial"/>
+                <w:i/>
+                <w:sz w:val="22"/>
+                <w:szCs w:val="22"/>
+              </w:rPr>
+              <w:t>Components</w:t>
+            </w:r>
+            <w:r>
+              <w:rPr>
+                <w:rFonts w:ascii="Arial" w:hAnsi="Arial" w:cs="Arial"/>
+                <w:i/>
+                <w:sz w:val="22"/>
+                <w:szCs w:val="22"/>
+              </w:rPr>
+              <w:t xml:space="preserve"> and researching previous </w:t>
+            </w:r>
+            <w:r>
+              <w:rPr>
+                <w:rFonts w:ascii="Arial" w:hAnsi="Arial" w:cs="Arial"/>
+                <w:i/>
+                <w:sz w:val="22"/>
+                <w:szCs w:val="22"/>
+              </w:rPr>
+              <w:t>user</w:t>
+            </w:r>
+            <w:r>
+              <w:rPr>
+                <w:rFonts w:ascii="Arial" w:hAnsi="Arial" w:cs="Arial"/>
+                <w:i/>
+                <w:sz w:val="22"/>
+                <w:szCs w:val="22"/>
+              </w:rPr>
+              <w:t xml:space="preserve"> </w:t>
+            </w:r>
+            <w:r>
+              <w:rPr>
+                <w:rFonts w:ascii="Arial" w:hAnsi="Arial" w:cs="Arial"/>
+                <w:i/>
+                <w:sz w:val="22"/>
+                <w:szCs w:val="22"/>
+              </w:rPr>
+              <w:t>experiences to ensure best possible outcome.</w:t>
             </w:r>
           </w:p>
         </w:tc>
@@ -15401,13 +18549,120 @@
               <w:spacing w:after="160" w:line="278" w:lineRule="auto"/>
               <w:rPr>
                 <w:rFonts w:ascii="Arial" w:hAnsi="Arial" w:cs="Arial"/>
+                <w:sz w:val="22"/>
+                <w:szCs w:val="22"/>
               </w:rPr>
             </w:pPr>
             <w:r>
               <w:rPr>
                 <w:rFonts w:ascii="Arial" w:hAnsi="Arial" w:cs="Arial"/>
-              </w:rPr>
-              <w:t>e.g., A key software tool has a steep learning curve</w:t>
+                <w:sz w:val="22"/>
+                <w:szCs w:val="22"/>
+              </w:rPr>
+              <w:lastRenderedPageBreak/>
+              <w:t>Errors</w:t>
+            </w:r>
+            <w:r>
+              <w:rPr>
+                <w:rFonts w:ascii="Arial" w:hAnsi="Arial" w:cs="Arial"/>
+                <w:spacing w:val="-9"/>
+                <w:sz w:val="22"/>
+                <w:szCs w:val="22"/>
+              </w:rPr>
+              <w:t xml:space="preserve"> </w:t>
+            </w:r>
+            <w:r>
+              <w:rPr>
+                <w:rFonts w:ascii="Arial" w:hAnsi="Arial" w:cs="Arial"/>
+                <w:sz w:val="22"/>
+                <w:szCs w:val="22"/>
+              </w:rPr>
+              <w:t>in</w:t>
+            </w:r>
+            <w:r>
+              <w:rPr>
+                <w:rFonts w:ascii="Arial" w:hAnsi="Arial" w:cs="Arial"/>
+                <w:spacing w:val="-10"/>
+                <w:sz w:val="22"/>
+                <w:szCs w:val="22"/>
+              </w:rPr>
+              <w:t xml:space="preserve"> </w:t>
+            </w:r>
+            <w:r>
+              <w:rPr>
+                <w:rFonts w:ascii="Arial" w:hAnsi="Arial" w:cs="Arial"/>
+                <w:sz w:val="22"/>
+                <w:szCs w:val="22"/>
+              </w:rPr>
+              <w:t>the</w:t>
+            </w:r>
+            <w:r>
+              <w:rPr>
+                <w:rFonts w:ascii="Arial" w:hAnsi="Arial" w:cs="Arial"/>
+                <w:spacing w:val="-11"/>
+                <w:sz w:val="22"/>
+                <w:szCs w:val="22"/>
+              </w:rPr>
+              <w:t xml:space="preserve"> </w:t>
+            </w:r>
+            <w:r>
+              <w:rPr>
+                <w:rFonts w:ascii="Arial" w:hAnsi="Arial" w:cs="Arial"/>
+                <w:sz w:val="22"/>
+                <w:szCs w:val="22"/>
+              </w:rPr>
+              <w:t>code</w:t>
+            </w:r>
+            <w:r>
+              <w:rPr>
+                <w:rFonts w:ascii="Arial" w:hAnsi="Arial" w:cs="Arial"/>
+                <w:spacing w:val="-10"/>
+                <w:sz w:val="22"/>
+                <w:szCs w:val="22"/>
+              </w:rPr>
+              <w:t xml:space="preserve"> </w:t>
+            </w:r>
+            <w:r>
+              <w:rPr>
+                <w:rFonts w:ascii="Arial" w:hAnsi="Arial" w:cs="Arial"/>
+                <w:sz w:val="22"/>
+                <w:szCs w:val="22"/>
+              </w:rPr>
+              <w:t xml:space="preserve">when developing a seamless interaction between </w:t>
+            </w:r>
+            <w:r>
+              <w:rPr>
+                <w:rFonts w:ascii="Arial" w:hAnsi="Arial" w:cs="Arial"/>
+                <w:sz w:val="22"/>
+                <w:szCs w:val="22"/>
+              </w:rPr>
+              <w:t>motion controller</w:t>
+            </w:r>
+            <w:r>
+              <w:rPr>
+                <w:rFonts w:ascii="Arial" w:hAnsi="Arial" w:cs="Arial"/>
+                <w:spacing w:val="-2"/>
+                <w:sz w:val="22"/>
+                <w:szCs w:val="22"/>
+              </w:rPr>
+              <w:t xml:space="preserve"> </w:t>
+            </w:r>
+            <w:r>
+              <w:rPr>
+                <w:rFonts w:ascii="Arial" w:hAnsi="Arial" w:cs="Arial"/>
+                <w:sz w:val="22"/>
+                <w:szCs w:val="22"/>
+              </w:rPr>
+              <w:t>and</w:t>
+            </w:r>
+            <w:r>
+              <w:rPr>
+                <w:rFonts w:ascii="Arial" w:hAnsi="Arial" w:cs="Arial"/>
+                <w:spacing w:val="-2"/>
+                <w:sz w:val="22"/>
+                <w:szCs w:val="22"/>
+              </w:rPr>
+              <w:t xml:space="preserve"> Unity</w:t>
             </w:r>
           </w:p>
         </w:tc>
@@ -15422,6 +18677,8 @@
               <w:cnfStyle w:val="000000000000" w:firstRow="0" w:lastRow="0" w:firstColumn="0" w:lastColumn="0" w:oddVBand="0" w:evenVBand="0" w:oddHBand="0" w:evenHBand="0" w:firstRowFirstColumn="0" w:firstRowLastColumn="0" w:lastRowFirstColumn="0" w:lastRowLastColumn="0"/>
               <w:rPr>
                 <w:rFonts w:ascii="Arial" w:hAnsi="Arial" w:cs="Arial"/>
+                <w:sz w:val="22"/>
+                <w:szCs w:val="22"/>
               </w:rPr>
             </w:pPr>
             <w:r>
@@ -15429,8 +18686,10 @@
                 <w:rFonts w:ascii="Arial" w:hAnsi="Arial" w:cs="Arial"/>
                 <w:i/>
                 <w:iCs/>
-              </w:rPr>
-              <w:t>High</w:t>
+                <w:sz w:val="22"/>
+                <w:szCs w:val="22"/>
+              </w:rPr>
+              <w:t xml:space="preserve">Medium </w:t>
             </w:r>
           </w:p>
         </w:tc>
@@ -15445,6 +18704,8 @@
               <w:cnfStyle w:val="000000000000" w:firstRow="0" w:lastRow="0" w:firstColumn="0" w:lastColumn="0" w:oddVBand="0" w:evenVBand="0" w:oddHBand="0" w:evenHBand="0" w:firstRowFirstColumn="0" w:firstRowLastColumn="0" w:lastRowFirstColumn="0" w:lastRowLastColumn="0"/>
               <w:rPr>
                 <w:rFonts w:ascii="Arial" w:hAnsi="Arial" w:cs="Arial"/>
+                <w:sz w:val="22"/>
+                <w:szCs w:val="22"/>
               </w:rPr>
             </w:pPr>
             <w:r>
@@ -15452,6 +18713,8 @@
                 <w:rFonts w:ascii="Arial" w:hAnsi="Arial" w:cs="Arial"/>
                 <w:i/>
                 <w:iCs/>
+                <w:sz w:val="22"/>
+                <w:szCs w:val="22"/>
               </w:rPr>
               <w:t>Medium</w:t>
             </w:r>
@@ -15464,19 +18727,138 @@
           </w:tcPr>
           <w:p>
             <w:pPr>
+              <w:pStyle w:val="TableParagraph"/>
+              <w:spacing w:line="229" w:lineRule="exact"/>
+              <w:cnfStyle w:val="000000000000" w:firstRow="0" w:lastRow="0" w:firstColumn="0" w:lastColumn="0" w:oddVBand="0" w:evenVBand="0" w:oddHBand="0" w:evenHBand="0" w:firstRowFirstColumn="0" w:firstRowLastColumn="0" w:lastRowFirstColumn="0" w:lastRowLastColumn="0"/>
+              <w:rPr>
+                <w:i/>
+                <w:szCs w:val="24"/>
+              </w:rPr>
+            </w:pPr>
+            <w:r>
+              <w:rPr>
+                <w:i/>
+                <w:szCs w:val="24"/>
+              </w:rPr>
+              <w:t>Allocate</w:t>
+            </w:r>
+            <w:r>
+              <w:rPr>
+                <w:i/>
+                <w:spacing w:val="-8"/>
+                <w:szCs w:val="24"/>
+              </w:rPr>
+              <w:t xml:space="preserve"> </w:t>
+            </w:r>
+            <w:r>
+              <w:rPr>
+                <w:i/>
+                <w:szCs w:val="24"/>
+              </w:rPr>
+              <w:t>time</w:t>
+            </w:r>
+            <w:r>
+              <w:rPr>
+                <w:i/>
+                <w:spacing w:val="-7"/>
+                <w:szCs w:val="24"/>
+              </w:rPr>
+              <w:t xml:space="preserve"> </w:t>
+            </w:r>
+            <w:r>
+              <w:rPr>
+                <w:i/>
+                <w:spacing w:val="-4"/>
+                <w:szCs w:val="24"/>
+              </w:rPr>
+              <w:t>into</w:t>
+            </w:r>
+          </w:p>
+          <w:p>
+            <w:pPr>
               <w:spacing w:after="160" w:line="278" w:lineRule="auto"/>
               <w:cnfStyle w:val="000000000000" w:firstRow="0" w:lastRow="0" w:firstColumn="0" w:lastColumn="0" w:oddVBand="0" w:evenVBand="0" w:oddHBand="0" w:evenHBand="0" w:firstRowFirstColumn="0" w:firstRowLastColumn="0" w:lastRowFirstColumn="0" w:lastRowLastColumn="0"/>
               <w:rPr>
                 <w:rFonts w:ascii="Arial" w:hAnsi="Arial" w:cs="Arial"/>
+                <w:sz w:val="22"/>
+                <w:szCs w:val="22"/>
               </w:rPr>
             </w:pPr>
             <w:r>
               <w:rPr>
                 <w:rFonts w:ascii="Arial" w:hAnsi="Arial" w:cs="Arial"/>
                 <w:i/>
-                <w:iCs/>
-              </w:rPr>
-              <w:t>e.g., Allocate specific time in the project plan for tutorials; seek guidance from supervisor.</w:t>
+                <w:sz w:val="22"/>
+                <w:szCs w:val="28"/>
+              </w:rPr>
+              <w:t>tutorials</w:t>
+            </w:r>
+            <w:r>
+              <w:rPr>
+                <w:rFonts w:ascii="Arial" w:hAnsi="Arial" w:cs="Arial"/>
+                <w:i/>
+                <w:spacing w:val="-14"/>
+                <w:sz w:val="22"/>
+                <w:szCs w:val="28"/>
+              </w:rPr>
+              <w:t xml:space="preserve"> </w:t>
+            </w:r>
+            <w:r>
+              <w:rPr>
+                <w:rFonts w:ascii="Arial" w:hAnsi="Arial" w:cs="Arial"/>
+                <w:i/>
+                <w:sz w:val="22"/>
+                <w:szCs w:val="28"/>
+              </w:rPr>
+              <w:t>and</w:t>
+            </w:r>
+            <w:r>
+              <w:rPr>
+                <w:rFonts w:ascii="Arial" w:hAnsi="Arial" w:cs="Arial"/>
+                <w:i/>
+                <w:spacing w:val="-14"/>
+                <w:sz w:val="22"/>
+                <w:szCs w:val="28"/>
+              </w:rPr>
+              <w:t xml:space="preserve"> </w:t>
+            </w:r>
+            <w:r>
+              <w:rPr>
+                <w:rFonts w:ascii="Arial" w:hAnsi="Arial" w:cs="Arial"/>
+                <w:i/>
+                <w:sz w:val="22"/>
+                <w:szCs w:val="28"/>
+              </w:rPr>
+              <w:t>guides</w:t>
+            </w:r>
+            <w:r>
+              <w:rPr>
+                <w:rFonts w:ascii="Arial" w:hAnsi="Arial" w:cs="Arial"/>
+                <w:i/>
+                <w:spacing w:val="-14"/>
+                <w:sz w:val="22"/>
+                <w:szCs w:val="28"/>
+              </w:rPr>
+              <w:t xml:space="preserve"> </w:t>
+            </w:r>
+            <w:r>
+              <w:rPr>
+                <w:rFonts w:ascii="Arial" w:hAnsi="Arial" w:cs="Arial"/>
+                <w:i/>
+                <w:sz w:val="22"/>
+                <w:szCs w:val="28"/>
+              </w:rPr>
+              <w:t xml:space="preserve">and seeking guidance with </w:t>
+            </w:r>
+            <w:r>
+              <w:rPr>
+                <w:rFonts w:ascii="Arial" w:hAnsi="Arial" w:cs="Arial"/>
+                <w:i/>
+                <w:spacing w:val="-2"/>
+                <w:sz w:val="22"/>
+                <w:szCs w:val="28"/>
+              </w:rPr>
+              <w:t>supervisor.</w:t>
             </w:r>
           </w:p>
         </w:tc>
@@ -15495,17 +18877,121 @@
           </w:tcPr>
           <w:p>
             <w:pPr>
+              <w:pStyle w:val="TableParagraph"/>
+              <w:spacing w:line="278" w:lineRule="auto"/>
+              <w:ind w:left="256" w:right="98" w:firstLine="33"/>
+              <w:rPr>
+                <w:i w:val="0"/>
+                <w:szCs w:val="24"/>
+              </w:rPr>
+            </w:pPr>
+            <w:r>
+              <w:rPr>
+                <w:szCs w:val="24"/>
+              </w:rPr>
+              <w:t>Finding</w:t>
+            </w:r>
+            <w:r>
+              <w:rPr>
+                <w:spacing w:val="-14"/>
+                <w:szCs w:val="24"/>
+              </w:rPr>
+              <w:t xml:space="preserve"> </w:t>
+            </w:r>
+            <w:r>
+              <w:rPr>
+                <w:szCs w:val="24"/>
+              </w:rPr>
+              <w:t>participants</w:t>
+            </w:r>
+            <w:r>
+              <w:rPr>
+                <w:spacing w:val="-14"/>
+                <w:szCs w:val="24"/>
+              </w:rPr>
+              <w:t xml:space="preserve"> </w:t>
+            </w:r>
+            <w:r>
+              <w:rPr>
+                <w:szCs w:val="24"/>
+              </w:rPr>
+              <w:t>that are</w:t>
+            </w:r>
+            <w:r>
+              <w:rPr>
+                <w:spacing w:val="-9"/>
+                <w:szCs w:val="24"/>
+              </w:rPr>
+              <w:t xml:space="preserve"> </w:t>
+            </w:r>
+            <w:r>
+              <w:rPr>
+                <w:szCs w:val="24"/>
+              </w:rPr>
+              <w:t>willing</w:t>
+            </w:r>
+            <w:r>
+              <w:rPr>
+                <w:spacing w:val="-9"/>
+                <w:szCs w:val="24"/>
+              </w:rPr>
+              <w:t xml:space="preserve"> </w:t>
+            </w:r>
+            <w:r>
+              <w:rPr>
+                <w:szCs w:val="24"/>
+              </w:rPr>
+              <w:t>to</w:t>
+            </w:r>
+            <w:r>
+              <w:rPr>
+                <w:spacing w:val="-7"/>
+                <w:szCs w:val="24"/>
+              </w:rPr>
+              <w:t xml:space="preserve"> </w:t>
+            </w:r>
+            <w:r>
+              <w:rPr>
+                <w:szCs w:val="24"/>
+              </w:rPr>
+              <w:t>take</w:t>
+            </w:r>
+            <w:r>
+              <w:rPr>
+                <w:spacing w:val="-9"/>
+                <w:szCs w:val="24"/>
+              </w:rPr>
+              <w:t xml:space="preserve"> </w:t>
+            </w:r>
+            <w:r>
+              <w:rPr>
+                <w:szCs w:val="24"/>
+              </w:rPr>
+              <w:t>part</w:t>
+            </w:r>
+            <w:r>
+              <w:rPr>
+                <w:spacing w:val="-9"/>
+                <w:szCs w:val="24"/>
+              </w:rPr>
+              <w:t xml:space="preserve"> </w:t>
+            </w:r>
+            <w:r>
+              <w:rPr>
+                <w:szCs w:val="24"/>
+              </w:rPr>
+              <w:t>in the project as test</w:t>
+            </w:r>
+          </w:p>
+          <w:p>
+            <w:pPr>
               <w:spacing w:after="160" w:line="278" w:lineRule="auto"/>
               <w:rPr>
                 <w:rFonts w:ascii="Arial" w:hAnsi="Arial" w:cs="Arial"/>
+                <w:sz w:val="22"/>
+                <w:szCs w:val="22"/>
               </w:rPr>
             </w:pPr>
-            <w:r>
-              <w:rPr>
-                <w:rFonts w:ascii="Arial" w:hAnsi="Arial" w:cs="Arial"/>
-              </w:rPr>
-              <w:t>e.g., Difficulty recruiting participants for interviews</w:t>
-            </w:r>
           </w:p>
         </w:tc>
         <w:tc>
@@ -15519,6 +19005,8 @@
               <w:cnfStyle w:val="000000100000" w:firstRow="0" w:lastRow="0" w:firstColumn="0" w:lastColumn="0" w:oddVBand="0" w:evenVBand="0" w:oddHBand="1" w:evenHBand="0" w:firstRowFirstColumn="0" w:firstRowLastColumn="0" w:lastRowFirstColumn="0" w:lastRowLastColumn="0"/>
               <w:rPr>
                 <w:rFonts w:ascii="Arial" w:hAnsi="Arial" w:cs="Arial"/>
+                <w:sz w:val="22"/>
+                <w:szCs w:val="22"/>
               </w:rPr>
             </w:pPr>
             <w:r>
@@ -15526,8 +19014,10 @@
                 <w:rFonts w:ascii="Arial" w:hAnsi="Arial" w:cs="Arial"/>
                 <w:i/>
                 <w:iCs/>
-              </w:rPr>
-              <w:t>Medium</w:t>
+                <w:sz w:val="22"/>
+                <w:szCs w:val="22"/>
+              </w:rPr>
+              <w:t>Low</w:t>
             </w:r>
           </w:p>
         </w:tc>
@@ -15542,6 +19032,8 @@
               <w:cnfStyle w:val="000000100000" w:firstRow="0" w:lastRow="0" w:firstColumn="0" w:lastColumn="0" w:oddVBand="0" w:evenVBand="0" w:oddHBand="1" w:evenHBand="0" w:firstRowFirstColumn="0" w:firstRowLastColumn="0" w:lastRowFirstColumn="0" w:lastRowLastColumn="0"/>
               <w:rPr>
                 <w:rFonts w:ascii="Arial" w:hAnsi="Arial" w:cs="Arial"/>
+                <w:sz w:val="22"/>
+                <w:szCs w:val="22"/>
               </w:rPr>
             </w:pPr>
             <w:r>
@@ -15549,6 +19041,8 @@
                 <w:rFonts w:ascii="Arial" w:hAnsi="Arial" w:cs="Arial"/>
                 <w:i/>
                 <w:iCs/>
+                <w:sz w:val="22"/>
+                <w:szCs w:val="22"/>
               </w:rPr>
               <w:t>High</w:t>
             </w:r>
@@ -15561,19 +19055,118 @@
           </w:tcPr>
           <w:p>
             <w:pPr>
+              <w:keepNext/>
               <w:spacing w:after="160" w:line="278" w:lineRule="auto"/>
               <w:cnfStyle w:val="000000100000" w:firstRow="0" w:lastRow="0" w:firstColumn="0" w:lastColumn="0" w:oddVBand="0" w:evenVBand="0" w:oddHBand="1" w:evenHBand="0" w:firstRowFirstColumn="0" w:firstRowLastColumn="0" w:lastRowFirstColumn="0" w:lastRowLastColumn="0"/>
               <w:rPr>
                 <w:rFonts w:ascii="Arial" w:hAnsi="Arial" w:cs="Arial"/>
+                <w:sz w:val="22"/>
+                <w:szCs w:val="28"/>
               </w:rPr>
             </w:pPr>
             <w:r>
               <w:rPr>
                 <w:rFonts w:ascii="Arial" w:hAnsi="Arial" w:cs="Arial"/>
                 <w:i/>
-                <w:iCs/>
-              </w:rPr>
-              <w:t>e.g., Start recruitment early; use multiple recruitment channels; have a backup plan.</w:t>
+                <w:sz w:val="22"/>
+                <w:szCs w:val="28"/>
+              </w:rPr>
+              <w:t>Look for individuals that are</w:t>
+            </w:r>
+            <w:r>
+              <w:rPr>
+                <w:rFonts w:ascii="Arial" w:hAnsi="Arial" w:cs="Arial"/>
+                <w:i/>
+                <w:spacing w:val="-9"/>
+                <w:sz w:val="22"/>
+                <w:szCs w:val="28"/>
+              </w:rPr>
+              <w:t xml:space="preserve"> </w:t>
+            </w:r>
+            <w:r>
+              <w:rPr>
+                <w:rFonts w:ascii="Arial" w:hAnsi="Arial" w:cs="Arial"/>
+                <w:i/>
+                <w:sz w:val="22"/>
+                <w:szCs w:val="28"/>
+              </w:rPr>
+              <w:t>willing</w:t>
+            </w:r>
+            <w:r>
+              <w:rPr>
+                <w:rFonts w:ascii="Arial" w:hAnsi="Arial" w:cs="Arial"/>
+                <w:i/>
+                <w:spacing w:val="-9"/>
+                <w:sz w:val="22"/>
+                <w:szCs w:val="28"/>
+              </w:rPr>
+              <w:t xml:space="preserve"> </w:t>
+            </w:r>
+            <w:r>
+              <w:rPr>
+                <w:rFonts w:ascii="Arial" w:hAnsi="Arial" w:cs="Arial"/>
+                <w:i/>
+                <w:sz w:val="22"/>
+                <w:szCs w:val="28"/>
+              </w:rPr>
+              <w:t>to</w:t>
+            </w:r>
+            <w:r>
+              <w:rPr>
+                <w:rFonts w:ascii="Arial" w:hAnsi="Arial" w:cs="Arial"/>
+                <w:i/>
+                <w:spacing w:val="-7"/>
+                <w:sz w:val="22"/>
+                <w:szCs w:val="28"/>
+              </w:rPr>
+              <w:t xml:space="preserve"> </w:t>
+            </w:r>
+            <w:r>
+              <w:rPr>
+                <w:rFonts w:ascii="Arial" w:hAnsi="Arial" w:cs="Arial"/>
+                <w:i/>
+                <w:sz w:val="22"/>
+                <w:szCs w:val="28"/>
+              </w:rPr>
+              <w:t>take</w:t>
+            </w:r>
+            <w:r>
+              <w:rPr>
+                <w:rFonts w:ascii="Arial" w:hAnsi="Arial" w:cs="Arial"/>
+                <w:i/>
+                <w:spacing w:val="-9"/>
+                <w:sz w:val="22"/>
+                <w:szCs w:val="28"/>
+              </w:rPr>
+              <w:t xml:space="preserve"> </w:t>
+            </w:r>
+            <w:r>
+              <w:rPr>
+                <w:rFonts w:ascii="Arial" w:hAnsi="Arial" w:cs="Arial"/>
+                <w:i/>
+                <w:sz w:val="22"/>
+                <w:szCs w:val="28"/>
+              </w:rPr>
+              <w:t>part</w:t>
+            </w:r>
+            <w:r>
+              <w:rPr>
+                <w:rFonts w:ascii="Arial" w:hAnsi="Arial" w:cs="Arial"/>
+                <w:i/>
+                <w:spacing w:val="-9"/>
+                <w:sz w:val="22"/>
+                <w:szCs w:val="28"/>
+              </w:rPr>
+              <w:t xml:space="preserve"> </w:t>
+            </w:r>
+            <w:r>
+              <w:rPr>
+                <w:rFonts w:ascii="Arial" w:hAnsi="Arial" w:cs="Arial"/>
+                <w:i/>
+                <w:sz w:val="22"/>
+                <w:szCs w:val="28"/>
+              </w:rPr>
+              <w:t>in testing the product, online or real life early.</w:t>
             </w:r>
           </w:p>
         </w:tc>
@@ -15581,20 +19174,78 @@
     </w:tbl>
     <w:p>
       <w:pPr>
+        <w:pStyle w:val="Caption"/>
+        <w:jc w:val="center"/>
+        <w:rPr>
+          <w:rFonts w:ascii="Arial" w:hAnsi="Arial" w:cs="Arial"/>
+          <w:sz w:val="22"/>
+          <w:szCs w:val="22"/>
+        </w:rPr>
+      </w:pPr>
+      <w:bookmarkStart w:id="95" w:name="_Toc228786101"/>
+      <w:r>
+        <w:rPr>
+          <w:sz w:val="22"/>
+          <w:szCs w:val="22"/>
+        </w:rPr>
+        <w:t xml:space="preserve">Table </w:t>
+      </w:r>
+      <w:r>
+        <w:rPr>
+          <w:sz w:val="22"/>
+          <w:szCs w:val="22"/>
+        </w:rPr>
+        <w:fldChar w:fldCharType="begin"/>
+      </w:r>
+      <w:r>
+        <w:rPr>
+          <w:sz w:val="22"/>
+          <w:szCs w:val="22"/>
+        </w:rPr>
+        <w:instrText xml:space="preserve"> SEQ Table \* ARABIC </w:instrText>
+      </w:r>
+      <w:r>
+        <w:rPr>
+          <w:sz w:val="22"/>
+          <w:szCs w:val="22"/>
+        </w:rPr>
+        <w:fldChar w:fldCharType="separate"/>
+      </w:r>
+      <w:r>
+        <w:rPr>
+          <w:noProof/>
+          <w:sz w:val="22"/>
+          <w:szCs w:val="22"/>
+        </w:rPr>
+        <w:t>4</w:t>
+      </w:r>
+      <w:r>
+        <w:rPr>
+          <w:sz w:val="22"/>
+          <w:szCs w:val="22"/>
+        </w:rPr>
+        <w:fldChar w:fldCharType="end"/>
+      </w:r>
+      <w:r>
+        <w:rPr>
+          <w:sz w:val="22"/>
+          <w:szCs w:val="22"/>
+        </w:rPr>
+        <w:t>. Risk Assessment and Mitigation</w:t>
+      </w:r>
+      <w:bookmarkEnd w:id="95"/>
+    </w:p>
+    <w:p>
+      <w:pPr>
         <w:tabs>
           <w:tab w:val="left" w:pos="3412"/>
         </w:tabs>
-        <w:jc w:val="center"/>
-        <w:rPr>
-          <w:rFonts w:ascii="Arial" w:hAnsi="Arial" w:cs="Arial"/>
-        </w:rPr>
-      </w:pPr>
-      <w:r>
-        <w:rPr>
-          <w:rFonts w:ascii="Arial" w:hAnsi="Arial" w:cs="Arial"/>
-        </w:rPr>
-        <w:t>Table 4.1: Risk Assessment and Mitigation</w:t>
-      </w:r>
+        <w:rPr>
+          <w:rFonts w:ascii="Arial" w:hAnsi="Arial" w:cs="Arial"/>
+          <w:b/>
+          <w:bCs/>
+        </w:rPr>
+      </w:pPr>
     </w:p>
     <w:p>
       <w:pPr>
@@ -15618,67 +19269,223 @@
     </w:p>
     <w:p>
       <w:pPr>
-        <w:rPr>
-          <w:rFonts w:ascii="Arial" w:hAnsi="Arial" w:cs="Arial"/>
-        </w:rPr>
-      </w:pPr>
-      <w:r>
-        <w:rPr>
-          <w:rFonts w:ascii="Arial" w:hAnsi="Arial" w:cs="Arial"/>
-        </w:rPr>
-        <w:t>Reflect on the ethical aspects of your project. If working with human participants, how will you secure informed consent, ensure anonymity, and maintain confidentiality of their data? If utilising datasets, are there any concerns regarding data protection? Consider the potential social influence of your project's outcome. Clarify the steps you will take to conduct your project ethically and responsibly.</w:t>
-      </w:r>
-    </w:p>
-    <w:p>
-      <w:pPr>
+        <w:pStyle w:val="BodyText"/>
+        <w:spacing w:before="136" w:line="278" w:lineRule="auto"/>
+        <w:ind w:left="0" w:right="160"/>
+      </w:pPr>
+      <w:r>
+        <w:t>During</w:t>
+      </w:r>
+      <w:r>
+        <w:rPr>
+          <w:spacing w:val="-1"/>
+        </w:rPr>
+        <w:t xml:space="preserve"> </w:t>
+      </w:r>
+      <w:r>
+        <w:t>this</w:t>
+      </w:r>
+      <w:r>
+        <w:rPr>
+          <w:spacing w:val="-4"/>
+        </w:rPr>
+        <w:t xml:space="preserve"> </w:t>
+      </w:r>
+      <w:r>
+        <w:t>project,</w:t>
+      </w:r>
+      <w:r>
+        <w:rPr>
+          <w:spacing w:val="-3"/>
+        </w:rPr>
+        <w:t xml:space="preserve"> </w:t>
+      </w:r>
+      <w:r>
+        <w:t>there</w:t>
+      </w:r>
+      <w:r>
+        <w:rPr>
+          <w:spacing w:val="-1"/>
+        </w:rPr>
+        <w:t xml:space="preserve"> </w:t>
+      </w:r>
+      <w:r>
+        <w:t>will</w:t>
+      </w:r>
+      <w:r>
+        <w:rPr>
+          <w:spacing w:val="-1"/>
+        </w:rPr>
+        <w:t xml:space="preserve"> </w:t>
+      </w:r>
+      <w:r>
+        <w:t>be</w:t>
+      </w:r>
+      <w:r>
+        <w:rPr>
+          <w:spacing w:val="-1"/>
+        </w:rPr>
+        <w:t xml:space="preserve"> </w:t>
+      </w:r>
+      <w:r>
+        <w:t>a lot</w:t>
+      </w:r>
+      <w:r>
+        <w:rPr>
+          <w:spacing w:val="-1"/>
+        </w:rPr>
+        <w:t xml:space="preserve"> </w:t>
+      </w:r>
+      <w:r>
+        <w:t>of</w:t>
+      </w:r>
+      <w:r>
+        <w:rPr>
+          <w:spacing w:val="-3"/>
+        </w:rPr>
+        <w:t xml:space="preserve"> </w:t>
+      </w:r>
+      <w:r>
+        <w:t>aspects</w:t>
+      </w:r>
+      <w:r>
+        <w:rPr>
+          <w:spacing w:val="-1"/>
+        </w:rPr>
+        <w:t xml:space="preserve"> </w:t>
+      </w:r>
+      <w:r>
+        <w:t>of</w:t>
+      </w:r>
+      <w:r>
+        <w:rPr>
+          <w:spacing w:val="-3"/>
+        </w:rPr>
+        <w:t xml:space="preserve"> </w:t>
+      </w:r>
+      <w:r>
+        <w:t>human</w:t>
+      </w:r>
+      <w:r>
+        <w:rPr>
+          <w:spacing w:val="-3"/>
+        </w:rPr>
+        <w:t xml:space="preserve"> </w:t>
+      </w:r>
+      <w:r>
+        <w:t>interaction</w:t>
+      </w:r>
+      <w:r>
+        <w:rPr>
+          <w:spacing w:val="-3"/>
+        </w:rPr>
+        <w:t xml:space="preserve"> </w:t>
+      </w:r>
+      <w:r>
+        <w:t xml:space="preserve">and having to make sure that the development of the project needs to be ethically considered, as well as how this can also be thought through. This project will ensure that the products being used are ethically sustainable, such as </w:t>
+      </w:r>
+      <w:r>
+        <w:t xml:space="preserve">electronic components </w:t>
+      </w:r>
+      <w:r>
+        <w:t>and Unity</w:t>
+      </w:r>
+      <w:r>
+        <w:t xml:space="preserve"> software that are free </w:t>
+      </w:r>
+      <w:r>
+        <w:t>and at a</w:t>
+      </w:r>
+      <w:r>
+        <w:t xml:space="preserve"> low cost. </w:t>
+      </w:r>
+      <w:r>
+        <w:t>The data handling will be done on</w:t>
+      </w:r>
+      <w:r>
+        <w:t xml:space="preserve">line </w:t>
+      </w:r>
+      <w:r>
+        <w:t>as this is a much easier process</w:t>
+      </w:r>
+      <w:r>
+        <w:t xml:space="preserve">. </w:t>
+      </w:r>
+      <w:r>
+        <w:t>The project will follow academic guidelines and any information used will be correctly credited.</w:t>
+      </w:r>
+    </w:p>
+    <w:p>
+      <w:pPr>
+        <w:pStyle w:val="BodyText"/>
+        <w:spacing w:before="136" w:line="278" w:lineRule="auto"/>
+        <w:ind w:left="0" w:right="160"/>
+      </w:pPr>
+      <w:r>
+        <w:t xml:space="preserve">Furthermore, the data that was collected during the user testing </w:t>
+      </w:r>
+      <w:r>
+        <w:t>will ensure its all consenting and will</w:t>
+      </w:r>
+      <w:r>
+        <w:t xml:space="preserve"> all</w:t>
+      </w:r>
+      <w:r>
+        <w:t xml:space="preserve"> be</w:t>
+      </w:r>
+      <w:r>
+        <w:t xml:space="preserve"> anonymous for the online forms as they weren’t asked to use emails or provide names and the consent forms that were signed before and after reading the information sheet will be kept private and can be accessed by them if they would like to withdraw.</w:t>
+      </w:r>
+      <w:r>
+        <w:t xml:space="preserve"> </w:t>
+      </w:r>
+    </w:p>
+    <w:p>
+      <w:pPr>
+        <w:tabs>
+          <w:tab w:val="left" w:pos="3412"/>
+        </w:tabs>
         <w:rPr>
           <w:rFonts w:ascii="Arial" w:hAnsi="Arial" w:cs="Arial"/>
           <w:b/>
           <w:bCs/>
         </w:rPr>
       </w:pPr>
-      <w:r>
-        <w:rPr>
-          <w:rFonts w:ascii="Arial" w:hAnsi="Arial" w:cs="Arial"/>
-          <w:b/>
-          <w:bCs/>
-        </w:rPr>
-        <w:t>Note:</w:t>
-      </w:r>
-    </w:p>
-    <w:p>
-      <w:pPr>
-        <w:pStyle w:val="ListParagraph"/>
-        <w:numPr>
-          <w:ilvl w:val="0"/>
-          <w:numId w:val="3"/>
-        </w:numPr>
-        <w:rPr>
-          <w:rFonts w:ascii="Arial" w:hAnsi="Arial" w:cs="Arial"/>
-        </w:rPr>
-      </w:pPr>
-      <w:r>
-        <w:rPr>
-          <w:rFonts w:ascii="Arial" w:hAnsi="Arial" w:cs="Arial"/>
-        </w:rPr>
-        <w:t>Include appendices to share extra material that is too detailed for the main report, such as full datasets, source code snippets, detailed user guides, or survey questionnaires.</w:t>
-      </w:r>
-    </w:p>
-    <w:p>
-      <w:pPr>
-        <w:rPr>
-          <w:rFonts w:ascii="Arial" w:hAnsi="Arial" w:cs="Arial"/>
-        </w:rPr>
-      </w:pPr>
-    </w:p>
-    <w:p>
-      <w:pPr>
-        <w:rPr>
-          <w:rFonts w:ascii="Arial" w:hAnsi="Arial" w:cs="Arial"/>
-        </w:rPr>
-      </w:pPr>
-    </w:p>
-    <w:bookmarkStart w:id="59" w:name="_Toc228442255" w:displacedByCustomXml="next"/>
+    </w:p>
+    <w:p>
+      <w:pPr>
+        <w:pStyle w:val="Heading1"/>
+        <w:rPr>
+          <w:rFonts w:asciiTheme="minorHAnsi" w:eastAsiaTheme="minorHAnsi" w:hAnsiTheme="minorHAnsi" w:cstheme="minorBidi"/>
+          <w:color w:val="auto"/>
+          <w:sz w:val="20"/>
+          <w:szCs w:val="20"/>
+        </w:rPr>
+      </w:pPr>
+      <w:bookmarkStart w:id="96" w:name="_Toc228786164"/>
+    </w:p>
+    <w:p>
+      <w:pPr>
+        <w:pStyle w:val="Heading1"/>
+        <w:rPr>
+          <w:rFonts w:asciiTheme="minorHAnsi" w:eastAsiaTheme="minorHAnsi" w:hAnsiTheme="minorHAnsi" w:cstheme="minorBidi"/>
+          <w:color w:val="auto"/>
+          <w:sz w:val="20"/>
+          <w:szCs w:val="20"/>
+        </w:rPr>
+      </w:pPr>
+    </w:p>
+    <w:p>
+      <w:pPr>
+        <w:pStyle w:val="Heading1"/>
+        <w:rPr>
+          <w:rFonts w:asciiTheme="minorHAnsi" w:eastAsiaTheme="minorHAnsi" w:hAnsiTheme="minorHAnsi" w:cstheme="minorBidi"/>
+          <w:color w:val="auto"/>
+          <w:sz w:val="20"/>
+          <w:szCs w:val="20"/>
+        </w:rPr>
+      </w:pPr>
+    </w:p>
     <w:sdt>
       <w:sdtPr>
         <w:rPr>
@@ -15715,7 +19522,7 @@
             </w:rPr>
             <w:t>References</w:t>
           </w:r>
-          <w:bookmarkEnd w:id="59"/>
+          <w:bookmarkEnd w:id="96"/>
         </w:p>
         <w:sdt>
           <w:sdtPr>
@@ -15910,7 +19717,7 @@
       </w:pPr>
     </w:p>
     <w:sectPr>
-      <w:headerReference w:type="default" r:id="rId21"/>
+      <w:headerReference w:type="default" r:id="rId29"/>
       <w:type w:val="continuous"/>
       <w:pgSz w:w="11910" w:h="16840"/>
       <w:pgMar w:top="2365" w:right="1361" w:bottom="1361" w:left="1361" w:header="992" w:footer="987" w:gutter="567"/>
@@ -16961,6 +20768,119 @@
     </w:lvl>
   </w:abstractNum>
   <w:abstractNum w:abstractNumId="7" w15:restartNumberingAfterBreak="0">
+    <w:nsid w:val="45B74D78"/>
+    <w:multiLevelType w:val="hybridMultilevel"/>
+    <w:tmpl w:val="6CFA399A"/>
+    <w:lvl w:ilvl="0" w:tplc="08090001">
+      <w:start w:val="1"/>
+      <w:numFmt w:val="bullet"/>
+      <w:lvlText w:val=""/>
+      <w:lvlJc w:val="left"/>
+      <w:pPr>
+        <w:ind w:left="720" w:hanging="360"/>
+      </w:pPr>
+      <w:rPr>
+        <w:rFonts w:ascii="Symbol" w:hAnsi="Symbol" w:hint="default"/>
+      </w:rPr>
+    </w:lvl>
+    <w:lvl w:ilvl="1" w:tplc="08090003" w:tentative="1">
+      <w:start w:val="1"/>
+      <w:numFmt w:val="bullet"/>
+      <w:lvlText w:val="o"/>
+      <w:lvlJc w:val="left"/>
+      <w:pPr>
+        <w:ind w:left="1440" w:hanging="360"/>
+      </w:pPr>
+      <w:rPr>
+        <w:rFonts w:ascii="Courier New" w:hAnsi="Courier New" w:cs="Courier New" w:hint="default"/>
+      </w:rPr>
+    </w:lvl>
+    <w:lvl w:ilvl="2" w:tplc="08090005" w:tentative="1">
+      <w:start w:val="1"/>
+      <w:numFmt w:val="bullet"/>
+      <w:lvlText w:val=""/>
+      <w:lvlJc w:val="left"/>
+      <w:pPr>
+        <w:ind w:left="2160" w:hanging="360"/>
+      </w:pPr>
+      <w:rPr>
+        <w:rFonts w:ascii="Wingdings" w:hAnsi="Wingdings" w:hint="default"/>
+      </w:rPr>
+    </w:lvl>
+    <w:lvl w:ilvl="3" w:tplc="08090001" w:tentative="1">
+      <w:start w:val="1"/>
+      <w:numFmt w:val="bullet"/>
+      <w:lvlText w:val=""/>
+      <w:lvlJc w:val="left"/>
+      <w:pPr>
+        <w:ind w:left="2880" w:hanging="360"/>
+      </w:pPr>
+      <w:rPr>
+        <w:rFonts w:ascii="Symbol" w:hAnsi="Symbol" w:hint="default"/>
+      </w:rPr>
+    </w:lvl>
+    <w:lvl w:ilvl="4" w:tplc="08090003" w:tentative="1">
+      <w:start w:val="1"/>
+      <w:numFmt w:val="bullet"/>
+      <w:lvlText w:val="o"/>
+      <w:lvlJc w:val="left"/>
+      <w:pPr>
+        <w:ind w:left="3600" w:hanging="360"/>
+      </w:pPr>
+      <w:rPr>
+        <w:rFonts w:ascii="Courier New" w:hAnsi="Courier New" w:cs="Courier New" w:hint="default"/>
+      </w:rPr>
+    </w:lvl>
+    <w:lvl w:ilvl="5" w:tplc="08090005" w:tentative="1">
+      <w:start w:val="1"/>
+      <w:numFmt w:val="bullet"/>
+      <w:lvlText w:val=""/>
+      <w:lvlJc w:val="left"/>
+      <w:pPr>
+        <w:ind w:left="4320" w:hanging="360"/>
+      </w:pPr>
+      <w:rPr>
+        <w:rFonts w:ascii="Wingdings" w:hAnsi="Wingdings" w:hint="default"/>
+      </w:rPr>
+    </w:lvl>
+    <w:lvl w:ilvl="6" w:tplc="08090001" w:tentative="1">
+      <w:start w:val="1"/>
+      <w:numFmt w:val="bullet"/>
+      <w:lvlText w:val=""/>
+      <w:lvlJc w:val="left"/>
+      <w:pPr>
+        <w:ind w:left="5040" w:hanging="360"/>
+      </w:pPr>
+      <w:rPr>
+        <w:rFonts w:ascii="Symbol" w:hAnsi="Symbol" w:hint="default"/>
+      </w:rPr>
+    </w:lvl>
+    <w:lvl w:ilvl="7" w:tplc="08090003" w:tentative="1">
+      <w:start w:val="1"/>
+      <w:numFmt w:val="bullet"/>
+      <w:lvlText w:val="o"/>
+      <w:lvlJc w:val="left"/>
+      <w:pPr>
+        <w:ind w:left="5760" w:hanging="360"/>
+      </w:pPr>
+      <w:rPr>
+        <w:rFonts w:ascii="Courier New" w:hAnsi="Courier New" w:cs="Courier New" w:hint="default"/>
+      </w:rPr>
+    </w:lvl>
+    <w:lvl w:ilvl="8" w:tplc="08090005" w:tentative="1">
+      <w:start w:val="1"/>
+      <w:numFmt w:val="bullet"/>
+      <w:lvlText w:val=""/>
+      <w:lvlJc w:val="left"/>
+      <w:pPr>
+        <w:ind w:left="6480" w:hanging="360"/>
+      </w:pPr>
+      <w:rPr>
+        <w:rFonts w:ascii="Wingdings" w:hAnsi="Wingdings" w:hint="default"/>
+      </w:rPr>
+    </w:lvl>
+  </w:abstractNum>
+  <w:abstractNum w:abstractNumId="8" w15:restartNumberingAfterBreak="0">
     <w:nsid w:val="4A347383"/>
     <w:multiLevelType w:val="multilevel"/>
     <w:tmpl w:val="57469FF8"/>
@@ -17073,7 +20993,7 @@
       </w:rPr>
     </w:lvl>
   </w:abstractNum>
-  <w:abstractNum w:abstractNumId="8" w15:restartNumberingAfterBreak="0">
+  <w:abstractNum w:abstractNumId="9" w15:restartNumberingAfterBreak="0">
     <w:nsid w:val="59280B08"/>
     <w:multiLevelType w:val="multilevel"/>
     <w:tmpl w:val="AA60A35C"/>
@@ -17222,7 +21142,7 @@
       </w:rPr>
     </w:lvl>
   </w:abstractNum>
-  <w:abstractNum w:abstractNumId="9" w15:restartNumberingAfterBreak="0">
+  <w:abstractNum w:abstractNumId="10" w15:restartNumberingAfterBreak="0">
     <w:nsid w:val="777100EC"/>
     <w:multiLevelType w:val="multilevel"/>
     <w:tmpl w:val="29D892DC"/>
@@ -17372,7 +21292,7 @@
     </w:lvl>
   </w:abstractNum>
   <w:num w:numId="1" w16cid:durableId="1462771435">
-    <w:abstractNumId w:val="8"/>
+    <w:abstractNumId w:val="9"/>
   </w:num>
   <w:num w:numId="2" w16cid:durableId="655845222">
     <w:abstractNumId w:val="6"/>
@@ -17384,13 +21304,13 @@
     <w:abstractNumId w:val="2"/>
   </w:num>
   <w:num w:numId="5" w16cid:durableId="920216917">
-    <w:abstractNumId w:val="9"/>
+    <w:abstractNumId w:val="10"/>
   </w:num>
   <w:num w:numId="6" w16cid:durableId="1577010397">
     <w:abstractNumId w:val="1"/>
   </w:num>
   <w:num w:numId="7" w16cid:durableId="900405143">
-    <w:abstractNumId w:val="7"/>
+    <w:abstractNumId w:val="8"/>
   </w:num>
   <w:num w:numId="8" w16cid:durableId="1895387165">
     <w:abstractNumId w:val="0"/>
@@ -17400,6 +21320,9 @@
   </w:num>
   <w:num w:numId="10" w16cid:durableId="121853234">
     <w:abstractNumId w:val="4"/>
+  </w:num>
+  <w:num w:numId="11" w16cid:durableId="2145539616">
+    <w:abstractNumId w:val="7"/>
   </w:num>
 </w:numbering>
 </file>
@@ -19470,6 +23393,28 @@
       </w:tblBorders>
     </w:tblPr>
   </w:style>
+  <w:style w:type="paragraph" w:customStyle="1" w:styleId="TableParagraph">
+    <w:name w:val="Table Paragraph"/>
+    <w:basedOn w:val="Normal"/>
+    <w:uiPriority w:val="1"/>
+    <w:qFormat/>
+    <w:rsid w:val="00E72AE0"/>
+    <w:pPr>
+      <w:widowControl w:val="0"/>
+      <w:autoSpaceDE w:val="0"/>
+      <w:autoSpaceDN w:val="0"/>
+      <w:spacing w:after="0" w:line="240" w:lineRule="auto"/>
+      <w:ind w:left="107"/>
+    </w:pPr>
+    <w:rPr>
+      <w:rFonts w:ascii="Arial" w:eastAsia="Arial" w:hAnsi="Arial" w:cs="Arial"/>
+      <w:kern w:val="0"/>
+      <w:sz w:val="22"/>
+      <w:szCs w:val="22"/>
+      <w:lang w:val="en-US"/>
+      <w14:ligatures w14:val="none"/>
+    </w:rPr>
+  </w:style>
 </w:styles>
 </file>
 
